--- a/PLIEGO TÉCNICO FUNCIONAL Y DISCOVERY.docx
+++ b/PLIEGO TÉCNICO FUNCIONAL Y DISCOVERY.docx
@@ -4,26 +4,16 @@
   <w:body>
     <w:p>
       <w:pPr>
-        <w:spacing w:before="100" w:beforeAutospacing="1" w:after="100" w:afterAutospacing="1" w:line="240" w:lineRule="auto"/>
-        <w:outlineLvl w:val="0"/>
-        <w:rPr>
-          <w:rFonts w:ascii="Times New Roman" w:eastAsia="Times New Roman" w:hAnsi="Times New Roman" w:cs="Times New Roman"/>
-          <w:b/>
-          <w:bCs/>
-          <w:kern w:val="36"/>
-          <w:sz w:val="48"/>
-          <w:szCs w:val="48"/>
-          <w:lang w:val="es-ES"/>
-        </w:rPr>
-      </w:pPr>
-      <w:r>
-        <w:rPr>
-          <w:rFonts w:ascii="Times New Roman" w:eastAsia="Times New Roman" w:hAnsi="Times New Roman" w:cs="Times New Roman"/>
-          <w:b/>
-          <w:bCs/>
-          <w:kern w:val="36"/>
-          <w:sz w:val="48"/>
-          <w:szCs w:val="48"/>
+        <w:rPr>
+          <w:b/>
+          <w:bCs/>
+          <w:lang w:val="es-ES"/>
+        </w:rPr>
+      </w:pPr>
+      <w:r>
+        <w:rPr>
+          <w:b/>
+          <w:bCs/>
           <w:lang w:val="es-ES"/>
         </w:rPr>
         <w:t>PLIEGO TÉCNICO FUNCIONAL Y DISCOVERY: SISTEMA WEB DE ADMINISTRACIÓN DE CONDOMINIOS</w:t>
@@ -31,24 +21,16 @@
     </w:p>
     <w:p>
       <w:pPr>
-        <w:spacing w:before="100" w:beforeAutospacing="1" w:after="100" w:afterAutospacing="1" w:line="240" w:lineRule="auto"/>
-        <w:outlineLvl w:val="1"/>
-        <w:rPr>
-          <w:rFonts w:ascii="Times New Roman" w:eastAsia="Times New Roman" w:hAnsi="Times New Roman" w:cs="Times New Roman"/>
-          <w:b/>
-          <w:bCs/>
-          <w:sz w:val="36"/>
-          <w:szCs w:val="36"/>
+        <w:rPr>
+          <w:b/>
+          <w:bCs/>
           <w:lang w:val="en-US"/>
         </w:rPr>
       </w:pPr>
       <w:r>
         <w:rPr>
-          <w:rFonts w:ascii="Times New Roman" w:eastAsia="Times New Roman" w:hAnsi="Times New Roman" w:cs="Times New Roman"/>
-          <w:b/>
-          <w:bCs/>
-          <w:sz w:val="36"/>
-          <w:szCs w:val="36"/>
+          <w:b/>
+          <w:bCs/>
           <w:lang w:val="en-US"/>
         </w:rPr>
         <w:t>1. RESUMEN EJECUTIVO</w:t>
@@ -56,25 +38,17 @@
     </w:p>
     <w:p>
       <w:pPr>
-        <w:spacing w:before="100" w:beforeAutospacing="1" w:after="100" w:afterAutospacing="1" w:line="240" w:lineRule="auto"/>
-        <w:outlineLvl w:val="2"/>
-        <w:rPr>
-          <w:rFonts w:ascii="Times New Roman" w:eastAsia="Times New Roman" w:hAnsi="Times New Roman" w:cs="Times New Roman"/>
-          <w:b/>
-          <w:bCs/>
-          <w:sz w:val="27"/>
-          <w:szCs w:val="27"/>
+        <w:rPr>
+          <w:b/>
+          <w:bCs/>
           <w:lang w:val="en-US"/>
         </w:rPr>
       </w:pPr>
       <w:proofErr w:type="spellStart"/>
       <w:r>
         <w:rPr>
-          <w:rFonts w:ascii="Times New Roman" w:eastAsia="Times New Roman" w:hAnsi="Times New Roman" w:cs="Times New Roman"/>
-          <w:b/>
-          <w:bCs/>
-          <w:sz w:val="27"/>
-          <w:szCs w:val="27"/>
+          <w:b/>
+          <w:bCs/>
           <w:lang w:val="en-US"/>
         </w:rPr>
         <w:t>Descripción</w:t>
@@ -82,11 +56,8 @@
       <w:proofErr w:type="spellEnd"/>
       <w:r>
         <w:rPr>
-          <w:rFonts w:ascii="Times New Roman" w:eastAsia="Times New Roman" w:hAnsi="Times New Roman" w:cs="Times New Roman"/>
-          <w:b/>
-          <w:bCs/>
-          <w:sz w:val="27"/>
-          <w:szCs w:val="27"/>
+          <w:b/>
+          <w:bCs/>
           <w:lang w:val="en-US"/>
         </w:rPr>
         <w:t xml:space="preserve"> </w:t>
@@ -94,11 +65,8 @@
       <w:proofErr w:type="gramStart"/>
       <w:r>
         <w:rPr>
-          <w:rFonts w:ascii="Times New Roman" w:eastAsia="Times New Roman" w:hAnsi="Times New Roman" w:cs="Times New Roman"/>
-          <w:b/>
-          <w:bCs/>
-          <w:sz w:val="27"/>
-          <w:szCs w:val="27"/>
+          <w:b/>
+          <w:bCs/>
           <w:lang w:val="en-US"/>
         </w:rPr>
         <w:t>del</w:t>
@@ -106,11 +74,8 @@
       <w:proofErr w:type="gramEnd"/>
       <w:r>
         <w:rPr>
-          <w:rFonts w:ascii="Times New Roman" w:eastAsia="Times New Roman" w:hAnsi="Times New Roman" w:cs="Times New Roman"/>
-          <w:b/>
-          <w:bCs/>
-          <w:sz w:val="27"/>
-          <w:szCs w:val="27"/>
+          <w:b/>
+          <w:bCs/>
           <w:lang w:val="en-US"/>
         </w:rPr>
         <w:t xml:space="preserve"> Proyecto</w:t>
@@ -120,191 +85,129 @@
       <w:pPr>
         <w:numPr>
           <w:ilvl w:val="0"/>
-          <w:numId w:val="1"/>
+          <w:numId w:val="16"/>
         </w:numPr>
-        <w:spacing w:before="100" w:beforeAutospacing="1" w:after="100" w:afterAutospacing="1" w:line="240" w:lineRule="auto"/>
-        <w:rPr>
-          <w:rFonts w:ascii="Times New Roman" w:eastAsia="Times New Roman" w:hAnsi="Times New Roman" w:cs="Times New Roman"/>
-          <w:sz w:val="24"/>
-          <w:szCs w:val="24"/>
-          <w:lang w:val="es-ES"/>
-        </w:rPr>
-      </w:pPr>
-      <w:r>
-        <w:rPr>
-          <w:rFonts w:ascii="Times New Roman" w:eastAsia="Times New Roman" w:hAnsi="Times New Roman" w:cs="Times New Roman"/>
-          <w:sz w:val="24"/>
-          <w:szCs w:val="24"/>
-          <w:lang w:val="es-ES"/>
-        </w:rPr>
-        <w:t>Desarrollar una plataforma digital orientada a centralizar y automatizar la gestión operativa y financiera de condominios verticales (edificios) y horizontales (urbanizaciones cerradas) en Bolivia.</w:t>
+        <w:rPr>
+          <w:lang w:val="es-ES"/>
+        </w:rPr>
+      </w:pPr>
+      <w:r>
+        <w:rPr>
+          <w:lang w:val="es-ES"/>
+        </w:rPr>
+        <w:t>Desarrollar una plataforma digital orientada a centralizar y automatizar la gestión operativa y financiera de condominios verticales (edificios) y horizontales (urbanizaciones cerradas) in Bolivia.</w:t>
       </w:r>
     </w:p>
     <w:p>
       <w:pPr>
         <w:numPr>
           <w:ilvl w:val="0"/>
-          <w:numId w:val="1"/>
+          <w:numId w:val="16"/>
         </w:numPr>
-        <w:spacing w:before="100" w:beforeAutospacing="1" w:after="100" w:afterAutospacing="1" w:line="240" w:lineRule="auto"/>
-        <w:rPr>
-          <w:rFonts w:ascii="Times New Roman" w:eastAsia="Times New Roman" w:hAnsi="Times New Roman" w:cs="Times New Roman"/>
-          <w:sz w:val="24"/>
-          <w:szCs w:val="24"/>
-          <w:lang w:val="es-ES"/>
-        </w:rPr>
-      </w:pPr>
-      <w:r>
-        <w:rPr>
-          <w:rFonts w:ascii="Times New Roman" w:eastAsia="Times New Roman" w:hAnsi="Times New Roman" w:cs="Times New Roman"/>
-          <w:sz w:val="24"/>
-          <w:szCs w:val="24"/>
+        <w:rPr>
+          <w:lang w:val="es-ES"/>
+        </w:rPr>
+      </w:pPr>
+      <w:r>
+        <w:rPr>
           <w:lang w:val="es-ES"/>
         </w:rPr>
         <w:t xml:space="preserve">La solución permitirá optimizar la recaudación mediante el </w:t>
       </w:r>
       <w:r>
         <w:rPr>
-          <w:rFonts w:ascii="Times New Roman" w:eastAsia="Times New Roman" w:hAnsi="Times New Roman" w:cs="Times New Roman"/>
-          <w:b/>
-          <w:bCs/>
-          <w:sz w:val="24"/>
-          <w:szCs w:val="24"/>
-          <w:lang w:val="es-ES"/>
-        </w:rPr>
-        <w:t xml:space="preserve">sistema contable d </w:t>
-      </w:r>
-      <w:proofErr w:type="spellStart"/>
-      <w:r>
-        <w:rPr>
-          <w:rFonts w:ascii="Times New Roman" w:eastAsia="Times New Roman" w:hAnsi="Times New Roman" w:cs="Times New Roman"/>
-          <w:b/>
-          <w:bCs/>
-          <w:sz w:val="24"/>
-          <w:szCs w:val="24"/>
-          <w:lang w:val="es-ES"/>
-        </w:rPr>
-        <w:t>despesas</w:t>
-      </w:r>
-      <w:proofErr w:type="spellEnd"/>
-      <w:r>
-        <w:rPr>
-          <w:rFonts w:ascii="Times New Roman" w:eastAsia="Times New Roman" w:hAnsi="Times New Roman" w:cs="Times New Roman"/>
-          <w:sz w:val="24"/>
-          <w:szCs w:val="24"/>
+          <w:b/>
+          <w:bCs/>
+          <w:lang w:val="es-ES"/>
+        </w:rPr>
+        <w:t>sistema contable de despensas</w:t>
+      </w:r>
+      <w:r>
+        <w:rPr>
           <w:lang w:val="es-ES"/>
         </w:rPr>
         <w:t xml:space="preserve">, facilitar el pago independiente de </w:t>
       </w:r>
       <w:r>
         <w:rPr>
-          <w:rFonts w:ascii="Times New Roman" w:eastAsia="Times New Roman" w:hAnsi="Times New Roman" w:cs="Times New Roman"/>
-          <w:b/>
-          <w:bCs/>
-          <w:sz w:val="24"/>
-          <w:szCs w:val="24"/>
-          <w:lang w:val="es-ES"/>
-        </w:rPr>
-        <w:t>agua, luz</w:t>
-      </w:r>
-      <w:r>
-        <w:rPr>
-          <w:rFonts w:ascii="Times New Roman" w:eastAsia="Times New Roman" w:hAnsi="Times New Roman" w:cs="Times New Roman"/>
-          <w:sz w:val="24"/>
-          <w:szCs w:val="24"/>
+          <w:b/>
+          <w:bCs/>
+          <w:lang w:val="es-ES"/>
+        </w:rPr>
+        <w:t>agua</w:t>
+      </w:r>
+      <w:r>
+        <w:rPr>
+          <w:lang w:val="es-ES"/>
+        </w:rPr>
+        <w:t xml:space="preserve"> y </w:t>
+      </w:r>
+      <w:r>
+        <w:rPr>
+          <w:b/>
+          <w:bCs/>
+          <w:lang w:val="es-ES"/>
+        </w:rPr>
+        <w:t>luz</w:t>
+      </w:r>
+      <w:r>
+        <w:rPr>
           <w:lang w:val="es-ES"/>
         </w:rPr>
         <w:t xml:space="preserve"> (digitados por el propio usuario), gestionar el </w:t>
       </w:r>
       <w:r>
         <w:rPr>
-          <w:rFonts w:ascii="Times New Roman" w:eastAsia="Times New Roman" w:hAnsi="Times New Roman" w:cs="Times New Roman"/>
-          <w:b/>
-          <w:bCs/>
-          <w:sz w:val="24"/>
-          <w:szCs w:val="24"/>
-          <w:lang w:val="es-ES"/>
-        </w:rPr>
-        <w:t xml:space="preserve">control para </w:t>
-      </w:r>
-      <w:proofErr w:type="spellStart"/>
-      <w:r>
-        <w:rPr>
-          <w:rFonts w:ascii="Times New Roman" w:eastAsia="Times New Roman" w:hAnsi="Times New Roman" w:cs="Times New Roman"/>
-          <w:b/>
-          <w:bCs/>
-          <w:sz w:val="24"/>
-          <w:szCs w:val="24"/>
-          <w:lang w:val="es-ES"/>
-        </w:rPr>
-        <w:t>proveeedor</w:t>
-      </w:r>
-      <w:proofErr w:type="spellEnd"/>
-      <w:r>
-        <w:rPr>
-          <w:rFonts w:ascii="Times New Roman" w:eastAsia="Times New Roman" w:hAnsi="Times New Roman" w:cs="Times New Roman"/>
-          <w:sz w:val="24"/>
-          <w:szCs w:val="24"/>
+          <w:b/>
+          <w:bCs/>
+          <w:lang w:val="es-ES"/>
+        </w:rPr>
+        <w:t>control para proveedores</w:t>
+      </w:r>
+      <w:r>
+        <w:rPr>
           <w:lang w:val="es-ES"/>
         </w:rPr>
         <w:t xml:space="preserve"> y </w:t>
       </w:r>
       <w:r>
         <w:rPr>
-          <w:rFonts w:ascii="Times New Roman" w:eastAsia="Times New Roman" w:hAnsi="Times New Roman" w:cs="Times New Roman"/>
-          <w:b/>
-          <w:bCs/>
-          <w:sz w:val="24"/>
-          <w:szCs w:val="24"/>
+          <w:b/>
+          <w:bCs/>
           <w:lang w:val="es-ES"/>
         </w:rPr>
         <w:t>pagos de proveedores</w:t>
       </w:r>
       <w:r>
         <w:rPr>
-          <w:rFonts w:ascii="Times New Roman" w:eastAsia="Times New Roman" w:hAnsi="Times New Roman" w:cs="Times New Roman"/>
-          <w:sz w:val="24"/>
-          <w:szCs w:val="24"/>
           <w:lang w:val="es-ES"/>
         </w:rPr>
         <w:t xml:space="preserve">, y visualizar el flujo de </w:t>
       </w:r>
       <w:r>
         <w:rPr>
-          <w:rFonts w:ascii="Times New Roman" w:eastAsia="Times New Roman" w:hAnsi="Times New Roman" w:cs="Times New Roman"/>
-          <w:b/>
-          <w:bCs/>
-          <w:sz w:val="24"/>
-          <w:szCs w:val="24"/>
+          <w:b/>
+          <w:bCs/>
           <w:lang w:val="es-ES"/>
         </w:rPr>
         <w:t>ingreso y egreso</w:t>
       </w:r>
       <w:r>
         <w:rPr>
-          <w:rFonts w:ascii="Times New Roman" w:eastAsia="Times New Roman" w:hAnsi="Times New Roman" w:cs="Times New Roman"/>
-          <w:sz w:val="24"/>
-          <w:szCs w:val="24"/>
           <w:lang w:val="es-ES"/>
         </w:rPr>
         <w:t xml:space="preserve"> mediante un </w:t>
       </w:r>
       <w:r>
         <w:rPr>
-          <w:rFonts w:ascii="Times New Roman" w:eastAsia="Times New Roman" w:hAnsi="Times New Roman" w:cs="Times New Roman"/>
-          <w:b/>
-          <w:bCs/>
-          <w:sz w:val="24"/>
-          <w:szCs w:val="24"/>
+          <w:b/>
+          <w:bCs/>
           <w:lang w:val="es-ES"/>
         </w:rPr>
         <w:t>panel administrativo</w:t>
       </w:r>
       <w:r>
         <w:rPr>
-          <w:rFonts w:ascii="Times New Roman" w:eastAsia="Times New Roman" w:hAnsi="Times New Roman" w:cs="Times New Roman"/>
-          <w:sz w:val="24"/>
-          <w:szCs w:val="24"/>
           <w:lang w:val="es-ES"/>
         </w:rPr>
         <w:t xml:space="preserve"> web escalable y seguro.</w:t>
@@ -312,25 +215,17 @@
     </w:p>
     <w:p>
       <w:pPr>
-        <w:spacing w:before="100" w:beforeAutospacing="1" w:after="100" w:afterAutospacing="1" w:line="240" w:lineRule="auto"/>
-        <w:outlineLvl w:val="2"/>
-        <w:rPr>
-          <w:rFonts w:ascii="Times New Roman" w:eastAsia="Times New Roman" w:hAnsi="Times New Roman" w:cs="Times New Roman"/>
-          <w:b/>
-          <w:bCs/>
-          <w:sz w:val="27"/>
-          <w:szCs w:val="27"/>
+        <w:rPr>
+          <w:b/>
+          <w:bCs/>
           <w:lang w:val="en-US"/>
         </w:rPr>
       </w:pPr>
       <w:proofErr w:type="spellStart"/>
       <w:r>
         <w:rPr>
-          <w:rFonts w:ascii="Times New Roman" w:eastAsia="Times New Roman" w:hAnsi="Times New Roman" w:cs="Times New Roman"/>
-          <w:b/>
-          <w:bCs/>
-          <w:sz w:val="27"/>
-          <w:szCs w:val="27"/>
+          <w:b/>
+          <w:bCs/>
           <w:lang w:val="en-US"/>
         </w:rPr>
         <w:t>Visión</w:t>
@@ -338,11 +233,8 @@
       <w:proofErr w:type="spellEnd"/>
       <w:r>
         <w:rPr>
-          <w:rFonts w:ascii="Times New Roman" w:eastAsia="Times New Roman" w:hAnsi="Times New Roman" w:cs="Times New Roman"/>
-          <w:b/>
-          <w:bCs/>
-          <w:sz w:val="27"/>
-          <w:szCs w:val="27"/>
+          <w:b/>
+          <w:bCs/>
           <w:lang w:val="en-US"/>
         </w:rPr>
         <w:t xml:space="preserve"> </w:t>
@@ -350,11 +242,8 @@
       <w:proofErr w:type="gramStart"/>
       <w:r>
         <w:rPr>
-          <w:rFonts w:ascii="Times New Roman" w:eastAsia="Times New Roman" w:hAnsi="Times New Roman" w:cs="Times New Roman"/>
-          <w:b/>
-          <w:bCs/>
-          <w:sz w:val="27"/>
-          <w:szCs w:val="27"/>
+          <w:b/>
+          <w:bCs/>
           <w:lang w:val="en-US"/>
         </w:rPr>
         <w:t>del</w:t>
@@ -362,11 +251,8 @@
       <w:proofErr w:type="gramEnd"/>
       <w:r>
         <w:rPr>
-          <w:rFonts w:ascii="Times New Roman" w:eastAsia="Times New Roman" w:hAnsi="Times New Roman" w:cs="Times New Roman"/>
-          <w:b/>
-          <w:bCs/>
-          <w:sz w:val="27"/>
-          <w:szCs w:val="27"/>
+          <w:b/>
+          <w:bCs/>
           <w:lang w:val="en-US"/>
         </w:rPr>
         <w:t xml:space="preserve"> Proyecto</w:t>
@@ -376,21 +262,14 @@
       <w:pPr>
         <w:numPr>
           <w:ilvl w:val="0"/>
-          <w:numId w:val="2"/>
+          <w:numId w:val="17"/>
         </w:numPr>
-        <w:spacing w:before="100" w:beforeAutospacing="1" w:after="100" w:afterAutospacing="1" w:line="240" w:lineRule="auto"/>
-        <w:rPr>
-          <w:rFonts w:ascii="Times New Roman" w:eastAsia="Times New Roman" w:hAnsi="Times New Roman" w:cs="Times New Roman"/>
-          <w:sz w:val="24"/>
-          <w:szCs w:val="24"/>
-          <w:lang w:val="es-ES"/>
-        </w:rPr>
-      </w:pPr>
-      <w:r>
-        <w:rPr>
-          <w:rFonts w:ascii="Times New Roman" w:eastAsia="Times New Roman" w:hAnsi="Times New Roman" w:cs="Times New Roman"/>
-          <w:sz w:val="24"/>
-          <w:szCs w:val="24"/>
+        <w:rPr>
+          <w:lang w:val="es-ES"/>
+        </w:rPr>
+      </w:pPr>
+      <w:r>
+        <w:rPr>
           <w:lang w:val="es-ES"/>
         </w:rPr>
         <w:t>Convertirse en la solución de software líder para la administración residencial en Bolivia, profesionalizando la gestión mediante herramientas automatizadas de control financiero y pasarelas de pago digitales integradas que dan flexibilidad de cobro al usuario.</w:t>
@@ -398,25 +277,17 @@
     </w:p>
     <w:p>
       <w:pPr>
-        <w:spacing w:before="100" w:beforeAutospacing="1" w:after="100" w:afterAutospacing="1" w:line="240" w:lineRule="auto"/>
-        <w:outlineLvl w:val="2"/>
-        <w:rPr>
-          <w:rFonts w:ascii="Times New Roman" w:eastAsia="Times New Roman" w:hAnsi="Times New Roman" w:cs="Times New Roman"/>
-          <w:b/>
-          <w:bCs/>
-          <w:sz w:val="27"/>
-          <w:szCs w:val="27"/>
+        <w:rPr>
+          <w:b/>
+          <w:bCs/>
           <w:lang w:val="en-US"/>
         </w:rPr>
       </w:pPr>
       <w:proofErr w:type="spellStart"/>
       <w:r>
         <w:rPr>
-          <w:rFonts w:ascii="Times New Roman" w:eastAsia="Times New Roman" w:hAnsi="Times New Roman" w:cs="Times New Roman"/>
-          <w:b/>
-          <w:bCs/>
-          <w:sz w:val="27"/>
-          <w:szCs w:val="27"/>
+          <w:b/>
+          <w:bCs/>
           <w:lang w:val="en-US"/>
         </w:rPr>
         <w:t>Beneficios</w:t>
@@ -424,11 +295,8 @@
       <w:proofErr w:type="spellEnd"/>
       <w:r>
         <w:rPr>
-          <w:rFonts w:ascii="Times New Roman" w:eastAsia="Times New Roman" w:hAnsi="Times New Roman" w:cs="Times New Roman"/>
-          <w:b/>
-          <w:bCs/>
-          <w:sz w:val="27"/>
-          <w:szCs w:val="27"/>
+          <w:b/>
+          <w:bCs/>
           <w:lang w:val="en-US"/>
         </w:rPr>
         <w:t xml:space="preserve"> </w:t>
@@ -436,11 +304,8 @@
       <w:proofErr w:type="spellStart"/>
       <w:r>
         <w:rPr>
-          <w:rFonts w:ascii="Times New Roman" w:eastAsia="Times New Roman" w:hAnsi="Times New Roman" w:cs="Times New Roman"/>
-          <w:b/>
-          <w:bCs/>
-          <w:sz w:val="27"/>
-          <w:szCs w:val="27"/>
+          <w:b/>
+          <w:bCs/>
           <w:lang w:val="en-US"/>
         </w:rPr>
         <w:t>Esperados</w:t>
@@ -449,24 +314,16 @@
     </w:p>
     <w:p>
       <w:pPr>
-        <w:spacing w:before="100" w:beforeAutospacing="1" w:after="100" w:afterAutospacing="1" w:line="240" w:lineRule="auto"/>
-        <w:outlineLvl w:val="3"/>
-        <w:rPr>
-          <w:rFonts w:ascii="Times New Roman" w:eastAsia="Times New Roman" w:hAnsi="Times New Roman" w:cs="Times New Roman"/>
-          <w:b/>
-          <w:bCs/>
-          <w:sz w:val="24"/>
-          <w:szCs w:val="24"/>
+        <w:rPr>
+          <w:b/>
+          <w:bCs/>
           <w:lang w:val="en-US"/>
         </w:rPr>
       </w:pPr>
       <w:r>
         <w:rPr>
-          <w:rFonts w:ascii="Times New Roman" w:eastAsia="Times New Roman" w:hAnsi="Times New Roman" w:cs="Times New Roman"/>
-          <w:b/>
-          <w:bCs/>
-          <w:sz w:val="24"/>
-          <w:szCs w:val="24"/>
+          <w:b/>
+          <w:bCs/>
           <w:lang w:val="en-US"/>
         </w:rPr>
         <w:t xml:space="preserve">Para </w:t>
@@ -474,11 +331,8 @@
       <w:proofErr w:type="spellStart"/>
       <w:r>
         <w:rPr>
-          <w:rFonts w:ascii="Times New Roman" w:eastAsia="Times New Roman" w:hAnsi="Times New Roman" w:cs="Times New Roman"/>
-          <w:b/>
-          <w:bCs/>
-          <w:sz w:val="24"/>
-          <w:szCs w:val="24"/>
+          <w:b/>
+          <w:bCs/>
           <w:lang w:val="en-US"/>
         </w:rPr>
         <w:t>los</w:t>
@@ -486,11 +340,8 @@
       <w:proofErr w:type="spellEnd"/>
       <w:r>
         <w:rPr>
-          <w:rFonts w:ascii="Times New Roman" w:eastAsia="Times New Roman" w:hAnsi="Times New Roman" w:cs="Times New Roman"/>
-          <w:b/>
-          <w:bCs/>
-          <w:sz w:val="24"/>
-          <w:szCs w:val="24"/>
+          <w:b/>
+          <w:bCs/>
           <w:lang w:val="en-US"/>
         </w:rPr>
         <w:t xml:space="preserve"> </w:t>
@@ -498,11 +349,8 @@
       <w:proofErr w:type="spellStart"/>
       <w:r>
         <w:rPr>
-          <w:rFonts w:ascii="Times New Roman" w:eastAsia="Times New Roman" w:hAnsi="Times New Roman" w:cs="Times New Roman"/>
-          <w:b/>
-          <w:bCs/>
-          <w:sz w:val="24"/>
-          <w:szCs w:val="24"/>
+          <w:b/>
+          <w:bCs/>
           <w:lang w:val="en-US"/>
         </w:rPr>
         <w:t>Administradores</w:t>
@@ -513,54 +361,28 @@
       <w:pPr>
         <w:numPr>
           <w:ilvl w:val="0"/>
-          <w:numId w:val="3"/>
+          <w:numId w:val="18"/>
         </w:numPr>
-        <w:spacing w:before="100" w:beforeAutospacing="1" w:after="100" w:afterAutospacing="1" w:line="240" w:lineRule="auto"/>
-        <w:rPr>
-          <w:rFonts w:ascii="Times New Roman" w:eastAsia="Times New Roman" w:hAnsi="Times New Roman" w:cs="Times New Roman"/>
-          <w:sz w:val="24"/>
-          <w:szCs w:val="24"/>
-          <w:lang w:val="es-ES"/>
-        </w:rPr>
-      </w:pPr>
-      <w:r>
-        <w:rPr>
-          <w:rFonts w:ascii="Times New Roman" w:eastAsia="Times New Roman" w:hAnsi="Times New Roman" w:cs="Times New Roman"/>
-          <w:sz w:val="24"/>
-          <w:szCs w:val="24"/>
+        <w:rPr>
+          <w:lang w:val="es-ES"/>
+        </w:rPr>
+      </w:pPr>
+      <w:r>
+        <w:rPr>
           <w:lang w:val="es-ES"/>
         </w:rPr>
         <w:t xml:space="preserve">Automatización en el </w:t>
       </w:r>
       <w:r>
         <w:rPr>
-          <w:rFonts w:ascii="Times New Roman" w:eastAsia="Times New Roman" w:hAnsi="Times New Roman" w:cs="Times New Roman"/>
-          <w:b/>
-          <w:bCs/>
-          <w:sz w:val="24"/>
-          <w:szCs w:val="24"/>
-          <w:lang w:val="es-ES"/>
-        </w:rPr>
-        <w:t xml:space="preserve">sistema contable d </w:t>
-      </w:r>
-      <w:proofErr w:type="spellStart"/>
-      <w:r>
-        <w:rPr>
-          <w:rFonts w:ascii="Times New Roman" w:eastAsia="Times New Roman" w:hAnsi="Times New Roman" w:cs="Times New Roman"/>
-          <w:b/>
-          <w:bCs/>
-          <w:sz w:val="24"/>
-          <w:szCs w:val="24"/>
-          <w:lang w:val="es-ES"/>
-        </w:rPr>
-        <w:t>despesas</w:t>
-      </w:r>
-      <w:proofErr w:type="spellEnd"/>
-      <w:r>
-        <w:rPr>
-          <w:rFonts w:ascii="Times New Roman" w:eastAsia="Times New Roman" w:hAnsi="Times New Roman" w:cs="Times New Roman"/>
-          <w:sz w:val="24"/>
-          <w:szCs w:val="24"/>
+          <w:b/>
+          <w:bCs/>
+          <w:lang w:val="es-ES"/>
+        </w:rPr>
+        <w:t>sistema contable de despensas</w:t>
+      </w:r>
+      <w:r>
+        <w:rPr>
           <w:lang w:val="es-ES"/>
         </w:rPr>
         <w:t xml:space="preserve"> y cálculo de moras.</w:t>
@@ -570,21 +392,14 @@
       <w:pPr>
         <w:numPr>
           <w:ilvl w:val="0"/>
-          <w:numId w:val="3"/>
+          <w:numId w:val="18"/>
         </w:numPr>
-        <w:spacing w:before="100" w:beforeAutospacing="1" w:after="100" w:afterAutospacing="1" w:line="240" w:lineRule="auto"/>
-        <w:rPr>
-          <w:rFonts w:ascii="Times New Roman" w:eastAsia="Times New Roman" w:hAnsi="Times New Roman" w:cs="Times New Roman"/>
-          <w:sz w:val="24"/>
-          <w:szCs w:val="24"/>
-          <w:lang w:val="es-ES"/>
-        </w:rPr>
-      </w:pPr>
-      <w:r>
-        <w:rPr>
-          <w:rFonts w:ascii="Times New Roman" w:eastAsia="Times New Roman" w:hAnsi="Times New Roman" w:cs="Times New Roman"/>
-          <w:sz w:val="24"/>
-          <w:szCs w:val="24"/>
+        <w:rPr>
+          <w:lang w:val="es-ES"/>
+        </w:rPr>
+      </w:pPr>
+      <w:r>
+        <w:rPr>
           <w:lang w:val="es-ES"/>
         </w:rPr>
         <w:t>Eliminación del trabajo manual de cobranza gracias a la conciliación automática de pagos por QR de los ítems seleccionados por el vecino.</w:t>
@@ -594,61 +409,42 @@
       <w:pPr>
         <w:numPr>
           <w:ilvl w:val="0"/>
-          <w:numId w:val="3"/>
+          <w:numId w:val="18"/>
         </w:numPr>
-        <w:spacing w:before="100" w:beforeAutospacing="1" w:after="100" w:afterAutospacing="1" w:line="240" w:lineRule="auto"/>
-        <w:rPr>
-          <w:rFonts w:ascii="Times New Roman" w:eastAsia="Times New Roman" w:hAnsi="Times New Roman" w:cs="Times New Roman"/>
-          <w:sz w:val="24"/>
-          <w:szCs w:val="24"/>
-          <w:lang w:val="es-ES"/>
-        </w:rPr>
-      </w:pPr>
-      <w:r>
-        <w:rPr>
-          <w:rFonts w:ascii="Times New Roman" w:eastAsia="Times New Roman" w:hAnsi="Times New Roman" w:cs="Times New Roman"/>
-          <w:sz w:val="24"/>
-          <w:szCs w:val="24"/>
+        <w:rPr>
+          <w:lang w:val="es-ES"/>
+        </w:rPr>
+      </w:pPr>
+      <w:r>
+        <w:rPr>
           <w:lang w:val="es-ES"/>
         </w:rPr>
         <w:t xml:space="preserve">Centralización de los estados de cuenta, control de </w:t>
       </w:r>
       <w:r>
         <w:rPr>
-          <w:rFonts w:ascii="Times New Roman" w:eastAsia="Times New Roman" w:hAnsi="Times New Roman" w:cs="Times New Roman"/>
-          <w:b/>
-          <w:bCs/>
-          <w:sz w:val="24"/>
-          <w:szCs w:val="24"/>
+          <w:b/>
+          <w:bCs/>
           <w:lang w:val="es-ES"/>
         </w:rPr>
         <w:t>ingreso y egreso</w:t>
       </w:r>
       <w:r>
         <w:rPr>
-          <w:rFonts w:ascii="Times New Roman" w:eastAsia="Times New Roman" w:hAnsi="Times New Roman" w:cs="Times New Roman"/>
-          <w:sz w:val="24"/>
-          <w:szCs w:val="24"/>
           <w:lang w:val="es-ES"/>
         </w:rPr>
         <w:t xml:space="preserve"> y </w:t>
       </w:r>
       <w:r>
         <w:rPr>
-          <w:rFonts w:ascii="Times New Roman" w:eastAsia="Times New Roman" w:hAnsi="Times New Roman" w:cs="Times New Roman"/>
-          <w:b/>
-          <w:bCs/>
-          <w:sz w:val="24"/>
-          <w:szCs w:val="24"/>
+          <w:b/>
+          <w:bCs/>
           <w:lang w:val="es-ES"/>
         </w:rPr>
         <w:t>pagos de proveedores</w:t>
       </w:r>
       <w:r>
         <w:rPr>
-          <w:rFonts w:ascii="Times New Roman" w:eastAsia="Times New Roman" w:hAnsi="Times New Roman" w:cs="Times New Roman"/>
-          <w:sz w:val="24"/>
-          <w:szCs w:val="24"/>
           <w:lang w:val="es-ES"/>
         </w:rPr>
         <w:t>.</w:t>
@@ -658,41 +454,28 @@
       <w:pPr>
         <w:numPr>
           <w:ilvl w:val="0"/>
-          <w:numId w:val="3"/>
+          <w:numId w:val="18"/>
         </w:numPr>
-        <w:spacing w:before="100" w:beforeAutospacing="1" w:after="100" w:afterAutospacing="1" w:line="240" w:lineRule="auto"/>
-        <w:rPr>
-          <w:rFonts w:ascii="Times New Roman" w:eastAsia="Times New Roman" w:hAnsi="Times New Roman" w:cs="Times New Roman"/>
-          <w:sz w:val="24"/>
-          <w:szCs w:val="24"/>
-          <w:lang w:val="es-ES"/>
-        </w:rPr>
-      </w:pPr>
-      <w:r>
-        <w:rPr>
-          <w:rFonts w:ascii="Times New Roman" w:eastAsia="Times New Roman" w:hAnsi="Times New Roman" w:cs="Times New Roman"/>
-          <w:sz w:val="24"/>
-          <w:szCs w:val="24"/>
+        <w:rPr>
+          <w:lang w:val="es-ES"/>
+        </w:rPr>
+      </w:pPr>
+      <w:r>
+        <w:rPr>
           <w:lang w:val="es-ES"/>
         </w:rPr>
         <w:t xml:space="preserve">Reducción drástica del tiempo operativo y generación de reportes desde el </w:t>
       </w:r>
       <w:r>
         <w:rPr>
-          <w:rFonts w:ascii="Times New Roman" w:eastAsia="Times New Roman" w:hAnsi="Times New Roman" w:cs="Times New Roman"/>
-          <w:b/>
-          <w:bCs/>
-          <w:sz w:val="24"/>
-          <w:szCs w:val="24"/>
+          <w:b/>
+          <w:bCs/>
           <w:lang w:val="es-ES"/>
         </w:rPr>
         <w:t>panel administrativo</w:t>
       </w:r>
       <w:r>
         <w:rPr>
-          <w:rFonts w:ascii="Times New Roman" w:eastAsia="Times New Roman" w:hAnsi="Times New Roman" w:cs="Times New Roman"/>
-          <w:sz w:val="24"/>
-          <w:szCs w:val="24"/>
           <w:lang w:val="es-ES"/>
         </w:rPr>
         <w:t xml:space="preserve"> en un solo clic.</w:t>
@@ -700,24 +483,16 @@
     </w:p>
     <w:p>
       <w:pPr>
-        <w:spacing w:before="100" w:beforeAutospacing="1" w:after="100" w:afterAutospacing="1" w:line="240" w:lineRule="auto"/>
-        <w:outlineLvl w:val="3"/>
-        <w:rPr>
-          <w:rFonts w:ascii="Times New Roman" w:eastAsia="Times New Roman" w:hAnsi="Times New Roman" w:cs="Times New Roman"/>
-          <w:b/>
-          <w:bCs/>
-          <w:sz w:val="24"/>
-          <w:szCs w:val="24"/>
+        <w:rPr>
+          <w:b/>
+          <w:bCs/>
           <w:lang w:val="en-US"/>
         </w:rPr>
       </w:pPr>
       <w:r>
         <w:rPr>
-          <w:rFonts w:ascii="Times New Roman" w:eastAsia="Times New Roman" w:hAnsi="Times New Roman" w:cs="Times New Roman"/>
-          <w:b/>
-          <w:bCs/>
-          <w:sz w:val="24"/>
-          <w:szCs w:val="24"/>
+          <w:b/>
+          <w:bCs/>
           <w:lang w:val="en-US"/>
         </w:rPr>
         <w:t xml:space="preserve">Para </w:t>
@@ -725,11 +500,8 @@
       <w:proofErr w:type="spellStart"/>
       <w:r>
         <w:rPr>
-          <w:rFonts w:ascii="Times New Roman" w:eastAsia="Times New Roman" w:hAnsi="Times New Roman" w:cs="Times New Roman"/>
-          <w:b/>
-          <w:bCs/>
-          <w:sz w:val="24"/>
-          <w:szCs w:val="24"/>
+          <w:b/>
+          <w:bCs/>
           <w:lang w:val="en-US"/>
         </w:rPr>
         <w:t>los</w:t>
@@ -737,11 +509,8 @@
       <w:proofErr w:type="spellEnd"/>
       <w:r>
         <w:rPr>
-          <w:rFonts w:ascii="Times New Roman" w:eastAsia="Times New Roman" w:hAnsi="Times New Roman" w:cs="Times New Roman"/>
-          <w:b/>
-          <w:bCs/>
-          <w:sz w:val="24"/>
-          <w:szCs w:val="24"/>
+          <w:b/>
+          <w:bCs/>
           <w:lang w:val="en-US"/>
         </w:rPr>
         <w:t xml:space="preserve"> </w:t>
@@ -749,11 +518,8 @@
       <w:proofErr w:type="spellStart"/>
       <w:r>
         <w:rPr>
-          <w:rFonts w:ascii="Times New Roman" w:eastAsia="Times New Roman" w:hAnsi="Times New Roman" w:cs="Times New Roman"/>
-          <w:b/>
-          <w:bCs/>
-          <w:sz w:val="24"/>
-          <w:szCs w:val="24"/>
+          <w:b/>
+          <w:bCs/>
           <w:lang w:val="en-US"/>
         </w:rPr>
         <w:t>Copropietarios</w:t>
@@ -761,11 +527,8 @@
       <w:proofErr w:type="spellEnd"/>
       <w:r>
         <w:rPr>
-          <w:rFonts w:ascii="Times New Roman" w:eastAsia="Times New Roman" w:hAnsi="Times New Roman" w:cs="Times New Roman"/>
-          <w:b/>
-          <w:bCs/>
-          <w:sz w:val="24"/>
-          <w:szCs w:val="24"/>
+          <w:b/>
+          <w:bCs/>
           <w:lang w:val="en-US"/>
         </w:rPr>
         <w:t xml:space="preserve"> e </w:t>
@@ -773,11 +536,8 @@
       <w:proofErr w:type="spellStart"/>
       <w:r>
         <w:rPr>
-          <w:rFonts w:ascii="Times New Roman" w:eastAsia="Times New Roman" w:hAnsi="Times New Roman" w:cs="Times New Roman"/>
-          <w:b/>
-          <w:bCs/>
-          <w:sz w:val="24"/>
-          <w:szCs w:val="24"/>
+          <w:b/>
+          <w:bCs/>
           <w:lang w:val="en-US"/>
         </w:rPr>
         <w:t>Inquilinos</w:t>
@@ -788,21 +548,14 @@
       <w:pPr>
         <w:numPr>
           <w:ilvl w:val="0"/>
-          <w:numId w:val="4"/>
+          <w:numId w:val="19"/>
         </w:numPr>
-        <w:spacing w:before="100" w:beforeAutospacing="1" w:after="100" w:afterAutospacing="1" w:line="240" w:lineRule="auto"/>
-        <w:rPr>
-          <w:rFonts w:ascii="Times New Roman" w:eastAsia="Times New Roman" w:hAnsi="Times New Roman" w:cs="Times New Roman"/>
-          <w:sz w:val="24"/>
-          <w:szCs w:val="24"/>
-          <w:lang w:val="es-ES"/>
-        </w:rPr>
-      </w:pPr>
-      <w:r>
-        <w:rPr>
-          <w:rFonts w:ascii="Times New Roman" w:eastAsia="Times New Roman" w:hAnsi="Times New Roman" w:cs="Times New Roman"/>
-          <w:sz w:val="24"/>
-          <w:szCs w:val="24"/>
+        <w:rPr>
+          <w:lang w:val="es-ES"/>
+        </w:rPr>
+      </w:pPr>
+      <w:r>
+        <w:rPr>
           <w:lang w:val="es-ES"/>
         </w:rPr>
         <w:t>Acceso las 24 horas, los 7 días de la semana, a su estado de cuenta e histórico de pagos desde cualquier dispositivo.</w:t>
@@ -812,86 +565,64 @@
       <w:pPr>
         <w:numPr>
           <w:ilvl w:val="0"/>
-          <w:numId w:val="4"/>
+          <w:numId w:val="19"/>
         </w:numPr>
-        <w:spacing w:before="100" w:beforeAutospacing="1" w:after="100" w:afterAutospacing="1" w:line="240" w:lineRule="auto"/>
-        <w:rPr>
-          <w:rFonts w:ascii="Times New Roman" w:eastAsia="Times New Roman" w:hAnsi="Times New Roman" w:cs="Times New Roman"/>
-          <w:sz w:val="24"/>
-          <w:szCs w:val="24"/>
-          <w:lang w:val="es-ES"/>
-        </w:rPr>
-      </w:pPr>
-      <w:r>
-        <w:rPr>
-          <w:rFonts w:ascii="Times New Roman" w:eastAsia="Times New Roman" w:hAnsi="Times New Roman" w:cs="Times New Roman"/>
-          <w:b/>
-          <w:bCs/>
-          <w:sz w:val="24"/>
-          <w:szCs w:val="24"/>
-          <w:lang w:val="es-ES"/>
-        </w:rPr>
-        <w:lastRenderedPageBreak/>
+        <w:rPr>
+          <w:lang w:val="es-ES"/>
+        </w:rPr>
+      </w:pPr>
+      <w:r>
+        <w:rPr>
+          <w:b/>
+          <w:bCs/>
+          <w:lang w:val="es-ES"/>
+        </w:rPr>
         <w:t>Flexibilidad y ahorro de tiempo:</w:t>
       </w:r>
       <w:r>
         <w:rPr>
-          <w:rFonts w:ascii="Times New Roman" w:eastAsia="Times New Roman" w:hAnsi="Times New Roman" w:cs="Times New Roman"/>
-          <w:sz w:val="24"/>
-          <w:szCs w:val="24"/>
           <w:lang w:val="es-ES"/>
         </w:rPr>
         <w:t xml:space="preserve"> Centralización de todas sus cuentas en una sola pantalla, con la libertad de elegir si desea pagar de forma separada o conjunta sus deudas del </w:t>
       </w:r>
       <w:r>
         <w:rPr>
-          <w:rFonts w:ascii="Times New Roman" w:eastAsia="Times New Roman" w:hAnsi="Times New Roman" w:cs="Times New Roman"/>
-          <w:b/>
-          <w:bCs/>
-          <w:sz w:val="24"/>
-          <w:szCs w:val="24"/>
-          <w:lang w:val="es-ES"/>
-        </w:rPr>
-        <w:t xml:space="preserve">sistema contable d </w:t>
-      </w:r>
-      <w:proofErr w:type="spellStart"/>
-      <w:r>
-        <w:rPr>
-          <w:rFonts w:ascii="Times New Roman" w:eastAsia="Times New Roman" w:hAnsi="Times New Roman" w:cs="Times New Roman"/>
-          <w:b/>
-          <w:bCs/>
-          <w:sz w:val="24"/>
-          <w:szCs w:val="24"/>
-          <w:lang w:val="es-ES"/>
-        </w:rPr>
-        <w:t>despesas</w:t>
-      </w:r>
-      <w:proofErr w:type="spellEnd"/>
-      <w:r>
-        <w:rPr>
-          <w:rFonts w:ascii="Times New Roman" w:eastAsia="Times New Roman" w:hAnsi="Times New Roman" w:cs="Times New Roman"/>
-          <w:sz w:val="24"/>
-          <w:szCs w:val="24"/>
+          <w:b/>
+          <w:bCs/>
+          <w:lang w:val="es-ES"/>
+        </w:rPr>
+        <w:t>sistema contable de despensas</w:t>
+      </w:r>
+      <w:r>
+        <w:rPr>
           <w:lang w:val="es-ES"/>
         </w:rPr>
         <w:t xml:space="preserve">, su </w:t>
       </w:r>
       <w:r>
         <w:rPr>
-          <w:rFonts w:ascii="Times New Roman" w:eastAsia="Times New Roman" w:hAnsi="Times New Roman" w:cs="Times New Roman"/>
-          <w:b/>
-          <w:bCs/>
-          <w:sz w:val="24"/>
-          <w:szCs w:val="24"/>
-          <w:lang w:val="es-ES"/>
-        </w:rPr>
-        <w:t>agua, luz</w:t>
-      </w:r>
-      <w:r>
-        <w:rPr>
-          <w:rFonts w:ascii="Times New Roman" w:eastAsia="Times New Roman" w:hAnsi="Times New Roman" w:cs="Times New Roman"/>
-          <w:sz w:val="24"/>
-          <w:szCs w:val="24"/>
+          <w:b/>
+          <w:bCs/>
+          <w:lang w:val="es-ES"/>
+        </w:rPr>
+        <w:t>agua</w:t>
+      </w:r>
+      <w:r>
+        <w:rPr>
+          <w:lang w:val="es-ES"/>
+        </w:rPr>
+        <w:t xml:space="preserve">, </w:t>
+      </w:r>
+      <w:r>
+        <w:rPr>
+          <w:b/>
+          <w:bCs/>
+          <w:lang w:val="es-ES"/>
+        </w:rPr>
+        <w:t>luz</w:t>
+      </w:r>
+      <w:r>
+        <w:rPr>
           <w:lang w:val="es-ES"/>
         </w:rPr>
         <w:t xml:space="preserve"> o sus reservas de áreas comunes.</w:t>
@@ -901,41 +632,28 @@
       <w:pPr>
         <w:numPr>
           <w:ilvl w:val="0"/>
-          <w:numId w:val="4"/>
+          <w:numId w:val="19"/>
         </w:numPr>
-        <w:spacing w:before="100" w:beforeAutospacing="1" w:after="100" w:afterAutospacing="1" w:line="240" w:lineRule="auto"/>
-        <w:rPr>
-          <w:rFonts w:ascii="Times New Roman" w:eastAsia="Times New Roman" w:hAnsi="Times New Roman" w:cs="Times New Roman"/>
-          <w:sz w:val="24"/>
-          <w:szCs w:val="24"/>
-          <w:lang w:val="es-ES"/>
-        </w:rPr>
-      </w:pPr>
-      <w:r>
-        <w:rPr>
-          <w:rFonts w:ascii="Times New Roman" w:eastAsia="Times New Roman" w:hAnsi="Times New Roman" w:cs="Times New Roman"/>
-          <w:sz w:val="24"/>
-          <w:szCs w:val="24"/>
+        <w:rPr>
+          <w:lang w:val="es-ES"/>
+        </w:rPr>
+      </w:pPr>
+      <w:r>
+        <w:rPr>
           <w:lang w:val="es-ES"/>
         </w:rPr>
         <w:t xml:space="preserve">Transparencia total en el flujo de </w:t>
       </w:r>
       <w:r>
         <w:rPr>
-          <w:rFonts w:ascii="Times New Roman" w:eastAsia="Times New Roman" w:hAnsi="Times New Roman" w:cs="Times New Roman"/>
-          <w:b/>
-          <w:bCs/>
-          <w:sz w:val="24"/>
-          <w:szCs w:val="24"/>
+          <w:b/>
+          <w:bCs/>
           <w:lang w:val="es-ES"/>
         </w:rPr>
         <w:t>ingreso y egreso</w:t>
       </w:r>
       <w:r>
         <w:rPr>
-          <w:rFonts w:ascii="Times New Roman" w:eastAsia="Times New Roman" w:hAnsi="Times New Roman" w:cs="Times New Roman"/>
-          <w:sz w:val="24"/>
-          <w:szCs w:val="24"/>
           <w:lang w:val="es-ES"/>
         </w:rPr>
         <w:t xml:space="preserve"> del condominio.</w:t>
@@ -945,41 +663,28 @@
       <w:pPr>
         <w:numPr>
           <w:ilvl w:val="0"/>
-          <w:numId w:val="4"/>
+          <w:numId w:val="19"/>
         </w:numPr>
-        <w:spacing w:before="100" w:beforeAutospacing="1" w:after="100" w:afterAutospacing="1" w:line="240" w:lineRule="auto"/>
-        <w:rPr>
-          <w:rFonts w:ascii="Times New Roman" w:eastAsia="Times New Roman" w:hAnsi="Times New Roman" w:cs="Times New Roman"/>
-          <w:sz w:val="24"/>
-          <w:szCs w:val="24"/>
-          <w:lang w:val="es-ES"/>
-        </w:rPr>
-      </w:pPr>
-      <w:r>
-        <w:rPr>
-          <w:rFonts w:ascii="Times New Roman" w:eastAsia="Times New Roman" w:hAnsi="Times New Roman" w:cs="Times New Roman"/>
-          <w:sz w:val="24"/>
-          <w:szCs w:val="24"/>
+        <w:rPr>
+          <w:lang w:val="es-ES"/>
+        </w:rPr>
+      </w:pPr>
+      <w:r>
+        <w:rPr>
           <w:lang w:val="es-ES"/>
         </w:rPr>
         <w:t xml:space="preserve">Uso del módulo de </w:t>
       </w:r>
       <w:r>
         <w:rPr>
-          <w:rFonts w:ascii="Times New Roman" w:eastAsia="Times New Roman" w:hAnsi="Times New Roman" w:cs="Times New Roman"/>
-          <w:b/>
-          <w:bCs/>
-          <w:sz w:val="24"/>
-          <w:szCs w:val="24"/>
+          <w:b/>
+          <w:bCs/>
           <w:lang w:val="es-ES"/>
         </w:rPr>
         <w:t>agendamiento</w:t>
       </w:r>
       <w:r>
         <w:rPr>
-          <w:rFonts w:ascii="Times New Roman" w:eastAsia="Times New Roman" w:hAnsi="Times New Roman" w:cs="Times New Roman"/>
-          <w:sz w:val="24"/>
-          <w:szCs w:val="24"/>
           <w:lang w:val="es-ES"/>
         </w:rPr>
         <w:t xml:space="preserve"> para la reserva ágil de las áreas comunes que se van a parametrizar.</w:t>
@@ -987,24 +692,16 @@
     </w:p>
     <w:p>
       <w:pPr>
-        <w:spacing w:before="100" w:beforeAutospacing="1" w:after="100" w:afterAutospacing="1" w:line="240" w:lineRule="auto"/>
-        <w:outlineLvl w:val="1"/>
-        <w:rPr>
-          <w:rFonts w:ascii="Times New Roman" w:eastAsia="Times New Roman" w:hAnsi="Times New Roman" w:cs="Times New Roman"/>
-          <w:b/>
-          <w:bCs/>
-          <w:sz w:val="36"/>
-          <w:szCs w:val="36"/>
-          <w:lang w:val="es-ES"/>
-        </w:rPr>
-      </w:pPr>
-      <w:r>
-        <w:rPr>
-          <w:rFonts w:ascii="Times New Roman" w:eastAsia="Times New Roman" w:hAnsi="Times New Roman" w:cs="Times New Roman"/>
-          <w:b/>
-          <w:bCs/>
-          <w:sz w:val="36"/>
-          <w:szCs w:val="36"/>
+        <w:rPr>
+          <w:b/>
+          <w:bCs/>
+          <w:lang w:val="es-ES"/>
+        </w:rPr>
+      </w:pPr>
+      <w:r>
+        <w:rPr>
+          <w:b/>
+          <w:bCs/>
           <w:lang w:val="es-ES"/>
         </w:rPr>
         <w:t>2. ANTECEDENTES DEL NEGOCIO</w:t>
@@ -1012,26 +709,19 @@
     </w:p>
     <w:p>
       <w:pPr>
-        <w:spacing w:before="100" w:beforeAutospacing="1" w:after="100" w:afterAutospacing="1" w:line="240" w:lineRule="auto"/>
-        <w:outlineLvl w:val="2"/>
-        <w:rPr>
-          <w:rFonts w:ascii="Times New Roman" w:eastAsia="Times New Roman" w:hAnsi="Times New Roman" w:cs="Times New Roman"/>
-          <w:b/>
-          <w:bCs/>
-          <w:sz w:val="27"/>
-          <w:szCs w:val="27"/>
-          <w:lang w:val="es-ES"/>
-        </w:rPr>
-      </w:pPr>
-      <w:r>
-        <w:rPr>
-          <w:rFonts w:ascii="Times New Roman" w:eastAsia="Times New Roman" w:hAnsi="Times New Roman" w:cs="Times New Roman"/>
-          <w:b/>
-          <w:bCs/>
-          <w:sz w:val="27"/>
-          <w:szCs w:val="27"/>
-          <w:lang w:val="es-ES"/>
-        </w:rPr>
+        <w:rPr>
+          <w:b/>
+          <w:bCs/>
+          <w:lang w:val="es-ES"/>
+        </w:rPr>
+      </w:pPr>
+      <w:r>
+        <w:rPr>
+          <w:b/>
+          <w:bCs/>
+          <w:lang w:val="es-ES"/>
+        </w:rPr>
+        <w:lastRenderedPageBreak/>
         <w:t>Situación Actual en Bolivia</w:t>
       </w:r>
     </w:p>
@@ -1039,54 +729,28 @@
       <w:pPr>
         <w:numPr>
           <w:ilvl w:val="0"/>
-          <w:numId w:val="5"/>
+          <w:numId w:val="20"/>
         </w:numPr>
-        <w:spacing w:before="100" w:beforeAutospacing="1" w:after="100" w:afterAutospacing="1" w:line="240" w:lineRule="auto"/>
-        <w:rPr>
-          <w:rFonts w:ascii="Times New Roman" w:eastAsia="Times New Roman" w:hAnsi="Times New Roman" w:cs="Times New Roman"/>
-          <w:sz w:val="24"/>
-          <w:szCs w:val="24"/>
-          <w:lang w:val="es-ES"/>
-        </w:rPr>
-      </w:pPr>
-      <w:r>
-        <w:rPr>
-          <w:rFonts w:ascii="Times New Roman" w:eastAsia="Times New Roman" w:hAnsi="Times New Roman" w:cs="Times New Roman"/>
-          <w:sz w:val="24"/>
-          <w:szCs w:val="24"/>
+        <w:rPr>
+          <w:lang w:val="es-ES"/>
+        </w:rPr>
+      </w:pPr>
+      <w:r>
+        <w:rPr>
           <w:lang w:val="es-ES"/>
         </w:rPr>
         <w:t xml:space="preserve">La administración de la gran mayoría de los condominios residenciales se gestiona de manera tradicional, utilizando planillas de Excel locales para el </w:t>
       </w:r>
       <w:r>
         <w:rPr>
-          <w:rFonts w:ascii="Times New Roman" w:eastAsia="Times New Roman" w:hAnsi="Times New Roman" w:cs="Times New Roman"/>
-          <w:b/>
-          <w:bCs/>
-          <w:sz w:val="24"/>
-          <w:szCs w:val="24"/>
-          <w:lang w:val="es-ES"/>
-        </w:rPr>
-        <w:t xml:space="preserve">sistema contable d </w:t>
-      </w:r>
-      <w:proofErr w:type="spellStart"/>
-      <w:r>
-        <w:rPr>
-          <w:rFonts w:ascii="Times New Roman" w:eastAsia="Times New Roman" w:hAnsi="Times New Roman" w:cs="Times New Roman"/>
-          <w:b/>
-          <w:bCs/>
-          <w:sz w:val="24"/>
-          <w:szCs w:val="24"/>
-          <w:lang w:val="es-ES"/>
-        </w:rPr>
-        <w:t>despesas</w:t>
-      </w:r>
-      <w:proofErr w:type="spellEnd"/>
-      <w:r>
-        <w:rPr>
-          <w:rFonts w:ascii="Times New Roman" w:eastAsia="Times New Roman" w:hAnsi="Times New Roman" w:cs="Times New Roman"/>
-          <w:sz w:val="24"/>
-          <w:szCs w:val="24"/>
+          <w:b/>
+          <w:bCs/>
+          <w:lang w:val="es-ES"/>
+        </w:rPr>
+        <w:t>sistema contable de despensas</w:t>
+      </w:r>
+      <w:r>
+        <w:rPr>
           <w:lang w:val="es-ES"/>
         </w:rPr>
         <w:t>.</w:t>
@@ -1096,41 +760,28 @@
       <w:pPr>
         <w:numPr>
           <w:ilvl w:val="0"/>
-          <w:numId w:val="5"/>
+          <w:numId w:val="20"/>
         </w:numPr>
-        <w:spacing w:before="100" w:beforeAutospacing="1" w:after="100" w:afterAutospacing="1" w:line="240" w:lineRule="auto"/>
-        <w:rPr>
-          <w:rFonts w:ascii="Times New Roman" w:eastAsia="Times New Roman" w:hAnsi="Times New Roman" w:cs="Times New Roman"/>
-          <w:sz w:val="24"/>
-          <w:szCs w:val="24"/>
-          <w:lang w:val="es-ES"/>
-        </w:rPr>
-      </w:pPr>
-      <w:r>
-        <w:rPr>
-          <w:rFonts w:ascii="Times New Roman" w:eastAsia="Times New Roman" w:hAnsi="Times New Roman" w:cs="Times New Roman"/>
-          <w:sz w:val="24"/>
-          <w:szCs w:val="24"/>
+        <w:rPr>
+          <w:lang w:val="es-ES"/>
+        </w:rPr>
+      </w:pPr>
+      <w:r>
+        <w:rPr>
           <w:lang w:val="es-ES"/>
         </w:rPr>
         <w:t xml:space="preserve">La comunicación de avisos y reservas de áreas comunes se realiza de manera informal en lugar de usar un sistema de </w:t>
       </w:r>
       <w:r>
         <w:rPr>
-          <w:rFonts w:ascii="Times New Roman" w:eastAsia="Times New Roman" w:hAnsi="Times New Roman" w:cs="Times New Roman"/>
-          <w:b/>
-          <w:bCs/>
-          <w:sz w:val="24"/>
-          <w:szCs w:val="24"/>
+          <w:b/>
+          <w:bCs/>
           <w:lang w:val="es-ES"/>
         </w:rPr>
         <w:t>agendamiento</w:t>
       </w:r>
       <w:r>
         <w:rPr>
-          <w:rFonts w:ascii="Times New Roman" w:eastAsia="Times New Roman" w:hAnsi="Times New Roman" w:cs="Times New Roman"/>
-          <w:sz w:val="24"/>
-          <w:szCs w:val="24"/>
           <w:lang w:val="es-ES"/>
         </w:rPr>
         <w:t>.</w:t>
@@ -1140,41 +791,28 @@
       <w:pPr>
         <w:numPr>
           <w:ilvl w:val="0"/>
-          <w:numId w:val="5"/>
+          <w:numId w:val="20"/>
         </w:numPr>
-        <w:spacing w:before="100" w:beforeAutospacing="1" w:after="100" w:afterAutospacing="1" w:line="240" w:lineRule="auto"/>
-        <w:rPr>
-          <w:rFonts w:ascii="Times New Roman" w:eastAsia="Times New Roman" w:hAnsi="Times New Roman" w:cs="Times New Roman"/>
-          <w:sz w:val="24"/>
-          <w:szCs w:val="24"/>
-          <w:lang w:val="es-ES"/>
-        </w:rPr>
-      </w:pPr>
-      <w:r>
-        <w:rPr>
-          <w:rFonts w:ascii="Times New Roman" w:eastAsia="Times New Roman" w:hAnsi="Times New Roman" w:cs="Times New Roman"/>
-          <w:sz w:val="24"/>
-          <w:szCs w:val="24"/>
+        <w:rPr>
+          <w:lang w:val="es-ES"/>
+        </w:rPr>
+      </w:pPr>
+      <w:r>
+        <w:rPr>
           <w:lang w:val="es-ES"/>
         </w:rPr>
         <w:t xml:space="preserve">Los cobros se efectúan mediante depósitos manuales, obligando al administrador a verificar el </w:t>
       </w:r>
       <w:r>
         <w:rPr>
-          <w:rFonts w:ascii="Times New Roman" w:eastAsia="Times New Roman" w:hAnsi="Times New Roman" w:cs="Times New Roman"/>
-          <w:b/>
-          <w:bCs/>
-          <w:sz w:val="24"/>
-          <w:szCs w:val="24"/>
+          <w:b/>
+          <w:bCs/>
           <w:lang w:val="es-ES"/>
         </w:rPr>
         <w:t>ingreso y egreso</w:t>
       </w:r>
       <w:r>
         <w:rPr>
-          <w:rFonts w:ascii="Times New Roman" w:eastAsia="Times New Roman" w:hAnsi="Times New Roman" w:cs="Times New Roman"/>
-          <w:sz w:val="24"/>
-          <w:szCs w:val="24"/>
           <w:lang w:val="es-ES"/>
         </w:rPr>
         <w:t xml:space="preserve"> uno por uno en su extracto bancario.</w:t>
@@ -1184,41 +822,42 @@
       <w:pPr>
         <w:numPr>
           <w:ilvl w:val="0"/>
-          <w:numId w:val="5"/>
+          <w:numId w:val="20"/>
         </w:numPr>
-        <w:spacing w:before="100" w:beforeAutospacing="1" w:after="100" w:afterAutospacing="1" w:line="240" w:lineRule="auto"/>
-        <w:rPr>
-          <w:rFonts w:ascii="Times New Roman" w:eastAsia="Times New Roman" w:hAnsi="Times New Roman" w:cs="Times New Roman"/>
-          <w:sz w:val="24"/>
-          <w:szCs w:val="24"/>
-          <w:lang w:val="es-ES"/>
-        </w:rPr>
-      </w:pPr>
-      <w:r>
-        <w:rPr>
-          <w:rFonts w:ascii="Times New Roman" w:eastAsia="Times New Roman" w:hAnsi="Times New Roman" w:cs="Times New Roman"/>
-          <w:sz w:val="24"/>
-          <w:szCs w:val="24"/>
+        <w:rPr>
+          <w:lang w:val="es-ES"/>
+        </w:rPr>
+      </w:pPr>
+      <w:r>
+        <w:rPr>
           <w:lang w:val="es-ES"/>
         </w:rPr>
         <w:t xml:space="preserve">Adicionalmente, cada residente debe gestionar el pago de sus facturas individuales de </w:t>
       </w:r>
       <w:r>
         <w:rPr>
-          <w:rFonts w:ascii="Times New Roman" w:eastAsia="Times New Roman" w:hAnsi="Times New Roman" w:cs="Times New Roman"/>
-          <w:b/>
-          <w:bCs/>
-          <w:sz w:val="24"/>
-          <w:szCs w:val="24"/>
-          <w:lang w:val="es-ES"/>
-        </w:rPr>
-        <w:t>agua, luz</w:t>
-      </w:r>
-      <w:r>
-        <w:rPr>
-          <w:rFonts w:ascii="Times New Roman" w:eastAsia="Times New Roman" w:hAnsi="Times New Roman" w:cs="Times New Roman"/>
-          <w:sz w:val="24"/>
-          <w:szCs w:val="24"/>
+          <w:b/>
+          <w:bCs/>
+          <w:lang w:val="es-ES"/>
+        </w:rPr>
+        <w:t>agua</w:t>
+      </w:r>
+      <w:r>
+        <w:rPr>
+          <w:lang w:val="es-ES"/>
+        </w:rPr>
+        <w:t xml:space="preserve">, </w:t>
+      </w:r>
+      <w:r>
+        <w:rPr>
+          <w:b/>
+          <w:bCs/>
+          <w:lang w:val="es-ES"/>
+        </w:rPr>
+        <w:t>luz</w:t>
+      </w:r>
+      <w:r>
+        <w:rPr>
           <w:lang w:val="es-ES"/>
         </w:rPr>
         <w:t xml:space="preserve"> y cobros del condominio de manera totalmente fragmentada, abriendo múltiples portales bancarios o haciendo filas externas, lo que consume valioso tiempo mensual.</w:t>
@@ -1226,25 +865,17 @@
     </w:p>
     <w:p>
       <w:pPr>
-        <w:spacing w:before="100" w:beforeAutospacing="1" w:after="100" w:afterAutospacing="1" w:line="240" w:lineRule="auto"/>
-        <w:outlineLvl w:val="2"/>
-        <w:rPr>
-          <w:rFonts w:ascii="Times New Roman" w:eastAsia="Times New Roman" w:hAnsi="Times New Roman" w:cs="Times New Roman"/>
-          <w:b/>
-          <w:bCs/>
-          <w:sz w:val="27"/>
-          <w:szCs w:val="27"/>
+        <w:rPr>
+          <w:b/>
+          <w:bCs/>
           <w:lang w:val="en-US"/>
         </w:rPr>
       </w:pPr>
       <w:proofErr w:type="spellStart"/>
       <w:r>
         <w:rPr>
-          <w:rFonts w:ascii="Times New Roman" w:eastAsia="Times New Roman" w:hAnsi="Times New Roman" w:cs="Times New Roman"/>
-          <w:b/>
-          <w:bCs/>
-          <w:sz w:val="27"/>
-          <w:szCs w:val="27"/>
+          <w:b/>
+          <w:bCs/>
           <w:lang w:val="en-US"/>
         </w:rPr>
         <w:t>Problemas</w:t>
@@ -1252,11 +883,8 @@
       <w:proofErr w:type="spellEnd"/>
       <w:r>
         <w:rPr>
-          <w:rFonts w:ascii="Times New Roman" w:eastAsia="Times New Roman" w:hAnsi="Times New Roman" w:cs="Times New Roman"/>
-          <w:b/>
-          <w:bCs/>
-          <w:sz w:val="27"/>
-          <w:szCs w:val="27"/>
+          <w:b/>
+          <w:bCs/>
           <w:lang w:val="en-US"/>
         </w:rPr>
         <w:t xml:space="preserve"> </w:t>
@@ -1264,82 +892,48 @@
       <w:proofErr w:type="spellStart"/>
       <w:r>
         <w:rPr>
-          <w:rFonts w:ascii="Times New Roman" w:eastAsia="Times New Roman" w:hAnsi="Times New Roman" w:cs="Times New Roman"/>
-          <w:b/>
-          <w:bCs/>
-          <w:sz w:val="27"/>
-          <w:szCs w:val="27"/>
+          <w:b/>
+          <w:bCs/>
           <w:lang w:val="en-US"/>
         </w:rPr>
         <w:t>Identificados</w:t>
       </w:r>
-      <w:bookmarkStart w:id="0" w:name="_GoBack"/>
-      <w:bookmarkEnd w:id="0"/>
       <w:proofErr w:type="spellEnd"/>
     </w:p>
     <w:p>
       <w:pPr>
         <w:numPr>
           <w:ilvl w:val="0"/>
-          <w:numId w:val="6"/>
+          <w:numId w:val="21"/>
         </w:numPr>
-        <w:spacing w:before="100" w:beforeAutospacing="1" w:after="100" w:afterAutospacing="1" w:line="240" w:lineRule="auto"/>
-        <w:rPr>
-          <w:rFonts w:ascii="Times New Roman" w:eastAsia="Times New Roman" w:hAnsi="Times New Roman" w:cs="Times New Roman"/>
-          <w:sz w:val="24"/>
-          <w:szCs w:val="24"/>
-          <w:lang w:val="es-ES"/>
-        </w:rPr>
-      </w:pPr>
-      <w:r>
-        <w:rPr>
-          <w:rFonts w:ascii="Times New Roman" w:eastAsia="Times New Roman" w:hAnsi="Times New Roman" w:cs="Times New Roman"/>
-          <w:b/>
-          <w:bCs/>
-          <w:sz w:val="24"/>
-          <w:szCs w:val="24"/>
+        <w:rPr>
+          <w:lang w:val="es-ES"/>
+        </w:rPr>
+      </w:pPr>
+      <w:r>
+        <w:rPr>
+          <w:b/>
+          <w:bCs/>
           <w:lang w:val="es-ES"/>
         </w:rPr>
         <w:t>Falta de Conciliación Automática:</w:t>
       </w:r>
       <w:r>
         <w:rPr>
-          <w:rFonts w:ascii="Times New Roman" w:eastAsia="Times New Roman" w:hAnsi="Times New Roman" w:cs="Times New Roman"/>
-          <w:sz w:val="24"/>
-          <w:szCs w:val="24"/>
           <w:lang w:val="es-ES"/>
         </w:rPr>
         <w:t xml:space="preserve"> Los administradores pierden decenas de horas cruzando depósitos bancarios, lo que genera retrasos en el </w:t>
       </w:r>
       <w:r>
         <w:rPr>
-          <w:rFonts w:ascii="Times New Roman" w:eastAsia="Times New Roman" w:hAnsi="Times New Roman" w:cs="Times New Roman"/>
-          <w:b/>
-          <w:bCs/>
-          <w:sz w:val="24"/>
-          <w:szCs w:val="24"/>
-          <w:lang w:val="es-ES"/>
-        </w:rPr>
-        <w:t xml:space="preserve">sistema contable d </w:t>
-      </w:r>
-      <w:proofErr w:type="spellStart"/>
-      <w:r>
-        <w:rPr>
-          <w:rFonts w:ascii="Times New Roman" w:eastAsia="Times New Roman" w:hAnsi="Times New Roman" w:cs="Times New Roman"/>
-          <w:b/>
-          <w:bCs/>
-          <w:sz w:val="24"/>
-          <w:szCs w:val="24"/>
-          <w:lang w:val="es-ES"/>
-        </w:rPr>
-        <w:t>despesas</w:t>
-      </w:r>
-      <w:proofErr w:type="spellEnd"/>
-      <w:r>
-        <w:rPr>
-          <w:rFonts w:ascii="Times New Roman" w:eastAsia="Times New Roman" w:hAnsi="Times New Roman" w:cs="Times New Roman"/>
-          <w:sz w:val="24"/>
-          <w:szCs w:val="24"/>
+          <w:b/>
+          <w:bCs/>
+          <w:lang w:val="es-ES"/>
+        </w:rPr>
+        <w:t>sistema contable de despensas</w:t>
+      </w:r>
+      <w:r>
+        <w:rPr>
           <w:lang w:val="es-ES"/>
         </w:rPr>
         <w:t>.</w:t>
@@ -1349,94 +943,64 @@
       <w:pPr>
         <w:numPr>
           <w:ilvl w:val="0"/>
-          <w:numId w:val="6"/>
+          <w:numId w:val="21"/>
         </w:numPr>
-        <w:spacing w:before="100" w:beforeAutospacing="1" w:after="100" w:afterAutospacing="1" w:line="240" w:lineRule="auto"/>
-        <w:rPr>
-          <w:rFonts w:ascii="Times New Roman" w:eastAsia="Times New Roman" w:hAnsi="Times New Roman" w:cs="Times New Roman"/>
-          <w:sz w:val="24"/>
-          <w:szCs w:val="24"/>
-          <w:lang w:val="es-ES"/>
-        </w:rPr>
-      </w:pPr>
-      <w:r>
-        <w:rPr>
-          <w:rFonts w:ascii="Times New Roman" w:eastAsia="Times New Roman" w:hAnsi="Times New Roman" w:cs="Times New Roman"/>
-          <w:b/>
-          <w:bCs/>
-          <w:sz w:val="24"/>
-          <w:szCs w:val="24"/>
+        <w:rPr>
+          <w:lang w:val="es-ES"/>
+        </w:rPr>
+      </w:pPr>
+      <w:r>
+        <w:rPr>
+          <w:b/>
+          <w:bCs/>
           <w:lang w:val="es-ES"/>
         </w:rPr>
         <w:t>Fricción y Rigidez en los Pagos Mensuales:</w:t>
       </w:r>
       <w:r>
         <w:rPr>
-          <w:rFonts w:ascii="Times New Roman" w:eastAsia="Times New Roman" w:hAnsi="Times New Roman" w:cs="Times New Roman"/>
-          <w:sz w:val="24"/>
-          <w:szCs w:val="24"/>
           <w:lang w:val="es-ES"/>
         </w:rPr>
         <w:t xml:space="preserve"> El copropietario experimenta una alta molestia al no tener un lugar único donde visualizar sus deudas y decidir de manera flexible qué pagar según su disponibilidad económica del momento (pagar la </w:t>
       </w:r>
       <w:r>
         <w:rPr>
-          <w:rFonts w:ascii="Times New Roman" w:eastAsia="Times New Roman" w:hAnsi="Times New Roman" w:cs="Times New Roman"/>
-          <w:b/>
-          <w:bCs/>
-          <w:sz w:val="24"/>
-          <w:szCs w:val="24"/>
+          <w:b/>
+          <w:bCs/>
           <w:lang w:val="es-ES"/>
         </w:rPr>
         <w:t>luz</w:t>
       </w:r>
       <w:r>
         <w:rPr>
-          <w:rFonts w:ascii="Times New Roman" w:eastAsia="Times New Roman" w:hAnsi="Times New Roman" w:cs="Times New Roman"/>
-          <w:sz w:val="24"/>
-          <w:szCs w:val="24"/>
           <w:lang w:val="es-ES"/>
         </w:rPr>
         <w:t xml:space="preserve"> hoy, el </w:t>
       </w:r>
       <w:r>
         <w:rPr>
-          <w:rFonts w:ascii="Times New Roman" w:eastAsia="Times New Roman" w:hAnsi="Times New Roman" w:cs="Times New Roman"/>
-          <w:b/>
-          <w:bCs/>
-          <w:sz w:val="24"/>
-          <w:szCs w:val="24"/>
+          <w:b/>
+          <w:bCs/>
           <w:lang w:val="es-ES"/>
         </w:rPr>
         <w:t>agua</w:t>
       </w:r>
       <w:r>
         <w:rPr>
-          <w:rFonts w:ascii="Times New Roman" w:eastAsia="Times New Roman" w:hAnsi="Times New Roman" w:cs="Times New Roman"/>
-          <w:sz w:val="24"/>
-          <w:szCs w:val="24"/>
           <w:lang w:val="es-ES"/>
         </w:rPr>
         <w:t xml:space="preserve"> mañana o la </w:t>
       </w:r>
-      <w:proofErr w:type="spellStart"/>
-      <w:r>
-        <w:rPr>
-          <w:rFonts w:ascii="Times New Roman" w:eastAsia="Times New Roman" w:hAnsi="Times New Roman" w:cs="Times New Roman"/>
-          <w:b/>
-          <w:bCs/>
-          <w:sz w:val="24"/>
-          <w:szCs w:val="24"/>
-          <w:lang w:val="es-ES"/>
-        </w:rPr>
-        <w:t>despesa</w:t>
-      </w:r>
-      <w:proofErr w:type="spellEnd"/>
-      <w:r>
-        <w:rPr>
-          <w:rFonts w:ascii="Times New Roman" w:eastAsia="Times New Roman" w:hAnsi="Times New Roman" w:cs="Times New Roman"/>
-          <w:sz w:val="24"/>
-          <w:szCs w:val="24"/>
+      <w:r>
+        <w:rPr>
+          <w:b/>
+          <w:bCs/>
+          <w:lang w:val="es-ES"/>
+        </w:rPr>
+        <w:t>despensa</w:t>
+      </w:r>
+      <w:r>
+        <w:rPr>
           <w:lang w:val="es-ES"/>
         </w:rPr>
         <w:t xml:space="preserve"> a fin de mes).</w:t>
@@ -1446,52 +1010,36 @@
       <w:pPr>
         <w:numPr>
           <w:ilvl w:val="0"/>
-          <w:numId w:val="6"/>
+          <w:numId w:val="21"/>
         </w:numPr>
-        <w:spacing w:before="100" w:beforeAutospacing="1" w:after="100" w:afterAutospacing="1" w:line="240" w:lineRule="auto"/>
-        <w:rPr>
-          <w:rFonts w:ascii="Times New Roman" w:eastAsia="Times New Roman" w:hAnsi="Times New Roman" w:cs="Times New Roman"/>
-          <w:sz w:val="24"/>
-          <w:szCs w:val="24"/>
-          <w:lang w:val="es-ES"/>
-        </w:rPr>
-      </w:pPr>
-      <w:r>
-        <w:rPr>
-          <w:rFonts w:ascii="Times New Roman" w:eastAsia="Times New Roman" w:hAnsi="Times New Roman" w:cs="Times New Roman"/>
-          <w:b/>
-          <w:bCs/>
-          <w:sz w:val="24"/>
-          <w:szCs w:val="24"/>
+        <w:rPr>
+          <w:lang w:val="es-ES"/>
+        </w:rPr>
+      </w:pPr>
+      <w:r>
+        <w:rPr>
+          <w:b/>
+          <w:bCs/>
           <w:lang w:val="es-ES"/>
         </w:rPr>
         <w:t>Desorden en las Áreas Comunes:</w:t>
       </w:r>
       <w:r>
         <w:rPr>
-          <w:rFonts w:ascii="Times New Roman" w:eastAsia="Times New Roman" w:hAnsi="Times New Roman" w:cs="Times New Roman"/>
-          <w:sz w:val="24"/>
-          <w:szCs w:val="24"/>
           <w:lang w:val="es-ES"/>
         </w:rPr>
         <w:t xml:space="preserve"> Al no contar con un flujo de </w:t>
       </w:r>
       <w:r>
         <w:rPr>
-          <w:rFonts w:ascii="Times New Roman" w:eastAsia="Times New Roman" w:hAnsi="Times New Roman" w:cs="Times New Roman"/>
-          <w:b/>
-          <w:bCs/>
-          <w:sz w:val="24"/>
-          <w:szCs w:val="24"/>
+          <w:b/>
+          <w:bCs/>
           <w:lang w:val="es-ES"/>
         </w:rPr>
         <w:t>agendamiento</w:t>
       </w:r>
       <w:r>
         <w:rPr>
-          <w:rFonts w:ascii="Times New Roman" w:eastAsia="Times New Roman" w:hAnsi="Times New Roman" w:cs="Times New Roman"/>
-          <w:sz w:val="24"/>
-          <w:szCs w:val="24"/>
           <w:lang w:val="es-ES"/>
         </w:rPr>
         <w:t xml:space="preserve"> parametrizado, se generan cruces y disputas entre vecinos por la reserva de espacios.</w:t>
@@ -1499,24 +1047,16 @@
     </w:p>
     <w:p>
       <w:pPr>
-        <w:spacing w:before="100" w:beforeAutospacing="1" w:after="100" w:afterAutospacing="1" w:line="240" w:lineRule="auto"/>
-        <w:outlineLvl w:val="2"/>
-        <w:rPr>
-          <w:rFonts w:ascii="Times New Roman" w:eastAsia="Times New Roman" w:hAnsi="Times New Roman" w:cs="Times New Roman"/>
-          <w:b/>
-          <w:bCs/>
-          <w:sz w:val="27"/>
-          <w:szCs w:val="27"/>
-          <w:lang w:val="es-ES"/>
-        </w:rPr>
-      </w:pPr>
-      <w:r>
-        <w:rPr>
-          <w:rFonts w:ascii="Times New Roman" w:eastAsia="Times New Roman" w:hAnsi="Times New Roman" w:cs="Times New Roman"/>
-          <w:b/>
-          <w:bCs/>
-          <w:sz w:val="27"/>
-          <w:szCs w:val="27"/>
+        <w:rPr>
+          <w:b/>
+          <w:bCs/>
+          <w:lang w:val="es-ES"/>
+        </w:rPr>
+      </w:pPr>
+      <w:r>
+        <w:rPr>
+          <w:b/>
+          <w:bCs/>
           <w:lang w:val="es-ES"/>
         </w:rPr>
         <w:t>Modelo Financiero de Cobro Flexible (Flujo Económico)</w:t>
@@ -1526,76 +1066,28 @@
       <w:pPr>
         <w:numPr>
           <w:ilvl w:val="0"/>
-          <w:numId w:val="7"/>
+          <w:numId w:val="22"/>
         </w:numPr>
-        <w:spacing w:before="100" w:beforeAutospacing="1" w:after="100" w:afterAutospacing="1" w:line="240" w:lineRule="auto"/>
-        <w:rPr>
-          <w:rFonts w:ascii="Times New Roman" w:eastAsia="Times New Roman" w:hAnsi="Times New Roman" w:cs="Times New Roman"/>
-          <w:sz w:val="24"/>
-          <w:szCs w:val="24"/>
-          <w:lang w:val="es-ES"/>
-        </w:rPr>
-      </w:pPr>
-      <w:r>
-        <w:rPr>
-          <w:rFonts w:ascii="Times New Roman" w:eastAsia="Times New Roman" w:hAnsi="Times New Roman" w:cs="Times New Roman"/>
-          <w:sz w:val="24"/>
-          <w:szCs w:val="24"/>
+        <w:rPr>
+          <w:lang w:val="es-ES"/>
+        </w:rPr>
+      </w:pPr>
+      <w:r>
+        <w:rPr>
           <w:lang w:val="es-ES"/>
         </w:rPr>
         <w:t xml:space="preserve">El sistema genera automáticamente el Aviso de Cobranza en el </w:t>
       </w:r>
       <w:r>
         <w:rPr>
-          <w:rFonts w:ascii="Times New Roman" w:eastAsia="Times New Roman" w:hAnsi="Times New Roman" w:cs="Times New Roman"/>
-          <w:b/>
-          <w:bCs/>
-          <w:sz w:val="24"/>
-          <w:szCs w:val="24"/>
-          <w:lang w:val="es-ES"/>
-        </w:rPr>
-        <w:t>sistema contable d</w:t>
-      </w:r>
-      <w:r>
-        <w:rPr>
-          <w:rFonts w:ascii="Times New Roman" w:eastAsia="Times New Roman" w:hAnsi="Times New Roman" w:cs="Times New Roman"/>
-          <w:b/>
-          <w:bCs/>
-          <w:sz w:val="24"/>
-          <w:szCs w:val="24"/>
-          <w:lang w:val="es-ES"/>
-        </w:rPr>
-        <w:t>e</w:t>
-      </w:r>
-      <w:r>
-        <w:rPr>
-          <w:rFonts w:ascii="Times New Roman" w:eastAsia="Times New Roman" w:hAnsi="Times New Roman" w:cs="Times New Roman"/>
-          <w:b/>
-          <w:bCs/>
-          <w:sz w:val="24"/>
-          <w:szCs w:val="24"/>
-          <w:lang w:val="es-ES"/>
-        </w:rPr>
-        <w:t xml:space="preserve"> </w:t>
-      </w:r>
-      <w:proofErr w:type="spellStart"/>
-      <w:r>
-        <w:rPr>
-          <w:rFonts w:ascii="Times New Roman" w:eastAsia="Times New Roman" w:hAnsi="Times New Roman" w:cs="Times New Roman"/>
-          <w:b/>
-          <w:bCs/>
-          <w:sz w:val="24"/>
-          <w:szCs w:val="24"/>
-          <w:lang w:val="es-ES"/>
-        </w:rPr>
-        <w:t>despesas</w:t>
-      </w:r>
-      <w:proofErr w:type="spellEnd"/>
-      <w:r>
-        <w:rPr>
-          <w:rFonts w:ascii="Times New Roman" w:eastAsia="Times New Roman" w:hAnsi="Times New Roman" w:cs="Times New Roman"/>
-          <w:sz w:val="24"/>
-          <w:szCs w:val="24"/>
+          <w:b/>
+          <w:bCs/>
+          <w:lang w:val="es-ES"/>
+        </w:rPr>
+        <w:t>sistema contable de despensas</w:t>
+      </w:r>
+      <w:r>
+        <w:rPr>
           <w:lang w:val="es-ES"/>
         </w:rPr>
         <w:t xml:space="preserve"> al inicio del mes.</w:t>
@@ -1605,21 +1097,14 @@
       <w:pPr>
         <w:numPr>
           <w:ilvl w:val="0"/>
-          <w:numId w:val="7"/>
+          <w:numId w:val="22"/>
         </w:numPr>
-        <w:spacing w:before="100" w:beforeAutospacing="1" w:after="100" w:afterAutospacing="1" w:line="240" w:lineRule="auto"/>
-        <w:rPr>
-          <w:rFonts w:ascii="Times New Roman" w:eastAsia="Times New Roman" w:hAnsi="Times New Roman" w:cs="Times New Roman"/>
-          <w:sz w:val="24"/>
-          <w:szCs w:val="24"/>
-          <w:lang w:val="es-ES"/>
-        </w:rPr>
-      </w:pPr>
-      <w:r>
-        <w:rPr>
-          <w:rFonts w:ascii="Times New Roman" w:eastAsia="Times New Roman" w:hAnsi="Times New Roman" w:cs="Times New Roman"/>
-          <w:sz w:val="24"/>
-          <w:szCs w:val="24"/>
+        <w:rPr>
+          <w:lang w:val="es-ES"/>
+        </w:rPr>
+      </w:pPr>
+      <w:r>
+        <w:rPr>
           <w:lang w:val="es-ES"/>
         </w:rPr>
         <w:t>El residente ingresa a su Portal Web o Móvil y visualiza la lista de deudas separadas por ítems.</w:t>
@@ -1629,63 +1114,56 @@
       <w:pPr>
         <w:numPr>
           <w:ilvl w:val="0"/>
-          <w:numId w:val="7"/>
+          <w:numId w:val="22"/>
         </w:numPr>
-        <w:spacing w:before="100" w:beforeAutospacing="1" w:after="100" w:afterAutospacing="1" w:line="240" w:lineRule="auto"/>
-        <w:rPr>
-          <w:rFonts w:ascii="Times New Roman" w:eastAsia="Times New Roman" w:hAnsi="Times New Roman" w:cs="Times New Roman"/>
-          <w:sz w:val="24"/>
-          <w:szCs w:val="24"/>
-          <w:lang w:val="es-ES"/>
-        </w:rPr>
-      </w:pPr>
-      <w:r>
-        <w:rPr>
-          <w:rFonts w:ascii="Times New Roman" w:eastAsia="Times New Roman" w:hAnsi="Times New Roman" w:cs="Times New Roman"/>
-          <w:sz w:val="24"/>
-          <w:szCs w:val="24"/>
+        <w:rPr>
+          <w:lang w:val="es-ES"/>
+        </w:rPr>
+      </w:pPr>
+      <w:r>
+        <w:rPr>
           <w:lang w:val="es-ES"/>
         </w:rPr>
         <w:t xml:space="preserve">El usuario digita los montos de sus boletas actuales de </w:t>
       </w:r>
       <w:r>
         <w:rPr>
-          <w:rFonts w:ascii="Times New Roman" w:eastAsia="Times New Roman" w:hAnsi="Times New Roman" w:cs="Times New Roman"/>
-          <w:b/>
-          <w:bCs/>
-          <w:sz w:val="24"/>
-          <w:szCs w:val="24"/>
-          <w:lang w:val="es-ES"/>
-        </w:rPr>
-        <w:t>agua, luz</w:t>
-      </w:r>
-      <w:r>
-        <w:rPr>
-          <w:rFonts w:ascii="Times New Roman" w:eastAsia="Times New Roman" w:hAnsi="Times New Roman" w:cs="Times New Roman"/>
-          <w:sz w:val="24"/>
-          <w:szCs w:val="24"/>
-          <w:lang w:val="es-ES"/>
-        </w:rPr>
-        <w:t xml:space="preserve"> y marca mediante casillas de selección (</w:t>
-      </w:r>
-      <w:proofErr w:type="spellStart"/>
-      <w:r>
-        <w:rPr>
-          <w:rFonts w:ascii="Times New Roman" w:eastAsia="Times New Roman" w:hAnsi="Times New Roman" w:cs="Times New Roman"/>
+          <w:b/>
+          <w:bCs/>
+          <w:lang w:val="es-ES"/>
+        </w:rPr>
+        <w:t>agua</w:t>
+      </w:r>
+      <w:r>
+        <w:rPr>
+          <w:lang w:val="es-ES"/>
+        </w:rPr>
+        <w:t xml:space="preserve"> y </w:t>
+      </w:r>
+      <w:r>
+        <w:rPr>
+          <w:b/>
+          <w:bCs/>
+          <w:lang w:val="es-ES"/>
+        </w:rPr>
+        <w:t>luz</w:t>
+      </w:r>
+      <w:r>
+        <w:rPr>
+          <w:lang w:val="es-ES"/>
+        </w:rPr>
+        <w:t>, y marca mediante casillas de selección (</w:t>
+      </w:r>
+      <w:r>
+        <w:rPr>
           <w:i/>
           <w:iCs/>
-          <w:sz w:val="24"/>
-          <w:szCs w:val="24"/>
           <w:lang w:val="es-ES"/>
         </w:rPr>
         <w:t>checkboxes</w:t>
       </w:r>
-      <w:proofErr w:type="spellEnd"/>
-      <w:r>
-        <w:rPr>
-          <w:rFonts w:ascii="Times New Roman" w:eastAsia="Times New Roman" w:hAnsi="Times New Roman" w:cs="Times New Roman"/>
-          <w:sz w:val="24"/>
-          <w:szCs w:val="24"/>
+      <w:r>
+        <w:rPr>
           <w:lang w:val="es-ES"/>
         </w:rPr>
         <w:t>) los conceptos específicos que desea pagar en ese instante.</w:t>
@@ -1695,42 +1173,28 @@
       <w:pPr>
         <w:numPr>
           <w:ilvl w:val="0"/>
-          <w:numId w:val="7"/>
+          <w:numId w:val="22"/>
         </w:numPr>
-        <w:spacing w:before="100" w:beforeAutospacing="1" w:after="100" w:afterAutospacing="1" w:line="240" w:lineRule="auto"/>
-        <w:rPr>
-          <w:rFonts w:ascii="Times New Roman" w:eastAsia="Times New Roman" w:hAnsi="Times New Roman" w:cs="Times New Roman"/>
-          <w:sz w:val="24"/>
-          <w:szCs w:val="24"/>
-          <w:lang w:val="es-ES"/>
-        </w:rPr>
-      </w:pPr>
-      <w:r>
-        <w:rPr>
-          <w:rFonts w:ascii="Times New Roman" w:eastAsia="Times New Roman" w:hAnsi="Times New Roman" w:cs="Times New Roman"/>
-          <w:sz w:val="24"/>
-          <w:szCs w:val="24"/>
-          <w:lang w:val="es-ES"/>
-        </w:rPr>
-        <w:lastRenderedPageBreak/>
+        <w:rPr>
+          <w:lang w:val="es-ES"/>
+        </w:rPr>
+      </w:pPr>
+      <w:r>
+        <w:rPr>
+          <w:lang w:val="es-ES"/>
+        </w:rPr>
         <w:t xml:space="preserve">El sistema procesa la selección y genera un código QR Dinámico </w:t>
       </w:r>
       <w:r>
         <w:rPr>
-          <w:rFonts w:ascii="Times New Roman" w:eastAsia="Times New Roman" w:hAnsi="Times New Roman" w:cs="Times New Roman"/>
-          <w:b/>
-          <w:bCs/>
-          <w:sz w:val="24"/>
-          <w:szCs w:val="24"/>
+          <w:b/>
+          <w:bCs/>
           <w:lang w:val="es-ES"/>
         </w:rPr>
         <w:t>únicamente por la suma de los ítems marcados</w:t>
       </w:r>
       <w:r>
         <w:rPr>
-          <w:rFonts w:ascii="Times New Roman" w:eastAsia="Times New Roman" w:hAnsi="Times New Roman" w:cs="Times New Roman"/>
-          <w:sz w:val="24"/>
-          <w:szCs w:val="24"/>
           <w:lang w:val="es-ES"/>
         </w:rPr>
         <w:t>.</w:t>
@@ -1740,21 +1204,14 @@
       <w:pPr>
         <w:numPr>
           <w:ilvl w:val="0"/>
-          <w:numId w:val="7"/>
+          <w:numId w:val="22"/>
         </w:numPr>
-        <w:spacing w:before="100" w:beforeAutospacing="1" w:after="100" w:afterAutospacing="1" w:line="240" w:lineRule="auto"/>
-        <w:rPr>
-          <w:rFonts w:ascii="Times New Roman" w:eastAsia="Times New Roman" w:hAnsi="Times New Roman" w:cs="Times New Roman"/>
-          <w:sz w:val="24"/>
-          <w:szCs w:val="24"/>
-          <w:lang w:val="es-ES"/>
-        </w:rPr>
-      </w:pPr>
-      <w:r>
-        <w:rPr>
-          <w:rFonts w:ascii="Times New Roman" w:eastAsia="Times New Roman" w:hAnsi="Times New Roman" w:cs="Times New Roman"/>
-          <w:sz w:val="24"/>
-          <w:szCs w:val="24"/>
+        <w:rPr>
+          <w:lang w:val="es-ES"/>
+        </w:rPr>
+      </w:pPr>
+      <w:r>
+        <w:rPr>
           <w:lang w:val="es-ES"/>
         </w:rPr>
         <w:t>El copropietario escanea y paga desde su aplicación de banca móvil de preferencia.</w:t>
@@ -1764,101 +1221,42 @@
       <w:pPr>
         <w:numPr>
           <w:ilvl w:val="0"/>
-          <w:numId w:val="7"/>
+          <w:numId w:val="22"/>
         </w:numPr>
-        <w:spacing w:before="100" w:beforeAutospacing="1" w:after="100" w:afterAutospacing="1" w:line="240" w:lineRule="auto"/>
-        <w:rPr>
-          <w:rFonts w:ascii="Times New Roman" w:eastAsia="Times New Roman" w:hAnsi="Times New Roman" w:cs="Times New Roman"/>
-          <w:sz w:val="24"/>
-          <w:szCs w:val="24"/>
-          <w:lang w:val="es-ES"/>
-        </w:rPr>
-      </w:pPr>
-      <w:r>
-        <w:rPr>
-          <w:rFonts w:ascii="Times New Roman" w:eastAsia="Times New Roman" w:hAnsi="Times New Roman" w:cs="Times New Roman"/>
-          <w:sz w:val="24"/>
-          <w:szCs w:val="24"/>
-          <w:lang w:val="es-ES"/>
-        </w:rPr>
-        <w:t xml:space="preserve">La pasarela procesa la transacción, dispara un </w:t>
-      </w:r>
-      <w:proofErr w:type="spellStart"/>
-      <w:r>
-        <w:rPr>
-          <w:rFonts w:ascii="Times New Roman" w:eastAsia="Times New Roman" w:hAnsi="Times New Roman" w:cs="Times New Roman"/>
-          <w:sz w:val="24"/>
-          <w:szCs w:val="24"/>
-          <w:lang w:val="es-ES"/>
-        </w:rPr>
-        <w:t>Webhook</w:t>
-      </w:r>
-      <w:proofErr w:type="spellEnd"/>
-      <w:r>
-        <w:rPr>
-          <w:rFonts w:ascii="Times New Roman" w:eastAsia="Times New Roman" w:hAnsi="Times New Roman" w:cs="Times New Roman"/>
-          <w:sz w:val="24"/>
-          <w:szCs w:val="24"/>
-          <w:lang w:val="es-ES"/>
-        </w:rPr>
-        <w:t xml:space="preserve">, </w:t>
-      </w:r>
-      <w:proofErr w:type="spellStart"/>
-      <w:r>
-        <w:rPr>
-          <w:rFonts w:ascii="Times New Roman" w:eastAsia="Times New Roman" w:hAnsi="Times New Roman" w:cs="Times New Roman"/>
-          <w:sz w:val="24"/>
-          <w:szCs w:val="24"/>
-          <w:lang w:val="es-ES"/>
-        </w:rPr>
-        <w:t>updates</w:t>
-      </w:r>
-      <w:proofErr w:type="spellEnd"/>
-      <w:r>
-        <w:rPr>
-          <w:rFonts w:ascii="Times New Roman" w:eastAsia="Times New Roman" w:hAnsi="Times New Roman" w:cs="Times New Roman"/>
-          <w:sz w:val="24"/>
-          <w:szCs w:val="24"/>
-          <w:lang w:val="es-ES"/>
-        </w:rPr>
-        <w:t xml:space="preserve"> en el </w:t>
-      </w:r>
-      <w:proofErr w:type="spellStart"/>
-      <w:r>
-        <w:rPr>
-          <w:rFonts w:ascii="Times New Roman" w:eastAsia="Times New Roman" w:hAnsi="Times New Roman" w:cs="Times New Roman"/>
-          <w:sz w:val="24"/>
-          <w:szCs w:val="24"/>
-          <w:lang w:val="es-ES"/>
-        </w:rPr>
-        <w:t>backend</w:t>
-      </w:r>
-      <w:proofErr w:type="spellEnd"/>
-      <w:r>
-        <w:rPr>
-          <w:rFonts w:ascii="Times New Roman" w:eastAsia="Times New Roman" w:hAnsi="Times New Roman" w:cs="Times New Roman"/>
-          <w:sz w:val="24"/>
-          <w:szCs w:val="24"/>
+        <w:rPr>
+          <w:lang w:val="es-ES"/>
+        </w:rPr>
+      </w:pPr>
+      <w:r>
+        <w:rPr>
+          <w:lang w:val="es-ES"/>
+        </w:rPr>
+        <w:t xml:space="preserve">La pasarela procesa la transacción, dispara un Webhook, </w:t>
+      </w:r>
+      <w:r>
+        <w:rPr>
+          <w:b/>
+          <w:bCs/>
+          <w:lang w:val="es-ES"/>
+        </w:rPr>
+        <w:t>actualiza en el backend</w:t>
+      </w:r>
+      <w:r>
+        <w:rPr>
           <w:lang w:val="es-ES"/>
         </w:rPr>
         <w:t xml:space="preserve"> el estado a "PAGADO" solo para los ítems seleccionados, asienta el </w:t>
       </w:r>
       <w:r>
         <w:rPr>
-          <w:rFonts w:ascii="Times New Roman" w:eastAsia="Times New Roman" w:hAnsi="Times New Roman" w:cs="Times New Roman"/>
-          <w:b/>
-          <w:bCs/>
-          <w:sz w:val="24"/>
-          <w:szCs w:val="24"/>
+          <w:b/>
+          <w:bCs/>
           <w:lang w:val="es-ES"/>
         </w:rPr>
         <w:t>ingreso y egreso</w:t>
       </w:r>
       <w:r>
         <w:rPr>
-          <w:rFonts w:ascii="Times New Roman" w:eastAsia="Times New Roman" w:hAnsi="Times New Roman" w:cs="Times New Roman"/>
-          <w:sz w:val="24"/>
-          <w:szCs w:val="24"/>
           <w:lang w:val="es-ES"/>
         </w:rPr>
         <w:t xml:space="preserve"> correspondiente y emite el recibo digital.</w:t>
@@ -1866,24 +1264,16 @@
     </w:p>
     <w:p>
       <w:pPr>
-        <w:spacing w:before="100" w:beforeAutospacing="1" w:after="100" w:afterAutospacing="1" w:line="240" w:lineRule="auto"/>
-        <w:outlineLvl w:val="1"/>
-        <w:rPr>
-          <w:rFonts w:ascii="Times New Roman" w:eastAsia="Times New Roman" w:hAnsi="Times New Roman" w:cs="Times New Roman"/>
-          <w:b/>
-          <w:bCs/>
-          <w:sz w:val="36"/>
-          <w:szCs w:val="36"/>
-          <w:lang w:val="es-ES"/>
-        </w:rPr>
-      </w:pPr>
-      <w:r>
-        <w:rPr>
-          <w:rFonts w:ascii="Times New Roman" w:eastAsia="Times New Roman" w:hAnsi="Times New Roman" w:cs="Times New Roman"/>
-          <w:b/>
-          <w:bCs/>
-          <w:sz w:val="36"/>
-          <w:szCs w:val="36"/>
+        <w:rPr>
+          <w:b/>
+          <w:bCs/>
+          <w:lang w:val="es-ES"/>
+        </w:rPr>
+      </w:pPr>
+      <w:r>
+        <w:rPr>
+          <w:b/>
+          <w:bCs/>
           <w:lang w:val="es-ES"/>
         </w:rPr>
         <w:t>3. ALCANCE GENERAL Y ACTORES DEL SISTEMA</w:t>
@@ -1891,37 +1281,27 @@
     </w:p>
     <w:p>
       <w:pPr>
-        <w:spacing w:before="100" w:beforeAutospacing="1" w:after="100" w:afterAutospacing="1" w:line="240" w:lineRule="auto"/>
-        <w:outlineLvl w:val="2"/>
-        <w:rPr>
-          <w:rFonts w:ascii="Times New Roman" w:eastAsia="Times New Roman" w:hAnsi="Times New Roman" w:cs="Times New Roman"/>
-          <w:b/>
-          <w:bCs/>
-          <w:sz w:val="27"/>
-          <w:szCs w:val="27"/>
+        <w:rPr>
+          <w:b/>
+          <w:bCs/>
           <w:lang w:val="en-US"/>
         </w:rPr>
       </w:pPr>
       <w:proofErr w:type="spellStart"/>
       <w:r>
         <w:rPr>
-          <w:rFonts w:ascii="Times New Roman" w:eastAsia="Times New Roman" w:hAnsi="Times New Roman" w:cs="Times New Roman"/>
-          <w:b/>
-          <w:bCs/>
-          <w:sz w:val="27"/>
-          <w:szCs w:val="27"/>
+          <w:b/>
+          <w:bCs/>
           <w:lang w:val="en-US"/>
         </w:rPr>
+        <w:lastRenderedPageBreak/>
         <w:t>Actores</w:t>
       </w:r>
       <w:proofErr w:type="spellEnd"/>
       <w:r>
         <w:rPr>
-          <w:rFonts w:ascii="Times New Roman" w:eastAsia="Times New Roman" w:hAnsi="Times New Roman" w:cs="Times New Roman"/>
-          <w:b/>
-          <w:bCs/>
-          <w:sz w:val="27"/>
-          <w:szCs w:val="27"/>
+          <w:b/>
+          <w:bCs/>
           <w:lang w:val="en-US"/>
         </w:rPr>
         <w:t xml:space="preserve"> </w:t>
@@ -1929,11 +1309,8 @@
       <w:proofErr w:type="gramStart"/>
       <w:r>
         <w:rPr>
-          <w:rFonts w:ascii="Times New Roman" w:eastAsia="Times New Roman" w:hAnsi="Times New Roman" w:cs="Times New Roman"/>
-          <w:b/>
-          <w:bCs/>
-          <w:sz w:val="27"/>
-          <w:szCs w:val="27"/>
+          <w:b/>
+          <w:bCs/>
           <w:lang w:val="en-US"/>
         </w:rPr>
         <w:t>del</w:t>
@@ -1941,11 +1318,8 @@
       <w:proofErr w:type="gramEnd"/>
       <w:r>
         <w:rPr>
-          <w:rFonts w:ascii="Times New Roman" w:eastAsia="Times New Roman" w:hAnsi="Times New Roman" w:cs="Times New Roman"/>
-          <w:b/>
-          <w:bCs/>
-          <w:sz w:val="27"/>
-          <w:szCs w:val="27"/>
+          <w:b/>
+          <w:bCs/>
           <w:lang w:val="en-US"/>
         </w:rPr>
         <w:t xml:space="preserve"> Sistema</w:t>
@@ -1955,125 +1329,78 @@
       <w:pPr>
         <w:numPr>
           <w:ilvl w:val="0"/>
-          <w:numId w:val="8"/>
+          <w:numId w:val="23"/>
         </w:numPr>
-        <w:spacing w:before="100" w:beforeAutospacing="1" w:after="100" w:afterAutospacing="1" w:line="240" w:lineRule="auto"/>
-        <w:rPr>
-          <w:rFonts w:ascii="Times New Roman" w:eastAsia="Times New Roman" w:hAnsi="Times New Roman" w:cs="Times New Roman"/>
-          <w:sz w:val="24"/>
-          <w:szCs w:val="24"/>
-          <w:lang w:val="es-ES"/>
-        </w:rPr>
-      </w:pPr>
-      <w:r>
-        <w:rPr>
-          <w:rFonts w:ascii="Times New Roman" w:eastAsia="Times New Roman" w:hAnsi="Times New Roman" w:cs="Times New Roman"/>
-          <w:b/>
-          <w:bCs/>
-          <w:sz w:val="24"/>
-          <w:szCs w:val="24"/>
+        <w:rPr>
+          <w:lang w:val="es-ES"/>
+        </w:rPr>
+      </w:pPr>
+      <w:r>
+        <w:rPr>
+          <w:b/>
+          <w:bCs/>
           <w:lang w:val="es-ES"/>
         </w:rPr>
         <w:t>Administrador General:</w:t>
       </w:r>
       <w:r>
         <w:rPr>
-          <w:rFonts w:ascii="Times New Roman" w:eastAsia="Times New Roman" w:hAnsi="Times New Roman" w:cs="Times New Roman"/>
-          <w:sz w:val="24"/>
-          <w:szCs w:val="24"/>
           <w:lang w:val="es-ES"/>
         </w:rPr>
         <w:t xml:space="preserve"> Personal encargado de la gestión operativa, </w:t>
       </w:r>
       <w:r>
         <w:rPr>
-          <w:rFonts w:ascii="Times New Roman" w:eastAsia="Times New Roman" w:hAnsi="Times New Roman" w:cs="Times New Roman"/>
-          <w:b/>
-          <w:bCs/>
-          <w:sz w:val="24"/>
-          <w:szCs w:val="24"/>
+          <w:b/>
+          <w:bCs/>
           <w:lang w:val="es-ES"/>
         </w:rPr>
         <w:t>categorizar por tipo de condominio</w:t>
       </w:r>
       <w:r>
         <w:rPr>
-          <w:rFonts w:ascii="Times New Roman" w:eastAsia="Times New Roman" w:hAnsi="Times New Roman" w:cs="Times New Roman"/>
-          <w:sz w:val="24"/>
-          <w:szCs w:val="24"/>
           <w:lang w:val="es-ES"/>
         </w:rPr>
         <w:t xml:space="preserve">, registrar el </w:t>
       </w:r>
       <w:r>
         <w:rPr>
-          <w:rFonts w:ascii="Times New Roman" w:eastAsia="Times New Roman" w:hAnsi="Times New Roman" w:cs="Times New Roman"/>
-          <w:b/>
-          <w:bCs/>
-          <w:sz w:val="24"/>
-          <w:szCs w:val="24"/>
-          <w:lang w:val="es-ES"/>
-        </w:rPr>
-        <w:t xml:space="preserve">control para </w:t>
-      </w:r>
-      <w:proofErr w:type="spellStart"/>
-      <w:r>
-        <w:rPr>
-          <w:rFonts w:ascii="Times New Roman" w:eastAsia="Times New Roman" w:hAnsi="Times New Roman" w:cs="Times New Roman"/>
-          <w:b/>
-          <w:bCs/>
-          <w:sz w:val="24"/>
-          <w:szCs w:val="24"/>
-          <w:lang w:val="es-ES"/>
-        </w:rPr>
-        <w:t>proveeedor</w:t>
-      </w:r>
-      <w:proofErr w:type="spellEnd"/>
-      <w:r>
-        <w:rPr>
-          <w:rFonts w:ascii="Times New Roman" w:eastAsia="Times New Roman" w:hAnsi="Times New Roman" w:cs="Times New Roman"/>
-          <w:sz w:val="24"/>
-          <w:szCs w:val="24"/>
+          <w:b/>
+          <w:bCs/>
+          <w:lang w:val="es-ES"/>
+        </w:rPr>
+        <w:t>control para proveedores</w:t>
+      </w:r>
+      <w:r>
+        <w:rPr>
           <w:lang w:val="es-ES"/>
         </w:rPr>
         <w:t xml:space="preserve">, ejecutar </w:t>
       </w:r>
       <w:r>
         <w:rPr>
-          <w:rFonts w:ascii="Times New Roman" w:eastAsia="Times New Roman" w:hAnsi="Times New Roman" w:cs="Times New Roman"/>
-          <w:b/>
-          <w:bCs/>
-          <w:sz w:val="24"/>
-          <w:szCs w:val="24"/>
+          <w:b/>
+          <w:bCs/>
           <w:lang w:val="es-ES"/>
         </w:rPr>
         <w:t>pagos de proveedores</w:t>
       </w:r>
       <w:r>
         <w:rPr>
-          <w:rFonts w:ascii="Times New Roman" w:eastAsia="Times New Roman" w:hAnsi="Times New Roman" w:cs="Times New Roman"/>
-          <w:sz w:val="24"/>
-          <w:szCs w:val="24"/>
           <w:lang w:val="es-ES"/>
         </w:rPr>
         <w:t xml:space="preserve"> y controlar el </w:t>
       </w:r>
       <w:r>
         <w:rPr>
-          <w:rFonts w:ascii="Times New Roman" w:eastAsia="Times New Roman" w:hAnsi="Times New Roman" w:cs="Times New Roman"/>
-          <w:b/>
-          <w:bCs/>
-          <w:sz w:val="24"/>
-          <w:szCs w:val="24"/>
+          <w:b/>
+          <w:bCs/>
           <w:lang w:val="es-ES"/>
         </w:rPr>
         <w:t>ingreso y egreso</w:t>
       </w:r>
       <w:r>
         <w:rPr>
-          <w:rFonts w:ascii="Times New Roman" w:eastAsia="Times New Roman" w:hAnsi="Times New Roman" w:cs="Times New Roman"/>
-          <w:sz w:val="24"/>
-          <w:szCs w:val="24"/>
           <w:lang w:val="es-ES"/>
         </w:rPr>
         <w:t xml:space="preserve"> del condominio.</w:t>
@@ -2083,105 +1410,78 @@
       <w:pPr>
         <w:numPr>
           <w:ilvl w:val="0"/>
-          <w:numId w:val="8"/>
+          <w:numId w:val="23"/>
         </w:numPr>
-        <w:spacing w:before="100" w:beforeAutospacing="1" w:after="100" w:afterAutospacing="1" w:line="240" w:lineRule="auto"/>
-        <w:rPr>
-          <w:rFonts w:ascii="Times New Roman" w:eastAsia="Times New Roman" w:hAnsi="Times New Roman" w:cs="Times New Roman"/>
-          <w:sz w:val="24"/>
-          <w:szCs w:val="24"/>
-          <w:lang w:val="es-ES"/>
-        </w:rPr>
-      </w:pPr>
-      <w:r>
-        <w:rPr>
-          <w:rFonts w:ascii="Times New Roman" w:eastAsia="Times New Roman" w:hAnsi="Times New Roman" w:cs="Times New Roman"/>
-          <w:b/>
-          <w:bCs/>
-          <w:sz w:val="24"/>
-          <w:szCs w:val="24"/>
+        <w:rPr>
+          <w:lang w:val="es-ES"/>
+        </w:rPr>
+      </w:pPr>
+      <w:r>
+        <w:rPr>
+          <w:b/>
+          <w:bCs/>
           <w:lang w:val="es-ES"/>
         </w:rPr>
         <w:t>Copropietario / Inquilino (Residente):</w:t>
       </w:r>
       <w:r>
         <w:rPr>
-          <w:rFonts w:ascii="Times New Roman" w:eastAsia="Times New Roman" w:hAnsi="Times New Roman" w:cs="Times New Roman"/>
-          <w:sz w:val="24"/>
-          <w:szCs w:val="24"/>
           <w:lang w:val="es-ES"/>
         </w:rPr>
         <w:t xml:space="preserve"> Usuario final que ingresa los montos de sus avisos de </w:t>
       </w:r>
       <w:r>
         <w:rPr>
-          <w:rFonts w:ascii="Times New Roman" w:eastAsia="Times New Roman" w:hAnsi="Times New Roman" w:cs="Times New Roman"/>
-          <w:b/>
-          <w:bCs/>
-          <w:sz w:val="24"/>
-          <w:szCs w:val="24"/>
-          <w:lang w:val="es-ES"/>
-        </w:rPr>
-        <w:t>agua, luz</w:t>
-      </w:r>
-      <w:r>
-        <w:rPr>
-          <w:rFonts w:ascii="Times New Roman" w:eastAsia="Times New Roman" w:hAnsi="Times New Roman" w:cs="Times New Roman"/>
-          <w:sz w:val="24"/>
-          <w:szCs w:val="24"/>
+          <w:b/>
+          <w:bCs/>
+          <w:lang w:val="es-ES"/>
+        </w:rPr>
+        <w:t>agua</w:t>
+      </w:r>
+      <w:r>
+        <w:rPr>
+          <w:lang w:val="es-ES"/>
+        </w:rPr>
+        <w:t xml:space="preserve"> y </w:t>
+      </w:r>
+      <w:r>
+        <w:rPr>
+          <w:b/>
+          <w:bCs/>
+          <w:lang w:val="es-ES"/>
+        </w:rPr>
+        <w:t>luz</w:t>
+      </w:r>
+      <w:r>
+        <w:rPr>
           <w:lang w:val="es-ES"/>
         </w:rPr>
         <w:t xml:space="preserve">, consulta el </w:t>
       </w:r>
       <w:r>
         <w:rPr>
-          <w:rFonts w:ascii="Times New Roman" w:eastAsia="Times New Roman" w:hAnsi="Times New Roman" w:cs="Times New Roman"/>
-          <w:b/>
-          <w:bCs/>
-          <w:sz w:val="24"/>
-          <w:szCs w:val="24"/>
-          <w:lang w:val="es-ES"/>
-        </w:rPr>
-        <w:t xml:space="preserve">sistema contable d </w:t>
-      </w:r>
-      <w:proofErr w:type="spellStart"/>
-      <w:r>
-        <w:rPr>
-          <w:rFonts w:ascii="Times New Roman" w:eastAsia="Times New Roman" w:hAnsi="Times New Roman" w:cs="Times New Roman"/>
-          <w:b/>
-          <w:bCs/>
-          <w:sz w:val="24"/>
-          <w:szCs w:val="24"/>
-          <w:lang w:val="es-ES"/>
-        </w:rPr>
-        <w:t>despesas</w:t>
-      </w:r>
-      <w:proofErr w:type="spellEnd"/>
-      <w:r>
-        <w:rPr>
-          <w:rFonts w:ascii="Times New Roman" w:eastAsia="Times New Roman" w:hAnsi="Times New Roman" w:cs="Times New Roman"/>
-          <w:sz w:val="24"/>
-          <w:szCs w:val="24"/>
+          <w:b/>
+          <w:bCs/>
+          <w:lang w:val="es-ES"/>
+        </w:rPr>
+        <w:t>sistema contable de despensas</w:t>
+      </w:r>
+      <w:r>
+        <w:rPr>
           <w:lang w:val="es-ES"/>
         </w:rPr>
         <w:t xml:space="preserve">, selecciona de forma modular qué pagar mediante QR y realiza el </w:t>
       </w:r>
       <w:r>
         <w:rPr>
-          <w:rFonts w:ascii="Times New Roman" w:eastAsia="Times New Roman" w:hAnsi="Times New Roman" w:cs="Times New Roman"/>
-          <w:b/>
-          <w:bCs/>
-          <w:sz w:val="24"/>
-          <w:szCs w:val="24"/>
+          <w:b/>
+          <w:bCs/>
           <w:lang w:val="es-ES"/>
         </w:rPr>
         <w:t>agendamiento</w:t>
       </w:r>
       <w:r>
         <w:rPr>
-          <w:rFonts w:ascii="Times New Roman" w:eastAsia="Times New Roman" w:hAnsi="Times New Roman" w:cs="Times New Roman"/>
-          <w:sz w:val="24"/>
-          <w:szCs w:val="24"/>
           <w:lang w:val="es-ES"/>
         </w:rPr>
         <w:t xml:space="preserve"> de áreas comunes.</w:t>
@@ -2191,72 +1491,50 @@
       <w:pPr>
         <w:numPr>
           <w:ilvl w:val="0"/>
-          <w:numId w:val="8"/>
+          <w:numId w:val="23"/>
         </w:numPr>
-        <w:spacing w:before="100" w:beforeAutospacing="1" w:after="100" w:afterAutospacing="1" w:line="240" w:lineRule="auto"/>
-        <w:rPr>
-          <w:rFonts w:ascii="Times New Roman" w:eastAsia="Times New Roman" w:hAnsi="Times New Roman" w:cs="Times New Roman"/>
-          <w:sz w:val="24"/>
-          <w:szCs w:val="24"/>
-          <w:lang w:val="es-ES"/>
-        </w:rPr>
-      </w:pPr>
-      <w:r>
-        <w:rPr>
-          <w:rFonts w:ascii="Times New Roman" w:eastAsia="Times New Roman" w:hAnsi="Times New Roman" w:cs="Times New Roman"/>
-          <w:b/>
-          <w:bCs/>
-          <w:sz w:val="24"/>
-          <w:szCs w:val="24"/>
+        <w:rPr>
+          <w:lang w:val="es-ES"/>
+        </w:rPr>
+      </w:pPr>
+      <w:r>
+        <w:rPr>
+          <w:b/>
+          <w:bCs/>
           <w:lang w:val="es-ES"/>
         </w:rPr>
         <w:t>Guardia de Seguridad / Conserje (Rol Opcional):</w:t>
       </w:r>
       <w:r>
         <w:rPr>
-          <w:rFonts w:ascii="Times New Roman" w:eastAsia="Times New Roman" w:hAnsi="Times New Roman" w:cs="Times New Roman"/>
-          <w:sz w:val="24"/>
-          <w:szCs w:val="24"/>
           <w:lang w:val="es-ES"/>
         </w:rPr>
         <w:t xml:space="preserve"> Personal en portería encargado de validar en el </w:t>
       </w:r>
       <w:r>
         <w:rPr>
-          <w:rFonts w:ascii="Times New Roman" w:eastAsia="Times New Roman" w:hAnsi="Times New Roman" w:cs="Times New Roman"/>
-          <w:b/>
-          <w:bCs/>
-          <w:sz w:val="24"/>
-          <w:szCs w:val="24"/>
+          <w:b/>
+          <w:bCs/>
           <w:lang w:val="es-ES"/>
         </w:rPr>
         <w:t>panel administrativo</w:t>
       </w:r>
       <w:r>
         <w:rPr>
-          <w:rFonts w:ascii="Times New Roman" w:eastAsia="Times New Roman" w:hAnsi="Times New Roman" w:cs="Times New Roman"/>
-          <w:sz w:val="24"/>
-          <w:szCs w:val="24"/>
           <w:lang w:val="es-ES"/>
         </w:rPr>
         <w:t xml:space="preserve"> las reservas activas procesadas en el </w:t>
       </w:r>
       <w:r>
         <w:rPr>
-          <w:rFonts w:ascii="Times New Roman" w:eastAsia="Times New Roman" w:hAnsi="Times New Roman" w:cs="Times New Roman"/>
-          <w:b/>
-          <w:bCs/>
-          <w:sz w:val="24"/>
-          <w:szCs w:val="24"/>
+          <w:b/>
+          <w:bCs/>
           <w:lang w:val="es-ES"/>
         </w:rPr>
         <w:t>agendamiento</w:t>
       </w:r>
       <w:r>
         <w:rPr>
-          <w:rFonts w:ascii="Times New Roman" w:eastAsia="Times New Roman" w:hAnsi="Times New Roman" w:cs="Times New Roman"/>
-          <w:sz w:val="24"/>
-          <w:szCs w:val="24"/>
           <w:lang w:val="es-ES"/>
         </w:rPr>
         <w:t>.</w:t>
@@ -2264,25 +1542,17 @@
     </w:p>
     <w:p>
       <w:pPr>
-        <w:spacing w:before="100" w:beforeAutospacing="1" w:after="100" w:afterAutospacing="1" w:line="240" w:lineRule="auto"/>
-        <w:outlineLvl w:val="2"/>
-        <w:rPr>
-          <w:rFonts w:ascii="Times New Roman" w:eastAsia="Times New Roman" w:hAnsi="Times New Roman" w:cs="Times New Roman"/>
-          <w:b/>
-          <w:bCs/>
-          <w:sz w:val="27"/>
-          <w:szCs w:val="27"/>
+        <w:rPr>
+          <w:b/>
+          <w:bCs/>
           <w:lang w:val="en-US"/>
         </w:rPr>
       </w:pPr>
       <w:proofErr w:type="spellStart"/>
       <w:r>
         <w:rPr>
-          <w:rFonts w:ascii="Times New Roman" w:eastAsia="Times New Roman" w:hAnsi="Times New Roman" w:cs="Times New Roman"/>
-          <w:b/>
-          <w:bCs/>
-          <w:sz w:val="27"/>
-          <w:szCs w:val="27"/>
+          <w:b/>
+          <w:bCs/>
           <w:lang w:val="en-US"/>
         </w:rPr>
         <w:t>Alcance</w:t>
@@ -2290,11 +1560,8 @@
       <w:proofErr w:type="spellEnd"/>
       <w:r>
         <w:rPr>
-          <w:rFonts w:ascii="Times New Roman" w:eastAsia="Times New Roman" w:hAnsi="Times New Roman" w:cs="Times New Roman"/>
-          <w:b/>
-          <w:bCs/>
-          <w:sz w:val="27"/>
-          <w:szCs w:val="27"/>
+          <w:b/>
+          <w:bCs/>
           <w:lang w:val="en-US"/>
         </w:rPr>
         <w:t xml:space="preserve"> </w:t>
@@ -2302,11 +1569,8 @@
       <w:proofErr w:type="spellStart"/>
       <w:r>
         <w:rPr>
-          <w:rFonts w:ascii="Times New Roman" w:eastAsia="Times New Roman" w:hAnsi="Times New Roman" w:cs="Times New Roman"/>
-          <w:b/>
-          <w:bCs/>
-          <w:sz w:val="27"/>
-          <w:szCs w:val="27"/>
+          <w:b/>
+          <w:bCs/>
           <w:lang w:val="en-US"/>
         </w:rPr>
         <w:t>Funcional</w:t>
@@ -2314,11 +1578,8 @@
       <w:proofErr w:type="spellEnd"/>
       <w:r>
         <w:rPr>
-          <w:rFonts w:ascii="Times New Roman" w:eastAsia="Times New Roman" w:hAnsi="Times New Roman" w:cs="Times New Roman"/>
-          <w:b/>
-          <w:bCs/>
-          <w:sz w:val="27"/>
-          <w:szCs w:val="27"/>
+          <w:b/>
+          <w:bCs/>
           <w:lang w:val="en-US"/>
         </w:rPr>
         <w:t xml:space="preserve"> </w:t>
@@ -2326,11 +1587,8 @@
       <w:proofErr w:type="spellStart"/>
       <w:r>
         <w:rPr>
-          <w:rFonts w:ascii="Times New Roman" w:eastAsia="Times New Roman" w:hAnsi="Times New Roman" w:cs="Times New Roman"/>
-          <w:b/>
-          <w:bCs/>
-          <w:sz w:val="27"/>
-          <w:szCs w:val="27"/>
+          <w:b/>
+          <w:bCs/>
           <w:lang w:val="en-US"/>
         </w:rPr>
         <w:t>por</w:t>
@@ -2338,11 +1596,8 @@
       <w:proofErr w:type="spellEnd"/>
       <w:r>
         <w:rPr>
-          <w:rFonts w:ascii="Times New Roman" w:eastAsia="Times New Roman" w:hAnsi="Times New Roman" w:cs="Times New Roman"/>
-          <w:b/>
-          <w:bCs/>
-          <w:sz w:val="27"/>
-          <w:szCs w:val="27"/>
+          <w:b/>
+          <w:bCs/>
           <w:lang w:val="en-US"/>
         </w:rPr>
         <w:t xml:space="preserve"> </w:t>
@@ -2350,11 +1605,8 @@
       <w:proofErr w:type="spellStart"/>
       <w:r>
         <w:rPr>
-          <w:rFonts w:ascii="Times New Roman" w:eastAsia="Times New Roman" w:hAnsi="Times New Roman" w:cs="Times New Roman"/>
-          <w:b/>
-          <w:bCs/>
-          <w:sz w:val="27"/>
-          <w:szCs w:val="27"/>
+          <w:b/>
+          <w:bCs/>
           <w:lang w:val="en-US"/>
         </w:rPr>
         <w:t>Componente</w:t>
@@ -2365,158 +1617,92 @@
       <w:pPr>
         <w:numPr>
           <w:ilvl w:val="0"/>
-          <w:numId w:val="9"/>
+          <w:numId w:val="24"/>
         </w:numPr>
-        <w:spacing w:before="100" w:beforeAutospacing="1" w:after="100" w:afterAutospacing="1" w:line="240" w:lineRule="auto"/>
-        <w:rPr>
-          <w:rFonts w:ascii="Times New Roman" w:eastAsia="Times New Roman" w:hAnsi="Times New Roman" w:cs="Times New Roman"/>
-          <w:sz w:val="24"/>
-          <w:szCs w:val="24"/>
-          <w:lang w:val="es-ES"/>
-        </w:rPr>
-      </w:pPr>
-      <w:r>
-        <w:rPr>
-          <w:rFonts w:ascii="Times New Roman" w:eastAsia="Times New Roman" w:hAnsi="Times New Roman" w:cs="Times New Roman"/>
-          <w:b/>
-          <w:bCs/>
-          <w:sz w:val="24"/>
-          <w:szCs w:val="24"/>
+        <w:rPr>
+          <w:lang w:val="es-ES"/>
+        </w:rPr>
+      </w:pPr>
+      <w:r>
+        <w:rPr>
+          <w:b/>
+          <w:bCs/>
           <w:lang w:val="es-ES"/>
         </w:rPr>
         <w:t>Panel Administrativo (Plataforma Web):</w:t>
       </w:r>
       <w:r>
         <w:rPr>
-          <w:rFonts w:ascii="Times New Roman" w:eastAsia="Times New Roman" w:hAnsi="Times New Roman" w:cs="Times New Roman"/>
-          <w:sz w:val="24"/>
-          <w:szCs w:val="24"/>
           <w:lang w:val="es-ES"/>
         </w:rPr>
         <w:t xml:space="preserve"> Módulo para </w:t>
       </w:r>
       <w:r>
         <w:rPr>
-          <w:rFonts w:ascii="Times New Roman" w:eastAsia="Times New Roman" w:hAnsi="Times New Roman" w:cs="Times New Roman"/>
-          <w:b/>
-          <w:bCs/>
-          <w:sz w:val="24"/>
-          <w:szCs w:val="24"/>
+          <w:b/>
+          <w:bCs/>
           <w:lang w:val="es-ES"/>
         </w:rPr>
         <w:t>categorizar por tipo de condominio</w:t>
       </w:r>
       <w:r>
         <w:rPr>
-          <w:rFonts w:ascii="Times New Roman" w:eastAsia="Times New Roman" w:hAnsi="Times New Roman" w:cs="Times New Roman"/>
-          <w:sz w:val="24"/>
-          <w:szCs w:val="24"/>
           <w:lang w:val="es-ES"/>
         </w:rPr>
         <w:t xml:space="preserve">, motor de </w:t>
       </w:r>
       <w:r>
         <w:rPr>
-          <w:rFonts w:ascii="Times New Roman" w:eastAsia="Times New Roman" w:hAnsi="Times New Roman" w:cs="Times New Roman"/>
-          <w:b/>
-          <w:bCs/>
-          <w:sz w:val="24"/>
-          <w:szCs w:val="24"/>
-          <w:lang w:val="es-ES"/>
-        </w:rPr>
-        <w:t xml:space="preserve">sistema contable d </w:t>
-      </w:r>
-      <w:proofErr w:type="spellStart"/>
-      <w:r>
-        <w:rPr>
-          <w:rFonts w:ascii="Times New Roman" w:eastAsia="Times New Roman" w:hAnsi="Times New Roman" w:cs="Times New Roman"/>
-          <w:b/>
-          <w:bCs/>
-          <w:sz w:val="24"/>
-          <w:szCs w:val="24"/>
-          <w:lang w:val="es-ES"/>
-        </w:rPr>
-        <w:t>despesas</w:t>
-      </w:r>
-      <w:proofErr w:type="spellEnd"/>
-      <w:r>
-        <w:rPr>
-          <w:rFonts w:ascii="Times New Roman" w:eastAsia="Times New Roman" w:hAnsi="Times New Roman" w:cs="Times New Roman"/>
-          <w:sz w:val="24"/>
-          <w:szCs w:val="24"/>
+          <w:b/>
+          <w:bCs/>
+          <w:lang w:val="es-ES"/>
+        </w:rPr>
+        <w:t>sistema contable de despensas</w:t>
+      </w:r>
+      <w:r>
+        <w:rPr>
           <w:lang w:val="es-ES"/>
         </w:rPr>
         <w:t xml:space="preserve">, control de </w:t>
       </w:r>
       <w:r>
         <w:rPr>
-          <w:rFonts w:ascii="Times New Roman" w:eastAsia="Times New Roman" w:hAnsi="Times New Roman" w:cs="Times New Roman"/>
-          <w:b/>
-          <w:bCs/>
-          <w:sz w:val="24"/>
-          <w:szCs w:val="24"/>
+          <w:b/>
+          <w:bCs/>
           <w:lang w:val="es-ES"/>
         </w:rPr>
         <w:t>ingreso y egreso</w:t>
       </w:r>
       <w:r>
         <w:rPr>
-          <w:rFonts w:ascii="Times New Roman" w:eastAsia="Times New Roman" w:hAnsi="Times New Roman" w:cs="Times New Roman"/>
-          <w:sz w:val="24"/>
-          <w:szCs w:val="24"/>
           <w:lang w:val="es-ES"/>
         </w:rPr>
         <w:t xml:space="preserve">, gestión de </w:t>
       </w:r>
       <w:r>
         <w:rPr>
-          <w:rFonts w:ascii="Times New Roman" w:eastAsia="Times New Roman" w:hAnsi="Times New Roman" w:cs="Times New Roman"/>
-          <w:b/>
-          <w:bCs/>
-          <w:sz w:val="24"/>
-          <w:szCs w:val="24"/>
-          <w:lang w:val="es-ES"/>
-        </w:rPr>
-        <w:t xml:space="preserve">control para </w:t>
-      </w:r>
-      <w:proofErr w:type="spellStart"/>
-      <w:r>
-        <w:rPr>
-          <w:rFonts w:ascii="Times New Roman" w:eastAsia="Times New Roman" w:hAnsi="Times New Roman" w:cs="Times New Roman"/>
-          <w:b/>
-          <w:bCs/>
-          <w:sz w:val="24"/>
-          <w:szCs w:val="24"/>
-          <w:lang w:val="es-ES"/>
-        </w:rPr>
-        <w:t>proveeedor</w:t>
-      </w:r>
-      <w:proofErr w:type="spellEnd"/>
-      <w:r>
-        <w:rPr>
-          <w:rFonts w:ascii="Times New Roman" w:eastAsia="Times New Roman" w:hAnsi="Times New Roman" w:cs="Times New Roman"/>
-          <w:sz w:val="24"/>
-          <w:szCs w:val="24"/>
+          <w:b/>
+          <w:bCs/>
+          <w:lang w:val="es-ES"/>
+        </w:rPr>
+        <w:t>control para proveedores</w:t>
+      </w:r>
+      <w:r>
+        <w:rPr>
           <w:lang w:val="es-ES"/>
         </w:rPr>
         <w:t xml:space="preserve"> y parametrización del </w:t>
       </w:r>
       <w:r>
         <w:rPr>
-          <w:rFonts w:ascii="Times New Roman" w:eastAsia="Times New Roman" w:hAnsi="Times New Roman" w:cs="Times New Roman"/>
-          <w:b/>
-          <w:bCs/>
-          <w:sz w:val="24"/>
-          <w:szCs w:val="24"/>
+          <w:b/>
+          <w:bCs/>
           <w:lang w:val="es-ES"/>
         </w:rPr>
         <w:t>agendamiento</w:t>
       </w:r>
       <w:r>
         <w:rPr>
-          <w:rFonts w:ascii="Times New Roman" w:eastAsia="Times New Roman" w:hAnsi="Times New Roman" w:cs="Times New Roman"/>
-          <w:sz w:val="24"/>
-          <w:szCs w:val="24"/>
           <w:lang w:val="es-ES"/>
         </w:rPr>
         <w:t>.</w:t>
@@ -2526,116 +1712,64 @@
       <w:pPr>
         <w:numPr>
           <w:ilvl w:val="0"/>
-          <w:numId w:val="9"/>
+          <w:numId w:val="24"/>
         </w:numPr>
-        <w:spacing w:before="100" w:beforeAutospacing="1" w:after="100" w:afterAutospacing="1" w:line="240" w:lineRule="auto"/>
-        <w:rPr>
-          <w:rFonts w:ascii="Times New Roman" w:eastAsia="Times New Roman" w:hAnsi="Times New Roman" w:cs="Times New Roman"/>
-          <w:sz w:val="24"/>
-          <w:szCs w:val="24"/>
-          <w:lang w:val="es-ES"/>
-        </w:rPr>
-      </w:pPr>
-      <w:r>
-        <w:rPr>
-          <w:rFonts w:ascii="Times New Roman" w:eastAsia="Times New Roman" w:hAnsi="Times New Roman" w:cs="Times New Roman"/>
-          <w:b/>
-          <w:bCs/>
-          <w:sz w:val="24"/>
-          <w:szCs w:val="24"/>
-          <w:lang w:val="es-ES"/>
-        </w:rPr>
-        <w:t>Portal del Propietario (</w:t>
-      </w:r>
-      <w:proofErr w:type="spellStart"/>
-      <w:r>
-        <w:rPr>
-          <w:rFonts w:ascii="Times New Roman" w:eastAsia="Times New Roman" w:hAnsi="Times New Roman" w:cs="Times New Roman"/>
-          <w:b/>
-          <w:bCs/>
-          <w:sz w:val="24"/>
-          <w:szCs w:val="24"/>
-          <w:lang w:val="es-ES"/>
-        </w:rPr>
-        <w:t>Responsive</w:t>
-      </w:r>
-      <w:proofErr w:type="spellEnd"/>
-      <w:r>
-        <w:rPr>
-          <w:rFonts w:ascii="Times New Roman" w:eastAsia="Times New Roman" w:hAnsi="Times New Roman" w:cs="Times New Roman"/>
-          <w:b/>
-          <w:bCs/>
-          <w:sz w:val="24"/>
-          <w:szCs w:val="24"/>
-          <w:lang w:val="es-ES"/>
-        </w:rPr>
-        <w:t xml:space="preserve"> / Web Móvil):</w:t>
-      </w:r>
-      <w:r>
-        <w:rPr>
-          <w:rFonts w:ascii="Times New Roman" w:eastAsia="Times New Roman" w:hAnsi="Times New Roman" w:cs="Times New Roman"/>
-          <w:sz w:val="24"/>
-          <w:szCs w:val="24"/>
-          <w:lang w:val="es-ES"/>
-        </w:rPr>
-        <w:t xml:space="preserve"> </w:t>
-      </w:r>
-      <w:proofErr w:type="spellStart"/>
-      <w:r>
-        <w:rPr>
-          <w:rFonts w:ascii="Times New Roman" w:eastAsia="Times New Roman" w:hAnsi="Times New Roman" w:cs="Times New Roman"/>
-          <w:sz w:val="24"/>
-          <w:szCs w:val="24"/>
-          <w:lang w:val="es-ES"/>
-        </w:rPr>
-        <w:t>Dashboard</w:t>
-      </w:r>
-      <w:proofErr w:type="spellEnd"/>
-      <w:r>
-        <w:rPr>
-          <w:rFonts w:ascii="Times New Roman" w:eastAsia="Times New Roman" w:hAnsi="Times New Roman" w:cs="Times New Roman"/>
-          <w:sz w:val="24"/>
-          <w:szCs w:val="24"/>
-          <w:lang w:val="es-ES"/>
-        </w:rPr>
-        <w:t xml:space="preserve"> interactivo de estado de cuenta por casillas de selección, inputs digitales editables para </w:t>
-      </w:r>
-      <w:r>
-        <w:rPr>
-          <w:rFonts w:ascii="Times New Roman" w:eastAsia="Times New Roman" w:hAnsi="Times New Roman" w:cs="Times New Roman"/>
-          <w:b/>
-          <w:bCs/>
-          <w:sz w:val="24"/>
-          <w:szCs w:val="24"/>
-          <w:lang w:val="es-ES"/>
-        </w:rPr>
-        <w:t>agua, luz</w:t>
-      </w:r>
-      <w:r>
-        <w:rPr>
-          <w:rFonts w:ascii="Times New Roman" w:eastAsia="Times New Roman" w:hAnsi="Times New Roman" w:cs="Times New Roman"/>
-          <w:sz w:val="24"/>
-          <w:szCs w:val="24"/>
+        <w:rPr>
+          <w:lang w:val="es-ES"/>
+        </w:rPr>
+      </w:pPr>
+      <w:r>
+        <w:rPr>
+          <w:b/>
+          <w:bCs/>
+          <w:lang w:val="es-ES"/>
+        </w:rPr>
+        <w:t>Portal del Propietario (Responsive / Web Móvil):</w:t>
+      </w:r>
+      <w:r>
+        <w:rPr>
+          <w:lang w:val="es-ES"/>
+        </w:rPr>
+        <w:t xml:space="preserve"> Dashboard interactivo de estado de cuenta por casillas de selección, inputs digitales editables para </w:t>
+      </w:r>
+      <w:r>
+        <w:rPr>
+          <w:b/>
+          <w:bCs/>
+          <w:lang w:val="es-ES"/>
+        </w:rPr>
+        <w:t>agua</w:t>
+      </w:r>
+      <w:r>
+        <w:rPr>
+          <w:lang w:val="es-ES"/>
+        </w:rPr>
+        <w:t xml:space="preserve"> y </w:t>
+      </w:r>
+      <w:r>
+        <w:rPr>
+          <w:b/>
+          <w:bCs/>
+          <w:lang w:val="es-ES"/>
+        </w:rPr>
+        <w:t>luz</w:t>
+      </w:r>
+      <w:r>
+        <w:rPr>
           <w:lang w:val="es-ES"/>
         </w:rPr>
         <w:t xml:space="preserve">, botón de pago modular por QR, acceso al </w:t>
       </w:r>
       <w:r>
         <w:rPr>
-          <w:rFonts w:ascii="Times New Roman" w:eastAsia="Times New Roman" w:hAnsi="Times New Roman" w:cs="Times New Roman"/>
-          <w:b/>
-          <w:bCs/>
-          <w:sz w:val="24"/>
-          <w:szCs w:val="24"/>
+          <w:b/>
+          <w:bCs/>
           <w:lang w:val="es-ES"/>
         </w:rPr>
         <w:t>agendamiento</w:t>
       </w:r>
       <w:r>
         <w:rPr>
-          <w:rFonts w:ascii="Times New Roman" w:eastAsia="Times New Roman" w:hAnsi="Times New Roman" w:cs="Times New Roman"/>
-          <w:sz w:val="24"/>
-          <w:szCs w:val="24"/>
           <w:lang w:val="es-ES"/>
         </w:rPr>
         <w:t xml:space="preserve"> de áreas comunes e historial de documentos.</w:t>
@@ -2643,24 +1777,16 @@
     </w:p>
     <w:p>
       <w:pPr>
-        <w:spacing w:before="100" w:beforeAutospacing="1" w:after="100" w:afterAutospacing="1" w:line="240" w:lineRule="auto"/>
-        <w:outlineLvl w:val="1"/>
-        <w:rPr>
-          <w:rFonts w:ascii="Times New Roman" w:eastAsia="Times New Roman" w:hAnsi="Times New Roman" w:cs="Times New Roman"/>
-          <w:b/>
-          <w:bCs/>
-          <w:sz w:val="36"/>
-          <w:szCs w:val="36"/>
+        <w:rPr>
+          <w:b/>
+          <w:bCs/>
           <w:lang w:val="en-US"/>
         </w:rPr>
       </w:pPr>
       <w:r>
         <w:rPr>
-          <w:rFonts w:ascii="Times New Roman" w:eastAsia="Times New Roman" w:hAnsi="Times New Roman" w:cs="Times New Roman"/>
-          <w:b/>
-          <w:bCs/>
-          <w:sz w:val="36"/>
-          <w:szCs w:val="36"/>
+          <w:b/>
+          <w:bCs/>
           <w:lang w:val="en-US"/>
         </w:rPr>
         <w:t>4. ARQUITECTURA TECNOLÓGICA SUGERIDA</w:t>
@@ -2670,316 +1796,128 @@
       <w:pPr>
         <w:numPr>
           <w:ilvl w:val="0"/>
-          <w:numId w:val="10"/>
+          <w:numId w:val="25"/>
         </w:numPr>
-        <w:spacing w:before="100" w:beforeAutospacing="1" w:after="100" w:afterAutospacing="1" w:line="240" w:lineRule="auto"/>
-        <w:rPr>
-          <w:rFonts w:ascii="Times New Roman" w:eastAsia="Times New Roman" w:hAnsi="Times New Roman" w:cs="Times New Roman"/>
-          <w:sz w:val="24"/>
-          <w:szCs w:val="24"/>
-          <w:lang w:val="es-ES"/>
-        </w:rPr>
-      </w:pPr>
-      <w:proofErr w:type="spellStart"/>
-      <w:r>
-        <w:rPr>
-          <w:rFonts w:ascii="Times New Roman" w:eastAsia="Times New Roman" w:hAnsi="Times New Roman" w:cs="Times New Roman"/>
-          <w:b/>
-          <w:bCs/>
-          <w:sz w:val="24"/>
-          <w:szCs w:val="24"/>
-          <w:lang w:val="es-ES"/>
-        </w:rPr>
-        <w:t>Frontend</w:t>
-      </w:r>
-      <w:proofErr w:type="spellEnd"/>
-      <w:r>
-        <w:rPr>
-          <w:rFonts w:ascii="Times New Roman" w:eastAsia="Times New Roman" w:hAnsi="Times New Roman" w:cs="Times New Roman"/>
-          <w:b/>
-          <w:bCs/>
-          <w:sz w:val="24"/>
-          <w:szCs w:val="24"/>
-          <w:lang w:val="es-ES"/>
-        </w:rPr>
-        <w:t xml:space="preserve"> Web (Panel y Portal):</w:t>
-      </w:r>
-      <w:r>
-        <w:rPr>
-          <w:rFonts w:ascii="Times New Roman" w:eastAsia="Times New Roman" w:hAnsi="Times New Roman" w:cs="Times New Roman"/>
-          <w:sz w:val="24"/>
-          <w:szCs w:val="24"/>
+        <w:rPr>
+          <w:lang w:val="es-ES"/>
+        </w:rPr>
+      </w:pPr>
+      <w:r>
+        <w:rPr>
+          <w:b/>
+          <w:bCs/>
+          <w:lang w:val="es-ES"/>
+        </w:rPr>
+        <w:t>Frontend Web (Panel y Portal):</w:t>
+      </w:r>
+      <w:r>
+        <w:rPr>
           <w:lang w:val="es-ES"/>
         </w:rPr>
         <w:t xml:space="preserve"> </w:t>
       </w:r>
       <w:r>
         <w:rPr>
-          <w:rFonts w:ascii="Times New Roman" w:eastAsia="Times New Roman" w:hAnsi="Times New Roman" w:cs="Times New Roman"/>
-          <w:b/>
-          <w:bCs/>
-          <w:sz w:val="24"/>
-          <w:szCs w:val="24"/>
+          <w:b/>
+          <w:bCs/>
           <w:lang w:val="es-ES"/>
         </w:rPr>
         <w:t>Vue.js 3</w:t>
       </w:r>
       <w:r>
         <w:rPr>
-          <w:rFonts w:ascii="Times New Roman" w:eastAsia="Times New Roman" w:hAnsi="Times New Roman" w:cs="Times New Roman"/>
-          <w:sz w:val="24"/>
-          <w:szCs w:val="24"/>
-          <w:lang w:val="es-ES"/>
-        </w:rPr>
-        <w:t xml:space="preserve"> (con </w:t>
-      </w:r>
-      <w:proofErr w:type="spellStart"/>
-      <w:r>
-        <w:rPr>
-          <w:rFonts w:ascii="Times New Roman" w:eastAsia="Times New Roman" w:hAnsi="Times New Roman" w:cs="Times New Roman"/>
-          <w:sz w:val="24"/>
-          <w:szCs w:val="24"/>
-          <w:lang w:val="es-ES"/>
-        </w:rPr>
-        <w:t>Tailwind</w:t>
-      </w:r>
-      <w:proofErr w:type="spellEnd"/>
-      <w:r>
-        <w:rPr>
-          <w:rFonts w:ascii="Times New Roman" w:eastAsia="Times New Roman" w:hAnsi="Times New Roman" w:cs="Times New Roman"/>
-          <w:sz w:val="24"/>
-          <w:szCs w:val="24"/>
-          <w:lang w:val="es-ES"/>
-        </w:rPr>
-        <w:t xml:space="preserve"> CSS). Permite construir una SPA (Single Page </w:t>
-      </w:r>
-      <w:proofErr w:type="spellStart"/>
-      <w:r>
-        <w:rPr>
-          <w:rFonts w:ascii="Times New Roman" w:eastAsia="Times New Roman" w:hAnsi="Times New Roman" w:cs="Times New Roman"/>
-          <w:sz w:val="24"/>
-          <w:szCs w:val="24"/>
-          <w:lang w:val="es-ES"/>
-        </w:rPr>
-        <w:t>Application</w:t>
-      </w:r>
-      <w:proofErr w:type="spellEnd"/>
-      <w:r>
-        <w:rPr>
-          <w:rFonts w:ascii="Times New Roman" w:eastAsia="Times New Roman" w:hAnsi="Times New Roman" w:cs="Times New Roman"/>
-          <w:sz w:val="24"/>
-          <w:szCs w:val="24"/>
-          <w:lang w:val="es-ES"/>
-        </w:rPr>
-        <w:t>) rápida y responsiva, ideal para manejar de forma reactiva el marcado de casillas y actualización de montos en pantallas móviles.</w:t>
+          <w:lang w:val="es-ES"/>
+        </w:rPr>
+        <w:t xml:space="preserve"> (con Tailwind CSS). Permite construir una SPA (Single Page Application) rápida y responsiva, ideal para manejar de forma reactiva el marcado de casillas y actualización de montos en pantallas móviles.</w:t>
       </w:r>
     </w:p>
     <w:p>
       <w:pPr>
         <w:numPr>
           <w:ilvl w:val="0"/>
-          <w:numId w:val="10"/>
+          <w:numId w:val="25"/>
         </w:numPr>
-        <w:spacing w:before="100" w:beforeAutospacing="1" w:after="100" w:afterAutospacing="1" w:line="240" w:lineRule="auto"/>
-        <w:rPr>
-          <w:rFonts w:ascii="Times New Roman" w:eastAsia="Times New Roman" w:hAnsi="Times New Roman" w:cs="Times New Roman"/>
-          <w:sz w:val="24"/>
-          <w:szCs w:val="24"/>
-          <w:lang w:val="es-ES"/>
-        </w:rPr>
-      </w:pPr>
-      <w:proofErr w:type="spellStart"/>
-      <w:r>
-        <w:rPr>
-          <w:rFonts w:ascii="Times New Roman" w:eastAsia="Times New Roman" w:hAnsi="Times New Roman" w:cs="Times New Roman"/>
-          <w:b/>
-          <w:bCs/>
-          <w:sz w:val="24"/>
-          <w:szCs w:val="24"/>
-          <w:lang w:val="es-ES"/>
-        </w:rPr>
-        <w:t>Backend</w:t>
-      </w:r>
-      <w:proofErr w:type="spellEnd"/>
-      <w:r>
-        <w:rPr>
-          <w:rFonts w:ascii="Times New Roman" w:eastAsia="Times New Roman" w:hAnsi="Times New Roman" w:cs="Times New Roman"/>
-          <w:b/>
-          <w:bCs/>
-          <w:sz w:val="24"/>
-          <w:szCs w:val="24"/>
-          <w:lang w:val="es-ES"/>
-        </w:rPr>
-        <w:t xml:space="preserve"> / API:</w:t>
-      </w:r>
-      <w:r>
-        <w:rPr>
-          <w:rFonts w:ascii="Times New Roman" w:eastAsia="Times New Roman" w:hAnsi="Times New Roman" w:cs="Times New Roman"/>
-          <w:sz w:val="24"/>
-          <w:szCs w:val="24"/>
+        <w:rPr>
+          <w:lang w:val="es-ES"/>
+        </w:rPr>
+      </w:pPr>
+      <w:r>
+        <w:rPr>
+          <w:b/>
+          <w:bCs/>
+          <w:lang w:val="es-ES"/>
+        </w:rPr>
+        <w:t>Backend / API:</w:t>
+      </w:r>
+      <w:r>
+        <w:rPr>
           <w:lang w:val="es-ES"/>
         </w:rPr>
         <w:t xml:space="preserve"> </w:t>
       </w:r>
-      <w:proofErr w:type="spellStart"/>
-      <w:r>
-        <w:rPr>
-          <w:rFonts w:ascii="Times New Roman" w:eastAsia="Times New Roman" w:hAnsi="Times New Roman" w:cs="Times New Roman"/>
-          <w:b/>
-          <w:bCs/>
-          <w:sz w:val="24"/>
-          <w:szCs w:val="24"/>
-          <w:lang w:val="es-ES"/>
-        </w:rPr>
-        <w:t>Laravel</w:t>
-      </w:r>
-      <w:proofErr w:type="spellEnd"/>
-      <w:r>
-        <w:rPr>
-          <w:rFonts w:ascii="Times New Roman" w:eastAsia="Times New Roman" w:hAnsi="Times New Roman" w:cs="Times New Roman"/>
-          <w:b/>
-          <w:bCs/>
-          <w:sz w:val="24"/>
-          <w:szCs w:val="24"/>
-          <w:lang w:val="es-ES"/>
-        </w:rPr>
-        <w:t xml:space="preserve"> 12</w:t>
-      </w:r>
-      <w:r>
-        <w:rPr>
-          <w:rFonts w:ascii="Times New Roman" w:eastAsia="Times New Roman" w:hAnsi="Times New Roman" w:cs="Times New Roman"/>
-          <w:sz w:val="24"/>
-          <w:szCs w:val="24"/>
-          <w:lang w:val="es-ES"/>
-        </w:rPr>
-        <w:t xml:space="preserve"> (PHP). Proporciona un </w:t>
-      </w:r>
-      <w:proofErr w:type="spellStart"/>
-      <w:r>
-        <w:rPr>
-          <w:rFonts w:ascii="Times New Roman" w:eastAsia="Times New Roman" w:hAnsi="Times New Roman" w:cs="Times New Roman"/>
-          <w:sz w:val="24"/>
-          <w:szCs w:val="24"/>
-          <w:lang w:val="es-ES"/>
-        </w:rPr>
-        <w:t>framework</w:t>
-      </w:r>
-      <w:proofErr w:type="spellEnd"/>
-      <w:r>
-        <w:rPr>
-          <w:rFonts w:ascii="Times New Roman" w:eastAsia="Times New Roman" w:hAnsi="Times New Roman" w:cs="Times New Roman"/>
-          <w:sz w:val="24"/>
-          <w:szCs w:val="24"/>
-          <w:lang w:val="es-ES"/>
-        </w:rPr>
-        <w:t xml:space="preserve"> robusto para crear </w:t>
-      </w:r>
-      <w:proofErr w:type="spellStart"/>
-      <w:r>
-        <w:rPr>
-          <w:rFonts w:ascii="Times New Roman" w:eastAsia="Times New Roman" w:hAnsi="Times New Roman" w:cs="Times New Roman"/>
-          <w:sz w:val="24"/>
-          <w:szCs w:val="24"/>
-          <w:lang w:val="es-ES"/>
-        </w:rPr>
-        <w:t>APIs</w:t>
-      </w:r>
-      <w:proofErr w:type="spellEnd"/>
-      <w:r>
-        <w:rPr>
-          <w:rFonts w:ascii="Times New Roman" w:eastAsia="Times New Roman" w:hAnsi="Times New Roman" w:cs="Times New Roman"/>
-          <w:sz w:val="24"/>
-          <w:szCs w:val="24"/>
-          <w:lang w:val="es-ES"/>
-        </w:rPr>
-        <w:t xml:space="preserve"> seguras, procesar de forma dinámica las solicitudes de los QR con montos variables y manejar tareas programadas en segundo plano.</w:t>
+      <w:r>
+        <w:rPr>
+          <w:b/>
+          <w:bCs/>
+          <w:lang w:val="es-ES"/>
+        </w:rPr>
+        <w:t>Laravel 12</w:t>
+      </w:r>
+      <w:r>
+        <w:rPr>
+          <w:lang w:val="es-ES"/>
+        </w:rPr>
+        <w:t xml:space="preserve"> (PHP). Proporciona un framework robusto para crear APIs seguras, procesar de forma dinámica las solicitudes de los QR con montos variables y manejar tareas programadas en segundo plano.</w:t>
       </w:r>
     </w:p>
     <w:p>
       <w:pPr>
         <w:numPr>
           <w:ilvl w:val="0"/>
-          <w:numId w:val="10"/>
+          <w:numId w:val="25"/>
         </w:numPr>
-        <w:spacing w:before="100" w:beforeAutospacing="1" w:after="100" w:afterAutospacing="1" w:line="240" w:lineRule="auto"/>
-        <w:rPr>
-          <w:rFonts w:ascii="Times New Roman" w:eastAsia="Times New Roman" w:hAnsi="Times New Roman" w:cs="Times New Roman"/>
-          <w:sz w:val="24"/>
-          <w:szCs w:val="24"/>
-          <w:lang w:val="es-ES"/>
-        </w:rPr>
-      </w:pPr>
-      <w:r>
-        <w:rPr>
-          <w:rFonts w:ascii="Times New Roman" w:eastAsia="Times New Roman" w:hAnsi="Times New Roman" w:cs="Times New Roman"/>
-          <w:b/>
-          <w:bCs/>
-          <w:sz w:val="24"/>
-          <w:szCs w:val="24"/>
+        <w:rPr>
+          <w:lang w:val="es-ES"/>
+        </w:rPr>
+      </w:pPr>
+      <w:r>
+        <w:rPr>
+          <w:b/>
+          <w:bCs/>
           <w:lang w:val="es-ES"/>
         </w:rPr>
         <w:t>Base de Datos:</w:t>
       </w:r>
       <w:r>
         <w:rPr>
-          <w:rFonts w:ascii="Times New Roman" w:eastAsia="Times New Roman" w:hAnsi="Times New Roman" w:cs="Times New Roman"/>
-          <w:sz w:val="24"/>
-          <w:szCs w:val="24"/>
           <w:lang w:val="es-ES"/>
         </w:rPr>
         <w:t xml:space="preserve"> </w:t>
       </w:r>
-      <w:proofErr w:type="spellStart"/>
-      <w:r>
-        <w:rPr>
-          <w:rFonts w:ascii="Times New Roman" w:eastAsia="Times New Roman" w:hAnsi="Times New Roman" w:cs="Times New Roman"/>
-          <w:b/>
-          <w:bCs/>
-          <w:sz w:val="24"/>
-          <w:szCs w:val="24"/>
+      <w:r>
+        <w:rPr>
+          <w:b/>
+          <w:bCs/>
           <w:lang w:val="es-ES"/>
         </w:rPr>
         <w:t>PostgreSQL</w:t>
       </w:r>
-      <w:proofErr w:type="spellEnd"/>
-      <w:r>
-        <w:rPr>
-          <w:rFonts w:ascii="Times New Roman" w:eastAsia="Times New Roman" w:hAnsi="Times New Roman" w:cs="Times New Roman"/>
-          <w:sz w:val="24"/>
-          <w:szCs w:val="24"/>
+      <w:r>
+        <w:rPr>
           <w:lang w:val="es-ES"/>
         </w:rPr>
         <w:t xml:space="preserve">. Motor relacional de código abierto sumamente potente y seguro, ideal para garantizar la consistencia en el </w:t>
       </w:r>
       <w:r>
         <w:rPr>
-          <w:rFonts w:ascii="Times New Roman" w:eastAsia="Times New Roman" w:hAnsi="Times New Roman" w:cs="Times New Roman"/>
-          <w:b/>
-          <w:bCs/>
-          <w:sz w:val="24"/>
-          <w:szCs w:val="24"/>
-          <w:lang w:val="es-ES"/>
-        </w:rPr>
-        <w:t xml:space="preserve">sistema contable d </w:t>
-      </w:r>
-      <w:proofErr w:type="spellStart"/>
-      <w:r>
-        <w:rPr>
-          <w:rFonts w:ascii="Times New Roman" w:eastAsia="Times New Roman" w:hAnsi="Times New Roman" w:cs="Times New Roman"/>
-          <w:b/>
-          <w:bCs/>
-          <w:sz w:val="24"/>
-          <w:szCs w:val="24"/>
-          <w:lang w:val="es-ES"/>
-        </w:rPr>
-        <w:t>despesas</w:t>
-      </w:r>
-      <w:proofErr w:type="spellEnd"/>
-      <w:r>
-        <w:rPr>
-          <w:rFonts w:ascii="Times New Roman" w:eastAsia="Times New Roman" w:hAnsi="Times New Roman" w:cs="Times New Roman"/>
-          <w:sz w:val="24"/>
-          <w:szCs w:val="24"/>
+          <w:b/>
+          <w:bCs/>
+          <w:lang w:val="es-ES"/>
+        </w:rPr>
+        <w:t>sistema contable de despensas</w:t>
+      </w:r>
+      <w:r>
+        <w:rPr>
           <w:lang w:val="es-ES"/>
         </w:rPr>
         <w:t xml:space="preserve"> y la contabilidad interna de cobros.</w:t>
@@ -2989,97 +1927,64 @@
       <w:pPr>
         <w:numPr>
           <w:ilvl w:val="0"/>
-          <w:numId w:val="10"/>
+          <w:numId w:val="25"/>
         </w:numPr>
-        <w:spacing w:before="100" w:beforeAutospacing="1" w:after="100" w:afterAutospacing="1" w:line="240" w:lineRule="auto"/>
-        <w:rPr>
-          <w:rFonts w:ascii="Times New Roman" w:eastAsia="Times New Roman" w:hAnsi="Times New Roman" w:cs="Times New Roman"/>
-          <w:sz w:val="24"/>
-          <w:szCs w:val="24"/>
-          <w:lang w:val="es-ES"/>
-        </w:rPr>
-      </w:pPr>
-      <w:r>
-        <w:rPr>
-          <w:rFonts w:ascii="Times New Roman" w:eastAsia="Times New Roman" w:hAnsi="Times New Roman" w:cs="Times New Roman"/>
-          <w:b/>
-          <w:bCs/>
-          <w:sz w:val="24"/>
-          <w:szCs w:val="24"/>
-          <w:lang w:val="es-ES"/>
-        </w:rPr>
-        <w:lastRenderedPageBreak/>
+        <w:rPr>
+          <w:lang w:val="es-ES"/>
+        </w:rPr>
+      </w:pPr>
+      <w:r>
+        <w:rPr>
+          <w:b/>
+          <w:bCs/>
+          <w:lang w:val="es-ES"/>
+        </w:rPr>
         <w:t>Infraestructura y Despliegue:</w:t>
       </w:r>
       <w:r>
         <w:rPr>
-          <w:rFonts w:ascii="Times New Roman" w:eastAsia="Times New Roman" w:hAnsi="Times New Roman" w:cs="Times New Roman"/>
-          <w:sz w:val="24"/>
-          <w:szCs w:val="24"/>
           <w:lang w:val="es-ES"/>
         </w:rPr>
         <w:t xml:space="preserve"> Contenedores de </w:t>
       </w:r>
-      <w:proofErr w:type="spellStart"/>
-      <w:r>
-        <w:rPr>
-          <w:rFonts w:ascii="Times New Roman" w:eastAsia="Times New Roman" w:hAnsi="Times New Roman" w:cs="Times New Roman"/>
-          <w:b/>
-          <w:bCs/>
-          <w:sz w:val="24"/>
-          <w:szCs w:val="24"/>
+      <w:r>
+        <w:rPr>
+          <w:b/>
+          <w:bCs/>
           <w:lang w:val="es-ES"/>
         </w:rPr>
         <w:t>Docker</w:t>
       </w:r>
-      <w:proofErr w:type="spellEnd"/>
-      <w:r>
-        <w:rPr>
-          <w:rFonts w:ascii="Times New Roman" w:eastAsia="Times New Roman" w:hAnsi="Times New Roman" w:cs="Times New Roman"/>
-          <w:sz w:val="24"/>
-          <w:szCs w:val="24"/>
+      <w:r>
+        <w:rPr>
           <w:lang w:val="es-ES"/>
         </w:rPr>
         <w:t xml:space="preserve">, servidor web inverso </w:t>
       </w:r>
-      <w:proofErr w:type="spellStart"/>
-      <w:r>
-        <w:rPr>
-          <w:rFonts w:ascii="Times New Roman" w:eastAsia="Times New Roman" w:hAnsi="Times New Roman" w:cs="Times New Roman"/>
-          <w:b/>
-          <w:bCs/>
-          <w:sz w:val="24"/>
-          <w:szCs w:val="24"/>
+      <w:r>
+        <w:rPr>
+          <w:b/>
+          <w:bCs/>
           <w:lang w:val="es-ES"/>
         </w:rPr>
         <w:t>Nginx</w:t>
       </w:r>
-      <w:proofErr w:type="spellEnd"/>
-      <w:r>
-        <w:rPr>
-          <w:rFonts w:ascii="Times New Roman" w:eastAsia="Times New Roman" w:hAnsi="Times New Roman" w:cs="Times New Roman"/>
-          <w:sz w:val="24"/>
-          <w:szCs w:val="24"/>
+      <w:r>
+        <w:rPr>
           <w:lang w:val="es-ES"/>
         </w:rPr>
         <w:t xml:space="preserve"> y sistema operativo base </w:t>
       </w:r>
       <w:r>
         <w:rPr>
-          <w:rFonts w:ascii="Times New Roman" w:eastAsia="Times New Roman" w:hAnsi="Times New Roman" w:cs="Times New Roman"/>
-          <w:b/>
-          <w:bCs/>
-          <w:sz w:val="24"/>
-          <w:szCs w:val="24"/>
+          <w:b/>
+          <w:bCs/>
           <w:lang w:val="es-ES"/>
         </w:rPr>
         <w:t>Ubuntu Server</w:t>
       </w:r>
       <w:r>
         <w:rPr>
-          <w:rFonts w:ascii="Times New Roman" w:eastAsia="Times New Roman" w:hAnsi="Times New Roman" w:cs="Times New Roman"/>
-          <w:sz w:val="24"/>
-          <w:szCs w:val="24"/>
           <w:lang w:val="es-ES"/>
         </w:rPr>
         <w:t xml:space="preserve"> alojados en un servidor virtual privado (VPS).</w:t>
@@ -3087,24 +1992,16 @@
     </w:p>
     <w:p>
       <w:pPr>
-        <w:spacing w:before="100" w:beforeAutospacing="1" w:after="100" w:afterAutospacing="1" w:line="240" w:lineRule="auto"/>
-        <w:outlineLvl w:val="1"/>
-        <w:rPr>
-          <w:rFonts w:ascii="Times New Roman" w:eastAsia="Times New Roman" w:hAnsi="Times New Roman" w:cs="Times New Roman"/>
-          <w:b/>
-          <w:bCs/>
-          <w:sz w:val="36"/>
-          <w:szCs w:val="36"/>
-          <w:lang w:val="es-ES"/>
-        </w:rPr>
-      </w:pPr>
-      <w:r>
-        <w:rPr>
-          <w:rFonts w:ascii="Times New Roman" w:eastAsia="Times New Roman" w:hAnsi="Times New Roman" w:cs="Times New Roman"/>
-          <w:b/>
-          <w:bCs/>
-          <w:sz w:val="36"/>
-          <w:szCs w:val="36"/>
+        <w:rPr>
+          <w:b/>
+          <w:bCs/>
+          <w:lang w:val="es-ES"/>
+        </w:rPr>
+      </w:pPr>
+      <w:r>
+        <w:rPr>
+          <w:b/>
+          <w:bCs/>
           <w:lang w:val="es-ES"/>
         </w:rPr>
         <w:t>5. MÓDULOS DETALLADOS Y REQUERIMIENTOS FUNCIONALES (EL PLIEGO DE DESARROLLO)</w:t>
@@ -3112,24 +2009,16 @@
     </w:p>
     <w:p>
       <w:pPr>
-        <w:spacing w:before="100" w:beforeAutospacing="1" w:after="100" w:afterAutospacing="1" w:line="240" w:lineRule="auto"/>
-        <w:outlineLvl w:val="2"/>
-        <w:rPr>
-          <w:rFonts w:ascii="Times New Roman" w:eastAsia="Times New Roman" w:hAnsi="Times New Roman" w:cs="Times New Roman"/>
-          <w:b/>
-          <w:bCs/>
-          <w:sz w:val="27"/>
-          <w:szCs w:val="27"/>
-          <w:lang w:val="es-ES"/>
-        </w:rPr>
-      </w:pPr>
-      <w:r>
-        <w:rPr>
-          <w:rFonts w:ascii="Times New Roman" w:eastAsia="Times New Roman" w:hAnsi="Times New Roman" w:cs="Times New Roman"/>
-          <w:b/>
-          <w:bCs/>
-          <w:sz w:val="27"/>
-          <w:szCs w:val="27"/>
+        <w:rPr>
+          <w:b/>
+          <w:bCs/>
+          <w:lang w:val="es-ES"/>
+        </w:rPr>
+      </w:pPr>
+      <w:r>
+        <w:rPr>
+          <w:b/>
+          <w:bCs/>
           <w:lang w:val="es-ES"/>
         </w:rPr>
         <w:t>Módulo 1: Registro, Autenticación y Categorizar por Tipo de Condominio</w:t>
@@ -3139,52 +2028,36 @@
       <w:pPr>
         <w:numPr>
           <w:ilvl w:val="0"/>
-          <w:numId w:val="11"/>
+          <w:numId w:val="26"/>
         </w:numPr>
-        <w:spacing w:before="100" w:beforeAutospacing="1" w:after="100" w:afterAutospacing="1" w:line="240" w:lineRule="auto"/>
-        <w:rPr>
-          <w:rFonts w:ascii="Times New Roman" w:eastAsia="Times New Roman" w:hAnsi="Times New Roman" w:cs="Times New Roman"/>
-          <w:sz w:val="24"/>
-          <w:szCs w:val="24"/>
-          <w:lang w:val="es-ES"/>
-        </w:rPr>
-      </w:pPr>
-      <w:r>
-        <w:rPr>
-          <w:rFonts w:ascii="Times New Roman" w:eastAsia="Times New Roman" w:hAnsi="Times New Roman" w:cs="Times New Roman"/>
-          <w:b/>
-          <w:bCs/>
-          <w:sz w:val="24"/>
-          <w:szCs w:val="24"/>
+        <w:rPr>
+          <w:lang w:val="es-ES"/>
+        </w:rPr>
+      </w:pPr>
+      <w:r>
+        <w:rPr>
+          <w:b/>
+          <w:bCs/>
           <w:lang w:val="es-ES"/>
         </w:rPr>
         <w:t>RF-AUT-001:</w:t>
       </w:r>
       <w:r>
         <w:rPr>
-          <w:rFonts w:ascii="Times New Roman" w:eastAsia="Times New Roman" w:hAnsi="Times New Roman" w:cs="Times New Roman"/>
-          <w:sz w:val="24"/>
-          <w:szCs w:val="24"/>
           <w:lang w:val="es-ES"/>
         </w:rPr>
         <w:t xml:space="preserve"> El sistema debe permitir el inicio de sesión seguro al </w:t>
       </w:r>
       <w:r>
         <w:rPr>
-          <w:rFonts w:ascii="Times New Roman" w:eastAsia="Times New Roman" w:hAnsi="Times New Roman" w:cs="Times New Roman"/>
-          <w:b/>
-          <w:bCs/>
-          <w:sz w:val="24"/>
-          <w:szCs w:val="24"/>
+          <w:b/>
+          <w:bCs/>
           <w:lang w:val="es-ES"/>
         </w:rPr>
         <w:t>panel administrativo</w:t>
       </w:r>
       <w:r>
         <w:rPr>
-          <w:rFonts w:ascii="Times New Roman" w:eastAsia="Times New Roman" w:hAnsi="Times New Roman" w:cs="Times New Roman"/>
-          <w:sz w:val="24"/>
-          <w:szCs w:val="24"/>
           <w:lang w:val="es-ES"/>
         </w:rPr>
         <w:t xml:space="preserve"> mediante correo electrónico y contraseña encriptada.</w:t>
@@ -3194,32 +2067,22 @@
       <w:pPr>
         <w:numPr>
           <w:ilvl w:val="0"/>
-          <w:numId w:val="11"/>
+          <w:numId w:val="26"/>
         </w:numPr>
-        <w:spacing w:before="100" w:beforeAutospacing="1" w:after="100" w:afterAutospacing="1" w:line="240" w:lineRule="auto"/>
-        <w:rPr>
-          <w:rFonts w:ascii="Times New Roman" w:eastAsia="Times New Roman" w:hAnsi="Times New Roman" w:cs="Times New Roman"/>
-          <w:sz w:val="24"/>
-          <w:szCs w:val="24"/>
-          <w:lang w:val="es-ES"/>
-        </w:rPr>
-      </w:pPr>
-      <w:r>
-        <w:rPr>
-          <w:rFonts w:ascii="Times New Roman" w:eastAsia="Times New Roman" w:hAnsi="Times New Roman" w:cs="Times New Roman"/>
-          <w:b/>
-          <w:bCs/>
-          <w:sz w:val="24"/>
-          <w:szCs w:val="24"/>
+        <w:rPr>
+          <w:lang w:val="es-ES"/>
+        </w:rPr>
+      </w:pPr>
+      <w:r>
+        <w:rPr>
+          <w:b/>
+          <w:bCs/>
           <w:lang w:val="es-ES"/>
         </w:rPr>
         <w:t>RF-AUT-002:</w:t>
       </w:r>
       <w:r>
         <w:rPr>
-          <w:rFonts w:ascii="Times New Roman" w:eastAsia="Times New Roman" w:hAnsi="Times New Roman" w:cs="Times New Roman"/>
-          <w:sz w:val="24"/>
-          <w:szCs w:val="24"/>
           <w:lang w:val="es-ES"/>
         </w:rPr>
         <w:t xml:space="preserve"> El sistema debe permitir la recuperación de contraseñas mediante el envío de un enlace seguro al correo registrado.</w:t>
@@ -3229,32 +2092,23 @@
       <w:pPr>
         <w:numPr>
           <w:ilvl w:val="0"/>
-          <w:numId w:val="11"/>
+          <w:numId w:val="26"/>
         </w:numPr>
-        <w:spacing w:before="100" w:beforeAutospacing="1" w:after="100" w:afterAutospacing="1" w:line="240" w:lineRule="auto"/>
-        <w:rPr>
-          <w:rFonts w:ascii="Times New Roman" w:eastAsia="Times New Roman" w:hAnsi="Times New Roman" w:cs="Times New Roman"/>
-          <w:sz w:val="24"/>
-          <w:szCs w:val="24"/>
-          <w:lang w:val="es-ES"/>
-        </w:rPr>
-      </w:pPr>
-      <w:r>
-        <w:rPr>
-          <w:rFonts w:ascii="Times New Roman" w:eastAsia="Times New Roman" w:hAnsi="Times New Roman" w:cs="Times New Roman"/>
-          <w:b/>
-          <w:bCs/>
-          <w:sz w:val="24"/>
-          <w:szCs w:val="24"/>
-          <w:lang w:val="es-ES"/>
-        </w:rPr>
+        <w:rPr>
+          <w:lang w:val="es-ES"/>
+        </w:rPr>
+      </w:pPr>
+      <w:r>
+        <w:rPr>
+          <w:b/>
+          <w:bCs/>
+          <w:lang w:val="es-ES"/>
+        </w:rPr>
+        <w:lastRenderedPageBreak/>
         <w:t>RF-CON-003 (Categorizar por tipo de condominio):</w:t>
       </w:r>
       <w:r>
         <w:rPr>
-          <w:rFonts w:ascii="Times New Roman" w:eastAsia="Times New Roman" w:hAnsi="Times New Roman" w:cs="Times New Roman"/>
-          <w:sz w:val="24"/>
-          <w:szCs w:val="24"/>
           <w:lang w:val="es-ES"/>
         </w:rPr>
         <w:t xml:space="preserve"> El sistema debe permitir al administrador parametrizar la estructura física según se requiera: Condominio Vertical (Torres, Pisos, Departamentos) o Condominio Horizontal (Manzanas, Lotes, Casas).</w:t>
@@ -3264,32 +2118,22 @@
       <w:pPr>
         <w:numPr>
           <w:ilvl w:val="0"/>
-          <w:numId w:val="11"/>
+          <w:numId w:val="26"/>
         </w:numPr>
-        <w:spacing w:before="100" w:beforeAutospacing="1" w:after="100" w:afterAutospacing="1" w:line="240" w:lineRule="auto"/>
-        <w:rPr>
-          <w:rFonts w:ascii="Times New Roman" w:eastAsia="Times New Roman" w:hAnsi="Times New Roman" w:cs="Times New Roman"/>
-          <w:sz w:val="24"/>
-          <w:szCs w:val="24"/>
-          <w:lang w:val="es-ES"/>
-        </w:rPr>
-      </w:pPr>
-      <w:r>
-        <w:rPr>
-          <w:rFonts w:ascii="Times New Roman" w:eastAsia="Times New Roman" w:hAnsi="Times New Roman" w:cs="Times New Roman"/>
-          <w:b/>
-          <w:bCs/>
-          <w:sz w:val="24"/>
-          <w:szCs w:val="24"/>
+        <w:rPr>
+          <w:lang w:val="es-ES"/>
+        </w:rPr>
+      </w:pPr>
+      <w:r>
+        <w:rPr>
+          <w:b/>
+          <w:bCs/>
           <w:lang w:val="es-ES"/>
         </w:rPr>
         <w:t>RF-CON-004:</w:t>
       </w:r>
       <w:r>
         <w:rPr>
-          <w:rFonts w:ascii="Times New Roman" w:eastAsia="Times New Roman" w:hAnsi="Times New Roman" w:cs="Times New Roman"/>
-          <w:sz w:val="24"/>
-          <w:szCs w:val="24"/>
           <w:lang w:val="es-ES"/>
         </w:rPr>
         <w:t xml:space="preserve"> El sistema debe permitir dar de alta, modificar y dar de baja las fichas de información de los copropietarios e inquilinos asignados a cada unidad.</w:t>
@@ -3297,270 +2141,94 @@
     </w:p>
     <w:p>
       <w:pPr>
-        <w:spacing w:before="100" w:beforeAutospacing="1" w:after="100" w:afterAutospacing="1" w:line="240" w:lineRule="auto"/>
-        <w:outlineLvl w:val="2"/>
-        <w:rPr>
-          <w:rFonts w:ascii="Times New Roman" w:eastAsia="Times New Roman" w:hAnsi="Times New Roman" w:cs="Times New Roman"/>
-          <w:b/>
-          <w:bCs/>
-          <w:sz w:val="27"/>
-          <w:szCs w:val="27"/>
-          <w:lang w:val="es-ES"/>
-        </w:rPr>
-      </w:pPr>
-      <w:r>
-        <w:rPr>
-          <w:rFonts w:ascii="Times New Roman" w:eastAsia="Times New Roman" w:hAnsi="Times New Roman" w:cs="Times New Roman"/>
-          <w:b/>
-          <w:bCs/>
-          <w:sz w:val="27"/>
-          <w:szCs w:val="27"/>
-          <w:lang w:val="es-ES"/>
-        </w:rPr>
-        <w:t>Módulo 2: Sistema Contable d</w:t>
-      </w:r>
-      <w:r>
-        <w:rPr>
-          <w:rFonts w:ascii="Times New Roman" w:eastAsia="Times New Roman" w:hAnsi="Times New Roman" w:cs="Times New Roman"/>
-          <w:b/>
-          <w:bCs/>
-          <w:sz w:val="27"/>
-          <w:szCs w:val="27"/>
-          <w:lang w:val="es-ES"/>
-        </w:rPr>
-        <w:t>e</w:t>
-      </w:r>
-      <w:r>
-        <w:rPr>
-          <w:rFonts w:ascii="Times New Roman" w:eastAsia="Times New Roman" w:hAnsi="Times New Roman" w:cs="Times New Roman"/>
-          <w:b/>
-          <w:bCs/>
-          <w:sz w:val="27"/>
-          <w:szCs w:val="27"/>
-          <w:lang w:val="es-ES"/>
-        </w:rPr>
-        <w:t xml:space="preserve"> </w:t>
-      </w:r>
-      <w:proofErr w:type="spellStart"/>
-      <w:r>
-        <w:rPr>
-          <w:rFonts w:ascii="Times New Roman" w:eastAsia="Times New Roman" w:hAnsi="Times New Roman" w:cs="Times New Roman"/>
-          <w:b/>
-          <w:bCs/>
-          <w:sz w:val="27"/>
-          <w:szCs w:val="27"/>
-          <w:lang w:val="es-ES"/>
-        </w:rPr>
-        <w:t>Despesas</w:t>
-      </w:r>
-      <w:proofErr w:type="spellEnd"/>
-      <w:r>
-        <w:rPr>
-          <w:rFonts w:ascii="Times New Roman" w:eastAsia="Times New Roman" w:hAnsi="Times New Roman" w:cs="Times New Roman"/>
-          <w:b/>
-          <w:bCs/>
-          <w:sz w:val="27"/>
-          <w:szCs w:val="27"/>
-          <w:lang w:val="es-ES"/>
-        </w:rPr>
-        <w:t xml:space="preserve"> (Ingresos)</w:t>
+        <w:rPr>
+          <w:b/>
+          <w:bCs/>
+          <w:lang w:val="es-ES"/>
+        </w:rPr>
+      </w:pPr>
+      <w:r>
+        <w:rPr>
+          <w:b/>
+          <w:bCs/>
+          <w:lang w:val="es-ES"/>
+        </w:rPr>
+        <w:t>Módulo 2: Sistema Contable de Despensas (Ingresos)</w:t>
       </w:r>
     </w:p>
     <w:p>
       <w:pPr>
         <w:numPr>
           <w:ilvl w:val="0"/>
-          <w:numId w:val="12"/>
+          <w:numId w:val="27"/>
         </w:numPr>
-        <w:spacing w:before="100" w:beforeAutospacing="1" w:after="100" w:afterAutospacing="1" w:line="240" w:lineRule="auto"/>
-        <w:rPr>
-          <w:rFonts w:ascii="Times New Roman" w:eastAsia="Times New Roman" w:hAnsi="Times New Roman" w:cs="Times New Roman"/>
-          <w:sz w:val="24"/>
-          <w:szCs w:val="24"/>
-          <w:lang w:val="es-ES"/>
-        </w:rPr>
-      </w:pPr>
-      <w:r>
-        <w:rPr>
-          <w:rFonts w:ascii="Times New Roman" w:eastAsia="Times New Roman" w:hAnsi="Times New Roman" w:cs="Times New Roman"/>
-          <w:b/>
-          <w:bCs/>
-          <w:sz w:val="24"/>
-          <w:szCs w:val="24"/>
+        <w:rPr>
+          <w:lang w:val="es-ES"/>
+        </w:rPr>
+      </w:pPr>
+      <w:r>
+        <w:rPr>
+          <w:b/>
+          <w:bCs/>
           <w:lang w:val="es-ES"/>
         </w:rPr>
         <w:t>RF-EXP-001:</w:t>
       </w:r>
       <w:r>
         <w:rPr>
-          <w:rFonts w:ascii="Times New Roman" w:eastAsia="Times New Roman" w:hAnsi="Times New Roman" w:cs="Times New Roman"/>
-          <w:sz w:val="24"/>
-          <w:szCs w:val="24"/>
           <w:lang w:val="es-ES"/>
         </w:rPr>
         <w:t xml:space="preserve"> El sistema debe permitir al administrador configurar los montos base dentro del </w:t>
       </w:r>
       <w:r>
         <w:rPr>
-          <w:rFonts w:ascii="Times New Roman" w:eastAsia="Times New Roman" w:hAnsi="Times New Roman" w:cs="Times New Roman"/>
-          <w:b/>
-          <w:bCs/>
-          <w:sz w:val="24"/>
-          <w:szCs w:val="24"/>
-          <w:lang w:val="es-ES"/>
-        </w:rPr>
-        <w:t>sistema contable d</w:t>
-      </w:r>
-      <w:r>
-        <w:rPr>
-          <w:rFonts w:ascii="Times New Roman" w:eastAsia="Times New Roman" w:hAnsi="Times New Roman" w:cs="Times New Roman"/>
-          <w:b/>
-          <w:bCs/>
-          <w:sz w:val="24"/>
-          <w:szCs w:val="24"/>
-          <w:lang w:val="es-ES"/>
-        </w:rPr>
-        <w:t>e</w:t>
-      </w:r>
-      <w:r>
-        <w:rPr>
-          <w:rFonts w:ascii="Times New Roman" w:eastAsia="Times New Roman" w:hAnsi="Times New Roman" w:cs="Times New Roman"/>
-          <w:b/>
-          <w:bCs/>
-          <w:sz w:val="24"/>
-          <w:szCs w:val="24"/>
-          <w:lang w:val="es-ES"/>
-        </w:rPr>
-        <w:t xml:space="preserve"> </w:t>
-      </w:r>
-      <w:proofErr w:type="spellStart"/>
-      <w:r>
-        <w:rPr>
-          <w:rFonts w:ascii="Times New Roman" w:eastAsia="Times New Roman" w:hAnsi="Times New Roman" w:cs="Times New Roman"/>
-          <w:b/>
-          <w:bCs/>
-          <w:sz w:val="24"/>
-          <w:szCs w:val="24"/>
-          <w:lang w:val="es-ES"/>
-        </w:rPr>
-        <w:t>despesas</w:t>
-      </w:r>
-      <w:proofErr w:type="spellEnd"/>
-      <w:r>
-        <w:rPr>
-          <w:rFonts w:ascii="Times New Roman" w:eastAsia="Times New Roman" w:hAnsi="Times New Roman" w:cs="Times New Roman"/>
-          <w:sz w:val="24"/>
-          <w:szCs w:val="24"/>
-          <w:lang w:val="es-ES"/>
-        </w:rPr>
-        <w:t xml:space="preserve"> diferenciando por categorías de unidades (</w:t>
-      </w:r>
-      <w:proofErr w:type="spellStart"/>
-      <w:r>
-        <w:rPr>
-          <w:rFonts w:ascii="Times New Roman" w:eastAsia="Times New Roman" w:hAnsi="Times New Roman" w:cs="Times New Roman"/>
-          <w:sz w:val="24"/>
-          <w:szCs w:val="24"/>
-          <w:lang w:val="es-ES"/>
-        </w:rPr>
-        <w:t>Ej</w:t>
-      </w:r>
-      <w:proofErr w:type="spellEnd"/>
-      <w:r>
-        <w:rPr>
-          <w:rFonts w:ascii="Times New Roman" w:eastAsia="Times New Roman" w:hAnsi="Times New Roman" w:cs="Times New Roman"/>
-          <w:sz w:val="24"/>
-          <w:szCs w:val="24"/>
-          <w:lang w:val="es-ES"/>
-        </w:rPr>
-        <w:t>: departamentos de 1, 2 o 3 dormitorios).</w:t>
+          <w:b/>
+          <w:bCs/>
+          <w:lang w:val="es-ES"/>
+        </w:rPr>
+        <w:t>sistema contable de despensas</w:t>
+      </w:r>
+      <w:r>
+        <w:rPr>
+          <w:lang w:val="es-ES"/>
+        </w:rPr>
+        <w:t xml:space="preserve"> diferenciando por categorías de unidades (Ej: departamentos de 1, 2 o 3 dormitorios).</w:t>
       </w:r>
     </w:p>
     <w:p>
       <w:pPr>
         <w:numPr>
           <w:ilvl w:val="0"/>
-          <w:numId w:val="12"/>
+          <w:numId w:val="27"/>
         </w:numPr>
-        <w:spacing w:before="100" w:beforeAutospacing="1" w:after="100" w:afterAutospacing="1" w:line="240" w:lineRule="auto"/>
-        <w:rPr>
-          <w:rFonts w:ascii="Times New Roman" w:eastAsia="Times New Roman" w:hAnsi="Times New Roman" w:cs="Times New Roman"/>
-          <w:sz w:val="24"/>
-          <w:szCs w:val="24"/>
-          <w:lang w:val="es-ES"/>
-        </w:rPr>
-      </w:pPr>
-      <w:r>
-        <w:rPr>
-          <w:rFonts w:ascii="Times New Roman" w:eastAsia="Times New Roman" w:hAnsi="Times New Roman" w:cs="Times New Roman"/>
-          <w:b/>
-          <w:bCs/>
-          <w:sz w:val="24"/>
-          <w:szCs w:val="24"/>
+        <w:rPr>
+          <w:lang w:val="es-ES"/>
+        </w:rPr>
+      </w:pPr>
+      <w:r>
+        <w:rPr>
+          <w:b/>
+          <w:bCs/>
           <w:lang w:val="es-ES"/>
         </w:rPr>
         <w:t>RF-EXP-002:</w:t>
       </w:r>
       <w:r>
         <w:rPr>
-          <w:rFonts w:ascii="Times New Roman" w:eastAsia="Times New Roman" w:hAnsi="Times New Roman" w:cs="Times New Roman"/>
-          <w:sz w:val="24"/>
-          <w:szCs w:val="24"/>
           <w:lang w:val="es-ES"/>
         </w:rPr>
         <w:t xml:space="preserve"> El sistema debe permitir asignar ítems adicionales a cada unidad (parqueos o bauleras extras) que sumen un recargo fijo al valor del </w:t>
       </w:r>
       <w:r>
         <w:rPr>
-          <w:rFonts w:ascii="Times New Roman" w:eastAsia="Times New Roman" w:hAnsi="Times New Roman" w:cs="Times New Roman"/>
-          <w:b/>
-          <w:bCs/>
-          <w:sz w:val="24"/>
-          <w:szCs w:val="24"/>
-          <w:lang w:val="es-ES"/>
-        </w:rPr>
-        <w:t>sistema contable d</w:t>
-      </w:r>
-      <w:r>
-        <w:rPr>
-          <w:rFonts w:ascii="Times New Roman" w:eastAsia="Times New Roman" w:hAnsi="Times New Roman" w:cs="Times New Roman"/>
-          <w:b/>
-          <w:bCs/>
-          <w:sz w:val="24"/>
-          <w:szCs w:val="24"/>
-          <w:lang w:val="es-ES"/>
-        </w:rPr>
-        <w:t>e</w:t>
-      </w:r>
-      <w:r>
-        <w:rPr>
-          <w:rFonts w:ascii="Times New Roman" w:eastAsia="Times New Roman" w:hAnsi="Times New Roman" w:cs="Times New Roman"/>
-          <w:b/>
-          <w:bCs/>
-          <w:sz w:val="24"/>
-          <w:szCs w:val="24"/>
-          <w:lang w:val="es-ES"/>
-        </w:rPr>
-        <w:t xml:space="preserve"> </w:t>
-      </w:r>
-      <w:proofErr w:type="spellStart"/>
-      <w:r>
-        <w:rPr>
-          <w:rFonts w:ascii="Times New Roman" w:eastAsia="Times New Roman" w:hAnsi="Times New Roman" w:cs="Times New Roman"/>
-          <w:b/>
-          <w:bCs/>
-          <w:sz w:val="24"/>
-          <w:szCs w:val="24"/>
-          <w:lang w:val="es-ES"/>
-        </w:rPr>
-        <w:t>despesas</w:t>
-      </w:r>
-      <w:proofErr w:type="spellEnd"/>
-      <w:r>
-        <w:rPr>
-          <w:rFonts w:ascii="Times New Roman" w:eastAsia="Times New Roman" w:hAnsi="Times New Roman" w:cs="Times New Roman"/>
-          <w:sz w:val="24"/>
-          <w:szCs w:val="24"/>
+          <w:b/>
+          <w:bCs/>
+          <w:lang w:val="es-ES"/>
+        </w:rPr>
+        <w:t>sistema contable de despensas</w:t>
+      </w:r>
+      <w:r>
+        <w:rPr>
           <w:lang w:val="es-ES"/>
         </w:rPr>
         <w:t xml:space="preserve"> base.</w:t>
@@ -3570,87 +2238,36 @@
       <w:pPr>
         <w:numPr>
           <w:ilvl w:val="0"/>
-          <w:numId w:val="12"/>
+          <w:numId w:val="27"/>
         </w:numPr>
-        <w:spacing w:before="100" w:beforeAutospacing="1" w:after="100" w:afterAutospacing="1" w:line="240" w:lineRule="auto"/>
-        <w:rPr>
-          <w:rFonts w:ascii="Times New Roman" w:eastAsia="Times New Roman" w:hAnsi="Times New Roman" w:cs="Times New Roman"/>
-          <w:sz w:val="24"/>
-          <w:szCs w:val="24"/>
-          <w:lang w:val="es-ES"/>
-        </w:rPr>
-      </w:pPr>
-      <w:r>
-        <w:rPr>
-          <w:rFonts w:ascii="Times New Roman" w:eastAsia="Times New Roman" w:hAnsi="Times New Roman" w:cs="Times New Roman"/>
-          <w:b/>
-          <w:bCs/>
-          <w:sz w:val="24"/>
-          <w:szCs w:val="24"/>
+        <w:rPr>
+          <w:lang w:val="es-ES"/>
+        </w:rPr>
+      </w:pPr>
+      <w:r>
+        <w:rPr>
+          <w:b/>
+          <w:bCs/>
           <w:lang w:val="es-ES"/>
         </w:rPr>
         <w:t>RF-EXP-003:</w:t>
       </w:r>
       <w:r>
         <w:rPr>
-          <w:rFonts w:ascii="Times New Roman" w:eastAsia="Times New Roman" w:hAnsi="Times New Roman" w:cs="Times New Roman"/>
-          <w:sz w:val="24"/>
-          <w:szCs w:val="24"/>
           <w:lang w:val="es-ES"/>
         </w:rPr>
         <w:t xml:space="preserve"> El sistema debe generar masivamente el "Aviso de Cobranza" el primer día de cada mes, aplicando automáticamente el monto correspondiente en el </w:t>
       </w:r>
       <w:r>
         <w:rPr>
-          <w:rFonts w:ascii="Times New Roman" w:eastAsia="Times New Roman" w:hAnsi="Times New Roman" w:cs="Times New Roman"/>
-          <w:b/>
-          <w:bCs/>
-          <w:sz w:val="24"/>
-          <w:szCs w:val="24"/>
-          <w:lang w:val="es-ES"/>
-        </w:rPr>
-        <w:t>sistema contable d</w:t>
-      </w:r>
-      <w:r>
-        <w:rPr>
-          <w:rFonts w:ascii="Times New Roman" w:eastAsia="Times New Roman" w:hAnsi="Times New Roman" w:cs="Times New Roman"/>
-          <w:b/>
-          <w:bCs/>
-          <w:sz w:val="24"/>
-          <w:szCs w:val="24"/>
-          <w:lang w:val="es-ES"/>
-        </w:rPr>
-        <w:t>e</w:t>
-      </w:r>
-      <w:r>
-        <w:rPr>
-          <w:rFonts w:ascii="Times New Roman" w:eastAsia="Times New Roman" w:hAnsi="Times New Roman" w:cs="Times New Roman"/>
-          <w:b/>
-          <w:bCs/>
-          <w:sz w:val="24"/>
-          <w:szCs w:val="24"/>
-          <w:lang w:val="es-ES"/>
-        </w:rPr>
-        <w:t xml:space="preserve"> </w:t>
-      </w:r>
-      <w:proofErr w:type="spellStart"/>
-      <w:r>
-        <w:rPr>
-          <w:rFonts w:ascii="Times New Roman" w:eastAsia="Times New Roman" w:hAnsi="Times New Roman" w:cs="Times New Roman"/>
-          <w:b/>
-          <w:bCs/>
-          <w:sz w:val="24"/>
-          <w:szCs w:val="24"/>
-          <w:lang w:val="es-ES"/>
-        </w:rPr>
-        <w:t>despesas</w:t>
-      </w:r>
-      <w:proofErr w:type="spellEnd"/>
-      <w:r>
-        <w:rPr>
-          <w:rFonts w:ascii="Times New Roman" w:eastAsia="Times New Roman" w:hAnsi="Times New Roman" w:cs="Times New Roman"/>
-          <w:sz w:val="24"/>
-          <w:szCs w:val="24"/>
+          <w:b/>
+          <w:bCs/>
+          <w:lang w:val="es-ES"/>
+        </w:rPr>
+        <w:t>sistema contable de despensas</w:t>
+      </w:r>
+      <w:r>
+        <w:rPr>
           <w:lang w:val="es-ES"/>
         </w:rPr>
         <w:t>.</w:t>
@@ -3660,32 +2277,22 @@
       <w:pPr>
         <w:numPr>
           <w:ilvl w:val="0"/>
-          <w:numId w:val="12"/>
+          <w:numId w:val="27"/>
         </w:numPr>
-        <w:spacing w:before="100" w:beforeAutospacing="1" w:after="100" w:afterAutospacing="1" w:line="240" w:lineRule="auto"/>
-        <w:rPr>
-          <w:rFonts w:ascii="Times New Roman" w:eastAsia="Times New Roman" w:hAnsi="Times New Roman" w:cs="Times New Roman"/>
-          <w:sz w:val="24"/>
-          <w:szCs w:val="24"/>
-          <w:lang w:val="es-ES"/>
-        </w:rPr>
-      </w:pPr>
-      <w:r>
-        <w:rPr>
-          <w:rFonts w:ascii="Times New Roman" w:eastAsia="Times New Roman" w:hAnsi="Times New Roman" w:cs="Times New Roman"/>
-          <w:b/>
-          <w:bCs/>
-          <w:sz w:val="24"/>
-          <w:szCs w:val="24"/>
+        <w:rPr>
+          <w:lang w:val="es-ES"/>
+        </w:rPr>
+      </w:pPr>
+      <w:r>
+        <w:rPr>
+          <w:b/>
+          <w:bCs/>
           <w:lang w:val="es-ES"/>
         </w:rPr>
         <w:t>RF-EXP-004:</w:t>
       </w:r>
       <w:r>
         <w:rPr>
-          <w:rFonts w:ascii="Times New Roman" w:eastAsia="Times New Roman" w:hAnsi="Times New Roman" w:cs="Times New Roman"/>
-          <w:sz w:val="24"/>
-          <w:szCs w:val="24"/>
           <w:lang w:val="es-ES"/>
         </w:rPr>
         <w:t xml:space="preserve"> El sistema debe aplicar automáticamente un porcentaje de interés o multa fija por mora a los copropietarios que no hayan liquidado su deuda tras el día límite configurado.</w:t>
@@ -3695,32 +2302,22 @@
       <w:pPr>
         <w:numPr>
           <w:ilvl w:val="0"/>
-          <w:numId w:val="12"/>
+          <w:numId w:val="27"/>
         </w:numPr>
-        <w:spacing w:before="100" w:beforeAutospacing="1" w:after="100" w:afterAutospacing="1" w:line="240" w:lineRule="auto"/>
-        <w:rPr>
-          <w:rFonts w:ascii="Times New Roman" w:eastAsia="Times New Roman" w:hAnsi="Times New Roman" w:cs="Times New Roman"/>
-          <w:sz w:val="24"/>
-          <w:szCs w:val="24"/>
-          <w:lang w:val="es-ES"/>
-        </w:rPr>
-      </w:pPr>
-      <w:r>
-        <w:rPr>
-          <w:rFonts w:ascii="Times New Roman" w:eastAsia="Times New Roman" w:hAnsi="Times New Roman" w:cs="Times New Roman"/>
-          <w:b/>
-          <w:bCs/>
-          <w:sz w:val="24"/>
-          <w:szCs w:val="24"/>
+        <w:rPr>
+          <w:lang w:val="es-ES"/>
+        </w:rPr>
+      </w:pPr>
+      <w:r>
+        <w:rPr>
+          <w:b/>
+          <w:bCs/>
           <w:lang w:val="es-ES"/>
         </w:rPr>
         <w:t>RF-EXP-005:</w:t>
       </w:r>
       <w:r>
         <w:rPr>
-          <w:rFonts w:ascii="Times New Roman" w:eastAsia="Times New Roman" w:hAnsi="Times New Roman" w:cs="Times New Roman"/>
-          <w:sz w:val="24"/>
-          <w:szCs w:val="24"/>
           <w:lang w:val="es-ES"/>
         </w:rPr>
         <w:t xml:space="preserve"> El sistema debe generar un reporte financiero en tiempo real del Estado de Morosidad, exportable a PDF y Excel.</w:t>
@@ -3728,24 +2325,16 @@
     </w:p>
     <w:p>
       <w:pPr>
-        <w:spacing w:before="100" w:beforeAutospacing="1" w:after="100" w:afterAutospacing="1" w:line="240" w:lineRule="auto"/>
-        <w:outlineLvl w:val="2"/>
-        <w:rPr>
-          <w:rFonts w:ascii="Times New Roman" w:eastAsia="Times New Roman" w:hAnsi="Times New Roman" w:cs="Times New Roman"/>
-          <w:b/>
-          <w:bCs/>
-          <w:sz w:val="27"/>
-          <w:szCs w:val="27"/>
-          <w:lang w:val="es-ES"/>
-        </w:rPr>
-      </w:pPr>
-      <w:r>
-        <w:rPr>
-          <w:rFonts w:ascii="Times New Roman" w:eastAsia="Times New Roman" w:hAnsi="Times New Roman" w:cs="Times New Roman"/>
-          <w:b/>
-          <w:bCs/>
-          <w:sz w:val="27"/>
-          <w:szCs w:val="27"/>
+        <w:rPr>
+          <w:b/>
+          <w:bCs/>
+          <w:lang w:val="es-ES"/>
+        </w:rPr>
+      </w:pPr>
+      <w:r>
+        <w:rPr>
+          <w:b/>
+          <w:bCs/>
           <w:lang w:val="es-ES"/>
         </w:rPr>
         <w:t>Módulo 3: Interfaz de Pago Independiente de Agua, Luz y Servicios</w:t>
@@ -3755,327 +2344,198 @@
       <w:pPr>
         <w:numPr>
           <w:ilvl w:val="0"/>
-          <w:numId w:val="13"/>
+          <w:numId w:val="28"/>
         </w:numPr>
-        <w:spacing w:before="100" w:beforeAutospacing="1" w:after="100" w:afterAutospacing="1" w:line="240" w:lineRule="auto"/>
-        <w:rPr>
-          <w:rFonts w:ascii="Times New Roman" w:eastAsia="Times New Roman" w:hAnsi="Times New Roman" w:cs="Times New Roman"/>
-          <w:sz w:val="24"/>
-          <w:szCs w:val="24"/>
-          <w:lang w:val="es-ES"/>
-        </w:rPr>
-      </w:pPr>
-      <w:r>
-        <w:rPr>
-          <w:rFonts w:ascii="Times New Roman" w:eastAsia="Times New Roman" w:hAnsi="Times New Roman" w:cs="Times New Roman"/>
-          <w:b/>
-          <w:bCs/>
-          <w:sz w:val="24"/>
-          <w:szCs w:val="24"/>
+        <w:rPr>
+          <w:lang w:val="es-ES"/>
+        </w:rPr>
+      </w:pPr>
+      <w:r>
+        <w:rPr>
+          <w:b/>
+          <w:bCs/>
           <w:lang w:val="es-ES"/>
         </w:rPr>
         <w:t>RF-SER-001:</w:t>
       </w:r>
       <w:r>
         <w:rPr>
-          <w:rFonts w:ascii="Times New Roman" w:eastAsia="Times New Roman" w:hAnsi="Times New Roman" w:cs="Times New Roman"/>
-          <w:sz w:val="24"/>
-          <w:szCs w:val="24"/>
           <w:lang w:val="es-ES"/>
         </w:rPr>
         <w:t xml:space="preserve"> El sistema debe permitir al copropietario registrar los códigos de cliente de sus servicios de </w:t>
       </w:r>
       <w:r>
         <w:rPr>
-          <w:rFonts w:ascii="Times New Roman" w:eastAsia="Times New Roman" w:hAnsi="Times New Roman" w:cs="Times New Roman"/>
-          <w:b/>
-          <w:bCs/>
-          <w:sz w:val="24"/>
-          <w:szCs w:val="24"/>
-          <w:lang w:val="es-ES"/>
-        </w:rPr>
-        <w:t>agua, luz</w:t>
-      </w:r>
-      <w:r>
-        <w:rPr>
-          <w:rFonts w:ascii="Times New Roman" w:eastAsia="Times New Roman" w:hAnsi="Times New Roman" w:cs="Times New Roman"/>
-          <w:sz w:val="24"/>
-          <w:szCs w:val="24"/>
-          <w:lang w:val="es-ES"/>
-        </w:rPr>
-        <w:t xml:space="preserve"> (CRE, DELAPAZ, </w:t>
-      </w:r>
-      <w:proofErr w:type="spellStart"/>
-      <w:r>
-        <w:rPr>
-          <w:rFonts w:ascii="Times New Roman" w:eastAsia="Times New Roman" w:hAnsi="Times New Roman" w:cs="Times New Roman"/>
-          <w:sz w:val="24"/>
-          <w:szCs w:val="24"/>
-          <w:lang w:val="es-ES"/>
-        </w:rPr>
-        <w:t>Saguapac</w:t>
-      </w:r>
-      <w:proofErr w:type="spellEnd"/>
-      <w:r>
-        <w:rPr>
-          <w:rFonts w:ascii="Times New Roman" w:eastAsia="Times New Roman" w:hAnsi="Times New Roman" w:cs="Times New Roman"/>
-          <w:sz w:val="24"/>
-          <w:szCs w:val="24"/>
-          <w:lang w:val="es-ES"/>
-        </w:rPr>
-        <w:t>, EPSAS, etc.) una sola vez en su perfil como recordatorio.</w:t>
+          <w:b/>
+          <w:bCs/>
+          <w:lang w:val="es-ES"/>
+        </w:rPr>
+        <w:t>agua</w:t>
+      </w:r>
+      <w:r>
+        <w:rPr>
+          <w:lang w:val="es-ES"/>
+        </w:rPr>
+        <w:t xml:space="preserve"> y </w:t>
+      </w:r>
+      <w:r>
+        <w:rPr>
+          <w:b/>
+          <w:bCs/>
+          <w:lang w:val="es-ES"/>
+        </w:rPr>
+        <w:t>luz</w:t>
+      </w:r>
+      <w:r>
+        <w:rPr>
+          <w:lang w:val="es-ES"/>
+        </w:rPr>
+        <w:t xml:space="preserve"> (CRE, DELAPAZ, Saguapac, EPSAS, etc.) una sola vez en su perfil como recordatorio.</w:t>
       </w:r>
     </w:p>
     <w:p>
       <w:pPr>
         <w:numPr>
           <w:ilvl w:val="0"/>
-          <w:numId w:val="13"/>
+          <w:numId w:val="28"/>
         </w:numPr>
-        <w:spacing w:before="100" w:beforeAutospacing="1" w:after="100" w:afterAutospacing="1" w:line="240" w:lineRule="auto"/>
-        <w:rPr>
-          <w:rFonts w:ascii="Times New Roman" w:eastAsia="Times New Roman" w:hAnsi="Times New Roman" w:cs="Times New Roman"/>
-          <w:sz w:val="24"/>
-          <w:szCs w:val="24"/>
-          <w:lang w:val="es-ES"/>
-        </w:rPr>
-      </w:pPr>
-      <w:r>
-        <w:rPr>
-          <w:rFonts w:ascii="Times New Roman" w:eastAsia="Times New Roman" w:hAnsi="Times New Roman" w:cs="Times New Roman"/>
-          <w:b/>
-          <w:bCs/>
-          <w:sz w:val="24"/>
-          <w:szCs w:val="24"/>
+        <w:rPr>
+          <w:lang w:val="es-ES"/>
+        </w:rPr>
+      </w:pPr>
+      <w:r>
+        <w:rPr>
+          <w:b/>
+          <w:bCs/>
           <w:lang w:val="es-ES"/>
         </w:rPr>
         <w:t>RF-SER-002 (Inputs Independientes):</w:t>
       </w:r>
       <w:r>
         <w:rPr>
-          <w:rFonts w:ascii="Times New Roman" w:eastAsia="Times New Roman" w:hAnsi="Times New Roman" w:cs="Times New Roman"/>
-          <w:sz w:val="24"/>
-          <w:szCs w:val="24"/>
           <w:lang w:val="es-ES"/>
         </w:rPr>
         <w:t xml:space="preserve"> El portal móvil del propietario debe proveer campos numéricos independientes y editables denominados "</w:t>
       </w:r>
       <w:r>
         <w:rPr>
-          <w:rFonts w:ascii="Times New Roman" w:eastAsia="Times New Roman" w:hAnsi="Times New Roman" w:cs="Times New Roman"/>
-          <w:b/>
-          <w:bCs/>
-          <w:sz w:val="24"/>
-          <w:szCs w:val="24"/>
+          <w:b/>
+          <w:bCs/>
           <w:lang w:val="es-ES"/>
         </w:rPr>
         <w:t>Luz</w:t>
       </w:r>
       <w:r>
         <w:rPr>
-          <w:rFonts w:ascii="Times New Roman" w:eastAsia="Times New Roman" w:hAnsi="Times New Roman" w:cs="Times New Roman"/>
-          <w:sz w:val="24"/>
-          <w:szCs w:val="24"/>
-          <w:lang w:val="es-ES"/>
-        </w:rPr>
-        <w:t xml:space="preserve">" y </w:t>
-      </w:r>
-      <w:r>
-        <w:rPr>
-          <w:rFonts w:ascii="Times New Roman" w:eastAsia="Times New Roman" w:hAnsi="Times New Roman" w:cs="Times New Roman"/>
-          <w:sz w:val="24"/>
-          <w:szCs w:val="24"/>
-          <w:lang w:val="es-ES"/>
-        </w:rPr>
-        <w:lastRenderedPageBreak/>
-        <w:t>"</w:t>
-      </w:r>
-      <w:r>
-        <w:rPr>
-          <w:rFonts w:ascii="Times New Roman" w:eastAsia="Times New Roman" w:hAnsi="Times New Roman" w:cs="Times New Roman"/>
-          <w:b/>
-          <w:bCs/>
-          <w:sz w:val="24"/>
-          <w:szCs w:val="24"/>
+          <w:lang w:val="es-ES"/>
+        </w:rPr>
+        <w:t>" y "</w:t>
+      </w:r>
+      <w:r>
+        <w:rPr>
+          <w:b/>
+          <w:bCs/>
           <w:lang w:val="es-ES"/>
         </w:rPr>
         <w:t>Agua</w:t>
       </w:r>
       <w:r>
         <w:rPr>
-          <w:rFonts w:ascii="Times New Roman" w:eastAsia="Times New Roman" w:hAnsi="Times New Roman" w:cs="Times New Roman"/>
-          <w:sz w:val="24"/>
-          <w:szCs w:val="24"/>
-          <w:lang w:val="es-ES"/>
-        </w:rPr>
-        <w:t xml:space="preserve">". El usuario digita manualmente el monto exacto en </w:t>
-      </w:r>
-      <w:proofErr w:type="gramStart"/>
-      <w:r>
-        <w:rPr>
-          <w:rFonts w:ascii="Times New Roman" w:eastAsia="Times New Roman" w:hAnsi="Times New Roman" w:cs="Times New Roman"/>
-          <w:sz w:val="24"/>
-          <w:szCs w:val="24"/>
-          <w:lang w:val="es-ES"/>
-        </w:rPr>
-        <w:t>Bolivianos</w:t>
-      </w:r>
-      <w:proofErr w:type="gramEnd"/>
-      <w:r>
-        <w:rPr>
-          <w:rFonts w:ascii="Times New Roman" w:eastAsia="Times New Roman" w:hAnsi="Times New Roman" w:cs="Times New Roman"/>
-          <w:sz w:val="24"/>
-          <w:szCs w:val="24"/>
-          <w:lang w:val="es-ES"/>
-        </w:rPr>
-        <w:t xml:space="preserve"> (Bs.) de la boleta física que desea liquidar.</w:t>
+          <w:lang w:val="es-ES"/>
+        </w:rPr>
+        <w:t>". El usuario digita manualmente el monto exacto en Bolivianos (Bs.) de la boleta física que desea liquidar.</w:t>
       </w:r>
     </w:p>
     <w:p>
       <w:pPr>
         <w:numPr>
           <w:ilvl w:val="0"/>
-          <w:numId w:val="13"/>
+          <w:numId w:val="28"/>
         </w:numPr>
-        <w:spacing w:before="100" w:beforeAutospacing="1" w:after="100" w:afterAutospacing="1" w:line="240" w:lineRule="auto"/>
-        <w:rPr>
-          <w:rFonts w:ascii="Times New Roman" w:eastAsia="Times New Roman" w:hAnsi="Times New Roman" w:cs="Times New Roman"/>
-          <w:sz w:val="24"/>
-          <w:szCs w:val="24"/>
-          <w:lang w:val="es-ES"/>
-        </w:rPr>
-      </w:pPr>
-      <w:r>
-        <w:rPr>
-          <w:rFonts w:ascii="Times New Roman" w:eastAsia="Times New Roman" w:hAnsi="Times New Roman" w:cs="Times New Roman"/>
-          <w:b/>
-          <w:bCs/>
-          <w:sz w:val="24"/>
-          <w:szCs w:val="24"/>
+        <w:rPr>
+          <w:lang w:val="es-ES"/>
+        </w:rPr>
+      </w:pPr>
+      <w:r>
+        <w:rPr>
+          <w:b/>
+          <w:bCs/>
           <w:lang w:val="es-ES"/>
         </w:rPr>
         <w:t>RF-SER-003 (Selección Flexible por Casillas):</w:t>
       </w:r>
       <w:r>
         <w:rPr>
-          <w:rFonts w:ascii="Times New Roman" w:eastAsia="Times New Roman" w:hAnsi="Times New Roman" w:cs="Times New Roman"/>
-          <w:sz w:val="24"/>
-          <w:szCs w:val="24"/>
           <w:lang w:val="es-ES"/>
         </w:rPr>
         <w:t xml:space="preserve"> El sistema debe presentar todas las obligaciones vigentes desglosadas de forma separada (Monto del </w:t>
       </w:r>
       <w:r>
         <w:rPr>
-          <w:rFonts w:ascii="Times New Roman" w:eastAsia="Times New Roman" w:hAnsi="Times New Roman" w:cs="Times New Roman"/>
-          <w:b/>
-          <w:bCs/>
-          <w:sz w:val="24"/>
-          <w:szCs w:val="24"/>
-          <w:lang w:val="es-ES"/>
-        </w:rPr>
-        <w:t xml:space="preserve">sistema contable d </w:t>
-      </w:r>
-      <w:proofErr w:type="spellStart"/>
-      <w:r>
-        <w:rPr>
-          <w:rFonts w:ascii="Times New Roman" w:eastAsia="Times New Roman" w:hAnsi="Times New Roman" w:cs="Times New Roman"/>
-          <w:b/>
-          <w:bCs/>
-          <w:sz w:val="24"/>
-          <w:szCs w:val="24"/>
-          <w:lang w:val="es-ES"/>
-        </w:rPr>
-        <w:t>despesas</w:t>
-      </w:r>
-      <w:proofErr w:type="spellEnd"/>
-      <w:r>
-        <w:rPr>
-          <w:rFonts w:ascii="Times New Roman" w:eastAsia="Times New Roman" w:hAnsi="Times New Roman" w:cs="Times New Roman"/>
-          <w:sz w:val="24"/>
-          <w:szCs w:val="24"/>
+          <w:b/>
+          <w:bCs/>
+          <w:lang w:val="es-ES"/>
+        </w:rPr>
+        <w:t>sistema contable de despensas</w:t>
+      </w:r>
+      <w:r>
+        <w:rPr>
           <w:lang w:val="es-ES"/>
         </w:rPr>
         <w:t xml:space="preserve">, monto de </w:t>
       </w:r>
       <w:r>
         <w:rPr>
-          <w:rFonts w:ascii="Times New Roman" w:eastAsia="Times New Roman" w:hAnsi="Times New Roman" w:cs="Times New Roman"/>
-          <w:b/>
-          <w:bCs/>
-          <w:sz w:val="24"/>
-          <w:szCs w:val="24"/>
+          <w:b/>
+          <w:bCs/>
           <w:lang w:val="es-ES"/>
         </w:rPr>
         <w:t>luz</w:t>
       </w:r>
       <w:r>
         <w:rPr>
-          <w:rFonts w:ascii="Times New Roman" w:eastAsia="Times New Roman" w:hAnsi="Times New Roman" w:cs="Times New Roman"/>
-          <w:sz w:val="24"/>
-          <w:szCs w:val="24"/>
           <w:lang w:val="es-ES"/>
         </w:rPr>
         <w:t xml:space="preserve">, monto de </w:t>
       </w:r>
       <w:r>
         <w:rPr>
-          <w:rFonts w:ascii="Times New Roman" w:eastAsia="Times New Roman" w:hAnsi="Times New Roman" w:cs="Times New Roman"/>
-          <w:b/>
-          <w:bCs/>
-          <w:sz w:val="24"/>
-          <w:szCs w:val="24"/>
+          <w:b/>
+          <w:bCs/>
           <w:lang w:val="es-ES"/>
         </w:rPr>
         <w:t>agua</w:t>
       </w:r>
       <w:r>
         <w:rPr>
-          <w:rFonts w:ascii="Times New Roman" w:eastAsia="Times New Roman" w:hAnsi="Times New Roman" w:cs="Times New Roman"/>
-          <w:sz w:val="24"/>
-          <w:szCs w:val="24"/>
           <w:lang w:val="es-ES"/>
         </w:rPr>
         <w:t xml:space="preserve">, y cargos por </w:t>
       </w:r>
       <w:r>
         <w:rPr>
-          <w:rFonts w:ascii="Times New Roman" w:eastAsia="Times New Roman" w:hAnsi="Times New Roman" w:cs="Times New Roman"/>
-          <w:b/>
-          <w:bCs/>
-          <w:sz w:val="24"/>
-          <w:szCs w:val="24"/>
+          <w:b/>
+          <w:bCs/>
           <w:lang w:val="es-ES"/>
         </w:rPr>
         <w:t>agendamiento</w:t>
       </w:r>
       <w:r>
         <w:rPr>
-          <w:rFonts w:ascii="Times New Roman" w:eastAsia="Times New Roman" w:hAnsi="Times New Roman" w:cs="Times New Roman"/>
-          <w:sz w:val="24"/>
-          <w:szCs w:val="24"/>
           <w:lang w:val="es-ES"/>
         </w:rPr>
         <w:t>), cada una acompañada de una casilla de selección (</w:t>
       </w:r>
-      <w:proofErr w:type="spellStart"/>
-      <w:r>
-        <w:rPr>
-          <w:rFonts w:ascii="Times New Roman" w:eastAsia="Times New Roman" w:hAnsi="Times New Roman" w:cs="Times New Roman"/>
+      <w:r>
+        <w:rPr>
           <w:i/>
           <w:iCs/>
-          <w:sz w:val="24"/>
-          <w:szCs w:val="24"/>
           <w:lang w:val="es-ES"/>
         </w:rPr>
         <w:t>checkbox</w:t>
       </w:r>
-      <w:proofErr w:type="spellEnd"/>
-      <w:r>
-        <w:rPr>
-          <w:rFonts w:ascii="Times New Roman" w:eastAsia="Times New Roman" w:hAnsi="Times New Roman" w:cs="Times New Roman"/>
-          <w:sz w:val="24"/>
-          <w:szCs w:val="24"/>
+      <w:r>
+        <w:rPr>
           <w:lang w:val="es-ES"/>
         </w:rPr>
         <w:t>).</w:t>
@@ -4085,32 +2545,22 @@
       <w:pPr>
         <w:numPr>
           <w:ilvl w:val="0"/>
-          <w:numId w:val="13"/>
+          <w:numId w:val="28"/>
         </w:numPr>
-        <w:spacing w:before="100" w:beforeAutospacing="1" w:after="100" w:afterAutospacing="1" w:line="240" w:lineRule="auto"/>
-        <w:rPr>
-          <w:rFonts w:ascii="Times New Roman" w:eastAsia="Times New Roman" w:hAnsi="Times New Roman" w:cs="Times New Roman"/>
-          <w:sz w:val="24"/>
-          <w:szCs w:val="24"/>
-          <w:lang w:val="es-ES"/>
-        </w:rPr>
-      </w:pPr>
-      <w:r>
-        <w:rPr>
-          <w:rFonts w:ascii="Times New Roman" w:eastAsia="Times New Roman" w:hAnsi="Times New Roman" w:cs="Times New Roman"/>
-          <w:b/>
-          <w:bCs/>
-          <w:sz w:val="24"/>
-          <w:szCs w:val="24"/>
+        <w:rPr>
+          <w:lang w:val="es-ES"/>
+        </w:rPr>
+      </w:pPr>
+      <w:r>
+        <w:rPr>
+          <w:b/>
+          <w:bCs/>
           <w:lang w:val="es-ES"/>
         </w:rPr>
         <w:t>RF-SER-004 (Modularidad de Pago):</w:t>
       </w:r>
       <w:r>
         <w:rPr>
-          <w:rFonts w:ascii="Times New Roman" w:eastAsia="Times New Roman" w:hAnsi="Times New Roman" w:cs="Times New Roman"/>
-          <w:sz w:val="24"/>
-          <w:szCs w:val="24"/>
           <w:lang w:val="es-ES"/>
         </w:rPr>
         <w:t xml:space="preserve"> El copropietario podrá seleccionar libremente qué conceptos desea pagar en la transacción actual, pudiendo marcar solo uno, combinar algunos de ellos o seleccionarlos todos según su conveniencia.</w:t>
@@ -4120,160 +2570,85 @@
       <w:pPr>
         <w:numPr>
           <w:ilvl w:val="0"/>
-          <w:numId w:val="13"/>
+          <w:numId w:val="28"/>
         </w:numPr>
-        <w:spacing w:before="100" w:beforeAutospacing="1" w:after="100" w:afterAutospacing="1" w:line="240" w:lineRule="auto"/>
-        <w:rPr>
-          <w:rFonts w:ascii="Times New Roman" w:eastAsia="Times New Roman" w:hAnsi="Times New Roman" w:cs="Times New Roman"/>
-          <w:sz w:val="24"/>
-          <w:szCs w:val="24"/>
-          <w:lang w:val="es-ES"/>
-        </w:rPr>
-      </w:pPr>
-      <w:r>
-        <w:rPr>
-          <w:rFonts w:ascii="Times New Roman" w:eastAsia="Times New Roman" w:hAnsi="Times New Roman" w:cs="Times New Roman"/>
-          <w:b/>
-          <w:bCs/>
-          <w:sz w:val="24"/>
-          <w:szCs w:val="24"/>
+        <w:rPr>
+          <w:lang w:val="es-ES"/>
+        </w:rPr>
+      </w:pPr>
+      <w:r>
+        <w:rPr>
+          <w:b/>
+          <w:bCs/>
           <w:lang w:val="es-ES"/>
         </w:rPr>
         <w:t>RF-SER-005 (Generación de QR a la Medida):</w:t>
       </w:r>
       <w:r>
         <w:rPr>
-          <w:rFonts w:ascii="Times New Roman" w:eastAsia="Times New Roman" w:hAnsi="Times New Roman" w:cs="Times New Roman"/>
-          <w:sz w:val="24"/>
-          <w:szCs w:val="24"/>
           <w:lang w:val="es-ES"/>
         </w:rPr>
         <w:t xml:space="preserve"> Al presionar el botón de pago, el sistema sumará </w:t>
       </w:r>
       <w:r>
         <w:rPr>
-          <w:rFonts w:ascii="Times New Roman" w:eastAsia="Times New Roman" w:hAnsi="Times New Roman" w:cs="Times New Roman"/>
-          <w:b/>
-          <w:bCs/>
-          <w:sz w:val="24"/>
-          <w:szCs w:val="24"/>
+          <w:b/>
+          <w:bCs/>
           <w:lang w:val="es-ES"/>
         </w:rPr>
         <w:t>únicamente los ítems que el usuario haya seleccionado de forma activa</w:t>
       </w:r>
       <w:r>
         <w:rPr>
-          <w:rFonts w:ascii="Times New Roman" w:eastAsia="Times New Roman" w:hAnsi="Times New Roman" w:cs="Times New Roman"/>
-          <w:sz w:val="24"/>
-          <w:szCs w:val="24"/>
-          <w:lang w:val="es-ES"/>
-        </w:rPr>
-        <w:t xml:space="preserve"> y generará un código QR Dinámico específico por ese subtotal, permitiendo cobros y pagos totalmente separados y flexibles.</w:t>
+          <w:lang w:val="es-ES"/>
+        </w:rPr>
+        <w:t xml:space="preserve"> y </w:t>
+      </w:r>
+      <w:r>
+        <w:rPr>
+          <w:lang w:val="es-ES"/>
+        </w:rPr>
+        <w:lastRenderedPageBreak/>
+        <w:t>generará un código QR Dinámico específico por ese subtotal, permitiendo cobros y pagos totalmente separados y flexibles.</w:t>
       </w:r>
     </w:p>
     <w:p>
       <w:pPr>
-        <w:spacing w:before="100" w:beforeAutospacing="1" w:after="100" w:afterAutospacing="1" w:line="240" w:lineRule="auto"/>
-        <w:outlineLvl w:val="2"/>
-        <w:rPr>
-          <w:rFonts w:ascii="Times New Roman" w:eastAsia="Times New Roman" w:hAnsi="Times New Roman" w:cs="Times New Roman"/>
-          <w:b/>
-          <w:bCs/>
-          <w:sz w:val="27"/>
-          <w:szCs w:val="27"/>
-          <w:lang w:val="es-ES"/>
-        </w:rPr>
-      </w:pPr>
-      <w:r>
-        <w:rPr>
-          <w:rFonts w:ascii="Times New Roman" w:eastAsia="Times New Roman" w:hAnsi="Times New Roman" w:cs="Times New Roman"/>
-          <w:b/>
-          <w:bCs/>
-          <w:sz w:val="27"/>
-          <w:szCs w:val="27"/>
-          <w:lang w:val="es-ES"/>
-        </w:rPr>
-        <w:t xml:space="preserve">Módulo 4: Control para </w:t>
-      </w:r>
-      <w:proofErr w:type="spellStart"/>
-      <w:r>
-        <w:rPr>
-          <w:rFonts w:ascii="Times New Roman" w:eastAsia="Times New Roman" w:hAnsi="Times New Roman" w:cs="Times New Roman"/>
-          <w:b/>
-          <w:bCs/>
-          <w:sz w:val="27"/>
-          <w:szCs w:val="27"/>
-          <w:lang w:val="es-ES"/>
-        </w:rPr>
-        <w:t>Proveeedor</w:t>
-      </w:r>
-      <w:proofErr w:type="spellEnd"/>
-      <w:r>
-        <w:rPr>
-          <w:rFonts w:ascii="Times New Roman" w:eastAsia="Times New Roman" w:hAnsi="Times New Roman" w:cs="Times New Roman"/>
-          <w:b/>
-          <w:bCs/>
-          <w:sz w:val="27"/>
-          <w:szCs w:val="27"/>
-          <w:lang w:val="es-ES"/>
-        </w:rPr>
-        <w:t xml:space="preserve"> y Pagos de Proveedores (Egresos)</w:t>
+        <w:rPr>
+          <w:b/>
+          <w:bCs/>
+          <w:lang w:val="es-ES"/>
+        </w:rPr>
+      </w:pPr>
+      <w:r>
+        <w:rPr>
+          <w:b/>
+          <w:bCs/>
+          <w:lang w:val="es-ES"/>
+        </w:rPr>
+        <w:t>Módulo 4: Control para Proveedores y Pagos de Proveedores (Egresos)</w:t>
       </w:r>
     </w:p>
     <w:p>
       <w:pPr>
         <w:numPr>
           <w:ilvl w:val="0"/>
-          <w:numId w:val="14"/>
+          <w:numId w:val="29"/>
         </w:numPr>
-        <w:spacing w:before="100" w:beforeAutospacing="1" w:after="100" w:afterAutospacing="1" w:line="240" w:lineRule="auto"/>
-        <w:rPr>
-          <w:rFonts w:ascii="Times New Roman" w:eastAsia="Times New Roman" w:hAnsi="Times New Roman" w:cs="Times New Roman"/>
-          <w:sz w:val="24"/>
-          <w:szCs w:val="24"/>
-          <w:lang w:val="es-ES"/>
-        </w:rPr>
-      </w:pPr>
-      <w:r>
-        <w:rPr>
-          <w:rFonts w:ascii="Times New Roman" w:eastAsia="Times New Roman" w:hAnsi="Times New Roman" w:cs="Times New Roman"/>
-          <w:b/>
-          <w:bCs/>
-          <w:sz w:val="24"/>
-          <w:szCs w:val="24"/>
-          <w:lang w:val="es-ES"/>
-        </w:rPr>
-        <w:t xml:space="preserve">RF-PRO-001 (Control para </w:t>
-      </w:r>
-      <w:proofErr w:type="spellStart"/>
-      <w:r>
-        <w:rPr>
-          <w:rFonts w:ascii="Times New Roman" w:eastAsia="Times New Roman" w:hAnsi="Times New Roman" w:cs="Times New Roman"/>
-          <w:b/>
-          <w:bCs/>
-          <w:sz w:val="24"/>
-          <w:szCs w:val="24"/>
-          <w:lang w:val="es-ES"/>
-        </w:rPr>
-        <w:t>proveeedor</w:t>
-      </w:r>
-      <w:proofErr w:type="spellEnd"/>
-      <w:r>
-        <w:rPr>
-          <w:rFonts w:ascii="Times New Roman" w:eastAsia="Times New Roman" w:hAnsi="Times New Roman" w:cs="Times New Roman"/>
-          <w:b/>
-          <w:bCs/>
-          <w:sz w:val="24"/>
-          <w:szCs w:val="24"/>
-          <w:lang w:val="es-ES"/>
-        </w:rPr>
-        <w:t>):</w:t>
-      </w:r>
-      <w:r>
-        <w:rPr>
-          <w:rFonts w:ascii="Times New Roman" w:eastAsia="Times New Roman" w:hAnsi="Times New Roman" w:cs="Times New Roman"/>
-          <w:sz w:val="24"/>
-          <w:szCs w:val="24"/>
+        <w:rPr>
+          <w:lang w:val="es-ES"/>
+        </w:rPr>
+      </w:pPr>
+      <w:r>
+        <w:rPr>
+          <w:b/>
+          <w:bCs/>
+          <w:lang w:val="es-ES"/>
+        </w:rPr>
+        <w:t>RF-PRO-001 (Control para proveedores):</w:t>
+      </w:r>
+      <w:r>
+        <w:rPr>
           <w:lang w:val="es-ES"/>
         </w:rPr>
         <w:t xml:space="preserve"> El sistema debe permitir registrar, categorizar y administrar las fichas de los proveedores institucionales con sus datos de contacto, NIT y contratos vigentes (Seguridad, Limpieza, Mantenimiento).</w:t>
@@ -4283,32 +2658,22 @@
       <w:pPr>
         <w:numPr>
           <w:ilvl w:val="0"/>
-          <w:numId w:val="14"/>
+          <w:numId w:val="29"/>
         </w:numPr>
-        <w:spacing w:before="100" w:beforeAutospacing="1" w:after="100" w:afterAutospacing="1" w:line="240" w:lineRule="auto"/>
-        <w:rPr>
-          <w:rFonts w:ascii="Times New Roman" w:eastAsia="Times New Roman" w:hAnsi="Times New Roman" w:cs="Times New Roman"/>
-          <w:sz w:val="24"/>
-          <w:szCs w:val="24"/>
-          <w:lang w:val="es-ES"/>
-        </w:rPr>
-      </w:pPr>
-      <w:r>
-        <w:rPr>
-          <w:rFonts w:ascii="Times New Roman" w:eastAsia="Times New Roman" w:hAnsi="Times New Roman" w:cs="Times New Roman"/>
-          <w:b/>
-          <w:bCs/>
-          <w:sz w:val="24"/>
-          <w:szCs w:val="24"/>
+        <w:rPr>
+          <w:lang w:val="es-ES"/>
+        </w:rPr>
+      </w:pPr>
+      <w:r>
+        <w:rPr>
+          <w:b/>
+          <w:bCs/>
           <w:lang w:val="es-ES"/>
         </w:rPr>
         <w:t>RF-PRO-002 (Pagos de proveedores):</w:t>
       </w:r>
       <w:r>
         <w:rPr>
-          <w:rFonts w:ascii="Times New Roman" w:eastAsia="Times New Roman" w:hAnsi="Times New Roman" w:cs="Times New Roman"/>
-          <w:sz w:val="24"/>
-          <w:szCs w:val="24"/>
           <w:lang w:val="es-ES"/>
         </w:rPr>
         <w:t xml:space="preserve"> El sistema debe permitir registrar cada egreso efectuado, asociándolo a un proveedor específico, un número de factura/recibo y adjuntando el comprobante digital de la transferencia bancaria.</w:t>
@@ -4318,72 +2683,50 @@
       <w:pPr>
         <w:numPr>
           <w:ilvl w:val="0"/>
-          <w:numId w:val="14"/>
+          <w:numId w:val="29"/>
         </w:numPr>
-        <w:spacing w:before="100" w:beforeAutospacing="1" w:after="100" w:afterAutospacing="1" w:line="240" w:lineRule="auto"/>
-        <w:rPr>
-          <w:rFonts w:ascii="Times New Roman" w:eastAsia="Times New Roman" w:hAnsi="Times New Roman" w:cs="Times New Roman"/>
-          <w:sz w:val="24"/>
-          <w:szCs w:val="24"/>
-          <w:lang w:val="es-ES"/>
-        </w:rPr>
-      </w:pPr>
-      <w:r>
-        <w:rPr>
-          <w:rFonts w:ascii="Times New Roman" w:eastAsia="Times New Roman" w:hAnsi="Times New Roman" w:cs="Times New Roman"/>
-          <w:b/>
-          <w:bCs/>
-          <w:sz w:val="24"/>
-          <w:szCs w:val="24"/>
+        <w:rPr>
+          <w:lang w:val="es-ES"/>
+        </w:rPr>
+      </w:pPr>
+      <w:r>
+        <w:rPr>
+          <w:b/>
+          <w:bCs/>
           <w:lang w:val="es-ES"/>
         </w:rPr>
         <w:t>RF-PRO-003 (Ingreso y egreso):</w:t>
       </w:r>
       <w:r>
         <w:rPr>
-          <w:rFonts w:ascii="Times New Roman" w:eastAsia="Times New Roman" w:hAnsi="Times New Roman" w:cs="Times New Roman"/>
-          <w:sz w:val="24"/>
-          <w:szCs w:val="24"/>
           <w:lang w:val="es-ES"/>
         </w:rPr>
         <w:t xml:space="preserve"> El sistema debe generar un reporte automático de flujo de caja que consolide en tiempo real todo el </w:t>
       </w:r>
       <w:r>
         <w:rPr>
-          <w:rFonts w:ascii="Times New Roman" w:eastAsia="Times New Roman" w:hAnsi="Times New Roman" w:cs="Times New Roman"/>
-          <w:b/>
-          <w:bCs/>
-          <w:sz w:val="24"/>
-          <w:szCs w:val="24"/>
+          <w:b/>
+          <w:bCs/>
           <w:lang w:val="es-ES"/>
         </w:rPr>
         <w:t>ingreso y egreso</w:t>
       </w:r>
       <w:r>
         <w:rPr>
-          <w:rFonts w:ascii="Times New Roman" w:eastAsia="Times New Roman" w:hAnsi="Times New Roman" w:cs="Times New Roman"/>
-          <w:sz w:val="24"/>
-          <w:szCs w:val="24"/>
           <w:lang w:val="es-ES"/>
         </w:rPr>
         <w:t xml:space="preserve"> del condominio, permitiendo al administrador auditar la salud financiera desde el </w:t>
       </w:r>
       <w:r>
         <w:rPr>
-          <w:rFonts w:ascii="Times New Roman" w:eastAsia="Times New Roman" w:hAnsi="Times New Roman" w:cs="Times New Roman"/>
-          <w:b/>
-          <w:bCs/>
-          <w:sz w:val="24"/>
-          <w:szCs w:val="24"/>
+          <w:b/>
+          <w:bCs/>
           <w:lang w:val="es-ES"/>
         </w:rPr>
         <w:t>panel administrativo</w:t>
       </w:r>
       <w:r>
         <w:rPr>
-          <w:rFonts w:ascii="Times New Roman" w:eastAsia="Times New Roman" w:hAnsi="Times New Roman" w:cs="Times New Roman"/>
-          <w:sz w:val="24"/>
-          <w:szCs w:val="24"/>
           <w:lang w:val="es-ES"/>
         </w:rPr>
         <w:t>.</w:t>
@@ -4391,24 +2734,16 @@
     </w:p>
     <w:p>
       <w:pPr>
-        <w:spacing w:before="100" w:beforeAutospacing="1" w:after="100" w:afterAutospacing="1" w:line="240" w:lineRule="auto"/>
-        <w:outlineLvl w:val="2"/>
-        <w:rPr>
-          <w:rFonts w:ascii="Times New Roman" w:eastAsia="Times New Roman" w:hAnsi="Times New Roman" w:cs="Times New Roman"/>
-          <w:b/>
-          <w:bCs/>
-          <w:sz w:val="27"/>
-          <w:szCs w:val="27"/>
-          <w:lang w:val="es-ES"/>
-        </w:rPr>
-      </w:pPr>
-      <w:r>
-        <w:rPr>
-          <w:rFonts w:ascii="Times New Roman" w:eastAsia="Times New Roman" w:hAnsi="Times New Roman" w:cs="Times New Roman"/>
-          <w:b/>
-          <w:bCs/>
-          <w:sz w:val="27"/>
-          <w:szCs w:val="27"/>
+        <w:rPr>
+          <w:b/>
+          <w:bCs/>
+          <w:lang w:val="es-ES"/>
+        </w:rPr>
+      </w:pPr>
+      <w:r>
+        <w:rPr>
+          <w:b/>
+          <w:bCs/>
           <w:lang w:val="es-ES"/>
         </w:rPr>
         <w:t>Módulo 5: Agendamiento (Reservas de Áreas Comunes)</w:t>
@@ -4418,52 +2753,36 @@
       <w:pPr>
         <w:numPr>
           <w:ilvl w:val="0"/>
-          <w:numId w:val="15"/>
+          <w:numId w:val="30"/>
         </w:numPr>
-        <w:spacing w:before="100" w:beforeAutospacing="1" w:after="100" w:afterAutospacing="1" w:line="240" w:lineRule="auto"/>
-        <w:rPr>
-          <w:rFonts w:ascii="Times New Roman" w:eastAsia="Times New Roman" w:hAnsi="Times New Roman" w:cs="Times New Roman"/>
-          <w:sz w:val="24"/>
-          <w:szCs w:val="24"/>
-          <w:lang w:val="es-ES"/>
-        </w:rPr>
-      </w:pPr>
-      <w:r>
-        <w:rPr>
-          <w:rFonts w:ascii="Times New Roman" w:eastAsia="Times New Roman" w:hAnsi="Times New Roman" w:cs="Times New Roman"/>
-          <w:b/>
-          <w:bCs/>
-          <w:sz w:val="24"/>
-          <w:szCs w:val="24"/>
+        <w:rPr>
+          <w:lang w:val="es-ES"/>
+        </w:rPr>
+      </w:pPr>
+      <w:r>
+        <w:rPr>
+          <w:b/>
+          <w:bCs/>
           <w:lang w:val="es-ES"/>
         </w:rPr>
         <w:t>RF-AGE-001 (Parametrización):</w:t>
       </w:r>
       <w:r>
         <w:rPr>
-          <w:rFonts w:ascii="Times New Roman" w:eastAsia="Times New Roman" w:hAnsi="Times New Roman" w:cs="Times New Roman"/>
-          <w:sz w:val="24"/>
-          <w:szCs w:val="24"/>
           <w:lang w:val="es-ES"/>
         </w:rPr>
         <w:t xml:space="preserve"> El sistema debe permitir al administrador dar de alta y parametrizar dentro del módulo de </w:t>
       </w:r>
       <w:r>
         <w:rPr>
-          <w:rFonts w:ascii="Times New Roman" w:eastAsia="Times New Roman" w:hAnsi="Times New Roman" w:cs="Times New Roman"/>
-          <w:b/>
-          <w:bCs/>
-          <w:sz w:val="24"/>
-          <w:szCs w:val="24"/>
+          <w:b/>
+          <w:bCs/>
           <w:lang w:val="es-ES"/>
         </w:rPr>
         <w:t>agendamiento</w:t>
       </w:r>
       <w:r>
         <w:rPr>
-          <w:rFonts w:ascii="Times New Roman" w:eastAsia="Times New Roman" w:hAnsi="Times New Roman" w:cs="Times New Roman"/>
-          <w:sz w:val="24"/>
-          <w:szCs w:val="24"/>
           <w:lang w:val="es-ES"/>
         </w:rPr>
         <w:t xml:space="preserve"> todas las áreas comunes disponibles en el condominio (</w:t>
@@ -4471,19 +2790,21 @@
       <w:proofErr w:type="spellStart"/>
       <w:r>
         <w:rPr>
-          <w:rFonts w:ascii="Times New Roman" w:eastAsia="Times New Roman" w:hAnsi="Times New Roman" w:cs="Times New Roman"/>
-          <w:sz w:val="24"/>
-          <w:szCs w:val="24"/>
-          <w:lang w:val="es-ES"/>
-        </w:rPr>
-        <w:t>Churrasqueras</w:t>
+          <w:lang w:val="es-ES"/>
+        </w:rPr>
+        <w:t>Churra</w:t>
+      </w:r>
+      <w:bookmarkStart w:id="0" w:name="_GoBack"/>
+      <w:bookmarkEnd w:id="0"/>
+      <w:r>
+        <w:rPr>
+          <w:lang w:val="es-ES"/>
+        </w:rPr>
+        <w:t>squeras</w:t>
       </w:r>
       <w:proofErr w:type="spellEnd"/>
       <w:r>
         <w:rPr>
-          <w:rFonts w:ascii="Times New Roman" w:eastAsia="Times New Roman" w:hAnsi="Times New Roman" w:cs="Times New Roman"/>
-          <w:sz w:val="24"/>
-          <w:szCs w:val="24"/>
           <w:lang w:val="es-ES"/>
         </w:rPr>
         <w:t>, Salón de Eventos, Canchas), configurando sus horarios, costos de alquiler y días de anticipación mínimos.</w:t>
@@ -4493,52 +2814,36 @@
       <w:pPr>
         <w:numPr>
           <w:ilvl w:val="0"/>
-          <w:numId w:val="15"/>
+          <w:numId w:val="30"/>
         </w:numPr>
-        <w:spacing w:before="100" w:beforeAutospacing="1" w:after="100" w:afterAutospacing="1" w:line="240" w:lineRule="auto"/>
-        <w:rPr>
-          <w:rFonts w:ascii="Times New Roman" w:eastAsia="Times New Roman" w:hAnsi="Times New Roman" w:cs="Times New Roman"/>
-          <w:sz w:val="24"/>
-          <w:szCs w:val="24"/>
-          <w:lang w:val="es-ES"/>
-        </w:rPr>
-      </w:pPr>
-      <w:r>
-        <w:rPr>
-          <w:rFonts w:ascii="Times New Roman" w:eastAsia="Times New Roman" w:hAnsi="Times New Roman" w:cs="Times New Roman"/>
-          <w:b/>
-          <w:bCs/>
-          <w:sz w:val="24"/>
-          <w:szCs w:val="24"/>
+        <w:rPr>
+          <w:lang w:val="es-ES"/>
+        </w:rPr>
+      </w:pPr>
+      <w:r>
+        <w:rPr>
+          <w:b/>
+          <w:bCs/>
           <w:lang w:val="es-ES"/>
         </w:rPr>
         <w:t>RF-AGE-002 (Reserva):</w:t>
       </w:r>
       <w:r>
         <w:rPr>
-          <w:rFonts w:ascii="Times New Roman" w:eastAsia="Times New Roman" w:hAnsi="Times New Roman" w:cs="Times New Roman"/>
-          <w:sz w:val="24"/>
-          <w:szCs w:val="24"/>
           <w:lang w:val="es-ES"/>
         </w:rPr>
         <w:t xml:space="preserve"> El sistema debe permitir a los copropietarios ingresar al módulo de </w:t>
       </w:r>
       <w:r>
         <w:rPr>
-          <w:rFonts w:ascii="Times New Roman" w:eastAsia="Times New Roman" w:hAnsi="Times New Roman" w:cs="Times New Roman"/>
-          <w:b/>
-          <w:bCs/>
-          <w:sz w:val="24"/>
-          <w:szCs w:val="24"/>
+          <w:b/>
+          <w:bCs/>
           <w:lang w:val="es-ES"/>
         </w:rPr>
         <w:t>agendamiento</w:t>
       </w:r>
       <w:r>
         <w:rPr>
-          <w:rFonts w:ascii="Times New Roman" w:eastAsia="Times New Roman" w:hAnsi="Times New Roman" w:cs="Times New Roman"/>
-          <w:sz w:val="24"/>
-          <w:szCs w:val="24"/>
           <w:lang w:val="es-ES"/>
         </w:rPr>
         <w:t xml:space="preserve"> desde su portal móvil para visualizar el calendario en tiempo real y reservar las áreas comunes que estén disponibles.</w:t>
@@ -4548,85 +2853,50 @@
       <w:pPr>
         <w:numPr>
           <w:ilvl w:val="0"/>
-          <w:numId w:val="15"/>
+          <w:numId w:val="30"/>
         </w:numPr>
-        <w:spacing w:before="100" w:beforeAutospacing="1" w:after="100" w:afterAutospacing="1" w:line="240" w:lineRule="auto"/>
-        <w:rPr>
-          <w:rFonts w:ascii="Times New Roman" w:eastAsia="Times New Roman" w:hAnsi="Times New Roman" w:cs="Times New Roman"/>
-          <w:sz w:val="24"/>
-          <w:szCs w:val="24"/>
-          <w:lang w:val="es-ES"/>
-        </w:rPr>
-      </w:pPr>
-      <w:r>
-        <w:rPr>
-          <w:rFonts w:ascii="Times New Roman" w:eastAsia="Times New Roman" w:hAnsi="Times New Roman" w:cs="Times New Roman"/>
-          <w:b/>
-          <w:bCs/>
-          <w:sz w:val="24"/>
-          <w:szCs w:val="24"/>
+        <w:rPr>
+          <w:lang w:val="es-ES"/>
+        </w:rPr>
+      </w:pPr>
+      <w:r>
+        <w:rPr>
+          <w:b/>
+          <w:bCs/>
           <w:lang w:val="es-ES"/>
         </w:rPr>
         <w:t>RF-AGE-003:</w:t>
       </w:r>
       <w:r>
         <w:rPr>
-          <w:rFonts w:ascii="Times New Roman" w:eastAsia="Times New Roman" w:hAnsi="Times New Roman" w:cs="Times New Roman"/>
-          <w:sz w:val="24"/>
-          <w:szCs w:val="24"/>
           <w:lang w:val="es-ES"/>
         </w:rPr>
         <w:t xml:space="preserve"> El módulo de </w:t>
       </w:r>
       <w:r>
         <w:rPr>
-          <w:rFonts w:ascii="Times New Roman" w:eastAsia="Times New Roman" w:hAnsi="Times New Roman" w:cs="Times New Roman"/>
-          <w:b/>
-          <w:bCs/>
-          <w:sz w:val="24"/>
-          <w:szCs w:val="24"/>
+          <w:b/>
+          <w:bCs/>
           <w:lang w:val="es-ES"/>
         </w:rPr>
         <w:t>agendamiento</w:t>
       </w:r>
       <w:r>
         <w:rPr>
-          <w:rFonts w:ascii="Times New Roman" w:eastAsia="Times New Roman" w:hAnsi="Times New Roman" w:cs="Times New Roman"/>
-          <w:sz w:val="24"/>
-          <w:szCs w:val="24"/>
           <w:lang w:val="es-ES"/>
         </w:rPr>
         <w:t xml:space="preserve"> debe verificar el estado de cuenta del usuario en el </w:t>
       </w:r>
       <w:r>
         <w:rPr>
-          <w:rFonts w:ascii="Times New Roman" w:eastAsia="Times New Roman" w:hAnsi="Times New Roman" w:cs="Times New Roman"/>
-          <w:b/>
-          <w:bCs/>
-          <w:sz w:val="24"/>
-          <w:szCs w:val="24"/>
-          <w:lang w:val="es-ES"/>
-        </w:rPr>
-        <w:t xml:space="preserve">sistema contable d </w:t>
-      </w:r>
-      <w:proofErr w:type="spellStart"/>
-      <w:r>
-        <w:rPr>
-          <w:rFonts w:ascii="Times New Roman" w:eastAsia="Times New Roman" w:hAnsi="Times New Roman" w:cs="Times New Roman"/>
-          <w:b/>
-          <w:bCs/>
-          <w:sz w:val="24"/>
-          <w:szCs w:val="24"/>
-          <w:lang w:val="es-ES"/>
-        </w:rPr>
-        <w:t>despesas</w:t>
-      </w:r>
-      <w:proofErr w:type="spellEnd"/>
-      <w:r>
-        <w:rPr>
-          <w:rFonts w:ascii="Times New Roman" w:eastAsia="Times New Roman" w:hAnsi="Times New Roman" w:cs="Times New Roman"/>
-          <w:sz w:val="24"/>
-          <w:szCs w:val="24"/>
+          <w:b/>
+          <w:bCs/>
+          <w:lang w:val="es-ES"/>
+        </w:rPr>
+        <w:t>sistema contable de despensas</w:t>
+      </w:r>
+      <w:r>
+        <w:rPr>
           <w:lang w:val="es-ES"/>
         </w:rPr>
         <w:t xml:space="preserve"> antes de procesar una reserva; si el estado es "En Mora", el sistema debe denegar automáticamente la solicitud.</w:t>
@@ -4636,38 +2906,34 @@
       <w:pPr>
         <w:numPr>
           <w:ilvl w:val="0"/>
-          <w:numId w:val="15"/>
+          <w:numId w:val="30"/>
         </w:numPr>
-        <w:spacing w:before="100" w:beforeAutospacing="1" w:after="100" w:afterAutospacing="1" w:line="240" w:lineRule="auto"/>
-        <w:rPr>
-          <w:rFonts w:ascii="Times New Roman" w:eastAsia="Times New Roman" w:hAnsi="Times New Roman" w:cs="Times New Roman"/>
-          <w:sz w:val="24"/>
-          <w:szCs w:val="24"/>
-          <w:lang w:val="es-ES"/>
-        </w:rPr>
-      </w:pPr>
-      <w:r>
-        <w:rPr>
-          <w:rFonts w:ascii="Times New Roman" w:eastAsia="Times New Roman" w:hAnsi="Times New Roman" w:cs="Times New Roman"/>
-          <w:b/>
-          <w:bCs/>
-          <w:sz w:val="24"/>
-          <w:szCs w:val="24"/>
+        <w:rPr>
+          <w:lang w:val="es-ES"/>
+        </w:rPr>
+      </w:pPr>
+      <w:r>
+        <w:rPr>
+          <w:b/>
+          <w:bCs/>
           <w:lang w:val="es-ES"/>
         </w:rPr>
         <w:t>RF-AGE-004:</w:t>
       </w:r>
       <w:r>
         <w:rPr>
-          <w:rFonts w:ascii="Times New Roman" w:eastAsia="Times New Roman" w:hAnsi="Times New Roman" w:cs="Times New Roman"/>
-          <w:sz w:val="24"/>
-          <w:szCs w:val="24"/>
           <w:lang w:val="es-ES"/>
         </w:rPr>
         <w:t xml:space="preserve"> El sistema debe cargar automáticamente el costo del alquiler o la garantía del espacio reservado como una cuenta pendiente por cobrar separada, que el usuario podrá visualizar y pagar de forma independiente o conjunta en su portal.</w:t>
       </w:r>
     </w:p>
-    <w:p/>
+    <w:p>
+      <w:pPr>
+        <w:rPr>
+          <w:lang w:val="es-ES"/>
+        </w:rPr>
+      </w:pPr>
+    </w:p>
     <w:sectPr>
       <w:pgSz w:w="12240" w:h="15840"/>
       <w:pgMar w:top="1417" w:right="1701" w:bottom="1417" w:left="1701" w:header="708" w:footer="708" w:gutter="0"/>
@@ -4681,6 +2947,453 @@
 <file path=word/numbering.xml><?xml version="1.0" encoding="utf-8"?>
 <w:numbering xmlns:wpc="http://schemas.microsoft.com/office/word/2010/wordprocessingCanvas" xmlns:cx="http://schemas.microsoft.com/office/drawing/2014/chartex" xmlns:cx1="http://schemas.microsoft.com/office/drawing/2015/9/8/chartex" xmlns:mc="http://schemas.openxmlformats.org/markup-compatibility/2006" xmlns:o="urn:schemas-microsoft-com:office:office" xmlns:r="http://schemas.openxmlformats.org/officeDocument/2006/relationships" xmlns:m="http://schemas.openxmlformats.org/officeDocument/2006/math" xmlns:v="urn:schemas-microsoft-com:vml" xmlns:wp14="http://schemas.microsoft.com/office/word/2010/wordprocessingDrawing" xmlns:wp="http://schemas.openxmlformats.org/drawingml/2006/wordprocessingDrawing" xmlns:w10="urn:schemas-microsoft-com:office:word" xmlns:w="http://schemas.openxmlformats.org/wordprocessingml/2006/main" xmlns:w14="http://schemas.microsoft.com/office/word/2010/wordml" xmlns:w15="http://schemas.microsoft.com/office/word/2012/wordml" xmlns:w16se="http://schemas.microsoft.com/office/word/2015/wordml/symex" xmlns:wpg="http://schemas.microsoft.com/office/word/2010/wordprocessingGroup" xmlns:wpi="http://schemas.microsoft.com/office/word/2010/wordprocessingInk" xmlns:wne="http://schemas.microsoft.com/office/word/2006/wordml" xmlns:wps="http://schemas.microsoft.com/office/word/2010/wordprocessingShape" mc:Ignorable="w14 w15 w16se wp14">
   <w:abstractNum w:abstractNumId="0" w15:restartNumberingAfterBreak="0">
+    <w:nsid w:val="02802A4A"/>
+    <w:multiLevelType w:val="multilevel"/>
+    <w:tmpl w:val="2A345A02"/>
+    <w:lvl w:ilvl="0">
+      <w:start w:val="1"/>
+      <w:numFmt w:val="bullet"/>
+      <w:lvlText w:val=""/>
+      <w:lvlJc w:val="left"/>
+      <w:pPr>
+        <w:tabs>
+          <w:tab w:val="num" w:pos="720"/>
+        </w:tabs>
+        <w:ind w:left="720" w:hanging="360"/>
+      </w:pPr>
+      <w:rPr>
+        <w:rFonts w:ascii="Symbol" w:hAnsi="Symbol" w:hint="default"/>
+        <w:sz w:val="20"/>
+      </w:rPr>
+    </w:lvl>
+    <w:lvl w:ilvl="1" w:tentative="1">
+      <w:start w:val="1"/>
+      <w:numFmt w:val="bullet"/>
+      <w:lvlText w:val="o"/>
+      <w:lvlJc w:val="left"/>
+      <w:pPr>
+        <w:tabs>
+          <w:tab w:val="num" w:pos="1440"/>
+        </w:tabs>
+        <w:ind w:left="1440" w:hanging="360"/>
+      </w:pPr>
+      <w:rPr>
+        <w:rFonts w:ascii="Courier New" w:hAnsi="Courier New" w:hint="default"/>
+        <w:sz w:val="20"/>
+      </w:rPr>
+    </w:lvl>
+    <w:lvl w:ilvl="2" w:tentative="1">
+      <w:start w:val="1"/>
+      <w:numFmt w:val="bullet"/>
+      <w:lvlText w:val=""/>
+      <w:lvlJc w:val="left"/>
+      <w:pPr>
+        <w:tabs>
+          <w:tab w:val="num" w:pos="2160"/>
+        </w:tabs>
+        <w:ind w:left="2160" w:hanging="360"/>
+      </w:pPr>
+      <w:rPr>
+        <w:rFonts w:ascii="Wingdings" w:hAnsi="Wingdings" w:hint="default"/>
+        <w:sz w:val="20"/>
+      </w:rPr>
+    </w:lvl>
+    <w:lvl w:ilvl="3" w:tentative="1">
+      <w:start w:val="1"/>
+      <w:numFmt w:val="bullet"/>
+      <w:lvlText w:val=""/>
+      <w:lvlJc w:val="left"/>
+      <w:pPr>
+        <w:tabs>
+          <w:tab w:val="num" w:pos="2880"/>
+        </w:tabs>
+        <w:ind w:left="2880" w:hanging="360"/>
+      </w:pPr>
+      <w:rPr>
+        <w:rFonts w:ascii="Wingdings" w:hAnsi="Wingdings" w:hint="default"/>
+        <w:sz w:val="20"/>
+      </w:rPr>
+    </w:lvl>
+    <w:lvl w:ilvl="4" w:tentative="1">
+      <w:start w:val="1"/>
+      <w:numFmt w:val="bullet"/>
+      <w:lvlText w:val=""/>
+      <w:lvlJc w:val="left"/>
+      <w:pPr>
+        <w:tabs>
+          <w:tab w:val="num" w:pos="3600"/>
+        </w:tabs>
+        <w:ind w:left="3600" w:hanging="360"/>
+      </w:pPr>
+      <w:rPr>
+        <w:rFonts w:ascii="Wingdings" w:hAnsi="Wingdings" w:hint="default"/>
+        <w:sz w:val="20"/>
+      </w:rPr>
+    </w:lvl>
+    <w:lvl w:ilvl="5" w:tentative="1">
+      <w:start w:val="1"/>
+      <w:numFmt w:val="bullet"/>
+      <w:lvlText w:val=""/>
+      <w:lvlJc w:val="left"/>
+      <w:pPr>
+        <w:tabs>
+          <w:tab w:val="num" w:pos="4320"/>
+        </w:tabs>
+        <w:ind w:left="4320" w:hanging="360"/>
+      </w:pPr>
+      <w:rPr>
+        <w:rFonts w:ascii="Wingdings" w:hAnsi="Wingdings" w:hint="default"/>
+        <w:sz w:val="20"/>
+      </w:rPr>
+    </w:lvl>
+    <w:lvl w:ilvl="6" w:tentative="1">
+      <w:start w:val="1"/>
+      <w:numFmt w:val="bullet"/>
+      <w:lvlText w:val=""/>
+      <w:lvlJc w:val="left"/>
+      <w:pPr>
+        <w:tabs>
+          <w:tab w:val="num" w:pos="5040"/>
+        </w:tabs>
+        <w:ind w:left="5040" w:hanging="360"/>
+      </w:pPr>
+      <w:rPr>
+        <w:rFonts w:ascii="Wingdings" w:hAnsi="Wingdings" w:hint="default"/>
+        <w:sz w:val="20"/>
+      </w:rPr>
+    </w:lvl>
+    <w:lvl w:ilvl="7" w:tentative="1">
+      <w:start w:val="1"/>
+      <w:numFmt w:val="bullet"/>
+      <w:lvlText w:val=""/>
+      <w:lvlJc w:val="left"/>
+      <w:pPr>
+        <w:tabs>
+          <w:tab w:val="num" w:pos="5760"/>
+        </w:tabs>
+        <w:ind w:left="5760" w:hanging="360"/>
+      </w:pPr>
+      <w:rPr>
+        <w:rFonts w:ascii="Wingdings" w:hAnsi="Wingdings" w:hint="default"/>
+        <w:sz w:val="20"/>
+      </w:rPr>
+    </w:lvl>
+    <w:lvl w:ilvl="8" w:tentative="1">
+      <w:start w:val="1"/>
+      <w:numFmt w:val="bullet"/>
+      <w:lvlText w:val=""/>
+      <w:lvlJc w:val="left"/>
+      <w:pPr>
+        <w:tabs>
+          <w:tab w:val="num" w:pos="6480"/>
+        </w:tabs>
+        <w:ind w:left="6480" w:hanging="360"/>
+      </w:pPr>
+      <w:rPr>
+        <w:rFonts w:ascii="Wingdings" w:hAnsi="Wingdings" w:hint="default"/>
+        <w:sz w:val="20"/>
+      </w:rPr>
+    </w:lvl>
+  </w:abstractNum>
+  <w:abstractNum w:abstractNumId="1" w15:restartNumberingAfterBreak="0">
+    <w:nsid w:val="04AB5540"/>
+    <w:multiLevelType w:val="multilevel"/>
+    <w:tmpl w:val="800816F0"/>
+    <w:lvl w:ilvl="0">
+      <w:start w:val="1"/>
+      <w:numFmt w:val="bullet"/>
+      <w:lvlText w:val=""/>
+      <w:lvlJc w:val="left"/>
+      <w:pPr>
+        <w:tabs>
+          <w:tab w:val="num" w:pos="720"/>
+        </w:tabs>
+        <w:ind w:left="720" w:hanging="360"/>
+      </w:pPr>
+      <w:rPr>
+        <w:rFonts w:ascii="Symbol" w:hAnsi="Symbol" w:hint="default"/>
+        <w:sz w:val="20"/>
+      </w:rPr>
+    </w:lvl>
+    <w:lvl w:ilvl="1" w:tentative="1">
+      <w:start w:val="1"/>
+      <w:numFmt w:val="bullet"/>
+      <w:lvlText w:val="o"/>
+      <w:lvlJc w:val="left"/>
+      <w:pPr>
+        <w:tabs>
+          <w:tab w:val="num" w:pos="1440"/>
+        </w:tabs>
+        <w:ind w:left="1440" w:hanging="360"/>
+      </w:pPr>
+      <w:rPr>
+        <w:rFonts w:ascii="Courier New" w:hAnsi="Courier New" w:hint="default"/>
+        <w:sz w:val="20"/>
+      </w:rPr>
+    </w:lvl>
+    <w:lvl w:ilvl="2" w:tentative="1">
+      <w:start w:val="1"/>
+      <w:numFmt w:val="bullet"/>
+      <w:lvlText w:val=""/>
+      <w:lvlJc w:val="left"/>
+      <w:pPr>
+        <w:tabs>
+          <w:tab w:val="num" w:pos="2160"/>
+        </w:tabs>
+        <w:ind w:left="2160" w:hanging="360"/>
+      </w:pPr>
+      <w:rPr>
+        <w:rFonts w:ascii="Wingdings" w:hAnsi="Wingdings" w:hint="default"/>
+        <w:sz w:val="20"/>
+      </w:rPr>
+    </w:lvl>
+    <w:lvl w:ilvl="3" w:tentative="1">
+      <w:start w:val="1"/>
+      <w:numFmt w:val="bullet"/>
+      <w:lvlText w:val=""/>
+      <w:lvlJc w:val="left"/>
+      <w:pPr>
+        <w:tabs>
+          <w:tab w:val="num" w:pos="2880"/>
+        </w:tabs>
+        <w:ind w:left="2880" w:hanging="360"/>
+      </w:pPr>
+      <w:rPr>
+        <w:rFonts w:ascii="Wingdings" w:hAnsi="Wingdings" w:hint="default"/>
+        <w:sz w:val="20"/>
+      </w:rPr>
+    </w:lvl>
+    <w:lvl w:ilvl="4" w:tentative="1">
+      <w:start w:val="1"/>
+      <w:numFmt w:val="bullet"/>
+      <w:lvlText w:val=""/>
+      <w:lvlJc w:val="left"/>
+      <w:pPr>
+        <w:tabs>
+          <w:tab w:val="num" w:pos="3600"/>
+        </w:tabs>
+        <w:ind w:left="3600" w:hanging="360"/>
+      </w:pPr>
+      <w:rPr>
+        <w:rFonts w:ascii="Wingdings" w:hAnsi="Wingdings" w:hint="default"/>
+        <w:sz w:val="20"/>
+      </w:rPr>
+    </w:lvl>
+    <w:lvl w:ilvl="5" w:tentative="1">
+      <w:start w:val="1"/>
+      <w:numFmt w:val="bullet"/>
+      <w:lvlText w:val=""/>
+      <w:lvlJc w:val="left"/>
+      <w:pPr>
+        <w:tabs>
+          <w:tab w:val="num" w:pos="4320"/>
+        </w:tabs>
+        <w:ind w:left="4320" w:hanging="360"/>
+      </w:pPr>
+      <w:rPr>
+        <w:rFonts w:ascii="Wingdings" w:hAnsi="Wingdings" w:hint="default"/>
+        <w:sz w:val="20"/>
+      </w:rPr>
+    </w:lvl>
+    <w:lvl w:ilvl="6" w:tentative="1">
+      <w:start w:val="1"/>
+      <w:numFmt w:val="bullet"/>
+      <w:lvlText w:val=""/>
+      <w:lvlJc w:val="left"/>
+      <w:pPr>
+        <w:tabs>
+          <w:tab w:val="num" w:pos="5040"/>
+        </w:tabs>
+        <w:ind w:left="5040" w:hanging="360"/>
+      </w:pPr>
+      <w:rPr>
+        <w:rFonts w:ascii="Wingdings" w:hAnsi="Wingdings" w:hint="default"/>
+        <w:sz w:val="20"/>
+      </w:rPr>
+    </w:lvl>
+    <w:lvl w:ilvl="7" w:tentative="1">
+      <w:start w:val="1"/>
+      <w:numFmt w:val="bullet"/>
+      <w:lvlText w:val=""/>
+      <w:lvlJc w:val="left"/>
+      <w:pPr>
+        <w:tabs>
+          <w:tab w:val="num" w:pos="5760"/>
+        </w:tabs>
+        <w:ind w:left="5760" w:hanging="360"/>
+      </w:pPr>
+      <w:rPr>
+        <w:rFonts w:ascii="Wingdings" w:hAnsi="Wingdings" w:hint="default"/>
+        <w:sz w:val="20"/>
+      </w:rPr>
+    </w:lvl>
+    <w:lvl w:ilvl="8" w:tentative="1">
+      <w:start w:val="1"/>
+      <w:numFmt w:val="bullet"/>
+      <w:lvlText w:val=""/>
+      <w:lvlJc w:val="left"/>
+      <w:pPr>
+        <w:tabs>
+          <w:tab w:val="num" w:pos="6480"/>
+        </w:tabs>
+        <w:ind w:left="6480" w:hanging="360"/>
+      </w:pPr>
+      <w:rPr>
+        <w:rFonts w:ascii="Wingdings" w:hAnsi="Wingdings" w:hint="default"/>
+        <w:sz w:val="20"/>
+      </w:rPr>
+    </w:lvl>
+  </w:abstractNum>
+  <w:abstractNum w:abstractNumId="2" w15:restartNumberingAfterBreak="0">
+    <w:nsid w:val="12602707"/>
+    <w:multiLevelType w:val="multilevel"/>
+    <w:tmpl w:val="EBBAFCEE"/>
+    <w:lvl w:ilvl="0">
+      <w:start w:val="1"/>
+      <w:numFmt w:val="bullet"/>
+      <w:lvlText w:val=""/>
+      <w:lvlJc w:val="left"/>
+      <w:pPr>
+        <w:tabs>
+          <w:tab w:val="num" w:pos="720"/>
+        </w:tabs>
+        <w:ind w:left="720" w:hanging="360"/>
+      </w:pPr>
+      <w:rPr>
+        <w:rFonts w:ascii="Symbol" w:hAnsi="Symbol" w:hint="default"/>
+        <w:sz w:val="20"/>
+      </w:rPr>
+    </w:lvl>
+    <w:lvl w:ilvl="1" w:tentative="1">
+      <w:start w:val="1"/>
+      <w:numFmt w:val="bullet"/>
+      <w:lvlText w:val="o"/>
+      <w:lvlJc w:val="left"/>
+      <w:pPr>
+        <w:tabs>
+          <w:tab w:val="num" w:pos="1440"/>
+        </w:tabs>
+        <w:ind w:left="1440" w:hanging="360"/>
+      </w:pPr>
+      <w:rPr>
+        <w:rFonts w:ascii="Courier New" w:hAnsi="Courier New" w:hint="default"/>
+        <w:sz w:val="20"/>
+      </w:rPr>
+    </w:lvl>
+    <w:lvl w:ilvl="2" w:tentative="1">
+      <w:start w:val="1"/>
+      <w:numFmt w:val="bullet"/>
+      <w:lvlText w:val=""/>
+      <w:lvlJc w:val="left"/>
+      <w:pPr>
+        <w:tabs>
+          <w:tab w:val="num" w:pos="2160"/>
+        </w:tabs>
+        <w:ind w:left="2160" w:hanging="360"/>
+      </w:pPr>
+      <w:rPr>
+        <w:rFonts w:ascii="Wingdings" w:hAnsi="Wingdings" w:hint="default"/>
+        <w:sz w:val="20"/>
+      </w:rPr>
+    </w:lvl>
+    <w:lvl w:ilvl="3" w:tentative="1">
+      <w:start w:val="1"/>
+      <w:numFmt w:val="bullet"/>
+      <w:lvlText w:val=""/>
+      <w:lvlJc w:val="left"/>
+      <w:pPr>
+        <w:tabs>
+          <w:tab w:val="num" w:pos="2880"/>
+        </w:tabs>
+        <w:ind w:left="2880" w:hanging="360"/>
+      </w:pPr>
+      <w:rPr>
+        <w:rFonts w:ascii="Wingdings" w:hAnsi="Wingdings" w:hint="default"/>
+        <w:sz w:val="20"/>
+      </w:rPr>
+    </w:lvl>
+    <w:lvl w:ilvl="4" w:tentative="1">
+      <w:start w:val="1"/>
+      <w:numFmt w:val="bullet"/>
+      <w:lvlText w:val=""/>
+      <w:lvlJc w:val="left"/>
+      <w:pPr>
+        <w:tabs>
+          <w:tab w:val="num" w:pos="3600"/>
+        </w:tabs>
+        <w:ind w:left="3600" w:hanging="360"/>
+      </w:pPr>
+      <w:rPr>
+        <w:rFonts w:ascii="Wingdings" w:hAnsi="Wingdings" w:hint="default"/>
+        <w:sz w:val="20"/>
+      </w:rPr>
+    </w:lvl>
+    <w:lvl w:ilvl="5" w:tentative="1">
+      <w:start w:val="1"/>
+      <w:numFmt w:val="bullet"/>
+      <w:lvlText w:val=""/>
+      <w:lvlJc w:val="left"/>
+      <w:pPr>
+        <w:tabs>
+          <w:tab w:val="num" w:pos="4320"/>
+        </w:tabs>
+        <w:ind w:left="4320" w:hanging="360"/>
+      </w:pPr>
+      <w:rPr>
+        <w:rFonts w:ascii="Wingdings" w:hAnsi="Wingdings" w:hint="default"/>
+        <w:sz w:val="20"/>
+      </w:rPr>
+    </w:lvl>
+    <w:lvl w:ilvl="6" w:tentative="1">
+      <w:start w:val="1"/>
+      <w:numFmt w:val="bullet"/>
+      <w:lvlText w:val=""/>
+      <w:lvlJc w:val="left"/>
+      <w:pPr>
+        <w:tabs>
+          <w:tab w:val="num" w:pos="5040"/>
+        </w:tabs>
+        <w:ind w:left="5040" w:hanging="360"/>
+      </w:pPr>
+      <w:rPr>
+        <w:rFonts w:ascii="Wingdings" w:hAnsi="Wingdings" w:hint="default"/>
+        <w:sz w:val="20"/>
+      </w:rPr>
+    </w:lvl>
+    <w:lvl w:ilvl="7" w:tentative="1">
+      <w:start w:val="1"/>
+      <w:numFmt w:val="bullet"/>
+      <w:lvlText w:val=""/>
+      <w:lvlJc w:val="left"/>
+      <w:pPr>
+        <w:tabs>
+          <w:tab w:val="num" w:pos="5760"/>
+        </w:tabs>
+        <w:ind w:left="5760" w:hanging="360"/>
+      </w:pPr>
+      <w:rPr>
+        <w:rFonts w:ascii="Wingdings" w:hAnsi="Wingdings" w:hint="default"/>
+        <w:sz w:val="20"/>
+      </w:rPr>
+    </w:lvl>
+    <w:lvl w:ilvl="8" w:tentative="1">
+      <w:start w:val="1"/>
+      <w:numFmt w:val="bullet"/>
+      <w:lvlText w:val=""/>
+      <w:lvlJc w:val="left"/>
+      <w:pPr>
+        <w:tabs>
+          <w:tab w:val="num" w:pos="6480"/>
+        </w:tabs>
+        <w:ind w:left="6480" w:hanging="360"/>
+      </w:pPr>
+      <w:rPr>
+        <w:rFonts w:ascii="Wingdings" w:hAnsi="Wingdings" w:hint="default"/>
+        <w:sz w:val="20"/>
+      </w:rPr>
+    </w:lvl>
+  </w:abstractNum>
+  <w:abstractNum w:abstractNumId="3" w15:restartNumberingAfterBreak="0">
     <w:nsid w:val="14C45D02"/>
     <w:multiLevelType w:val="multilevel"/>
     <w:tmpl w:val="DF8ED850"/>
@@ -4829,7 +3542,7 @@
       </w:rPr>
     </w:lvl>
   </w:abstractNum>
-  <w:abstractNum w:abstractNumId="1" w15:restartNumberingAfterBreak="0">
+  <w:abstractNum w:abstractNumId="4" w15:restartNumberingAfterBreak="0">
     <w:nsid w:val="18146BE4"/>
     <w:multiLevelType w:val="multilevel"/>
     <w:tmpl w:val="D0EC78AC"/>
@@ -4978,7 +3691,7 @@
       </w:rPr>
     </w:lvl>
   </w:abstractNum>
-  <w:abstractNum w:abstractNumId="2" w15:restartNumberingAfterBreak="0">
+  <w:abstractNum w:abstractNumId="5" w15:restartNumberingAfterBreak="0">
     <w:nsid w:val="254D45CE"/>
     <w:multiLevelType w:val="multilevel"/>
     <w:tmpl w:val="66EE3E26"/>
@@ -5127,7 +3840,7 @@
       </w:rPr>
     </w:lvl>
   </w:abstractNum>
-  <w:abstractNum w:abstractNumId="3" w15:restartNumberingAfterBreak="0">
+  <w:abstractNum w:abstractNumId="6" w15:restartNumberingAfterBreak="0">
     <w:nsid w:val="2C090D2C"/>
     <w:multiLevelType w:val="multilevel"/>
     <w:tmpl w:val="FA46E6B8"/>
@@ -5276,7 +3989,7 @@
       </w:rPr>
     </w:lvl>
   </w:abstractNum>
-  <w:abstractNum w:abstractNumId="4" w15:restartNumberingAfterBreak="0">
+  <w:abstractNum w:abstractNumId="7" w15:restartNumberingAfterBreak="0">
     <w:nsid w:val="2E6F0828"/>
     <w:multiLevelType w:val="multilevel"/>
     <w:tmpl w:val="42D8B5B6"/>
@@ -5425,7 +4138,305 @@
       </w:rPr>
     </w:lvl>
   </w:abstractNum>
-  <w:abstractNum w:abstractNumId="5" w15:restartNumberingAfterBreak="0">
+  <w:abstractNum w:abstractNumId="8" w15:restartNumberingAfterBreak="0">
+    <w:nsid w:val="31E26B33"/>
+    <w:multiLevelType w:val="multilevel"/>
+    <w:tmpl w:val="919C86C6"/>
+    <w:lvl w:ilvl="0">
+      <w:start w:val="1"/>
+      <w:numFmt w:val="bullet"/>
+      <w:lvlText w:val=""/>
+      <w:lvlJc w:val="left"/>
+      <w:pPr>
+        <w:tabs>
+          <w:tab w:val="num" w:pos="720"/>
+        </w:tabs>
+        <w:ind w:left="720" w:hanging="360"/>
+      </w:pPr>
+      <w:rPr>
+        <w:rFonts w:ascii="Symbol" w:hAnsi="Symbol" w:hint="default"/>
+        <w:sz w:val="20"/>
+      </w:rPr>
+    </w:lvl>
+    <w:lvl w:ilvl="1" w:tentative="1">
+      <w:start w:val="1"/>
+      <w:numFmt w:val="bullet"/>
+      <w:lvlText w:val="o"/>
+      <w:lvlJc w:val="left"/>
+      <w:pPr>
+        <w:tabs>
+          <w:tab w:val="num" w:pos="1440"/>
+        </w:tabs>
+        <w:ind w:left="1440" w:hanging="360"/>
+      </w:pPr>
+      <w:rPr>
+        <w:rFonts w:ascii="Courier New" w:hAnsi="Courier New" w:hint="default"/>
+        <w:sz w:val="20"/>
+      </w:rPr>
+    </w:lvl>
+    <w:lvl w:ilvl="2" w:tentative="1">
+      <w:start w:val="1"/>
+      <w:numFmt w:val="bullet"/>
+      <w:lvlText w:val=""/>
+      <w:lvlJc w:val="left"/>
+      <w:pPr>
+        <w:tabs>
+          <w:tab w:val="num" w:pos="2160"/>
+        </w:tabs>
+        <w:ind w:left="2160" w:hanging="360"/>
+      </w:pPr>
+      <w:rPr>
+        <w:rFonts w:ascii="Wingdings" w:hAnsi="Wingdings" w:hint="default"/>
+        <w:sz w:val="20"/>
+      </w:rPr>
+    </w:lvl>
+    <w:lvl w:ilvl="3" w:tentative="1">
+      <w:start w:val="1"/>
+      <w:numFmt w:val="bullet"/>
+      <w:lvlText w:val=""/>
+      <w:lvlJc w:val="left"/>
+      <w:pPr>
+        <w:tabs>
+          <w:tab w:val="num" w:pos="2880"/>
+        </w:tabs>
+        <w:ind w:left="2880" w:hanging="360"/>
+      </w:pPr>
+      <w:rPr>
+        <w:rFonts w:ascii="Wingdings" w:hAnsi="Wingdings" w:hint="default"/>
+        <w:sz w:val="20"/>
+      </w:rPr>
+    </w:lvl>
+    <w:lvl w:ilvl="4" w:tentative="1">
+      <w:start w:val="1"/>
+      <w:numFmt w:val="bullet"/>
+      <w:lvlText w:val=""/>
+      <w:lvlJc w:val="left"/>
+      <w:pPr>
+        <w:tabs>
+          <w:tab w:val="num" w:pos="3600"/>
+        </w:tabs>
+        <w:ind w:left="3600" w:hanging="360"/>
+      </w:pPr>
+      <w:rPr>
+        <w:rFonts w:ascii="Wingdings" w:hAnsi="Wingdings" w:hint="default"/>
+        <w:sz w:val="20"/>
+      </w:rPr>
+    </w:lvl>
+    <w:lvl w:ilvl="5" w:tentative="1">
+      <w:start w:val="1"/>
+      <w:numFmt w:val="bullet"/>
+      <w:lvlText w:val=""/>
+      <w:lvlJc w:val="left"/>
+      <w:pPr>
+        <w:tabs>
+          <w:tab w:val="num" w:pos="4320"/>
+        </w:tabs>
+        <w:ind w:left="4320" w:hanging="360"/>
+      </w:pPr>
+      <w:rPr>
+        <w:rFonts w:ascii="Wingdings" w:hAnsi="Wingdings" w:hint="default"/>
+        <w:sz w:val="20"/>
+      </w:rPr>
+    </w:lvl>
+    <w:lvl w:ilvl="6" w:tentative="1">
+      <w:start w:val="1"/>
+      <w:numFmt w:val="bullet"/>
+      <w:lvlText w:val=""/>
+      <w:lvlJc w:val="left"/>
+      <w:pPr>
+        <w:tabs>
+          <w:tab w:val="num" w:pos="5040"/>
+        </w:tabs>
+        <w:ind w:left="5040" w:hanging="360"/>
+      </w:pPr>
+      <w:rPr>
+        <w:rFonts w:ascii="Wingdings" w:hAnsi="Wingdings" w:hint="default"/>
+        <w:sz w:val="20"/>
+      </w:rPr>
+    </w:lvl>
+    <w:lvl w:ilvl="7" w:tentative="1">
+      <w:start w:val="1"/>
+      <w:numFmt w:val="bullet"/>
+      <w:lvlText w:val=""/>
+      <w:lvlJc w:val="left"/>
+      <w:pPr>
+        <w:tabs>
+          <w:tab w:val="num" w:pos="5760"/>
+        </w:tabs>
+        <w:ind w:left="5760" w:hanging="360"/>
+      </w:pPr>
+      <w:rPr>
+        <w:rFonts w:ascii="Wingdings" w:hAnsi="Wingdings" w:hint="default"/>
+        <w:sz w:val="20"/>
+      </w:rPr>
+    </w:lvl>
+    <w:lvl w:ilvl="8" w:tentative="1">
+      <w:start w:val="1"/>
+      <w:numFmt w:val="bullet"/>
+      <w:lvlText w:val=""/>
+      <w:lvlJc w:val="left"/>
+      <w:pPr>
+        <w:tabs>
+          <w:tab w:val="num" w:pos="6480"/>
+        </w:tabs>
+        <w:ind w:left="6480" w:hanging="360"/>
+      </w:pPr>
+      <w:rPr>
+        <w:rFonts w:ascii="Wingdings" w:hAnsi="Wingdings" w:hint="default"/>
+        <w:sz w:val="20"/>
+      </w:rPr>
+    </w:lvl>
+  </w:abstractNum>
+  <w:abstractNum w:abstractNumId="9" w15:restartNumberingAfterBreak="0">
+    <w:nsid w:val="37847B96"/>
+    <w:multiLevelType w:val="multilevel"/>
+    <w:tmpl w:val="FB86CC52"/>
+    <w:lvl w:ilvl="0">
+      <w:start w:val="1"/>
+      <w:numFmt w:val="bullet"/>
+      <w:lvlText w:val=""/>
+      <w:lvlJc w:val="left"/>
+      <w:pPr>
+        <w:tabs>
+          <w:tab w:val="num" w:pos="720"/>
+        </w:tabs>
+        <w:ind w:left="720" w:hanging="360"/>
+      </w:pPr>
+      <w:rPr>
+        <w:rFonts w:ascii="Symbol" w:hAnsi="Symbol" w:hint="default"/>
+        <w:sz w:val="20"/>
+      </w:rPr>
+    </w:lvl>
+    <w:lvl w:ilvl="1" w:tentative="1">
+      <w:start w:val="1"/>
+      <w:numFmt w:val="bullet"/>
+      <w:lvlText w:val="o"/>
+      <w:lvlJc w:val="left"/>
+      <w:pPr>
+        <w:tabs>
+          <w:tab w:val="num" w:pos="1440"/>
+        </w:tabs>
+        <w:ind w:left="1440" w:hanging="360"/>
+      </w:pPr>
+      <w:rPr>
+        <w:rFonts w:ascii="Courier New" w:hAnsi="Courier New" w:hint="default"/>
+        <w:sz w:val="20"/>
+      </w:rPr>
+    </w:lvl>
+    <w:lvl w:ilvl="2" w:tentative="1">
+      <w:start w:val="1"/>
+      <w:numFmt w:val="bullet"/>
+      <w:lvlText w:val=""/>
+      <w:lvlJc w:val="left"/>
+      <w:pPr>
+        <w:tabs>
+          <w:tab w:val="num" w:pos="2160"/>
+        </w:tabs>
+        <w:ind w:left="2160" w:hanging="360"/>
+      </w:pPr>
+      <w:rPr>
+        <w:rFonts w:ascii="Wingdings" w:hAnsi="Wingdings" w:hint="default"/>
+        <w:sz w:val="20"/>
+      </w:rPr>
+    </w:lvl>
+    <w:lvl w:ilvl="3" w:tentative="1">
+      <w:start w:val="1"/>
+      <w:numFmt w:val="bullet"/>
+      <w:lvlText w:val=""/>
+      <w:lvlJc w:val="left"/>
+      <w:pPr>
+        <w:tabs>
+          <w:tab w:val="num" w:pos="2880"/>
+        </w:tabs>
+        <w:ind w:left="2880" w:hanging="360"/>
+      </w:pPr>
+      <w:rPr>
+        <w:rFonts w:ascii="Wingdings" w:hAnsi="Wingdings" w:hint="default"/>
+        <w:sz w:val="20"/>
+      </w:rPr>
+    </w:lvl>
+    <w:lvl w:ilvl="4" w:tentative="1">
+      <w:start w:val="1"/>
+      <w:numFmt w:val="bullet"/>
+      <w:lvlText w:val=""/>
+      <w:lvlJc w:val="left"/>
+      <w:pPr>
+        <w:tabs>
+          <w:tab w:val="num" w:pos="3600"/>
+        </w:tabs>
+        <w:ind w:left="3600" w:hanging="360"/>
+      </w:pPr>
+      <w:rPr>
+        <w:rFonts w:ascii="Wingdings" w:hAnsi="Wingdings" w:hint="default"/>
+        <w:sz w:val="20"/>
+      </w:rPr>
+    </w:lvl>
+    <w:lvl w:ilvl="5" w:tentative="1">
+      <w:start w:val="1"/>
+      <w:numFmt w:val="bullet"/>
+      <w:lvlText w:val=""/>
+      <w:lvlJc w:val="left"/>
+      <w:pPr>
+        <w:tabs>
+          <w:tab w:val="num" w:pos="4320"/>
+        </w:tabs>
+        <w:ind w:left="4320" w:hanging="360"/>
+      </w:pPr>
+      <w:rPr>
+        <w:rFonts w:ascii="Wingdings" w:hAnsi="Wingdings" w:hint="default"/>
+        <w:sz w:val="20"/>
+      </w:rPr>
+    </w:lvl>
+    <w:lvl w:ilvl="6" w:tentative="1">
+      <w:start w:val="1"/>
+      <w:numFmt w:val="bullet"/>
+      <w:lvlText w:val=""/>
+      <w:lvlJc w:val="left"/>
+      <w:pPr>
+        <w:tabs>
+          <w:tab w:val="num" w:pos="5040"/>
+        </w:tabs>
+        <w:ind w:left="5040" w:hanging="360"/>
+      </w:pPr>
+      <w:rPr>
+        <w:rFonts w:ascii="Wingdings" w:hAnsi="Wingdings" w:hint="default"/>
+        <w:sz w:val="20"/>
+      </w:rPr>
+    </w:lvl>
+    <w:lvl w:ilvl="7" w:tentative="1">
+      <w:start w:val="1"/>
+      <w:numFmt w:val="bullet"/>
+      <w:lvlText w:val=""/>
+      <w:lvlJc w:val="left"/>
+      <w:pPr>
+        <w:tabs>
+          <w:tab w:val="num" w:pos="5760"/>
+        </w:tabs>
+        <w:ind w:left="5760" w:hanging="360"/>
+      </w:pPr>
+      <w:rPr>
+        <w:rFonts w:ascii="Wingdings" w:hAnsi="Wingdings" w:hint="default"/>
+        <w:sz w:val="20"/>
+      </w:rPr>
+    </w:lvl>
+    <w:lvl w:ilvl="8" w:tentative="1">
+      <w:start w:val="1"/>
+      <w:numFmt w:val="bullet"/>
+      <w:lvlText w:val=""/>
+      <w:lvlJc w:val="left"/>
+      <w:pPr>
+        <w:tabs>
+          <w:tab w:val="num" w:pos="6480"/>
+        </w:tabs>
+        <w:ind w:left="6480" w:hanging="360"/>
+      </w:pPr>
+      <w:rPr>
+        <w:rFonts w:ascii="Wingdings" w:hAnsi="Wingdings" w:hint="default"/>
+        <w:sz w:val="20"/>
+      </w:rPr>
+    </w:lvl>
+  </w:abstractNum>
+  <w:abstractNum w:abstractNumId="10" w15:restartNumberingAfterBreak="0">
     <w:nsid w:val="37B562A4"/>
     <w:multiLevelType w:val="multilevel"/>
     <w:tmpl w:val="F23C9742"/>
@@ -5574,7 +4585,156 @@
       </w:rPr>
     </w:lvl>
   </w:abstractNum>
-  <w:abstractNum w:abstractNumId="6" w15:restartNumberingAfterBreak="0">
+  <w:abstractNum w:abstractNumId="11" w15:restartNumberingAfterBreak="0">
+    <w:nsid w:val="3E0C02E9"/>
+    <w:multiLevelType w:val="multilevel"/>
+    <w:tmpl w:val="B8AE6048"/>
+    <w:lvl w:ilvl="0">
+      <w:start w:val="1"/>
+      <w:numFmt w:val="bullet"/>
+      <w:lvlText w:val=""/>
+      <w:lvlJc w:val="left"/>
+      <w:pPr>
+        <w:tabs>
+          <w:tab w:val="num" w:pos="720"/>
+        </w:tabs>
+        <w:ind w:left="720" w:hanging="360"/>
+      </w:pPr>
+      <w:rPr>
+        <w:rFonts w:ascii="Symbol" w:hAnsi="Symbol" w:hint="default"/>
+        <w:sz w:val="20"/>
+      </w:rPr>
+    </w:lvl>
+    <w:lvl w:ilvl="1" w:tentative="1">
+      <w:start w:val="1"/>
+      <w:numFmt w:val="bullet"/>
+      <w:lvlText w:val="o"/>
+      <w:lvlJc w:val="left"/>
+      <w:pPr>
+        <w:tabs>
+          <w:tab w:val="num" w:pos="1440"/>
+        </w:tabs>
+        <w:ind w:left="1440" w:hanging="360"/>
+      </w:pPr>
+      <w:rPr>
+        <w:rFonts w:ascii="Courier New" w:hAnsi="Courier New" w:hint="default"/>
+        <w:sz w:val="20"/>
+      </w:rPr>
+    </w:lvl>
+    <w:lvl w:ilvl="2" w:tentative="1">
+      <w:start w:val="1"/>
+      <w:numFmt w:val="bullet"/>
+      <w:lvlText w:val=""/>
+      <w:lvlJc w:val="left"/>
+      <w:pPr>
+        <w:tabs>
+          <w:tab w:val="num" w:pos="2160"/>
+        </w:tabs>
+        <w:ind w:left="2160" w:hanging="360"/>
+      </w:pPr>
+      <w:rPr>
+        <w:rFonts w:ascii="Wingdings" w:hAnsi="Wingdings" w:hint="default"/>
+        <w:sz w:val="20"/>
+      </w:rPr>
+    </w:lvl>
+    <w:lvl w:ilvl="3" w:tentative="1">
+      <w:start w:val="1"/>
+      <w:numFmt w:val="bullet"/>
+      <w:lvlText w:val=""/>
+      <w:lvlJc w:val="left"/>
+      <w:pPr>
+        <w:tabs>
+          <w:tab w:val="num" w:pos="2880"/>
+        </w:tabs>
+        <w:ind w:left="2880" w:hanging="360"/>
+      </w:pPr>
+      <w:rPr>
+        <w:rFonts w:ascii="Wingdings" w:hAnsi="Wingdings" w:hint="default"/>
+        <w:sz w:val="20"/>
+      </w:rPr>
+    </w:lvl>
+    <w:lvl w:ilvl="4" w:tentative="1">
+      <w:start w:val="1"/>
+      <w:numFmt w:val="bullet"/>
+      <w:lvlText w:val=""/>
+      <w:lvlJc w:val="left"/>
+      <w:pPr>
+        <w:tabs>
+          <w:tab w:val="num" w:pos="3600"/>
+        </w:tabs>
+        <w:ind w:left="3600" w:hanging="360"/>
+      </w:pPr>
+      <w:rPr>
+        <w:rFonts w:ascii="Wingdings" w:hAnsi="Wingdings" w:hint="default"/>
+        <w:sz w:val="20"/>
+      </w:rPr>
+    </w:lvl>
+    <w:lvl w:ilvl="5" w:tentative="1">
+      <w:start w:val="1"/>
+      <w:numFmt w:val="bullet"/>
+      <w:lvlText w:val=""/>
+      <w:lvlJc w:val="left"/>
+      <w:pPr>
+        <w:tabs>
+          <w:tab w:val="num" w:pos="4320"/>
+        </w:tabs>
+        <w:ind w:left="4320" w:hanging="360"/>
+      </w:pPr>
+      <w:rPr>
+        <w:rFonts w:ascii="Wingdings" w:hAnsi="Wingdings" w:hint="default"/>
+        <w:sz w:val="20"/>
+      </w:rPr>
+    </w:lvl>
+    <w:lvl w:ilvl="6" w:tentative="1">
+      <w:start w:val="1"/>
+      <w:numFmt w:val="bullet"/>
+      <w:lvlText w:val=""/>
+      <w:lvlJc w:val="left"/>
+      <w:pPr>
+        <w:tabs>
+          <w:tab w:val="num" w:pos="5040"/>
+        </w:tabs>
+        <w:ind w:left="5040" w:hanging="360"/>
+      </w:pPr>
+      <w:rPr>
+        <w:rFonts w:ascii="Wingdings" w:hAnsi="Wingdings" w:hint="default"/>
+        <w:sz w:val="20"/>
+      </w:rPr>
+    </w:lvl>
+    <w:lvl w:ilvl="7" w:tentative="1">
+      <w:start w:val="1"/>
+      <w:numFmt w:val="bullet"/>
+      <w:lvlText w:val=""/>
+      <w:lvlJc w:val="left"/>
+      <w:pPr>
+        <w:tabs>
+          <w:tab w:val="num" w:pos="5760"/>
+        </w:tabs>
+        <w:ind w:left="5760" w:hanging="360"/>
+      </w:pPr>
+      <w:rPr>
+        <w:rFonts w:ascii="Wingdings" w:hAnsi="Wingdings" w:hint="default"/>
+        <w:sz w:val="20"/>
+      </w:rPr>
+    </w:lvl>
+    <w:lvl w:ilvl="8" w:tentative="1">
+      <w:start w:val="1"/>
+      <w:numFmt w:val="bullet"/>
+      <w:lvlText w:val=""/>
+      <w:lvlJc w:val="left"/>
+      <w:pPr>
+        <w:tabs>
+          <w:tab w:val="num" w:pos="6480"/>
+        </w:tabs>
+        <w:ind w:left="6480" w:hanging="360"/>
+      </w:pPr>
+      <w:rPr>
+        <w:rFonts w:ascii="Wingdings" w:hAnsi="Wingdings" w:hint="default"/>
+        <w:sz w:val="20"/>
+      </w:rPr>
+    </w:lvl>
+  </w:abstractNum>
+  <w:abstractNum w:abstractNumId="12" w15:restartNumberingAfterBreak="0">
     <w:nsid w:val="42C545CB"/>
     <w:multiLevelType w:val="multilevel"/>
     <w:tmpl w:val="7C369A02"/>
@@ -5723,7 +4883,7 @@
       </w:rPr>
     </w:lvl>
   </w:abstractNum>
-  <w:abstractNum w:abstractNumId="7" w15:restartNumberingAfterBreak="0">
+  <w:abstractNum w:abstractNumId="13" w15:restartNumberingAfterBreak="0">
     <w:nsid w:val="513071BB"/>
     <w:multiLevelType w:val="multilevel"/>
     <w:tmpl w:val="E9CCB38A"/>
@@ -5872,7 +5032,305 @@
       </w:rPr>
     </w:lvl>
   </w:abstractNum>
-  <w:abstractNum w:abstractNumId="8" w15:restartNumberingAfterBreak="0">
+  <w:abstractNum w:abstractNumId="14" w15:restartNumberingAfterBreak="0">
+    <w:nsid w:val="58B678B2"/>
+    <w:multiLevelType w:val="multilevel"/>
+    <w:tmpl w:val="4E8011C4"/>
+    <w:lvl w:ilvl="0">
+      <w:start w:val="1"/>
+      <w:numFmt w:val="bullet"/>
+      <w:lvlText w:val=""/>
+      <w:lvlJc w:val="left"/>
+      <w:pPr>
+        <w:tabs>
+          <w:tab w:val="num" w:pos="720"/>
+        </w:tabs>
+        <w:ind w:left="720" w:hanging="360"/>
+      </w:pPr>
+      <w:rPr>
+        <w:rFonts w:ascii="Symbol" w:hAnsi="Symbol" w:hint="default"/>
+        <w:sz w:val="20"/>
+      </w:rPr>
+    </w:lvl>
+    <w:lvl w:ilvl="1" w:tentative="1">
+      <w:start w:val="1"/>
+      <w:numFmt w:val="bullet"/>
+      <w:lvlText w:val="o"/>
+      <w:lvlJc w:val="left"/>
+      <w:pPr>
+        <w:tabs>
+          <w:tab w:val="num" w:pos="1440"/>
+        </w:tabs>
+        <w:ind w:left="1440" w:hanging="360"/>
+      </w:pPr>
+      <w:rPr>
+        <w:rFonts w:ascii="Courier New" w:hAnsi="Courier New" w:hint="default"/>
+        <w:sz w:val="20"/>
+      </w:rPr>
+    </w:lvl>
+    <w:lvl w:ilvl="2" w:tentative="1">
+      <w:start w:val="1"/>
+      <w:numFmt w:val="bullet"/>
+      <w:lvlText w:val=""/>
+      <w:lvlJc w:val="left"/>
+      <w:pPr>
+        <w:tabs>
+          <w:tab w:val="num" w:pos="2160"/>
+        </w:tabs>
+        <w:ind w:left="2160" w:hanging="360"/>
+      </w:pPr>
+      <w:rPr>
+        <w:rFonts w:ascii="Wingdings" w:hAnsi="Wingdings" w:hint="default"/>
+        <w:sz w:val="20"/>
+      </w:rPr>
+    </w:lvl>
+    <w:lvl w:ilvl="3" w:tentative="1">
+      <w:start w:val="1"/>
+      <w:numFmt w:val="bullet"/>
+      <w:lvlText w:val=""/>
+      <w:lvlJc w:val="left"/>
+      <w:pPr>
+        <w:tabs>
+          <w:tab w:val="num" w:pos="2880"/>
+        </w:tabs>
+        <w:ind w:left="2880" w:hanging="360"/>
+      </w:pPr>
+      <w:rPr>
+        <w:rFonts w:ascii="Wingdings" w:hAnsi="Wingdings" w:hint="default"/>
+        <w:sz w:val="20"/>
+      </w:rPr>
+    </w:lvl>
+    <w:lvl w:ilvl="4" w:tentative="1">
+      <w:start w:val="1"/>
+      <w:numFmt w:val="bullet"/>
+      <w:lvlText w:val=""/>
+      <w:lvlJc w:val="left"/>
+      <w:pPr>
+        <w:tabs>
+          <w:tab w:val="num" w:pos="3600"/>
+        </w:tabs>
+        <w:ind w:left="3600" w:hanging="360"/>
+      </w:pPr>
+      <w:rPr>
+        <w:rFonts w:ascii="Wingdings" w:hAnsi="Wingdings" w:hint="default"/>
+        <w:sz w:val="20"/>
+      </w:rPr>
+    </w:lvl>
+    <w:lvl w:ilvl="5" w:tentative="1">
+      <w:start w:val="1"/>
+      <w:numFmt w:val="bullet"/>
+      <w:lvlText w:val=""/>
+      <w:lvlJc w:val="left"/>
+      <w:pPr>
+        <w:tabs>
+          <w:tab w:val="num" w:pos="4320"/>
+        </w:tabs>
+        <w:ind w:left="4320" w:hanging="360"/>
+      </w:pPr>
+      <w:rPr>
+        <w:rFonts w:ascii="Wingdings" w:hAnsi="Wingdings" w:hint="default"/>
+        <w:sz w:val="20"/>
+      </w:rPr>
+    </w:lvl>
+    <w:lvl w:ilvl="6" w:tentative="1">
+      <w:start w:val="1"/>
+      <w:numFmt w:val="bullet"/>
+      <w:lvlText w:val=""/>
+      <w:lvlJc w:val="left"/>
+      <w:pPr>
+        <w:tabs>
+          <w:tab w:val="num" w:pos="5040"/>
+        </w:tabs>
+        <w:ind w:left="5040" w:hanging="360"/>
+      </w:pPr>
+      <w:rPr>
+        <w:rFonts w:ascii="Wingdings" w:hAnsi="Wingdings" w:hint="default"/>
+        <w:sz w:val="20"/>
+      </w:rPr>
+    </w:lvl>
+    <w:lvl w:ilvl="7" w:tentative="1">
+      <w:start w:val="1"/>
+      <w:numFmt w:val="bullet"/>
+      <w:lvlText w:val=""/>
+      <w:lvlJc w:val="left"/>
+      <w:pPr>
+        <w:tabs>
+          <w:tab w:val="num" w:pos="5760"/>
+        </w:tabs>
+        <w:ind w:left="5760" w:hanging="360"/>
+      </w:pPr>
+      <w:rPr>
+        <w:rFonts w:ascii="Wingdings" w:hAnsi="Wingdings" w:hint="default"/>
+        <w:sz w:val="20"/>
+      </w:rPr>
+    </w:lvl>
+    <w:lvl w:ilvl="8" w:tentative="1">
+      <w:start w:val="1"/>
+      <w:numFmt w:val="bullet"/>
+      <w:lvlText w:val=""/>
+      <w:lvlJc w:val="left"/>
+      <w:pPr>
+        <w:tabs>
+          <w:tab w:val="num" w:pos="6480"/>
+        </w:tabs>
+        <w:ind w:left="6480" w:hanging="360"/>
+      </w:pPr>
+      <w:rPr>
+        <w:rFonts w:ascii="Wingdings" w:hAnsi="Wingdings" w:hint="default"/>
+        <w:sz w:val="20"/>
+      </w:rPr>
+    </w:lvl>
+  </w:abstractNum>
+  <w:abstractNum w:abstractNumId="15" w15:restartNumberingAfterBreak="0">
+    <w:nsid w:val="59752BAD"/>
+    <w:multiLevelType w:val="multilevel"/>
+    <w:tmpl w:val="95901D1A"/>
+    <w:lvl w:ilvl="0">
+      <w:start w:val="1"/>
+      <w:numFmt w:val="bullet"/>
+      <w:lvlText w:val=""/>
+      <w:lvlJc w:val="left"/>
+      <w:pPr>
+        <w:tabs>
+          <w:tab w:val="num" w:pos="720"/>
+        </w:tabs>
+        <w:ind w:left="720" w:hanging="360"/>
+      </w:pPr>
+      <w:rPr>
+        <w:rFonts w:ascii="Symbol" w:hAnsi="Symbol" w:hint="default"/>
+        <w:sz w:val="20"/>
+      </w:rPr>
+    </w:lvl>
+    <w:lvl w:ilvl="1" w:tentative="1">
+      <w:start w:val="1"/>
+      <w:numFmt w:val="bullet"/>
+      <w:lvlText w:val="o"/>
+      <w:lvlJc w:val="left"/>
+      <w:pPr>
+        <w:tabs>
+          <w:tab w:val="num" w:pos="1440"/>
+        </w:tabs>
+        <w:ind w:left="1440" w:hanging="360"/>
+      </w:pPr>
+      <w:rPr>
+        <w:rFonts w:ascii="Courier New" w:hAnsi="Courier New" w:hint="default"/>
+        <w:sz w:val="20"/>
+      </w:rPr>
+    </w:lvl>
+    <w:lvl w:ilvl="2" w:tentative="1">
+      <w:start w:val="1"/>
+      <w:numFmt w:val="bullet"/>
+      <w:lvlText w:val=""/>
+      <w:lvlJc w:val="left"/>
+      <w:pPr>
+        <w:tabs>
+          <w:tab w:val="num" w:pos="2160"/>
+        </w:tabs>
+        <w:ind w:left="2160" w:hanging="360"/>
+      </w:pPr>
+      <w:rPr>
+        <w:rFonts w:ascii="Wingdings" w:hAnsi="Wingdings" w:hint="default"/>
+        <w:sz w:val="20"/>
+      </w:rPr>
+    </w:lvl>
+    <w:lvl w:ilvl="3" w:tentative="1">
+      <w:start w:val="1"/>
+      <w:numFmt w:val="bullet"/>
+      <w:lvlText w:val=""/>
+      <w:lvlJc w:val="left"/>
+      <w:pPr>
+        <w:tabs>
+          <w:tab w:val="num" w:pos="2880"/>
+        </w:tabs>
+        <w:ind w:left="2880" w:hanging="360"/>
+      </w:pPr>
+      <w:rPr>
+        <w:rFonts w:ascii="Wingdings" w:hAnsi="Wingdings" w:hint="default"/>
+        <w:sz w:val="20"/>
+      </w:rPr>
+    </w:lvl>
+    <w:lvl w:ilvl="4" w:tentative="1">
+      <w:start w:val="1"/>
+      <w:numFmt w:val="bullet"/>
+      <w:lvlText w:val=""/>
+      <w:lvlJc w:val="left"/>
+      <w:pPr>
+        <w:tabs>
+          <w:tab w:val="num" w:pos="3600"/>
+        </w:tabs>
+        <w:ind w:left="3600" w:hanging="360"/>
+      </w:pPr>
+      <w:rPr>
+        <w:rFonts w:ascii="Wingdings" w:hAnsi="Wingdings" w:hint="default"/>
+        <w:sz w:val="20"/>
+      </w:rPr>
+    </w:lvl>
+    <w:lvl w:ilvl="5" w:tentative="1">
+      <w:start w:val="1"/>
+      <w:numFmt w:val="bullet"/>
+      <w:lvlText w:val=""/>
+      <w:lvlJc w:val="left"/>
+      <w:pPr>
+        <w:tabs>
+          <w:tab w:val="num" w:pos="4320"/>
+        </w:tabs>
+        <w:ind w:left="4320" w:hanging="360"/>
+      </w:pPr>
+      <w:rPr>
+        <w:rFonts w:ascii="Wingdings" w:hAnsi="Wingdings" w:hint="default"/>
+        <w:sz w:val="20"/>
+      </w:rPr>
+    </w:lvl>
+    <w:lvl w:ilvl="6" w:tentative="1">
+      <w:start w:val="1"/>
+      <w:numFmt w:val="bullet"/>
+      <w:lvlText w:val=""/>
+      <w:lvlJc w:val="left"/>
+      <w:pPr>
+        <w:tabs>
+          <w:tab w:val="num" w:pos="5040"/>
+        </w:tabs>
+        <w:ind w:left="5040" w:hanging="360"/>
+      </w:pPr>
+      <w:rPr>
+        <w:rFonts w:ascii="Wingdings" w:hAnsi="Wingdings" w:hint="default"/>
+        <w:sz w:val="20"/>
+      </w:rPr>
+    </w:lvl>
+    <w:lvl w:ilvl="7" w:tentative="1">
+      <w:start w:val="1"/>
+      <w:numFmt w:val="bullet"/>
+      <w:lvlText w:val=""/>
+      <w:lvlJc w:val="left"/>
+      <w:pPr>
+        <w:tabs>
+          <w:tab w:val="num" w:pos="5760"/>
+        </w:tabs>
+        <w:ind w:left="5760" w:hanging="360"/>
+      </w:pPr>
+      <w:rPr>
+        <w:rFonts w:ascii="Wingdings" w:hAnsi="Wingdings" w:hint="default"/>
+        <w:sz w:val="20"/>
+      </w:rPr>
+    </w:lvl>
+    <w:lvl w:ilvl="8" w:tentative="1">
+      <w:start w:val="1"/>
+      <w:numFmt w:val="bullet"/>
+      <w:lvlText w:val=""/>
+      <w:lvlJc w:val="left"/>
+      <w:pPr>
+        <w:tabs>
+          <w:tab w:val="num" w:pos="6480"/>
+        </w:tabs>
+        <w:ind w:left="6480" w:hanging="360"/>
+      </w:pPr>
+      <w:rPr>
+        <w:rFonts w:ascii="Wingdings" w:hAnsi="Wingdings" w:hint="default"/>
+        <w:sz w:val="20"/>
+      </w:rPr>
+    </w:lvl>
+  </w:abstractNum>
+  <w:abstractNum w:abstractNumId="16" w15:restartNumberingAfterBreak="0">
     <w:nsid w:val="5A454DE4"/>
     <w:multiLevelType w:val="multilevel"/>
     <w:tmpl w:val="F02EA0BA"/>
@@ -6021,7 +5479,7 @@
       </w:rPr>
     </w:lvl>
   </w:abstractNum>
-  <w:abstractNum w:abstractNumId="9" w15:restartNumberingAfterBreak="0">
+  <w:abstractNum w:abstractNumId="17" w15:restartNumberingAfterBreak="0">
     <w:nsid w:val="5ABE05E0"/>
     <w:multiLevelType w:val="multilevel"/>
     <w:tmpl w:val="2E805F38"/>
@@ -6170,7 +5628,269 @@
       </w:rPr>
     </w:lvl>
   </w:abstractNum>
-  <w:abstractNum w:abstractNumId="10" w15:restartNumberingAfterBreak="0">
+  <w:abstractNum w:abstractNumId="18" w15:restartNumberingAfterBreak="0">
+    <w:nsid w:val="5D1704B2"/>
+    <w:multiLevelType w:val="multilevel"/>
+    <w:tmpl w:val="9752C286"/>
+    <w:lvl w:ilvl="0">
+      <w:start w:val="1"/>
+      <w:numFmt w:val="bullet"/>
+      <w:lvlText w:val=""/>
+      <w:lvlJc w:val="left"/>
+      <w:pPr>
+        <w:tabs>
+          <w:tab w:val="num" w:pos="720"/>
+        </w:tabs>
+        <w:ind w:left="720" w:hanging="360"/>
+      </w:pPr>
+      <w:rPr>
+        <w:rFonts w:ascii="Symbol" w:hAnsi="Symbol" w:hint="default"/>
+        <w:sz w:val="20"/>
+      </w:rPr>
+    </w:lvl>
+    <w:lvl w:ilvl="1" w:tentative="1">
+      <w:start w:val="1"/>
+      <w:numFmt w:val="bullet"/>
+      <w:lvlText w:val="o"/>
+      <w:lvlJc w:val="left"/>
+      <w:pPr>
+        <w:tabs>
+          <w:tab w:val="num" w:pos="1440"/>
+        </w:tabs>
+        <w:ind w:left="1440" w:hanging="360"/>
+      </w:pPr>
+      <w:rPr>
+        <w:rFonts w:ascii="Courier New" w:hAnsi="Courier New" w:hint="default"/>
+        <w:sz w:val="20"/>
+      </w:rPr>
+    </w:lvl>
+    <w:lvl w:ilvl="2" w:tentative="1">
+      <w:start w:val="1"/>
+      <w:numFmt w:val="bullet"/>
+      <w:lvlText w:val=""/>
+      <w:lvlJc w:val="left"/>
+      <w:pPr>
+        <w:tabs>
+          <w:tab w:val="num" w:pos="2160"/>
+        </w:tabs>
+        <w:ind w:left="2160" w:hanging="360"/>
+      </w:pPr>
+      <w:rPr>
+        <w:rFonts w:ascii="Wingdings" w:hAnsi="Wingdings" w:hint="default"/>
+        <w:sz w:val="20"/>
+      </w:rPr>
+    </w:lvl>
+    <w:lvl w:ilvl="3" w:tentative="1">
+      <w:start w:val="1"/>
+      <w:numFmt w:val="bullet"/>
+      <w:lvlText w:val=""/>
+      <w:lvlJc w:val="left"/>
+      <w:pPr>
+        <w:tabs>
+          <w:tab w:val="num" w:pos="2880"/>
+        </w:tabs>
+        <w:ind w:left="2880" w:hanging="360"/>
+      </w:pPr>
+      <w:rPr>
+        <w:rFonts w:ascii="Wingdings" w:hAnsi="Wingdings" w:hint="default"/>
+        <w:sz w:val="20"/>
+      </w:rPr>
+    </w:lvl>
+    <w:lvl w:ilvl="4" w:tentative="1">
+      <w:start w:val="1"/>
+      <w:numFmt w:val="bullet"/>
+      <w:lvlText w:val=""/>
+      <w:lvlJc w:val="left"/>
+      <w:pPr>
+        <w:tabs>
+          <w:tab w:val="num" w:pos="3600"/>
+        </w:tabs>
+        <w:ind w:left="3600" w:hanging="360"/>
+      </w:pPr>
+      <w:rPr>
+        <w:rFonts w:ascii="Wingdings" w:hAnsi="Wingdings" w:hint="default"/>
+        <w:sz w:val="20"/>
+      </w:rPr>
+    </w:lvl>
+    <w:lvl w:ilvl="5" w:tentative="1">
+      <w:start w:val="1"/>
+      <w:numFmt w:val="bullet"/>
+      <w:lvlText w:val=""/>
+      <w:lvlJc w:val="left"/>
+      <w:pPr>
+        <w:tabs>
+          <w:tab w:val="num" w:pos="4320"/>
+        </w:tabs>
+        <w:ind w:left="4320" w:hanging="360"/>
+      </w:pPr>
+      <w:rPr>
+        <w:rFonts w:ascii="Wingdings" w:hAnsi="Wingdings" w:hint="default"/>
+        <w:sz w:val="20"/>
+      </w:rPr>
+    </w:lvl>
+    <w:lvl w:ilvl="6" w:tentative="1">
+      <w:start w:val="1"/>
+      <w:numFmt w:val="bullet"/>
+      <w:lvlText w:val=""/>
+      <w:lvlJc w:val="left"/>
+      <w:pPr>
+        <w:tabs>
+          <w:tab w:val="num" w:pos="5040"/>
+        </w:tabs>
+        <w:ind w:left="5040" w:hanging="360"/>
+      </w:pPr>
+      <w:rPr>
+        <w:rFonts w:ascii="Wingdings" w:hAnsi="Wingdings" w:hint="default"/>
+        <w:sz w:val="20"/>
+      </w:rPr>
+    </w:lvl>
+    <w:lvl w:ilvl="7" w:tentative="1">
+      <w:start w:val="1"/>
+      <w:numFmt w:val="bullet"/>
+      <w:lvlText w:val=""/>
+      <w:lvlJc w:val="left"/>
+      <w:pPr>
+        <w:tabs>
+          <w:tab w:val="num" w:pos="5760"/>
+        </w:tabs>
+        <w:ind w:left="5760" w:hanging="360"/>
+      </w:pPr>
+      <w:rPr>
+        <w:rFonts w:ascii="Wingdings" w:hAnsi="Wingdings" w:hint="default"/>
+        <w:sz w:val="20"/>
+      </w:rPr>
+    </w:lvl>
+    <w:lvl w:ilvl="8" w:tentative="1">
+      <w:start w:val="1"/>
+      <w:numFmt w:val="bullet"/>
+      <w:lvlText w:val=""/>
+      <w:lvlJc w:val="left"/>
+      <w:pPr>
+        <w:tabs>
+          <w:tab w:val="num" w:pos="6480"/>
+        </w:tabs>
+        <w:ind w:left="6480" w:hanging="360"/>
+      </w:pPr>
+      <w:rPr>
+        <w:rFonts w:ascii="Wingdings" w:hAnsi="Wingdings" w:hint="default"/>
+        <w:sz w:val="20"/>
+      </w:rPr>
+    </w:lvl>
+  </w:abstractNum>
+  <w:abstractNum w:abstractNumId="19" w15:restartNumberingAfterBreak="0">
+    <w:nsid w:val="6D743CF7"/>
+    <w:multiLevelType w:val="multilevel"/>
+    <w:tmpl w:val="0A862EE8"/>
+    <w:lvl w:ilvl="0">
+      <w:start w:val="1"/>
+      <w:numFmt w:val="decimal"/>
+      <w:lvlText w:val="%1."/>
+      <w:lvlJc w:val="left"/>
+      <w:pPr>
+        <w:tabs>
+          <w:tab w:val="num" w:pos="720"/>
+        </w:tabs>
+        <w:ind w:left="720" w:hanging="360"/>
+      </w:pPr>
+    </w:lvl>
+    <w:lvl w:ilvl="1" w:tentative="1">
+      <w:start w:val="1"/>
+      <w:numFmt w:val="decimal"/>
+      <w:lvlText w:val="%2."/>
+      <w:lvlJc w:val="left"/>
+      <w:pPr>
+        <w:tabs>
+          <w:tab w:val="num" w:pos="1440"/>
+        </w:tabs>
+        <w:ind w:left="1440" w:hanging="360"/>
+      </w:pPr>
+    </w:lvl>
+    <w:lvl w:ilvl="2" w:tentative="1">
+      <w:start w:val="1"/>
+      <w:numFmt w:val="decimal"/>
+      <w:lvlText w:val="%3."/>
+      <w:lvlJc w:val="left"/>
+      <w:pPr>
+        <w:tabs>
+          <w:tab w:val="num" w:pos="2160"/>
+        </w:tabs>
+        <w:ind w:left="2160" w:hanging="360"/>
+      </w:pPr>
+    </w:lvl>
+    <w:lvl w:ilvl="3" w:tentative="1">
+      <w:start w:val="1"/>
+      <w:numFmt w:val="decimal"/>
+      <w:lvlText w:val="%4."/>
+      <w:lvlJc w:val="left"/>
+      <w:pPr>
+        <w:tabs>
+          <w:tab w:val="num" w:pos="2880"/>
+        </w:tabs>
+        <w:ind w:left="2880" w:hanging="360"/>
+      </w:pPr>
+    </w:lvl>
+    <w:lvl w:ilvl="4" w:tentative="1">
+      <w:start w:val="1"/>
+      <w:numFmt w:val="decimal"/>
+      <w:lvlText w:val="%5."/>
+      <w:lvlJc w:val="left"/>
+      <w:pPr>
+        <w:tabs>
+          <w:tab w:val="num" w:pos="3600"/>
+        </w:tabs>
+        <w:ind w:left="3600" w:hanging="360"/>
+      </w:pPr>
+    </w:lvl>
+    <w:lvl w:ilvl="5" w:tentative="1">
+      <w:start w:val="1"/>
+      <w:numFmt w:val="decimal"/>
+      <w:lvlText w:val="%6."/>
+      <w:lvlJc w:val="left"/>
+      <w:pPr>
+        <w:tabs>
+          <w:tab w:val="num" w:pos="4320"/>
+        </w:tabs>
+        <w:ind w:left="4320" w:hanging="360"/>
+      </w:pPr>
+    </w:lvl>
+    <w:lvl w:ilvl="6" w:tentative="1">
+      <w:start w:val="1"/>
+      <w:numFmt w:val="decimal"/>
+      <w:lvlText w:val="%7."/>
+      <w:lvlJc w:val="left"/>
+      <w:pPr>
+        <w:tabs>
+          <w:tab w:val="num" w:pos="5040"/>
+        </w:tabs>
+        <w:ind w:left="5040" w:hanging="360"/>
+      </w:pPr>
+    </w:lvl>
+    <w:lvl w:ilvl="7" w:tentative="1">
+      <w:start w:val="1"/>
+      <w:numFmt w:val="decimal"/>
+      <w:lvlText w:val="%8."/>
+      <w:lvlJc w:val="left"/>
+      <w:pPr>
+        <w:tabs>
+          <w:tab w:val="num" w:pos="5760"/>
+        </w:tabs>
+        <w:ind w:left="5760" w:hanging="360"/>
+      </w:pPr>
+    </w:lvl>
+    <w:lvl w:ilvl="8" w:tentative="1">
+      <w:start w:val="1"/>
+      <w:numFmt w:val="decimal"/>
+      <w:lvlText w:val="%9."/>
+      <w:lvlJc w:val="left"/>
+      <w:pPr>
+        <w:tabs>
+          <w:tab w:val="num" w:pos="6480"/>
+        </w:tabs>
+        <w:ind w:left="6480" w:hanging="360"/>
+      </w:pPr>
+    </w:lvl>
+  </w:abstractNum>
+  <w:abstractNum w:abstractNumId="20" w15:restartNumberingAfterBreak="0">
     <w:nsid w:val="6F5319C9"/>
     <w:multiLevelType w:val="multilevel"/>
     <w:tmpl w:val="E2B4B9D0"/>
@@ -6319,7 +6039,156 @@
       </w:rPr>
     </w:lvl>
   </w:abstractNum>
-  <w:abstractNum w:abstractNumId="11" w15:restartNumberingAfterBreak="0">
+  <w:abstractNum w:abstractNumId="21" w15:restartNumberingAfterBreak="0">
+    <w:nsid w:val="6F8750D8"/>
+    <w:multiLevelType w:val="multilevel"/>
+    <w:tmpl w:val="4F62FAB0"/>
+    <w:lvl w:ilvl="0">
+      <w:start w:val="1"/>
+      <w:numFmt w:val="bullet"/>
+      <w:lvlText w:val=""/>
+      <w:lvlJc w:val="left"/>
+      <w:pPr>
+        <w:tabs>
+          <w:tab w:val="num" w:pos="720"/>
+        </w:tabs>
+        <w:ind w:left="720" w:hanging="360"/>
+      </w:pPr>
+      <w:rPr>
+        <w:rFonts w:ascii="Symbol" w:hAnsi="Symbol" w:hint="default"/>
+        <w:sz w:val="20"/>
+      </w:rPr>
+    </w:lvl>
+    <w:lvl w:ilvl="1" w:tentative="1">
+      <w:start w:val="1"/>
+      <w:numFmt w:val="bullet"/>
+      <w:lvlText w:val="o"/>
+      <w:lvlJc w:val="left"/>
+      <w:pPr>
+        <w:tabs>
+          <w:tab w:val="num" w:pos="1440"/>
+        </w:tabs>
+        <w:ind w:left="1440" w:hanging="360"/>
+      </w:pPr>
+      <w:rPr>
+        <w:rFonts w:ascii="Courier New" w:hAnsi="Courier New" w:hint="default"/>
+        <w:sz w:val="20"/>
+      </w:rPr>
+    </w:lvl>
+    <w:lvl w:ilvl="2" w:tentative="1">
+      <w:start w:val="1"/>
+      <w:numFmt w:val="bullet"/>
+      <w:lvlText w:val=""/>
+      <w:lvlJc w:val="left"/>
+      <w:pPr>
+        <w:tabs>
+          <w:tab w:val="num" w:pos="2160"/>
+        </w:tabs>
+        <w:ind w:left="2160" w:hanging="360"/>
+      </w:pPr>
+      <w:rPr>
+        <w:rFonts w:ascii="Wingdings" w:hAnsi="Wingdings" w:hint="default"/>
+        <w:sz w:val="20"/>
+      </w:rPr>
+    </w:lvl>
+    <w:lvl w:ilvl="3" w:tentative="1">
+      <w:start w:val="1"/>
+      <w:numFmt w:val="bullet"/>
+      <w:lvlText w:val=""/>
+      <w:lvlJc w:val="left"/>
+      <w:pPr>
+        <w:tabs>
+          <w:tab w:val="num" w:pos="2880"/>
+        </w:tabs>
+        <w:ind w:left="2880" w:hanging="360"/>
+      </w:pPr>
+      <w:rPr>
+        <w:rFonts w:ascii="Wingdings" w:hAnsi="Wingdings" w:hint="default"/>
+        <w:sz w:val="20"/>
+      </w:rPr>
+    </w:lvl>
+    <w:lvl w:ilvl="4" w:tentative="1">
+      <w:start w:val="1"/>
+      <w:numFmt w:val="bullet"/>
+      <w:lvlText w:val=""/>
+      <w:lvlJc w:val="left"/>
+      <w:pPr>
+        <w:tabs>
+          <w:tab w:val="num" w:pos="3600"/>
+        </w:tabs>
+        <w:ind w:left="3600" w:hanging="360"/>
+      </w:pPr>
+      <w:rPr>
+        <w:rFonts w:ascii="Wingdings" w:hAnsi="Wingdings" w:hint="default"/>
+        <w:sz w:val="20"/>
+      </w:rPr>
+    </w:lvl>
+    <w:lvl w:ilvl="5" w:tentative="1">
+      <w:start w:val="1"/>
+      <w:numFmt w:val="bullet"/>
+      <w:lvlText w:val=""/>
+      <w:lvlJc w:val="left"/>
+      <w:pPr>
+        <w:tabs>
+          <w:tab w:val="num" w:pos="4320"/>
+        </w:tabs>
+        <w:ind w:left="4320" w:hanging="360"/>
+      </w:pPr>
+      <w:rPr>
+        <w:rFonts w:ascii="Wingdings" w:hAnsi="Wingdings" w:hint="default"/>
+        <w:sz w:val="20"/>
+      </w:rPr>
+    </w:lvl>
+    <w:lvl w:ilvl="6" w:tentative="1">
+      <w:start w:val="1"/>
+      <w:numFmt w:val="bullet"/>
+      <w:lvlText w:val=""/>
+      <w:lvlJc w:val="left"/>
+      <w:pPr>
+        <w:tabs>
+          <w:tab w:val="num" w:pos="5040"/>
+        </w:tabs>
+        <w:ind w:left="5040" w:hanging="360"/>
+      </w:pPr>
+      <w:rPr>
+        <w:rFonts w:ascii="Wingdings" w:hAnsi="Wingdings" w:hint="default"/>
+        <w:sz w:val="20"/>
+      </w:rPr>
+    </w:lvl>
+    <w:lvl w:ilvl="7" w:tentative="1">
+      <w:start w:val="1"/>
+      <w:numFmt w:val="bullet"/>
+      <w:lvlText w:val=""/>
+      <w:lvlJc w:val="left"/>
+      <w:pPr>
+        <w:tabs>
+          <w:tab w:val="num" w:pos="5760"/>
+        </w:tabs>
+        <w:ind w:left="5760" w:hanging="360"/>
+      </w:pPr>
+      <w:rPr>
+        <w:rFonts w:ascii="Wingdings" w:hAnsi="Wingdings" w:hint="default"/>
+        <w:sz w:val="20"/>
+      </w:rPr>
+    </w:lvl>
+    <w:lvl w:ilvl="8" w:tentative="1">
+      <w:start w:val="1"/>
+      <w:numFmt w:val="bullet"/>
+      <w:lvlText w:val=""/>
+      <w:lvlJc w:val="left"/>
+      <w:pPr>
+        <w:tabs>
+          <w:tab w:val="num" w:pos="6480"/>
+        </w:tabs>
+        <w:ind w:left="6480" w:hanging="360"/>
+      </w:pPr>
+      <w:rPr>
+        <w:rFonts w:ascii="Wingdings" w:hAnsi="Wingdings" w:hint="default"/>
+        <w:sz w:val="20"/>
+      </w:rPr>
+    </w:lvl>
+  </w:abstractNum>
+  <w:abstractNum w:abstractNumId="22" w15:restartNumberingAfterBreak="0">
     <w:nsid w:val="710522D6"/>
     <w:multiLevelType w:val="multilevel"/>
     <w:tmpl w:val="25EC269E"/>
@@ -6432,7 +6301,454 @@
       </w:pPr>
     </w:lvl>
   </w:abstractNum>
-  <w:abstractNum w:abstractNumId="12" w15:restartNumberingAfterBreak="0">
+  <w:abstractNum w:abstractNumId="23" w15:restartNumberingAfterBreak="0">
+    <w:nsid w:val="73EA23BC"/>
+    <w:multiLevelType w:val="multilevel"/>
+    <w:tmpl w:val="5E987294"/>
+    <w:lvl w:ilvl="0">
+      <w:start w:val="1"/>
+      <w:numFmt w:val="bullet"/>
+      <w:lvlText w:val=""/>
+      <w:lvlJc w:val="left"/>
+      <w:pPr>
+        <w:tabs>
+          <w:tab w:val="num" w:pos="720"/>
+        </w:tabs>
+        <w:ind w:left="720" w:hanging="360"/>
+      </w:pPr>
+      <w:rPr>
+        <w:rFonts w:ascii="Symbol" w:hAnsi="Symbol" w:hint="default"/>
+        <w:sz w:val="20"/>
+      </w:rPr>
+    </w:lvl>
+    <w:lvl w:ilvl="1" w:tentative="1">
+      <w:start w:val="1"/>
+      <w:numFmt w:val="bullet"/>
+      <w:lvlText w:val="o"/>
+      <w:lvlJc w:val="left"/>
+      <w:pPr>
+        <w:tabs>
+          <w:tab w:val="num" w:pos="1440"/>
+        </w:tabs>
+        <w:ind w:left="1440" w:hanging="360"/>
+      </w:pPr>
+      <w:rPr>
+        <w:rFonts w:ascii="Courier New" w:hAnsi="Courier New" w:hint="default"/>
+        <w:sz w:val="20"/>
+      </w:rPr>
+    </w:lvl>
+    <w:lvl w:ilvl="2" w:tentative="1">
+      <w:start w:val="1"/>
+      <w:numFmt w:val="bullet"/>
+      <w:lvlText w:val=""/>
+      <w:lvlJc w:val="left"/>
+      <w:pPr>
+        <w:tabs>
+          <w:tab w:val="num" w:pos="2160"/>
+        </w:tabs>
+        <w:ind w:left="2160" w:hanging="360"/>
+      </w:pPr>
+      <w:rPr>
+        <w:rFonts w:ascii="Wingdings" w:hAnsi="Wingdings" w:hint="default"/>
+        <w:sz w:val="20"/>
+      </w:rPr>
+    </w:lvl>
+    <w:lvl w:ilvl="3" w:tentative="1">
+      <w:start w:val="1"/>
+      <w:numFmt w:val="bullet"/>
+      <w:lvlText w:val=""/>
+      <w:lvlJc w:val="left"/>
+      <w:pPr>
+        <w:tabs>
+          <w:tab w:val="num" w:pos="2880"/>
+        </w:tabs>
+        <w:ind w:left="2880" w:hanging="360"/>
+      </w:pPr>
+      <w:rPr>
+        <w:rFonts w:ascii="Wingdings" w:hAnsi="Wingdings" w:hint="default"/>
+        <w:sz w:val="20"/>
+      </w:rPr>
+    </w:lvl>
+    <w:lvl w:ilvl="4" w:tentative="1">
+      <w:start w:val="1"/>
+      <w:numFmt w:val="bullet"/>
+      <w:lvlText w:val=""/>
+      <w:lvlJc w:val="left"/>
+      <w:pPr>
+        <w:tabs>
+          <w:tab w:val="num" w:pos="3600"/>
+        </w:tabs>
+        <w:ind w:left="3600" w:hanging="360"/>
+      </w:pPr>
+      <w:rPr>
+        <w:rFonts w:ascii="Wingdings" w:hAnsi="Wingdings" w:hint="default"/>
+        <w:sz w:val="20"/>
+      </w:rPr>
+    </w:lvl>
+    <w:lvl w:ilvl="5" w:tentative="1">
+      <w:start w:val="1"/>
+      <w:numFmt w:val="bullet"/>
+      <w:lvlText w:val=""/>
+      <w:lvlJc w:val="left"/>
+      <w:pPr>
+        <w:tabs>
+          <w:tab w:val="num" w:pos="4320"/>
+        </w:tabs>
+        <w:ind w:left="4320" w:hanging="360"/>
+      </w:pPr>
+      <w:rPr>
+        <w:rFonts w:ascii="Wingdings" w:hAnsi="Wingdings" w:hint="default"/>
+        <w:sz w:val="20"/>
+      </w:rPr>
+    </w:lvl>
+    <w:lvl w:ilvl="6" w:tentative="1">
+      <w:start w:val="1"/>
+      <w:numFmt w:val="bullet"/>
+      <w:lvlText w:val=""/>
+      <w:lvlJc w:val="left"/>
+      <w:pPr>
+        <w:tabs>
+          <w:tab w:val="num" w:pos="5040"/>
+        </w:tabs>
+        <w:ind w:left="5040" w:hanging="360"/>
+      </w:pPr>
+      <w:rPr>
+        <w:rFonts w:ascii="Wingdings" w:hAnsi="Wingdings" w:hint="default"/>
+        <w:sz w:val="20"/>
+      </w:rPr>
+    </w:lvl>
+    <w:lvl w:ilvl="7" w:tentative="1">
+      <w:start w:val="1"/>
+      <w:numFmt w:val="bullet"/>
+      <w:lvlText w:val=""/>
+      <w:lvlJc w:val="left"/>
+      <w:pPr>
+        <w:tabs>
+          <w:tab w:val="num" w:pos="5760"/>
+        </w:tabs>
+        <w:ind w:left="5760" w:hanging="360"/>
+      </w:pPr>
+      <w:rPr>
+        <w:rFonts w:ascii="Wingdings" w:hAnsi="Wingdings" w:hint="default"/>
+        <w:sz w:val="20"/>
+      </w:rPr>
+    </w:lvl>
+    <w:lvl w:ilvl="8" w:tentative="1">
+      <w:start w:val="1"/>
+      <w:numFmt w:val="bullet"/>
+      <w:lvlText w:val=""/>
+      <w:lvlJc w:val="left"/>
+      <w:pPr>
+        <w:tabs>
+          <w:tab w:val="num" w:pos="6480"/>
+        </w:tabs>
+        <w:ind w:left="6480" w:hanging="360"/>
+      </w:pPr>
+      <w:rPr>
+        <w:rFonts w:ascii="Wingdings" w:hAnsi="Wingdings" w:hint="default"/>
+        <w:sz w:val="20"/>
+      </w:rPr>
+    </w:lvl>
+  </w:abstractNum>
+  <w:abstractNum w:abstractNumId="24" w15:restartNumberingAfterBreak="0">
+    <w:nsid w:val="746344B2"/>
+    <w:multiLevelType w:val="multilevel"/>
+    <w:tmpl w:val="4022E326"/>
+    <w:lvl w:ilvl="0">
+      <w:start w:val="1"/>
+      <w:numFmt w:val="bullet"/>
+      <w:lvlText w:val=""/>
+      <w:lvlJc w:val="left"/>
+      <w:pPr>
+        <w:tabs>
+          <w:tab w:val="num" w:pos="720"/>
+        </w:tabs>
+        <w:ind w:left="720" w:hanging="360"/>
+      </w:pPr>
+      <w:rPr>
+        <w:rFonts w:ascii="Symbol" w:hAnsi="Symbol" w:hint="default"/>
+        <w:sz w:val="20"/>
+      </w:rPr>
+    </w:lvl>
+    <w:lvl w:ilvl="1" w:tentative="1">
+      <w:start w:val="1"/>
+      <w:numFmt w:val="bullet"/>
+      <w:lvlText w:val="o"/>
+      <w:lvlJc w:val="left"/>
+      <w:pPr>
+        <w:tabs>
+          <w:tab w:val="num" w:pos="1440"/>
+        </w:tabs>
+        <w:ind w:left="1440" w:hanging="360"/>
+      </w:pPr>
+      <w:rPr>
+        <w:rFonts w:ascii="Courier New" w:hAnsi="Courier New" w:hint="default"/>
+        <w:sz w:val="20"/>
+      </w:rPr>
+    </w:lvl>
+    <w:lvl w:ilvl="2" w:tentative="1">
+      <w:start w:val="1"/>
+      <w:numFmt w:val="bullet"/>
+      <w:lvlText w:val=""/>
+      <w:lvlJc w:val="left"/>
+      <w:pPr>
+        <w:tabs>
+          <w:tab w:val="num" w:pos="2160"/>
+        </w:tabs>
+        <w:ind w:left="2160" w:hanging="360"/>
+      </w:pPr>
+      <w:rPr>
+        <w:rFonts w:ascii="Wingdings" w:hAnsi="Wingdings" w:hint="default"/>
+        <w:sz w:val="20"/>
+      </w:rPr>
+    </w:lvl>
+    <w:lvl w:ilvl="3" w:tentative="1">
+      <w:start w:val="1"/>
+      <w:numFmt w:val="bullet"/>
+      <w:lvlText w:val=""/>
+      <w:lvlJc w:val="left"/>
+      <w:pPr>
+        <w:tabs>
+          <w:tab w:val="num" w:pos="2880"/>
+        </w:tabs>
+        <w:ind w:left="2880" w:hanging="360"/>
+      </w:pPr>
+      <w:rPr>
+        <w:rFonts w:ascii="Wingdings" w:hAnsi="Wingdings" w:hint="default"/>
+        <w:sz w:val="20"/>
+      </w:rPr>
+    </w:lvl>
+    <w:lvl w:ilvl="4" w:tentative="1">
+      <w:start w:val="1"/>
+      <w:numFmt w:val="bullet"/>
+      <w:lvlText w:val=""/>
+      <w:lvlJc w:val="left"/>
+      <w:pPr>
+        <w:tabs>
+          <w:tab w:val="num" w:pos="3600"/>
+        </w:tabs>
+        <w:ind w:left="3600" w:hanging="360"/>
+      </w:pPr>
+      <w:rPr>
+        <w:rFonts w:ascii="Wingdings" w:hAnsi="Wingdings" w:hint="default"/>
+        <w:sz w:val="20"/>
+      </w:rPr>
+    </w:lvl>
+    <w:lvl w:ilvl="5" w:tentative="1">
+      <w:start w:val="1"/>
+      <w:numFmt w:val="bullet"/>
+      <w:lvlText w:val=""/>
+      <w:lvlJc w:val="left"/>
+      <w:pPr>
+        <w:tabs>
+          <w:tab w:val="num" w:pos="4320"/>
+        </w:tabs>
+        <w:ind w:left="4320" w:hanging="360"/>
+      </w:pPr>
+      <w:rPr>
+        <w:rFonts w:ascii="Wingdings" w:hAnsi="Wingdings" w:hint="default"/>
+        <w:sz w:val="20"/>
+      </w:rPr>
+    </w:lvl>
+    <w:lvl w:ilvl="6" w:tentative="1">
+      <w:start w:val="1"/>
+      <w:numFmt w:val="bullet"/>
+      <w:lvlText w:val=""/>
+      <w:lvlJc w:val="left"/>
+      <w:pPr>
+        <w:tabs>
+          <w:tab w:val="num" w:pos="5040"/>
+        </w:tabs>
+        <w:ind w:left="5040" w:hanging="360"/>
+      </w:pPr>
+      <w:rPr>
+        <w:rFonts w:ascii="Wingdings" w:hAnsi="Wingdings" w:hint="default"/>
+        <w:sz w:val="20"/>
+      </w:rPr>
+    </w:lvl>
+    <w:lvl w:ilvl="7" w:tentative="1">
+      <w:start w:val="1"/>
+      <w:numFmt w:val="bullet"/>
+      <w:lvlText w:val=""/>
+      <w:lvlJc w:val="left"/>
+      <w:pPr>
+        <w:tabs>
+          <w:tab w:val="num" w:pos="5760"/>
+        </w:tabs>
+        <w:ind w:left="5760" w:hanging="360"/>
+      </w:pPr>
+      <w:rPr>
+        <w:rFonts w:ascii="Wingdings" w:hAnsi="Wingdings" w:hint="default"/>
+        <w:sz w:val="20"/>
+      </w:rPr>
+    </w:lvl>
+    <w:lvl w:ilvl="8" w:tentative="1">
+      <w:start w:val="1"/>
+      <w:numFmt w:val="bullet"/>
+      <w:lvlText w:val=""/>
+      <w:lvlJc w:val="left"/>
+      <w:pPr>
+        <w:tabs>
+          <w:tab w:val="num" w:pos="6480"/>
+        </w:tabs>
+        <w:ind w:left="6480" w:hanging="360"/>
+      </w:pPr>
+      <w:rPr>
+        <w:rFonts w:ascii="Wingdings" w:hAnsi="Wingdings" w:hint="default"/>
+        <w:sz w:val="20"/>
+      </w:rPr>
+    </w:lvl>
+  </w:abstractNum>
+  <w:abstractNum w:abstractNumId="25" w15:restartNumberingAfterBreak="0">
+    <w:nsid w:val="76E16548"/>
+    <w:multiLevelType w:val="multilevel"/>
+    <w:tmpl w:val="8198025C"/>
+    <w:lvl w:ilvl="0">
+      <w:start w:val="1"/>
+      <w:numFmt w:val="bullet"/>
+      <w:lvlText w:val=""/>
+      <w:lvlJc w:val="left"/>
+      <w:pPr>
+        <w:tabs>
+          <w:tab w:val="num" w:pos="720"/>
+        </w:tabs>
+        <w:ind w:left="720" w:hanging="360"/>
+      </w:pPr>
+      <w:rPr>
+        <w:rFonts w:ascii="Symbol" w:hAnsi="Symbol" w:hint="default"/>
+        <w:sz w:val="20"/>
+      </w:rPr>
+    </w:lvl>
+    <w:lvl w:ilvl="1" w:tentative="1">
+      <w:start w:val="1"/>
+      <w:numFmt w:val="bullet"/>
+      <w:lvlText w:val="o"/>
+      <w:lvlJc w:val="left"/>
+      <w:pPr>
+        <w:tabs>
+          <w:tab w:val="num" w:pos="1440"/>
+        </w:tabs>
+        <w:ind w:left="1440" w:hanging="360"/>
+      </w:pPr>
+      <w:rPr>
+        <w:rFonts w:ascii="Courier New" w:hAnsi="Courier New" w:hint="default"/>
+        <w:sz w:val="20"/>
+      </w:rPr>
+    </w:lvl>
+    <w:lvl w:ilvl="2" w:tentative="1">
+      <w:start w:val="1"/>
+      <w:numFmt w:val="bullet"/>
+      <w:lvlText w:val=""/>
+      <w:lvlJc w:val="left"/>
+      <w:pPr>
+        <w:tabs>
+          <w:tab w:val="num" w:pos="2160"/>
+        </w:tabs>
+        <w:ind w:left="2160" w:hanging="360"/>
+      </w:pPr>
+      <w:rPr>
+        <w:rFonts w:ascii="Wingdings" w:hAnsi="Wingdings" w:hint="default"/>
+        <w:sz w:val="20"/>
+      </w:rPr>
+    </w:lvl>
+    <w:lvl w:ilvl="3" w:tentative="1">
+      <w:start w:val="1"/>
+      <w:numFmt w:val="bullet"/>
+      <w:lvlText w:val=""/>
+      <w:lvlJc w:val="left"/>
+      <w:pPr>
+        <w:tabs>
+          <w:tab w:val="num" w:pos="2880"/>
+        </w:tabs>
+        <w:ind w:left="2880" w:hanging="360"/>
+      </w:pPr>
+      <w:rPr>
+        <w:rFonts w:ascii="Wingdings" w:hAnsi="Wingdings" w:hint="default"/>
+        <w:sz w:val="20"/>
+      </w:rPr>
+    </w:lvl>
+    <w:lvl w:ilvl="4" w:tentative="1">
+      <w:start w:val="1"/>
+      <w:numFmt w:val="bullet"/>
+      <w:lvlText w:val=""/>
+      <w:lvlJc w:val="left"/>
+      <w:pPr>
+        <w:tabs>
+          <w:tab w:val="num" w:pos="3600"/>
+        </w:tabs>
+        <w:ind w:left="3600" w:hanging="360"/>
+      </w:pPr>
+      <w:rPr>
+        <w:rFonts w:ascii="Wingdings" w:hAnsi="Wingdings" w:hint="default"/>
+        <w:sz w:val="20"/>
+      </w:rPr>
+    </w:lvl>
+    <w:lvl w:ilvl="5" w:tentative="1">
+      <w:start w:val="1"/>
+      <w:numFmt w:val="bullet"/>
+      <w:lvlText w:val=""/>
+      <w:lvlJc w:val="left"/>
+      <w:pPr>
+        <w:tabs>
+          <w:tab w:val="num" w:pos="4320"/>
+        </w:tabs>
+        <w:ind w:left="4320" w:hanging="360"/>
+      </w:pPr>
+      <w:rPr>
+        <w:rFonts w:ascii="Wingdings" w:hAnsi="Wingdings" w:hint="default"/>
+        <w:sz w:val="20"/>
+      </w:rPr>
+    </w:lvl>
+    <w:lvl w:ilvl="6" w:tentative="1">
+      <w:start w:val="1"/>
+      <w:numFmt w:val="bullet"/>
+      <w:lvlText w:val=""/>
+      <w:lvlJc w:val="left"/>
+      <w:pPr>
+        <w:tabs>
+          <w:tab w:val="num" w:pos="5040"/>
+        </w:tabs>
+        <w:ind w:left="5040" w:hanging="360"/>
+      </w:pPr>
+      <w:rPr>
+        <w:rFonts w:ascii="Wingdings" w:hAnsi="Wingdings" w:hint="default"/>
+        <w:sz w:val="20"/>
+      </w:rPr>
+    </w:lvl>
+    <w:lvl w:ilvl="7" w:tentative="1">
+      <w:start w:val="1"/>
+      <w:numFmt w:val="bullet"/>
+      <w:lvlText w:val=""/>
+      <w:lvlJc w:val="left"/>
+      <w:pPr>
+        <w:tabs>
+          <w:tab w:val="num" w:pos="5760"/>
+        </w:tabs>
+        <w:ind w:left="5760" w:hanging="360"/>
+      </w:pPr>
+      <w:rPr>
+        <w:rFonts w:ascii="Wingdings" w:hAnsi="Wingdings" w:hint="default"/>
+        <w:sz w:val="20"/>
+      </w:rPr>
+    </w:lvl>
+    <w:lvl w:ilvl="8" w:tentative="1">
+      <w:start w:val="1"/>
+      <w:numFmt w:val="bullet"/>
+      <w:lvlText w:val=""/>
+      <w:lvlJc w:val="left"/>
+      <w:pPr>
+        <w:tabs>
+          <w:tab w:val="num" w:pos="6480"/>
+        </w:tabs>
+        <w:ind w:left="6480" w:hanging="360"/>
+      </w:pPr>
+      <w:rPr>
+        <w:rFonts w:ascii="Wingdings" w:hAnsi="Wingdings" w:hint="default"/>
+        <w:sz w:val="20"/>
+      </w:rPr>
+    </w:lvl>
+  </w:abstractNum>
+  <w:abstractNum w:abstractNumId="26" w15:restartNumberingAfterBreak="0">
     <w:nsid w:val="7A6829F3"/>
     <w:multiLevelType w:val="multilevel"/>
     <w:tmpl w:val="1BCA8598"/>
@@ -6581,7 +6897,156 @@
       </w:rPr>
     </w:lvl>
   </w:abstractNum>
-  <w:abstractNum w:abstractNumId="13" w15:restartNumberingAfterBreak="0">
+  <w:abstractNum w:abstractNumId="27" w15:restartNumberingAfterBreak="0">
+    <w:nsid w:val="7AC81867"/>
+    <w:multiLevelType w:val="multilevel"/>
+    <w:tmpl w:val="9A4CBEC0"/>
+    <w:lvl w:ilvl="0">
+      <w:start w:val="1"/>
+      <w:numFmt w:val="bullet"/>
+      <w:lvlText w:val=""/>
+      <w:lvlJc w:val="left"/>
+      <w:pPr>
+        <w:tabs>
+          <w:tab w:val="num" w:pos="720"/>
+        </w:tabs>
+        <w:ind w:left="720" w:hanging="360"/>
+      </w:pPr>
+      <w:rPr>
+        <w:rFonts w:ascii="Symbol" w:hAnsi="Symbol" w:hint="default"/>
+        <w:sz w:val="20"/>
+      </w:rPr>
+    </w:lvl>
+    <w:lvl w:ilvl="1" w:tentative="1">
+      <w:start w:val="1"/>
+      <w:numFmt w:val="bullet"/>
+      <w:lvlText w:val="o"/>
+      <w:lvlJc w:val="left"/>
+      <w:pPr>
+        <w:tabs>
+          <w:tab w:val="num" w:pos="1440"/>
+        </w:tabs>
+        <w:ind w:left="1440" w:hanging="360"/>
+      </w:pPr>
+      <w:rPr>
+        <w:rFonts w:ascii="Courier New" w:hAnsi="Courier New" w:hint="default"/>
+        <w:sz w:val="20"/>
+      </w:rPr>
+    </w:lvl>
+    <w:lvl w:ilvl="2" w:tentative="1">
+      <w:start w:val="1"/>
+      <w:numFmt w:val="bullet"/>
+      <w:lvlText w:val=""/>
+      <w:lvlJc w:val="left"/>
+      <w:pPr>
+        <w:tabs>
+          <w:tab w:val="num" w:pos="2160"/>
+        </w:tabs>
+        <w:ind w:left="2160" w:hanging="360"/>
+      </w:pPr>
+      <w:rPr>
+        <w:rFonts w:ascii="Wingdings" w:hAnsi="Wingdings" w:hint="default"/>
+        <w:sz w:val="20"/>
+      </w:rPr>
+    </w:lvl>
+    <w:lvl w:ilvl="3" w:tentative="1">
+      <w:start w:val="1"/>
+      <w:numFmt w:val="bullet"/>
+      <w:lvlText w:val=""/>
+      <w:lvlJc w:val="left"/>
+      <w:pPr>
+        <w:tabs>
+          <w:tab w:val="num" w:pos="2880"/>
+        </w:tabs>
+        <w:ind w:left="2880" w:hanging="360"/>
+      </w:pPr>
+      <w:rPr>
+        <w:rFonts w:ascii="Wingdings" w:hAnsi="Wingdings" w:hint="default"/>
+        <w:sz w:val="20"/>
+      </w:rPr>
+    </w:lvl>
+    <w:lvl w:ilvl="4" w:tentative="1">
+      <w:start w:val="1"/>
+      <w:numFmt w:val="bullet"/>
+      <w:lvlText w:val=""/>
+      <w:lvlJc w:val="left"/>
+      <w:pPr>
+        <w:tabs>
+          <w:tab w:val="num" w:pos="3600"/>
+        </w:tabs>
+        <w:ind w:left="3600" w:hanging="360"/>
+      </w:pPr>
+      <w:rPr>
+        <w:rFonts w:ascii="Wingdings" w:hAnsi="Wingdings" w:hint="default"/>
+        <w:sz w:val="20"/>
+      </w:rPr>
+    </w:lvl>
+    <w:lvl w:ilvl="5" w:tentative="1">
+      <w:start w:val="1"/>
+      <w:numFmt w:val="bullet"/>
+      <w:lvlText w:val=""/>
+      <w:lvlJc w:val="left"/>
+      <w:pPr>
+        <w:tabs>
+          <w:tab w:val="num" w:pos="4320"/>
+        </w:tabs>
+        <w:ind w:left="4320" w:hanging="360"/>
+      </w:pPr>
+      <w:rPr>
+        <w:rFonts w:ascii="Wingdings" w:hAnsi="Wingdings" w:hint="default"/>
+        <w:sz w:val="20"/>
+      </w:rPr>
+    </w:lvl>
+    <w:lvl w:ilvl="6" w:tentative="1">
+      <w:start w:val="1"/>
+      <w:numFmt w:val="bullet"/>
+      <w:lvlText w:val=""/>
+      <w:lvlJc w:val="left"/>
+      <w:pPr>
+        <w:tabs>
+          <w:tab w:val="num" w:pos="5040"/>
+        </w:tabs>
+        <w:ind w:left="5040" w:hanging="360"/>
+      </w:pPr>
+      <w:rPr>
+        <w:rFonts w:ascii="Wingdings" w:hAnsi="Wingdings" w:hint="default"/>
+        <w:sz w:val="20"/>
+      </w:rPr>
+    </w:lvl>
+    <w:lvl w:ilvl="7" w:tentative="1">
+      <w:start w:val="1"/>
+      <w:numFmt w:val="bullet"/>
+      <w:lvlText w:val=""/>
+      <w:lvlJc w:val="left"/>
+      <w:pPr>
+        <w:tabs>
+          <w:tab w:val="num" w:pos="5760"/>
+        </w:tabs>
+        <w:ind w:left="5760" w:hanging="360"/>
+      </w:pPr>
+      <w:rPr>
+        <w:rFonts w:ascii="Wingdings" w:hAnsi="Wingdings" w:hint="default"/>
+        <w:sz w:val="20"/>
+      </w:rPr>
+    </w:lvl>
+    <w:lvl w:ilvl="8" w:tentative="1">
+      <w:start w:val="1"/>
+      <w:numFmt w:val="bullet"/>
+      <w:lvlText w:val=""/>
+      <w:lvlJc w:val="left"/>
+      <w:pPr>
+        <w:tabs>
+          <w:tab w:val="num" w:pos="6480"/>
+        </w:tabs>
+        <w:ind w:left="6480" w:hanging="360"/>
+      </w:pPr>
+      <w:rPr>
+        <w:rFonts w:ascii="Wingdings" w:hAnsi="Wingdings" w:hint="default"/>
+        <w:sz w:val="20"/>
+      </w:rPr>
+    </w:lvl>
+  </w:abstractNum>
+  <w:abstractNum w:abstractNumId="28" w15:restartNumberingAfterBreak="0">
     <w:nsid w:val="7B525E6E"/>
     <w:multiLevelType w:val="multilevel"/>
     <w:tmpl w:val="E5C40DF8"/>
@@ -6730,7 +7195,7 @@
       </w:rPr>
     </w:lvl>
   </w:abstractNum>
-  <w:abstractNum w:abstractNumId="14" w15:restartNumberingAfterBreak="0">
+  <w:abstractNum w:abstractNumId="29" w15:restartNumberingAfterBreak="0">
     <w:nsid w:val="7D7016D0"/>
     <w:multiLevelType w:val="multilevel"/>
     <w:tmpl w:val="D21E6C42"/>
@@ -6880,49 +7345,94 @@
     </w:lvl>
   </w:abstractNum>
   <w:num w:numId="1">
+    <w:abstractNumId w:val="5"/>
+  </w:num>
+  <w:num w:numId="2">
+    <w:abstractNumId w:val="17"/>
+  </w:num>
+  <w:num w:numId="3">
+    <w:abstractNumId w:val="6"/>
+  </w:num>
+  <w:num w:numId="4">
+    <w:abstractNumId w:val="20"/>
+  </w:num>
+  <w:num w:numId="5">
+    <w:abstractNumId w:val="28"/>
+  </w:num>
+  <w:num w:numId="6">
+    <w:abstractNumId w:val="4"/>
+  </w:num>
+  <w:num w:numId="7">
+    <w:abstractNumId w:val="22"/>
+  </w:num>
+  <w:num w:numId="8">
+    <w:abstractNumId w:val="26"/>
+  </w:num>
+  <w:num w:numId="9">
+    <w:abstractNumId w:val="13"/>
+  </w:num>
+  <w:num w:numId="10">
+    <w:abstractNumId w:val="3"/>
+  </w:num>
+  <w:num w:numId="11">
+    <w:abstractNumId w:val="29"/>
+  </w:num>
+  <w:num w:numId="12">
+    <w:abstractNumId w:val="12"/>
+  </w:num>
+  <w:num w:numId="13">
+    <w:abstractNumId w:val="16"/>
+  </w:num>
+  <w:num w:numId="14">
+    <w:abstractNumId w:val="10"/>
+  </w:num>
+  <w:num w:numId="15">
+    <w:abstractNumId w:val="7"/>
+  </w:num>
+  <w:num w:numId="16">
+    <w:abstractNumId w:val="14"/>
+  </w:num>
+  <w:num w:numId="17">
+    <w:abstractNumId w:val="21"/>
+  </w:num>
+  <w:num w:numId="18">
+    <w:abstractNumId w:val="18"/>
+  </w:num>
+  <w:num w:numId="19">
+    <w:abstractNumId w:val="1"/>
+  </w:num>
+  <w:num w:numId="20">
+    <w:abstractNumId w:val="8"/>
+  </w:num>
+  <w:num w:numId="21">
+    <w:abstractNumId w:val="25"/>
+  </w:num>
+  <w:num w:numId="22">
+    <w:abstractNumId w:val="19"/>
+  </w:num>
+  <w:num w:numId="23">
+    <w:abstractNumId w:val="0"/>
+  </w:num>
+  <w:num w:numId="24">
+    <w:abstractNumId w:val="9"/>
+  </w:num>
+  <w:num w:numId="25">
+    <w:abstractNumId w:val="24"/>
+  </w:num>
+  <w:num w:numId="26">
+    <w:abstractNumId w:val="15"/>
+  </w:num>
+  <w:num w:numId="27">
+    <w:abstractNumId w:val="23"/>
+  </w:num>
+  <w:num w:numId="28">
     <w:abstractNumId w:val="2"/>
   </w:num>
-  <w:num w:numId="2">
-    <w:abstractNumId w:val="9"/>
+  <w:num w:numId="29">
+    <w:abstractNumId w:val="27"/>
   </w:num>
-  <w:num w:numId="3">
-    <w:abstractNumId w:val="3"/>
-  </w:num>
-  <w:num w:numId="4">
-    <w:abstractNumId w:val="10"/>
-  </w:num>
-  <w:num w:numId="5">
-    <w:abstractNumId w:val="13"/>
-  </w:num>
-  <w:num w:numId="6">
-    <w:abstractNumId w:val="1"/>
-  </w:num>
-  <w:num w:numId="7">
+  <w:num w:numId="30">
     <w:abstractNumId w:val="11"/>
-  </w:num>
-  <w:num w:numId="8">
-    <w:abstractNumId w:val="12"/>
-  </w:num>
-  <w:num w:numId="9">
-    <w:abstractNumId w:val="7"/>
-  </w:num>
-  <w:num w:numId="10">
-    <w:abstractNumId w:val="0"/>
-  </w:num>
-  <w:num w:numId="11">
-    <w:abstractNumId w:val="14"/>
-  </w:num>
-  <w:num w:numId="12">
-    <w:abstractNumId w:val="6"/>
-  </w:num>
-  <w:num w:numId="13">
-    <w:abstractNumId w:val="8"/>
-  </w:num>
-  <w:num w:numId="14">
-    <w:abstractNumId w:val="5"/>
-  </w:num>
-  <w:num w:numId="15">
-    <w:abstractNumId w:val="4"/>
   </w:num>
 </w:numbering>
 </file>
@@ -7372,7 +7882,6 @@
   <w:style w:type="character" w:default="1" w:styleId="Fuentedeprrafopredeter">
     <w:name w:val="Default Paragraph Font"/>
     <w:uiPriority w:val="1"/>
-    <w:semiHidden/>
     <w:unhideWhenUsed/>
   </w:style>
   <w:style w:type="table" w:default="1" w:styleId="Tablanormal">

--- a/PLIEGO TÉCNICO FUNCIONAL Y DISCOVERY.docx
+++ b/PLIEGO TÉCNICO FUNCIONAL Y DISCOVERY.docx
@@ -7,14 +7,12 @@
         <w:rPr>
           <w:b/>
           <w:bCs/>
-          <w:lang w:val="es-ES"/>
-        </w:rPr>
-      </w:pPr>
-      <w:r>
-        <w:rPr>
-          <w:b/>
-          <w:bCs/>
-          <w:lang w:val="es-ES"/>
+        </w:rPr>
+      </w:pPr>
+      <w:r>
+        <w:rPr>
+          <w:b/>
+          <w:bCs/>
         </w:rPr>
         <w:t>PLIEGO TÉCNICO FUNCIONAL Y DISCOVERY: SISTEMA WEB DE ADMINISTRACIÓN DE CONDOMINIOS</w:t>
       </w:r>
@@ -24,14 +22,12 @@
         <w:rPr>
           <w:b/>
           <w:bCs/>
-          <w:lang w:val="en-US"/>
-        </w:rPr>
-      </w:pPr>
-      <w:r>
-        <w:rPr>
-          <w:b/>
-          <w:bCs/>
-          <w:lang w:val="en-US"/>
+        </w:rPr>
+      </w:pPr>
+      <w:r>
+        <w:rPr>
+          <w:b/>
+          <w:bCs/>
         </w:rPr>
         <w:t>1. RESUMEN EJECUTIVO</w:t>
       </w:r>
@@ -41,44 +37,14 @@
         <w:rPr>
           <w:b/>
           <w:bCs/>
-          <w:lang w:val="en-US"/>
-        </w:rPr>
-      </w:pPr>
-      <w:proofErr w:type="spellStart"/>
-      <w:r>
-        <w:rPr>
-          <w:b/>
-          <w:bCs/>
-          <w:lang w:val="en-US"/>
-        </w:rPr>
-        <w:t>Descripción</w:t>
-      </w:r>
-      <w:proofErr w:type="spellEnd"/>
-      <w:r>
-        <w:rPr>
-          <w:b/>
-          <w:bCs/>
-          <w:lang w:val="en-US"/>
-        </w:rPr>
-        <w:t xml:space="preserve"> </w:t>
-      </w:r>
-      <w:proofErr w:type="gramStart"/>
-      <w:r>
-        <w:rPr>
-          <w:b/>
-          <w:bCs/>
-          <w:lang w:val="en-US"/>
-        </w:rPr>
-        <w:t>del</w:t>
-      </w:r>
-      <w:proofErr w:type="gramEnd"/>
-      <w:r>
-        <w:rPr>
-          <w:b/>
-          <w:bCs/>
-          <w:lang w:val="en-US"/>
-        </w:rPr>
-        <w:t xml:space="preserve"> Proyecto</w:t>
+        </w:rPr>
+      </w:pPr>
+      <w:r>
+        <w:rPr>
+          <w:b/>
+          <w:bCs/>
+        </w:rPr>
+        <w:t>Descripción del Proyecto</w:t>
       </w:r>
     </w:p>
     <w:p>
@@ -87,14 +53,8 @@
           <w:ilvl w:val="0"/>
           <w:numId w:val="16"/>
         </w:numPr>
-        <w:rPr>
-          <w:lang w:val="es-ES"/>
-        </w:rPr>
-      </w:pPr>
-      <w:r>
-        <w:rPr>
-          <w:lang w:val="es-ES"/>
-        </w:rPr>
+      </w:pPr>
+      <w:r>
         <w:t>Desarrollar una plataforma digital orientada a centralizar y automatizar la gestión operativa y financiera de condominios verticales (edificios) y horizontales (urbanizaciones cerradas) in Bolivia.</w:t>
       </w:r>
     </w:p>
@@ -104,112 +64,78 @@
           <w:ilvl w:val="0"/>
           <w:numId w:val="16"/>
         </w:numPr>
-        <w:rPr>
-          <w:lang w:val="es-ES"/>
-        </w:rPr>
-      </w:pPr>
-      <w:r>
-        <w:rPr>
-          <w:lang w:val="es-ES"/>
-        </w:rPr>
+      </w:pPr>
+      <w:r>
         <w:t xml:space="preserve">La solución permitirá optimizar la recaudación mediante el </w:t>
       </w:r>
       <w:r>
         <w:rPr>
           <w:b/>
           <w:bCs/>
-          <w:lang w:val="es-ES"/>
         </w:rPr>
         <w:t>sistema contable de despensas</w:t>
       </w:r>
       <w:r>
-        <w:rPr>
-          <w:lang w:val="es-ES"/>
-        </w:rPr>
         <w:t xml:space="preserve">, facilitar el pago independiente de </w:t>
       </w:r>
       <w:r>
         <w:rPr>
           <w:b/>
           <w:bCs/>
-          <w:lang w:val="es-ES"/>
         </w:rPr>
         <w:t>agua</w:t>
       </w:r>
       <w:r>
-        <w:rPr>
-          <w:lang w:val="es-ES"/>
-        </w:rPr>
         <w:t xml:space="preserve"> y </w:t>
       </w:r>
       <w:r>
         <w:rPr>
           <w:b/>
           <w:bCs/>
-          <w:lang w:val="es-ES"/>
         </w:rPr>
         <w:t>luz</w:t>
       </w:r>
       <w:r>
-        <w:rPr>
-          <w:lang w:val="es-ES"/>
-        </w:rPr>
         <w:t xml:space="preserve"> (digitados por el propio usuario), gestionar el </w:t>
       </w:r>
       <w:r>
         <w:rPr>
           <w:b/>
           <w:bCs/>
-          <w:lang w:val="es-ES"/>
         </w:rPr>
         <w:t>control para proveedores</w:t>
       </w:r>
       <w:r>
-        <w:rPr>
-          <w:lang w:val="es-ES"/>
-        </w:rPr>
         <w:t xml:space="preserve"> y </w:t>
       </w:r>
       <w:r>
         <w:rPr>
           <w:b/>
           <w:bCs/>
-          <w:lang w:val="es-ES"/>
         </w:rPr>
         <w:t>pagos de proveedores</w:t>
       </w:r>
       <w:r>
-        <w:rPr>
-          <w:lang w:val="es-ES"/>
-        </w:rPr>
         <w:t xml:space="preserve">, y visualizar el flujo de </w:t>
       </w:r>
       <w:r>
         <w:rPr>
           <w:b/>
           <w:bCs/>
-          <w:lang w:val="es-ES"/>
         </w:rPr>
         <w:t>ingreso y egreso</w:t>
       </w:r>
       <w:r>
-        <w:rPr>
-          <w:lang w:val="es-ES"/>
-        </w:rPr>
         <w:t xml:space="preserve"> mediante un </w:t>
       </w:r>
       <w:r>
         <w:rPr>
           <w:b/>
           <w:bCs/>
-          <w:lang w:val="es-ES"/>
         </w:rPr>
         <w:t>panel administrativo</w:t>
       </w:r>
       <w:r>
-        <w:rPr>
-          <w:lang w:val="es-ES"/>
-        </w:rPr>
         <w:t xml:space="preserve"> web escalable y seguro.</w:t>
       </w:r>
     </w:p>
@@ -218,44 +144,14 @@
         <w:rPr>
           <w:b/>
           <w:bCs/>
-          <w:lang w:val="en-US"/>
-        </w:rPr>
-      </w:pPr>
-      <w:proofErr w:type="spellStart"/>
-      <w:r>
-        <w:rPr>
-          <w:b/>
-          <w:bCs/>
-          <w:lang w:val="en-US"/>
-        </w:rPr>
-        <w:t>Visión</w:t>
-      </w:r>
-      <w:proofErr w:type="spellEnd"/>
-      <w:r>
-        <w:rPr>
-          <w:b/>
-          <w:bCs/>
-          <w:lang w:val="en-US"/>
-        </w:rPr>
-        <w:t xml:space="preserve"> </w:t>
-      </w:r>
-      <w:proofErr w:type="gramStart"/>
-      <w:r>
-        <w:rPr>
-          <w:b/>
-          <w:bCs/>
-          <w:lang w:val="en-US"/>
-        </w:rPr>
-        <w:t>del</w:t>
-      </w:r>
-      <w:proofErr w:type="gramEnd"/>
-      <w:r>
-        <w:rPr>
-          <w:b/>
-          <w:bCs/>
-          <w:lang w:val="en-US"/>
-        </w:rPr>
-        <w:t xml:space="preserve"> Proyecto</w:t>
+        </w:rPr>
+      </w:pPr>
+      <w:r>
+        <w:rPr>
+          <w:b/>
+          <w:bCs/>
+        </w:rPr>
+        <w:t>Visión del Proyecto</w:t>
       </w:r>
     </w:p>
     <w:p>
@@ -264,14 +160,8 @@
           <w:ilvl w:val="0"/>
           <w:numId w:val="17"/>
         </w:numPr>
-        <w:rPr>
-          <w:lang w:val="es-ES"/>
-        </w:rPr>
-      </w:pPr>
-      <w:r>
-        <w:rPr>
-          <w:lang w:val="es-ES"/>
-        </w:rPr>
+      </w:pPr>
+      <w:r>
         <w:t>Convertirse en la solución de software líder para la administración residencial en Bolivia, profesionalizando la gestión mediante herramientas automatizadas de control financiero y pasarelas de pago digitales integradas que dan flexibilidad de cobro al usuario.</w:t>
       </w:r>
     </w:p>
@@ -280,82 +170,30 @@
         <w:rPr>
           <w:b/>
           <w:bCs/>
-          <w:lang w:val="en-US"/>
-        </w:rPr>
-      </w:pPr>
-      <w:proofErr w:type="spellStart"/>
-      <w:r>
-        <w:rPr>
-          <w:b/>
-          <w:bCs/>
-          <w:lang w:val="en-US"/>
-        </w:rPr>
-        <w:t>Beneficios</w:t>
-      </w:r>
-      <w:proofErr w:type="spellEnd"/>
-      <w:r>
-        <w:rPr>
-          <w:b/>
-          <w:bCs/>
-          <w:lang w:val="en-US"/>
-        </w:rPr>
-        <w:t xml:space="preserve"> </w:t>
-      </w:r>
-      <w:proofErr w:type="spellStart"/>
-      <w:r>
-        <w:rPr>
-          <w:b/>
-          <w:bCs/>
-          <w:lang w:val="en-US"/>
-        </w:rPr>
-        <w:t>Esperados</w:t>
-      </w:r>
-      <w:proofErr w:type="spellEnd"/>
+        </w:rPr>
+      </w:pPr>
+      <w:r>
+        <w:rPr>
+          <w:b/>
+          <w:bCs/>
+        </w:rPr>
+        <w:t>Beneficios Esperados</w:t>
+      </w:r>
     </w:p>
     <w:p>
       <w:pPr>
         <w:rPr>
           <w:b/>
           <w:bCs/>
-          <w:lang w:val="en-US"/>
-        </w:rPr>
-      </w:pPr>
-      <w:r>
-        <w:rPr>
-          <w:b/>
-          <w:bCs/>
-          <w:lang w:val="en-US"/>
-        </w:rPr>
-        <w:t xml:space="preserve">Para </w:t>
-      </w:r>
-      <w:proofErr w:type="spellStart"/>
-      <w:r>
-        <w:rPr>
-          <w:b/>
-          <w:bCs/>
-          <w:lang w:val="en-US"/>
-        </w:rPr>
-        <w:t>los</w:t>
-      </w:r>
-      <w:proofErr w:type="spellEnd"/>
-      <w:r>
-        <w:rPr>
-          <w:b/>
-          <w:bCs/>
-          <w:lang w:val="en-US"/>
-        </w:rPr>
-        <w:t xml:space="preserve"> </w:t>
-      </w:r>
-      <w:proofErr w:type="spellStart"/>
-      <w:r>
-        <w:rPr>
-          <w:b/>
-          <w:bCs/>
-          <w:lang w:val="en-US"/>
-        </w:rPr>
-        <w:t>Administradores</w:t>
-      </w:r>
-      <w:proofErr w:type="spellEnd"/>
+        </w:rPr>
+      </w:pPr>
+      <w:r>
+        <w:rPr>
+          <w:b/>
+          <w:bCs/>
+        </w:rPr>
+        <w:t>Para los Administradores</w:t>
+      </w:r>
     </w:p>
     <w:p>
       <w:pPr>
@@ -363,28 +201,18 @@
           <w:ilvl w:val="0"/>
           <w:numId w:val="18"/>
         </w:numPr>
-        <w:rPr>
-          <w:lang w:val="es-ES"/>
-        </w:rPr>
-      </w:pPr>
-      <w:r>
-        <w:rPr>
-          <w:lang w:val="es-ES"/>
-        </w:rPr>
+      </w:pPr>
+      <w:r>
         <w:t xml:space="preserve">Automatización en el </w:t>
       </w:r>
       <w:r>
         <w:rPr>
           <w:b/>
           <w:bCs/>
-          <w:lang w:val="es-ES"/>
         </w:rPr>
         <w:t>sistema contable de despensas</w:t>
       </w:r>
       <w:r>
-        <w:rPr>
-          <w:lang w:val="es-ES"/>
-        </w:rPr>
         <w:t xml:space="preserve"> y cálculo de moras.</w:t>
       </w:r>
     </w:p>
@@ -394,14 +222,8 @@
           <w:ilvl w:val="0"/>
           <w:numId w:val="18"/>
         </w:numPr>
-        <w:rPr>
-          <w:lang w:val="es-ES"/>
-        </w:rPr>
-      </w:pPr>
-      <w:r>
-        <w:rPr>
-          <w:lang w:val="es-ES"/>
-        </w:rPr>
+      </w:pPr>
+      <w:r>
         <w:t>Eliminación del trabajo manual de cobranza gracias a la conciliación automática de pagos por QR de los ítems seleccionados por el vecino.</w:t>
       </w:r>
     </w:p>
@@ -411,42 +233,28 @@
           <w:ilvl w:val="0"/>
           <w:numId w:val="18"/>
         </w:numPr>
-        <w:rPr>
-          <w:lang w:val="es-ES"/>
-        </w:rPr>
-      </w:pPr>
-      <w:r>
-        <w:rPr>
-          <w:lang w:val="es-ES"/>
-        </w:rPr>
+      </w:pPr>
+      <w:r>
         <w:t xml:space="preserve">Centralización de los estados de cuenta, control de </w:t>
       </w:r>
       <w:r>
         <w:rPr>
           <w:b/>
           <w:bCs/>
-          <w:lang w:val="es-ES"/>
         </w:rPr>
         <w:t>ingreso y egreso</w:t>
       </w:r>
       <w:r>
-        <w:rPr>
-          <w:lang w:val="es-ES"/>
-        </w:rPr>
         <w:t xml:space="preserve"> y </w:t>
       </w:r>
       <w:r>
         <w:rPr>
           <w:b/>
           <w:bCs/>
-          <w:lang w:val="es-ES"/>
         </w:rPr>
         <w:t>pagos de proveedores</w:t>
       </w:r>
       <w:r>
-        <w:rPr>
-          <w:lang w:val="es-ES"/>
-        </w:rPr>
         <w:t>.</w:t>
       </w:r>
     </w:p>
@@ -456,28 +264,18 @@
           <w:ilvl w:val="0"/>
           <w:numId w:val="18"/>
         </w:numPr>
-        <w:rPr>
-          <w:lang w:val="es-ES"/>
-        </w:rPr>
-      </w:pPr>
-      <w:r>
-        <w:rPr>
-          <w:lang w:val="es-ES"/>
-        </w:rPr>
+      </w:pPr>
+      <w:r>
         <w:t xml:space="preserve">Reducción drástica del tiempo operativo y generación de reportes desde el </w:t>
       </w:r>
       <w:r>
         <w:rPr>
           <w:b/>
           <w:bCs/>
-          <w:lang w:val="es-ES"/>
         </w:rPr>
         <w:t>panel administrativo</w:t>
       </w:r>
       <w:r>
-        <w:rPr>
-          <w:lang w:val="es-ES"/>
-        </w:rPr>
         <w:t xml:space="preserve"> en un solo clic.</w:t>
       </w:r>
     </w:p>
@@ -486,63 +284,15 @@
         <w:rPr>
           <w:b/>
           <w:bCs/>
-          <w:lang w:val="en-US"/>
-        </w:rPr>
-      </w:pPr>
-      <w:r>
-        <w:rPr>
-          <w:b/>
-          <w:bCs/>
-          <w:lang w:val="en-US"/>
-        </w:rPr>
-        <w:t xml:space="preserve">Para </w:t>
-      </w:r>
-      <w:proofErr w:type="spellStart"/>
-      <w:r>
-        <w:rPr>
-          <w:b/>
-          <w:bCs/>
-          <w:lang w:val="en-US"/>
-        </w:rPr>
-        <w:t>los</w:t>
-      </w:r>
-      <w:proofErr w:type="spellEnd"/>
-      <w:r>
-        <w:rPr>
-          <w:b/>
-          <w:bCs/>
-          <w:lang w:val="en-US"/>
-        </w:rPr>
-        <w:t xml:space="preserve"> </w:t>
-      </w:r>
-      <w:proofErr w:type="spellStart"/>
-      <w:r>
-        <w:rPr>
-          <w:b/>
-          <w:bCs/>
-          <w:lang w:val="en-US"/>
-        </w:rPr>
-        <w:t>Copropietarios</w:t>
-      </w:r>
-      <w:proofErr w:type="spellEnd"/>
-      <w:r>
-        <w:rPr>
-          <w:b/>
-          <w:bCs/>
-          <w:lang w:val="en-US"/>
-        </w:rPr>
-        <w:t xml:space="preserve"> e </w:t>
-      </w:r>
-      <w:proofErr w:type="spellStart"/>
-      <w:r>
-        <w:rPr>
-          <w:b/>
-          <w:bCs/>
-          <w:lang w:val="en-US"/>
-        </w:rPr>
-        <w:t>Inquilinos</w:t>
-      </w:r>
-      <w:proofErr w:type="spellEnd"/>
+        </w:rPr>
+      </w:pPr>
+      <w:r>
+        <w:rPr>
+          <w:b/>
+          <w:bCs/>
+        </w:rPr>
+        <w:t>Para los Copropietarios e Inquilinos</w:t>
+      </w:r>
     </w:p>
     <w:p>
       <w:pPr>
@@ -550,14 +300,8 @@
           <w:ilvl w:val="0"/>
           <w:numId w:val="19"/>
         </w:numPr>
-        <w:rPr>
-          <w:lang w:val="es-ES"/>
-        </w:rPr>
-      </w:pPr>
-      <w:r>
-        <w:rPr>
-          <w:lang w:val="es-ES"/>
-        </w:rPr>
+      </w:pPr>
+      <w:r>
         <w:t>Acceso las 24 horas, los 7 días de la semana, a su estado de cuenta e histórico de pagos desde cualquier dispositivo.</w:t>
       </w:r>
     </w:p>
@@ -567,64 +311,45 @@
           <w:ilvl w:val="0"/>
           <w:numId w:val="19"/>
         </w:numPr>
-        <w:rPr>
-          <w:lang w:val="es-ES"/>
-        </w:rPr>
-      </w:pPr>
-      <w:r>
-        <w:rPr>
-          <w:b/>
-          <w:bCs/>
-          <w:lang w:val="es-ES"/>
+      </w:pPr>
+      <w:r>
+        <w:rPr>
+          <w:b/>
+          <w:bCs/>
         </w:rPr>
         <w:t>Flexibilidad y ahorro de tiempo:</w:t>
       </w:r>
       <w:r>
-        <w:rPr>
-          <w:lang w:val="es-ES"/>
-        </w:rPr>
         <w:t xml:space="preserve"> Centralización de todas sus cuentas en una sola pantalla, con la libertad de elegir si desea pagar de forma separada o conjunta sus deudas del </w:t>
       </w:r>
       <w:r>
         <w:rPr>
           <w:b/>
           <w:bCs/>
-          <w:lang w:val="es-ES"/>
         </w:rPr>
         <w:t>sistema contable de despensas</w:t>
       </w:r>
       <w:r>
-        <w:rPr>
-          <w:lang w:val="es-ES"/>
-        </w:rPr>
         <w:t xml:space="preserve">, su </w:t>
       </w:r>
       <w:r>
         <w:rPr>
           <w:b/>
           <w:bCs/>
-          <w:lang w:val="es-ES"/>
         </w:rPr>
         <w:t>agua</w:t>
       </w:r>
       <w:r>
-        <w:rPr>
-          <w:lang w:val="es-ES"/>
-        </w:rPr>
         <w:t xml:space="preserve">, </w:t>
       </w:r>
       <w:r>
         <w:rPr>
           <w:b/>
           <w:bCs/>
-          <w:lang w:val="es-ES"/>
         </w:rPr>
         <w:t>luz</w:t>
       </w:r>
       <w:r>
-        <w:rPr>
-          <w:lang w:val="es-ES"/>
-        </w:rPr>
         <w:t xml:space="preserve"> o sus reservas de áreas comunes.</w:t>
       </w:r>
     </w:p>
@@ -634,28 +359,18 @@
           <w:ilvl w:val="0"/>
           <w:numId w:val="19"/>
         </w:numPr>
-        <w:rPr>
-          <w:lang w:val="es-ES"/>
-        </w:rPr>
-      </w:pPr>
-      <w:r>
-        <w:rPr>
-          <w:lang w:val="es-ES"/>
-        </w:rPr>
+      </w:pPr>
+      <w:r>
         <w:t xml:space="preserve">Transparencia total en el flujo de </w:t>
       </w:r>
       <w:r>
         <w:rPr>
           <w:b/>
           <w:bCs/>
-          <w:lang w:val="es-ES"/>
         </w:rPr>
         <w:t>ingreso y egreso</w:t>
       </w:r>
       <w:r>
-        <w:rPr>
-          <w:lang w:val="es-ES"/>
-        </w:rPr>
         <w:t xml:space="preserve"> del condominio.</w:t>
       </w:r>
     </w:p>
@@ -665,28 +380,18 @@
           <w:ilvl w:val="0"/>
           <w:numId w:val="19"/>
         </w:numPr>
-        <w:rPr>
-          <w:lang w:val="es-ES"/>
-        </w:rPr>
-      </w:pPr>
-      <w:r>
-        <w:rPr>
-          <w:lang w:val="es-ES"/>
-        </w:rPr>
+      </w:pPr>
+      <w:r>
         <w:t xml:space="preserve">Uso del módulo de </w:t>
       </w:r>
       <w:r>
         <w:rPr>
           <w:b/>
           <w:bCs/>
-          <w:lang w:val="es-ES"/>
         </w:rPr>
         <w:t>agendamiento</w:t>
       </w:r>
       <w:r>
-        <w:rPr>
-          <w:lang w:val="es-ES"/>
-        </w:rPr>
         <w:t xml:space="preserve"> para la reserva ágil de las áreas comunes que se van a parametrizar.</w:t>
       </w:r>
     </w:p>
@@ -695,14 +400,12 @@
         <w:rPr>
           <w:b/>
           <w:bCs/>
-          <w:lang w:val="es-ES"/>
-        </w:rPr>
-      </w:pPr>
-      <w:r>
-        <w:rPr>
-          <w:b/>
-          <w:bCs/>
-          <w:lang w:val="es-ES"/>
+        </w:rPr>
+      </w:pPr>
+      <w:r>
+        <w:rPr>
+          <w:b/>
+          <w:bCs/>
         </w:rPr>
         <w:t>2. ANTECEDENTES DEL NEGOCIO</w:t>
       </w:r>
@@ -712,14 +415,12 @@
         <w:rPr>
           <w:b/>
           <w:bCs/>
-          <w:lang w:val="es-ES"/>
-        </w:rPr>
-      </w:pPr>
-      <w:r>
-        <w:rPr>
-          <w:b/>
-          <w:bCs/>
-          <w:lang w:val="es-ES"/>
+        </w:rPr>
+      </w:pPr>
+      <w:r>
+        <w:rPr>
+          <w:b/>
+          <w:bCs/>
         </w:rPr>
         <w:lastRenderedPageBreak/>
         <w:t>Situación Actual en Bolivia</w:t>
@@ -731,28 +432,18 @@
           <w:ilvl w:val="0"/>
           <w:numId w:val="20"/>
         </w:numPr>
-        <w:rPr>
-          <w:lang w:val="es-ES"/>
-        </w:rPr>
-      </w:pPr>
-      <w:r>
-        <w:rPr>
-          <w:lang w:val="es-ES"/>
-        </w:rPr>
+      </w:pPr>
+      <w:r>
         <w:t xml:space="preserve">La administración de la gran mayoría de los condominios residenciales se gestiona de manera tradicional, utilizando planillas de Excel locales para el </w:t>
       </w:r>
       <w:r>
         <w:rPr>
           <w:b/>
           <w:bCs/>
-          <w:lang w:val="es-ES"/>
         </w:rPr>
         <w:t>sistema contable de despensas</w:t>
       </w:r>
       <w:r>
-        <w:rPr>
-          <w:lang w:val="es-ES"/>
-        </w:rPr>
         <w:t>.</w:t>
       </w:r>
     </w:p>
@@ -762,28 +453,18 @@
           <w:ilvl w:val="0"/>
           <w:numId w:val="20"/>
         </w:numPr>
-        <w:rPr>
-          <w:lang w:val="es-ES"/>
-        </w:rPr>
-      </w:pPr>
-      <w:r>
-        <w:rPr>
-          <w:lang w:val="es-ES"/>
-        </w:rPr>
+      </w:pPr>
+      <w:r>
         <w:t xml:space="preserve">La comunicación de avisos y reservas de áreas comunes se realiza de manera informal en lugar de usar un sistema de </w:t>
       </w:r>
       <w:r>
         <w:rPr>
           <w:b/>
           <w:bCs/>
-          <w:lang w:val="es-ES"/>
         </w:rPr>
         <w:t>agendamiento</w:t>
       </w:r>
       <w:r>
-        <w:rPr>
-          <w:lang w:val="es-ES"/>
-        </w:rPr>
         <w:t>.</w:t>
       </w:r>
     </w:p>
@@ -793,28 +474,18 @@
           <w:ilvl w:val="0"/>
           <w:numId w:val="20"/>
         </w:numPr>
-        <w:rPr>
-          <w:lang w:val="es-ES"/>
-        </w:rPr>
-      </w:pPr>
-      <w:r>
-        <w:rPr>
-          <w:lang w:val="es-ES"/>
-        </w:rPr>
+      </w:pPr>
+      <w:r>
         <w:t xml:space="preserve">Los cobros se efectúan mediante depósitos manuales, obligando al administrador a verificar el </w:t>
       </w:r>
       <w:r>
         <w:rPr>
           <w:b/>
           <w:bCs/>
-          <w:lang w:val="es-ES"/>
         </w:rPr>
         <w:t>ingreso y egreso</w:t>
       </w:r>
       <w:r>
-        <w:rPr>
-          <w:lang w:val="es-ES"/>
-        </w:rPr>
         <w:t xml:space="preserve"> uno por uno en su extracto bancario.</w:t>
       </w:r>
     </w:p>
@@ -824,42 +495,28 @@
           <w:ilvl w:val="0"/>
           <w:numId w:val="20"/>
         </w:numPr>
-        <w:rPr>
-          <w:lang w:val="es-ES"/>
-        </w:rPr>
-      </w:pPr>
-      <w:r>
-        <w:rPr>
-          <w:lang w:val="es-ES"/>
-        </w:rPr>
+      </w:pPr>
+      <w:r>
         <w:t xml:space="preserve">Adicionalmente, cada residente debe gestionar el pago de sus facturas individuales de </w:t>
       </w:r>
       <w:r>
         <w:rPr>
           <w:b/>
           <w:bCs/>
-          <w:lang w:val="es-ES"/>
         </w:rPr>
         <w:t>agua</w:t>
       </w:r>
       <w:r>
-        <w:rPr>
-          <w:lang w:val="es-ES"/>
-        </w:rPr>
         <w:t xml:space="preserve">, </w:t>
       </w:r>
       <w:r>
         <w:rPr>
           <w:b/>
           <w:bCs/>
-          <w:lang w:val="es-ES"/>
         </w:rPr>
         <w:t>luz</w:t>
       </w:r>
       <w:r>
-        <w:rPr>
-          <w:lang w:val="es-ES"/>
-        </w:rPr>
         <w:t xml:space="preserve"> y cobros del condominio de manera totalmente fragmentada, abriendo múltiples portales bancarios o haciendo filas externas, lo que consume valioso tiempo mensual.</w:t>
       </w:r>
     </w:p>
@@ -868,37 +525,15 @@
         <w:rPr>
           <w:b/>
           <w:bCs/>
-          <w:lang w:val="en-US"/>
-        </w:rPr>
-      </w:pPr>
-      <w:proofErr w:type="spellStart"/>
-      <w:r>
-        <w:rPr>
-          <w:b/>
-          <w:bCs/>
-          <w:lang w:val="en-US"/>
-        </w:rPr>
-        <w:t>Problemas</w:t>
-      </w:r>
-      <w:proofErr w:type="spellEnd"/>
-      <w:r>
-        <w:rPr>
-          <w:b/>
-          <w:bCs/>
-          <w:lang w:val="en-US"/>
-        </w:rPr>
-        <w:t xml:space="preserve"> </w:t>
-      </w:r>
-      <w:proofErr w:type="spellStart"/>
-      <w:r>
-        <w:rPr>
-          <w:b/>
-          <w:bCs/>
-          <w:lang w:val="en-US"/>
-        </w:rPr>
-        <w:t>Identificados</w:t>
-      </w:r>
-      <w:proofErr w:type="spellEnd"/>
+        </w:rPr>
+      </w:pPr>
+      <w:r>
+        <w:rPr>
+          <w:b/>
+          <w:bCs/>
+        </w:rPr>
+        <w:t>Problemas Identificados</w:t>
+      </w:r>
     </w:p>
     <w:p>
       <w:pPr>
@@ -906,36 +541,25 @@
           <w:ilvl w:val="0"/>
           <w:numId w:val="21"/>
         </w:numPr>
-        <w:rPr>
-          <w:lang w:val="es-ES"/>
-        </w:rPr>
-      </w:pPr>
-      <w:r>
-        <w:rPr>
-          <w:b/>
-          <w:bCs/>
-          <w:lang w:val="es-ES"/>
+      </w:pPr>
+      <w:r>
+        <w:rPr>
+          <w:b/>
+          <w:bCs/>
         </w:rPr>
         <w:t>Falta de Conciliación Automática:</w:t>
       </w:r>
       <w:r>
-        <w:rPr>
-          <w:lang w:val="es-ES"/>
-        </w:rPr>
         <w:t xml:space="preserve"> Los administradores pierden decenas de horas cruzando depósitos bancarios, lo que genera retrasos en el </w:t>
       </w:r>
       <w:r>
         <w:rPr>
           <w:b/>
           <w:bCs/>
-          <w:lang w:val="es-ES"/>
         </w:rPr>
         <w:t>sistema contable de despensas</w:t>
       </w:r>
       <w:r>
-        <w:rPr>
-          <w:lang w:val="es-ES"/>
-        </w:rPr>
         <w:t>.</w:t>
       </w:r>
     </w:p>
@@ -945,64 +569,45 @@
           <w:ilvl w:val="0"/>
           <w:numId w:val="21"/>
         </w:numPr>
-        <w:rPr>
-          <w:lang w:val="es-ES"/>
-        </w:rPr>
-      </w:pPr>
-      <w:r>
-        <w:rPr>
-          <w:b/>
-          <w:bCs/>
-          <w:lang w:val="es-ES"/>
+      </w:pPr>
+      <w:r>
+        <w:rPr>
+          <w:b/>
+          <w:bCs/>
         </w:rPr>
         <w:t>Fricción y Rigidez en los Pagos Mensuales:</w:t>
       </w:r>
       <w:r>
-        <w:rPr>
-          <w:lang w:val="es-ES"/>
-        </w:rPr>
         <w:t xml:space="preserve"> El copropietario experimenta una alta molestia al no tener un lugar único donde visualizar sus deudas y decidir de manera flexible qué pagar según su disponibilidad económica del momento (pagar la </w:t>
       </w:r>
       <w:r>
         <w:rPr>
           <w:b/>
           <w:bCs/>
-          <w:lang w:val="es-ES"/>
         </w:rPr>
         <w:t>luz</w:t>
       </w:r>
       <w:r>
-        <w:rPr>
-          <w:lang w:val="es-ES"/>
-        </w:rPr>
         <w:t xml:space="preserve"> hoy, el </w:t>
       </w:r>
       <w:r>
         <w:rPr>
           <w:b/>
           <w:bCs/>
-          <w:lang w:val="es-ES"/>
         </w:rPr>
         <w:t>agua</w:t>
       </w:r>
       <w:r>
-        <w:rPr>
-          <w:lang w:val="es-ES"/>
-        </w:rPr>
         <w:t xml:space="preserve"> mañana o la </w:t>
       </w:r>
       <w:r>
         <w:rPr>
           <w:b/>
           <w:bCs/>
-          <w:lang w:val="es-ES"/>
         </w:rPr>
         <w:t>despensa</w:t>
       </w:r>
       <w:r>
-        <w:rPr>
-          <w:lang w:val="es-ES"/>
-        </w:rPr>
         <w:t xml:space="preserve"> a fin de mes).</w:t>
       </w:r>
     </w:p>
@@ -1012,36 +617,25 @@
           <w:ilvl w:val="0"/>
           <w:numId w:val="21"/>
         </w:numPr>
-        <w:rPr>
-          <w:lang w:val="es-ES"/>
-        </w:rPr>
-      </w:pPr>
-      <w:r>
-        <w:rPr>
-          <w:b/>
-          <w:bCs/>
-          <w:lang w:val="es-ES"/>
+      </w:pPr>
+      <w:r>
+        <w:rPr>
+          <w:b/>
+          <w:bCs/>
         </w:rPr>
         <w:t>Desorden en las Áreas Comunes:</w:t>
       </w:r>
       <w:r>
-        <w:rPr>
-          <w:lang w:val="es-ES"/>
-        </w:rPr>
         <w:t xml:space="preserve"> Al no contar con un flujo de </w:t>
       </w:r>
       <w:r>
         <w:rPr>
           <w:b/>
           <w:bCs/>
-          <w:lang w:val="es-ES"/>
         </w:rPr>
         <w:t>agendamiento</w:t>
       </w:r>
       <w:r>
-        <w:rPr>
-          <w:lang w:val="es-ES"/>
-        </w:rPr>
         <w:t xml:space="preserve"> parametrizado, se generan cruces y disputas entre vecinos por la reserva de espacios.</w:t>
       </w:r>
     </w:p>
@@ -1050,14 +644,12 @@
         <w:rPr>
           <w:b/>
           <w:bCs/>
-          <w:lang w:val="es-ES"/>
-        </w:rPr>
-      </w:pPr>
-      <w:r>
-        <w:rPr>
-          <w:b/>
-          <w:bCs/>
-          <w:lang w:val="es-ES"/>
+        </w:rPr>
+      </w:pPr>
+      <w:r>
+        <w:rPr>
+          <w:b/>
+          <w:bCs/>
         </w:rPr>
         <w:t>Modelo Financiero de Cobro Flexible (Flujo Económico)</w:t>
       </w:r>
@@ -1068,28 +660,18 @@
           <w:ilvl w:val="0"/>
           <w:numId w:val="22"/>
         </w:numPr>
-        <w:rPr>
-          <w:lang w:val="es-ES"/>
-        </w:rPr>
-      </w:pPr>
-      <w:r>
-        <w:rPr>
-          <w:lang w:val="es-ES"/>
-        </w:rPr>
+      </w:pPr>
+      <w:r>
         <w:t xml:space="preserve">El sistema genera automáticamente el Aviso de Cobranza en el </w:t>
       </w:r>
       <w:r>
         <w:rPr>
           <w:b/>
           <w:bCs/>
-          <w:lang w:val="es-ES"/>
         </w:rPr>
         <w:t>sistema contable de despensas</w:t>
       </w:r>
       <w:r>
-        <w:rPr>
-          <w:lang w:val="es-ES"/>
-        </w:rPr>
         <w:t xml:space="preserve"> al inicio del mes.</w:t>
       </w:r>
     </w:p>
@@ -1099,14 +681,8 @@
           <w:ilvl w:val="0"/>
           <w:numId w:val="22"/>
         </w:numPr>
-        <w:rPr>
-          <w:lang w:val="es-ES"/>
-        </w:rPr>
-      </w:pPr>
-      <w:r>
-        <w:rPr>
-          <w:lang w:val="es-ES"/>
-        </w:rPr>
+      </w:pPr>
+      <w:r>
         <w:t>El residente ingresa a su Portal Web o Móvil y visualiza la lista de deudas separadas por ítems.</w:t>
       </w:r>
     </w:p>
@@ -1116,56 +692,46 @@
           <w:ilvl w:val="0"/>
           <w:numId w:val="22"/>
         </w:numPr>
-        <w:rPr>
-          <w:lang w:val="es-ES"/>
-        </w:rPr>
-      </w:pPr>
-      <w:r>
-        <w:rPr>
-          <w:lang w:val="es-ES"/>
-        </w:rPr>
-        <w:t xml:space="preserve">El usuario digita los montos de sus boletas actuales de </w:t>
-      </w:r>
-      <w:r>
-        <w:rPr>
-          <w:b/>
-          <w:bCs/>
-          <w:lang w:val="es-ES"/>
+      </w:pPr>
+      <w:r>
+        <w:t>El usuario visualiza</w:t>
+      </w:r>
+      <w:r>
+        <w:t xml:space="preserve"> sus boletas actuales de </w:t>
+      </w:r>
+      <w:r>
+        <w:rPr>
+          <w:b/>
+          <w:bCs/>
         </w:rPr>
         <w:t>agua</w:t>
       </w:r>
       <w:r>
-        <w:rPr>
-          <w:lang w:val="es-ES"/>
-        </w:rPr>
-        <w:t xml:space="preserve"> y </w:t>
-      </w:r>
-      <w:r>
-        <w:rPr>
-          <w:b/>
-          <w:bCs/>
-          <w:lang w:val="es-ES"/>
+        <w:t xml:space="preserve"> o</w:t>
+      </w:r>
+      <w:r>
+        <w:t xml:space="preserve"> </w:t>
+      </w:r>
+      <w:r>
+        <w:rPr>
+          <w:b/>
+          <w:bCs/>
         </w:rPr>
         <w:t>luz</w:t>
       </w:r>
       <w:r>
-        <w:rPr>
-          <w:lang w:val="es-ES"/>
-        </w:rPr>
         <w:t>, y marca mediante casillas de selección (</w:t>
       </w:r>
+      <w:proofErr w:type="spellStart"/>
       <w:r>
         <w:rPr>
           <w:i/>
           <w:iCs/>
-          <w:lang w:val="es-ES"/>
         </w:rPr>
         <w:t>checkboxes</w:t>
       </w:r>
-      <w:r>
-        <w:rPr>
-          <w:lang w:val="es-ES"/>
-        </w:rPr>
+      <w:proofErr w:type="spellEnd"/>
+      <w:r>
         <w:t>) los conceptos específicos que desea pagar en ese instante.</w:t>
       </w:r>
     </w:p>
@@ -1175,28 +741,18 @@
           <w:ilvl w:val="0"/>
           <w:numId w:val="22"/>
         </w:numPr>
-        <w:rPr>
-          <w:lang w:val="es-ES"/>
-        </w:rPr>
-      </w:pPr>
-      <w:r>
-        <w:rPr>
-          <w:lang w:val="es-ES"/>
-        </w:rPr>
+      </w:pPr>
+      <w:r>
         <w:t xml:space="preserve">El sistema procesa la selección y genera un código QR Dinámico </w:t>
       </w:r>
       <w:r>
         <w:rPr>
           <w:b/>
           <w:bCs/>
-          <w:lang w:val="es-ES"/>
         </w:rPr>
         <w:t>únicamente por la suma de los ítems marcados</w:t>
       </w:r>
       <w:r>
-        <w:rPr>
-          <w:lang w:val="es-ES"/>
-        </w:rPr>
         <w:t>.</w:t>
       </w:r>
     </w:p>
@@ -1206,14 +762,8 @@
           <w:ilvl w:val="0"/>
           <w:numId w:val="22"/>
         </w:numPr>
-        <w:rPr>
-          <w:lang w:val="es-ES"/>
-        </w:rPr>
-      </w:pPr>
-      <w:r>
-        <w:rPr>
-          <w:lang w:val="es-ES"/>
-        </w:rPr>
+      </w:pPr>
+      <w:r>
         <w:t>El copropietario escanea y paga desde su aplicación de banca móvil de preferencia.</w:t>
       </w:r>
     </w:p>
@@ -1223,42 +773,45 @@
           <w:ilvl w:val="0"/>
           <w:numId w:val="22"/>
         </w:numPr>
-        <w:rPr>
-          <w:lang w:val="es-ES"/>
-        </w:rPr>
-      </w:pPr>
-      <w:r>
-        <w:rPr>
-          <w:lang w:val="es-ES"/>
-        </w:rPr>
-        <w:t xml:space="preserve">La pasarela procesa la transacción, dispara un Webhook, </w:t>
-      </w:r>
-      <w:r>
-        <w:rPr>
-          <w:b/>
-          <w:bCs/>
-          <w:lang w:val="es-ES"/>
-        </w:rPr>
-        <w:t>actualiza en el backend</w:t>
-      </w:r>
-      <w:r>
-        <w:rPr>
-          <w:lang w:val="es-ES"/>
-        </w:rPr>
+      </w:pPr>
+      <w:r>
+        <w:t xml:space="preserve">La pasarela procesa la transacción, dispara un </w:t>
+      </w:r>
+      <w:proofErr w:type="spellStart"/>
+      <w:r>
+        <w:t>Webhook</w:t>
+      </w:r>
+      <w:proofErr w:type="spellEnd"/>
+      <w:r>
+        <w:t xml:space="preserve">, </w:t>
+      </w:r>
+      <w:r>
+        <w:rPr>
+          <w:b/>
+          <w:bCs/>
+        </w:rPr>
+        <w:t xml:space="preserve">actualiza en el </w:t>
+      </w:r>
+      <w:proofErr w:type="spellStart"/>
+      <w:r>
+        <w:rPr>
+          <w:b/>
+          <w:bCs/>
+        </w:rPr>
+        <w:t>backend</w:t>
+      </w:r>
+      <w:proofErr w:type="spellEnd"/>
+      <w:r>
         <w:t xml:space="preserve"> el estado a "PAGADO" solo para los ítems seleccionados, asienta el </w:t>
       </w:r>
       <w:r>
         <w:rPr>
           <w:b/>
           <w:bCs/>
-          <w:lang w:val="es-ES"/>
         </w:rPr>
         <w:t>ingreso y egreso</w:t>
       </w:r>
       <w:r>
-        <w:rPr>
-          <w:lang w:val="es-ES"/>
-        </w:rPr>
         <w:t xml:space="preserve"> correspondiente y emite el recibo digital.</w:t>
       </w:r>
     </w:p>
@@ -1267,14 +820,12 @@
         <w:rPr>
           <w:b/>
           <w:bCs/>
-          <w:lang w:val="es-ES"/>
-        </w:rPr>
-      </w:pPr>
-      <w:r>
-        <w:rPr>
-          <w:b/>
-          <w:bCs/>
-          <w:lang w:val="es-ES"/>
+        </w:rPr>
+      </w:pPr>
+      <w:r>
+        <w:rPr>
+          <w:b/>
+          <w:bCs/>
         </w:rPr>
         <w:t>3. ALCANCE GENERAL Y ACTORES DEL SISTEMA</w:t>
       </w:r>
@@ -1284,45 +835,14 @@
         <w:rPr>
           <w:b/>
           <w:bCs/>
-          <w:lang w:val="en-US"/>
-        </w:rPr>
-      </w:pPr>
-      <w:proofErr w:type="spellStart"/>
-      <w:r>
-        <w:rPr>
-          <w:b/>
-          <w:bCs/>
-          <w:lang w:val="en-US"/>
-        </w:rPr>
-        <w:lastRenderedPageBreak/>
-        <w:t>Actores</w:t>
-      </w:r>
-      <w:proofErr w:type="spellEnd"/>
-      <w:r>
-        <w:rPr>
-          <w:b/>
-          <w:bCs/>
-          <w:lang w:val="en-US"/>
-        </w:rPr>
-        <w:t xml:space="preserve"> </w:t>
-      </w:r>
-      <w:proofErr w:type="gramStart"/>
-      <w:r>
-        <w:rPr>
-          <w:b/>
-          <w:bCs/>
-          <w:lang w:val="en-US"/>
-        </w:rPr>
-        <w:t>del</w:t>
-      </w:r>
-      <w:proofErr w:type="gramEnd"/>
-      <w:r>
-        <w:rPr>
-          <w:b/>
-          <w:bCs/>
-          <w:lang w:val="en-US"/>
-        </w:rPr>
-        <w:t xml:space="preserve"> Sistema</w:t>
+        </w:rPr>
+      </w:pPr>
+      <w:r>
+        <w:rPr>
+          <w:b/>
+          <w:bCs/>
+        </w:rPr>
+        <w:t>Actores del Sistema</w:t>
       </w:r>
     </w:p>
     <w:p>
@@ -1331,78 +851,56 @@
           <w:ilvl w:val="0"/>
           <w:numId w:val="23"/>
         </w:numPr>
-        <w:rPr>
-          <w:lang w:val="es-ES"/>
-        </w:rPr>
-      </w:pPr>
-      <w:r>
-        <w:rPr>
-          <w:b/>
-          <w:bCs/>
-          <w:lang w:val="es-ES"/>
-        </w:rPr>
+      </w:pPr>
+      <w:r>
+        <w:rPr>
+          <w:b/>
+          <w:bCs/>
+        </w:rPr>
+        <w:lastRenderedPageBreak/>
         <w:t>Administrador General:</w:t>
       </w:r>
       <w:r>
-        <w:rPr>
-          <w:lang w:val="es-ES"/>
-        </w:rPr>
         <w:t xml:space="preserve"> Personal encargado de la gestión operativa, </w:t>
       </w:r>
       <w:r>
         <w:rPr>
           <w:b/>
           <w:bCs/>
-          <w:lang w:val="es-ES"/>
         </w:rPr>
         <w:t>categorizar por tipo de condominio</w:t>
       </w:r>
       <w:r>
-        <w:rPr>
-          <w:lang w:val="es-ES"/>
-        </w:rPr>
         <w:t xml:space="preserve">, registrar el </w:t>
       </w:r>
       <w:r>
         <w:rPr>
           <w:b/>
           <w:bCs/>
-          <w:lang w:val="es-ES"/>
         </w:rPr>
         <w:t>control para proveedores</w:t>
       </w:r>
       <w:r>
-        <w:rPr>
-          <w:lang w:val="es-ES"/>
-        </w:rPr>
         <w:t xml:space="preserve">, ejecutar </w:t>
       </w:r>
       <w:r>
         <w:rPr>
           <w:b/>
           <w:bCs/>
-          <w:lang w:val="es-ES"/>
         </w:rPr>
         <w:t>pagos de proveedores</w:t>
       </w:r>
       <w:r>
-        <w:rPr>
-          <w:lang w:val="es-ES"/>
-        </w:rPr>
         <w:t xml:space="preserve"> y controlar el </w:t>
       </w:r>
       <w:r>
         <w:rPr>
           <w:b/>
           <w:bCs/>
-          <w:lang w:val="es-ES"/>
         </w:rPr>
         <w:t>ingreso y egreso</w:t>
       </w:r>
       <w:r>
-        <w:rPr>
-          <w:lang w:val="es-ES"/>
-        </w:rPr>
         <w:t xml:space="preserve"> del condominio.</w:t>
       </w:r>
     </w:p>
@@ -1412,206 +910,72 @@
           <w:ilvl w:val="0"/>
           <w:numId w:val="23"/>
         </w:numPr>
-        <w:rPr>
-          <w:lang w:val="es-ES"/>
-        </w:rPr>
-      </w:pPr>
-      <w:r>
-        <w:rPr>
-          <w:b/>
-          <w:bCs/>
-          <w:lang w:val="es-ES"/>
+      </w:pPr>
+      <w:r>
+        <w:rPr>
+          <w:b/>
+          <w:bCs/>
         </w:rPr>
         <w:t>Copropietario / Inquilino (Residente):</w:t>
       </w:r>
       <w:r>
-        <w:rPr>
-          <w:lang w:val="es-ES"/>
-        </w:rPr>
         <w:t xml:space="preserve"> Usuario final que ingresa los montos de sus avisos de </w:t>
       </w:r>
       <w:r>
         <w:rPr>
           <w:b/>
           <w:bCs/>
-          <w:lang w:val="es-ES"/>
         </w:rPr>
         <w:t>agua</w:t>
       </w:r>
       <w:r>
-        <w:rPr>
-          <w:lang w:val="es-ES"/>
-        </w:rPr>
         <w:t xml:space="preserve"> y </w:t>
       </w:r>
       <w:r>
         <w:rPr>
           <w:b/>
           <w:bCs/>
-          <w:lang w:val="es-ES"/>
         </w:rPr>
         <w:t>luz</w:t>
       </w:r>
       <w:r>
-        <w:rPr>
-          <w:lang w:val="es-ES"/>
-        </w:rPr>
         <w:t xml:space="preserve">, consulta el </w:t>
       </w:r>
       <w:r>
         <w:rPr>
           <w:b/>
           <w:bCs/>
-          <w:lang w:val="es-ES"/>
         </w:rPr>
         <w:t>sistema contable de despensas</w:t>
       </w:r>
       <w:r>
-        <w:rPr>
-          <w:lang w:val="es-ES"/>
-        </w:rPr>
         <w:t xml:space="preserve">, selecciona de forma modular qué pagar mediante QR y realiza el </w:t>
       </w:r>
       <w:r>
         <w:rPr>
           <w:b/>
           <w:bCs/>
-          <w:lang w:val="es-ES"/>
         </w:rPr>
         <w:t>agendamiento</w:t>
       </w:r>
       <w:r>
-        <w:rPr>
-          <w:lang w:val="es-ES"/>
-        </w:rPr>
         <w:t xml:space="preserve"> de áreas comunes.</w:t>
       </w:r>
     </w:p>
     <w:p>
       <w:pPr>
-        <w:numPr>
-          <w:ilvl w:val="0"/>
-          <w:numId w:val="23"/>
-        </w:numPr>
-        <w:rPr>
-          <w:lang w:val="es-ES"/>
-        </w:rPr>
-      </w:pPr>
-      <w:r>
-        <w:rPr>
-          <w:b/>
-          <w:bCs/>
-          <w:lang w:val="es-ES"/>
-        </w:rPr>
-        <w:t>Guardia de Seguridad / Conserje (Rol Opcional):</w:t>
-      </w:r>
-      <w:r>
-        <w:rPr>
-          <w:lang w:val="es-ES"/>
-        </w:rPr>
-        <w:t xml:space="preserve"> Personal en portería encargado de validar en el </w:t>
-      </w:r>
-      <w:r>
-        <w:rPr>
-          <w:b/>
-          <w:bCs/>
-          <w:lang w:val="es-ES"/>
-        </w:rPr>
-        <w:t>panel administrativo</w:t>
-      </w:r>
-      <w:r>
-        <w:rPr>
-          <w:lang w:val="es-ES"/>
-        </w:rPr>
-        <w:t xml:space="preserve"> las reservas activas procesadas en el </w:t>
-      </w:r>
-      <w:r>
-        <w:rPr>
-          <w:b/>
-          <w:bCs/>
-          <w:lang w:val="es-ES"/>
-        </w:rPr>
-        <w:t>agendamiento</w:t>
-      </w:r>
-      <w:r>
-        <w:rPr>
-          <w:lang w:val="es-ES"/>
-        </w:rPr>
-        <w:t>.</w:t>
-      </w:r>
-    </w:p>
-    <w:p>
-      <w:pPr>
-        <w:rPr>
-          <w:b/>
-          <w:bCs/>
-          <w:lang w:val="en-US"/>
-        </w:rPr>
-      </w:pPr>
-      <w:proofErr w:type="spellStart"/>
-      <w:r>
-        <w:rPr>
-          <w:b/>
-          <w:bCs/>
-          <w:lang w:val="en-US"/>
-        </w:rPr>
-        <w:t>Alcance</w:t>
-      </w:r>
-      <w:proofErr w:type="spellEnd"/>
-      <w:r>
-        <w:rPr>
-          <w:b/>
-          <w:bCs/>
-          <w:lang w:val="en-US"/>
-        </w:rPr>
-        <w:t xml:space="preserve"> </w:t>
-      </w:r>
-      <w:proofErr w:type="spellStart"/>
-      <w:r>
-        <w:rPr>
-          <w:b/>
-          <w:bCs/>
-          <w:lang w:val="en-US"/>
-        </w:rPr>
-        <w:t>Funcional</w:t>
-      </w:r>
-      <w:proofErr w:type="spellEnd"/>
-      <w:r>
-        <w:rPr>
-          <w:b/>
-          <w:bCs/>
-          <w:lang w:val="en-US"/>
-        </w:rPr>
-        <w:t xml:space="preserve"> </w:t>
-      </w:r>
-      <w:proofErr w:type="spellStart"/>
-      <w:r>
-        <w:rPr>
-          <w:b/>
-          <w:bCs/>
-          <w:lang w:val="en-US"/>
-        </w:rPr>
-        <w:t>por</w:t>
-      </w:r>
-      <w:proofErr w:type="spellEnd"/>
-      <w:r>
-        <w:rPr>
-          <w:b/>
-          <w:bCs/>
-          <w:lang w:val="en-US"/>
-        </w:rPr>
-        <w:t xml:space="preserve"> </w:t>
-      </w:r>
-      <w:proofErr w:type="spellStart"/>
-      <w:r>
-        <w:rPr>
-          <w:b/>
-          <w:bCs/>
-          <w:lang w:val="en-US"/>
-        </w:rPr>
-        <w:t>Componente</w:t>
-      </w:r>
-      <w:proofErr w:type="spellEnd"/>
+        <w:rPr>
+          <w:b/>
+          <w:bCs/>
+        </w:rPr>
+      </w:pPr>
+      <w:r>
+        <w:rPr>
+          <w:b/>
+          <w:bCs/>
+        </w:rPr>
+        <w:t>Alcance Funcional por Componente</w:t>
+      </w:r>
     </w:p>
     <w:p>
       <w:pPr>
@@ -1619,92 +983,65 @@
           <w:ilvl w:val="0"/>
           <w:numId w:val="24"/>
         </w:numPr>
-        <w:rPr>
-          <w:lang w:val="es-ES"/>
-        </w:rPr>
-      </w:pPr>
-      <w:r>
-        <w:rPr>
-          <w:b/>
-          <w:bCs/>
-          <w:lang w:val="es-ES"/>
+      </w:pPr>
+      <w:r>
+        <w:rPr>
+          <w:b/>
+          <w:bCs/>
         </w:rPr>
         <w:t>Panel Administrativo (Plataforma Web):</w:t>
       </w:r>
       <w:r>
-        <w:rPr>
-          <w:lang w:val="es-ES"/>
-        </w:rPr>
         <w:t xml:space="preserve"> Módulo para </w:t>
       </w:r>
       <w:r>
         <w:rPr>
           <w:b/>
           <w:bCs/>
-          <w:lang w:val="es-ES"/>
         </w:rPr>
         <w:t>categorizar por tipo de condominio</w:t>
       </w:r>
       <w:r>
-        <w:rPr>
-          <w:lang w:val="es-ES"/>
-        </w:rPr>
         <w:t xml:space="preserve">, motor de </w:t>
       </w:r>
       <w:r>
         <w:rPr>
           <w:b/>
           <w:bCs/>
-          <w:lang w:val="es-ES"/>
         </w:rPr>
         <w:t>sistema contable de despensas</w:t>
       </w:r>
       <w:r>
-        <w:rPr>
-          <w:lang w:val="es-ES"/>
-        </w:rPr>
         <w:t xml:space="preserve">, control de </w:t>
       </w:r>
       <w:r>
         <w:rPr>
           <w:b/>
           <w:bCs/>
-          <w:lang w:val="es-ES"/>
         </w:rPr>
         <w:t>ingreso y egreso</w:t>
       </w:r>
       <w:r>
-        <w:rPr>
-          <w:lang w:val="es-ES"/>
-        </w:rPr>
         <w:t xml:space="preserve">, gestión de </w:t>
       </w:r>
       <w:r>
         <w:rPr>
           <w:b/>
           <w:bCs/>
-          <w:lang w:val="es-ES"/>
         </w:rPr>
         <w:t>control para proveedores</w:t>
       </w:r>
       <w:r>
-        <w:rPr>
-          <w:lang w:val="es-ES"/>
-        </w:rPr>
         <w:t xml:space="preserve"> y parametrización del </w:t>
       </w:r>
       <w:r>
         <w:rPr>
           <w:b/>
           <w:bCs/>
-          <w:lang w:val="es-ES"/>
         </w:rPr>
         <w:t>agendamiento</w:t>
       </w:r>
       <w:r>
-        <w:rPr>
-          <w:lang w:val="es-ES"/>
-        </w:rPr>
         <w:t>.</w:t>
       </w:r>
     </w:p>
@@ -1714,64 +1051,89 @@
           <w:ilvl w:val="0"/>
           <w:numId w:val="24"/>
         </w:numPr>
-        <w:rPr>
-          <w:lang w:val="es-ES"/>
-        </w:rPr>
-      </w:pPr>
-      <w:r>
-        <w:rPr>
-          <w:b/>
-          <w:bCs/>
-          <w:lang w:val="es-ES"/>
-        </w:rPr>
-        <w:t>Portal del Propietario (Responsive / Web Móvil):</w:t>
-      </w:r>
-      <w:r>
-        <w:rPr>
-          <w:lang w:val="es-ES"/>
-        </w:rPr>
-        <w:t xml:space="preserve"> Dashboard interactivo de estado de cuenta por casillas de selección, inputs digitales editables para </w:t>
-      </w:r>
-      <w:r>
-        <w:rPr>
-          <w:b/>
-          <w:bCs/>
-          <w:lang w:val="es-ES"/>
+      </w:pPr>
+      <w:r>
+        <w:rPr>
+          <w:b/>
+          <w:bCs/>
+        </w:rPr>
+        <w:t>Portal del Propietario (</w:t>
+      </w:r>
+      <w:r>
+        <w:rPr>
+          <w:b/>
+          <w:bCs/>
+        </w:rPr>
+        <w:t>adaptable</w:t>
+      </w:r>
+      <w:r>
+        <w:rPr>
+          <w:b/>
+          <w:bCs/>
+        </w:rPr>
+        <w:t xml:space="preserve"> / Web</w:t>
+      </w:r>
+      <w:r>
+        <w:rPr>
+          <w:b/>
+          <w:bCs/>
+        </w:rPr>
+        <w:t xml:space="preserve"> y</w:t>
+      </w:r>
+      <w:r>
+        <w:rPr>
+          <w:b/>
+          <w:bCs/>
+        </w:rPr>
+        <w:t xml:space="preserve"> Móvil):</w:t>
+      </w:r>
+      <w:r>
+        <w:t xml:space="preserve"> </w:t>
+      </w:r>
+      <w:r>
+        <w:t>interactivo de estado de cuenta por casillas de selec</w:t>
+      </w:r>
+      <w:r>
+        <w:t>ción, listado de pagos de</w:t>
+      </w:r>
+      <w:r>
+        <w:t xml:space="preserve"> </w:t>
+      </w:r>
+      <w:r>
+        <w:rPr>
+          <w:b/>
+          <w:bCs/>
         </w:rPr>
         <w:t>agua</w:t>
       </w:r>
       <w:r>
-        <w:rPr>
-          <w:lang w:val="es-ES"/>
-        </w:rPr>
         <w:t xml:space="preserve"> y </w:t>
       </w:r>
       <w:r>
         <w:rPr>
           <w:b/>
           <w:bCs/>
-          <w:lang w:val="es-ES"/>
         </w:rPr>
         <w:t>luz</w:t>
       </w:r>
       <w:r>
         <w:rPr>
-          <w:lang w:val="es-ES"/>
-        </w:rPr>
+          <w:b/>
+          <w:bCs/>
+        </w:rPr>
+        <w:t xml:space="preserve"> y por pagar</w:t>
+      </w:r>
+      <w:r>
         <w:t xml:space="preserve">, botón de pago modular por QR, acceso al </w:t>
       </w:r>
       <w:r>
         <w:rPr>
           <w:b/>
           <w:bCs/>
-          <w:lang w:val="es-ES"/>
         </w:rPr>
         <w:t>agendamiento</w:t>
       </w:r>
       <w:r>
-        <w:rPr>
-          <w:lang w:val="es-ES"/>
-        </w:rPr>
         <w:t xml:space="preserve"> de áreas comunes e historial de documentos.</w:t>
       </w:r>
     </w:p>
@@ -1780,14 +1142,12 @@
         <w:rPr>
           <w:b/>
           <w:bCs/>
-          <w:lang w:val="en-US"/>
-        </w:rPr>
-      </w:pPr>
-      <w:r>
-        <w:rPr>
-          <w:b/>
-          <w:bCs/>
-          <w:lang w:val="en-US"/>
+        </w:rPr>
+      </w:pPr>
+      <w:r>
+        <w:rPr>
+          <w:b/>
+          <w:bCs/>
         </w:rPr>
         <w:t>4. ARQUITECTURA TECNOLÓGICA SUGERIDA</w:t>
       </w:r>
@@ -1798,37 +1158,51 @@
           <w:ilvl w:val="0"/>
           <w:numId w:val="25"/>
         </w:numPr>
-        <w:rPr>
-          <w:lang w:val="es-ES"/>
-        </w:rPr>
-      </w:pPr>
-      <w:r>
-        <w:rPr>
-          <w:b/>
-          <w:bCs/>
-          <w:lang w:val="es-ES"/>
-        </w:rPr>
-        <w:t>Frontend Web (Panel y Portal):</w:t>
-      </w:r>
-      <w:r>
-        <w:rPr>
-          <w:lang w:val="es-ES"/>
-        </w:rPr>
+      </w:pPr>
+      <w:proofErr w:type="spellStart"/>
+      <w:r>
+        <w:rPr>
+          <w:b/>
+          <w:bCs/>
+        </w:rPr>
+        <w:t>Frontend</w:t>
+      </w:r>
+      <w:proofErr w:type="spellEnd"/>
+      <w:r>
+        <w:rPr>
+          <w:b/>
+          <w:bCs/>
+        </w:rPr>
+        <w:t xml:space="preserve"> Web (Panel y Portal):</w:t>
+      </w:r>
+      <w:r>
         <w:t xml:space="preserve"> </w:t>
       </w:r>
       <w:r>
         <w:rPr>
           <w:b/>
           <w:bCs/>
-          <w:lang w:val="es-ES"/>
         </w:rPr>
         <w:t>Vue.js 3</w:t>
       </w:r>
       <w:r>
-        <w:rPr>
-          <w:lang w:val="es-ES"/>
-        </w:rPr>
-        <w:t xml:space="preserve"> (con Tailwind CSS). Permite construir una SPA (Single Page Application) rápida y responsiva, ideal para manejar de forma reactiva el marcado de casillas y actualización de montos en pantallas móviles.</w:t>
+        <w:t xml:space="preserve"> (con </w:t>
+      </w:r>
+      <w:proofErr w:type="spellStart"/>
+      <w:r>
+        <w:t>Tailwind</w:t>
+      </w:r>
+      <w:proofErr w:type="spellEnd"/>
+      <w:r>
+        <w:t xml:space="preserve"> CSS). Permite construir una SPA (Single Page </w:t>
+      </w:r>
+      <w:proofErr w:type="spellStart"/>
+      <w:r>
+        <w:t>Application</w:t>
+      </w:r>
+      <w:proofErr w:type="spellEnd"/>
+      <w:r>
+        <w:t>) rápida y responsiva, ideal para manejar de forma reactiva el marcado de casillas y actualización de montos en pantallas móviles.</w:t>
       </w:r>
     </w:p>
     <w:p>
@@ -1837,37 +1211,60 @@
           <w:ilvl w:val="0"/>
           <w:numId w:val="25"/>
         </w:numPr>
-        <w:rPr>
-          <w:lang w:val="es-ES"/>
-        </w:rPr>
-      </w:pPr>
-      <w:r>
-        <w:rPr>
-          <w:b/>
-          <w:bCs/>
-          <w:lang w:val="es-ES"/>
-        </w:rPr>
-        <w:t>Backend / API:</w:t>
-      </w:r>
-      <w:r>
-        <w:rPr>
-          <w:lang w:val="es-ES"/>
-        </w:rPr>
+      </w:pPr>
+      <w:proofErr w:type="spellStart"/>
+      <w:r>
+        <w:rPr>
+          <w:b/>
+          <w:bCs/>
+        </w:rPr>
+        <w:t>Backend</w:t>
+      </w:r>
+      <w:proofErr w:type="spellEnd"/>
+      <w:r>
+        <w:rPr>
+          <w:b/>
+          <w:bCs/>
+        </w:rPr>
+        <w:t xml:space="preserve"> / API:</w:t>
+      </w:r>
+      <w:r>
         <w:t xml:space="preserve"> </w:t>
       </w:r>
-      <w:r>
-        <w:rPr>
-          <w:b/>
-          <w:bCs/>
-          <w:lang w:val="es-ES"/>
-        </w:rPr>
-        <w:t>Laravel 12</w:t>
-      </w:r>
-      <w:r>
-        <w:rPr>
-          <w:lang w:val="es-ES"/>
-        </w:rPr>
-        <w:t xml:space="preserve"> (PHP). Proporciona un framework robusto para crear APIs seguras, procesar de forma dinámica las solicitudes de los QR con montos variables y manejar tareas programadas en segundo plano.</w:t>
+      <w:proofErr w:type="spellStart"/>
+      <w:r>
+        <w:rPr>
+          <w:b/>
+          <w:bCs/>
+        </w:rPr>
+        <w:t>Laravel</w:t>
+      </w:r>
+      <w:proofErr w:type="spellEnd"/>
+      <w:r>
+        <w:rPr>
+          <w:b/>
+          <w:bCs/>
+        </w:rPr>
+        <w:t xml:space="preserve"> 12</w:t>
+      </w:r>
+      <w:r>
+        <w:t xml:space="preserve"> (PHP). Proporciona un </w:t>
+      </w:r>
+      <w:proofErr w:type="spellStart"/>
+      <w:r>
+        <w:t>framework</w:t>
+      </w:r>
+      <w:proofErr w:type="spellEnd"/>
+      <w:r>
+        <w:t xml:space="preserve"> robusto para crear </w:t>
+      </w:r>
+      <w:proofErr w:type="spellStart"/>
+      <w:r>
+        <w:t>APIs</w:t>
+      </w:r>
+      <w:proofErr w:type="spellEnd"/>
+      <w:r>
+        <w:t xml:space="preserve"> seguras, procesar de forma dinámica las solicitudes de los QR con montos variables y manejar tareas programadas en segundo plano.</w:t>
       </w:r>
     </w:p>
     <w:p>
@@ -1876,51 +1273,43 @@
           <w:ilvl w:val="0"/>
           <w:numId w:val="25"/>
         </w:numPr>
-        <w:rPr>
-          <w:lang w:val="es-ES"/>
-        </w:rPr>
-      </w:pPr>
-      <w:r>
-        <w:rPr>
-          <w:b/>
-          <w:bCs/>
-          <w:lang w:val="es-ES"/>
+      </w:pPr>
+      <w:r>
+        <w:rPr>
+          <w:b/>
+          <w:bCs/>
         </w:rPr>
         <w:t>Base de Datos:</w:t>
       </w:r>
       <w:r>
-        <w:rPr>
-          <w:lang w:val="es-ES"/>
-        </w:rPr>
         <w:t xml:space="preserve"> </w:t>
       </w:r>
-      <w:r>
-        <w:rPr>
-          <w:b/>
-          <w:bCs/>
-          <w:lang w:val="es-ES"/>
+      <w:proofErr w:type="spellStart"/>
+      <w:r>
+        <w:rPr>
+          <w:b/>
+          <w:bCs/>
         </w:rPr>
         <w:t>PostgreSQL</w:t>
       </w:r>
-      <w:r>
-        <w:rPr>
-          <w:lang w:val="es-ES"/>
-        </w:rPr>
+      <w:proofErr w:type="spellEnd"/>
+      <w:r>
         <w:t xml:space="preserve">. Motor relacional de código abierto sumamente potente y seguro, ideal para garantizar la consistencia en el </w:t>
       </w:r>
       <w:r>
         <w:rPr>
           <w:b/>
           <w:bCs/>
-          <w:lang w:val="es-ES"/>
         </w:rPr>
         <w:t>sistema contable de despensas</w:t>
       </w:r>
       <w:r>
-        <w:rPr>
-          <w:lang w:val="es-ES"/>
-        </w:rPr>
-        <w:t xml:space="preserve"> y la contabilidad interna de cobros.</w:t>
+        <w:t xml:space="preserve"> y la </w:t>
+      </w:r>
+      <w:bookmarkStart w:id="0" w:name="_GoBack"/>
+      <w:bookmarkEnd w:id="0"/>
+      <w:r>
+        <w:t>contabilidad interna de cobros.</w:t>
       </w:r>
     </w:p>
     <w:p>
@@ -1929,64 +1318,49 @@
           <w:ilvl w:val="0"/>
           <w:numId w:val="25"/>
         </w:numPr>
-        <w:rPr>
-          <w:lang w:val="es-ES"/>
-        </w:rPr>
-      </w:pPr>
-      <w:r>
-        <w:rPr>
-          <w:b/>
-          <w:bCs/>
-          <w:lang w:val="es-ES"/>
+      </w:pPr>
+      <w:r>
+        <w:rPr>
+          <w:b/>
+          <w:bCs/>
         </w:rPr>
         <w:t>Infraestructura y Despliegue:</w:t>
       </w:r>
       <w:r>
-        <w:rPr>
-          <w:lang w:val="es-ES"/>
-        </w:rPr>
         <w:t xml:space="preserve"> Contenedores de </w:t>
       </w:r>
-      <w:r>
-        <w:rPr>
-          <w:b/>
-          <w:bCs/>
-          <w:lang w:val="es-ES"/>
+      <w:proofErr w:type="spellStart"/>
+      <w:r>
+        <w:rPr>
+          <w:b/>
+          <w:bCs/>
         </w:rPr>
         <w:t>Docker</w:t>
       </w:r>
-      <w:r>
-        <w:rPr>
-          <w:lang w:val="es-ES"/>
-        </w:rPr>
+      <w:proofErr w:type="spellEnd"/>
+      <w:r>
         <w:t xml:space="preserve">, servidor web inverso </w:t>
       </w:r>
-      <w:r>
-        <w:rPr>
-          <w:b/>
-          <w:bCs/>
-          <w:lang w:val="es-ES"/>
+      <w:proofErr w:type="spellStart"/>
+      <w:r>
+        <w:rPr>
+          <w:b/>
+          <w:bCs/>
         </w:rPr>
         <w:t>Nginx</w:t>
       </w:r>
-      <w:r>
-        <w:rPr>
-          <w:lang w:val="es-ES"/>
-        </w:rPr>
+      <w:proofErr w:type="spellEnd"/>
+      <w:r>
         <w:t xml:space="preserve"> y sistema operativo base </w:t>
       </w:r>
       <w:r>
         <w:rPr>
           <w:b/>
           <w:bCs/>
-          <w:lang w:val="es-ES"/>
         </w:rPr>
         <w:t>Ubuntu Server</w:t>
       </w:r>
       <w:r>
-        <w:rPr>
-          <w:lang w:val="es-ES"/>
-        </w:rPr>
         <w:t xml:space="preserve"> alojados en un servidor virtual privado (VPS).</w:t>
       </w:r>
     </w:p>
@@ -1995,14 +1369,12 @@
         <w:rPr>
           <w:b/>
           <w:bCs/>
-          <w:lang w:val="es-ES"/>
-        </w:rPr>
-      </w:pPr>
-      <w:r>
-        <w:rPr>
-          <w:b/>
-          <w:bCs/>
-          <w:lang w:val="es-ES"/>
+        </w:rPr>
+      </w:pPr>
+      <w:r>
+        <w:rPr>
+          <w:b/>
+          <w:bCs/>
         </w:rPr>
         <w:t>5. MÓDULOS DETALLADOS Y REQUERIMIENTOS FUNCIONALES (EL PLIEGO DE DESARROLLO)</w:t>
       </w:r>
@@ -2012,14 +1384,12 @@
         <w:rPr>
           <w:b/>
           <w:bCs/>
-          <w:lang w:val="es-ES"/>
-        </w:rPr>
-      </w:pPr>
-      <w:r>
-        <w:rPr>
-          <w:b/>
-          <w:bCs/>
-          <w:lang w:val="es-ES"/>
+        </w:rPr>
+      </w:pPr>
+      <w:r>
+        <w:rPr>
+          <w:b/>
+          <w:bCs/>
         </w:rPr>
         <w:t>Módulo 1: Registro, Autenticación y Categorizar por Tipo de Condominio</w:t>
       </w:r>
@@ -2030,36 +1400,25 @@
           <w:ilvl w:val="0"/>
           <w:numId w:val="26"/>
         </w:numPr>
-        <w:rPr>
-          <w:lang w:val="es-ES"/>
-        </w:rPr>
-      </w:pPr>
-      <w:r>
-        <w:rPr>
-          <w:b/>
-          <w:bCs/>
-          <w:lang w:val="es-ES"/>
+      </w:pPr>
+      <w:r>
+        <w:rPr>
+          <w:b/>
+          <w:bCs/>
         </w:rPr>
         <w:t>RF-AUT-001:</w:t>
       </w:r>
       <w:r>
-        <w:rPr>
-          <w:lang w:val="es-ES"/>
-        </w:rPr>
         <w:t xml:space="preserve"> El sistema debe permitir el inicio de sesión seguro al </w:t>
       </w:r>
       <w:r>
         <w:rPr>
           <w:b/>
           <w:bCs/>
-          <w:lang w:val="es-ES"/>
         </w:rPr>
         <w:t>panel administrativo</w:t>
       </w:r>
       <w:r>
-        <w:rPr>
-          <w:lang w:val="es-ES"/>
-        </w:rPr>
         <w:t xml:space="preserve"> mediante correo electrónico y contraseña encriptada.</w:t>
       </w:r>
     </w:p>
@@ -2069,23 +1428,22 @@
           <w:ilvl w:val="0"/>
           <w:numId w:val="26"/>
         </w:numPr>
-        <w:rPr>
-          <w:lang w:val="es-ES"/>
-        </w:rPr>
-      </w:pPr>
-      <w:r>
-        <w:rPr>
-          <w:b/>
-          <w:bCs/>
-          <w:lang w:val="es-ES"/>
+      </w:pPr>
+      <w:r>
+        <w:rPr>
+          <w:b/>
+          <w:bCs/>
         </w:rPr>
         <w:t>RF-AUT-002:</w:t>
       </w:r>
       <w:r>
-        <w:rPr>
-          <w:lang w:val="es-ES"/>
-        </w:rPr>
-        <w:t xml:space="preserve"> El sistema debe permitir la recuperación de contraseñas mediante el envío de un enlace seguro al correo registrado.</w:t>
+        <w:t xml:space="preserve"> El sistema debe permitir la recuperación de contraseñas</w:t>
+      </w:r>
+      <w:r>
+        <w:t>.</w:t>
+      </w:r>
+      <w:r>
+        <w:t xml:space="preserve"> </w:t>
       </w:r>
     </w:p>
     <w:p>
@@ -2094,24 +1452,19 @@
           <w:ilvl w:val="0"/>
           <w:numId w:val="26"/>
         </w:numPr>
-        <w:rPr>
-          <w:lang w:val="es-ES"/>
-        </w:rPr>
-      </w:pPr>
-      <w:r>
-        <w:rPr>
-          <w:b/>
-          <w:bCs/>
-          <w:lang w:val="es-ES"/>
-        </w:rPr>
-        <w:lastRenderedPageBreak/>
+      </w:pPr>
+      <w:r>
+        <w:rPr>
+          <w:b/>
+          <w:bCs/>
+        </w:rPr>
         <w:t>RF-CON-003 (Categorizar por tipo de condominio):</w:t>
       </w:r>
       <w:r>
-        <w:rPr>
-          <w:lang w:val="es-ES"/>
-        </w:rPr>
-        <w:t xml:space="preserve"> El sistema debe permitir al administrador parametrizar la estructura física según se requiera: Condominio Vertical (Torres, Pisos, Departamentos) o Condominio Horizontal (Manzanas, Lotes, Casas).</w:t>
+        <w:t xml:space="preserve"> El sistema debe permitir al administrador parametrizar la estructura física según se requiera: Condominio Vertical </w:t>
+      </w:r>
+      <w:r>
+        <w:t>(Torres, Pisos, Departamentos).</w:t>
       </w:r>
     </w:p>
     <w:p>
@@ -2120,23 +1473,22 @@
           <w:ilvl w:val="0"/>
           <w:numId w:val="26"/>
         </w:numPr>
-        <w:rPr>
-          <w:lang w:val="es-ES"/>
-        </w:rPr>
-      </w:pPr>
-      <w:r>
-        <w:rPr>
-          <w:b/>
-          <w:bCs/>
-          <w:lang w:val="es-ES"/>
+      </w:pPr>
+      <w:r>
+        <w:rPr>
+          <w:b/>
+          <w:bCs/>
         </w:rPr>
         <w:t>RF-CON-004:</w:t>
       </w:r>
       <w:r>
-        <w:rPr>
-          <w:lang w:val="es-ES"/>
-        </w:rPr>
-        <w:t xml:space="preserve"> El sistema debe permitir dar de alta, modificar y dar de baja las fichas de información de los copropietarios e inquilinos asignados a cada unidad.</w:t>
+        <w:t xml:space="preserve"> El sistema debe permitir dar de alta, modificar y dar de baja las fichas de info</w:t>
+      </w:r>
+      <w:r>
+        <w:t>rmación de los copropietarios/</w:t>
+      </w:r>
+      <w:r>
+        <w:t>inquilinos asignados a cada unidad.</w:t>
       </w:r>
     </w:p>
     <w:p>
@@ -2144,14 +1496,12 @@
         <w:rPr>
           <w:b/>
           <w:bCs/>
-          <w:lang w:val="es-ES"/>
-        </w:rPr>
-      </w:pPr>
-      <w:r>
-        <w:rPr>
-          <w:b/>
-          <w:bCs/>
-          <w:lang w:val="es-ES"/>
+        </w:rPr>
+      </w:pPr>
+      <w:r>
+        <w:rPr>
+          <w:b/>
+          <w:bCs/>
         </w:rPr>
         <w:t>Módulo 2: Sistema Contable de Despensas (Ingresos)</w:t>
       </w:r>
@@ -2162,37 +1512,35 @@
           <w:ilvl w:val="0"/>
           <w:numId w:val="27"/>
         </w:numPr>
-        <w:rPr>
-          <w:lang w:val="es-ES"/>
-        </w:rPr>
-      </w:pPr>
-      <w:r>
-        <w:rPr>
-          <w:b/>
-          <w:bCs/>
-          <w:lang w:val="es-ES"/>
-        </w:rPr>
+      </w:pPr>
+      <w:r>
+        <w:rPr>
+          <w:b/>
+          <w:bCs/>
+        </w:rPr>
+        <w:lastRenderedPageBreak/>
         <w:t>RF-EXP-001:</w:t>
       </w:r>
       <w:r>
-        <w:rPr>
-          <w:lang w:val="es-ES"/>
-        </w:rPr>
         <w:t xml:space="preserve"> El sistema debe permitir al administrador configurar los montos base dentro del </w:t>
       </w:r>
       <w:r>
         <w:rPr>
           <w:b/>
           <w:bCs/>
-          <w:lang w:val="es-ES"/>
         </w:rPr>
         <w:t>sistema contable de despensas</w:t>
       </w:r>
       <w:r>
-        <w:rPr>
-          <w:lang w:val="es-ES"/>
-        </w:rPr>
-        <w:t xml:space="preserve"> diferenciando por categorías de unidades (Ej: departamentos de 1, 2 o 3 dormitorios).</w:t>
+        <w:t xml:space="preserve"> diferenciando por categorías de unidades (</w:t>
+      </w:r>
+      <w:proofErr w:type="spellStart"/>
+      <w:r>
+        <w:t>Ej</w:t>
+      </w:r>
+      <w:proofErr w:type="spellEnd"/>
+      <w:r>
+        <w:t>: departamentos de 1, 2 o 3 dormitorios).</w:t>
       </w:r>
     </w:p>
     <w:p>
@@ -2201,37 +1549,39 @@
           <w:ilvl w:val="0"/>
           <w:numId w:val="27"/>
         </w:numPr>
-        <w:rPr>
-          <w:lang w:val="es-ES"/>
-        </w:rPr>
-      </w:pPr>
-      <w:r>
-        <w:rPr>
-          <w:b/>
-          <w:bCs/>
-          <w:lang w:val="es-ES"/>
-        </w:rPr>
-        <w:t>RF-EXP-002:</w:t>
-      </w:r>
-      <w:r>
-        <w:rPr>
-          <w:lang w:val="es-ES"/>
-        </w:rPr>
-        <w:t xml:space="preserve"> El sistema debe permitir asignar ítems adicionales a cada unidad (parqueos o bauleras extras) que sumen un recargo fijo al valor del </w:t>
-      </w:r>
-      <w:r>
-        <w:rPr>
-          <w:b/>
-          <w:bCs/>
-          <w:lang w:val="es-ES"/>
+      </w:pPr>
+      <w:r>
+        <w:rPr>
+          <w:b/>
+          <w:bCs/>
+        </w:rPr>
+        <w:t>RF-EXP-002</w:t>
+      </w:r>
+      <w:r>
+        <w:rPr>
+          <w:b/>
+          <w:bCs/>
+        </w:rPr>
+        <w:t>:</w:t>
+      </w:r>
+      <w:r>
+        <w:t xml:space="preserve"> El sistema debe generar masivamente el "Aviso de Cobranza" el primer día de cada mes, aplicando automáticamente</w:t>
+      </w:r>
+      <w:r>
+        <w:t xml:space="preserve"> por correo y WhatsApp</w:t>
+      </w:r>
+      <w:r>
+        <w:t xml:space="preserve"> el monto correspondiente en el </w:t>
+      </w:r>
+      <w:r>
+        <w:rPr>
+          <w:b/>
+          <w:bCs/>
         </w:rPr>
         <w:t>sistema contable de despensas</w:t>
       </w:r>
       <w:r>
-        <w:rPr>
-          <w:lang w:val="es-ES"/>
-        </w:rPr>
-        <w:t xml:space="preserve"> base.</w:t>
+        <w:t>.</w:t>
       </w:r>
     </w:p>
     <w:p>
@@ -2240,102 +1590,36 @@
           <w:ilvl w:val="0"/>
           <w:numId w:val="27"/>
         </w:numPr>
-        <w:rPr>
-          <w:lang w:val="es-ES"/>
-        </w:rPr>
-      </w:pPr>
-      <w:r>
-        <w:rPr>
-          <w:b/>
-          <w:bCs/>
-          <w:lang w:val="es-ES"/>
-        </w:rPr>
-        <w:t>RF-EXP-003:</w:t>
-      </w:r>
-      <w:r>
-        <w:rPr>
-          <w:lang w:val="es-ES"/>
-        </w:rPr>
-        <w:t xml:space="preserve"> El sistema debe generar masivamente el "Aviso de Cobranza" el primer día de cada mes, aplicando automáticamente el monto correspondiente en el </w:t>
-      </w:r>
-      <w:r>
-        <w:rPr>
-          <w:b/>
-          <w:bCs/>
-          <w:lang w:val="es-ES"/>
-        </w:rPr>
-        <w:t>sistema contable de despensas</w:t>
-      </w:r>
-      <w:r>
-        <w:rPr>
-          <w:lang w:val="es-ES"/>
-        </w:rPr>
-        <w:t>.</w:t>
+      </w:pPr>
+      <w:r>
+        <w:rPr>
+          <w:b/>
+          <w:bCs/>
+        </w:rPr>
+        <w:t>RF-EXP-003</w:t>
+      </w:r>
+      <w:r>
+        <w:rPr>
+          <w:b/>
+          <w:bCs/>
+        </w:rPr>
+        <w:t>:</w:t>
+      </w:r>
+      <w:r>
+        <w:t xml:space="preserve"> El sistema debe generar un reporte financiero en tiempo real del Estado de Morosidad, exportable a PDF y Excel.</w:t>
       </w:r>
     </w:p>
     <w:p>
       <w:pPr>
-        <w:numPr>
-          <w:ilvl w:val="0"/>
-          <w:numId w:val="27"/>
-        </w:numPr>
-        <w:rPr>
-          <w:lang w:val="es-ES"/>
-        </w:rPr>
-      </w:pPr>
-      <w:r>
-        <w:rPr>
-          <w:b/>
-          <w:bCs/>
-          <w:lang w:val="es-ES"/>
-        </w:rPr>
-        <w:t>RF-EXP-004:</w:t>
-      </w:r>
-      <w:r>
-        <w:rPr>
-          <w:lang w:val="es-ES"/>
-        </w:rPr>
-        <w:t xml:space="preserve"> El sistema debe aplicar automáticamente un porcentaje de interés o multa fija por mora a los copropietarios que no hayan liquidado su deuda tras el día límite configurado.</w:t>
-      </w:r>
-    </w:p>
-    <w:p>
-      <w:pPr>
-        <w:numPr>
-          <w:ilvl w:val="0"/>
-          <w:numId w:val="27"/>
-        </w:numPr>
-        <w:rPr>
-          <w:lang w:val="es-ES"/>
-        </w:rPr>
-      </w:pPr>
-      <w:r>
-        <w:rPr>
-          <w:b/>
-          <w:bCs/>
-          <w:lang w:val="es-ES"/>
-        </w:rPr>
-        <w:t>RF-EXP-005:</w:t>
-      </w:r>
-      <w:r>
-        <w:rPr>
-          <w:lang w:val="es-ES"/>
-        </w:rPr>
-        <w:t xml:space="preserve"> El sistema debe generar un reporte financiero en tiempo real del Estado de Morosidad, exportable a PDF y Excel.</w:t>
-      </w:r>
-    </w:p>
-    <w:p>
-      <w:pPr>
-        <w:rPr>
-          <w:b/>
-          <w:bCs/>
-          <w:lang w:val="es-ES"/>
-        </w:rPr>
-      </w:pPr>
-      <w:r>
-        <w:rPr>
-          <w:b/>
-          <w:bCs/>
-          <w:lang w:val="es-ES"/>
+        <w:rPr>
+          <w:b/>
+          <w:bCs/>
+        </w:rPr>
+      </w:pPr>
+      <w:r>
+        <w:rPr>
+          <w:b/>
+          <w:bCs/>
         </w:rPr>
         <w:t>Módulo 3: Interfaz de Pago Independiente de Agua, Luz y Servicios</w:t>
       </w:r>
@@ -2346,51 +1630,44 @@
           <w:ilvl w:val="0"/>
           <w:numId w:val="28"/>
         </w:numPr>
-        <w:rPr>
-          <w:lang w:val="es-ES"/>
-        </w:rPr>
-      </w:pPr>
-      <w:r>
-        <w:rPr>
-          <w:b/>
-          <w:bCs/>
-          <w:lang w:val="es-ES"/>
+      </w:pPr>
+      <w:r>
+        <w:rPr>
+          <w:b/>
+          <w:bCs/>
         </w:rPr>
         <w:t>RF-SER-001:</w:t>
       </w:r>
       <w:r>
-        <w:rPr>
-          <w:lang w:val="es-ES"/>
-        </w:rPr>
         <w:t xml:space="preserve"> El sistema debe permitir al copropietario registrar los códigos de cliente de sus servicios de </w:t>
       </w:r>
       <w:r>
         <w:rPr>
           <w:b/>
           <w:bCs/>
-          <w:lang w:val="es-ES"/>
         </w:rPr>
         <w:t>agua</w:t>
       </w:r>
       <w:r>
-        <w:rPr>
-          <w:lang w:val="es-ES"/>
-        </w:rPr>
         <w:t xml:space="preserve"> y </w:t>
       </w:r>
       <w:r>
         <w:rPr>
           <w:b/>
           <w:bCs/>
-          <w:lang w:val="es-ES"/>
         </w:rPr>
         <w:t>luz</w:t>
       </w:r>
       <w:r>
-        <w:rPr>
-          <w:lang w:val="es-ES"/>
-        </w:rPr>
-        <w:t xml:space="preserve"> (CRE, DELAPAZ, Saguapac, EPSAS, etc.) una sola vez en su perfil como recordatorio.</w:t>
+        <w:t xml:space="preserve"> (CRE, DELAPAZ, </w:t>
+      </w:r>
+      <w:proofErr w:type="spellStart"/>
+      <w:r>
+        <w:t>Saguapac</w:t>
+      </w:r>
+      <w:proofErr w:type="spellEnd"/>
+      <w:r>
+        <w:t>, EPSAS, etc.) una sola vez en su perfil como recordatorio.</w:t>
       </w:r>
     </w:p>
     <w:p>
@@ -2399,51 +1676,33 @@
           <w:ilvl w:val="0"/>
           <w:numId w:val="28"/>
         </w:numPr>
-        <w:rPr>
-          <w:lang w:val="es-ES"/>
-        </w:rPr>
-      </w:pPr>
-      <w:r>
-        <w:rPr>
-          <w:b/>
-          <w:bCs/>
-          <w:lang w:val="es-ES"/>
-        </w:rPr>
-        <w:t>RF-SER-002 (Inputs Independientes):</w:t>
-      </w:r>
-      <w:r>
-        <w:rPr>
-          <w:lang w:val="es-ES"/>
-        </w:rPr>
-        <w:t xml:space="preserve"> El portal móvil del propietario debe proveer campos numéricos independientes y editables denominados "</w:t>
-      </w:r>
-      <w:r>
-        <w:rPr>
-          <w:b/>
-          <w:bCs/>
-          <w:lang w:val="es-ES"/>
-        </w:rPr>
-        <w:t>Luz</w:t>
-      </w:r>
-      <w:r>
-        <w:rPr>
-          <w:lang w:val="es-ES"/>
-        </w:rPr>
-        <w:t>" y "</w:t>
-      </w:r>
-      <w:r>
-        <w:rPr>
-          <w:b/>
-          <w:bCs/>
-          <w:lang w:val="es-ES"/>
-        </w:rPr>
-        <w:t>Agua</w:t>
-      </w:r>
-      <w:r>
-        <w:rPr>
-          <w:lang w:val="es-ES"/>
-        </w:rPr>
-        <w:t>". El usuario digita manualmente el monto exacto en Bolivianos (Bs.) de la boleta física que desea liquidar.</w:t>
+      </w:pPr>
+      <w:r>
+        <w:rPr>
+          <w:b/>
+          <w:bCs/>
+        </w:rPr>
+        <w:t>RF-SER-002 (Independientes):</w:t>
+      </w:r>
+      <w:r>
+        <w:t xml:space="preserve"> El portal </w:t>
+      </w:r>
+      <w:r>
+        <w:t>web-</w:t>
+      </w:r>
+      <w:proofErr w:type="spellStart"/>
+      <w:r>
+        <w:t>mobil</w:t>
+      </w:r>
+      <w:proofErr w:type="spellEnd"/>
+      <w:r>
+        <w:t xml:space="preserve"> del propietario debe proveer campos</w:t>
+      </w:r>
+      <w:r>
+        <w:t xml:space="preserve"> para digitar el código de la paleta “Agua o luz”</w:t>
+      </w:r>
+      <w:r>
+        <w:t>.</w:t>
       </w:r>
     </w:p>
     <w:p>
@@ -2452,92 +1711,64 @@
           <w:ilvl w:val="0"/>
           <w:numId w:val="28"/>
         </w:numPr>
-        <w:rPr>
-          <w:lang w:val="es-ES"/>
-        </w:rPr>
-      </w:pPr>
-      <w:r>
-        <w:rPr>
-          <w:b/>
-          <w:bCs/>
-          <w:lang w:val="es-ES"/>
+      </w:pPr>
+      <w:r>
+        <w:rPr>
+          <w:b/>
+          <w:bCs/>
+        </w:rPr>
+        <w:t xml:space="preserve"> </w:t>
+      </w:r>
+      <w:r>
+        <w:rPr>
+          <w:b/>
+          <w:bCs/>
         </w:rPr>
         <w:t>RF-SER-003 (Selección Flexible por Casillas):</w:t>
       </w:r>
       <w:r>
-        <w:rPr>
-          <w:lang w:val="es-ES"/>
-        </w:rPr>
         <w:t xml:space="preserve"> El sistema debe presentar todas las obligaciones vigentes desglosadas de forma separada (Monto del </w:t>
       </w:r>
       <w:r>
         <w:rPr>
           <w:b/>
           <w:bCs/>
-          <w:lang w:val="es-ES"/>
         </w:rPr>
         <w:t>sistema contable de despensas</w:t>
       </w:r>
       <w:r>
-        <w:rPr>
-          <w:lang w:val="es-ES"/>
-        </w:rPr>
         <w:t xml:space="preserve">, monto de </w:t>
       </w:r>
       <w:r>
         <w:rPr>
           <w:b/>
           <w:bCs/>
-          <w:lang w:val="es-ES"/>
         </w:rPr>
         <w:t>luz</w:t>
       </w:r>
       <w:r>
-        <w:rPr>
-          <w:lang w:val="es-ES"/>
-        </w:rPr>
         <w:t xml:space="preserve">, monto de </w:t>
       </w:r>
       <w:r>
         <w:rPr>
           <w:b/>
           <w:bCs/>
-          <w:lang w:val="es-ES"/>
         </w:rPr>
         <w:t>agua</w:t>
       </w:r>
       <w:r>
-        <w:rPr>
-          <w:lang w:val="es-ES"/>
-        </w:rPr>
-        <w:t xml:space="preserve">, y cargos por </w:t>
-      </w:r>
-      <w:r>
-        <w:rPr>
-          <w:b/>
-          <w:bCs/>
-          <w:lang w:val="es-ES"/>
-        </w:rPr>
-        <w:t>agendamiento</w:t>
-      </w:r>
-      <w:r>
-        <w:rPr>
-          <w:lang w:val="es-ES"/>
-        </w:rPr>
         <w:t>), cada una acompañada de una casilla de selección (</w:t>
       </w:r>
+      <w:proofErr w:type="spellStart"/>
       <w:r>
         <w:rPr>
           <w:i/>
           <w:iCs/>
-          <w:lang w:val="es-ES"/>
         </w:rPr>
         <w:t>checkbox</w:t>
       </w:r>
-      <w:r>
-        <w:rPr>
-          <w:lang w:val="es-ES"/>
-        </w:rPr>
+      <w:proofErr w:type="spellEnd"/>
+      <w:r>
         <w:t>).</w:t>
       </w:r>
     </w:p>
@@ -2547,23 +1778,22 @@
           <w:ilvl w:val="0"/>
           <w:numId w:val="28"/>
         </w:numPr>
-        <w:rPr>
-          <w:lang w:val="es-ES"/>
-        </w:rPr>
-      </w:pPr>
-      <w:r>
-        <w:rPr>
-          <w:b/>
-          <w:bCs/>
-          <w:lang w:val="es-ES"/>
+      </w:pPr>
+      <w:r>
+        <w:rPr>
+          <w:b/>
+          <w:bCs/>
         </w:rPr>
         <w:t>RF-SER-004 (Modularidad de Pago):</w:t>
       </w:r>
       <w:r>
-        <w:rPr>
-          <w:lang w:val="es-ES"/>
-        </w:rPr>
-        <w:t xml:space="preserve"> El copropietario podrá seleccionar libremente qué conceptos desea pagar en la transacción actual, pudiendo marcar solo uno, combinar algunos de ellos o seleccionarlos todos según su conveniencia.</w:t>
+        <w:t xml:space="preserve"> El copropietario podrá seleccionar libremente qué conceptos desea pagar en la transacción actual, pudiendo marcar solo</w:t>
+      </w:r>
+      <w:r>
+        <w:t xml:space="preserve"> uno, combinar </w:t>
+      </w:r>
+      <w:r>
+        <w:t>o seleccionarlos todos según su conveniencia.</w:t>
       </w:r>
     </w:p>
     <w:p>
@@ -2572,44 +1802,26 @@
           <w:ilvl w:val="0"/>
           <w:numId w:val="28"/>
         </w:numPr>
-        <w:rPr>
-          <w:lang w:val="es-ES"/>
-        </w:rPr>
-      </w:pPr>
-      <w:r>
-        <w:rPr>
-          <w:b/>
-          <w:bCs/>
-          <w:lang w:val="es-ES"/>
+      </w:pPr>
+      <w:r>
+        <w:rPr>
+          <w:b/>
+          <w:bCs/>
         </w:rPr>
         <w:t>RF-SER-005 (Generación de QR a la Medida):</w:t>
       </w:r>
       <w:r>
-        <w:rPr>
-          <w:lang w:val="es-ES"/>
-        </w:rPr>
         <w:t xml:space="preserve"> Al presionar el botón de pago, el sistema sumará </w:t>
       </w:r>
       <w:r>
         <w:rPr>
           <w:b/>
           <w:bCs/>
-          <w:lang w:val="es-ES"/>
         </w:rPr>
         <w:t>únicamente los ítems que el usuario haya seleccionado de forma activa</w:t>
       </w:r>
       <w:r>
-        <w:rPr>
-          <w:lang w:val="es-ES"/>
-        </w:rPr>
-        <w:t xml:space="preserve"> y </w:t>
-      </w:r>
-      <w:r>
-        <w:rPr>
-          <w:lang w:val="es-ES"/>
-        </w:rPr>
-        <w:lastRenderedPageBreak/>
-        <w:t>generará un código QR Dinámico específico por ese subtotal, permitiendo cobros y pagos totalmente separados y flexibles.</w:t>
+        <w:t xml:space="preserve"> y generará un código QR Dinámico específico por ese subtotal, permitiendo cobros y pagos totalmente separados y flexibles.</w:t>
       </w:r>
     </w:p>
     <w:p>
@@ -2617,14 +1829,12 @@
         <w:rPr>
           <w:b/>
           <w:bCs/>
-          <w:lang w:val="es-ES"/>
-        </w:rPr>
-      </w:pPr>
-      <w:r>
-        <w:rPr>
-          <w:b/>
-          <w:bCs/>
-          <w:lang w:val="es-ES"/>
+        </w:rPr>
+      </w:pPr>
+      <w:r>
+        <w:rPr>
+          <w:b/>
+          <w:bCs/>
         </w:rPr>
         <w:t>Módulo 4: Control para Proveedores y Pagos de Proveedores (Egresos)</w:t>
       </w:r>
@@ -2635,22 +1845,15 @@
           <w:ilvl w:val="0"/>
           <w:numId w:val="29"/>
         </w:numPr>
-        <w:rPr>
-          <w:lang w:val="es-ES"/>
-        </w:rPr>
-      </w:pPr>
-      <w:r>
-        <w:rPr>
-          <w:b/>
-          <w:bCs/>
-          <w:lang w:val="es-ES"/>
+      </w:pPr>
+      <w:r>
+        <w:rPr>
+          <w:b/>
+          <w:bCs/>
         </w:rPr>
         <w:t>RF-PRO-001 (Control para proveedores):</w:t>
       </w:r>
       <w:r>
-        <w:rPr>
-          <w:lang w:val="es-ES"/>
-        </w:rPr>
         <w:t xml:space="preserve"> El sistema debe permitir registrar, categorizar y administrar las fichas de los proveedores institucionales con sus datos de contacto, NIT y contratos vigentes (Seguridad, Limpieza, Mantenimiento).</w:t>
       </w:r>
     </w:p>
@@ -2660,23 +1863,22 @@
           <w:ilvl w:val="0"/>
           <w:numId w:val="29"/>
         </w:numPr>
-        <w:rPr>
-          <w:lang w:val="es-ES"/>
-        </w:rPr>
-      </w:pPr>
-      <w:r>
-        <w:rPr>
-          <w:b/>
-          <w:bCs/>
-          <w:lang w:val="es-ES"/>
+      </w:pPr>
+      <w:r>
+        <w:rPr>
+          <w:b/>
+          <w:bCs/>
         </w:rPr>
         <w:t>RF-PRO-002 (Pagos de proveedores):</w:t>
       </w:r>
       <w:r>
-        <w:rPr>
-          <w:lang w:val="es-ES"/>
-        </w:rPr>
-        <w:t xml:space="preserve"> El sistema debe permitir registrar cada egreso efectuado, asociándolo a un proveedor específico, un número de factura/recibo y adjuntando el comprobante digital de la transferencia bancaria.</w:t>
+        <w:t xml:space="preserve"> El sistema debe permitir registrar cada egreso efectuado, asociándolo a un proveedor e</w:t>
+      </w:r>
+      <w:r>
+        <w:t xml:space="preserve">specífico, un número de </w:t>
+      </w:r>
+      <w:r>
+        <w:t>recibo y adjuntando el comprobante digital de la transferencia bancaria.</w:t>
       </w:r>
     </w:p>
     <w:p>
@@ -2685,66 +1887,85 @@
           <w:ilvl w:val="0"/>
           <w:numId w:val="29"/>
         </w:numPr>
-        <w:rPr>
-          <w:lang w:val="es-ES"/>
-        </w:rPr>
-      </w:pPr>
-      <w:r>
-        <w:rPr>
-          <w:b/>
-          <w:bCs/>
-          <w:lang w:val="es-ES"/>
+      </w:pPr>
+      <w:r>
+        <w:rPr>
+          <w:b/>
+          <w:bCs/>
         </w:rPr>
         <w:t>RF-PRO-003 (Ingreso y egreso):</w:t>
       </w:r>
       <w:r>
-        <w:rPr>
-          <w:lang w:val="es-ES"/>
-        </w:rPr>
         <w:t xml:space="preserve"> El sistema debe generar un reporte automático de flujo de caja que consolide en tiempo real todo el </w:t>
       </w:r>
       <w:r>
         <w:rPr>
           <w:b/>
           <w:bCs/>
-          <w:lang w:val="es-ES"/>
         </w:rPr>
         <w:t>ingreso y egreso</w:t>
       </w:r>
       <w:r>
-        <w:rPr>
-          <w:lang w:val="es-ES"/>
-        </w:rPr>
         <w:t xml:space="preserve"> del condominio, permitiendo al administrador auditar la salud financiera desde el </w:t>
       </w:r>
       <w:r>
         <w:rPr>
           <w:b/>
           <w:bCs/>
-          <w:lang w:val="es-ES"/>
         </w:rPr>
         <w:t>panel administrativo</w:t>
       </w:r>
       <w:r>
-        <w:rPr>
-          <w:lang w:val="es-ES"/>
-        </w:rPr>
         <w:t>.</w:t>
       </w:r>
     </w:p>
     <w:p>
       <w:pPr>
-        <w:rPr>
-          <w:b/>
-          <w:bCs/>
-          <w:lang w:val="es-ES"/>
-        </w:rPr>
-      </w:pPr>
-      <w:r>
-        <w:rPr>
-          <w:b/>
-          <w:bCs/>
-          <w:lang w:val="es-ES"/>
+        <w:numPr>
+          <w:ilvl w:val="0"/>
+          <w:numId w:val="29"/>
+        </w:numPr>
+      </w:pPr>
+      <w:r>
+        <w:rPr>
+          <w:b/>
+          <w:bCs/>
+        </w:rPr>
+        <w:t>RF-PRO-004 (Registro de Egresos Menores e Insumos):</w:t>
+      </w:r>
+      <w:r>
+        <w:t xml:space="preserve"> El sistema debe permitir al administrador registrar egresos directos que no dependan necesariamente de un contrato </w:t>
+      </w:r>
+      <w:r>
+        <w:lastRenderedPageBreak/>
+        <w:t>de proveedor institucional (tales como compra de materiales de mantenimiento, insumos de limpieza, papelería o reparaciones de emergencia), permitiendo car</w:t>
+      </w:r>
+      <w:r>
+        <w:t xml:space="preserve">gar una foto o PDF del recibo </w:t>
+      </w:r>
+      <w:r>
+        <w:t>correspondiente para el respaldo del flujo de caja.</w:t>
+      </w:r>
+    </w:p>
+    <w:p>
+      <w:pPr>
+        <w:rPr>
+          <w:b/>
+          <w:bCs/>
+        </w:rPr>
+      </w:pPr>
+    </w:p>
+    <w:p>
+      <w:pPr>
+        <w:rPr>
+          <w:b/>
+          <w:bCs/>
+        </w:rPr>
+      </w:pPr>
+      <w:r>
+        <w:rPr>
+          <w:b/>
+          <w:bCs/>
         </w:rPr>
         <w:t>Módulo 5: Agendamiento (Reservas de Áreas Comunes)</w:t>
       </w:r>
@@ -2755,59 +1976,44 @@
           <w:ilvl w:val="0"/>
           <w:numId w:val="30"/>
         </w:numPr>
-        <w:rPr>
-          <w:lang w:val="es-ES"/>
-        </w:rPr>
-      </w:pPr>
-      <w:r>
-        <w:rPr>
-          <w:b/>
-          <w:bCs/>
-          <w:lang w:val="es-ES"/>
+      </w:pPr>
+      <w:r>
+        <w:rPr>
+          <w:b/>
+          <w:bCs/>
         </w:rPr>
         <w:t>RF-AGE-001 (Parametrización):</w:t>
       </w:r>
       <w:r>
-        <w:rPr>
-          <w:lang w:val="es-ES"/>
-        </w:rPr>
         <w:t xml:space="preserve"> El sistema debe permitir al administrador dar de alta y parametrizar dentro del módulo de </w:t>
       </w:r>
       <w:r>
         <w:rPr>
           <w:b/>
           <w:bCs/>
-          <w:lang w:val="es-ES"/>
         </w:rPr>
         <w:t>agendamiento</w:t>
       </w:r>
       <w:r>
-        <w:rPr>
-          <w:lang w:val="es-ES"/>
-        </w:rPr>
         <w:t xml:space="preserve"> todas las áreas comunes disponibles en el condominio (</w:t>
       </w:r>
-      <w:proofErr w:type="spellStart"/>
-      <w:r>
-        <w:rPr>
-          <w:lang w:val="es-ES"/>
-        </w:rPr>
-        <w:t>Churra</w:t>
-      </w:r>
-      <w:bookmarkStart w:id="0" w:name="_GoBack"/>
-      <w:bookmarkEnd w:id="0"/>
-      <w:r>
-        <w:rPr>
-          <w:lang w:val="es-ES"/>
-        </w:rPr>
-        <w:t>squeras</w:t>
-      </w:r>
-      <w:proofErr w:type="spellEnd"/>
-      <w:r>
-        <w:rPr>
-          <w:lang w:val="es-ES"/>
-        </w:rPr>
-        <w:t>, Salón de Eventos, Canchas), configurando sus horarios, costos de alquiler y días de anticipación mínimos.</w:t>
+      <w:r>
+        <w:t>Churrasquerías</w:t>
+      </w:r>
+      <w:r>
+        <w:t>, Salón de Eventos, Can</w:t>
+      </w:r>
+      <w:r>
+        <w:t>chas)</w:t>
+      </w:r>
+      <w:r>
+        <w:t>, costos de alquiler</w:t>
+      </w:r>
+      <w:r>
+        <w:t>.</w:t>
+      </w:r>
+      <w:r>
+        <w:t xml:space="preserve"> </w:t>
       </w:r>
     </w:p>
     <w:p>
@@ -2816,37 +2022,30 @@
           <w:ilvl w:val="0"/>
           <w:numId w:val="30"/>
         </w:numPr>
-        <w:rPr>
-          <w:lang w:val="es-ES"/>
-        </w:rPr>
-      </w:pPr>
-      <w:r>
-        <w:rPr>
-          <w:b/>
-          <w:bCs/>
-          <w:lang w:val="es-ES"/>
-        </w:rPr>
-        <w:t>RF-AGE-002 (Reserva):</w:t>
-      </w:r>
-      <w:r>
-        <w:rPr>
-          <w:lang w:val="es-ES"/>
-        </w:rPr>
-        <w:t xml:space="preserve"> El sistema debe permitir a los copropietarios ingresar al módulo de </w:t>
-      </w:r>
-      <w:r>
-        <w:rPr>
-          <w:b/>
-          <w:bCs/>
-          <w:lang w:val="es-ES"/>
-        </w:rPr>
-        <w:t>agendamiento</w:t>
-      </w:r>
-      <w:r>
-        <w:rPr>
-          <w:lang w:val="es-ES"/>
-        </w:rPr>
-        <w:t xml:space="preserve"> desde su portal móvil para visualizar el calendario en tiempo real y reservar las áreas comunes que estén disponibles.</w:t>
+      </w:pPr>
+      <w:r>
+        <w:rPr>
+          <w:b/>
+          <w:bCs/>
+        </w:rPr>
+        <w:t>RF-AGE-002 (Visualiz</w:t>
+      </w:r>
+      <w:r>
+        <w:rPr>
+          <w:b/>
+          <w:bCs/>
+        </w:rPr>
+        <w:t>ación y Reservas</w:t>
+      </w:r>
+      <w:r>
+        <w:rPr>
+          <w:b/>
+          <w:bCs/>
+        </w:rPr>
+        <w:t>):</w:t>
+      </w:r>
+      <w:r>
+        <w:t xml:space="preserve"> El sistema debe permitir al copropietario ingresar desde su portal móvil para ver un calendario interactivo con los días/horas disponibles y agendar de forma directa e inmediata el espacio de su elección.</w:t>
       </w:r>
     </w:p>
     <w:p>
@@ -2855,88 +2054,1806 @@
           <w:ilvl w:val="0"/>
           <w:numId w:val="30"/>
         </w:numPr>
-        <w:rPr>
-          <w:lang w:val="es-ES"/>
-        </w:rPr>
-      </w:pPr>
-      <w:r>
-        <w:rPr>
-          <w:b/>
-          <w:bCs/>
-          <w:lang w:val="es-ES"/>
-        </w:rPr>
-        <w:t>RF-AGE-003:</w:t>
-      </w:r>
-      <w:r>
-        <w:rPr>
-          <w:lang w:val="es-ES"/>
-        </w:rPr>
-        <w:t xml:space="preserve"> El módulo de </w:t>
-      </w:r>
-      <w:r>
-        <w:rPr>
-          <w:b/>
-          <w:bCs/>
-          <w:lang w:val="es-ES"/>
-        </w:rPr>
-        <w:t>agendamiento</w:t>
-      </w:r>
-      <w:r>
-        <w:rPr>
-          <w:lang w:val="es-ES"/>
-        </w:rPr>
-        <w:t xml:space="preserve"> debe verificar el estado de cuenta del usuario en el </w:t>
-      </w:r>
-      <w:r>
-        <w:rPr>
-          <w:b/>
-          <w:bCs/>
-          <w:lang w:val="es-ES"/>
-        </w:rPr>
-        <w:t>sistema contable de despensas</w:t>
-      </w:r>
-      <w:r>
-        <w:rPr>
-          <w:lang w:val="es-ES"/>
-        </w:rPr>
-        <w:t xml:space="preserve"> antes de procesar una reserva; si el estado es "En Mora", el sistema debe denegar automáticamente la solicitud.</w:t>
+      </w:pPr>
+      <w:r>
+        <w:rPr>
+          <w:b/>
+          <w:bCs/>
+        </w:rPr>
+        <w:t>RF-AGE-003 (Bloqueo Temporal y Pago Inmediato):</w:t>
+      </w:r>
+      <w:r>
+        <w:t xml:space="preserve"> Al seleccionar el horario, el sistema debe bloquear el espacio temporalmente (ej. por 15 minutos) y desplegar el QR dinámico de pago de forma inmediata. Si la pasar</w:t>
+      </w:r>
+      <w:r>
+        <w:t>ela confirma el pago</w:t>
+      </w:r>
+      <w:r>
+        <w:t>, el agendamiento pasa a estado "Confirmado"; si el tiempo expira sin registrarse el pago, el espacio se libera automáticamente en el calendario para otros usuarios.</w:t>
       </w:r>
     </w:p>
     <w:p>
       <w:pPr>
+        <w:spacing w:before="100" w:beforeAutospacing="1" w:after="100" w:afterAutospacing="1" w:line="240" w:lineRule="auto"/>
+        <w:outlineLvl w:val="1"/>
+        <w:rPr>
+          <w:rFonts w:eastAsia="Times New Roman" w:cstheme="minorHAnsi"/>
+          <w:b/>
+          <w:bCs/>
+          <w:sz w:val="24"/>
+          <w:szCs w:val="24"/>
+        </w:rPr>
+      </w:pPr>
+      <w:r>
+        <w:rPr>
+          <w:rFonts w:eastAsia="Times New Roman" w:cstheme="minorHAnsi"/>
+          <w:b/>
+          <w:bCs/>
+          <w:sz w:val="24"/>
+          <w:szCs w:val="24"/>
+        </w:rPr>
+        <w:t>6. INFORME DE INTEGRACIÓN QR PARA COBROS</w:t>
+      </w:r>
+    </w:p>
+    <w:p>
+      <w:pPr>
+        <w:spacing w:before="100" w:beforeAutospacing="1" w:after="100" w:afterAutospacing="1" w:line="240" w:lineRule="auto"/>
+        <w:outlineLvl w:val="2"/>
+        <w:rPr>
+          <w:rFonts w:ascii="Times New Roman" w:eastAsia="Times New Roman" w:hAnsi="Times New Roman" w:cs="Times New Roman"/>
+          <w:b/>
+          <w:bCs/>
+          <w:sz w:val="27"/>
+          <w:szCs w:val="27"/>
+        </w:rPr>
+      </w:pPr>
+      <w:r>
+        <w:rPr>
+          <w:rFonts w:ascii="Times New Roman" w:eastAsia="Times New Roman" w:hAnsi="Times New Roman" w:cs="Times New Roman"/>
+          <w:b/>
+          <w:bCs/>
+          <w:sz w:val="27"/>
+          <w:szCs w:val="27"/>
+        </w:rPr>
+        <w:t>6.1 Análisis Comparativo de Alternativas de Integración (Bolivia)</w:t>
+      </w:r>
+    </w:p>
+    <w:p>
+      <w:pPr>
+        <w:spacing w:before="100" w:beforeAutospacing="1" w:after="100" w:afterAutospacing="1" w:line="240" w:lineRule="auto"/>
+        <w:rPr>
+          <w:rFonts w:ascii="Times New Roman" w:eastAsia="Times New Roman" w:hAnsi="Times New Roman" w:cs="Times New Roman"/>
+          <w:sz w:val="24"/>
+          <w:szCs w:val="24"/>
+        </w:rPr>
+      </w:pPr>
+      <w:r>
+        <w:rPr>
+          <w:rFonts w:ascii="Times New Roman" w:eastAsia="Times New Roman" w:hAnsi="Times New Roman" w:cs="Times New Roman"/>
+          <w:sz w:val="24"/>
+          <w:szCs w:val="24"/>
+        </w:rPr>
+        <w:t xml:space="preserve">Para la implementación del QR Dinámico y Flexible que permita el pago de las deudas del condominio y los montos manuales de </w:t>
+      </w:r>
+      <w:r>
+        <w:rPr>
+          <w:rFonts w:ascii="Times New Roman" w:eastAsia="Times New Roman" w:hAnsi="Times New Roman" w:cs="Times New Roman"/>
+          <w:b/>
+          <w:bCs/>
+          <w:sz w:val="24"/>
+          <w:szCs w:val="24"/>
+        </w:rPr>
+        <w:t>agua</w:t>
+      </w:r>
+      <w:r>
+        <w:rPr>
+          <w:rFonts w:ascii="Times New Roman" w:eastAsia="Times New Roman" w:hAnsi="Times New Roman" w:cs="Times New Roman"/>
+          <w:sz w:val="24"/>
+          <w:szCs w:val="24"/>
+        </w:rPr>
+        <w:t xml:space="preserve"> y </w:t>
+      </w:r>
+      <w:r>
+        <w:rPr>
+          <w:rFonts w:ascii="Times New Roman" w:eastAsia="Times New Roman" w:hAnsi="Times New Roman" w:cs="Times New Roman"/>
+          <w:b/>
+          <w:bCs/>
+          <w:sz w:val="24"/>
+          <w:szCs w:val="24"/>
+        </w:rPr>
+        <w:t>luz</w:t>
+      </w:r>
+      <w:r>
+        <w:rPr>
+          <w:rFonts w:ascii="Times New Roman" w:eastAsia="Times New Roman" w:hAnsi="Times New Roman" w:cs="Times New Roman"/>
+          <w:sz w:val="24"/>
+          <w:szCs w:val="24"/>
+        </w:rPr>
+        <w:t>, se evalúan las siguientes dos opciones tecnológicas presentes en el ecosistema financiero boliviano:</w:t>
+      </w:r>
+    </w:p>
+    <w:p>
+      <w:pPr>
+        <w:spacing w:before="100" w:beforeAutospacing="1" w:after="100" w:afterAutospacing="1" w:line="240" w:lineRule="auto"/>
+        <w:outlineLvl w:val="3"/>
+        <w:rPr>
+          <w:rFonts w:ascii="Times New Roman" w:eastAsia="Times New Roman" w:hAnsi="Times New Roman" w:cs="Times New Roman"/>
+          <w:b/>
+          <w:bCs/>
+          <w:sz w:val="24"/>
+          <w:szCs w:val="24"/>
+        </w:rPr>
+      </w:pPr>
+      <w:r>
+        <w:rPr>
+          <w:rFonts w:ascii="Times New Roman" w:eastAsia="Times New Roman" w:hAnsi="Times New Roman" w:cs="Times New Roman"/>
+          <w:b/>
+          <w:bCs/>
+          <w:sz w:val="24"/>
+          <w:szCs w:val="24"/>
+        </w:rPr>
+        <w:t>Matriz de Ventajas y Desventajas (Pros y Contras)</w:t>
+      </w:r>
+    </w:p>
+    <w:tbl>
+      <w:tblPr>
+        <w:tblW w:w="0" w:type="auto"/>
+        <w:tblCellSpacing w:w="15" w:type="dxa"/>
+        <w:tblCellMar>
+          <w:top w:w="15" w:type="dxa"/>
+          <w:left w:w="15" w:type="dxa"/>
+          <w:bottom w:w="15" w:type="dxa"/>
+          <w:right w:w="15" w:type="dxa"/>
+        </w:tblCellMar>
+        <w:tblLook w:val="04A0" w:firstRow="1" w:lastRow="0" w:firstColumn="1" w:lastColumn="0" w:noHBand="0" w:noVBand="1"/>
+      </w:tblPr>
+      <w:tblGrid>
+        <w:gridCol w:w="1868"/>
+        <w:gridCol w:w="3760"/>
+        <w:gridCol w:w="3335"/>
+      </w:tblGrid>
+      <w:tr>
+        <w:trPr>
+          <w:tblHeader/>
+          <w:tblCellSpacing w:w="15" w:type="dxa"/>
+        </w:trPr>
+        <w:tc>
+          <w:tcPr>
+            <w:tcW w:w="0" w:type="auto"/>
+            <w:tcBorders>
+              <w:top w:val="single" w:sz="6" w:space="0" w:color="C4C7C5"/>
+              <w:left w:val="single" w:sz="6" w:space="0" w:color="C4C7C5"/>
+              <w:bottom w:val="single" w:sz="6" w:space="0" w:color="C4C7C5"/>
+              <w:right w:val="single" w:sz="6" w:space="0" w:color="C4C7C5"/>
+            </w:tcBorders>
+            <w:tcMar>
+              <w:top w:w="120" w:type="dxa"/>
+              <w:left w:w="180" w:type="dxa"/>
+              <w:bottom w:w="120" w:type="dxa"/>
+              <w:right w:w="180" w:type="dxa"/>
+            </w:tcMar>
+            <w:vAlign w:val="center"/>
+            <w:hideMark/>
+          </w:tcPr>
+          <w:p>
+            <w:pPr>
+              <w:spacing w:after="480" w:line="240" w:lineRule="auto"/>
+              <w:rPr>
+                <w:rFonts w:ascii="Times New Roman" w:eastAsia="Times New Roman" w:hAnsi="Times New Roman" w:cs="Times New Roman"/>
+                <w:sz w:val="24"/>
+                <w:szCs w:val="24"/>
+              </w:rPr>
+            </w:pPr>
+            <w:r>
+              <w:rPr>
+                <w:rFonts w:ascii="Times New Roman" w:eastAsia="Times New Roman" w:hAnsi="Times New Roman" w:cs="Times New Roman"/>
+                <w:b/>
+                <w:bCs/>
+                <w:sz w:val="24"/>
+                <w:szCs w:val="24"/>
+              </w:rPr>
+              <w:t>Alternativa de Integración</w:t>
+            </w:r>
+          </w:p>
+        </w:tc>
+        <w:tc>
+          <w:tcPr>
+            <w:tcW w:w="0" w:type="auto"/>
+            <w:tcBorders>
+              <w:top w:val="single" w:sz="6" w:space="0" w:color="C4C7C5"/>
+              <w:left w:val="single" w:sz="6" w:space="0" w:color="C4C7C5"/>
+              <w:bottom w:val="single" w:sz="6" w:space="0" w:color="C4C7C5"/>
+              <w:right w:val="single" w:sz="6" w:space="0" w:color="C4C7C5"/>
+            </w:tcBorders>
+            <w:tcMar>
+              <w:top w:w="120" w:type="dxa"/>
+              <w:left w:w="180" w:type="dxa"/>
+              <w:bottom w:w="120" w:type="dxa"/>
+              <w:right w:w="180" w:type="dxa"/>
+            </w:tcMar>
+            <w:vAlign w:val="center"/>
+            <w:hideMark/>
+          </w:tcPr>
+          <w:p>
+            <w:pPr>
+              <w:spacing w:after="480" w:line="240" w:lineRule="auto"/>
+              <w:rPr>
+                <w:rFonts w:ascii="Times New Roman" w:eastAsia="Times New Roman" w:hAnsi="Times New Roman" w:cs="Times New Roman"/>
+                <w:sz w:val="24"/>
+                <w:szCs w:val="24"/>
+              </w:rPr>
+            </w:pPr>
+            <w:r>
+              <w:rPr>
+                <w:rFonts w:ascii="Times New Roman" w:eastAsia="Times New Roman" w:hAnsi="Times New Roman" w:cs="Times New Roman"/>
+                <w:b/>
+                <w:bCs/>
+                <w:sz w:val="24"/>
+                <w:szCs w:val="24"/>
+              </w:rPr>
+              <w:t>Pros (Ventajas)</w:t>
+            </w:r>
+          </w:p>
+        </w:tc>
+        <w:tc>
+          <w:tcPr>
+            <w:tcW w:w="0" w:type="auto"/>
+            <w:tcBorders>
+              <w:top w:val="single" w:sz="6" w:space="0" w:color="C4C7C5"/>
+              <w:left w:val="single" w:sz="6" w:space="0" w:color="C4C7C5"/>
+              <w:bottom w:val="single" w:sz="6" w:space="0" w:color="C4C7C5"/>
+              <w:right w:val="single" w:sz="6" w:space="0" w:color="C4C7C5"/>
+            </w:tcBorders>
+            <w:tcMar>
+              <w:top w:w="120" w:type="dxa"/>
+              <w:left w:w="180" w:type="dxa"/>
+              <w:bottom w:w="120" w:type="dxa"/>
+              <w:right w:w="180" w:type="dxa"/>
+            </w:tcMar>
+            <w:vAlign w:val="center"/>
+            <w:hideMark/>
+          </w:tcPr>
+          <w:p>
+            <w:pPr>
+              <w:spacing w:after="480" w:line="240" w:lineRule="auto"/>
+              <w:rPr>
+                <w:rFonts w:ascii="Times New Roman" w:eastAsia="Times New Roman" w:hAnsi="Times New Roman" w:cs="Times New Roman"/>
+                <w:sz w:val="24"/>
+                <w:szCs w:val="24"/>
+              </w:rPr>
+            </w:pPr>
+            <w:r>
+              <w:rPr>
+                <w:rFonts w:ascii="Times New Roman" w:eastAsia="Times New Roman" w:hAnsi="Times New Roman" w:cs="Times New Roman"/>
+                <w:b/>
+                <w:bCs/>
+                <w:sz w:val="24"/>
+                <w:szCs w:val="24"/>
+              </w:rPr>
+              <w:t>Contras (Desventajas)</w:t>
+            </w:r>
+          </w:p>
+        </w:tc>
+      </w:tr>
+      <w:tr>
+        <w:trPr>
+          <w:tblCellSpacing w:w="15" w:type="dxa"/>
+        </w:trPr>
+        <w:tc>
+          <w:tcPr>
+            <w:tcW w:w="0" w:type="auto"/>
+            <w:tcBorders>
+              <w:top w:val="single" w:sz="6" w:space="0" w:color="C4C7C5"/>
+              <w:left w:val="single" w:sz="6" w:space="0" w:color="C4C7C5"/>
+              <w:bottom w:val="single" w:sz="6" w:space="0" w:color="C4C7C5"/>
+              <w:right w:val="single" w:sz="6" w:space="0" w:color="C4C7C5"/>
+            </w:tcBorders>
+            <w:tcMar>
+              <w:top w:w="120" w:type="dxa"/>
+              <w:left w:w="180" w:type="dxa"/>
+              <w:bottom w:w="120" w:type="dxa"/>
+              <w:right w:w="180" w:type="dxa"/>
+            </w:tcMar>
+            <w:vAlign w:val="center"/>
+            <w:hideMark/>
+          </w:tcPr>
+          <w:p>
+            <w:pPr>
+              <w:spacing w:before="100" w:beforeAutospacing="1" w:after="100" w:afterAutospacing="1" w:line="240" w:lineRule="auto"/>
+              <w:rPr>
+                <w:rFonts w:ascii="Times New Roman" w:eastAsia="Times New Roman" w:hAnsi="Times New Roman" w:cs="Times New Roman"/>
+                <w:sz w:val="24"/>
+                <w:szCs w:val="24"/>
+              </w:rPr>
+            </w:pPr>
+            <w:r>
+              <w:rPr>
+                <w:rFonts w:ascii="Times New Roman" w:eastAsia="Times New Roman" w:hAnsi="Times New Roman" w:cs="Times New Roman"/>
+                <w:b/>
+                <w:bCs/>
+                <w:sz w:val="24"/>
+                <w:szCs w:val="24"/>
+              </w:rPr>
+              <w:t xml:space="preserve">Pasarelas de Pago </w:t>
+            </w:r>
+            <w:proofErr w:type="spellStart"/>
+            <w:r>
+              <w:rPr>
+                <w:rFonts w:ascii="Times New Roman" w:eastAsia="Times New Roman" w:hAnsi="Times New Roman" w:cs="Times New Roman"/>
+                <w:b/>
+                <w:bCs/>
+                <w:sz w:val="24"/>
+                <w:szCs w:val="24"/>
+              </w:rPr>
+              <w:t>Agregadoras</w:t>
+            </w:r>
+            <w:proofErr w:type="spellEnd"/>
+          </w:p>
+          <w:p>
+            <w:pPr>
+              <w:spacing w:after="0" w:line="240" w:lineRule="auto"/>
+              <w:rPr>
+                <w:rFonts w:ascii="Times New Roman" w:eastAsia="Times New Roman" w:hAnsi="Times New Roman" w:cs="Times New Roman"/>
+                <w:sz w:val="24"/>
+                <w:szCs w:val="24"/>
+              </w:rPr>
+            </w:pPr>
+            <w:r>
+              <w:rPr>
+                <w:rFonts w:ascii="Times New Roman" w:eastAsia="Times New Roman" w:hAnsi="Times New Roman" w:cs="Times New Roman"/>
+                <w:sz w:val="24"/>
+                <w:szCs w:val="24"/>
+              </w:rPr>
+              <w:br/>
+            </w:r>
+          </w:p>
+          <w:p>
+            <w:pPr>
+              <w:spacing w:before="100" w:beforeAutospacing="1" w:after="100" w:afterAutospacing="1" w:line="240" w:lineRule="auto"/>
+              <w:rPr>
+                <w:rFonts w:ascii="Times New Roman" w:eastAsia="Times New Roman" w:hAnsi="Times New Roman" w:cs="Times New Roman"/>
+                <w:sz w:val="24"/>
+                <w:szCs w:val="24"/>
+              </w:rPr>
+            </w:pPr>
+            <w:r>
+              <w:rPr>
+                <w:rFonts w:ascii="Times New Roman" w:eastAsia="Times New Roman" w:hAnsi="Times New Roman" w:cs="Times New Roman"/>
+                <w:i/>
+                <w:iCs/>
+                <w:sz w:val="24"/>
+                <w:szCs w:val="24"/>
+              </w:rPr>
+              <w:t>(</w:t>
+            </w:r>
+            <w:proofErr w:type="spellStart"/>
+            <w:r>
+              <w:rPr>
+                <w:rFonts w:ascii="Times New Roman" w:eastAsia="Times New Roman" w:hAnsi="Times New Roman" w:cs="Times New Roman"/>
+                <w:i/>
+                <w:iCs/>
+                <w:sz w:val="24"/>
+                <w:szCs w:val="24"/>
+              </w:rPr>
+              <w:t>Ej</w:t>
+            </w:r>
+            <w:proofErr w:type="spellEnd"/>
+            <w:r>
+              <w:rPr>
+                <w:rFonts w:ascii="Times New Roman" w:eastAsia="Times New Roman" w:hAnsi="Times New Roman" w:cs="Times New Roman"/>
+                <w:i/>
+                <w:iCs/>
+                <w:sz w:val="24"/>
+                <w:szCs w:val="24"/>
+              </w:rPr>
+              <w:t xml:space="preserve">: Libélula, </w:t>
+            </w:r>
+            <w:proofErr w:type="spellStart"/>
+            <w:r>
+              <w:rPr>
+                <w:rFonts w:ascii="Times New Roman" w:eastAsia="Times New Roman" w:hAnsi="Times New Roman" w:cs="Times New Roman"/>
+                <w:i/>
+                <w:iCs/>
+                <w:sz w:val="24"/>
+                <w:szCs w:val="24"/>
+              </w:rPr>
+              <w:t>PagosNet</w:t>
+            </w:r>
+            <w:proofErr w:type="spellEnd"/>
+            <w:r>
+              <w:rPr>
+                <w:rFonts w:ascii="Times New Roman" w:eastAsia="Times New Roman" w:hAnsi="Times New Roman" w:cs="Times New Roman"/>
+                <w:i/>
+                <w:iCs/>
+                <w:sz w:val="24"/>
+                <w:szCs w:val="24"/>
+              </w:rPr>
+              <w:t>)</w:t>
+            </w:r>
+          </w:p>
+        </w:tc>
+        <w:tc>
+          <w:tcPr>
+            <w:tcW w:w="0" w:type="auto"/>
+            <w:tcBorders>
+              <w:top w:val="single" w:sz="6" w:space="0" w:color="C4C7C5"/>
+              <w:left w:val="single" w:sz="6" w:space="0" w:color="C4C7C5"/>
+              <w:bottom w:val="single" w:sz="6" w:space="0" w:color="C4C7C5"/>
+              <w:right w:val="single" w:sz="6" w:space="0" w:color="C4C7C5"/>
+            </w:tcBorders>
+            <w:tcMar>
+              <w:top w:w="120" w:type="dxa"/>
+              <w:left w:w="180" w:type="dxa"/>
+              <w:bottom w:w="120" w:type="dxa"/>
+              <w:right w:w="180" w:type="dxa"/>
+            </w:tcMar>
+            <w:vAlign w:val="center"/>
+            <w:hideMark/>
+          </w:tcPr>
+          <w:p>
+            <w:pPr>
+              <w:spacing w:after="0" w:line="240" w:lineRule="auto"/>
+              <w:rPr>
+                <w:rFonts w:ascii="Times New Roman" w:eastAsia="Times New Roman" w:hAnsi="Times New Roman" w:cs="Times New Roman"/>
+                <w:sz w:val="24"/>
+                <w:szCs w:val="24"/>
+              </w:rPr>
+            </w:pPr>
+            <w:r>
+              <w:rPr>
+                <w:rFonts w:ascii="Times New Roman" w:eastAsia="Times New Roman" w:hAnsi="Times New Roman" w:cs="Times New Roman"/>
+                <w:b/>
+                <w:bCs/>
+                <w:sz w:val="24"/>
+                <w:szCs w:val="24"/>
+              </w:rPr>
+              <w:t>Dispersión Inteligente:</w:t>
+            </w:r>
+            <w:r>
+              <w:rPr>
+                <w:rFonts w:ascii="Times New Roman" w:eastAsia="Times New Roman" w:hAnsi="Times New Roman" w:cs="Times New Roman"/>
+                <w:sz w:val="24"/>
+                <w:szCs w:val="24"/>
+              </w:rPr>
+              <w:t xml:space="preserve"> Tienen convenios nativos con las distribuidoras de servicios. Al recibir el pago, derivan automáticamente la porción de agua y luz a la empresa pública y la despensa al </w:t>
+            </w:r>
+            <w:proofErr w:type="spellStart"/>
+            <w:r>
+              <w:rPr>
+                <w:rFonts w:ascii="Times New Roman" w:eastAsia="Times New Roman" w:hAnsi="Times New Roman" w:cs="Times New Roman"/>
+                <w:sz w:val="24"/>
+                <w:szCs w:val="24"/>
+              </w:rPr>
+              <w:t>condominio.</w:t>
+            </w:r>
+            <w:r>
+              <w:rPr>
+                <w:rFonts w:ascii="Times New Roman" w:eastAsia="Times New Roman" w:hAnsi="Times New Roman" w:cs="Times New Roman"/>
+                <w:b/>
+                <w:bCs/>
+                <w:sz w:val="24"/>
+                <w:szCs w:val="24"/>
+              </w:rPr>
+              <w:t>Costo</w:t>
+            </w:r>
+            <w:proofErr w:type="spellEnd"/>
+            <w:r>
+              <w:rPr>
+                <w:rFonts w:ascii="Times New Roman" w:eastAsia="Times New Roman" w:hAnsi="Times New Roman" w:cs="Times New Roman"/>
+                <w:b/>
+                <w:bCs/>
+                <w:sz w:val="24"/>
+                <w:szCs w:val="24"/>
+              </w:rPr>
+              <w:t xml:space="preserve"> Inicial Cero:</w:t>
+            </w:r>
+            <w:r>
+              <w:rPr>
+                <w:rFonts w:ascii="Times New Roman" w:eastAsia="Times New Roman" w:hAnsi="Times New Roman" w:cs="Times New Roman"/>
+                <w:sz w:val="24"/>
+                <w:szCs w:val="24"/>
+              </w:rPr>
+              <w:t xml:space="preserve"> No cobran por afiliación ni mantenimiento </w:t>
+            </w:r>
+            <w:r>
+              <w:rPr>
+                <w:rFonts w:ascii="Times New Roman" w:eastAsia="Times New Roman" w:hAnsi="Times New Roman" w:cs="Times New Roman"/>
+                <w:sz w:val="24"/>
+                <w:szCs w:val="24"/>
+              </w:rPr>
+              <w:lastRenderedPageBreak/>
+              <w:t>mensual (Bs. 0).</w:t>
+            </w:r>
+            <w:r>
+              <w:rPr>
+                <w:rFonts w:ascii="Times New Roman" w:eastAsia="Times New Roman" w:hAnsi="Times New Roman" w:cs="Times New Roman"/>
+                <w:b/>
+                <w:bCs/>
+                <w:sz w:val="24"/>
+                <w:szCs w:val="24"/>
+              </w:rPr>
+              <w:t>Tiempo de Salida Rápido:</w:t>
+            </w:r>
+            <w:r>
+              <w:rPr>
+                <w:rFonts w:ascii="Times New Roman" w:eastAsia="Times New Roman" w:hAnsi="Times New Roman" w:cs="Times New Roman"/>
+                <w:sz w:val="24"/>
+                <w:szCs w:val="24"/>
+              </w:rPr>
+              <w:t xml:space="preserve"> </w:t>
+            </w:r>
+            <w:proofErr w:type="spellStart"/>
+            <w:r>
+              <w:rPr>
+                <w:rFonts w:ascii="Times New Roman" w:eastAsia="Times New Roman" w:hAnsi="Times New Roman" w:cs="Times New Roman"/>
+                <w:sz w:val="24"/>
+                <w:szCs w:val="24"/>
+              </w:rPr>
+              <w:t>APIs</w:t>
+            </w:r>
+            <w:proofErr w:type="spellEnd"/>
+            <w:r>
+              <w:rPr>
+                <w:rFonts w:ascii="Times New Roman" w:eastAsia="Times New Roman" w:hAnsi="Times New Roman" w:cs="Times New Roman"/>
+                <w:sz w:val="24"/>
+                <w:szCs w:val="24"/>
+              </w:rPr>
+              <w:t xml:space="preserve"> unificadas y fáciles de integrar en </w:t>
+            </w:r>
+            <w:proofErr w:type="spellStart"/>
+            <w:r>
+              <w:rPr>
+                <w:rFonts w:ascii="Times New Roman" w:eastAsia="Times New Roman" w:hAnsi="Times New Roman" w:cs="Times New Roman"/>
+                <w:sz w:val="24"/>
+                <w:szCs w:val="24"/>
+              </w:rPr>
+              <w:t>Laravel</w:t>
+            </w:r>
+            <w:proofErr w:type="spellEnd"/>
+            <w:r>
+              <w:rPr>
+                <w:rFonts w:ascii="Times New Roman" w:eastAsia="Times New Roman" w:hAnsi="Times New Roman" w:cs="Times New Roman"/>
+                <w:sz w:val="24"/>
+                <w:szCs w:val="24"/>
+              </w:rPr>
+              <w:t>.</w:t>
+            </w:r>
+          </w:p>
+        </w:tc>
+        <w:tc>
+          <w:tcPr>
+            <w:tcW w:w="0" w:type="auto"/>
+            <w:tcBorders>
+              <w:top w:val="single" w:sz="6" w:space="0" w:color="C4C7C5"/>
+              <w:left w:val="single" w:sz="6" w:space="0" w:color="C4C7C5"/>
+              <w:bottom w:val="single" w:sz="6" w:space="0" w:color="C4C7C5"/>
+              <w:right w:val="single" w:sz="6" w:space="0" w:color="C4C7C5"/>
+            </w:tcBorders>
+            <w:tcMar>
+              <w:top w:w="120" w:type="dxa"/>
+              <w:left w:w="180" w:type="dxa"/>
+              <w:bottom w:w="120" w:type="dxa"/>
+              <w:right w:w="180" w:type="dxa"/>
+            </w:tcMar>
+            <w:vAlign w:val="center"/>
+            <w:hideMark/>
+          </w:tcPr>
+          <w:p>
+            <w:pPr>
+              <w:spacing w:after="0" w:line="240" w:lineRule="auto"/>
+              <w:rPr>
+                <w:rFonts w:ascii="Times New Roman" w:eastAsia="Times New Roman" w:hAnsi="Times New Roman" w:cs="Times New Roman"/>
+                <w:sz w:val="24"/>
+                <w:szCs w:val="24"/>
+              </w:rPr>
+            </w:pPr>
+            <w:r>
+              <w:rPr>
+                <w:rFonts w:ascii="Times New Roman" w:eastAsia="Times New Roman" w:hAnsi="Times New Roman" w:cs="Times New Roman"/>
+                <w:b/>
+                <w:bCs/>
+                <w:sz w:val="24"/>
+                <w:szCs w:val="24"/>
+              </w:rPr>
+              <w:lastRenderedPageBreak/>
+              <w:t>Comisión más alta:</w:t>
+            </w:r>
+            <w:r>
+              <w:rPr>
+                <w:rFonts w:ascii="Times New Roman" w:eastAsia="Times New Roman" w:hAnsi="Times New Roman" w:cs="Times New Roman"/>
+                <w:sz w:val="24"/>
+                <w:szCs w:val="24"/>
+              </w:rPr>
+              <w:t xml:space="preserve"> Cobran entre el </w:t>
+            </w:r>
+            <w:r>
+              <w:rPr>
+                <w:rFonts w:ascii="Times New Roman" w:eastAsia="Times New Roman" w:hAnsi="Times New Roman" w:cs="Times New Roman"/>
+                <w:b/>
+                <w:bCs/>
+                <w:sz w:val="24"/>
+                <w:szCs w:val="24"/>
+              </w:rPr>
+              <w:t>2.0% y 3.0%</w:t>
+            </w:r>
+            <w:r>
+              <w:rPr>
+                <w:rFonts w:ascii="Times New Roman" w:eastAsia="Times New Roman" w:hAnsi="Times New Roman" w:cs="Times New Roman"/>
+                <w:sz w:val="24"/>
+                <w:szCs w:val="24"/>
+              </w:rPr>
+              <w:t xml:space="preserve"> por cada transacción </w:t>
+            </w:r>
+            <w:proofErr w:type="spellStart"/>
+            <w:r>
+              <w:rPr>
+                <w:rFonts w:ascii="Times New Roman" w:eastAsia="Times New Roman" w:hAnsi="Times New Roman" w:cs="Times New Roman"/>
+                <w:sz w:val="24"/>
+                <w:szCs w:val="24"/>
+              </w:rPr>
+              <w:t>exitosa.</w:t>
+            </w:r>
+            <w:r>
+              <w:rPr>
+                <w:rFonts w:ascii="Times New Roman" w:eastAsia="Times New Roman" w:hAnsi="Times New Roman" w:cs="Times New Roman"/>
+                <w:b/>
+                <w:bCs/>
+                <w:sz w:val="24"/>
+                <w:szCs w:val="24"/>
+              </w:rPr>
+              <w:t>Tiempo</w:t>
+            </w:r>
+            <w:proofErr w:type="spellEnd"/>
+            <w:r>
+              <w:rPr>
+                <w:rFonts w:ascii="Times New Roman" w:eastAsia="Times New Roman" w:hAnsi="Times New Roman" w:cs="Times New Roman"/>
+                <w:b/>
+                <w:bCs/>
+                <w:sz w:val="24"/>
+                <w:szCs w:val="24"/>
+              </w:rPr>
+              <w:t xml:space="preserve"> de Liquidación:</w:t>
+            </w:r>
+            <w:r>
+              <w:rPr>
+                <w:rFonts w:ascii="Times New Roman" w:eastAsia="Times New Roman" w:hAnsi="Times New Roman" w:cs="Times New Roman"/>
+                <w:sz w:val="24"/>
+                <w:szCs w:val="24"/>
+              </w:rPr>
+              <w:t xml:space="preserve"> Los fondos del condominio pueden tardar de 24 a 48 horas hábiles en abonarse a su cuenta bancaria.</w:t>
+            </w:r>
+          </w:p>
+        </w:tc>
+      </w:tr>
+      <w:tr>
+        <w:trPr>
+          <w:tblCellSpacing w:w="15" w:type="dxa"/>
+        </w:trPr>
+        <w:tc>
+          <w:tcPr>
+            <w:tcW w:w="0" w:type="auto"/>
+            <w:tcBorders>
+              <w:top w:val="single" w:sz="6" w:space="0" w:color="C4C7C5"/>
+              <w:left w:val="single" w:sz="6" w:space="0" w:color="C4C7C5"/>
+              <w:bottom w:val="single" w:sz="6" w:space="0" w:color="C4C7C5"/>
+              <w:right w:val="single" w:sz="6" w:space="0" w:color="C4C7C5"/>
+            </w:tcBorders>
+            <w:tcMar>
+              <w:top w:w="120" w:type="dxa"/>
+              <w:left w:w="180" w:type="dxa"/>
+              <w:bottom w:w="120" w:type="dxa"/>
+              <w:right w:w="180" w:type="dxa"/>
+            </w:tcMar>
+            <w:vAlign w:val="center"/>
+            <w:hideMark/>
+          </w:tcPr>
+          <w:p>
+            <w:pPr>
+              <w:spacing w:before="100" w:beforeAutospacing="1" w:after="100" w:afterAutospacing="1" w:line="240" w:lineRule="auto"/>
+              <w:rPr>
+                <w:rFonts w:ascii="Times New Roman" w:eastAsia="Times New Roman" w:hAnsi="Times New Roman" w:cs="Times New Roman"/>
+                <w:sz w:val="24"/>
+                <w:szCs w:val="24"/>
+              </w:rPr>
+            </w:pPr>
+            <w:r>
+              <w:rPr>
+                <w:rFonts w:ascii="Times New Roman" w:eastAsia="Times New Roman" w:hAnsi="Times New Roman" w:cs="Times New Roman"/>
+                <w:b/>
+                <w:bCs/>
+                <w:sz w:val="24"/>
+                <w:szCs w:val="24"/>
+              </w:rPr>
+              <w:lastRenderedPageBreak/>
+              <w:t>API Directa de Entidades Financieras</w:t>
+            </w:r>
+          </w:p>
+          <w:p>
+            <w:pPr>
+              <w:spacing w:after="0" w:line="240" w:lineRule="auto"/>
+              <w:rPr>
+                <w:rFonts w:ascii="Times New Roman" w:eastAsia="Times New Roman" w:hAnsi="Times New Roman" w:cs="Times New Roman"/>
+                <w:sz w:val="24"/>
+                <w:szCs w:val="24"/>
+              </w:rPr>
+            </w:pPr>
+            <w:r>
+              <w:rPr>
+                <w:rFonts w:ascii="Times New Roman" w:eastAsia="Times New Roman" w:hAnsi="Times New Roman" w:cs="Times New Roman"/>
+                <w:sz w:val="24"/>
+                <w:szCs w:val="24"/>
+              </w:rPr>
+              <w:br/>
+            </w:r>
+          </w:p>
+          <w:p>
+            <w:pPr>
+              <w:spacing w:before="100" w:beforeAutospacing="1" w:after="100" w:afterAutospacing="1" w:line="240" w:lineRule="auto"/>
+              <w:rPr>
+                <w:rFonts w:ascii="Times New Roman" w:eastAsia="Times New Roman" w:hAnsi="Times New Roman" w:cs="Times New Roman"/>
+                <w:sz w:val="24"/>
+                <w:szCs w:val="24"/>
+              </w:rPr>
+            </w:pPr>
+            <w:r>
+              <w:rPr>
+                <w:rFonts w:ascii="Times New Roman" w:eastAsia="Times New Roman" w:hAnsi="Times New Roman" w:cs="Times New Roman"/>
+                <w:i/>
+                <w:iCs/>
+                <w:sz w:val="24"/>
+                <w:szCs w:val="24"/>
+              </w:rPr>
+              <w:t>(</w:t>
+            </w:r>
+            <w:proofErr w:type="spellStart"/>
+            <w:r>
+              <w:rPr>
+                <w:rFonts w:ascii="Times New Roman" w:eastAsia="Times New Roman" w:hAnsi="Times New Roman" w:cs="Times New Roman"/>
+                <w:i/>
+                <w:iCs/>
+                <w:sz w:val="24"/>
+                <w:szCs w:val="24"/>
+              </w:rPr>
+              <w:t>Ej</w:t>
+            </w:r>
+            <w:proofErr w:type="spellEnd"/>
+            <w:r>
+              <w:rPr>
+                <w:rFonts w:ascii="Times New Roman" w:eastAsia="Times New Roman" w:hAnsi="Times New Roman" w:cs="Times New Roman"/>
+                <w:i/>
+                <w:iCs/>
+                <w:sz w:val="24"/>
+                <w:szCs w:val="24"/>
+              </w:rPr>
+              <w:t>: BNB, BCP, Banco Unión)</w:t>
+            </w:r>
+          </w:p>
+        </w:tc>
+        <w:tc>
+          <w:tcPr>
+            <w:tcW w:w="0" w:type="auto"/>
+            <w:tcBorders>
+              <w:top w:val="single" w:sz="6" w:space="0" w:color="C4C7C5"/>
+              <w:left w:val="single" w:sz="6" w:space="0" w:color="C4C7C5"/>
+              <w:bottom w:val="single" w:sz="6" w:space="0" w:color="C4C7C5"/>
+              <w:right w:val="single" w:sz="6" w:space="0" w:color="C4C7C5"/>
+            </w:tcBorders>
+            <w:tcMar>
+              <w:top w:w="120" w:type="dxa"/>
+              <w:left w:w="180" w:type="dxa"/>
+              <w:bottom w:w="120" w:type="dxa"/>
+              <w:right w:w="180" w:type="dxa"/>
+            </w:tcMar>
+            <w:vAlign w:val="center"/>
+            <w:hideMark/>
+          </w:tcPr>
+          <w:p>
+            <w:pPr>
+              <w:spacing w:after="0" w:line="240" w:lineRule="auto"/>
+              <w:rPr>
+                <w:rFonts w:ascii="Times New Roman" w:eastAsia="Times New Roman" w:hAnsi="Times New Roman" w:cs="Times New Roman"/>
+                <w:sz w:val="24"/>
+                <w:szCs w:val="24"/>
+              </w:rPr>
+            </w:pPr>
+            <w:r>
+              <w:rPr>
+                <w:rFonts w:ascii="Times New Roman" w:eastAsia="Times New Roman" w:hAnsi="Times New Roman" w:cs="Times New Roman"/>
+                <w:b/>
+                <w:bCs/>
+                <w:sz w:val="24"/>
+                <w:szCs w:val="24"/>
+              </w:rPr>
+              <w:t>Comisiones Mínimas:</w:t>
+            </w:r>
+            <w:r>
+              <w:rPr>
+                <w:rFonts w:ascii="Times New Roman" w:eastAsia="Times New Roman" w:hAnsi="Times New Roman" w:cs="Times New Roman"/>
+                <w:sz w:val="24"/>
+                <w:szCs w:val="24"/>
+              </w:rPr>
+              <w:t xml:space="preserve"> Costo por transacción muy bajo (entre </w:t>
+            </w:r>
+            <w:r>
+              <w:rPr>
+                <w:rFonts w:ascii="Times New Roman" w:eastAsia="Times New Roman" w:hAnsi="Times New Roman" w:cs="Times New Roman"/>
+                <w:b/>
+                <w:bCs/>
+                <w:sz w:val="24"/>
+                <w:szCs w:val="24"/>
+              </w:rPr>
+              <w:t>0.5% y 1.2%</w:t>
+            </w:r>
+            <w:r>
+              <w:rPr>
+                <w:rFonts w:ascii="Times New Roman" w:eastAsia="Times New Roman" w:hAnsi="Times New Roman" w:cs="Times New Roman"/>
+                <w:sz w:val="24"/>
+                <w:szCs w:val="24"/>
+              </w:rPr>
+              <w:t xml:space="preserve">), ideal si el volumen de dinero del condominio es </w:t>
+            </w:r>
+            <w:proofErr w:type="spellStart"/>
+            <w:r>
+              <w:rPr>
+                <w:rFonts w:ascii="Times New Roman" w:eastAsia="Times New Roman" w:hAnsi="Times New Roman" w:cs="Times New Roman"/>
+                <w:sz w:val="24"/>
+                <w:szCs w:val="24"/>
+              </w:rPr>
+              <w:t>elevado.</w:t>
+            </w:r>
+            <w:r>
+              <w:rPr>
+                <w:rFonts w:ascii="Times New Roman" w:eastAsia="Times New Roman" w:hAnsi="Times New Roman" w:cs="Times New Roman"/>
+                <w:b/>
+                <w:bCs/>
+                <w:sz w:val="24"/>
+                <w:szCs w:val="24"/>
+              </w:rPr>
+              <w:t>Liquidación</w:t>
+            </w:r>
+            <w:proofErr w:type="spellEnd"/>
+            <w:r>
+              <w:rPr>
+                <w:rFonts w:ascii="Times New Roman" w:eastAsia="Times New Roman" w:hAnsi="Times New Roman" w:cs="Times New Roman"/>
+                <w:b/>
+                <w:bCs/>
+                <w:sz w:val="24"/>
+                <w:szCs w:val="24"/>
+              </w:rPr>
+              <w:t xml:space="preserve"> Inmediata:</w:t>
+            </w:r>
+            <w:r>
+              <w:rPr>
+                <w:rFonts w:ascii="Times New Roman" w:eastAsia="Times New Roman" w:hAnsi="Times New Roman" w:cs="Times New Roman"/>
+                <w:sz w:val="24"/>
+                <w:szCs w:val="24"/>
+              </w:rPr>
+              <w:t xml:space="preserve"> El dinero ingresa a la cuenta del condominio al segundo en que el copropietario escanea el QR.</w:t>
+            </w:r>
+          </w:p>
+        </w:tc>
+        <w:tc>
+          <w:tcPr>
+            <w:tcW w:w="0" w:type="auto"/>
+            <w:tcBorders>
+              <w:top w:val="single" w:sz="6" w:space="0" w:color="C4C7C5"/>
+              <w:left w:val="single" w:sz="6" w:space="0" w:color="C4C7C5"/>
+              <w:bottom w:val="single" w:sz="6" w:space="0" w:color="C4C7C5"/>
+              <w:right w:val="single" w:sz="6" w:space="0" w:color="C4C7C5"/>
+            </w:tcBorders>
+            <w:tcMar>
+              <w:top w:w="120" w:type="dxa"/>
+              <w:left w:w="180" w:type="dxa"/>
+              <w:bottom w:w="120" w:type="dxa"/>
+              <w:right w:w="180" w:type="dxa"/>
+            </w:tcMar>
+            <w:vAlign w:val="center"/>
+            <w:hideMark/>
+          </w:tcPr>
+          <w:p>
+            <w:pPr>
+              <w:spacing w:after="0" w:line="240" w:lineRule="auto"/>
+              <w:rPr>
+                <w:rFonts w:ascii="Times New Roman" w:eastAsia="Times New Roman" w:hAnsi="Times New Roman" w:cs="Times New Roman"/>
+                <w:sz w:val="24"/>
+                <w:szCs w:val="24"/>
+              </w:rPr>
+            </w:pPr>
+            <w:r>
+              <w:rPr>
+                <w:rFonts w:ascii="Times New Roman" w:eastAsia="Times New Roman" w:hAnsi="Times New Roman" w:cs="Times New Roman"/>
+                <w:b/>
+                <w:bCs/>
+                <w:sz w:val="24"/>
+                <w:szCs w:val="24"/>
+              </w:rPr>
+              <w:t>Alta Complejidad Técnica:</w:t>
+            </w:r>
+            <w:r>
+              <w:rPr>
+                <w:rFonts w:ascii="Times New Roman" w:eastAsia="Times New Roman" w:hAnsi="Times New Roman" w:cs="Times New Roman"/>
+                <w:sz w:val="24"/>
+                <w:szCs w:val="24"/>
+              </w:rPr>
+              <w:t xml:space="preserve"> El banco solo recauda para el condominio. Desarrollar la lógica para reenviar de forma externa el dinero de agua y luz a las distribuidoras requiere un desarrollo de </w:t>
+            </w:r>
+            <w:proofErr w:type="spellStart"/>
+            <w:r>
+              <w:rPr>
+                <w:rFonts w:ascii="Times New Roman" w:eastAsia="Times New Roman" w:hAnsi="Times New Roman" w:cs="Times New Roman"/>
+                <w:sz w:val="24"/>
+                <w:szCs w:val="24"/>
+              </w:rPr>
+              <w:t>backend</w:t>
+            </w:r>
+            <w:proofErr w:type="spellEnd"/>
+            <w:r>
+              <w:rPr>
+                <w:rFonts w:ascii="Times New Roman" w:eastAsia="Times New Roman" w:hAnsi="Times New Roman" w:cs="Times New Roman"/>
+                <w:sz w:val="24"/>
+                <w:szCs w:val="24"/>
+              </w:rPr>
+              <w:t xml:space="preserve"> extremadamente complejo y propenso a </w:t>
+            </w:r>
+            <w:r>
+              <w:rPr>
+                <w:rFonts w:ascii="Times New Roman" w:eastAsia="Times New Roman" w:hAnsi="Times New Roman" w:cs="Times New Roman"/>
+                <w:sz w:val="24"/>
+                <w:szCs w:val="24"/>
+              </w:rPr>
+              <w:t>fallas.</w:t>
+            </w:r>
+            <w:r>
+              <w:rPr>
+                <w:rFonts w:ascii="Times New Roman" w:eastAsia="Times New Roman" w:hAnsi="Times New Roman" w:cs="Times New Roman"/>
+                <w:b/>
+                <w:bCs/>
+                <w:sz w:val="24"/>
+                <w:szCs w:val="24"/>
+              </w:rPr>
+              <w:t xml:space="preserve"> Carga</w:t>
+            </w:r>
+            <w:r>
+              <w:rPr>
+                <w:rFonts w:ascii="Times New Roman" w:eastAsia="Times New Roman" w:hAnsi="Times New Roman" w:cs="Times New Roman"/>
+                <w:b/>
+                <w:bCs/>
+                <w:sz w:val="24"/>
+                <w:szCs w:val="24"/>
+              </w:rPr>
+              <w:t xml:space="preserve"> Burocrática y Costo Fijo:</w:t>
+            </w:r>
+            <w:r>
+              <w:rPr>
+                <w:rFonts w:ascii="Times New Roman" w:eastAsia="Times New Roman" w:hAnsi="Times New Roman" w:cs="Times New Roman"/>
+                <w:sz w:val="24"/>
+                <w:szCs w:val="24"/>
+              </w:rPr>
+              <w:t xml:space="preserve"> Exigen personería jurídica homologada y costos de apertura de canal que van desde Bs. 700 hasta Bs. 3.500.</w:t>
+            </w:r>
+          </w:p>
+        </w:tc>
+      </w:tr>
+    </w:tbl>
+    <w:p>
+      <w:pPr>
+        <w:spacing w:beforeAutospacing="1" w:after="100" w:afterAutospacing="1" w:line="240" w:lineRule="auto"/>
+        <w:rPr>
+          <w:rFonts w:ascii="Times New Roman" w:eastAsia="Times New Roman" w:hAnsi="Times New Roman" w:cs="Times New Roman"/>
+          <w:sz w:val="24"/>
+          <w:szCs w:val="24"/>
+        </w:rPr>
+      </w:pPr>
+      <w:r>
+        <w:rPr>
+          <w:rFonts w:ascii="Times New Roman" w:eastAsia="Times New Roman" w:hAnsi="Times New Roman" w:cs="Times New Roman"/>
+          <w:b/>
+          <w:bCs/>
+          <w:sz w:val="24"/>
+          <w:szCs w:val="24"/>
+        </w:rPr>
+        <w:t>Nota de Discovery (Recomendación de Ingeniería):</w:t>
+      </w:r>
+      <w:r>
+        <w:rPr>
+          <w:rFonts w:ascii="Times New Roman" w:eastAsia="Times New Roman" w:hAnsi="Times New Roman" w:cs="Times New Roman"/>
+          <w:sz w:val="24"/>
+          <w:szCs w:val="24"/>
+        </w:rPr>
+        <w:t xml:space="preserve"> Evaluando ambas opciones, la alternativa que más favorece al proyecto inicialmente es la de </w:t>
+      </w:r>
+      <w:r>
+        <w:rPr>
+          <w:rFonts w:ascii="Times New Roman" w:eastAsia="Times New Roman" w:hAnsi="Times New Roman" w:cs="Times New Roman"/>
+          <w:b/>
+          <w:bCs/>
+          <w:sz w:val="24"/>
+          <w:szCs w:val="24"/>
+        </w:rPr>
+        <w:t xml:space="preserve">Pasarelas de Pago </w:t>
+      </w:r>
+      <w:proofErr w:type="spellStart"/>
+      <w:r>
+        <w:rPr>
+          <w:rFonts w:ascii="Times New Roman" w:eastAsia="Times New Roman" w:hAnsi="Times New Roman" w:cs="Times New Roman"/>
+          <w:b/>
+          <w:bCs/>
+          <w:sz w:val="24"/>
+          <w:szCs w:val="24"/>
+        </w:rPr>
+        <w:t>Agregadoras</w:t>
+      </w:r>
+      <w:proofErr w:type="spellEnd"/>
+      <w:r>
+        <w:rPr>
+          <w:rFonts w:ascii="Times New Roman" w:eastAsia="Times New Roman" w:hAnsi="Times New Roman" w:cs="Times New Roman"/>
+          <w:sz w:val="24"/>
+          <w:szCs w:val="24"/>
+        </w:rPr>
+        <w:t xml:space="preserve">. Aunque la comisión por transacción es un poco más alta, es la única vía viable en Bolivia que soluciona de forma nativa la "Dispersión Inteligente". Al encargarse ellos de </w:t>
+      </w:r>
+      <w:proofErr w:type="spellStart"/>
+      <w:r>
+        <w:rPr>
+          <w:rFonts w:ascii="Times New Roman" w:eastAsia="Times New Roman" w:hAnsi="Times New Roman" w:cs="Times New Roman"/>
+          <w:sz w:val="24"/>
+          <w:szCs w:val="24"/>
+        </w:rPr>
+        <w:t>enrutar</w:t>
+      </w:r>
+      <w:proofErr w:type="spellEnd"/>
+      <w:r>
+        <w:rPr>
+          <w:rFonts w:ascii="Times New Roman" w:eastAsia="Times New Roman" w:hAnsi="Times New Roman" w:cs="Times New Roman"/>
+          <w:sz w:val="24"/>
+          <w:szCs w:val="24"/>
+        </w:rPr>
+        <w:t xml:space="preserve"> los fondos manuales que el usuario digite para agua y luz hacia las empresas distribuidoras, liberan a nuestro </w:t>
+      </w:r>
+      <w:proofErr w:type="spellStart"/>
+      <w:r>
+        <w:rPr>
+          <w:rFonts w:ascii="Times New Roman" w:eastAsia="Times New Roman" w:hAnsi="Times New Roman" w:cs="Times New Roman"/>
+          <w:sz w:val="24"/>
+          <w:szCs w:val="24"/>
+        </w:rPr>
+        <w:t>backend</w:t>
+      </w:r>
+      <w:proofErr w:type="spellEnd"/>
+      <w:r>
+        <w:rPr>
+          <w:rFonts w:ascii="Times New Roman" w:eastAsia="Times New Roman" w:hAnsi="Times New Roman" w:cs="Times New Roman"/>
+          <w:sz w:val="24"/>
+          <w:szCs w:val="24"/>
+        </w:rPr>
+        <w:t xml:space="preserve"> en </w:t>
+      </w:r>
+      <w:proofErr w:type="spellStart"/>
+      <w:r>
+        <w:rPr>
+          <w:rFonts w:ascii="Times New Roman" w:eastAsia="Times New Roman" w:hAnsi="Times New Roman" w:cs="Times New Roman"/>
+          <w:sz w:val="24"/>
+          <w:szCs w:val="24"/>
+        </w:rPr>
+        <w:t>Laravel</w:t>
+      </w:r>
+      <w:proofErr w:type="spellEnd"/>
+      <w:r>
+        <w:rPr>
+          <w:rFonts w:ascii="Times New Roman" w:eastAsia="Times New Roman" w:hAnsi="Times New Roman" w:cs="Times New Roman"/>
+          <w:sz w:val="24"/>
+          <w:szCs w:val="24"/>
+        </w:rPr>
+        <w:t xml:space="preserve"> de tener que gestionar interfaces bancarias complejas y riesgosas.</w:t>
+      </w:r>
+    </w:p>
+    <w:p>
+      <w:pPr>
+        <w:spacing w:before="100" w:beforeAutospacing="1" w:after="100" w:afterAutospacing="1" w:line="240" w:lineRule="auto"/>
+        <w:outlineLvl w:val="2"/>
+        <w:rPr>
+          <w:rFonts w:ascii="Times New Roman" w:eastAsia="Times New Roman" w:hAnsi="Times New Roman" w:cs="Times New Roman"/>
+          <w:b/>
+          <w:bCs/>
+          <w:sz w:val="27"/>
+          <w:szCs w:val="27"/>
+        </w:rPr>
+      </w:pPr>
+      <w:r>
+        <w:rPr>
+          <w:rFonts w:ascii="Times New Roman" w:eastAsia="Times New Roman" w:hAnsi="Times New Roman" w:cs="Times New Roman"/>
+          <w:b/>
+          <w:bCs/>
+          <w:sz w:val="27"/>
+          <w:szCs w:val="27"/>
+        </w:rPr>
+        <w:t>6.2 Requisitos Técnicos de Implementación</w:t>
+      </w:r>
+    </w:p>
+    <w:p>
+      <w:pPr>
         <w:numPr>
           <w:ilvl w:val="0"/>
-          <w:numId w:val="30"/>
+          <w:numId w:val="31"/>
         </w:numPr>
-        <w:rPr>
-          <w:lang w:val="es-ES"/>
-        </w:rPr>
-      </w:pPr>
-      <w:r>
-        <w:rPr>
-          <w:b/>
-          <w:bCs/>
-          <w:lang w:val="es-ES"/>
-        </w:rPr>
-        <w:t>RF-AGE-004:</w:t>
-      </w:r>
-      <w:r>
-        <w:rPr>
-          <w:lang w:val="es-ES"/>
-        </w:rPr>
-        <w:t xml:space="preserve"> El sistema debe cargar automáticamente el costo del alquiler o la garantía del espacio reservado como una cuenta pendiente por cobrar separada, que el usuario podrá visualizar y pagar de forma independiente o conjunta en su portal.</w:t>
+        <w:spacing w:before="100" w:beforeAutospacing="1" w:after="100" w:afterAutospacing="1" w:line="240" w:lineRule="auto"/>
+        <w:rPr>
+          <w:rFonts w:ascii="Times New Roman" w:eastAsia="Times New Roman" w:hAnsi="Times New Roman" w:cs="Times New Roman"/>
+          <w:sz w:val="24"/>
+          <w:szCs w:val="24"/>
+        </w:rPr>
+      </w:pPr>
+      <w:r>
+        <w:rPr>
+          <w:rFonts w:ascii="Times New Roman" w:eastAsia="Times New Roman" w:hAnsi="Times New Roman" w:cs="Times New Roman"/>
+          <w:b/>
+          <w:bCs/>
+          <w:sz w:val="24"/>
+          <w:szCs w:val="24"/>
+        </w:rPr>
+        <w:t>QR Dinámico Modular con Expiración (TTL):</w:t>
+      </w:r>
+      <w:r>
+        <w:rPr>
+          <w:rFonts w:ascii="Times New Roman" w:eastAsia="Times New Roman" w:hAnsi="Times New Roman" w:cs="Times New Roman"/>
+          <w:sz w:val="24"/>
+          <w:szCs w:val="24"/>
+        </w:rPr>
+        <w:t xml:space="preserve"> El </w:t>
+      </w:r>
+      <w:proofErr w:type="spellStart"/>
+      <w:r>
+        <w:rPr>
+          <w:rFonts w:ascii="Times New Roman" w:eastAsia="Times New Roman" w:hAnsi="Times New Roman" w:cs="Times New Roman"/>
+          <w:sz w:val="24"/>
+          <w:szCs w:val="24"/>
+        </w:rPr>
+        <w:t>backend</w:t>
+      </w:r>
+      <w:proofErr w:type="spellEnd"/>
+      <w:r>
+        <w:rPr>
+          <w:rFonts w:ascii="Times New Roman" w:eastAsia="Times New Roman" w:hAnsi="Times New Roman" w:cs="Times New Roman"/>
+          <w:sz w:val="24"/>
+          <w:szCs w:val="24"/>
+        </w:rPr>
+        <w:t xml:space="preserve"> consumirá la API del proveedor para generar códigos QR únicos basados estrictamente en la selección de casillas efectuada por el usuario, configurando un tiempo de vida (Time-To-Live) de </w:t>
+      </w:r>
+      <w:r>
+        <w:rPr>
+          <w:rFonts w:ascii="Times New Roman" w:eastAsia="Times New Roman" w:hAnsi="Times New Roman" w:cs="Times New Roman"/>
+          <w:b/>
+          <w:bCs/>
+          <w:sz w:val="24"/>
+          <w:szCs w:val="24"/>
+        </w:rPr>
+        <w:t>15</w:t>
+      </w:r>
+      <w:r>
+        <w:rPr>
+          <w:rFonts w:ascii="Times New Roman" w:eastAsia="Times New Roman" w:hAnsi="Times New Roman" w:cs="Times New Roman"/>
+          <w:b/>
+          <w:bCs/>
+          <w:sz w:val="24"/>
+          <w:szCs w:val="24"/>
+        </w:rPr>
+        <w:t xml:space="preserve"> minutos</w:t>
+      </w:r>
+      <w:r>
+        <w:rPr>
+          <w:rFonts w:ascii="Times New Roman" w:eastAsia="Times New Roman" w:hAnsi="Times New Roman" w:cs="Times New Roman"/>
+          <w:sz w:val="24"/>
+          <w:szCs w:val="24"/>
+        </w:rPr>
+        <w:t xml:space="preserve"> por seguridad.</w:t>
       </w:r>
     </w:p>
     <w:p>
       <w:pPr>
-        <w:rPr>
-          <w:lang w:val="es-ES"/>
-        </w:rPr>
-      </w:pPr>
+        <w:numPr>
+          <w:ilvl w:val="0"/>
+          <w:numId w:val="31"/>
+        </w:numPr>
+        <w:spacing w:before="100" w:beforeAutospacing="1" w:after="100" w:afterAutospacing="1" w:line="240" w:lineRule="auto"/>
+        <w:rPr>
+          <w:rFonts w:ascii="Times New Roman" w:eastAsia="Times New Roman" w:hAnsi="Times New Roman" w:cs="Times New Roman"/>
+          <w:sz w:val="24"/>
+          <w:szCs w:val="24"/>
+        </w:rPr>
+      </w:pPr>
+      <w:proofErr w:type="spellStart"/>
+      <w:r>
+        <w:rPr>
+          <w:rFonts w:ascii="Times New Roman" w:eastAsia="Times New Roman" w:hAnsi="Times New Roman" w:cs="Times New Roman"/>
+          <w:b/>
+          <w:bCs/>
+          <w:sz w:val="24"/>
+          <w:szCs w:val="24"/>
+        </w:rPr>
+        <w:t>Endpoint</w:t>
+      </w:r>
+      <w:proofErr w:type="spellEnd"/>
+      <w:r>
+        <w:rPr>
+          <w:rFonts w:ascii="Times New Roman" w:eastAsia="Times New Roman" w:hAnsi="Times New Roman" w:cs="Times New Roman"/>
+          <w:b/>
+          <w:bCs/>
+          <w:sz w:val="24"/>
+          <w:szCs w:val="24"/>
+        </w:rPr>
+        <w:t xml:space="preserve"> </w:t>
+      </w:r>
+      <w:proofErr w:type="spellStart"/>
+      <w:r>
+        <w:rPr>
+          <w:rFonts w:ascii="Times New Roman" w:eastAsia="Times New Roman" w:hAnsi="Times New Roman" w:cs="Times New Roman"/>
+          <w:b/>
+          <w:bCs/>
+          <w:sz w:val="24"/>
+          <w:szCs w:val="24"/>
+        </w:rPr>
+        <w:t>Webhook</w:t>
+      </w:r>
+      <w:proofErr w:type="spellEnd"/>
+      <w:r>
+        <w:rPr>
+          <w:rFonts w:ascii="Times New Roman" w:eastAsia="Times New Roman" w:hAnsi="Times New Roman" w:cs="Times New Roman"/>
+          <w:b/>
+          <w:bCs/>
+          <w:sz w:val="24"/>
+          <w:szCs w:val="24"/>
+        </w:rPr>
+        <w:t xml:space="preserve"> (</w:t>
+      </w:r>
+      <w:proofErr w:type="spellStart"/>
+      <w:r>
+        <w:rPr>
+          <w:rFonts w:ascii="Times New Roman" w:eastAsia="Times New Roman" w:hAnsi="Times New Roman" w:cs="Times New Roman"/>
+          <w:b/>
+          <w:bCs/>
+          <w:sz w:val="24"/>
+          <w:szCs w:val="24"/>
+        </w:rPr>
+        <w:t>Callback</w:t>
+      </w:r>
+      <w:proofErr w:type="spellEnd"/>
+      <w:r>
+        <w:rPr>
+          <w:rFonts w:ascii="Times New Roman" w:eastAsia="Times New Roman" w:hAnsi="Times New Roman" w:cs="Times New Roman"/>
+          <w:b/>
+          <w:bCs/>
+          <w:sz w:val="24"/>
+          <w:szCs w:val="24"/>
+        </w:rPr>
+        <w:t xml:space="preserve"> URL):</w:t>
+      </w:r>
+      <w:r>
+        <w:rPr>
+          <w:rFonts w:ascii="Times New Roman" w:eastAsia="Times New Roman" w:hAnsi="Times New Roman" w:cs="Times New Roman"/>
+          <w:sz w:val="24"/>
+          <w:szCs w:val="24"/>
+        </w:rPr>
+        <w:t xml:space="preserve"> Exposición de una URL pública y segura en nuestro </w:t>
+      </w:r>
+      <w:proofErr w:type="spellStart"/>
+      <w:r>
+        <w:rPr>
+          <w:rFonts w:ascii="Times New Roman" w:eastAsia="Times New Roman" w:hAnsi="Times New Roman" w:cs="Times New Roman"/>
+          <w:sz w:val="24"/>
+          <w:szCs w:val="24"/>
+        </w:rPr>
+        <w:t>backend</w:t>
+      </w:r>
+      <w:proofErr w:type="spellEnd"/>
+      <w:r>
+        <w:rPr>
+          <w:rFonts w:ascii="Times New Roman" w:eastAsia="Times New Roman" w:hAnsi="Times New Roman" w:cs="Times New Roman"/>
+          <w:sz w:val="24"/>
+          <w:szCs w:val="24"/>
+        </w:rPr>
+        <w:t xml:space="preserve"> para recibir de manera asíncrona la confirmación del pago del QR, desencadenando la actualización inmediata de la base de datos solo en los ítems que fueron liquidados.</w:t>
+      </w:r>
     </w:p>
+    <w:p>
+      <w:pPr>
+        <w:spacing w:before="100" w:beforeAutospacing="1" w:after="100" w:afterAutospacing="1" w:line="240" w:lineRule="auto"/>
+        <w:rPr>
+          <w:rFonts w:cstheme="minorHAnsi"/>
+          <w:b/>
+          <w:sz w:val="24"/>
+        </w:rPr>
+      </w:pPr>
+      <w:r>
+        <w:rPr>
+          <w:rFonts w:cstheme="minorHAnsi"/>
+          <w:b/>
+          <w:sz w:val="24"/>
+        </w:rPr>
+        <w:lastRenderedPageBreak/>
+        <w:t>7. ANEXO DE DISEÑO DE INTE</w:t>
+      </w:r>
+      <w:r>
+        <w:rPr>
+          <w:rFonts w:cstheme="minorHAnsi"/>
+          <w:b/>
+          <w:sz w:val="24"/>
+        </w:rPr>
+        <w:t>RFACES VISUALES (MOCKUPS</w:t>
+      </w:r>
+      <w:r>
+        <w:rPr>
+          <w:rFonts w:cstheme="minorHAnsi"/>
+          <w:b/>
+          <w:sz w:val="24"/>
+        </w:rPr>
+        <w:t>)</w:t>
+      </w:r>
+    </w:p>
+    <w:p>
+      <w:pPr>
+        <w:spacing w:before="100" w:beforeAutospacing="1" w:after="100" w:afterAutospacing="1" w:line="240" w:lineRule="auto"/>
+        <w:rPr>
+          <w:rFonts w:eastAsia="Times New Roman" w:cstheme="minorHAnsi"/>
+          <w:b/>
+          <w:sz w:val="28"/>
+          <w:szCs w:val="24"/>
+        </w:rPr>
+      </w:pPr>
+      <w:r>
+        <w:t xml:space="preserve">A </w:t>
+      </w:r>
+      <w:r>
+        <w:t>continuación,</w:t>
+      </w:r>
+      <w:r>
+        <w:t xml:space="preserve"> se presentan los prototipos de alta fidelidad en escala de grises que validan la distribución de la interfaz y la usabilidad de escritorio para las principales interacciones del sistema.</w:t>
+      </w:r>
+    </w:p>
+    <w:p>
+      <w:pPr>
+        <w:keepNext/>
+      </w:pPr>
+      <w:r>
+        <w:rPr>
+          <w:rFonts w:ascii="Times New Roman" w:hAnsi="Times New Roman" w:cs="Times New Roman"/>
+          <w:b/>
+          <w:noProof/>
+          <w:sz w:val="24"/>
+          <w:szCs w:val="24"/>
+          <w:lang w:val="en-US"/>
+        </w:rPr>
+        <w:drawing>
+          <wp:inline distT="0" distB="0" distL="0" distR="0">
+            <wp:extent cx="5701665" cy="4561205"/>
+            <wp:effectExtent l="0" t="0" r="0" b="0"/>
+            <wp:docPr id="1" name="Imagen 1"/>
+            <wp:cNvGraphicFramePr>
+              <a:graphicFrameLocks xmlns:a="http://schemas.openxmlformats.org/drawingml/2006/main" noChangeAspect="1"/>
+            </wp:cNvGraphicFramePr>
+            <a:graphic xmlns:a="http://schemas.openxmlformats.org/drawingml/2006/main">
+              <a:graphicData uri="http://schemas.openxmlformats.org/drawingml/2006/picture">
+                <pic:pic xmlns:pic="http://schemas.openxmlformats.org/drawingml/2006/picture">
+                  <pic:nvPicPr>
+                    <pic:cNvPr id="1" name="screen despensas.png"/>
+                    <pic:cNvPicPr/>
+                  </pic:nvPicPr>
+                  <pic:blipFill>
+                    <a:blip r:embed="rId5">
+                      <a:extLst>
+                        <a:ext uri="{28A0092B-C50C-407E-A947-70E740481C1C}">
+                          <a14:useLocalDpi xmlns:a14="http://schemas.microsoft.com/office/drawing/2010/main" val="0"/>
+                        </a:ext>
+                      </a:extLst>
+                    </a:blip>
+                    <a:stretch>
+                      <a:fillRect/>
+                    </a:stretch>
+                  </pic:blipFill>
+                  <pic:spPr>
+                    <a:xfrm>
+                      <a:off x="0" y="0"/>
+                      <a:ext cx="5701665" cy="4561205"/>
+                    </a:xfrm>
+                    <a:prstGeom prst="rect">
+                      <a:avLst/>
+                    </a:prstGeom>
+                  </pic:spPr>
+                </pic:pic>
+              </a:graphicData>
+            </a:graphic>
+          </wp:inline>
+        </w:drawing>
+      </w:r>
+    </w:p>
+    <w:p>
+      <w:pPr>
+        <w:pStyle w:val="Descripcin"/>
+        <w:jc w:val="center"/>
+      </w:pPr>
+      <w:r>
+        <w:t xml:space="preserve">Figure </w:t>
+      </w:r>
+      <w:r>
+        <w:fldChar w:fldCharType="begin"/>
+      </w:r>
+      <w:r>
+        <w:instrText xml:space="preserve"> SEQ Figure \* ARABIC </w:instrText>
+      </w:r>
+      <w:r>
+        <w:fldChar w:fldCharType="separate"/>
+      </w:r>
+      <w:r>
+        <w:rPr>
+          <w:noProof/>
+        </w:rPr>
+        <w:t>1</w:t>
+      </w:r>
+      <w:r>
+        <w:fldChar w:fldCharType="end"/>
+      </w:r>
+      <w:r>
+        <w:t>. -  Selección de des</w:t>
+      </w:r>
+      <w:r>
+        <w:t>pensas</w:t>
+      </w:r>
+    </w:p>
+    <w:p>
+      <w:pPr>
+        <w:keepNext/>
+      </w:pPr>
+      <w:r>
+        <w:rPr>
+          <w:noProof/>
+          <w:lang w:val="en-US"/>
+        </w:rPr>
+        <w:lastRenderedPageBreak/>
+        <w:drawing>
+          <wp:inline distT="0" distB="0" distL="0" distR="0">
+            <wp:extent cx="5701665" cy="6249670"/>
+            <wp:effectExtent l="0" t="0" r="0" b="0"/>
+            <wp:docPr id="2" name="Imagen 2"/>
+            <wp:cNvGraphicFramePr>
+              <a:graphicFrameLocks xmlns:a="http://schemas.openxmlformats.org/drawingml/2006/main" noChangeAspect="1"/>
+            </wp:cNvGraphicFramePr>
+            <a:graphic xmlns:a="http://schemas.openxmlformats.org/drawingml/2006/main">
+              <a:graphicData uri="http://schemas.openxmlformats.org/drawingml/2006/picture">
+                <pic:pic xmlns:pic="http://schemas.openxmlformats.org/drawingml/2006/picture">
+                  <pic:nvPicPr>
+                    <pic:cNvPr id="2" name="screen LISTA DE SERVICIOS.png"/>
+                    <pic:cNvPicPr/>
+                  </pic:nvPicPr>
+                  <pic:blipFill>
+                    <a:blip r:embed="rId6">
+                      <a:extLst>
+                        <a:ext uri="{28A0092B-C50C-407E-A947-70E740481C1C}">
+                          <a14:useLocalDpi xmlns:a14="http://schemas.microsoft.com/office/drawing/2010/main" val="0"/>
+                        </a:ext>
+                      </a:extLst>
+                    </a:blip>
+                    <a:stretch>
+                      <a:fillRect/>
+                    </a:stretch>
+                  </pic:blipFill>
+                  <pic:spPr>
+                    <a:xfrm>
+                      <a:off x="0" y="0"/>
+                      <a:ext cx="5701665" cy="6249670"/>
+                    </a:xfrm>
+                    <a:prstGeom prst="rect">
+                      <a:avLst/>
+                    </a:prstGeom>
+                  </pic:spPr>
+                </pic:pic>
+              </a:graphicData>
+            </a:graphic>
+          </wp:inline>
+        </w:drawing>
+      </w:r>
+    </w:p>
+    <w:p>
+      <w:pPr>
+        <w:pStyle w:val="Descripcin"/>
+        <w:jc w:val="center"/>
+      </w:pPr>
+      <w:r>
+        <w:t xml:space="preserve">Figure </w:t>
+      </w:r>
+      <w:r>
+        <w:fldChar w:fldCharType="begin"/>
+      </w:r>
+      <w:r>
+        <w:instrText xml:space="preserve"> SEQ Figure \* ARABIC </w:instrText>
+      </w:r>
+      <w:r>
+        <w:fldChar w:fldCharType="separate"/>
+      </w:r>
+      <w:r>
+        <w:rPr>
+          <w:noProof/>
+        </w:rPr>
+        <w:t>2</w:t>
+      </w:r>
+      <w:r>
+        <w:fldChar w:fldCharType="end"/>
+      </w:r>
+      <w:r>
+        <w:t xml:space="preserve"> </w:t>
+      </w:r>
+      <w:r>
+        <w:t>Catálogo de Servicios Básicos</w:t>
+      </w:r>
+    </w:p>
+    <w:p>
+      <w:pPr>
+        <w:keepNext/>
+      </w:pPr>
+      <w:r>
+        <w:rPr>
+          <w:noProof/>
+          <w:lang w:val="en-US"/>
+        </w:rPr>
+        <w:lastRenderedPageBreak/>
+        <w:drawing>
+          <wp:inline distT="0" distB="0" distL="0" distR="0">
+            <wp:extent cx="5701665" cy="4561205"/>
+            <wp:effectExtent l="0" t="0" r="0" b="0"/>
+            <wp:docPr id="3" name="Imagen 3"/>
+            <wp:cNvGraphicFramePr>
+              <a:graphicFrameLocks xmlns:a="http://schemas.openxmlformats.org/drawingml/2006/main" noChangeAspect="1"/>
+            </wp:cNvGraphicFramePr>
+            <a:graphic xmlns:a="http://schemas.openxmlformats.org/drawingml/2006/main">
+              <a:graphicData uri="http://schemas.openxmlformats.org/drawingml/2006/picture">
+                <pic:pic xmlns:pic="http://schemas.openxmlformats.org/drawingml/2006/picture">
+                  <pic:nvPicPr>
+                    <pic:cNvPr id="3" name="screen pago del servicios.png"/>
+                    <pic:cNvPicPr/>
+                  </pic:nvPicPr>
+                  <pic:blipFill>
+                    <a:blip r:embed="rId7">
+                      <a:extLst>
+                        <a:ext uri="{28A0092B-C50C-407E-A947-70E740481C1C}">
+                          <a14:useLocalDpi xmlns:a14="http://schemas.microsoft.com/office/drawing/2010/main" val="0"/>
+                        </a:ext>
+                      </a:extLst>
+                    </a:blip>
+                    <a:stretch>
+                      <a:fillRect/>
+                    </a:stretch>
+                  </pic:blipFill>
+                  <pic:spPr>
+                    <a:xfrm>
+                      <a:off x="0" y="0"/>
+                      <a:ext cx="5701665" cy="4561205"/>
+                    </a:xfrm>
+                    <a:prstGeom prst="rect">
+                      <a:avLst/>
+                    </a:prstGeom>
+                  </pic:spPr>
+                </pic:pic>
+              </a:graphicData>
+            </a:graphic>
+          </wp:inline>
+        </w:drawing>
+      </w:r>
+    </w:p>
+    <w:p>
+      <w:pPr>
+        <w:pStyle w:val="Descripcin"/>
+        <w:jc w:val="center"/>
+      </w:pPr>
+      <w:r>
+        <w:t xml:space="preserve">Figure </w:t>
+      </w:r>
+      <w:r>
+        <w:fldChar w:fldCharType="begin"/>
+      </w:r>
+      <w:r>
+        <w:instrText xml:space="preserve"> SEQ Figure \* ARABIC </w:instrText>
+      </w:r>
+      <w:r>
+        <w:fldChar w:fldCharType="separate"/>
+      </w:r>
+      <w:r>
+        <w:rPr>
+          <w:noProof/>
+        </w:rPr>
+        <w:t>3</w:t>
+      </w:r>
+      <w:r>
+        <w:fldChar w:fldCharType="end"/>
+      </w:r>
+      <w:r>
+        <w:t xml:space="preserve"> </w:t>
+      </w:r>
+      <w:r>
+        <w:t>Pago de Servicio Individual</w:t>
+      </w:r>
+    </w:p>
+    <w:p>
+      <w:pPr>
+        <w:keepNext/>
+      </w:pPr>
+      <w:r>
+        <w:rPr>
+          <w:noProof/>
+          <w:lang w:val="en-US"/>
+        </w:rPr>
+        <w:lastRenderedPageBreak/>
+        <w:drawing>
+          <wp:inline distT="0" distB="0" distL="0" distR="0">
+            <wp:extent cx="5701665" cy="4561205"/>
+            <wp:effectExtent l="0" t="0" r="0" b="0"/>
+            <wp:docPr id="4" name="Imagen 4"/>
+            <wp:cNvGraphicFramePr>
+              <a:graphicFrameLocks xmlns:a="http://schemas.openxmlformats.org/drawingml/2006/main" noChangeAspect="1"/>
+            </wp:cNvGraphicFramePr>
+            <a:graphic xmlns:a="http://schemas.openxmlformats.org/drawingml/2006/main">
+              <a:graphicData uri="http://schemas.openxmlformats.org/drawingml/2006/picture">
+                <pic:pic xmlns:pic="http://schemas.openxmlformats.org/drawingml/2006/picture">
+                  <pic:nvPicPr>
+                    <pic:cNvPr id="4" name="screen agendamiento.png"/>
+                    <pic:cNvPicPr/>
+                  </pic:nvPicPr>
+                  <pic:blipFill>
+                    <a:blip r:embed="rId8" cstate="print">
+                      <a:extLst>
+                        <a:ext uri="{28A0092B-C50C-407E-A947-70E740481C1C}">
+                          <a14:useLocalDpi xmlns:a14="http://schemas.microsoft.com/office/drawing/2010/main" val="0"/>
+                        </a:ext>
+                      </a:extLst>
+                    </a:blip>
+                    <a:stretch>
+                      <a:fillRect/>
+                    </a:stretch>
+                  </pic:blipFill>
+                  <pic:spPr>
+                    <a:xfrm>
+                      <a:off x="0" y="0"/>
+                      <a:ext cx="5701665" cy="4561205"/>
+                    </a:xfrm>
+                    <a:prstGeom prst="rect">
+                      <a:avLst/>
+                    </a:prstGeom>
+                  </pic:spPr>
+                </pic:pic>
+              </a:graphicData>
+            </a:graphic>
+          </wp:inline>
+        </w:drawing>
+      </w:r>
+    </w:p>
+    <w:p>
+      <w:pPr>
+        <w:pStyle w:val="Descripcin"/>
+        <w:jc w:val="center"/>
+      </w:pPr>
+      <w:r>
+        <w:t xml:space="preserve">Figure </w:t>
+      </w:r>
+      <w:r>
+        <w:fldChar w:fldCharType="begin"/>
+      </w:r>
+      <w:r>
+        <w:instrText xml:space="preserve"> SEQ Figure \* ARABIC </w:instrText>
+      </w:r>
+      <w:r>
+        <w:fldChar w:fldCharType="separate"/>
+      </w:r>
+      <w:r>
+        <w:rPr>
+          <w:noProof/>
+        </w:rPr>
+        <w:t>4</w:t>
+      </w:r>
+      <w:r>
+        <w:fldChar w:fldCharType="end"/>
+      </w:r>
+      <w:r>
+        <w:t xml:space="preserve"> </w:t>
+      </w:r>
+      <w:r>
+        <w:t>Calendario de Agendamiento</w:t>
+      </w:r>
+    </w:p>
+    <w:p>
+      <w:pPr>
+        <w:keepNext/>
+      </w:pPr>
+      <w:r>
+        <w:rPr>
+          <w:noProof/>
+          <w:lang w:val="en-US"/>
+        </w:rPr>
+        <w:drawing>
+          <wp:inline distT="0" distB="0" distL="0" distR="0">
+            <wp:extent cx="5701665" cy="2948940"/>
+            <wp:effectExtent l="0" t="0" r="0" b="3810"/>
+            <wp:docPr id="5" name="Imagen 5"/>
+            <wp:cNvGraphicFramePr>
+              <a:graphicFrameLocks xmlns:a="http://schemas.openxmlformats.org/drawingml/2006/main" noChangeAspect="1"/>
+            </wp:cNvGraphicFramePr>
+            <a:graphic xmlns:a="http://schemas.openxmlformats.org/drawingml/2006/main">
+              <a:graphicData uri="http://schemas.openxmlformats.org/drawingml/2006/picture">
+                <pic:pic xmlns:pic="http://schemas.openxmlformats.org/drawingml/2006/picture">
+                  <pic:nvPicPr>
+                    <pic:cNvPr id="5" name="screenreserva config.png"/>
+                    <pic:cNvPicPr/>
+                  </pic:nvPicPr>
+                  <pic:blipFill>
+                    <a:blip r:embed="rId9" cstate="print">
+                      <a:extLst>
+                        <a:ext uri="{28A0092B-C50C-407E-A947-70E740481C1C}">
+                          <a14:useLocalDpi xmlns:a14="http://schemas.microsoft.com/office/drawing/2010/main" val="0"/>
+                        </a:ext>
+                      </a:extLst>
+                    </a:blip>
+                    <a:stretch>
+                      <a:fillRect/>
+                    </a:stretch>
+                  </pic:blipFill>
+                  <pic:spPr>
+                    <a:xfrm>
+                      <a:off x="0" y="0"/>
+                      <a:ext cx="5701665" cy="2948940"/>
+                    </a:xfrm>
+                    <a:prstGeom prst="rect">
+                      <a:avLst/>
+                    </a:prstGeom>
+                  </pic:spPr>
+                </pic:pic>
+              </a:graphicData>
+            </a:graphic>
+          </wp:inline>
+        </w:drawing>
+      </w:r>
+    </w:p>
+    <w:p>
+      <w:pPr>
+        <w:pStyle w:val="Descripcin"/>
+        <w:jc w:val="center"/>
+        <w:rPr>
+          <w:noProof/>
+        </w:rPr>
+      </w:pPr>
+      <w:r>
+        <w:t xml:space="preserve">Figure </w:t>
+      </w:r>
+      <w:r>
+        <w:fldChar w:fldCharType="begin"/>
+      </w:r>
+      <w:r>
+        <w:instrText xml:space="preserve"> SEQ Figure \* ARABIC </w:instrText>
+      </w:r>
+      <w:r>
+        <w:fldChar w:fldCharType="separate"/>
+      </w:r>
+      <w:r>
+        <w:rPr>
+          <w:noProof/>
+        </w:rPr>
+        <w:t>5</w:t>
+      </w:r>
+      <w:r>
+        <w:fldChar w:fldCharType="end"/>
+      </w:r>
+      <w:r>
+        <w:t xml:space="preserve"> Parametrización de</w:t>
+      </w:r>
+      <w:r>
+        <w:t xml:space="preserve"> Reserva</w:t>
+      </w:r>
+      <w:r>
+        <w:rPr>
+          <w:noProof/>
+        </w:rPr>
+        <w:t xml:space="preserve"> area común</w:t>
+      </w:r>
+    </w:p>
+    <w:p/>
     <w:sectPr>
       <w:pgSz w:w="12240" w:h="15840"/>
-      <w:pgMar w:top="1417" w:right="1701" w:bottom="1417" w:left="1701" w:header="708" w:footer="708" w:gutter="0"/>
+      <w:pgMar w:top="1417" w:right="1701" w:bottom="1417" w:left="1560" w:header="708" w:footer="708" w:gutter="0"/>
       <w:cols w:space="708"/>
       <w:docGrid w:linePitch="360"/>
     </w:sectPr>
@@ -5331,6 +6248,155 @@
     </w:lvl>
   </w:abstractNum>
   <w:abstractNum w:abstractNumId="16" w15:restartNumberingAfterBreak="0">
+    <w:nsid w:val="59BD6387"/>
+    <w:multiLevelType w:val="multilevel"/>
+    <w:tmpl w:val="15745FD8"/>
+    <w:lvl w:ilvl="0">
+      <w:start w:val="1"/>
+      <w:numFmt w:val="bullet"/>
+      <w:lvlText w:val=""/>
+      <w:lvlJc w:val="left"/>
+      <w:pPr>
+        <w:tabs>
+          <w:tab w:val="num" w:pos="720"/>
+        </w:tabs>
+        <w:ind w:left="720" w:hanging="360"/>
+      </w:pPr>
+      <w:rPr>
+        <w:rFonts w:ascii="Symbol" w:hAnsi="Symbol" w:hint="default"/>
+        <w:sz w:val="20"/>
+      </w:rPr>
+    </w:lvl>
+    <w:lvl w:ilvl="1" w:tentative="1">
+      <w:start w:val="1"/>
+      <w:numFmt w:val="bullet"/>
+      <w:lvlText w:val="o"/>
+      <w:lvlJc w:val="left"/>
+      <w:pPr>
+        <w:tabs>
+          <w:tab w:val="num" w:pos="1440"/>
+        </w:tabs>
+        <w:ind w:left="1440" w:hanging="360"/>
+      </w:pPr>
+      <w:rPr>
+        <w:rFonts w:ascii="Courier New" w:hAnsi="Courier New" w:hint="default"/>
+        <w:sz w:val="20"/>
+      </w:rPr>
+    </w:lvl>
+    <w:lvl w:ilvl="2" w:tentative="1">
+      <w:start w:val="1"/>
+      <w:numFmt w:val="bullet"/>
+      <w:lvlText w:val=""/>
+      <w:lvlJc w:val="left"/>
+      <w:pPr>
+        <w:tabs>
+          <w:tab w:val="num" w:pos="2160"/>
+        </w:tabs>
+        <w:ind w:left="2160" w:hanging="360"/>
+      </w:pPr>
+      <w:rPr>
+        <w:rFonts w:ascii="Wingdings" w:hAnsi="Wingdings" w:hint="default"/>
+        <w:sz w:val="20"/>
+      </w:rPr>
+    </w:lvl>
+    <w:lvl w:ilvl="3" w:tentative="1">
+      <w:start w:val="1"/>
+      <w:numFmt w:val="bullet"/>
+      <w:lvlText w:val=""/>
+      <w:lvlJc w:val="left"/>
+      <w:pPr>
+        <w:tabs>
+          <w:tab w:val="num" w:pos="2880"/>
+        </w:tabs>
+        <w:ind w:left="2880" w:hanging="360"/>
+      </w:pPr>
+      <w:rPr>
+        <w:rFonts w:ascii="Wingdings" w:hAnsi="Wingdings" w:hint="default"/>
+        <w:sz w:val="20"/>
+      </w:rPr>
+    </w:lvl>
+    <w:lvl w:ilvl="4" w:tentative="1">
+      <w:start w:val="1"/>
+      <w:numFmt w:val="bullet"/>
+      <w:lvlText w:val=""/>
+      <w:lvlJc w:val="left"/>
+      <w:pPr>
+        <w:tabs>
+          <w:tab w:val="num" w:pos="3600"/>
+        </w:tabs>
+        <w:ind w:left="3600" w:hanging="360"/>
+      </w:pPr>
+      <w:rPr>
+        <w:rFonts w:ascii="Wingdings" w:hAnsi="Wingdings" w:hint="default"/>
+        <w:sz w:val="20"/>
+      </w:rPr>
+    </w:lvl>
+    <w:lvl w:ilvl="5" w:tentative="1">
+      <w:start w:val="1"/>
+      <w:numFmt w:val="bullet"/>
+      <w:lvlText w:val=""/>
+      <w:lvlJc w:val="left"/>
+      <w:pPr>
+        <w:tabs>
+          <w:tab w:val="num" w:pos="4320"/>
+        </w:tabs>
+        <w:ind w:left="4320" w:hanging="360"/>
+      </w:pPr>
+      <w:rPr>
+        <w:rFonts w:ascii="Wingdings" w:hAnsi="Wingdings" w:hint="default"/>
+        <w:sz w:val="20"/>
+      </w:rPr>
+    </w:lvl>
+    <w:lvl w:ilvl="6" w:tentative="1">
+      <w:start w:val="1"/>
+      <w:numFmt w:val="bullet"/>
+      <w:lvlText w:val=""/>
+      <w:lvlJc w:val="left"/>
+      <w:pPr>
+        <w:tabs>
+          <w:tab w:val="num" w:pos="5040"/>
+        </w:tabs>
+        <w:ind w:left="5040" w:hanging="360"/>
+      </w:pPr>
+      <w:rPr>
+        <w:rFonts w:ascii="Wingdings" w:hAnsi="Wingdings" w:hint="default"/>
+        <w:sz w:val="20"/>
+      </w:rPr>
+    </w:lvl>
+    <w:lvl w:ilvl="7" w:tentative="1">
+      <w:start w:val="1"/>
+      <w:numFmt w:val="bullet"/>
+      <w:lvlText w:val=""/>
+      <w:lvlJc w:val="left"/>
+      <w:pPr>
+        <w:tabs>
+          <w:tab w:val="num" w:pos="5760"/>
+        </w:tabs>
+        <w:ind w:left="5760" w:hanging="360"/>
+      </w:pPr>
+      <w:rPr>
+        <w:rFonts w:ascii="Wingdings" w:hAnsi="Wingdings" w:hint="default"/>
+        <w:sz w:val="20"/>
+      </w:rPr>
+    </w:lvl>
+    <w:lvl w:ilvl="8" w:tentative="1">
+      <w:start w:val="1"/>
+      <w:numFmt w:val="bullet"/>
+      <w:lvlText w:val=""/>
+      <w:lvlJc w:val="left"/>
+      <w:pPr>
+        <w:tabs>
+          <w:tab w:val="num" w:pos="6480"/>
+        </w:tabs>
+        <w:ind w:left="6480" w:hanging="360"/>
+      </w:pPr>
+      <w:rPr>
+        <w:rFonts w:ascii="Wingdings" w:hAnsi="Wingdings" w:hint="default"/>
+        <w:sz w:val="20"/>
+      </w:rPr>
+    </w:lvl>
+  </w:abstractNum>
+  <w:abstractNum w:abstractNumId="17" w15:restartNumberingAfterBreak="0">
     <w:nsid w:val="5A454DE4"/>
     <w:multiLevelType w:val="multilevel"/>
     <w:tmpl w:val="F02EA0BA"/>
@@ -5479,7 +6545,7 @@
       </w:rPr>
     </w:lvl>
   </w:abstractNum>
-  <w:abstractNum w:abstractNumId="17" w15:restartNumberingAfterBreak="0">
+  <w:abstractNum w:abstractNumId="18" w15:restartNumberingAfterBreak="0">
     <w:nsid w:val="5ABE05E0"/>
     <w:multiLevelType w:val="multilevel"/>
     <w:tmpl w:val="2E805F38"/>
@@ -5628,7 +6694,7 @@
       </w:rPr>
     </w:lvl>
   </w:abstractNum>
-  <w:abstractNum w:abstractNumId="18" w15:restartNumberingAfterBreak="0">
+  <w:abstractNum w:abstractNumId="19" w15:restartNumberingAfterBreak="0">
     <w:nsid w:val="5D1704B2"/>
     <w:multiLevelType w:val="multilevel"/>
     <w:tmpl w:val="9752C286"/>
@@ -5777,7 +6843,7 @@
       </w:rPr>
     </w:lvl>
   </w:abstractNum>
-  <w:abstractNum w:abstractNumId="19" w15:restartNumberingAfterBreak="0">
+  <w:abstractNum w:abstractNumId="20" w15:restartNumberingAfterBreak="0">
     <w:nsid w:val="6D743CF7"/>
     <w:multiLevelType w:val="multilevel"/>
     <w:tmpl w:val="0A862EE8"/>
@@ -5890,7 +6956,7 @@
       </w:pPr>
     </w:lvl>
   </w:abstractNum>
-  <w:abstractNum w:abstractNumId="20" w15:restartNumberingAfterBreak="0">
+  <w:abstractNum w:abstractNumId="21" w15:restartNumberingAfterBreak="0">
     <w:nsid w:val="6F5319C9"/>
     <w:multiLevelType w:val="multilevel"/>
     <w:tmpl w:val="E2B4B9D0"/>
@@ -6039,7 +7105,7 @@
       </w:rPr>
     </w:lvl>
   </w:abstractNum>
-  <w:abstractNum w:abstractNumId="21" w15:restartNumberingAfterBreak="0">
+  <w:abstractNum w:abstractNumId="22" w15:restartNumberingAfterBreak="0">
     <w:nsid w:val="6F8750D8"/>
     <w:multiLevelType w:val="multilevel"/>
     <w:tmpl w:val="4F62FAB0"/>
@@ -6188,7 +7254,7 @@
       </w:rPr>
     </w:lvl>
   </w:abstractNum>
-  <w:abstractNum w:abstractNumId="22" w15:restartNumberingAfterBreak="0">
+  <w:abstractNum w:abstractNumId="23" w15:restartNumberingAfterBreak="0">
     <w:nsid w:val="710522D6"/>
     <w:multiLevelType w:val="multilevel"/>
     <w:tmpl w:val="25EC269E"/>
@@ -6301,7 +7367,7 @@
       </w:pPr>
     </w:lvl>
   </w:abstractNum>
-  <w:abstractNum w:abstractNumId="23" w15:restartNumberingAfterBreak="0">
+  <w:abstractNum w:abstractNumId="24" w15:restartNumberingAfterBreak="0">
     <w:nsid w:val="73EA23BC"/>
     <w:multiLevelType w:val="multilevel"/>
     <w:tmpl w:val="5E987294"/>
@@ -6450,7 +7516,7 @@
       </w:rPr>
     </w:lvl>
   </w:abstractNum>
-  <w:abstractNum w:abstractNumId="24" w15:restartNumberingAfterBreak="0">
+  <w:abstractNum w:abstractNumId="25" w15:restartNumberingAfterBreak="0">
     <w:nsid w:val="746344B2"/>
     <w:multiLevelType w:val="multilevel"/>
     <w:tmpl w:val="4022E326"/>
@@ -6599,7 +7665,7 @@
       </w:rPr>
     </w:lvl>
   </w:abstractNum>
-  <w:abstractNum w:abstractNumId="25" w15:restartNumberingAfterBreak="0">
+  <w:abstractNum w:abstractNumId="26" w15:restartNumberingAfterBreak="0">
     <w:nsid w:val="76E16548"/>
     <w:multiLevelType w:val="multilevel"/>
     <w:tmpl w:val="8198025C"/>
@@ -6748,7 +7814,7 @@
       </w:rPr>
     </w:lvl>
   </w:abstractNum>
-  <w:abstractNum w:abstractNumId="26" w15:restartNumberingAfterBreak="0">
+  <w:abstractNum w:abstractNumId="27" w15:restartNumberingAfterBreak="0">
     <w:nsid w:val="7A6829F3"/>
     <w:multiLevelType w:val="multilevel"/>
     <w:tmpl w:val="1BCA8598"/>
@@ -6897,7 +7963,7 @@
       </w:rPr>
     </w:lvl>
   </w:abstractNum>
-  <w:abstractNum w:abstractNumId="27" w15:restartNumberingAfterBreak="0">
+  <w:abstractNum w:abstractNumId="28" w15:restartNumberingAfterBreak="0">
     <w:nsid w:val="7AC81867"/>
     <w:multiLevelType w:val="multilevel"/>
     <w:tmpl w:val="9A4CBEC0"/>
@@ -7046,7 +8112,7 @@
       </w:rPr>
     </w:lvl>
   </w:abstractNum>
-  <w:abstractNum w:abstractNumId="28" w15:restartNumberingAfterBreak="0">
+  <w:abstractNum w:abstractNumId="29" w15:restartNumberingAfterBreak="0">
     <w:nsid w:val="7B525E6E"/>
     <w:multiLevelType w:val="multilevel"/>
     <w:tmpl w:val="E5C40DF8"/>
@@ -7195,7 +8261,7 @@
       </w:rPr>
     </w:lvl>
   </w:abstractNum>
-  <w:abstractNum w:abstractNumId="29" w15:restartNumberingAfterBreak="0">
+  <w:abstractNum w:abstractNumId="30" w15:restartNumberingAfterBreak="0">
     <w:nsid w:val="7D7016D0"/>
     <w:multiLevelType w:val="multilevel"/>
     <w:tmpl w:val="D21E6C42"/>
@@ -7348,25 +8414,25 @@
     <w:abstractNumId w:val="5"/>
   </w:num>
   <w:num w:numId="2">
-    <w:abstractNumId w:val="17"/>
+    <w:abstractNumId w:val="18"/>
   </w:num>
   <w:num w:numId="3">
     <w:abstractNumId w:val="6"/>
   </w:num>
   <w:num w:numId="4">
-    <w:abstractNumId w:val="20"/>
+    <w:abstractNumId w:val="21"/>
   </w:num>
   <w:num w:numId="5">
-    <w:abstractNumId w:val="28"/>
+    <w:abstractNumId w:val="29"/>
   </w:num>
   <w:num w:numId="6">
     <w:abstractNumId w:val="4"/>
   </w:num>
   <w:num w:numId="7">
-    <w:abstractNumId w:val="22"/>
+    <w:abstractNumId w:val="23"/>
   </w:num>
   <w:num w:numId="8">
-    <w:abstractNumId w:val="26"/>
+    <w:abstractNumId w:val="27"/>
   </w:num>
   <w:num w:numId="9">
     <w:abstractNumId w:val="13"/>
@@ -7375,13 +8441,13 @@
     <w:abstractNumId w:val="3"/>
   </w:num>
   <w:num w:numId="11">
-    <w:abstractNumId w:val="29"/>
+    <w:abstractNumId w:val="30"/>
   </w:num>
   <w:num w:numId="12">
     <w:abstractNumId w:val="12"/>
   </w:num>
   <w:num w:numId="13">
-    <w:abstractNumId w:val="16"/>
+    <w:abstractNumId w:val="17"/>
   </w:num>
   <w:num w:numId="14">
     <w:abstractNumId w:val="10"/>
@@ -7393,10 +8459,10 @@
     <w:abstractNumId w:val="14"/>
   </w:num>
   <w:num w:numId="17">
-    <w:abstractNumId w:val="21"/>
+    <w:abstractNumId w:val="22"/>
   </w:num>
   <w:num w:numId="18">
-    <w:abstractNumId w:val="18"/>
+    <w:abstractNumId w:val="19"/>
   </w:num>
   <w:num w:numId="19">
     <w:abstractNumId w:val="1"/>
@@ -7405,10 +8471,10 @@
     <w:abstractNumId w:val="8"/>
   </w:num>
   <w:num w:numId="21">
-    <w:abstractNumId w:val="25"/>
+    <w:abstractNumId w:val="26"/>
   </w:num>
   <w:num w:numId="22">
-    <w:abstractNumId w:val="19"/>
+    <w:abstractNumId w:val="20"/>
   </w:num>
   <w:num w:numId="23">
     <w:abstractNumId w:val="0"/>
@@ -7417,22 +8483,25 @@
     <w:abstractNumId w:val="9"/>
   </w:num>
   <w:num w:numId="25">
-    <w:abstractNumId w:val="24"/>
+    <w:abstractNumId w:val="25"/>
   </w:num>
   <w:num w:numId="26">
     <w:abstractNumId w:val="15"/>
   </w:num>
   <w:num w:numId="27">
-    <w:abstractNumId w:val="23"/>
+    <w:abstractNumId w:val="24"/>
   </w:num>
   <w:num w:numId="28">
     <w:abstractNumId w:val="2"/>
   </w:num>
   <w:num w:numId="29">
-    <w:abstractNumId w:val="27"/>
+    <w:abstractNumId w:val="28"/>
   </w:num>
   <w:num w:numId="30">
     <w:abstractNumId w:val="11"/>
+  </w:num>
+  <w:num w:numId="31">
+    <w:abstractNumId w:val="16"/>
   </w:num>
 </w:numbering>
 </file>
@@ -7856,13 +8925,32 @@
       <w:szCs w:val="32"/>
     </w:rPr>
   </w:style>
+  <w:style w:type="paragraph" w:styleId="Ttulo2">
+    <w:name w:val="heading 2"/>
+    <w:basedOn w:val="Normal"/>
+    <w:link w:val="Ttulo2Car"/>
+    <w:uiPriority w:val="9"/>
+    <w:qFormat/>
+    <w:rsid w:val="00A6378F"/>
+    <w:pPr>
+      <w:spacing w:before="100" w:beforeAutospacing="1" w:after="100" w:afterAutospacing="1" w:line="240" w:lineRule="auto"/>
+      <w:outlineLvl w:val="1"/>
+    </w:pPr>
+    <w:rPr>
+      <w:rFonts w:ascii="Times New Roman" w:eastAsia="Times New Roman" w:hAnsi="Times New Roman" w:cs="Times New Roman"/>
+      <w:b/>
+      <w:bCs/>
+      <w:sz w:val="36"/>
+      <w:szCs w:val="36"/>
+      <w:lang w:val="en-US"/>
+    </w:rPr>
+  </w:style>
   <w:style w:type="paragraph" w:styleId="Ttulo3">
     <w:name w:val="heading 3"/>
     <w:basedOn w:val="Normal"/>
     <w:next w:val="Normal"/>
     <w:link w:val="Ttulo3Car"/>
     <w:uiPriority w:val="9"/>
-    <w:semiHidden/>
     <w:unhideWhenUsed/>
     <w:qFormat/>
     <w:rsid w:val="0045618F"/>
@@ -7877,6 +8965,26 @@
       <w:color w:val="1F4D78" w:themeColor="accent1" w:themeShade="7F"/>
       <w:sz w:val="24"/>
       <w:szCs w:val="24"/>
+    </w:rPr>
+  </w:style>
+  <w:style w:type="paragraph" w:styleId="Ttulo4">
+    <w:name w:val="heading 4"/>
+    <w:basedOn w:val="Normal"/>
+    <w:link w:val="Ttulo4Car"/>
+    <w:uiPriority w:val="9"/>
+    <w:qFormat/>
+    <w:rsid w:val="00A6378F"/>
+    <w:pPr>
+      <w:spacing w:before="100" w:beforeAutospacing="1" w:after="100" w:afterAutospacing="1" w:line="240" w:lineRule="auto"/>
+      <w:outlineLvl w:val="3"/>
+    </w:pPr>
+    <w:rPr>
+      <w:rFonts w:ascii="Times New Roman" w:eastAsia="Times New Roman" w:hAnsi="Times New Roman" w:cs="Times New Roman"/>
+      <w:b/>
+      <w:bCs/>
+      <w:sz w:val="24"/>
+      <w:szCs w:val="24"/>
+      <w:lang w:val="en-US"/>
     </w:rPr>
   </w:style>
   <w:style w:type="character" w:default="1" w:styleId="Fuentedeprrafopredeter">
@@ -7905,7 +9013,7 @@
     <w:semiHidden/>
     <w:unhideWhenUsed/>
   </w:style>
-  <w:style w:type="paragraph" w:customStyle="1" w:styleId="TTULO2">
+  <w:style w:type="paragraph" w:customStyle="1" w:styleId="TTULO20">
     <w:name w:val="TÍTULO 2"/>
     <w:basedOn w:val="Ttulo1"/>
     <w:qFormat/>
@@ -7958,7 +9066,6 @@
     <w:basedOn w:val="Fuentedeprrafopredeter"/>
     <w:link w:val="Ttulo3"/>
     <w:uiPriority w:val="9"/>
-    <w:semiHidden/>
     <w:rsid w:val="0045618F"/>
     <w:rPr>
       <w:rFonts w:asciiTheme="majorHAnsi" w:eastAsiaTheme="majorEastAsia" w:hAnsiTheme="majorHAnsi" w:cstheme="majorBidi"/>
@@ -7986,6 +9093,81 @@
       <w:ind w:left="720"/>
       <w:contextualSpacing/>
     </w:pPr>
+  </w:style>
+  <w:style w:type="character" w:customStyle="1" w:styleId="Ttulo2Car">
+    <w:name w:val="Título 2 Car"/>
+    <w:basedOn w:val="Fuentedeprrafopredeter"/>
+    <w:link w:val="Ttulo2"/>
+    <w:uiPriority w:val="9"/>
+    <w:rsid w:val="00A6378F"/>
+    <w:rPr>
+      <w:rFonts w:ascii="Times New Roman" w:eastAsia="Times New Roman" w:hAnsi="Times New Roman" w:cs="Times New Roman"/>
+      <w:b/>
+      <w:bCs/>
+      <w:sz w:val="36"/>
+      <w:szCs w:val="36"/>
+    </w:rPr>
+  </w:style>
+  <w:style w:type="character" w:customStyle="1" w:styleId="Ttulo4Car">
+    <w:name w:val="Título 4 Car"/>
+    <w:basedOn w:val="Fuentedeprrafopredeter"/>
+    <w:link w:val="Ttulo4"/>
+    <w:uiPriority w:val="9"/>
+    <w:rsid w:val="00A6378F"/>
+    <w:rPr>
+      <w:rFonts w:ascii="Times New Roman" w:eastAsia="Times New Roman" w:hAnsi="Times New Roman" w:cs="Times New Roman"/>
+      <w:b/>
+      <w:bCs/>
+      <w:sz w:val="24"/>
+      <w:szCs w:val="24"/>
+    </w:rPr>
+  </w:style>
+  <w:style w:type="paragraph" w:styleId="NormalWeb">
+    <w:name w:val="Normal (Web)"/>
+    <w:basedOn w:val="Normal"/>
+    <w:uiPriority w:val="99"/>
+    <w:semiHidden/>
+    <w:unhideWhenUsed/>
+    <w:rsid w:val="00A6378F"/>
+    <w:pPr>
+      <w:spacing w:before="100" w:beforeAutospacing="1" w:after="100" w:afterAutospacing="1" w:line="240" w:lineRule="auto"/>
+    </w:pPr>
+    <w:rPr>
+      <w:rFonts w:ascii="Times New Roman" w:eastAsia="Times New Roman" w:hAnsi="Times New Roman" w:cs="Times New Roman"/>
+      <w:sz w:val="24"/>
+      <w:szCs w:val="24"/>
+      <w:lang w:val="en-US"/>
+    </w:rPr>
+  </w:style>
+  <w:style w:type="character" w:styleId="Textoennegrita">
+    <w:name w:val="Strong"/>
+    <w:basedOn w:val="Fuentedeprrafopredeter"/>
+    <w:uiPriority w:val="22"/>
+    <w:qFormat/>
+    <w:rsid w:val="00A6378F"/>
+    <w:rPr>
+      <w:b/>
+      <w:bCs/>
+    </w:rPr>
+  </w:style>
+  <w:style w:type="paragraph" w:styleId="Descripcin">
+    <w:name w:val="caption"/>
+    <w:basedOn w:val="Normal"/>
+    <w:next w:val="Normal"/>
+    <w:uiPriority w:val="35"/>
+    <w:unhideWhenUsed/>
+    <w:qFormat/>
+    <w:rsid w:val="002766A5"/>
+    <w:pPr>
+      <w:spacing w:after="200" w:line="240" w:lineRule="auto"/>
+    </w:pPr>
+    <w:rPr>
+      <w:i/>
+      <w:iCs/>
+      <w:color w:val="44546A" w:themeColor="text2"/>
+      <w:sz w:val="18"/>
+      <w:szCs w:val="18"/>
+    </w:rPr>
   </w:style>
 </w:styles>
 </file>

--- a/PLIEGO TÉCNICO FUNCIONAL Y DISCOVERY.docx
+++ b/PLIEGO TÉCNICO FUNCIONAL Y DISCOVERY.docx
@@ -96,7 +96,13 @@
         <w:t>luz</w:t>
       </w:r>
       <w:r>
-        <w:t xml:space="preserve"> (digitados por el propio usuario), gestionar el </w:t>
+        <w:t xml:space="preserve"> </w:t>
+      </w:r>
+      <w:r>
+        <w:t>(listar los pagos pendientes</w:t>
+      </w:r>
+      <w:r>
+        <w:t xml:space="preserve">), gestionar el </w:t>
       </w:r>
       <w:r>
         <w:rPr>
@@ -293,6 +299,8 @@
         </w:rPr>
         <w:t>Para los Copropietarios e Inquilinos</w:t>
       </w:r>
+      <w:bookmarkStart w:id="0" w:name="_GoBack"/>
+      <w:bookmarkEnd w:id="0"/>
     </w:p>
     <w:p>
       <w:pPr>
@@ -1304,12 +1312,7 @@
         <w:t>sistema contable de despensas</w:t>
       </w:r>
       <w:r>
-        <w:t xml:space="preserve"> y la </w:t>
-      </w:r>
-      <w:bookmarkStart w:id="0" w:name="_GoBack"/>
-      <w:bookmarkEnd w:id="0"/>
-      <w:r>
-        <w:t>contabilidad interna de cobros.</w:t>
+        <w:t xml:space="preserve"> y la contabilidad interna de cobros.</w:t>
       </w:r>
     </w:p>
     <w:p>
@@ -1682,27 +1685,24 @@
           <w:b/>
           <w:bCs/>
         </w:rPr>
-        <w:t>RF-SER-002 (Independientes):</w:t>
-      </w:r>
-      <w:r>
-        <w:t xml:space="preserve"> El portal </w:t>
-      </w:r>
-      <w:r>
-        <w:t>web-</w:t>
-      </w:r>
-      <w:proofErr w:type="spellStart"/>
-      <w:r>
-        <w:t>mobil</w:t>
-      </w:r>
-      <w:proofErr w:type="spellEnd"/>
-      <w:r>
-        <w:t xml:space="preserve"> del propietario debe proveer campos</w:t>
-      </w:r>
-      <w:r>
-        <w:t xml:space="preserve"> para digitar el código de la paleta “Agua o luz”</w:t>
-      </w:r>
-      <w:r>
-        <w:t>.</w:t>
+        <w:t>RF-SER-002 (</w:t>
+      </w:r>
+      <w:r>
+        <w:rPr>
+          <w:b/>
+          <w:bCs/>
+        </w:rPr>
+        <w:t>Consulta de Deuda</w:t>
+      </w:r>
+      <w:r>
+        <w:rPr>
+          <w:b/>
+          <w:bCs/>
+        </w:rPr>
+        <w:t>):</w:t>
+      </w:r>
+      <w:r>
+        <w:t xml:space="preserve"> Al ingresar a la sección de servicios básicos, el sistema utilizará el código de cliente almacenado del copropietario para consultar de forma automática —a través de la API de la pasarela de pagos— el monto exacto y el mes de la factura pendiente con la distribuidora, mostrándolo directamente en la pantalla sin necesidad de que el usuario digite montos manualmente.</w:t>
       </w:r>
     </w:p>
     <w:p>
@@ -1717,13 +1717,6 @@
           <w:b/>
           <w:bCs/>
         </w:rPr>
-        <w:t xml:space="preserve"> </w:t>
-      </w:r>
-      <w:r>
-        <w:rPr>
-          <w:b/>
-          <w:bCs/>
-        </w:rPr>
         <w:t>RF-SER-003 (Selección Flexible por Casillas):</w:t>
       </w:r>
       <w:r>
@@ -1931,14 +1924,11 @@
           <w:b/>
           <w:bCs/>
         </w:rPr>
+        <w:lastRenderedPageBreak/>
         <w:t>RF-PRO-004 (Registro de Egresos Menores e Insumos):</w:t>
       </w:r>
       <w:r>
-        <w:t xml:space="preserve"> El sistema debe permitir al administrador registrar egresos directos que no dependan necesariamente de un contrato </w:t>
-      </w:r>
-      <w:r>
-        <w:lastRenderedPageBreak/>
-        <w:t>de proveedor institucional (tales como compra de materiales de mantenimiento, insumos de limpieza, papelería o reparaciones de emergencia), permitiendo car</w:t>
+        <w:t xml:space="preserve"> El sistema debe permitir al administrador registrar egresos directos que no dependan necesariamente de un contrato de proveedor institucional (tales como compra de materiales de mantenimiento, insumos de limpieza, papelería o reparaciones de emergencia), permitiendo car</w:t>
       </w:r>
       <w:r>
         <w:t xml:space="preserve">gar una foto o PDF del recibo </w:t>
@@ -2174,14 +2164,14 @@
     </w:p>
     <w:p>
       <w:pPr>
-        <w:spacing w:before="100" w:beforeAutospacing="1" w:after="100" w:afterAutospacing="1" w:line="240" w:lineRule="auto"/>
-        <w:outlineLvl w:val="3"/>
+        <w:spacing w:beforeAutospacing="1" w:after="100" w:afterAutospacing="1" w:line="240" w:lineRule="auto"/>
         <w:rPr>
           <w:rFonts w:ascii="Times New Roman" w:eastAsia="Times New Roman" w:hAnsi="Times New Roman" w:cs="Times New Roman"/>
           <w:b/>
           <w:bCs/>
           <w:sz w:val="24"/>
           <w:szCs w:val="24"/>
+          <w:lang w:val="es-ES"/>
         </w:rPr>
       </w:pPr>
       <w:r>
@@ -2191,6 +2181,7 @@
           <w:bCs/>
           <w:sz w:val="24"/>
           <w:szCs w:val="24"/>
+          <w:lang w:val="es-ES"/>
         </w:rPr>
         <w:t>Matriz de Ventajas y Desventajas (Pros y Contras)</w:t>
       </w:r>
@@ -2208,9 +2199,9 @@
         <w:tblLook w:val="04A0" w:firstRow="1" w:lastRow="0" w:firstColumn="1" w:lastColumn="0" w:noHBand="0" w:noVBand="1"/>
       </w:tblPr>
       <w:tblGrid>
-        <w:gridCol w:w="1868"/>
-        <w:gridCol w:w="3760"/>
-        <w:gridCol w:w="3335"/>
+        <w:gridCol w:w="1890"/>
+        <w:gridCol w:w="3539"/>
+        <w:gridCol w:w="3534"/>
       </w:tblGrid>
       <w:tr>
         <w:trPr>
@@ -2237,11 +2228,83 @@
           </w:tcPr>
           <w:p>
             <w:pPr>
-              <w:spacing w:after="480" w:line="240" w:lineRule="auto"/>
+              <w:spacing w:beforeAutospacing="1" w:after="100" w:afterAutospacing="1" w:line="240" w:lineRule="auto"/>
               <w:rPr>
                 <w:rFonts w:ascii="Times New Roman" w:eastAsia="Times New Roman" w:hAnsi="Times New Roman" w:cs="Times New Roman"/>
+                <w:b/>
+                <w:bCs/>
                 <w:sz w:val="24"/>
                 <w:szCs w:val="24"/>
+                <w:lang w:val="en-US"/>
+              </w:rPr>
+            </w:pPr>
+            <w:proofErr w:type="spellStart"/>
+            <w:r>
+              <w:rPr>
+                <w:rFonts w:ascii="Times New Roman" w:eastAsia="Times New Roman" w:hAnsi="Times New Roman" w:cs="Times New Roman"/>
+                <w:b/>
+                <w:bCs/>
+                <w:sz w:val="24"/>
+                <w:szCs w:val="24"/>
+                <w:lang w:val="en-US"/>
+              </w:rPr>
+              <w:t>Alternativa</w:t>
+            </w:r>
+            <w:proofErr w:type="spellEnd"/>
+            <w:r>
+              <w:rPr>
+                <w:rFonts w:ascii="Times New Roman" w:eastAsia="Times New Roman" w:hAnsi="Times New Roman" w:cs="Times New Roman"/>
+                <w:b/>
+                <w:bCs/>
+                <w:sz w:val="24"/>
+                <w:szCs w:val="24"/>
+                <w:lang w:val="en-US"/>
+              </w:rPr>
+              <w:t xml:space="preserve"> de </w:t>
+            </w:r>
+            <w:proofErr w:type="spellStart"/>
+            <w:r>
+              <w:rPr>
+                <w:rFonts w:ascii="Times New Roman" w:eastAsia="Times New Roman" w:hAnsi="Times New Roman" w:cs="Times New Roman"/>
+                <w:b/>
+                <w:bCs/>
+                <w:sz w:val="24"/>
+                <w:szCs w:val="24"/>
+                <w:lang w:val="en-US"/>
+              </w:rPr>
+              <w:t>Integración</w:t>
+            </w:r>
+            <w:proofErr w:type="spellEnd"/>
+          </w:p>
+        </w:tc>
+        <w:tc>
+          <w:tcPr>
+            <w:tcW w:w="0" w:type="auto"/>
+            <w:tcBorders>
+              <w:top w:val="single" w:sz="6" w:space="0" w:color="C4C7C5"/>
+              <w:left w:val="single" w:sz="6" w:space="0" w:color="C4C7C5"/>
+              <w:bottom w:val="single" w:sz="6" w:space="0" w:color="C4C7C5"/>
+              <w:right w:val="single" w:sz="6" w:space="0" w:color="C4C7C5"/>
+            </w:tcBorders>
+            <w:tcMar>
+              <w:top w:w="120" w:type="dxa"/>
+              <w:left w:w="180" w:type="dxa"/>
+              <w:bottom w:w="120" w:type="dxa"/>
+              <w:right w:w="180" w:type="dxa"/>
+            </w:tcMar>
+            <w:vAlign w:val="center"/>
+            <w:hideMark/>
+          </w:tcPr>
+          <w:p>
+            <w:pPr>
+              <w:spacing w:beforeAutospacing="1" w:after="100" w:afterAutospacing="1" w:line="240" w:lineRule="auto"/>
+              <w:rPr>
+                <w:rFonts w:ascii="Times New Roman" w:eastAsia="Times New Roman" w:hAnsi="Times New Roman" w:cs="Times New Roman"/>
+                <w:b/>
+                <w:bCs/>
+                <w:sz w:val="24"/>
+                <w:szCs w:val="24"/>
+                <w:lang w:val="en-US"/>
               </w:rPr>
             </w:pPr>
             <w:r>
@@ -2251,8 +2314,33 @@
                 <w:bCs/>
                 <w:sz w:val="24"/>
                 <w:szCs w:val="24"/>
+                <w:lang w:val="en-US"/>
               </w:rPr>
-              <w:t>Alternativa de Integración</w:t>
+              <w:t>Pros (</w:t>
+            </w:r>
+            <w:proofErr w:type="spellStart"/>
+            <w:r>
+              <w:rPr>
+                <w:rFonts w:ascii="Times New Roman" w:eastAsia="Times New Roman" w:hAnsi="Times New Roman" w:cs="Times New Roman"/>
+                <w:b/>
+                <w:bCs/>
+                <w:sz w:val="24"/>
+                <w:szCs w:val="24"/>
+                <w:lang w:val="en-US"/>
+              </w:rPr>
+              <w:t>Ventajas</w:t>
+            </w:r>
+            <w:proofErr w:type="spellEnd"/>
+            <w:r>
+              <w:rPr>
+                <w:rFonts w:ascii="Times New Roman" w:eastAsia="Times New Roman" w:hAnsi="Times New Roman" w:cs="Times New Roman"/>
+                <w:b/>
+                <w:bCs/>
+                <w:sz w:val="24"/>
+                <w:szCs w:val="24"/>
+                <w:lang w:val="en-US"/>
+              </w:rPr>
+              <w:t>)</w:t>
             </w:r>
           </w:p>
         </w:tc>
@@ -2276,11 +2364,14 @@
           </w:tcPr>
           <w:p>
             <w:pPr>
-              <w:spacing w:after="480" w:line="240" w:lineRule="auto"/>
+              <w:spacing w:beforeAutospacing="1" w:after="100" w:afterAutospacing="1" w:line="240" w:lineRule="auto"/>
               <w:rPr>
                 <w:rFonts w:ascii="Times New Roman" w:eastAsia="Times New Roman" w:hAnsi="Times New Roman" w:cs="Times New Roman"/>
+                <w:b/>
+                <w:bCs/>
                 <w:sz w:val="24"/>
                 <w:szCs w:val="24"/>
+                <w:lang w:val="en-US"/>
               </w:rPr>
             </w:pPr>
             <w:r>
@@ -2290,38 +2381,11 @@
                 <w:bCs/>
                 <w:sz w:val="24"/>
                 <w:szCs w:val="24"/>
+                <w:lang w:val="en-US"/>
               </w:rPr>
-              <w:t>Pros (Ventajas)</w:t>
+              <w:t>Contras (</w:t>
             </w:r>
-          </w:p>
-        </w:tc>
-        <w:tc>
-          <w:tcPr>
-            <w:tcW w:w="0" w:type="auto"/>
-            <w:tcBorders>
-              <w:top w:val="single" w:sz="6" w:space="0" w:color="C4C7C5"/>
-              <w:left w:val="single" w:sz="6" w:space="0" w:color="C4C7C5"/>
-              <w:bottom w:val="single" w:sz="6" w:space="0" w:color="C4C7C5"/>
-              <w:right w:val="single" w:sz="6" w:space="0" w:color="C4C7C5"/>
-            </w:tcBorders>
-            <w:tcMar>
-              <w:top w:w="120" w:type="dxa"/>
-              <w:left w:w="180" w:type="dxa"/>
-              <w:bottom w:w="120" w:type="dxa"/>
-              <w:right w:w="180" w:type="dxa"/>
-            </w:tcMar>
-            <w:vAlign w:val="center"/>
-            <w:hideMark/>
-          </w:tcPr>
-          <w:p>
-            <w:pPr>
-              <w:spacing w:after="480" w:line="240" w:lineRule="auto"/>
-              <w:rPr>
-                <w:rFonts w:ascii="Times New Roman" w:eastAsia="Times New Roman" w:hAnsi="Times New Roman" w:cs="Times New Roman"/>
-                <w:sz w:val="24"/>
-                <w:szCs w:val="24"/>
-              </w:rPr>
-            </w:pPr>
+            <w:proofErr w:type="spellStart"/>
             <w:r>
               <w:rPr>
                 <w:rFonts w:ascii="Times New Roman" w:eastAsia="Times New Roman" w:hAnsi="Times New Roman" w:cs="Times New Roman"/>
@@ -2329,8 +2393,21 @@
                 <w:bCs/>
                 <w:sz w:val="24"/>
                 <w:szCs w:val="24"/>
+                <w:lang w:val="en-US"/>
               </w:rPr>
-              <w:t>Contras (Desventajas)</w:t>
+              <w:t>Desventajas</w:t>
+            </w:r>
+            <w:proofErr w:type="spellEnd"/>
+            <w:r>
+              <w:rPr>
+                <w:rFonts w:ascii="Times New Roman" w:eastAsia="Times New Roman" w:hAnsi="Times New Roman" w:cs="Times New Roman"/>
+                <w:b/>
+                <w:bCs/>
+                <w:sz w:val="24"/>
+                <w:szCs w:val="24"/>
+                <w:lang w:val="en-US"/>
+              </w:rPr>
+              <w:t>)</w:t>
             </w:r>
           </w:p>
         </w:tc>
@@ -2359,11 +2436,14 @@
           </w:tcPr>
           <w:p>
             <w:pPr>
-              <w:spacing w:before="100" w:beforeAutospacing="1" w:after="100" w:afterAutospacing="1" w:line="240" w:lineRule="auto"/>
+              <w:spacing w:beforeAutospacing="1" w:after="100" w:afterAutospacing="1" w:line="240" w:lineRule="auto"/>
               <w:rPr>
                 <w:rFonts w:ascii="Times New Roman" w:eastAsia="Times New Roman" w:hAnsi="Times New Roman" w:cs="Times New Roman"/>
+                <w:b/>
+                <w:bCs/>
                 <w:sz w:val="24"/>
                 <w:szCs w:val="24"/>
+                <w:lang w:val="es-ES"/>
               </w:rPr>
             </w:pPr>
             <w:r>
@@ -2373,6 +2453,7 @@
                 <w:bCs/>
                 <w:sz w:val="24"/>
                 <w:szCs w:val="24"/>
+                <w:lang w:val="es-ES"/>
               </w:rPr>
               <w:t xml:space="preserve">Pasarelas de Pago </w:t>
             </w:r>
@@ -2384,6 +2465,7 @@
                 <w:bCs/>
                 <w:sz w:val="24"/>
                 <w:szCs w:val="24"/>
+                <w:lang w:val="es-ES"/>
               </w:rPr>
               <w:t>Agregadoras</w:t>
             </w:r>
@@ -2391,38 +2473,50 @@
           </w:p>
           <w:p>
             <w:pPr>
-              <w:spacing w:after="0" w:line="240" w:lineRule="auto"/>
+              <w:spacing w:beforeAutospacing="1" w:after="100" w:afterAutospacing="1" w:line="240" w:lineRule="auto"/>
               <w:rPr>
                 <w:rFonts w:ascii="Times New Roman" w:eastAsia="Times New Roman" w:hAnsi="Times New Roman" w:cs="Times New Roman"/>
+                <w:b/>
+                <w:bCs/>
                 <w:sz w:val="24"/>
                 <w:szCs w:val="24"/>
+                <w:lang w:val="es-ES"/>
               </w:rPr>
             </w:pPr>
             <w:r>
               <w:rPr>
                 <w:rFonts w:ascii="Times New Roman" w:eastAsia="Times New Roman" w:hAnsi="Times New Roman" w:cs="Times New Roman"/>
+                <w:b/>
+                <w:bCs/>
                 <w:sz w:val="24"/>
                 <w:szCs w:val="24"/>
+                <w:lang w:val="es-ES"/>
               </w:rPr>
               <w:br/>
             </w:r>
           </w:p>
           <w:p>
             <w:pPr>
-              <w:spacing w:before="100" w:beforeAutospacing="1" w:after="100" w:afterAutospacing="1" w:line="240" w:lineRule="auto"/>
+              <w:spacing w:beforeAutospacing="1" w:after="100" w:afterAutospacing="1" w:line="240" w:lineRule="auto"/>
               <w:rPr>
                 <w:rFonts w:ascii="Times New Roman" w:eastAsia="Times New Roman" w:hAnsi="Times New Roman" w:cs="Times New Roman"/>
+                <w:b/>
+                <w:bCs/>
                 <w:sz w:val="24"/>
                 <w:szCs w:val="24"/>
+                <w:lang w:val="es-ES"/>
               </w:rPr>
             </w:pPr>
             <w:r>
               <w:rPr>
                 <w:rFonts w:ascii="Times New Roman" w:eastAsia="Times New Roman" w:hAnsi="Times New Roman" w:cs="Times New Roman"/>
+                <w:b/>
+                <w:bCs/>
                 <w:i/>
                 <w:iCs/>
                 <w:sz w:val="24"/>
                 <w:szCs w:val="24"/>
+                <w:lang w:val="es-ES"/>
               </w:rPr>
               <w:t>(</w:t>
             </w:r>
@@ -2430,10 +2524,13 @@
             <w:r>
               <w:rPr>
                 <w:rFonts w:ascii="Times New Roman" w:eastAsia="Times New Roman" w:hAnsi="Times New Roman" w:cs="Times New Roman"/>
+                <w:b/>
+                <w:bCs/>
                 <w:i/>
                 <w:iCs/>
                 <w:sz w:val="24"/>
                 <w:szCs w:val="24"/>
+                <w:lang w:val="es-ES"/>
               </w:rPr>
               <w:t>Ej</w:t>
             </w:r>
@@ -2441,32 +2538,26 @@
             <w:r>
               <w:rPr>
                 <w:rFonts w:ascii="Times New Roman" w:eastAsia="Times New Roman" w:hAnsi="Times New Roman" w:cs="Times New Roman"/>
+                <w:b/>
+                <w:bCs/>
                 <w:i/>
                 <w:iCs/>
                 <w:sz w:val="24"/>
                 <w:szCs w:val="24"/>
+                <w:lang w:val="es-ES"/>
               </w:rPr>
-              <w:t xml:space="preserve">: Libélula, </w:t>
+              <w:t>: Libélula</w:t>
             </w:r>
-            <w:proofErr w:type="spellStart"/>
             <w:r>
               <w:rPr>
                 <w:rFonts w:ascii="Times New Roman" w:eastAsia="Times New Roman" w:hAnsi="Times New Roman" w:cs="Times New Roman"/>
+                <w:b/>
+                <w:bCs/>
                 <w:i/>
                 <w:iCs/>
                 <w:sz w:val="24"/>
                 <w:szCs w:val="24"/>
-              </w:rPr>
-              <w:t>PagosNet</w:t>
-            </w:r>
-            <w:proofErr w:type="spellEnd"/>
-            <w:r>
-              <w:rPr>
-                <w:rFonts w:ascii="Times New Roman" w:eastAsia="Times New Roman" w:hAnsi="Times New Roman" w:cs="Times New Roman"/>
-                <w:i/>
-                <w:iCs/>
-                <w:sz w:val="24"/>
-                <w:szCs w:val="24"/>
+                <w:lang w:val="es-ES"/>
               </w:rPr>
               <w:t>)</w:t>
             </w:r>
@@ -2492,132 +2583,157 @@
           </w:tcPr>
           <w:p>
             <w:pPr>
-              <w:spacing w:after="0" w:line="240" w:lineRule="auto"/>
+              <w:pStyle w:val="NormalWeb"/>
               <w:rPr>
-                <w:rFonts w:ascii="Times New Roman" w:eastAsia="Times New Roman" w:hAnsi="Times New Roman" w:cs="Times New Roman"/>
-                <w:sz w:val="24"/>
-                <w:szCs w:val="24"/>
+                <w:lang w:val="es-ES"/>
               </w:rPr>
             </w:pPr>
+            <w:proofErr w:type="gramStart"/>
             <w:r>
+              <w:rPr>
+                <w:rFonts w:hAnsi="Symbol"/>
+              </w:rPr>
+              <w:t></w:t>
+            </w:r>
+            <w:r>
+              <w:rPr>
+                <w:lang w:val="es-ES"/>
+              </w:rPr>
+              <w:t xml:space="preserve">  </w:t>
+            </w:r>
+            <w:r>
+              <w:rPr>
+                <w:b/>
+                <w:bCs/>
+                <w:lang w:val="es-ES"/>
+              </w:rPr>
+              <w:t>Dispersión</w:t>
+            </w:r>
+            <w:proofErr w:type="gramEnd"/>
+            <w:r>
+              <w:rPr>
+                <w:b/>
+                <w:bCs/>
+                <w:lang w:val="es-ES"/>
+              </w:rPr>
+              <w:t xml:space="preserve"> Inteligente y Consulta Integrada:</w:t>
+            </w:r>
+            <w:r>
+              <w:rPr>
+                <w:lang w:val="es-ES"/>
+              </w:rPr>
+              <w:t xml:space="preserve"> Permite consultar en tiempo real las deudas de servicios básicos del usuario y, al recibir el pago mediante el QR unificado, la pasarela deriva automáticamente el dinero de </w:t>
+            </w:r>
+            <w:r>
+              <w:rPr>
+                <w:lang w:val="es-ES"/>
+              </w:rPr>
+              <w:lastRenderedPageBreak/>
+              <w:t>agua y luz a la empresa pública distribuidora y las expensas a la cuenta del condominio.</w:t>
+            </w:r>
+          </w:p>
+          <w:p>
+            <w:pPr>
+              <w:pStyle w:val="NormalWeb"/>
+              <w:rPr>
+                <w:lang w:val="es-ES"/>
+              </w:rPr>
+            </w:pPr>
+            <w:proofErr w:type="gramStart"/>
+            <w:r>
+              <w:rPr>
+                <w:rFonts w:hAnsi="Symbol"/>
+              </w:rPr>
+              <w:t></w:t>
+            </w:r>
+            <w:r>
+              <w:rPr>
+                <w:lang w:val="es-ES"/>
+              </w:rPr>
+              <w:t xml:space="preserve">  </w:t>
+            </w:r>
+            <w:r>
+              <w:rPr>
+                <w:b/>
+                <w:bCs/>
+                <w:lang w:val="es-ES"/>
+              </w:rPr>
+              <w:t>Costo</w:t>
+            </w:r>
+            <w:proofErr w:type="gramEnd"/>
+            <w:r>
+              <w:rPr>
+                <w:b/>
+                <w:bCs/>
+                <w:lang w:val="es-ES"/>
+              </w:rPr>
+              <w:t xml:space="preserve"> Inicial Cero:</w:t>
+            </w:r>
+            <w:r>
+              <w:rPr>
+                <w:lang w:val="es-ES"/>
+              </w:rPr>
+              <w:t xml:space="preserve"> No cobran por concepto de afiliación ni mantenimiento mensual (Bs. 0). </w:t>
+            </w:r>
+          </w:p>
+          <w:p>
+            <w:pPr>
+              <w:pStyle w:val="NormalWeb"/>
+              <w:rPr>
+                <w:lang w:val="es-ES"/>
+              </w:rPr>
+            </w:pPr>
+            <w:proofErr w:type="gramStart"/>
+            <w:r>
+              <w:rPr>
+                <w:rFonts w:hAnsi="Symbol"/>
+              </w:rPr>
+              <w:t></w:t>
+            </w:r>
+            <w:r>
+              <w:rPr>
+                <w:lang w:val="es-ES"/>
+              </w:rPr>
+              <w:t xml:space="preserve">  </w:t>
+            </w:r>
+            <w:proofErr w:type="spellStart"/>
+            <w:r>
+              <w:rPr>
+                <w:b/>
+                <w:bCs/>
+                <w:lang w:val="es-ES"/>
+              </w:rPr>
+              <w:t>Multicanalidad</w:t>
+            </w:r>
+            <w:proofErr w:type="spellEnd"/>
+            <w:proofErr w:type="gramEnd"/>
+            <w:r>
+              <w:rPr>
+                <w:b/>
+                <w:bCs/>
+                <w:lang w:val="es-ES"/>
+              </w:rPr>
+              <w:t xml:space="preserve"> Interoperable:</w:t>
+            </w:r>
+            <w:r>
+              <w:rPr>
+                <w:lang w:val="es-ES"/>
+              </w:rPr>
+              <w:t xml:space="preserve"> Procesa pagos desde cualquier app bancaria (QR Simple), tarjetas y billeteras móviles.</w:t>
+            </w:r>
+          </w:p>
+          <w:p>
+            <w:pPr>
+              <w:spacing w:beforeAutospacing="1" w:after="100" w:afterAutospacing="1" w:line="240" w:lineRule="auto"/>
               <w:rPr>
                 <w:rFonts w:ascii="Times New Roman" w:eastAsia="Times New Roman" w:hAnsi="Times New Roman" w:cs="Times New Roman"/>
                 <w:b/>
                 <w:bCs/>
                 <w:sz w:val="24"/>
                 <w:szCs w:val="24"/>
+                <w:lang w:val="es-ES"/>
               </w:rPr>
-              <w:t>Dispersión Inteligente:</w:t>
-            </w:r>
-            <w:r>
-              <w:rPr>
-                <w:rFonts w:ascii="Times New Roman" w:eastAsia="Times New Roman" w:hAnsi="Times New Roman" w:cs="Times New Roman"/>
-                <w:sz w:val="24"/>
-                <w:szCs w:val="24"/>
-              </w:rPr>
-              <w:t xml:space="preserve"> Tienen convenios nativos con las distribuidoras de servicios. Al recibir el pago, derivan automáticamente la porción de agua y luz a la empresa pública y la despensa al </w:t>
-            </w:r>
-            <w:proofErr w:type="spellStart"/>
-            <w:r>
-              <w:rPr>
-                <w:rFonts w:ascii="Times New Roman" w:eastAsia="Times New Roman" w:hAnsi="Times New Roman" w:cs="Times New Roman"/>
-                <w:sz w:val="24"/>
-                <w:szCs w:val="24"/>
-              </w:rPr>
-              <w:t>condominio.</w:t>
-            </w:r>
-            <w:r>
-              <w:rPr>
-                <w:rFonts w:ascii="Times New Roman" w:eastAsia="Times New Roman" w:hAnsi="Times New Roman" w:cs="Times New Roman"/>
-                <w:b/>
-                <w:bCs/>
-                <w:sz w:val="24"/>
-                <w:szCs w:val="24"/>
-              </w:rPr>
-              <w:t>Costo</w:t>
-            </w:r>
-            <w:proofErr w:type="spellEnd"/>
-            <w:r>
-              <w:rPr>
-                <w:rFonts w:ascii="Times New Roman" w:eastAsia="Times New Roman" w:hAnsi="Times New Roman" w:cs="Times New Roman"/>
-                <w:b/>
-                <w:bCs/>
-                <w:sz w:val="24"/>
-                <w:szCs w:val="24"/>
-              </w:rPr>
-              <w:t xml:space="preserve"> Inicial Cero:</w:t>
-            </w:r>
-            <w:r>
-              <w:rPr>
-                <w:rFonts w:ascii="Times New Roman" w:eastAsia="Times New Roman" w:hAnsi="Times New Roman" w:cs="Times New Roman"/>
-                <w:sz w:val="24"/>
-                <w:szCs w:val="24"/>
-              </w:rPr>
-              <w:t xml:space="preserve"> No cobran por afiliación ni mantenimiento </w:t>
-            </w:r>
-            <w:r>
-              <w:rPr>
-                <w:rFonts w:ascii="Times New Roman" w:eastAsia="Times New Roman" w:hAnsi="Times New Roman" w:cs="Times New Roman"/>
-                <w:sz w:val="24"/>
-                <w:szCs w:val="24"/>
-              </w:rPr>
-              <w:lastRenderedPageBreak/>
-              <w:t>mensual (Bs. 0).</w:t>
-            </w:r>
-            <w:r>
-              <w:rPr>
-                <w:rFonts w:ascii="Times New Roman" w:eastAsia="Times New Roman" w:hAnsi="Times New Roman" w:cs="Times New Roman"/>
-                <w:b/>
-                <w:bCs/>
-                <w:sz w:val="24"/>
-                <w:szCs w:val="24"/>
-              </w:rPr>
-              <w:t>Tiempo de Salida Rápido:</w:t>
-            </w:r>
-            <w:r>
-              <w:rPr>
-                <w:rFonts w:ascii="Times New Roman" w:eastAsia="Times New Roman" w:hAnsi="Times New Roman" w:cs="Times New Roman"/>
-                <w:sz w:val="24"/>
-                <w:szCs w:val="24"/>
-              </w:rPr>
-              <w:t xml:space="preserve"> </w:t>
-            </w:r>
-            <w:proofErr w:type="spellStart"/>
-            <w:r>
-              <w:rPr>
-                <w:rFonts w:ascii="Times New Roman" w:eastAsia="Times New Roman" w:hAnsi="Times New Roman" w:cs="Times New Roman"/>
-                <w:sz w:val="24"/>
-                <w:szCs w:val="24"/>
-              </w:rPr>
-              <w:t>APIs</w:t>
-            </w:r>
-            <w:proofErr w:type="spellEnd"/>
-            <w:r>
-              <w:rPr>
-                <w:rFonts w:ascii="Times New Roman" w:eastAsia="Times New Roman" w:hAnsi="Times New Roman" w:cs="Times New Roman"/>
-                <w:sz w:val="24"/>
-                <w:szCs w:val="24"/>
-              </w:rPr>
-              <w:t xml:space="preserve"> unificadas y fáciles de integrar en </w:t>
-            </w:r>
-            <w:proofErr w:type="spellStart"/>
-            <w:r>
-              <w:rPr>
-                <w:rFonts w:ascii="Times New Roman" w:eastAsia="Times New Roman" w:hAnsi="Times New Roman" w:cs="Times New Roman"/>
-                <w:sz w:val="24"/>
-                <w:szCs w:val="24"/>
-              </w:rPr>
-              <w:t>Laravel</w:t>
-            </w:r>
-            <w:proofErr w:type="spellEnd"/>
-            <w:r>
-              <w:rPr>
-                <w:rFonts w:ascii="Times New Roman" w:eastAsia="Times New Roman" w:hAnsi="Times New Roman" w:cs="Times New Roman"/>
-                <w:sz w:val="24"/>
-                <w:szCs w:val="24"/>
-              </w:rPr>
-              <w:t>.</w:t>
-            </w:r>
+            </w:pPr>
           </w:p>
         </w:tc>
         <w:tc>
@@ -2640,11 +2756,14 @@
           </w:tcPr>
           <w:p>
             <w:pPr>
-              <w:spacing w:after="0" w:line="240" w:lineRule="auto"/>
+              <w:spacing w:beforeAutospacing="1" w:after="100" w:afterAutospacing="1" w:line="240" w:lineRule="auto"/>
               <w:rPr>
                 <w:rFonts w:ascii="Times New Roman" w:eastAsia="Times New Roman" w:hAnsi="Times New Roman" w:cs="Times New Roman"/>
+                <w:b/>
+                <w:bCs/>
                 <w:sz w:val="24"/>
                 <w:szCs w:val="24"/>
+                <w:lang w:val="es-ES"/>
               </w:rPr>
             </w:pPr>
             <w:r>
@@ -2654,17 +2773,10 @@
                 <w:bCs/>
                 <w:sz w:val="24"/>
                 <w:szCs w:val="24"/>
+                <w:lang w:val="es-ES"/>
               </w:rPr>
               <w:lastRenderedPageBreak/>
-              <w:t>Comisión más alta:</w:t>
-            </w:r>
-            <w:r>
-              <w:rPr>
-                <w:rFonts w:ascii="Times New Roman" w:eastAsia="Times New Roman" w:hAnsi="Times New Roman" w:cs="Times New Roman"/>
-                <w:sz w:val="24"/>
-                <w:szCs w:val="24"/>
-              </w:rPr>
-              <w:t xml:space="preserve"> Cobran entre el </w:t>
+              <w:t>Comisión por Transacción: Cobran entre el 2.0% y 3.0% por cada pago exitoso (en el caso de Libélula es del 2.5%).</w:t>
             </w:r>
             <w:r>
               <w:rPr>
@@ -2673,25 +2785,9 @@
                 <w:bCs/>
                 <w:sz w:val="24"/>
                 <w:szCs w:val="24"/>
+                <w:lang w:val="es-ES"/>
               </w:rPr>
-              <w:t>2.0% y 3.0%</w:t>
-            </w:r>
-            <w:r>
-              <w:rPr>
-                <w:rFonts w:ascii="Times New Roman" w:eastAsia="Times New Roman" w:hAnsi="Times New Roman" w:cs="Times New Roman"/>
-                <w:sz w:val="24"/>
-                <w:szCs w:val="24"/>
-              </w:rPr>
-              <w:t xml:space="preserve"> por cada transacción </w:t>
-            </w:r>
-            <w:proofErr w:type="spellStart"/>
-            <w:r>
-              <w:rPr>
-                <w:rFonts w:ascii="Times New Roman" w:eastAsia="Times New Roman" w:hAnsi="Times New Roman" w:cs="Times New Roman"/>
-                <w:sz w:val="24"/>
-                <w:szCs w:val="24"/>
-              </w:rPr>
-              <w:t>exitosa.</w:t>
+              <w:t xml:space="preserve"> </w:t>
             </w:r>
             <w:r>
               <w:rPr>
@@ -2700,10 +2796,10 @@
                 <w:bCs/>
                 <w:sz w:val="24"/>
                 <w:szCs w:val="24"/>
+                <w:lang w:val="es-ES"/>
               </w:rPr>
-              <w:t>Tiempo</w:t>
+              <w:t xml:space="preserve">Tiempo de Depósito: Los fondos del condominio tardan entre 24 y 48 horas hábiles en </w:t>
             </w:r>
-            <w:proofErr w:type="spellEnd"/>
             <w:r>
               <w:rPr>
                 <w:rFonts w:ascii="Times New Roman" w:eastAsia="Times New Roman" w:hAnsi="Times New Roman" w:cs="Times New Roman"/>
@@ -2711,16 +2807,10 @@
                 <w:bCs/>
                 <w:sz w:val="24"/>
                 <w:szCs w:val="24"/>
+                <w:lang w:val="es-ES"/>
               </w:rPr>
-              <w:t xml:space="preserve"> de Liquidación:</w:t>
-            </w:r>
-            <w:r>
-              <w:rPr>
-                <w:rFonts w:ascii="Times New Roman" w:eastAsia="Times New Roman" w:hAnsi="Times New Roman" w:cs="Times New Roman"/>
-                <w:sz w:val="24"/>
-                <w:szCs w:val="24"/>
-              </w:rPr>
-              <w:t xml:space="preserve"> Los fondos del condominio pueden tardar de 24 a 48 horas hábiles en abonarse a su cuenta bancaria.</w:t>
+              <w:lastRenderedPageBreak/>
+              <w:t xml:space="preserve">abonarse a su cuenta bancaria. </w:t>
             </w:r>
           </w:p>
         </w:tc>
@@ -2749,11 +2839,14 @@
           </w:tcPr>
           <w:p>
             <w:pPr>
-              <w:spacing w:before="100" w:beforeAutospacing="1" w:after="100" w:afterAutospacing="1" w:line="240" w:lineRule="auto"/>
+              <w:spacing w:beforeAutospacing="1" w:after="100" w:afterAutospacing="1" w:line="240" w:lineRule="auto"/>
               <w:rPr>
                 <w:rFonts w:ascii="Times New Roman" w:eastAsia="Times New Roman" w:hAnsi="Times New Roman" w:cs="Times New Roman"/>
+                <w:b/>
+                <w:bCs/>
                 <w:sz w:val="24"/>
                 <w:szCs w:val="24"/>
+                <w:lang w:val="es-ES"/>
               </w:rPr>
             </w:pPr>
             <w:r>
@@ -2763,45 +2856,57 @@
                 <w:bCs/>
                 <w:sz w:val="24"/>
                 <w:szCs w:val="24"/>
+                <w:lang w:val="es-ES"/>
               </w:rPr>
-              <w:lastRenderedPageBreak/>
               <w:t>API Directa de Entidades Financieras</w:t>
             </w:r>
           </w:p>
           <w:p>
             <w:pPr>
-              <w:spacing w:after="0" w:line="240" w:lineRule="auto"/>
+              <w:spacing w:beforeAutospacing="1" w:after="100" w:afterAutospacing="1" w:line="240" w:lineRule="auto"/>
               <w:rPr>
                 <w:rFonts w:ascii="Times New Roman" w:eastAsia="Times New Roman" w:hAnsi="Times New Roman" w:cs="Times New Roman"/>
+                <w:b/>
+                <w:bCs/>
                 <w:sz w:val="24"/>
                 <w:szCs w:val="24"/>
+                <w:lang w:val="es-ES"/>
               </w:rPr>
             </w:pPr>
             <w:r>
               <w:rPr>
                 <w:rFonts w:ascii="Times New Roman" w:eastAsia="Times New Roman" w:hAnsi="Times New Roman" w:cs="Times New Roman"/>
+                <w:b/>
+                <w:bCs/>
                 <w:sz w:val="24"/>
                 <w:szCs w:val="24"/>
+                <w:lang w:val="es-ES"/>
               </w:rPr>
               <w:br/>
             </w:r>
           </w:p>
           <w:p>
             <w:pPr>
-              <w:spacing w:before="100" w:beforeAutospacing="1" w:after="100" w:afterAutospacing="1" w:line="240" w:lineRule="auto"/>
+              <w:spacing w:beforeAutospacing="1" w:after="100" w:afterAutospacing="1" w:line="240" w:lineRule="auto"/>
               <w:rPr>
                 <w:rFonts w:ascii="Times New Roman" w:eastAsia="Times New Roman" w:hAnsi="Times New Roman" w:cs="Times New Roman"/>
+                <w:b/>
+                <w:bCs/>
                 <w:sz w:val="24"/>
                 <w:szCs w:val="24"/>
+                <w:lang w:val="es-ES"/>
               </w:rPr>
             </w:pPr>
             <w:r>
               <w:rPr>
                 <w:rFonts w:ascii="Times New Roman" w:eastAsia="Times New Roman" w:hAnsi="Times New Roman" w:cs="Times New Roman"/>
+                <w:b/>
+                <w:bCs/>
                 <w:i/>
                 <w:iCs/>
                 <w:sz w:val="24"/>
                 <w:szCs w:val="24"/>
+                <w:lang w:val="es-ES"/>
               </w:rPr>
               <w:t>(</w:t>
             </w:r>
@@ -2809,10 +2914,13 @@
             <w:r>
               <w:rPr>
                 <w:rFonts w:ascii="Times New Roman" w:eastAsia="Times New Roman" w:hAnsi="Times New Roman" w:cs="Times New Roman"/>
+                <w:b/>
+                <w:bCs/>
                 <w:i/>
                 <w:iCs/>
                 <w:sz w:val="24"/>
                 <w:szCs w:val="24"/>
+                <w:lang w:val="es-ES"/>
               </w:rPr>
               <w:t>Ej</w:t>
             </w:r>
@@ -2820,12 +2928,56 @@
             <w:r>
               <w:rPr>
                 <w:rFonts w:ascii="Times New Roman" w:eastAsia="Times New Roman" w:hAnsi="Times New Roman" w:cs="Times New Roman"/>
+                <w:b/>
+                <w:bCs/>
                 <w:i/>
                 <w:iCs/>
                 <w:sz w:val="24"/>
                 <w:szCs w:val="24"/>
+                <w:lang w:val="es-ES"/>
               </w:rPr>
-              <w:t>: BNB, BCP, Banco Unión)</w:t>
+              <w:t xml:space="preserve">: </w:t>
+            </w:r>
+            <w:r>
+              <w:rPr>
+                <w:rFonts w:ascii="Times New Roman" w:eastAsia="Times New Roman" w:hAnsi="Times New Roman" w:cs="Times New Roman"/>
+                <w:b/>
+                <w:bCs/>
+                <w:i/>
+                <w:iCs/>
+                <w:sz w:val="24"/>
+                <w:szCs w:val="24"/>
+                <w:lang w:val="es-ES"/>
+              </w:rPr>
+              <w:t xml:space="preserve">BNB API </w:t>
+            </w:r>
+            <w:proofErr w:type="spellStart"/>
+            <w:r>
+              <w:rPr>
+                <w:rFonts w:ascii="Times New Roman" w:eastAsia="Times New Roman" w:hAnsi="Times New Roman" w:cs="Times New Roman"/>
+                <w:b/>
+                <w:bCs/>
+                <w:i/>
+                <w:iCs/>
+                <w:sz w:val="24"/>
+                <w:szCs w:val="24"/>
+                <w:lang w:val="es-ES"/>
+              </w:rPr>
+              <w:t>Market</w:t>
+            </w:r>
+            <w:proofErr w:type="spellEnd"/>
+            <w:r>
+              <w:rPr>
+                <w:rFonts w:ascii="Times New Roman" w:eastAsia="Times New Roman" w:hAnsi="Times New Roman" w:cs="Times New Roman"/>
+                <w:b/>
+                <w:bCs/>
+                <w:i/>
+                <w:iCs/>
+                <w:sz w:val="24"/>
+                <w:szCs w:val="24"/>
+                <w:lang w:val="es-ES"/>
+              </w:rPr>
+              <w:t>)</w:t>
             </w:r>
           </w:p>
         </w:tc>
@@ -2849,11 +3001,14 @@
           </w:tcPr>
           <w:p>
             <w:pPr>
-              <w:spacing w:after="0" w:line="240" w:lineRule="auto"/>
+              <w:spacing w:beforeAutospacing="1" w:after="100" w:afterAutospacing="1" w:line="240" w:lineRule="auto"/>
               <w:rPr>
                 <w:rFonts w:ascii="Times New Roman" w:eastAsia="Times New Roman" w:hAnsi="Times New Roman" w:cs="Times New Roman"/>
+                <w:b/>
+                <w:bCs/>
                 <w:sz w:val="24"/>
                 <w:szCs w:val="24"/>
+                <w:lang w:val="es-ES"/>
               </w:rPr>
             </w:pPr>
             <w:r>
@@ -2863,16 +3018,9 @@
                 <w:bCs/>
                 <w:sz w:val="24"/>
                 <w:szCs w:val="24"/>
+                <w:lang w:val="es-ES"/>
               </w:rPr>
-              <w:t>Comisiones Mínimas:</w:t>
-            </w:r>
-            <w:r>
-              <w:rPr>
-                <w:rFonts w:ascii="Times New Roman" w:eastAsia="Times New Roman" w:hAnsi="Times New Roman" w:cs="Times New Roman"/>
-                <w:sz w:val="24"/>
-                <w:szCs w:val="24"/>
-              </w:rPr>
-              <w:t xml:space="preserve"> Costo por transacción muy bajo (entre </w:t>
+              <w:t>Comisiones Mínimas: El costo por transacción es muy bajo (entre 0.5% y 1.2%), ideal si el volumen de dinero del condominio es elevado.</w:t>
             </w:r>
             <w:r>
               <w:rPr>
@@ -2881,25 +3029,9 @@
                 <w:bCs/>
                 <w:sz w:val="24"/>
                 <w:szCs w:val="24"/>
+                <w:lang w:val="es-ES"/>
               </w:rPr>
-              <w:t>0.5% y 1.2%</w:t>
-            </w:r>
-            <w:r>
-              <w:rPr>
-                <w:rFonts w:ascii="Times New Roman" w:eastAsia="Times New Roman" w:hAnsi="Times New Roman" w:cs="Times New Roman"/>
-                <w:sz w:val="24"/>
-                <w:szCs w:val="24"/>
-              </w:rPr>
-              <w:t xml:space="preserve">), ideal si el volumen de dinero del condominio es </w:t>
-            </w:r>
-            <w:proofErr w:type="spellStart"/>
-            <w:r>
-              <w:rPr>
-                <w:rFonts w:ascii="Times New Roman" w:eastAsia="Times New Roman" w:hAnsi="Times New Roman" w:cs="Times New Roman"/>
-                <w:sz w:val="24"/>
-                <w:szCs w:val="24"/>
-              </w:rPr>
-              <w:t>elevado.</w:t>
+              <w:t xml:space="preserve"> </w:t>
             </w:r>
             <w:r>
               <w:rPr>
@@ -2908,27 +3040,9 @@
                 <w:bCs/>
                 <w:sz w:val="24"/>
                 <w:szCs w:val="24"/>
+                <w:lang w:val="es-ES"/>
               </w:rPr>
-              <w:t>Liquidación</w:t>
-            </w:r>
-            <w:proofErr w:type="spellEnd"/>
-            <w:r>
-              <w:rPr>
-                <w:rFonts w:ascii="Times New Roman" w:eastAsia="Times New Roman" w:hAnsi="Times New Roman" w:cs="Times New Roman"/>
-                <w:b/>
-                <w:bCs/>
-                <w:sz w:val="24"/>
-                <w:szCs w:val="24"/>
-              </w:rPr>
-              <w:t xml:space="preserve"> Inmediata:</w:t>
-            </w:r>
-            <w:r>
-              <w:rPr>
-                <w:rFonts w:ascii="Times New Roman" w:eastAsia="Times New Roman" w:hAnsi="Times New Roman" w:cs="Times New Roman"/>
-                <w:sz w:val="24"/>
-                <w:szCs w:val="24"/>
-              </w:rPr>
-              <w:t xml:space="preserve"> El dinero ingresa a la cuenta del condominio al segundo en que el copropietario escanea el QR.</w:t>
+              <w:t xml:space="preserve">Depósito Inmediato: El dinero ingresa a la cuenta del condominio al segundo en que el copropietario escanea el QR. </w:t>
             </w:r>
           </w:p>
         </w:tc>
@@ -2952,11 +3066,14 @@
           </w:tcPr>
           <w:p>
             <w:pPr>
-              <w:spacing w:after="0" w:line="240" w:lineRule="auto"/>
+              <w:spacing w:beforeAutospacing="1" w:after="100" w:afterAutospacing="1" w:line="240" w:lineRule="auto"/>
               <w:rPr>
                 <w:rFonts w:ascii="Times New Roman" w:eastAsia="Times New Roman" w:hAnsi="Times New Roman" w:cs="Times New Roman"/>
+                <w:b/>
+                <w:bCs/>
                 <w:sz w:val="24"/>
                 <w:szCs w:val="24"/>
+                <w:lang w:val="es-ES"/>
               </w:rPr>
             </w:pPr>
             <w:r>
@@ -2966,42 +3083,9 @@
                 <w:bCs/>
                 <w:sz w:val="24"/>
                 <w:szCs w:val="24"/>
+                <w:lang w:val="es-ES"/>
               </w:rPr>
-              <w:t>Alta Complejidad Técnica:</w:t>
-            </w:r>
-            <w:r>
-              <w:rPr>
-                <w:rFonts w:ascii="Times New Roman" w:eastAsia="Times New Roman" w:hAnsi="Times New Roman" w:cs="Times New Roman"/>
-                <w:sz w:val="24"/>
-                <w:szCs w:val="24"/>
-              </w:rPr>
-              <w:t xml:space="preserve"> El banco solo recauda para el condominio. Desarrollar la lógica para reenviar de forma externa el dinero de agua y luz a las distribuidoras requiere un desarrollo de </w:t>
-            </w:r>
-            <w:proofErr w:type="spellStart"/>
-            <w:r>
-              <w:rPr>
-                <w:rFonts w:ascii="Times New Roman" w:eastAsia="Times New Roman" w:hAnsi="Times New Roman" w:cs="Times New Roman"/>
-                <w:sz w:val="24"/>
-                <w:szCs w:val="24"/>
-              </w:rPr>
-              <w:t>backend</w:t>
-            </w:r>
-            <w:proofErr w:type="spellEnd"/>
-            <w:r>
-              <w:rPr>
-                <w:rFonts w:ascii="Times New Roman" w:eastAsia="Times New Roman" w:hAnsi="Times New Roman" w:cs="Times New Roman"/>
-                <w:sz w:val="24"/>
-                <w:szCs w:val="24"/>
-              </w:rPr>
-              <w:t xml:space="preserve"> extremadamente complejo y propenso a </w:t>
-            </w:r>
-            <w:r>
-              <w:rPr>
-                <w:rFonts w:ascii="Times New Roman" w:eastAsia="Times New Roman" w:hAnsi="Times New Roman" w:cs="Times New Roman"/>
-                <w:sz w:val="24"/>
-                <w:szCs w:val="24"/>
-              </w:rPr>
-              <w:t>fallas.</w:t>
+              <w:t>Alta Complejidad: El banco solo recauda para el condominio. No reenvía el dinero de agua y luz a las distribuidoras; el sistema tendría que hacerlo manualmente, lo que es complejo y riesgoso.</w:t>
             </w:r>
             <w:r>
               <w:rPr>
@@ -3010,8 +3094,9 @@
                 <w:bCs/>
                 <w:sz w:val="24"/>
                 <w:szCs w:val="24"/>
+                <w:lang w:val="es-ES"/>
               </w:rPr>
-              <w:t xml:space="preserve"> Carga</w:t>
+              <w:t xml:space="preserve"> </w:t>
             </w:r>
             <w:r>
               <w:rPr>
@@ -3020,16 +3105,9 @@
                 <w:bCs/>
                 <w:sz w:val="24"/>
                 <w:szCs w:val="24"/>
+                <w:lang w:val="es-ES"/>
               </w:rPr>
-              <w:t xml:space="preserve"> Burocrática y Costo Fijo:</w:t>
-            </w:r>
-            <w:r>
-              <w:rPr>
-                <w:rFonts w:ascii="Times New Roman" w:eastAsia="Times New Roman" w:hAnsi="Times New Roman" w:cs="Times New Roman"/>
-                <w:sz w:val="24"/>
-                <w:szCs w:val="24"/>
-              </w:rPr>
-              <w:t xml:space="preserve"> Exigen personería jurídica homologada y costos de apertura de canal que van desde Bs. 700 hasta Bs. 3.500.</w:t>
+              <w:t xml:space="preserve">Carga Burocrática y Costos: Exigen personería jurídica legalizada y costos de apertura de canal que van desde Bs. 700 hasta Bs. 3.500. </w:t>
             </w:r>
           </w:p>
         </w:tc>
@@ -3040,28 +3118,23 @@
         <w:spacing w:beforeAutospacing="1" w:after="100" w:afterAutospacing="1" w:line="240" w:lineRule="auto"/>
         <w:rPr>
           <w:rFonts w:ascii="Times New Roman" w:eastAsia="Times New Roman" w:hAnsi="Times New Roman" w:cs="Times New Roman"/>
+          <w:b/>
+          <w:bCs/>
           <w:sz w:val="24"/>
           <w:szCs w:val="24"/>
-        </w:rPr>
-      </w:pPr>
-      <w:r>
-        <w:rPr>
-          <w:rFonts w:ascii="Times New Roman" w:eastAsia="Times New Roman" w:hAnsi="Times New Roman" w:cs="Times New Roman"/>
-          <w:b/>
-          <w:bCs/>
-          <w:sz w:val="24"/>
-          <w:szCs w:val="24"/>
-        </w:rPr>
-        <w:t>Nota de Discovery (Recomendación de Ingeniería):</w:t>
-      </w:r>
-      <w:r>
+          <w:lang w:val="es-ES"/>
+        </w:rPr>
+      </w:pPr>
+    </w:p>
+    <w:p>
+      <w:pPr>
+        <w:spacing w:beforeAutospacing="1" w:after="100" w:afterAutospacing="1" w:line="240" w:lineRule="auto"/>
         <w:rPr>
           <w:rFonts w:ascii="Times New Roman" w:eastAsia="Times New Roman" w:hAnsi="Times New Roman" w:cs="Times New Roman"/>
           <w:sz w:val="24"/>
           <w:szCs w:val="24"/>
         </w:rPr>
-        <w:t xml:space="preserve"> Evaluando ambas opciones, la alternativa que más favorece al proyecto inicialmente es la de </w:t>
-      </w:r>
+      </w:pPr>
       <w:r>
         <w:rPr>
           <w:rFonts w:ascii="Times New Roman" w:eastAsia="Times New Roman" w:hAnsi="Times New Roman" w:cs="Times New Roman"/>
@@ -3070,155 +3143,352 @@
           <w:sz w:val="24"/>
           <w:szCs w:val="24"/>
         </w:rPr>
-        <w:t xml:space="preserve">Pasarelas de Pago </w:t>
-      </w:r>
-      <w:proofErr w:type="spellStart"/>
-      <w:r>
-        <w:rPr>
-          <w:rFonts w:ascii="Times New Roman" w:eastAsia="Times New Roman" w:hAnsi="Times New Roman" w:cs="Times New Roman"/>
-          <w:b/>
-          <w:bCs/>
-          <w:sz w:val="24"/>
-          <w:szCs w:val="24"/>
-        </w:rPr>
-        <w:t>Agregadoras</w:t>
-      </w:r>
-      <w:proofErr w:type="spellEnd"/>
+        <w:t>Nota de Discovery (Recomendación de Ingeniería):</w:t>
+      </w:r>
       <w:r>
         <w:rPr>
           <w:rFonts w:ascii="Times New Roman" w:eastAsia="Times New Roman" w:hAnsi="Times New Roman" w:cs="Times New Roman"/>
           <w:sz w:val="24"/>
           <w:szCs w:val="24"/>
         </w:rPr>
-        <w:t xml:space="preserve">. Aunque la comisión por transacción es un poco más alta, es la única vía viable en Bolivia que soluciona de forma nativa la "Dispersión Inteligente". Al encargarse ellos de </w:t>
+        <w:t xml:space="preserve"> Evaluando ambas opciones, la alternativa que más favorece al proyecto inicialmente es la de </w:t>
+      </w:r>
+      <w:r>
+        <w:rPr>
+          <w:rFonts w:ascii="Times New Roman" w:eastAsia="Times New Roman" w:hAnsi="Times New Roman" w:cs="Times New Roman"/>
+          <w:b/>
+          <w:bCs/>
+          <w:sz w:val="24"/>
+          <w:szCs w:val="24"/>
+        </w:rPr>
+        <w:t xml:space="preserve">Pasarelas de Pago </w:t>
       </w:r>
       <w:proofErr w:type="spellStart"/>
+      <w:r>
+        <w:rPr>
+          <w:rFonts w:ascii="Times New Roman" w:eastAsia="Times New Roman" w:hAnsi="Times New Roman" w:cs="Times New Roman"/>
+          <w:b/>
+          <w:bCs/>
+          <w:sz w:val="24"/>
+          <w:szCs w:val="24"/>
+        </w:rPr>
+        <w:t>Agregadoras</w:t>
+      </w:r>
+      <w:proofErr w:type="spellEnd"/>
       <w:r>
         <w:rPr>
           <w:rFonts w:ascii="Times New Roman" w:eastAsia="Times New Roman" w:hAnsi="Times New Roman" w:cs="Times New Roman"/>
           <w:sz w:val="24"/>
           <w:szCs w:val="24"/>
         </w:rPr>
-        <w:t>enrutar</w:t>
-      </w:r>
-      <w:proofErr w:type="spellEnd"/>
+        <w:t xml:space="preserve">. Aunque la comisión por transacción es un poco más alta, es la única vía viable en Bolivia que soluciona de forma nativa la "Dispersión Inteligente". Al encargarse ellos de </w:t>
+      </w:r>
+      <w:proofErr w:type="spellStart"/>
       <w:r>
         <w:rPr>
           <w:rFonts w:ascii="Times New Roman" w:eastAsia="Times New Roman" w:hAnsi="Times New Roman" w:cs="Times New Roman"/>
           <w:sz w:val="24"/>
           <w:szCs w:val="24"/>
         </w:rPr>
-        <w:t xml:space="preserve"> los fondos manuales que el usuario digite para agua y luz hacia las empresas distribuidoras, liberan a nuestro </w:t>
-      </w:r>
-      <w:proofErr w:type="spellStart"/>
+        <w:t>enrutar</w:t>
+      </w:r>
+      <w:proofErr w:type="spellEnd"/>
       <w:r>
         <w:rPr>
           <w:rFonts w:ascii="Times New Roman" w:eastAsia="Times New Roman" w:hAnsi="Times New Roman" w:cs="Times New Roman"/>
           <w:sz w:val="24"/>
           <w:szCs w:val="24"/>
         </w:rPr>
-        <w:t>backend</w:t>
-      </w:r>
-      <w:proofErr w:type="spellEnd"/>
+        <w:t xml:space="preserve"> los fondos manuales que el usuario digite para agua y luz hacia las empresas distribuidoras, liberan a nuestro </w:t>
+      </w:r>
+      <w:proofErr w:type="spellStart"/>
       <w:r>
         <w:rPr>
           <w:rFonts w:ascii="Times New Roman" w:eastAsia="Times New Roman" w:hAnsi="Times New Roman" w:cs="Times New Roman"/>
           <w:sz w:val="24"/>
           <w:szCs w:val="24"/>
         </w:rPr>
-        <w:t xml:space="preserve"> en </w:t>
-      </w:r>
-      <w:proofErr w:type="spellStart"/>
+        <w:t>backend</w:t>
+      </w:r>
+      <w:proofErr w:type="spellEnd"/>
       <w:r>
         <w:rPr>
           <w:rFonts w:ascii="Times New Roman" w:eastAsia="Times New Roman" w:hAnsi="Times New Roman" w:cs="Times New Roman"/>
           <w:sz w:val="24"/>
           <w:szCs w:val="24"/>
         </w:rPr>
-        <w:t>Laravel</w:t>
-      </w:r>
-      <w:proofErr w:type="spellEnd"/>
+        <w:t xml:space="preserve"> en </w:t>
+      </w:r>
+      <w:proofErr w:type="spellStart"/>
       <w:r>
         <w:rPr>
           <w:rFonts w:ascii="Times New Roman" w:eastAsia="Times New Roman" w:hAnsi="Times New Roman" w:cs="Times New Roman"/>
           <w:sz w:val="24"/>
           <w:szCs w:val="24"/>
         </w:rPr>
-        <w:t xml:space="preserve"> de tener que gestionar interfaces bancarias complejas y riesgosas.</w:t>
-      </w:r>
-    </w:p>
-    <w:p>
-      <w:pPr>
-        <w:spacing w:before="100" w:beforeAutospacing="1" w:after="100" w:afterAutospacing="1" w:line="240" w:lineRule="auto"/>
-        <w:outlineLvl w:val="2"/>
-        <w:rPr>
-          <w:rFonts w:ascii="Times New Roman" w:eastAsia="Times New Roman" w:hAnsi="Times New Roman" w:cs="Times New Roman"/>
-          <w:b/>
-          <w:bCs/>
-          <w:sz w:val="27"/>
-          <w:szCs w:val="27"/>
-        </w:rPr>
-      </w:pPr>
-      <w:r>
-        <w:rPr>
-          <w:rFonts w:ascii="Times New Roman" w:eastAsia="Times New Roman" w:hAnsi="Times New Roman" w:cs="Times New Roman"/>
-          <w:b/>
-          <w:bCs/>
-          <w:sz w:val="27"/>
-          <w:szCs w:val="27"/>
-        </w:rPr>
-        <w:t>6.2 Requisitos Técnicos de Implementación</w:t>
-      </w:r>
-    </w:p>
-    <w:p>
-      <w:pPr>
-        <w:numPr>
-          <w:ilvl w:val="0"/>
-          <w:numId w:val="31"/>
-        </w:numPr>
-        <w:spacing w:before="100" w:beforeAutospacing="1" w:after="100" w:afterAutospacing="1" w:line="240" w:lineRule="auto"/>
+        <w:t>Laravel</w:t>
+      </w:r>
+      <w:proofErr w:type="spellEnd"/>
+      <w:r>
         <w:rPr>
           <w:rFonts w:ascii="Times New Roman" w:eastAsia="Times New Roman" w:hAnsi="Times New Roman" w:cs="Times New Roman"/>
           <w:sz w:val="24"/>
           <w:szCs w:val="24"/>
         </w:rPr>
-      </w:pPr>
-      <w:r>
+        <w:t xml:space="preserve"> de tener que gestionar interfaces bancarias complejas y riesgosas.</w:t>
+      </w:r>
+    </w:p>
+    <w:p>
+      <w:pPr>
+        <w:spacing w:before="100" w:beforeAutospacing="1" w:after="100" w:afterAutospacing="1" w:line="240" w:lineRule="auto"/>
+        <w:outlineLvl w:val="2"/>
+        <w:rPr>
+          <w:rFonts w:ascii="Times New Roman" w:eastAsia="Times New Roman" w:hAnsi="Times New Roman" w:cs="Times New Roman"/>
+          <w:b/>
+          <w:bCs/>
+          <w:sz w:val="27"/>
+          <w:szCs w:val="27"/>
+        </w:rPr>
+      </w:pPr>
+      <w:r>
+        <w:rPr>
+          <w:rFonts w:ascii="Times New Roman" w:eastAsia="Times New Roman" w:hAnsi="Times New Roman" w:cs="Times New Roman"/>
+          <w:b/>
+          <w:bCs/>
+          <w:sz w:val="27"/>
+          <w:szCs w:val="27"/>
+        </w:rPr>
+        <w:lastRenderedPageBreak/>
+        <w:t>6.2 Requisitos Técnicos de Implementación</w:t>
+      </w:r>
+    </w:p>
+    <w:p>
+      <w:pPr>
+        <w:spacing w:before="100" w:beforeAutospacing="1" w:after="100" w:afterAutospacing="1" w:line="240" w:lineRule="auto"/>
+        <w:outlineLvl w:val="2"/>
+        <w:rPr>
+          <w:rFonts w:ascii="Times New Roman" w:eastAsia="Times New Roman" w:hAnsi="Times New Roman" w:cs="Times New Roman"/>
+          <w:b/>
+          <w:bCs/>
+          <w:sz w:val="27"/>
+          <w:szCs w:val="27"/>
+          <w:lang w:val="es-ES"/>
+        </w:rPr>
+      </w:pPr>
+      <w:r>
+        <w:rPr>
+          <w:rFonts w:ascii="Times New Roman" w:eastAsia="Times New Roman" w:hAnsi="Times New Roman" w:cs="Times New Roman"/>
+          <w:b/>
+          <w:bCs/>
+          <w:sz w:val="27"/>
+          <w:szCs w:val="27"/>
+          <w:lang w:val="es-ES"/>
+        </w:rPr>
+        <w:t>1. Generación del QR Modular basado en Consultas en Tiempo Real</w:t>
+      </w:r>
+    </w:p>
+    <w:p>
+      <w:pPr>
+        <w:numPr>
+          <w:ilvl w:val="0"/>
+          <w:numId w:val="35"/>
+        </w:numPr>
+        <w:spacing w:before="100" w:beforeAutospacing="1" w:after="100" w:afterAutospacing="1" w:line="240" w:lineRule="auto"/>
+        <w:outlineLvl w:val="2"/>
+        <w:rPr>
+          <w:rFonts w:ascii="Times New Roman" w:eastAsia="Times New Roman" w:hAnsi="Times New Roman" w:cs="Times New Roman"/>
+          <w:bCs/>
+          <w:sz w:val="27"/>
+          <w:szCs w:val="27"/>
+          <w:lang w:val="es-ES"/>
+        </w:rPr>
+      </w:pPr>
+      <w:r>
+        <w:rPr>
+          <w:rFonts w:ascii="Times New Roman" w:eastAsia="Times New Roman" w:hAnsi="Times New Roman" w:cs="Times New Roman"/>
+          <w:b/>
+          <w:bCs/>
+          <w:sz w:val="27"/>
+          <w:szCs w:val="27"/>
+          <w:lang w:val="es-ES"/>
+        </w:rPr>
+        <w:t>Suma de deudas reales:</w:t>
+      </w:r>
+      <w:r>
+        <w:rPr>
+          <w:rFonts w:ascii="Times New Roman" w:eastAsia="Times New Roman" w:hAnsi="Times New Roman" w:cs="Times New Roman"/>
+          <w:bCs/>
+          <w:sz w:val="27"/>
+          <w:szCs w:val="27"/>
+          <w:lang w:val="es-ES"/>
+        </w:rPr>
+        <w:t xml:space="preserve"> El código QR se creará cuando el vecino marque las casillas de las obligaciones que desea liquidar (</w:t>
+      </w:r>
+      <w:proofErr w:type="spellStart"/>
+      <w:r>
+        <w:rPr>
+          <w:rFonts w:ascii="Times New Roman" w:eastAsia="Times New Roman" w:hAnsi="Times New Roman" w:cs="Times New Roman"/>
+          <w:bCs/>
+          <w:sz w:val="27"/>
+          <w:szCs w:val="27"/>
+          <w:lang w:val="es-ES"/>
+        </w:rPr>
+        <w:t>ej</w:t>
+      </w:r>
+      <w:proofErr w:type="spellEnd"/>
+      <w:r>
+        <w:rPr>
+          <w:rFonts w:ascii="Times New Roman" w:eastAsia="Times New Roman" w:hAnsi="Times New Roman" w:cs="Times New Roman"/>
+          <w:bCs/>
+          <w:sz w:val="27"/>
+          <w:szCs w:val="27"/>
+          <w:lang w:val="es-ES"/>
+        </w:rPr>
+        <w:t>: expensa ordinaria del condominio + la factura real de luz obtenida por consulta automática a la distribuidora). El valor del QR será la suma exacta verificada de dicha selección.</w:t>
+      </w:r>
+    </w:p>
+    <w:p>
+      <w:pPr>
+        <w:numPr>
+          <w:ilvl w:val="0"/>
+          <w:numId w:val="35"/>
+        </w:numPr>
+        <w:spacing w:before="100" w:beforeAutospacing="1" w:after="100" w:afterAutospacing="1" w:line="240" w:lineRule="auto"/>
+        <w:outlineLvl w:val="2"/>
+        <w:rPr>
+          <w:rFonts w:ascii="Times New Roman" w:eastAsia="Times New Roman" w:hAnsi="Times New Roman" w:cs="Times New Roman"/>
+          <w:bCs/>
+          <w:sz w:val="27"/>
+          <w:szCs w:val="27"/>
+          <w:lang w:val="es-ES"/>
+        </w:rPr>
+      </w:pPr>
+      <w:r>
+        <w:rPr>
+          <w:rFonts w:ascii="Times New Roman" w:eastAsia="Times New Roman" w:hAnsi="Times New Roman" w:cs="Times New Roman"/>
+          <w:b/>
+          <w:bCs/>
+          <w:sz w:val="27"/>
+          <w:szCs w:val="27"/>
+          <w:lang w:val="es-ES"/>
+        </w:rPr>
+        <w:t>Estructura adaptable:</w:t>
+      </w:r>
+      <w:r>
+        <w:rPr>
+          <w:rFonts w:ascii="Times New Roman" w:eastAsia="Times New Roman" w:hAnsi="Times New Roman" w:cs="Times New Roman"/>
+          <w:bCs/>
+          <w:sz w:val="27"/>
+          <w:szCs w:val="27"/>
+          <w:lang w:val="es-ES"/>
+        </w:rPr>
+        <w:t xml:space="preserve"> La lógica de programación estará desacoplada del proveedor de pagos, asegurando </w:t>
+      </w:r>
+      <w:proofErr w:type="gramStart"/>
+      <w:r>
+        <w:rPr>
+          <w:rFonts w:ascii="Times New Roman" w:eastAsia="Times New Roman" w:hAnsi="Times New Roman" w:cs="Times New Roman"/>
+          <w:bCs/>
+          <w:sz w:val="27"/>
+          <w:szCs w:val="27"/>
+          <w:lang w:val="es-ES"/>
+        </w:rPr>
+        <w:t>que</w:t>
+      </w:r>
+      <w:proofErr w:type="gramEnd"/>
+      <w:r>
+        <w:rPr>
+          <w:rFonts w:ascii="Times New Roman" w:eastAsia="Times New Roman" w:hAnsi="Times New Roman" w:cs="Times New Roman"/>
+          <w:bCs/>
+          <w:sz w:val="27"/>
+          <w:szCs w:val="27"/>
+          <w:lang w:val="es-ES"/>
+        </w:rPr>
+        <w:t xml:space="preserve"> si en el futuro se decide migrar a otra pasarela o API directa bancaria, el cambio no afecte la integridad del sistema de deudas ni la base de datos. </w:t>
+      </w:r>
+    </w:p>
+    <w:p>
+      <w:pPr>
+        <w:spacing w:before="100" w:beforeAutospacing="1" w:after="100" w:afterAutospacing="1" w:line="240" w:lineRule="auto"/>
         <w:rPr>
           <w:rFonts w:ascii="Times New Roman" w:eastAsia="Times New Roman" w:hAnsi="Times New Roman" w:cs="Times New Roman"/>
           <w:b/>
           <w:bCs/>
           <w:sz w:val="24"/>
           <w:szCs w:val="24"/>
-        </w:rPr>
-        <w:t>QR Dinámico Modular con Expiración (TTL):</w:t>
-      </w:r>
-      <w:r>
+          <w:lang w:val="es-ES"/>
+        </w:rPr>
+      </w:pPr>
+      <w:r>
+        <w:rPr>
+          <w:rFonts w:ascii="Times New Roman" w:eastAsia="Times New Roman" w:hAnsi="Times New Roman" w:cs="Times New Roman"/>
+          <w:b/>
+          <w:bCs/>
+          <w:sz w:val="24"/>
+          <w:szCs w:val="24"/>
+          <w:lang w:val="es-ES"/>
+        </w:rPr>
+        <w:t>6.3 Reglas de Negocio para el Funcionamiento del QR</w:t>
+      </w:r>
+    </w:p>
+    <w:p>
+      <w:pPr>
+        <w:spacing w:before="100" w:beforeAutospacing="1" w:after="100" w:afterAutospacing="1" w:line="240" w:lineRule="auto"/>
         <w:rPr>
           <w:rFonts w:ascii="Times New Roman" w:eastAsia="Times New Roman" w:hAnsi="Times New Roman" w:cs="Times New Roman"/>
           <w:sz w:val="24"/>
           <w:szCs w:val="24"/>
-        </w:rPr>
-        <w:t xml:space="preserve"> El </w:t>
-      </w:r>
-      <w:proofErr w:type="spellStart"/>
+          <w:lang w:val="es-ES"/>
+        </w:rPr>
+      </w:pPr>
       <w:r>
         <w:rPr>
           <w:rFonts w:ascii="Times New Roman" w:eastAsia="Times New Roman" w:hAnsi="Times New Roman" w:cs="Times New Roman"/>
           <w:sz w:val="24"/>
           <w:szCs w:val="24"/>
-        </w:rPr>
-        <w:t>backend</w:t>
-      </w:r>
-      <w:proofErr w:type="spellEnd"/>
-      <w:r>
+          <w:lang w:val="es-ES"/>
+        </w:rPr>
+        <w:t>Para que el sistema de cobros funcione de forma correcta, fluida y segura, se establecen las siguientes tres reglas básicas de desarrollo:</w:t>
+      </w:r>
+    </w:p>
+    <w:p>
+      <w:pPr>
+        <w:spacing w:before="100" w:beforeAutospacing="1" w:after="100" w:afterAutospacing="1" w:line="240" w:lineRule="auto"/>
+        <w:rPr>
+          <w:rFonts w:ascii="Times New Roman" w:eastAsia="Times New Roman" w:hAnsi="Times New Roman" w:cs="Times New Roman"/>
+          <w:b/>
+          <w:bCs/>
+          <w:sz w:val="24"/>
+          <w:szCs w:val="24"/>
+          <w:lang w:val="es-ES"/>
+        </w:rPr>
+      </w:pPr>
+      <w:r>
+        <w:rPr>
+          <w:rFonts w:ascii="Times New Roman" w:eastAsia="Times New Roman" w:hAnsi="Times New Roman" w:cs="Times New Roman"/>
+          <w:b/>
+          <w:bCs/>
+          <w:sz w:val="24"/>
+          <w:szCs w:val="24"/>
+          <w:lang w:val="es-ES"/>
+        </w:rPr>
+        <w:t>1. Generación del QR a la Medida</w:t>
+      </w:r>
+    </w:p>
+    <w:p>
+      <w:pPr>
+        <w:numPr>
+          <w:ilvl w:val="0"/>
+          <w:numId w:val="32"/>
+        </w:numPr>
+        <w:spacing w:before="100" w:beforeAutospacing="1" w:after="100" w:afterAutospacing="1" w:line="240" w:lineRule="auto"/>
         <w:rPr>
           <w:rFonts w:ascii="Times New Roman" w:eastAsia="Times New Roman" w:hAnsi="Times New Roman" w:cs="Times New Roman"/>
           <w:sz w:val="24"/>
           <w:szCs w:val="24"/>
-        </w:rPr>
-        <w:t xml:space="preserve"> consumirá la API del proveedor para generar códigos QR únicos basados estrictamente en la selección de casillas efectuada por el usuario, configurando un tiempo de vida (Time-To-Live) de </w:t>
-      </w:r>
+          <w:lang w:val="es-ES"/>
+        </w:rPr>
+      </w:pPr>
       <w:r>
         <w:rPr>
           <w:rFonts w:ascii="Times New Roman" w:eastAsia="Times New Roman" w:hAnsi="Times New Roman" w:cs="Times New Roman"/>
@@ -3226,42 +3496,34 @@
           <w:bCs/>
           <w:sz w:val="24"/>
           <w:szCs w:val="24"/>
-        </w:rPr>
-        <w:t>15</w:t>
-      </w:r>
-      <w:r>
-        <w:rPr>
-          <w:rFonts w:ascii="Times New Roman" w:eastAsia="Times New Roman" w:hAnsi="Times New Roman" w:cs="Times New Roman"/>
-          <w:b/>
-          <w:bCs/>
-          <w:sz w:val="24"/>
-          <w:szCs w:val="24"/>
-        </w:rPr>
-        <w:t xml:space="preserve"> minutos</w:t>
+          <w:lang w:val="es-ES"/>
+        </w:rPr>
+        <w:t>Suma de conceptos:</w:t>
       </w:r>
       <w:r>
         <w:rPr>
           <w:rFonts w:ascii="Times New Roman" w:eastAsia="Times New Roman" w:hAnsi="Times New Roman" w:cs="Times New Roman"/>
           <w:sz w:val="24"/>
           <w:szCs w:val="24"/>
-        </w:rPr>
-        <w:t xml:space="preserve"> por seguridad.</w:t>
+          <w:lang w:val="es-ES"/>
+        </w:rPr>
+        <w:t xml:space="preserve"> El código QR se creará únicamente cuando el vecino marque en la pantalla las casillas de lo que desea pagar (por ejemplo: expensa del mes + luz). El monto final del QR será la suma exacta de los ítems que seleccionó. </w:t>
       </w:r>
     </w:p>
     <w:p>
       <w:pPr>
         <w:numPr>
           <w:ilvl w:val="0"/>
-          <w:numId w:val="31"/>
+          <w:numId w:val="32"/>
         </w:numPr>
         <w:spacing w:before="100" w:beforeAutospacing="1" w:after="100" w:afterAutospacing="1" w:line="240" w:lineRule="auto"/>
         <w:rPr>
           <w:rFonts w:ascii="Times New Roman" w:eastAsia="Times New Roman" w:hAnsi="Times New Roman" w:cs="Times New Roman"/>
           <w:sz w:val="24"/>
           <w:szCs w:val="24"/>
-        </w:rPr>
-      </w:pPr>
-      <w:proofErr w:type="spellStart"/>
+          <w:lang w:val="es-ES"/>
+        </w:rPr>
+      </w:pPr>
       <w:r>
         <w:rPr>
           <w:rFonts w:ascii="Times New Roman" w:eastAsia="Times New Roman" w:hAnsi="Times New Roman" w:cs="Times New Roman"/>
@@ -3269,95 +3531,376 @@
           <w:bCs/>
           <w:sz w:val="24"/>
           <w:szCs w:val="24"/>
-        </w:rPr>
-        <w:t>Endpoint</w:t>
-      </w:r>
-      <w:proofErr w:type="spellEnd"/>
-      <w:r>
-        <w:rPr>
-          <w:rFonts w:ascii="Times New Roman" w:eastAsia="Times New Roman" w:hAnsi="Times New Roman" w:cs="Times New Roman"/>
-          <w:b/>
-          <w:bCs/>
-          <w:sz w:val="24"/>
-          <w:szCs w:val="24"/>
-        </w:rPr>
-        <w:t xml:space="preserve"> </w:t>
-      </w:r>
-      <w:proofErr w:type="spellStart"/>
-      <w:r>
-        <w:rPr>
-          <w:rFonts w:ascii="Times New Roman" w:eastAsia="Times New Roman" w:hAnsi="Times New Roman" w:cs="Times New Roman"/>
-          <w:b/>
-          <w:bCs/>
-          <w:sz w:val="24"/>
-          <w:szCs w:val="24"/>
-        </w:rPr>
-        <w:t>Webhook</w:t>
-      </w:r>
-      <w:proofErr w:type="spellEnd"/>
-      <w:r>
-        <w:rPr>
-          <w:rFonts w:ascii="Times New Roman" w:eastAsia="Times New Roman" w:hAnsi="Times New Roman" w:cs="Times New Roman"/>
-          <w:b/>
-          <w:bCs/>
-          <w:sz w:val="24"/>
-          <w:szCs w:val="24"/>
-        </w:rPr>
-        <w:t xml:space="preserve"> (</w:t>
-      </w:r>
-      <w:proofErr w:type="spellStart"/>
-      <w:r>
-        <w:rPr>
-          <w:rFonts w:ascii="Times New Roman" w:eastAsia="Times New Roman" w:hAnsi="Times New Roman" w:cs="Times New Roman"/>
-          <w:b/>
-          <w:bCs/>
-          <w:sz w:val="24"/>
-          <w:szCs w:val="24"/>
-        </w:rPr>
-        <w:t>Callback</w:t>
-      </w:r>
-      <w:proofErr w:type="spellEnd"/>
-      <w:r>
-        <w:rPr>
-          <w:rFonts w:ascii="Times New Roman" w:eastAsia="Times New Roman" w:hAnsi="Times New Roman" w:cs="Times New Roman"/>
-          <w:b/>
-          <w:bCs/>
-          <w:sz w:val="24"/>
-          <w:szCs w:val="24"/>
-        </w:rPr>
-        <w:t xml:space="preserve"> URL):</w:t>
+          <w:lang w:val="es-ES"/>
+        </w:rPr>
+        <w:t>Estructura adaptable:</w:t>
       </w:r>
       <w:r>
         <w:rPr>
           <w:rFonts w:ascii="Times New Roman" w:eastAsia="Times New Roman" w:hAnsi="Times New Roman" w:cs="Times New Roman"/>
           <w:sz w:val="24"/>
           <w:szCs w:val="24"/>
-        </w:rPr>
-        <w:t xml:space="preserve"> Exposición de una URL pública y segura en nuestro </w:t>
-      </w:r>
-      <w:proofErr w:type="spellStart"/>
-      <w:r>
+          <w:lang w:val="es-ES"/>
+        </w:rPr>
+        <w:t xml:space="preserve"> El software estará diseñado para que, si en el futuro el condominio decide cambiar de banco o de proveedor de pagos, el cambio se realice internamente sin alterar las deudas de los vecinos ni la estructura general del sistema. </w:t>
+      </w:r>
+    </w:p>
+    <w:p>
+      <w:pPr>
+        <w:spacing w:before="100" w:beforeAutospacing="1" w:after="100" w:afterAutospacing="1" w:line="240" w:lineRule="auto"/>
+        <w:rPr>
+          <w:rFonts w:ascii="Times New Roman" w:eastAsia="Times New Roman" w:hAnsi="Times New Roman" w:cs="Times New Roman"/>
+          <w:b/>
+          <w:bCs/>
+          <w:sz w:val="24"/>
+          <w:szCs w:val="24"/>
+          <w:lang w:val="es-ES"/>
+        </w:rPr>
+      </w:pPr>
+      <w:r>
+        <w:rPr>
+          <w:rFonts w:ascii="Times New Roman" w:eastAsia="Times New Roman" w:hAnsi="Times New Roman" w:cs="Times New Roman"/>
+          <w:b/>
+          <w:bCs/>
+          <w:sz w:val="24"/>
+          <w:szCs w:val="24"/>
+          <w:lang w:val="es-ES"/>
+        </w:rPr>
+        <w:t>2. Control de Tiempos y Seguridad (Vencimiento del QR)</w:t>
+      </w:r>
+    </w:p>
+    <w:p>
+      <w:pPr>
+        <w:numPr>
+          <w:ilvl w:val="0"/>
+          <w:numId w:val="33"/>
+        </w:numPr>
+        <w:spacing w:before="100" w:beforeAutospacing="1" w:after="100" w:afterAutospacing="1" w:line="240" w:lineRule="auto"/>
         <w:rPr>
           <w:rFonts w:ascii="Times New Roman" w:eastAsia="Times New Roman" w:hAnsi="Times New Roman" w:cs="Times New Roman"/>
           <w:sz w:val="24"/>
           <w:szCs w:val="24"/>
-        </w:rPr>
-        <w:t>backend</w:t>
-      </w:r>
-      <w:proofErr w:type="spellEnd"/>
+          <w:lang w:val="es-ES"/>
+        </w:rPr>
+      </w:pPr>
+      <w:r>
+        <w:rPr>
+          <w:rFonts w:ascii="Times New Roman" w:eastAsia="Times New Roman" w:hAnsi="Times New Roman" w:cs="Times New Roman"/>
+          <w:b/>
+          <w:bCs/>
+          <w:sz w:val="24"/>
+          <w:szCs w:val="24"/>
+          <w:lang w:val="es-ES"/>
+        </w:rPr>
+        <w:t>Tiempo límite:</w:t>
+      </w:r>
       <w:r>
         <w:rPr>
           <w:rFonts w:ascii="Times New Roman" w:eastAsia="Times New Roman" w:hAnsi="Times New Roman" w:cs="Times New Roman"/>
           <w:sz w:val="24"/>
           <w:szCs w:val="24"/>
-        </w:rPr>
-        <w:t xml:space="preserve"> para recibir de manera asíncrona la confirmación del pago del QR, desencadenando la actualización inmediata de la base de datos solo en los ítems que fueron liquidados.</w:t>
-      </w:r>
-    </w:p>
-    <w:p>
-      <w:pPr>
+          <w:lang w:val="es-ES"/>
+        </w:rPr>
+        <w:t xml:space="preserve"> Cada código QR generado para pagar deudas o para reservar un área común (como una cancha o </w:t>
+      </w:r>
+      <w:proofErr w:type="spellStart"/>
+      <w:r>
+        <w:rPr>
+          <w:rFonts w:ascii="Times New Roman" w:eastAsia="Times New Roman" w:hAnsi="Times New Roman" w:cs="Times New Roman"/>
+          <w:sz w:val="24"/>
+          <w:szCs w:val="24"/>
+          <w:lang w:val="es-ES"/>
+        </w:rPr>
+        <w:t>churrasquera</w:t>
+      </w:r>
+      <w:proofErr w:type="spellEnd"/>
+      <w:r>
+        <w:rPr>
+          <w:rFonts w:ascii="Times New Roman" w:eastAsia="Times New Roman" w:hAnsi="Times New Roman" w:cs="Times New Roman"/>
+          <w:sz w:val="24"/>
+          <w:szCs w:val="24"/>
+          <w:lang w:val="es-ES"/>
+        </w:rPr>
+        <w:t xml:space="preserve">) tendrá una duración máxima de </w:t>
+      </w:r>
+      <w:r>
+        <w:rPr>
+          <w:rFonts w:ascii="Times New Roman" w:eastAsia="Times New Roman" w:hAnsi="Times New Roman" w:cs="Times New Roman"/>
+          <w:b/>
+          <w:bCs/>
+          <w:sz w:val="24"/>
+          <w:szCs w:val="24"/>
+          <w:lang w:val="es-ES"/>
+        </w:rPr>
+        <w:t>15 minutos</w:t>
+      </w:r>
+      <w:r>
+        <w:rPr>
+          <w:rFonts w:ascii="Times New Roman" w:eastAsia="Times New Roman" w:hAnsi="Times New Roman" w:cs="Times New Roman"/>
+          <w:sz w:val="24"/>
+          <w:szCs w:val="24"/>
+          <w:lang w:val="es-ES"/>
+        </w:rPr>
+        <w:t xml:space="preserve"> por seguridad. </w:t>
+      </w:r>
+    </w:p>
+    <w:p>
+      <w:pPr>
+        <w:numPr>
+          <w:ilvl w:val="0"/>
+          <w:numId w:val="33"/>
+        </w:numPr>
         <w:spacing w:before="100" w:beforeAutospacing="1" w:after="100" w:afterAutospacing="1" w:line="240" w:lineRule="auto"/>
         <w:rPr>
+          <w:rFonts w:ascii="Times New Roman" w:eastAsia="Times New Roman" w:hAnsi="Times New Roman" w:cs="Times New Roman"/>
+          <w:sz w:val="24"/>
+          <w:szCs w:val="24"/>
+          <w:lang w:val="es-ES"/>
+        </w:rPr>
+      </w:pPr>
+      <w:r>
+        <w:rPr>
+          <w:rFonts w:ascii="Times New Roman" w:eastAsia="Times New Roman" w:hAnsi="Times New Roman" w:cs="Times New Roman"/>
+          <w:b/>
+          <w:bCs/>
+          <w:sz w:val="24"/>
+          <w:szCs w:val="24"/>
+          <w:lang w:val="es-ES"/>
+        </w:rPr>
+        <w:t>Liberación de espacios:</w:t>
+      </w:r>
+      <w:r>
+        <w:rPr>
+          <w:rFonts w:ascii="Times New Roman" w:eastAsia="Times New Roman" w:hAnsi="Times New Roman" w:cs="Times New Roman"/>
+          <w:sz w:val="24"/>
+          <w:szCs w:val="24"/>
+          <w:lang w:val="es-ES"/>
+        </w:rPr>
+        <w:t xml:space="preserve"> En el módulo de agendamiento, si pasan los 15 minutos y el vecino no escaneó ni pagó el QR, el sistema cancelará la solicitud automáticamente. El horario se liberará de inmediato en el calendario para que cualquier otro vecino pueda reservarlo. </w:t>
+      </w:r>
+    </w:p>
+    <w:p>
+      <w:pPr>
+        <w:spacing w:before="100" w:beforeAutospacing="1" w:after="100" w:afterAutospacing="1" w:line="240" w:lineRule="auto"/>
+        <w:rPr>
+          <w:rFonts w:ascii="Times New Roman" w:eastAsia="Times New Roman" w:hAnsi="Times New Roman" w:cs="Times New Roman"/>
+          <w:b/>
+          <w:bCs/>
+          <w:sz w:val="24"/>
+          <w:szCs w:val="24"/>
+          <w:lang w:val="es-ES"/>
+        </w:rPr>
+      </w:pPr>
+      <w:r>
+        <w:rPr>
+          <w:rFonts w:ascii="Times New Roman" w:eastAsia="Times New Roman" w:hAnsi="Times New Roman" w:cs="Times New Roman"/>
+          <w:b/>
+          <w:bCs/>
+          <w:sz w:val="24"/>
+          <w:szCs w:val="24"/>
+          <w:lang w:val="es-ES"/>
+        </w:rPr>
+        <w:t>3. Registro y Conciliación Automática (El aviso de pago)</w:t>
+      </w:r>
+    </w:p>
+    <w:p>
+      <w:pPr>
+        <w:numPr>
+          <w:ilvl w:val="0"/>
+          <w:numId w:val="34"/>
+        </w:numPr>
+        <w:spacing w:before="100" w:beforeAutospacing="1" w:after="100" w:afterAutospacing="1" w:line="240" w:lineRule="auto"/>
+        <w:rPr>
+          <w:rFonts w:ascii="Times New Roman" w:eastAsia="Times New Roman" w:hAnsi="Times New Roman" w:cs="Times New Roman"/>
+          <w:sz w:val="24"/>
+          <w:szCs w:val="24"/>
+          <w:lang w:val="es-ES"/>
+        </w:rPr>
+      </w:pPr>
+      <w:r>
+        <w:rPr>
+          <w:rFonts w:ascii="Times New Roman" w:eastAsia="Times New Roman" w:hAnsi="Times New Roman" w:cs="Times New Roman"/>
+          <w:b/>
+          <w:bCs/>
+          <w:sz w:val="24"/>
+          <w:szCs w:val="24"/>
+          <w:lang w:val="es-ES"/>
+        </w:rPr>
+        <w:t>Aviso inmediato:</w:t>
+      </w:r>
+      <w:r>
+        <w:rPr>
+          <w:rFonts w:ascii="Times New Roman" w:eastAsia="Times New Roman" w:hAnsi="Times New Roman" w:cs="Times New Roman"/>
+          <w:sz w:val="24"/>
+          <w:szCs w:val="24"/>
+          <w:lang w:val="es-ES"/>
+        </w:rPr>
+        <w:t xml:space="preserve"> Cuando el residente pague con éxito desde su aplicación bancaria, la pasarela le avisará al sistema de forma automática e inmediata en línea. </w:t>
+      </w:r>
+    </w:p>
+    <w:p>
+      <w:pPr>
+        <w:numPr>
+          <w:ilvl w:val="0"/>
+          <w:numId w:val="34"/>
+        </w:numPr>
+        <w:spacing w:before="100" w:beforeAutospacing="1" w:after="100" w:afterAutospacing="1" w:line="240" w:lineRule="auto"/>
+        <w:rPr>
+          <w:rFonts w:ascii="Times New Roman" w:eastAsia="Times New Roman" w:hAnsi="Times New Roman" w:cs="Times New Roman"/>
+          <w:sz w:val="24"/>
+          <w:szCs w:val="24"/>
+          <w:lang w:val="es-ES"/>
+        </w:rPr>
+      </w:pPr>
+      <w:r>
+        <w:rPr>
+          <w:rFonts w:ascii="Times New Roman" w:eastAsia="Times New Roman" w:hAnsi="Times New Roman" w:cs="Times New Roman"/>
+          <w:b/>
+          <w:bCs/>
+          <w:sz w:val="24"/>
+          <w:szCs w:val="24"/>
+          <w:lang w:val="es-ES"/>
+        </w:rPr>
+        <w:t>Automatización del flujo:</w:t>
+      </w:r>
+      <w:r>
+        <w:rPr>
+          <w:rFonts w:ascii="Times New Roman" w:eastAsia="Times New Roman" w:hAnsi="Times New Roman" w:cs="Times New Roman"/>
+          <w:sz w:val="24"/>
+          <w:szCs w:val="24"/>
+          <w:lang w:val="es-ES"/>
+        </w:rPr>
+        <w:t xml:space="preserve"> Al recibir este aviso, el sistema ejecutará tres acciones en un solo clic y sin intervención del administrador:</w:t>
+      </w:r>
+    </w:p>
+    <w:p>
+      <w:pPr>
+        <w:numPr>
+          <w:ilvl w:val="1"/>
+          <w:numId w:val="34"/>
+        </w:numPr>
+        <w:spacing w:before="100" w:beforeAutospacing="1" w:after="100" w:afterAutospacing="1" w:line="240" w:lineRule="auto"/>
+        <w:rPr>
+          <w:rFonts w:ascii="Times New Roman" w:eastAsia="Times New Roman" w:hAnsi="Times New Roman" w:cs="Times New Roman"/>
+          <w:sz w:val="24"/>
+          <w:szCs w:val="24"/>
+          <w:lang w:val="es-ES"/>
+        </w:rPr>
+      </w:pPr>
+      <w:r>
+        <w:rPr>
+          <w:rFonts w:ascii="Times New Roman" w:eastAsia="Times New Roman" w:hAnsi="Times New Roman" w:cs="Times New Roman"/>
+          <w:sz w:val="24"/>
+          <w:szCs w:val="24"/>
+          <w:lang w:val="es-ES"/>
+        </w:rPr>
+        <w:lastRenderedPageBreak/>
+        <w:t xml:space="preserve">Cambiará el estado a </w:t>
+      </w:r>
+      <w:r>
+        <w:rPr>
+          <w:rFonts w:ascii="Times New Roman" w:eastAsia="Times New Roman" w:hAnsi="Times New Roman" w:cs="Times New Roman"/>
+          <w:b/>
+          <w:bCs/>
+          <w:sz w:val="24"/>
+          <w:szCs w:val="24"/>
+          <w:lang w:val="es-ES"/>
+        </w:rPr>
+        <w:t>"Pagado"</w:t>
+      </w:r>
+      <w:r>
+        <w:rPr>
+          <w:rFonts w:ascii="Times New Roman" w:eastAsia="Times New Roman" w:hAnsi="Times New Roman" w:cs="Times New Roman"/>
+          <w:sz w:val="24"/>
+          <w:szCs w:val="24"/>
+          <w:lang w:val="es-ES"/>
+        </w:rPr>
+        <w:t xml:space="preserve"> única y exclusivamente en los ítems que el vecino seleccionó para esa transacción. </w:t>
+      </w:r>
+    </w:p>
+    <w:p>
+      <w:pPr>
+        <w:numPr>
+          <w:ilvl w:val="1"/>
+          <w:numId w:val="34"/>
+        </w:numPr>
+        <w:spacing w:before="100" w:beforeAutospacing="1" w:after="100" w:afterAutospacing="1" w:line="240" w:lineRule="auto"/>
+        <w:rPr>
+          <w:rFonts w:ascii="Times New Roman" w:eastAsia="Times New Roman" w:hAnsi="Times New Roman" w:cs="Times New Roman"/>
+          <w:sz w:val="24"/>
+          <w:szCs w:val="24"/>
+          <w:lang w:val="es-ES"/>
+        </w:rPr>
+      </w:pPr>
+      <w:r>
+        <w:rPr>
+          <w:rFonts w:ascii="Times New Roman" w:eastAsia="Times New Roman" w:hAnsi="Times New Roman" w:cs="Times New Roman"/>
+          <w:sz w:val="24"/>
+          <w:szCs w:val="24"/>
+          <w:lang w:val="es-ES"/>
+        </w:rPr>
+        <w:t xml:space="preserve">Registrará el dinero automáticamente en el reporte de </w:t>
+      </w:r>
+      <w:r>
+        <w:rPr>
+          <w:rFonts w:ascii="Times New Roman" w:eastAsia="Times New Roman" w:hAnsi="Times New Roman" w:cs="Times New Roman"/>
+          <w:b/>
+          <w:bCs/>
+          <w:sz w:val="24"/>
+          <w:szCs w:val="24"/>
+          <w:lang w:val="es-ES"/>
+        </w:rPr>
+        <w:t>Ingresos y Egresos</w:t>
+      </w:r>
+      <w:r>
+        <w:rPr>
+          <w:rFonts w:ascii="Times New Roman" w:eastAsia="Times New Roman" w:hAnsi="Times New Roman" w:cs="Times New Roman"/>
+          <w:sz w:val="24"/>
+          <w:szCs w:val="24"/>
+          <w:lang w:val="es-ES"/>
+        </w:rPr>
+        <w:t xml:space="preserve"> (Flujo de Caja) del condominio. </w:t>
+      </w:r>
+    </w:p>
+    <w:p>
+      <w:pPr>
+        <w:numPr>
+          <w:ilvl w:val="1"/>
+          <w:numId w:val="34"/>
+        </w:numPr>
+        <w:spacing w:before="100" w:beforeAutospacing="1" w:after="100" w:afterAutospacing="1" w:line="240" w:lineRule="auto"/>
+        <w:rPr>
+          <w:rFonts w:ascii="Times New Roman" w:eastAsia="Times New Roman" w:hAnsi="Times New Roman" w:cs="Times New Roman"/>
+          <w:sz w:val="24"/>
+          <w:szCs w:val="24"/>
+          <w:lang w:val="es-ES"/>
+        </w:rPr>
+      </w:pPr>
+      <w:r>
+        <w:rPr>
+          <w:rFonts w:ascii="Times New Roman" w:eastAsia="Times New Roman" w:hAnsi="Times New Roman" w:cs="Times New Roman"/>
+          <w:sz w:val="24"/>
+          <w:szCs w:val="24"/>
+          <w:lang w:val="es-ES"/>
+        </w:rPr>
+        <w:t xml:space="preserve">Enviará de forma automática el recibo digital al correo electrónico del copropietario. </w:t>
+      </w:r>
+    </w:p>
+    <w:p>
+      <w:pPr>
+        <w:spacing w:before="100" w:beforeAutospacing="1" w:after="100" w:afterAutospacing="1" w:line="240" w:lineRule="auto"/>
+        <w:rPr>
+          <w:rFonts w:ascii="Times New Roman" w:eastAsia="Times New Roman" w:hAnsi="Times New Roman" w:cs="Times New Roman"/>
+          <w:sz w:val="24"/>
+          <w:szCs w:val="24"/>
+          <w:lang w:val="es-ES"/>
+        </w:rPr>
+      </w:pPr>
+    </w:p>
+    <w:p>
+      <w:pPr>
+        <w:spacing w:before="100" w:beforeAutospacing="1" w:after="100" w:afterAutospacing="1" w:line="240" w:lineRule="auto"/>
+        <w:rPr>
           <w:rFonts w:cstheme="minorHAnsi"/>
           <w:b/>
           <w:sz w:val="24"/>
@@ -3369,24 +3912,7 @@
           <w:b/>
           <w:sz w:val="24"/>
         </w:rPr>
-        <w:lastRenderedPageBreak/>
-        <w:t>7. ANEXO DE DISEÑO DE INTE</w:t>
-      </w:r>
-      <w:r>
-        <w:rPr>
-          <w:rFonts w:cstheme="minorHAnsi"/>
-          <w:b/>
-          <w:sz w:val="24"/>
-        </w:rPr>
-        <w:t>RFACES VISUALES (MOCKUPS</w:t>
-      </w:r>
-      <w:r>
-        <w:rPr>
-          <w:rFonts w:cstheme="minorHAnsi"/>
-          <w:b/>
-          <w:sz w:val="24"/>
-        </w:rPr>
-        <w:t>)</w:t>
+        <w:t>7. ANEXO DE DISEÑO DE INTERFACES VISUALES (MOCKUPS)</w:t>
       </w:r>
     </w:p>
     <w:p>
@@ -3400,13 +3926,7 @@
         </w:rPr>
       </w:pPr>
       <w:r>
-        <w:t xml:space="preserve">A </w:t>
-      </w:r>
-      <w:r>
-        <w:t>continuación,</w:t>
-      </w:r>
-      <w:r>
-        <w:t xml:space="preserve"> se presentan los prototipos de alta fidelidad en escala de grises que validan la distribución de la interfaz y la usabilidad de escritorio para las principales interacciones del sistema.</w:t>
+        <w:t>A continuación, se presentan los prototipos de alta fidelidad en escala de grises que validan la distribución de la interfaz y la usabilidad de escritorio para las principales interacciones del sistema.</w:t>
       </w:r>
     </w:p>
     <w:p>
@@ -3667,7 +4187,7 @@
         <w:t xml:space="preserve"> </w:t>
       </w:r>
       <w:r>
-        <w:t>Pago de Servicio Individual</w:t>
+        <w:t>Interfaz de Consulta Automática y Pago Unificado de Servicios Básicos</w:t>
       </w:r>
     </w:p>
     <w:p>
@@ -4460,6 +4980,300 @@
     </w:lvl>
   </w:abstractNum>
   <w:abstractNum w:abstractNumId="4" w15:restartNumberingAfterBreak="0">
+    <w:nsid w:val="16206DE3"/>
+    <w:multiLevelType w:val="multilevel"/>
+    <w:tmpl w:val="F12A57E2"/>
+    <w:lvl w:ilvl="0">
+      <w:start w:val="1"/>
+      <w:numFmt w:val="bullet"/>
+      <w:lvlText w:val=""/>
+      <w:lvlJc w:val="left"/>
+      <w:pPr>
+        <w:tabs>
+          <w:tab w:val="num" w:pos="720"/>
+        </w:tabs>
+        <w:ind w:left="720" w:hanging="360"/>
+      </w:pPr>
+      <w:rPr>
+        <w:rFonts w:ascii="Symbol" w:hAnsi="Symbol" w:hint="default"/>
+        <w:sz w:val="20"/>
+      </w:rPr>
+    </w:lvl>
+    <w:lvl w:ilvl="1">
+      <w:start w:val="1"/>
+      <w:numFmt w:val="decimal"/>
+      <w:lvlText w:val="%2."/>
+      <w:lvlJc w:val="left"/>
+      <w:pPr>
+        <w:tabs>
+          <w:tab w:val="num" w:pos="1440"/>
+        </w:tabs>
+        <w:ind w:left="1440" w:hanging="360"/>
+      </w:pPr>
+    </w:lvl>
+    <w:lvl w:ilvl="2" w:tentative="1">
+      <w:start w:val="1"/>
+      <w:numFmt w:val="bullet"/>
+      <w:lvlText w:val=""/>
+      <w:lvlJc w:val="left"/>
+      <w:pPr>
+        <w:tabs>
+          <w:tab w:val="num" w:pos="2160"/>
+        </w:tabs>
+        <w:ind w:left="2160" w:hanging="360"/>
+      </w:pPr>
+      <w:rPr>
+        <w:rFonts w:ascii="Wingdings" w:hAnsi="Wingdings" w:hint="default"/>
+        <w:sz w:val="20"/>
+      </w:rPr>
+    </w:lvl>
+    <w:lvl w:ilvl="3" w:tentative="1">
+      <w:start w:val="1"/>
+      <w:numFmt w:val="bullet"/>
+      <w:lvlText w:val=""/>
+      <w:lvlJc w:val="left"/>
+      <w:pPr>
+        <w:tabs>
+          <w:tab w:val="num" w:pos="2880"/>
+        </w:tabs>
+        <w:ind w:left="2880" w:hanging="360"/>
+      </w:pPr>
+      <w:rPr>
+        <w:rFonts w:ascii="Wingdings" w:hAnsi="Wingdings" w:hint="default"/>
+        <w:sz w:val="20"/>
+      </w:rPr>
+    </w:lvl>
+    <w:lvl w:ilvl="4" w:tentative="1">
+      <w:start w:val="1"/>
+      <w:numFmt w:val="bullet"/>
+      <w:lvlText w:val=""/>
+      <w:lvlJc w:val="left"/>
+      <w:pPr>
+        <w:tabs>
+          <w:tab w:val="num" w:pos="3600"/>
+        </w:tabs>
+        <w:ind w:left="3600" w:hanging="360"/>
+      </w:pPr>
+      <w:rPr>
+        <w:rFonts w:ascii="Wingdings" w:hAnsi="Wingdings" w:hint="default"/>
+        <w:sz w:val="20"/>
+      </w:rPr>
+    </w:lvl>
+    <w:lvl w:ilvl="5" w:tentative="1">
+      <w:start w:val="1"/>
+      <w:numFmt w:val="bullet"/>
+      <w:lvlText w:val=""/>
+      <w:lvlJc w:val="left"/>
+      <w:pPr>
+        <w:tabs>
+          <w:tab w:val="num" w:pos="4320"/>
+        </w:tabs>
+        <w:ind w:left="4320" w:hanging="360"/>
+      </w:pPr>
+      <w:rPr>
+        <w:rFonts w:ascii="Wingdings" w:hAnsi="Wingdings" w:hint="default"/>
+        <w:sz w:val="20"/>
+      </w:rPr>
+    </w:lvl>
+    <w:lvl w:ilvl="6" w:tentative="1">
+      <w:start w:val="1"/>
+      <w:numFmt w:val="bullet"/>
+      <w:lvlText w:val=""/>
+      <w:lvlJc w:val="left"/>
+      <w:pPr>
+        <w:tabs>
+          <w:tab w:val="num" w:pos="5040"/>
+        </w:tabs>
+        <w:ind w:left="5040" w:hanging="360"/>
+      </w:pPr>
+      <w:rPr>
+        <w:rFonts w:ascii="Wingdings" w:hAnsi="Wingdings" w:hint="default"/>
+        <w:sz w:val="20"/>
+      </w:rPr>
+    </w:lvl>
+    <w:lvl w:ilvl="7" w:tentative="1">
+      <w:start w:val="1"/>
+      <w:numFmt w:val="bullet"/>
+      <w:lvlText w:val=""/>
+      <w:lvlJc w:val="left"/>
+      <w:pPr>
+        <w:tabs>
+          <w:tab w:val="num" w:pos="5760"/>
+        </w:tabs>
+        <w:ind w:left="5760" w:hanging="360"/>
+      </w:pPr>
+      <w:rPr>
+        <w:rFonts w:ascii="Wingdings" w:hAnsi="Wingdings" w:hint="default"/>
+        <w:sz w:val="20"/>
+      </w:rPr>
+    </w:lvl>
+    <w:lvl w:ilvl="8" w:tentative="1">
+      <w:start w:val="1"/>
+      <w:numFmt w:val="bullet"/>
+      <w:lvlText w:val=""/>
+      <w:lvlJc w:val="left"/>
+      <w:pPr>
+        <w:tabs>
+          <w:tab w:val="num" w:pos="6480"/>
+        </w:tabs>
+        <w:ind w:left="6480" w:hanging="360"/>
+      </w:pPr>
+      <w:rPr>
+        <w:rFonts w:ascii="Wingdings" w:hAnsi="Wingdings" w:hint="default"/>
+        <w:sz w:val="20"/>
+      </w:rPr>
+    </w:lvl>
+  </w:abstractNum>
+  <w:abstractNum w:abstractNumId="5" w15:restartNumberingAfterBreak="0">
+    <w:nsid w:val="17334643"/>
+    <w:multiLevelType w:val="multilevel"/>
+    <w:tmpl w:val="7CECC5C2"/>
+    <w:lvl w:ilvl="0">
+      <w:start w:val="1"/>
+      <w:numFmt w:val="bullet"/>
+      <w:lvlText w:val=""/>
+      <w:lvlJc w:val="left"/>
+      <w:pPr>
+        <w:tabs>
+          <w:tab w:val="num" w:pos="720"/>
+        </w:tabs>
+        <w:ind w:left="720" w:hanging="360"/>
+      </w:pPr>
+      <w:rPr>
+        <w:rFonts w:ascii="Symbol" w:hAnsi="Symbol" w:hint="default"/>
+        <w:sz w:val="20"/>
+      </w:rPr>
+    </w:lvl>
+    <w:lvl w:ilvl="1" w:tentative="1">
+      <w:start w:val="1"/>
+      <w:numFmt w:val="bullet"/>
+      <w:lvlText w:val="o"/>
+      <w:lvlJc w:val="left"/>
+      <w:pPr>
+        <w:tabs>
+          <w:tab w:val="num" w:pos="1440"/>
+        </w:tabs>
+        <w:ind w:left="1440" w:hanging="360"/>
+      </w:pPr>
+      <w:rPr>
+        <w:rFonts w:ascii="Courier New" w:hAnsi="Courier New" w:hint="default"/>
+        <w:sz w:val="20"/>
+      </w:rPr>
+    </w:lvl>
+    <w:lvl w:ilvl="2" w:tentative="1">
+      <w:start w:val="1"/>
+      <w:numFmt w:val="bullet"/>
+      <w:lvlText w:val=""/>
+      <w:lvlJc w:val="left"/>
+      <w:pPr>
+        <w:tabs>
+          <w:tab w:val="num" w:pos="2160"/>
+        </w:tabs>
+        <w:ind w:left="2160" w:hanging="360"/>
+      </w:pPr>
+      <w:rPr>
+        <w:rFonts w:ascii="Wingdings" w:hAnsi="Wingdings" w:hint="default"/>
+        <w:sz w:val="20"/>
+      </w:rPr>
+    </w:lvl>
+    <w:lvl w:ilvl="3" w:tentative="1">
+      <w:start w:val="1"/>
+      <w:numFmt w:val="bullet"/>
+      <w:lvlText w:val=""/>
+      <w:lvlJc w:val="left"/>
+      <w:pPr>
+        <w:tabs>
+          <w:tab w:val="num" w:pos="2880"/>
+        </w:tabs>
+        <w:ind w:left="2880" w:hanging="360"/>
+      </w:pPr>
+      <w:rPr>
+        <w:rFonts w:ascii="Wingdings" w:hAnsi="Wingdings" w:hint="default"/>
+        <w:sz w:val="20"/>
+      </w:rPr>
+    </w:lvl>
+    <w:lvl w:ilvl="4" w:tentative="1">
+      <w:start w:val="1"/>
+      <w:numFmt w:val="bullet"/>
+      <w:lvlText w:val=""/>
+      <w:lvlJc w:val="left"/>
+      <w:pPr>
+        <w:tabs>
+          <w:tab w:val="num" w:pos="3600"/>
+        </w:tabs>
+        <w:ind w:left="3600" w:hanging="360"/>
+      </w:pPr>
+      <w:rPr>
+        <w:rFonts w:ascii="Wingdings" w:hAnsi="Wingdings" w:hint="default"/>
+        <w:sz w:val="20"/>
+      </w:rPr>
+    </w:lvl>
+    <w:lvl w:ilvl="5" w:tentative="1">
+      <w:start w:val="1"/>
+      <w:numFmt w:val="bullet"/>
+      <w:lvlText w:val=""/>
+      <w:lvlJc w:val="left"/>
+      <w:pPr>
+        <w:tabs>
+          <w:tab w:val="num" w:pos="4320"/>
+        </w:tabs>
+        <w:ind w:left="4320" w:hanging="360"/>
+      </w:pPr>
+      <w:rPr>
+        <w:rFonts w:ascii="Wingdings" w:hAnsi="Wingdings" w:hint="default"/>
+        <w:sz w:val="20"/>
+      </w:rPr>
+    </w:lvl>
+    <w:lvl w:ilvl="6" w:tentative="1">
+      <w:start w:val="1"/>
+      <w:numFmt w:val="bullet"/>
+      <w:lvlText w:val=""/>
+      <w:lvlJc w:val="left"/>
+      <w:pPr>
+        <w:tabs>
+          <w:tab w:val="num" w:pos="5040"/>
+        </w:tabs>
+        <w:ind w:left="5040" w:hanging="360"/>
+      </w:pPr>
+      <w:rPr>
+        <w:rFonts w:ascii="Wingdings" w:hAnsi="Wingdings" w:hint="default"/>
+        <w:sz w:val="20"/>
+      </w:rPr>
+    </w:lvl>
+    <w:lvl w:ilvl="7" w:tentative="1">
+      <w:start w:val="1"/>
+      <w:numFmt w:val="bullet"/>
+      <w:lvlText w:val=""/>
+      <w:lvlJc w:val="left"/>
+      <w:pPr>
+        <w:tabs>
+          <w:tab w:val="num" w:pos="5760"/>
+        </w:tabs>
+        <w:ind w:left="5760" w:hanging="360"/>
+      </w:pPr>
+      <w:rPr>
+        <w:rFonts w:ascii="Wingdings" w:hAnsi="Wingdings" w:hint="default"/>
+        <w:sz w:val="20"/>
+      </w:rPr>
+    </w:lvl>
+    <w:lvl w:ilvl="8" w:tentative="1">
+      <w:start w:val="1"/>
+      <w:numFmt w:val="bullet"/>
+      <w:lvlText w:val=""/>
+      <w:lvlJc w:val="left"/>
+      <w:pPr>
+        <w:tabs>
+          <w:tab w:val="num" w:pos="6480"/>
+        </w:tabs>
+        <w:ind w:left="6480" w:hanging="360"/>
+      </w:pPr>
+      <w:rPr>
+        <w:rFonts w:ascii="Wingdings" w:hAnsi="Wingdings" w:hint="default"/>
+        <w:sz w:val="20"/>
+      </w:rPr>
+    </w:lvl>
+  </w:abstractNum>
+  <w:abstractNum w:abstractNumId="6" w15:restartNumberingAfterBreak="0">
     <w:nsid w:val="18146BE4"/>
     <w:multiLevelType w:val="multilevel"/>
     <w:tmpl w:val="D0EC78AC"/>
@@ -4608,7 +5422,7 @@
       </w:rPr>
     </w:lvl>
   </w:abstractNum>
-  <w:abstractNum w:abstractNumId="5" w15:restartNumberingAfterBreak="0">
+  <w:abstractNum w:abstractNumId="7" w15:restartNumberingAfterBreak="0">
     <w:nsid w:val="254D45CE"/>
     <w:multiLevelType w:val="multilevel"/>
     <w:tmpl w:val="66EE3E26"/>
@@ -4757,7 +5571,7 @@
       </w:rPr>
     </w:lvl>
   </w:abstractNum>
-  <w:abstractNum w:abstractNumId="6" w15:restartNumberingAfterBreak="0">
+  <w:abstractNum w:abstractNumId="8" w15:restartNumberingAfterBreak="0">
     <w:nsid w:val="2C090D2C"/>
     <w:multiLevelType w:val="multilevel"/>
     <w:tmpl w:val="FA46E6B8"/>
@@ -4906,7 +5720,7 @@
       </w:rPr>
     </w:lvl>
   </w:abstractNum>
-  <w:abstractNum w:abstractNumId="7" w15:restartNumberingAfterBreak="0">
+  <w:abstractNum w:abstractNumId="9" w15:restartNumberingAfterBreak="0">
     <w:nsid w:val="2E6F0828"/>
     <w:multiLevelType w:val="multilevel"/>
     <w:tmpl w:val="42D8B5B6"/>
@@ -5055,7 +5869,7 @@
       </w:rPr>
     </w:lvl>
   </w:abstractNum>
-  <w:abstractNum w:abstractNumId="8" w15:restartNumberingAfterBreak="0">
+  <w:abstractNum w:abstractNumId="10" w15:restartNumberingAfterBreak="0">
     <w:nsid w:val="31E26B33"/>
     <w:multiLevelType w:val="multilevel"/>
     <w:tmpl w:val="919C86C6"/>
@@ -5204,7 +6018,7 @@
       </w:rPr>
     </w:lvl>
   </w:abstractNum>
-  <w:abstractNum w:abstractNumId="9" w15:restartNumberingAfterBreak="0">
+  <w:abstractNum w:abstractNumId="11" w15:restartNumberingAfterBreak="0">
     <w:nsid w:val="37847B96"/>
     <w:multiLevelType w:val="multilevel"/>
     <w:tmpl w:val="FB86CC52"/>
@@ -5353,7 +6167,7 @@
       </w:rPr>
     </w:lvl>
   </w:abstractNum>
-  <w:abstractNum w:abstractNumId="10" w15:restartNumberingAfterBreak="0">
+  <w:abstractNum w:abstractNumId="12" w15:restartNumberingAfterBreak="0">
     <w:nsid w:val="37B562A4"/>
     <w:multiLevelType w:val="multilevel"/>
     <w:tmpl w:val="F23C9742"/>
@@ -5502,7 +6316,7 @@
       </w:rPr>
     </w:lvl>
   </w:abstractNum>
-  <w:abstractNum w:abstractNumId="11" w15:restartNumberingAfterBreak="0">
+  <w:abstractNum w:abstractNumId="13" w15:restartNumberingAfterBreak="0">
     <w:nsid w:val="3E0C02E9"/>
     <w:multiLevelType w:val="multilevel"/>
     <w:tmpl w:val="B8AE6048"/>
@@ -5651,7 +6465,7 @@
       </w:rPr>
     </w:lvl>
   </w:abstractNum>
-  <w:abstractNum w:abstractNumId="12" w15:restartNumberingAfterBreak="0">
+  <w:abstractNum w:abstractNumId="14" w15:restartNumberingAfterBreak="0">
     <w:nsid w:val="42C545CB"/>
     <w:multiLevelType w:val="multilevel"/>
     <w:tmpl w:val="7C369A02"/>
@@ -5800,7 +6614,156 @@
       </w:rPr>
     </w:lvl>
   </w:abstractNum>
-  <w:abstractNum w:abstractNumId="13" w15:restartNumberingAfterBreak="0">
+  <w:abstractNum w:abstractNumId="15" w15:restartNumberingAfterBreak="0">
+    <w:nsid w:val="45947A0B"/>
+    <w:multiLevelType w:val="multilevel"/>
+    <w:tmpl w:val="A5E25D90"/>
+    <w:lvl w:ilvl="0">
+      <w:start w:val="1"/>
+      <w:numFmt w:val="bullet"/>
+      <w:lvlText w:val=""/>
+      <w:lvlJc w:val="left"/>
+      <w:pPr>
+        <w:tabs>
+          <w:tab w:val="num" w:pos="720"/>
+        </w:tabs>
+        <w:ind w:left="720" w:hanging="360"/>
+      </w:pPr>
+      <w:rPr>
+        <w:rFonts w:ascii="Symbol" w:hAnsi="Symbol" w:hint="default"/>
+        <w:sz w:val="20"/>
+      </w:rPr>
+    </w:lvl>
+    <w:lvl w:ilvl="1" w:tentative="1">
+      <w:start w:val="1"/>
+      <w:numFmt w:val="bullet"/>
+      <w:lvlText w:val="o"/>
+      <w:lvlJc w:val="left"/>
+      <w:pPr>
+        <w:tabs>
+          <w:tab w:val="num" w:pos="1440"/>
+        </w:tabs>
+        <w:ind w:left="1440" w:hanging="360"/>
+      </w:pPr>
+      <w:rPr>
+        <w:rFonts w:ascii="Courier New" w:hAnsi="Courier New" w:hint="default"/>
+        <w:sz w:val="20"/>
+      </w:rPr>
+    </w:lvl>
+    <w:lvl w:ilvl="2" w:tentative="1">
+      <w:start w:val="1"/>
+      <w:numFmt w:val="bullet"/>
+      <w:lvlText w:val=""/>
+      <w:lvlJc w:val="left"/>
+      <w:pPr>
+        <w:tabs>
+          <w:tab w:val="num" w:pos="2160"/>
+        </w:tabs>
+        <w:ind w:left="2160" w:hanging="360"/>
+      </w:pPr>
+      <w:rPr>
+        <w:rFonts w:ascii="Wingdings" w:hAnsi="Wingdings" w:hint="default"/>
+        <w:sz w:val="20"/>
+      </w:rPr>
+    </w:lvl>
+    <w:lvl w:ilvl="3" w:tentative="1">
+      <w:start w:val="1"/>
+      <w:numFmt w:val="bullet"/>
+      <w:lvlText w:val=""/>
+      <w:lvlJc w:val="left"/>
+      <w:pPr>
+        <w:tabs>
+          <w:tab w:val="num" w:pos="2880"/>
+        </w:tabs>
+        <w:ind w:left="2880" w:hanging="360"/>
+      </w:pPr>
+      <w:rPr>
+        <w:rFonts w:ascii="Wingdings" w:hAnsi="Wingdings" w:hint="default"/>
+        <w:sz w:val="20"/>
+      </w:rPr>
+    </w:lvl>
+    <w:lvl w:ilvl="4" w:tentative="1">
+      <w:start w:val="1"/>
+      <w:numFmt w:val="bullet"/>
+      <w:lvlText w:val=""/>
+      <w:lvlJc w:val="left"/>
+      <w:pPr>
+        <w:tabs>
+          <w:tab w:val="num" w:pos="3600"/>
+        </w:tabs>
+        <w:ind w:left="3600" w:hanging="360"/>
+      </w:pPr>
+      <w:rPr>
+        <w:rFonts w:ascii="Wingdings" w:hAnsi="Wingdings" w:hint="default"/>
+        <w:sz w:val="20"/>
+      </w:rPr>
+    </w:lvl>
+    <w:lvl w:ilvl="5" w:tentative="1">
+      <w:start w:val="1"/>
+      <w:numFmt w:val="bullet"/>
+      <w:lvlText w:val=""/>
+      <w:lvlJc w:val="left"/>
+      <w:pPr>
+        <w:tabs>
+          <w:tab w:val="num" w:pos="4320"/>
+        </w:tabs>
+        <w:ind w:left="4320" w:hanging="360"/>
+      </w:pPr>
+      <w:rPr>
+        <w:rFonts w:ascii="Wingdings" w:hAnsi="Wingdings" w:hint="default"/>
+        <w:sz w:val="20"/>
+      </w:rPr>
+    </w:lvl>
+    <w:lvl w:ilvl="6" w:tentative="1">
+      <w:start w:val="1"/>
+      <w:numFmt w:val="bullet"/>
+      <w:lvlText w:val=""/>
+      <w:lvlJc w:val="left"/>
+      <w:pPr>
+        <w:tabs>
+          <w:tab w:val="num" w:pos="5040"/>
+        </w:tabs>
+        <w:ind w:left="5040" w:hanging="360"/>
+      </w:pPr>
+      <w:rPr>
+        <w:rFonts w:ascii="Wingdings" w:hAnsi="Wingdings" w:hint="default"/>
+        <w:sz w:val="20"/>
+      </w:rPr>
+    </w:lvl>
+    <w:lvl w:ilvl="7" w:tentative="1">
+      <w:start w:val="1"/>
+      <w:numFmt w:val="bullet"/>
+      <w:lvlText w:val=""/>
+      <w:lvlJc w:val="left"/>
+      <w:pPr>
+        <w:tabs>
+          <w:tab w:val="num" w:pos="5760"/>
+        </w:tabs>
+        <w:ind w:left="5760" w:hanging="360"/>
+      </w:pPr>
+      <w:rPr>
+        <w:rFonts w:ascii="Wingdings" w:hAnsi="Wingdings" w:hint="default"/>
+        <w:sz w:val="20"/>
+      </w:rPr>
+    </w:lvl>
+    <w:lvl w:ilvl="8" w:tentative="1">
+      <w:start w:val="1"/>
+      <w:numFmt w:val="bullet"/>
+      <w:lvlText w:val=""/>
+      <w:lvlJc w:val="left"/>
+      <w:pPr>
+        <w:tabs>
+          <w:tab w:val="num" w:pos="6480"/>
+        </w:tabs>
+        <w:ind w:left="6480" w:hanging="360"/>
+      </w:pPr>
+      <w:rPr>
+        <w:rFonts w:ascii="Wingdings" w:hAnsi="Wingdings" w:hint="default"/>
+        <w:sz w:val="20"/>
+      </w:rPr>
+    </w:lvl>
+  </w:abstractNum>
+  <w:abstractNum w:abstractNumId="16" w15:restartNumberingAfterBreak="0">
     <w:nsid w:val="513071BB"/>
     <w:multiLevelType w:val="multilevel"/>
     <w:tmpl w:val="E9CCB38A"/>
@@ -5949,7 +6912,7 @@
       </w:rPr>
     </w:lvl>
   </w:abstractNum>
-  <w:abstractNum w:abstractNumId="14" w15:restartNumberingAfterBreak="0">
+  <w:abstractNum w:abstractNumId="17" w15:restartNumberingAfterBreak="0">
     <w:nsid w:val="58B678B2"/>
     <w:multiLevelType w:val="multilevel"/>
     <w:tmpl w:val="4E8011C4"/>
@@ -6098,7 +7061,7 @@
       </w:rPr>
     </w:lvl>
   </w:abstractNum>
-  <w:abstractNum w:abstractNumId="15" w15:restartNumberingAfterBreak="0">
+  <w:abstractNum w:abstractNumId="18" w15:restartNumberingAfterBreak="0">
     <w:nsid w:val="59752BAD"/>
     <w:multiLevelType w:val="multilevel"/>
     <w:tmpl w:val="95901D1A"/>
@@ -6247,7 +7210,7 @@
       </w:rPr>
     </w:lvl>
   </w:abstractNum>
-  <w:abstractNum w:abstractNumId="16" w15:restartNumberingAfterBreak="0">
+  <w:abstractNum w:abstractNumId="19" w15:restartNumberingAfterBreak="0">
     <w:nsid w:val="59BD6387"/>
     <w:multiLevelType w:val="multilevel"/>
     <w:tmpl w:val="15745FD8"/>
@@ -6396,7 +7359,7 @@
       </w:rPr>
     </w:lvl>
   </w:abstractNum>
-  <w:abstractNum w:abstractNumId="17" w15:restartNumberingAfterBreak="0">
+  <w:abstractNum w:abstractNumId="20" w15:restartNumberingAfterBreak="0">
     <w:nsid w:val="5A454DE4"/>
     <w:multiLevelType w:val="multilevel"/>
     <w:tmpl w:val="F02EA0BA"/>
@@ -6545,7 +7508,7 @@
       </w:rPr>
     </w:lvl>
   </w:abstractNum>
-  <w:abstractNum w:abstractNumId="18" w15:restartNumberingAfterBreak="0">
+  <w:abstractNum w:abstractNumId="21" w15:restartNumberingAfterBreak="0">
     <w:nsid w:val="5ABE05E0"/>
     <w:multiLevelType w:val="multilevel"/>
     <w:tmpl w:val="2E805F38"/>
@@ -6694,7 +7657,7 @@
       </w:rPr>
     </w:lvl>
   </w:abstractNum>
-  <w:abstractNum w:abstractNumId="19" w15:restartNumberingAfterBreak="0">
+  <w:abstractNum w:abstractNumId="22" w15:restartNumberingAfterBreak="0">
     <w:nsid w:val="5D1704B2"/>
     <w:multiLevelType w:val="multilevel"/>
     <w:tmpl w:val="9752C286"/>
@@ -6843,7 +7806,156 @@
       </w:rPr>
     </w:lvl>
   </w:abstractNum>
-  <w:abstractNum w:abstractNumId="20" w15:restartNumberingAfterBreak="0">
+  <w:abstractNum w:abstractNumId="23" w15:restartNumberingAfterBreak="0">
+    <w:nsid w:val="5DA71912"/>
+    <w:multiLevelType w:val="multilevel"/>
+    <w:tmpl w:val="FC6ED462"/>
+    <w:lvl w:ilvl="0">
+      <w:start w:val="1"/>
+      <w:numFmt w:val="bullet"/>
+      <w:lvlText w:val=""/>
+      <w:lvlJc w:val="left"/>
+      <w:pPr>
+        <w:tabs>
+          <w:tab w:val="num" w:pos="720"/>
+        </w:tabs>
+        <w:ind w:left="720" w:hanging="360"/>
+      </w:pPr>
+      <w:rPr>
+        <w:rFonts w:ascii="Symbol" w:hAnsi="Symbol" w:hint="default"/>
+        <w:sz w:val="20"/>
+      </w:rPr>
+    </w:lvl>
+    <w:lvl w:ilvl="1" w:tentative="1">
+      <w:start w:val="1"/>
+      <w:numFmt w:val="bullet"/>
+      <w:lvlText w:val="o"/>
+      <w:lvlJc w:val="left"/>
+      <w:pPr>
+        <w:tabs>
+          <w:tab w:val="num" w:pos="1440"/>
+        </w:tabs>
+        <w:ind w:left="1440" w:hanging="360"/>
+      </w:pPr>
+      <w:rPr>
+        <w:rFonts w:ascii="Courier New" w:hAnsi="Courier New" w:hint="default"/>
+        <w:sz w:val="20"/>
+      </w:rPr>
+    </w:lvl>
+    <w:lvl w:ilvl="2" w:tentative="1">
+      <w:start w:val="1"/>
+      <w:numFmt w:val="bullet"/>
+      <w:lvlText w:val=""/>
+      <w:lvlJc w:val="left"/>
+      <w:pPr>
+        <w:tabs>
+          <w:tab w:val="num" w:pos="2160"/>
+        </w:tabs>
+        <w:ind w:left="2160" w:hanging="360"/>
+      </w:pPr>
+      <w:rPr>
+        <w:rFonts w:ascii="Wingdings" w:hAnsi="Wingdings" w:hint="default"/>
+        <w:sz w:val="20"/>
+      </w:rPr>
+    </w:lvl>
+    <w:lvl w:ilvl="3" w:tentative="1">
+      <w:start w:val="1"/>
+      <w:numFmt w:val="bullet"/>
+      <w:lvlText w:val=""/>
+      <w:lvlJc w:val="left"/>
+      <w:pPr>
+        <w:tabs>
+          <w:tab w:val="num" w:pos="2880"/>
+        </w:tabs>
+        <w:ind w:left="2880" w:hanging="360"/>
+      </w:pPr>
+      <w:rPr>
+        <w:rFonts w:ascii="Wingdings" w:hAnsi="Wingdings" w:hint="default"/>
+        <w:sz w:val="20"/>
+      </w:rPr>
+    </w:lvl>
+    <w:lvl w:ilvl="4" w:tentative="1">
+      <w:start w:val="1"/>
+      <w:numFmt w:val="bullet"/>
+      <w:lvlText w:val=""/>
+      <w:lvlJc w:val="left"/>
+      <w:pPr>
+        <w:tabs>
+          <w:tab w:val="num" w:pos="3600"/>
+        </w:tabs>
+        <w:ind w:left="3600" w:hanging="360"/>
+      </w:pPr>
+      <w:rPr>
+        <w:rFonts w:ascii="Wingdings" w:hAnsi="Wingdings" w:hint="default"/>
+        <w:sz w:val="20"/>
+      </w:rPr>
+    </w:lvl>
+    <w:lvl w:ilvl="5" w:tentative="1">
+      <w:start w:val="1"/>
+      <w:numFmt w:val="bullet"/>
+      <w:lvlText w:val=""/>
+      <w:lvlJc w:val="left"/>
+      <w:pPr>
+        <w:tabs>
+          <w:tab w:val="num" w:pos="4320"/>
+        </w:tabs>
+        <w:ind w:left="4320" w:hanging="360"/>
+      </w:pPr>
+      <w:rPr>
+        <w:rFonts w:ascii="Wingdings" w:hAnsi="Wingdings" w:hint="default"/>
+        <w:sz w:val="20"/>
+      </w:rPr>
+    </w:lvl>
+    <w:lvl w:ilvl="6" w:tentative="1">
+      <w:start w:val="1"/>
+      <w:numFmt w:val="bullet"/>
+      <w:lvlText w:val=""/>
+      <w:lvlJc w:val="left"/>
+      <w:pPr>
+        <w:tabs>
+          <w:tab w:val="num" w:pos="5040"/>
+        </w:tabs>
+        <w:ind w:left="5040" w:hanging="360"/>
+      </w:pPr>
+      <w:rPr>
+        <w:rFonts w:ascii="Wingdings" w:hAnsi="Wingdings" w:hint="default"/>
+        <w:sz w:val="20"/>
+      </w:rPr>
+    </w:lvl>
+    <w:lvl w:ilvl="7" w:tentative="1">
+      <w:start w:val="1"/>
+      <w:numFmt w:val="bullet"/>
+      <w:lvlText w:val=""/>
+      <w:lvlJc w:val="left"/>
+      <w:pPr>
+        <w:tabs>
+          <w:tab w:val="num" w:pos="5760"/>
+        </w:tabs>
+        <w:ind w:left="5760" w:hanging="360"/>
+      </w:pPr>
+      <w:rPr>
+        <w:rFonts w:ascii="Wingdings" w:hAnsi="Wingdings" w:hint="default"/>
+        <w:sz w:val="20"/>
+      </w:rPr>
+    </w:lvl>
+    <w:lvl w:ilvl="8" w:tentative="1">
+      <w:start w:val="1"/>
+      <w:numFmt w:val="bullet"/>
+      <w:lvlText w:val=""/>
+      <w:lvlJc w:val="left"/>
+      <w:pPr>
+        <w:tabs>
+          <w:tab w:val="num" w:pos="6480"/>
+        </w:tabs>
+        <w:ind w:left="6480" w:hanging="360"/>
+      </w:pPr>
+      <w:rPr>
+        <w:rFonts w:ascii="Wingdings" w:hAnsi="Wingdings" w:hint="default"/>
+        <w:sz w:val="20"/>
+      </w:rPr>
+    </w:lvl>
+  </w:abstractNum>
+  <w:abstractNum w:abstractNumId="24" w15:restartNumberingAfterBreak="0">
     <w:nsid w:val="6D743CF7"/>
     <w:multiLevelType w:val="multilevel"/>
     <w:tmpl w:val="0A862EE8"/>
@@ -6956,7 +8068,7 @@
       </w:pPr>
     </w:lvl>
   </w:abstractNum>
-  <w:abstractNum w:abstractNumId="21" w15:restartNumberingAfterBreak="0">
+  <w:abstractNum w:abstractNumId="25" w15:restartNumberingAfterBreak="0">
     <w:nsid w:val="6F5319C9"/>
     <w:multiLevelType w:val="multilevel"/>
     <w:tmpl w:val="E2B4B9D0"/>
@@ -7105,7 +8217,7 @@
       </w:rPr>
     </w:lvl>
   </w:abstractNum>
-  <w:abstractNum w:abstractNumId="22" w15:restartNumberingAfterBreak="0">
+  <w:abstractNum w:abstractNumId="26" w15:restartNumberingAfterBreak="0">
     <w:nsid w:val="6F8750D8"/>
     <w:multiLevelType w:val="multilevel"/>
     <w:tmpl w:val="4F62FAB0"/>
@@ -7254,7 +8366,7 @@
       </w:rPr>
     </w:lvl>
   </w:abstractNum>
-  <w:abstractNum w:abstractNumId="23" w15:restartNumberingAfterBreak="0">
+  <w:abstractNum w:abstractNumId="27" w15:restartNumberingAfterBreak="0">
     <w:nsid w:val="710522D6"/>
     <w:multiLevelType w:val="multilevel"/>
     <w:tmpl w:val="25EC269E"/>
@@ -7367,7 +8479,7 @@
       </w:pPr>
     </w:lvl>
   </w:abstractNum>
-  <w:abstractNum w:abstractNumId="24" w15:restartNumberingAfterBreak="0">
+  <w:abstractNum w:abstractNumId="28" w15:restartNumberingAfterBreak="0">
     <w:nsid w:val="73EA23BC"/>
     <w:multiLevelType w:val="multilevel"/>
     <w:tmpl w:val="5E987294"/>
@@ -7516,7 +8628,7 @@
       </w:rPr>
     </w:lvl>
   </w:abstractNum>
-  <w:abstractNum w:abstractNumId="25" w15:restartNumberingAfterBreak="0">
+  <w:abstractNum w:abstractNumId="29" w15:restartNumberingAfterBreak="0">
     <w:nsid w:val="746344B2"/>
     <w:multiLevelType w:val="multilevel"/>
     <w:tmpl w:val="4022E326"/>
@@ -7665,7 +8777,7 @@
       </w:rPr>
     </w:lvl>
   </w:abstractNum>
-  <w:abstractNum w:abstractNumId="26" w15:restartNumberingAfterBreak="0">
+  <w:abstractNum w:abstractNumId="30" w15:restartNumberingAfterBreak="0">
     <w:nsid w:val="76E16548"/>
     <w:multiLevelType w:val="multilevel"/>
     <w:tmpl w:val="8198025C"/>
@@ -7814,7 +8926,7 @@
       </w:rPr>
     </w:lvl>
   </w:abstractNum>
-  <w:abstractNum w:abstractNumId="27" w15:restartNumberingAfterBreak="0">
+  <w:abstractNum w:abstractNumId="31" w15:restartNumberingAfterBreak="0">
     <w:nsid w:val="7A6829F3"/>
     <w:multiLevelType w:val="multilevel"/>
     <w:tmpl w:val="1BCA8598"/>
@@ -7963,7 +9075,7 @@
       </w:rPr>
     </w:lvl>
   </w:abstractNum>
-  <w:abstractNum w:abstractNumId="28" w15:restartNumberingAfterBreak="0">
+  <w:abstractNum w:abstractNumId="32" w15:restartNumberingAfterBreak="0">
     <w:nsid w:val="7AC81867"/>
     <w:multiLevelType w:val="multilevel"/>
     <w:tmpl w:val="9A4CBEC0"/>
@@ -8112,7 +9224,7 @@
       </w:rPr>
     </w:lvl>
   </w:abstractNum>
-  <w:abstractNum w:abstractNumId="29" w15:restartNumberingAfterBreak="0">
+  <w:abstractNum w:abstractNumId="33" w15:restartNumberingAfterBreak="0">
     <w:nsid w:val="7B525E6E"/>
     <w:multiLevelType w:val="multilevel"/>
     <w:tmpl w:val="E5C40DF8"/>
@@ -8261,7 +9373,7 @@
       </w:rPr>
     </w:lvl>
   </w:abstractNum>
-  <w:abstractNum w:abstractNumId="30" w15:restartNumberingAfterBreak="0">
+  <w:abstractNum w:abstractNumId="34" w15:restartNumberingAfterBreak="0">
     <w:nsid w:val="7D7016D0"/>
     <w:multiLevelType w:val="multilevel"/>
     <w:tmpl w:val="D21E6C42"/>
@@ -8411,97 +9523,109 @@
     </w:lvl>
   </w:abstractNum>
   <w:num w:numId="1">
-    <w:abstractNumId w:val="5"/>
+    <w:abstractNumId w:val="7"/>
   </w:num>
   <w:num w:numId="2">
-    <w:abstractNumId w:val="18"/>
+    <w:abstractNumId w:val="21"/>
   </w:num>
   <w:num w:numId="3">
+    <w:abstractNumId w:val="8"/>
+  </w:num>
+  <w:num w:numId="4">
+    <w:abstractNumId w:val="25"/>
+  </w:num>
+  <w:num w:numId="5">
+    <w:abstractNumId w:val="33"/>
+  </w:num>
+  <w:num w:numId="6">
     <w:abstractNumId w:val="6"/>
   </w:num>
-  <w:num w:numId="4">
-    <w:abstractNumId w:val="21"/>
-  </w:num>
-  <w:num w:numId="5">
-    <w:abstractNumId w:val="29"/>
-  </w:num>
-  <w:num w:numId="6">
-    <w:abstractNumId w:val="4"/>
-  </w:num>
   <w:num w:numId="7">
-    <w:abstractNumId w:val="23"/>
+    <w:abstractNumId w:val="27"/>
   </w:num>
   <w:num w:numId="8">
-    <w:abstractNumId w:val="27"/>
+    <w:abstractNumId w:val="31"/>
   </w:num>
   <w:num w:numId="9">
-    <w:abstractNumId w:val="13"/>
+    <w:abstractNumId w:val="16"/>
   </w:num>
   <w:num w:numId="10">
     <w:abstractNumId w:val="3"/>
   </w:num>
   <w:num w:numId="11">
-    <w:abstractNumId w:val="30"/>
+    <w:abstractNumId w:val="34"/>
   </w:num>
   <w:num w:numId="12">
+    <w:abstractNumId w:val="14"/>
+  </w:num>
+  <w:num w:numId="13">
+    <w:abstractNumId w:val="20"/>
+  </w:num>
+  <w:num w:numId="14">
     <w:abstractNumId w:val="12"/>
   </w:num>
-  <w:num w:numId="13">
+  <w:num w:numId="15">
+    <w:abstractNumId w:val="9"/>
+  </w:num>
+  <w:num w:numId="16">
     <w:abstractNumId w:val="17"/>
   </w:num>
-  <w:num w:numId="14">
-    <w:abstractNumId w:val="10"/>
-  </w:num>
-  <w:num w:numId="15">
-    <w:abstractNumId w:val="7"/>
-  </w:num>
-  <w:num w:numId="16">
-    <w:abstractNumId w:val="14"/>
-  </w:num>
   <w:num w:numId="17">
-    <w:abstractNumId w:val="22"/>
+    <w:abstractNumId w:val="26"/>
   </w:num>
   <w:num w:numId="18">
-    <w:abstractNumId w:val="19"/>
+    <w:abstractNumId w:val="22"/>
   </w:num>
   <w:num w:numId="19">
     <w:abstractNumId w:val="1"/>
   </w:num>
   <w:num w:numId="20">
-    <w:abstractNumId w:val="8"/>
+    <w:abstractNumId w:val="10"/>
   </w:num>
   <w:num w:numId="21">
-    <w:abstractNumId w:val="26"/>
+    <w:abstractNumId w:val="30"/>
   </w:num>
   <w:num w:numId="22">
-    <w:abstractNumId w:val="20"/>
+    <w:abstractNumId w:val="24"/>
   </w:num>
   <w:num w:numId="23">
     <w:abstractNumId w:val="0"/>
   </w:num>
   <w:num w:numId="24">
-    <w:abstractNumId w:val="9"/>
+    <w:abstractNumId w:val="11"/>
   </w:num>
   <w:num w:numId="25">
-    <w:abstractNumId w:val="25"/>
+    <w:abstractNumId w:val="29"/>
   </w:num>
   <w:num w:numId="26">
-    <w:abstractNumId w:val="15"/>
+    <w:abstractNumId w:val="18"/>
   </w:num>
   <w:num w:numId="27">
-    <w:abstractNumId w:val="24"/>
+    <w:abstractNumId w:val="28"/>
   </w:num>
   <w:num w:numId="28">
     <w:abstractNumId w:val="2"/>
   </w:num>
   <w:num w:numId="29">
-    <w:abstractNumId w:val="28"/>
+    <w:abstractNumId w:val="32"/>
   </w:num>
   <w:num w:numId="30">
-    <w:abstractNumId w:val="11"/>
+    <w:abstractNumId w:val="13"/>
   </w:num>
   <w:num w:numId="31">
-    <w:abstractNumId w:val="16"/>
+    <w:abstractNumId w:val="19"/>
+  </w:num>
+  <w:num w:numId="32">
+    <w:abstractNumId w:val="15"/>
+  </w:num>
+  <w:num w:numId="33">
+    <w:abstractNumId w:val="23"/>
+  </w:num>
+  <w:num w:numId="34">
+    <w:abstractNumId w:val="4"/>
+  </w:num>
+  <w:num w:numId="35">
+    <w:abstractNumId w:val="5"/>
   </w:num>
 </w:numbering>
 </file>
@@ -8987,6 +10111,27 @@
       <w:lang w:val="en-US"/>
     </w:rPr>
   </w:style>
+  <w:style w:type="paragraph" w:styleId="Ttulo5">
+    <w:name w:val="heading 5"/>
+    <w:basedOn w:val="Normal"/>
+    <w:next w:val="Normal"/>
+    <w:link w:val="Ttulo5Car"/>
+    <w:uiPriority w:val="9"/>
+    <w:semiHidden/>
+    <w:unhideWhenUsed/>
+    <w:qFormat/>
+    <w:rsid w:val="009162BD"/>
+    <w:pPr>
+      <w:keepNext/>
+      <w:keepLines/>
+      <w:spacing w:before="40" w:after="0"/>
+      <w:outlineLvl w:val="4"/>
+    </w:pPr>
+    <w:rPr>
+      <w:rFonts w:asciiTheme="majorHAnsi" w:eastAsiaTheme="majorEastAsia" w:hAnsiTheme="majorHAnsi" w:cstheme="majorBidi"/>
+      <w:color w:val="2E74B5" w:themeColor="accent1" w:themeShade="BF"/>
+    </w:rPr>
+  </w:style>
   <w:style w:type="character" w:default="1" w:styleId="Fuentedeprrafopredeter">
     <w:name w:val="Default Paragraph Font"/>
     <w:uiPriority w:val="1"/>
@@ -9167,6 +10312,19 @@
       <w:color w:val="44546A" w:themeColor="text2"/>
       <w:sz w:val="18"/>
       <w:szCs w:val="18"/>
+    </w:rPr>
+  </w:style>
+  <w:style w:type="character" w:customStyle="1" w:styleId="Ttulo5Car">
+    <w:name w:val="Título 5 Car"/>
+    <w:basedOn w:val="Fuentedeprrafopredeter"/>
+    <w:link w:val="Ttulo5"/>
+    <w:uiPriority w:val="9"/>
+    <w:semiHidden/>
+    <w:rsid w:val="009162BD"/>
+    <w:rPr>
+      <w:rFonts w:asciiTheme="majorHAnsi" w:eastAsiaTheme="majorEastAsia" w:hAnsiTheme="majorHAnsi" w:cstheme="majorBidi"/>
+      <w:color w:val="2E74B5" w:themeColor="accent1" w:themeShade="BF"/>
+      <w:lang w:val="es-BO"/>
     </w:rPr>
   </w:style>
 </w:styles>

--- a/PLIEGO TÉCNICO FUNCIONAL Y DISCOVERY.docx
+++ b/PLIEGO TÉCNICO FUNCIONAL Y DISCOVERY.docx
@@ -1,18 +1,22 @@
 
 <file path=word/document.xml><?xml version="1.0" encoding="utf-8"?>
-<w:document xmlns:wpc="http://schemas.microsoft.com/office/word/2010/wordprocessingCanvas" xmlns:cx="http://schemas.microsoft.com/office/drawing/2014/chartex" xmlns:cx1="http://schemas.microsoft.com/office/drawing/2015/9/8/chartex" xmlns:mc="http://schemas.openxmlformats.org/markup-compatibility/2006" xmlns:o="urn:schemas-microsoft-com:office:office" xmlns:r="http://schemas.openxmlformats.org/officeDocument/2006/relationships" xmlns:m="http://schemas.openxmlformats.org/officeDocument/2006/math" xmlns:v="urn:schemas-microsoft-com:vml" xmlns:wp14="http://schemas.microsoft.com/office/word/2010/wordprocessingDrawing" xmlns:wp="http://schemas.openxmlformats.org/drawingml/2006/wordprocessingDrawing" xmlns:w10="urn:schemas-microsoft-com:office:word" xmlns:w="http://schemas.openxmlformats.org/wordprocessingml/2006/main" xmlns:w14="http://schemas.microsoft.com/office/word/2010/wordml" xmlns:w15="http://schemas.microsoft.com/office/word/2012/wordml" xmlns:w16se="http://schemas.microsoft.com/office/word/2015/wordml/symex" xmlns:wpg="http://schemas.microsoft.com/office/word/2010/wordprocessingGroup" xmlns:wpi="http://schemas.microsoft.com/office/word/2010/wordprocessingInk" xmlns:wne="http://schemas.microsoft.com/office/word/2006/wordml" xmlns:wps="http://schemas.microsoft.com/office/word/2010/wordprocessingShape" mc:Ignorable="w14 w15 w16se wp14">
+<w:document xmlns:wpc="http://schemas.microsoft.com/office/word/2010/wordprocessingCanvas" xmlns:cx="http://schemas.microsoft.com/office/drawing/2014/chartex" xmlns:mc="http://schemas.openxmlformats.org/markup-compatibility/2006" xmlns:o="urn:schemas-microsoft-com:office:office" xmlns:r="http://schemas.openxmlformats.org/officeDocument/2006/relationships" xmlns:m="http://schemas.openxmlformats.org/officeDocument/2006/math" xmlns:v="urn:schemas-microsoft-com:vml" xmlns:wp14="http://schemas.microsoft.com/office/word/2010/wordprocessingDrawing" xmlns:wp="http://schemas.openxmlformats.org/drawingml/2006/wordprocessingDrawing" xmlns:w10="urn:schemas-microsoft-com:office:word" xmlns:w="http://schemas.openxmlformats.org/wordprocessingml/2006/main" xmlns:w14="http://schemas.microsoft.com/office/word/2010/wordml" xmlns:w15="http://schemas.microsoft.com/office/word/2012/wordml" xmlns:w16se="http://schemas.microsoft.com/office/word/2015/wordml/symex" xmlns:wpg="http://schemas.microsoft.com/office/word/2010/wordprocessingGroup" xmlns:wpi="http://schemas.microsoft.com/office/word/2010/wordprocessingInk" xmlns:wne="http://schemas.microsoft.com/office/word/2006/wordml" xmlns:wps="http://schemas.microsoft.com/office/word/2010/wordprocessingShape" mc:Ignorable="w14 w15 w16se wp14">
   <w:body>
     <w:p>
       <w:pPr>
         <w:rPr>
-          <w:b/>
-          <w:bCs/>
-        </w:rPr>
-      </w:pPr>
-      <w:r>
-        <w:rPr>
-          <w:b/>
-          <w:bCs/>
+          <w:rFonts w:ascii="Arial" w:hAnsi="Arial" w:cs="Arial"/>
+          <w:b/>
+          <w:bCs/>
+          <w:sz w:val="18"/>
+        </w:rPr>
+      </w:pPr>
+      <w:r>
+        <w:rPr>
+          <w:rFonts w:ascii="Arial" w:hAnsi="Arial" w:cs="Arial"/>
+          <w:b/>
+          <w:bCs/>
+          <w:sz w:val="18"/>
         </w:rPr>
         <w:t>PLIEGO TÉCNICO FUNCIONAL Y DISCOVERY: SISTEMA WEB DE ADMINISTRACIÓN DE CONDOMINIOS</w:t>
       </w:r>
@@ -20,14 +24,18 @@
     <w:p>
       <w:pPr>
         <w:rPr>
-          <w:b/>
-          <w:bCs/>
-        </w:rPr>
-      </w:pPr>
-      <w:r>
-        <w:rPr>
-          <w:b/>
-          <w:bCs/>
+          <w:rFonts w:ascii="Arial" w:hAnsi="Arial" w:cs="Arial"/>
+          <w:b/>
+          <w:bCs/>
+          <w:sz w:val="18"/>
+        </w:rPr>
+      </w:pPr>
+      <w:r>
+        <w:rPr>
+          <w:rFonts w:ascii="Arial" w:hAnsi="Arial" w:cs="Arial"/>
+          <w:b/>
+          <w:bCs/>
+          <w:sz w:val="18"/>
         </w:rPr>
         <w:t>1. RESUMEN EJECUTIVO</w:t>
       </w:r>
@@ -35,14 +43,18 @@
     <w:p>
       <w:pPr>
         <w:rPr>
-          <w:b/>
-          <w:bCs/>
-        </w:rPr>
-      </w:pPr>
-      <w:r>
-        <w:rPr>
-          <w:b/>
-          <w:bCs/>
+          <w:rFonts w:ascii="Arial" w:hAnsi="Arial" w:cs="Arial"/>
+          <w:b/>
+          <w:bCs/>
+          <w:sz w:val="18"/>
+        </w:rPr>
+      </w:pPr>
+      <w:r>
+        <w:rPr>
+          <w:rFonts w:ascii="Arial" w:hAnsi="Arial" w:cs="Arial"/>
+          <w:b/>
+          <w:bCs/>
+          <w:sz w:val="18"/>
         </w:rPr>
         <w:t>Descripción del Proyecto</w:t>
       </w:r>
@@ -53,8 +65,16 @@
           <w:ilvl w:val="0"/>
           <w:numId w:val="16"/>
         </w:numPr>
-      </w:pPr>
-      <w:r>
+        <w:rPr>
+          <w:rFonts w:ascii="Arial" w:hAnsi="Arial" w:cs="Arial"/>
+          <w:sz w:val="18"/>
+        </w:rPr>
+      </w:pPr>
+      <w:r>
+        <w:rPr>
+          <w:rFonts w:ascii="Arial" w:hAnsi="Arial" w:cs="Arial"/>
+          <w:sz w:val="18"/>
+        </w:rPr>
         <w:t>Desarrollar una plataforma digital orientada a centralizar y automatizar la gestión operativa y financiera de condominios verticales (edificios) y horizontales (urbanizaciones cerradas) in Bolivia.</w:t>
       </w:r>
     </w:p>
@@ -64,98 +84,160 @@
           <w:ilvl w:val="0"/>
           <w:numId w:val="16"/>
         </w:numPr>
-      </w:pPr>
-      <w:r>
+        <w:rPr>
+          <w:rFonts w:ascii="Arial" w:hAnsi="Arial" w:cs="Arial"/>
+          <w:sz w:val="18"/>
+        </w:rPr>
+      </w:pPr>
+      <w:r>
+        <w:rPr>
+          <w:rFonts w:ascii="Arial" w:hAnsi="Arial" w:cs="Arial"/>
+          <w:sz w:val="18"/>
+        </w:rPr>
         <w:t xml:space="preserve">La solución permitirá optimizar la recaudación mediante el </w:t>
       </w:r>
       <w:r>
         <w:rPr>
-          <w:b/>
-          <w:bCs/>
+          <w:rFonts w:ascii="Arial" w:hAnsi="Arial" w:cs="Arial"/>
+          <w:b/>
+          <w:bCs/>
+          <w:sz w:val="18"/>
         </w:rPr>
         <w:t>sistema contable de despensas</w:t>
       </w:r>
       <w:r>
+        <w:rPr>
+          <w:rFonts w:ascii="Arial" w:hAnsi="Arial" w:cs="Arial"/>
+          <w:sz w:val="18"/>
+        </w:rPr>
         <w:t xml:space="preserve">, facilitar el pago independiente de </w:t>
       </w:r>
       <w:r>
         <w:rPr>
-          <w:b/>
-          <w:bCs/>
+          <w:rFonts w:ascii="Arial" w:hAnsi="Arial" w:cs="Arial"/>
+          <w:b/>
+          <w:bCs/>
+          <w:sz w:val="18"/>
         </w:rPr>
         <w:t>agua</w:t>
       </w:r>
       <w:r>
+        <w:rPr>
+          <w:rFonts w:ascii="Arial" w:hAnsi="Arial" w:cs="Arial"/>
+          <w:sz w:val="18"/>
+        </w:rPr>
         <w:t xml:space="preserve"> y </w:t>
       </w:r>
       <w:r>
         <w:rPr>
-          <w:b/>
-          <w:bCs/>
+          <w:rFonts w:ascii="Arial" w:hAnsi="Arial" w:cs="Arial"/>
+          <w:b/>
+          <w:bCs/>
+          <w:sz w:val="18"/>
         </w:rPr>
         <w:t>luz</w:t>
       </w:r>
       <w:r>
+        <w:rPr>
+          <w:rFonts w:ascii="Arial" w:hAnsi="Arial" w:cs="Arial"/>
+          <w:sz w:val="18"/>
+        </w:rPr>
         <w:t xml:space="preserve"> </w:t>
       </w:r>
       <w:r>
+        <w:rPr>
+          <w:rFonts w:ascii="Arial" w:hAnsi="Arial" w:cs="Arial"/>
+          <w:sz w:val="18"/>
+        </w:rPr>
         <w:t>(listar los pagos pendientes</w:t>
       </w:r>
       <w:r>
+        <w:rPr>
+          <w:rFonts w:ascii="Arial" w:hAnsi="Arial" w:cs="Arial"/>
+          <w:sz w:val="18"/>
+        </w:rPr>
         <w:t xml:space="preserve">), gestionar el </w:t>
       </w:r>
       <w:r>
         <w:rPr>
-          <w:b/>
-          <w:bCs/>
+          <w:rFonts w:ascii="Arial" w:hAnsi="Arial" w:cs="Arial"/>
+          <w:b/>
+          <w:bCs/>
+          <w:sz w:val="18"/>
         </w:rPr>
         <w:t>control para proveedores</w:t>
       </w:r>
       <w:r>
+        <w:rPr>
+          <w:rFonts w:ascii="Arial" w:hAnsi="Arial" w:cs="Arial"/>
+          <w:sz w:val="18"/>
+        </w:rPr>
         <w:t xml:space="preserve"> y </w:t>
       </w:r>
       <w:r>
         <w:rPr>
-          <w:b/>
-          <w:bCs/>
+          <w:rFonts w:ascii="Arial" w:hAnsi="Arial" w:cs="Arial"/>
+          <w:b/>
+          <w:bCs/>
+          <w:sz w:val="18"/>
         </w:rPr>
         <w:t>pagos de proveedores</w:t>
       </w:r>
       <w:r>
+        <w:rPr>
+          <w:rFonts w:ascii="Arial" w:hAnsi="Arial" w:cs="Arial"/>
+          <w:sz w:val="18"/>
+        </w:rPr>
         <w:t xml:space="preserve">, y visualizar el flujo de </w:t>
       </w:r>
       <w:r>
         <w:rPr>
-          <w:b/>
-          <w:bCs/>
+          <w:rFonts w:ascii="Arial" w:hAnsi="Arial" w:cs="Arial"/>
+          <w:b/>
+          <w:bCs/>
+          <w:sz w:val="18"/>
         </w:rPr>
         <w:t>ingreso y egreso</w:t>
       </w:r>
       <w:r>
+        <w:rPr>
+          <w:rFonts w:ascii="Arial" w:hAnsi="Arial" w:cs="Arial"/>
+          <w:sz w:val="18"/>
+        </w:rPr>
         <w:t xml:space="preserve"> mediante un </w:t>
       </w:r>
       <w:r>
         <w:rPr>
-          <w:b/>
-          <w:bCs/>
+          <w:rFonts w:ascii="Arial" w:hAnsi="Arial" w:cs="Arial"/>
+          <w:b/>
+          <w:bCs/>
+          <w:sz w:val="18"/>
         </w:rPr>
         <w:t>panel administrativo</w:t>
       </w:r>
       <w:r>
+        <w:rPr>
+          <w:rFonts w:ascii="Arial" w:hAnsi="Arial" w:cs="Arial"/>
+          <w:sz w:val="18"/>
+        </w:rPr>
         <w:t xml:space="preserve"> web escalable y seguro.</w:t>
       </w:r>
     </w:p>
     <w:p>
       <w:pPr>
         <w:rPr>
-          <w:b/>
-          <w:bCs/>
-        </w:rPr>
-      </w:pPr>
-      <w:r>
-        <w:rPr>
-          <w:b/>
-          <w:bCs/>
+          <w:rFonts w:ascii="Arial" w:hAnsi="Arial" w:cs="Arial"/>
+          <w:b/>
+          <w:bCs/>
+          <w:sz w:val="18"/>
+        </w:rPr>
+      </w:pPr>
+      <w:r>
+        <w:rPr>
+          <w:rFonts w:ascii="Arial" w:hAnsi="Arial" w:cs="Arial"/>
+          <w:b/>
+          <w:bCs/>
+          <w:sz w:val="18"/>
         </w:rPr>
         <w:t>Visión del Proyecto</w:t>
       </w:r>
@@ -166,22 +248,34 @@
           <w:ilvl w:val="0"/>
           <w:numId w:val="17"/>
         </w:numPr>
-      </w:pPr>
-      <w:r>
+        <w:rPr>
+          <w:rFonts w:ascii="Arial" w:hAnsi="Arial" w:cs="Arial"/>
+          <w:sz w:val="18"/>
+        </w:rPr>
+      </w:pPr>
+      <w:r>
+        <w:rPr>
+          <w:rFonts w:ascii="Arial" w:hAnsi="Arial" w:cs="Arial"/>
+          <w:sz w:val="18"/>
+        </w:rPr>
         <w:t>Convertirse en la solución de software líder para la administración residencial en Bolivia, profesionalizando la gestión mediante herramientas automatizadas de control financiero y pasarelas de pago digitales integradas que dan flexibilidad de cobro al usuario.</w:t>
       </w:r>
     </w:p>
     <w:p>
       <w:pPr>
         <w:rPr>
-          <w:b/>
-          <w:bCs/>
-        </w:rPr>
-      </w:pPr>
-      <w:r>
-        <w:rPr>
-          <w:b/>
-          <w:bCs/>
+          <w:rFonts w:ascii="Arial" w:hAnsi="Arial" w:cs="Arial"/>
+          <w:b/>
+          <w:bCs/>
+          <w:sz w:val="18"/>
+        </w:rPr>
+      </w:pPr>
+      <w:r>
+        <w:rPr>
+          <w:rFonts w:ascii="Arial" w:hAnsi="Arial" w:cs="Arial"/>
+          <w:b/>
+          <w:bCs/>
+          <w:sz w:val="18"/>
         </w:rPr>
         <w:t>Beneficios Esperados</w:t>
       </w:r>
@@ -189,14 +283,18 @@
     <w:p>
       <w:pPr>
         <w:rPr>
-          <w:b/>
-          <w:bCs/>
-        </w:rPr>
-      </w:pPr>
-      <w:r>
-        <w:rPr>
-          <w:b/>
-          <w:bCs/>
+          <w:rFonts w:ascii="Arial" w:hAnsi="Arial" w:cs="Arial"/>
+          <w:b/>
+          <w:bCs/>
+          <w:sz w:val="18"/>
+        </w:rPr>
+      </w:pPr>
+      <w:r>
+        <w:rPr>
+          <w:rFonts w:ascii="Arial" w:hAnsi="Arial" w:cs="Arial"/>
+          <w:b/>
+          <w:bCs/>
+          <w:sz w:val="18"/>
         </w:rPr>
         <w:t>Para los Administradores</w:t>
       </w:r>
@@ -207,18 +305,32 @@
           <w:ilvl w:val="0"/>
           <w:numId w:val="18"/>
         </w:numPr>
-      </w:pPr>
-      <w:r>
+        <w:rPr>
+          <w:rFonts w:ascii="Arial" w:hAnsi="Arial" w:cs="Arial"/>
+          <w:sz w:val="18"/>
+        </w:rPr>
+      </w:pPr>
+      <w:r>
+        <w:rPr>
+          <w:rFonts w:ascii="Arial" w:hAnsi="Arial" w:cs="Arial"/>
+          <w:sz w:val="18"/>
+        </w:rPr>
         <w:t xml:space="preserve">Automatización en el </w:t>
       </w:r>
       <w:r>
         <w:rPr>
-          <w:b/>
-          <w:bCs/>
+          <w:rFonts w:ascii="Arial" w:hAnsi="Arial" w:cs="Arial"/>
+          <w:b/>
+          <w:bCs/>
+          <w:sz w:val="18"/>
         </w:rPr>
         <w:t>sistema contable de despensas</w:t>
       </w:r>
       <w:r>
+        <w:rPr>
+          <w:rFonts w:ascii="Arial" w:hAnsi="Arial" w:cs="Arial"/>
+          <w:sz w:val="18"/>
+        </w:rPr>
         <w:t xml:space="preserve"> y cálculo de moras.</w:t>
       </w:r>
     </w:p>
@@ -228,8 +340,16 @@
           <w:ilvl w:val="0"/>
           <w:numId w:val="18"/>
         </w:numPr>
-      </w:pPr>
-      <w:r>
+        <w:rPr>
+          <w:rFonts w:ascii="Arial" w:hAnsi="Arial" w:cs="Arial"/>
+          <w:sz w:val="18"/>
+        </w:rPr>
+      </w:pPr>
+      <w:r>
+        <w:rPr>
+          <w:rFonts w:ascii="Arial" w:hAnsi="Arial" w:cs="Arial"/>
+          <w:sz w:val="18"/>
+        </w:rPr>
         <w:t>Eliminación del trabajo manual de cobranza gracias a la conciliación automática de pagos por QR de los ítems seleccionados por el vecino.</w:t>
       </w:r>
     </w:p>
@@ -239,28 +359,48 @@
           <w:ilvl w:val="0"/>
           <w:numId w:val="18"/>
         </w:numPr>
-      </w:pPr>
-      <w:r>
+        <w:rPr>
+          <w:rFonts w:ascii="Arial" w:hAnsi="Arial" w:cs="Arial"/>
+          <w:sz w:val="18"/>
+        </w:rPr>
+      </w:pPr>
+      <w:r>
+        <w:rPr>
+          <w:rFonts w:ascii="Arial" w:hAnsi="Arial" w:cs="Arial"/>
+          <w:sz w:val="18"/>
+        </w:rPr>
         <w:t xml:space="preserve">Centralización de los estados de cuenta, control de </w:t>
       </w:r>
       <w:r>
         <w:rPr>
-          <w:b/>
-          <w:bCs/>
+          <w:rFonts w:ascii="Arial" w:hAnsi="Arial" w:cs="Arial"/>
+          <w:b/>
+          <w:bCs/>
+          <w:sz w:val="18"/>
         </w:rPr>
         <w:t>ingreso y egreso</w:t>
       </w:r>
       <w:r>
+        <w:rPr>
+          <w:rFonts w:ascii="Arial" w:hAnsi="Arial" w:cs="Arial"/>
+          <w:sz w:val="18"/>
+        </w:rPr>
         <w:t xml:space="preserve"> y </w:t>
       </w:r>
       <w:r>
         <w:rPr>
-          <w:b/>
-          <w:bCs/>
+          <w:rFonts w:ascii="Arial" w:hAnsi="Arial" w:cs="Arial"/>
+          <w:b/>
+          <w:bCs/>
+          <w:sz w:val="18"/>
         </w:rPr>
         <w:t>pagos de proveedores</w:t>
       </w:r>
       <w:r>
+        <w:rPr>
+          <w:rFonts w:ascii="Arial" w:hAnsi="Arial" w:cs="Arial"/>
+          <w:sz w:val="18"/>
+        </w:rPr>
         <w:t>.</w:t>
       </w:r>
     </w:p>
@@ -270,1916 +410,3155 @@
           <w:ilvl w:val="0"/>
           <w:numId w:val="18"/>
         </w:numPr>
-      </w:pPr>
-      <w:r>
+        <w:rPr>
+          <w:rFonts w:ascii="Arial" w:hAnsi="Arial" w:cs="Arial"/>
+          <w:sz w:val="18"/>
+        </w:rPr>
+      </w:pPr>
+      <w:r>
+        <w:rPr>
+          <w:rFonts w:ascii="Arial" w:hAnsi="Arial" w:cs="Arial"/>
+          <w:sz w:val="18"/>
+        </w:rPr>
         <w:t xml:space="preserve">Reducción drástica del tiempo operativo y generación de reportes desde el </w:t>
       </w:r>
       <w:r>
         <w:rPr>
-          <w:b/>
-          <w:bCs/>
+          <w:rFonts w:ascii="Arial" w:hAnsi="Arial" w:cs="Arial"/>
+          <w:b/>
+          <w:bCs/>
+          <w:sz w:val="18"/>
         </w:rPr>
         <w:t>panel administrativo</w:t>
       </w:r>
       <w:r>
+        <w:rPr>
+          <w:rFonts w:ascii="Arial" w:hAnsi="Arial" w:cs="Arial"/>
+          <w:sz w:val="18"/>
+        </w:rPr>
         <w:t xml:space="preserve"> en un solo clic.</w:t>
       </w:r>
     </w:p>
     <w:p>
       <w:pPr>
         <w:rPr>
-          <w:b/>
-          <w:bCs/>
-        </w:rPr>
-      </w:pPr>
-      <w:r>
-        <w:rPr>
-          <w:b/>
-          <w:bCs/>
+          <w:rFonts w:ascii="Arial" w:hAnsi="Arial" w:cs="Arial"/>
+          <w:b/>
+          <w:bCs/>
+          <w:sz w:val="18"/>
+        </w:rPr>
+      </w:pPr>
+      <w:r>
+        <w:rPr>
+          <w:rFonts w:ascii="Arial" w:hAnsi="Arial" w:cs="Arial"/>
+          <w:b/>
+          <w:bCs/>
+          <w:sz w:val="18"/>
         </w:rPr>
         <w:t>Para los Copropietarios e Inquilinos</w:t>
       </w:r>
+    </w:p>
+    <w:p>
+      <w:pPr>
+        <w:numPr>
+          <w:ilvl w:val="0"/>
+          <w:numId w:val="19"/>
+        </w:numPr>
+        <w:rPr>
+          <w:rFonts w:ascii="Arial" w:hAnsi="Arial" w:cs="Arial"/>
+          <w:sz w:val="18"/>
+        </w:rPr>
+      </w:pPr>
+      <w:r>
+        <w:rPr>
+          <w:rFonts w:ascii="Arial" w:hAnsi="Arial" w:cs="Arial"/>
+          <w:sz w:val="18"/>
+        </w:rPr>
+        <w:t>Acceso las 24 horas, los 7 días de la semana, a su estado de cuenta e histórico de pagos desde cualquier dispositivo.</w:t>
+      </w:r>
+    </w:p>
+    <w:p>
+      <w:pPr>
+        <w:numPr>
+          <w:ilvl w:val="0"/>
+          <w:numId w:val="19"/>
+        </w:numPr>
+        <w:rPr>
+          <w:rFonts w:ascii="Arial" w:hAnsi="Arial" w:cs="Arial"/>
+          <w:sz w:val="18"/>
+        </w:rPr>
+      </w:pPr>
+      <w:r>
+        <w:rPr>
+          <w:rFonts w:ascii="Arial" w:hAnsi="Arial" w:cs="Arial"/>
+          <w:b/>
+          <w:bCs/>
+          <w:sz w:val="18"/>
+        </w:rPr>
+        <w:t>Flexibilidad y ahorro de tiempo:</w:t>
+      </w:r>
+      <w:r>
+        <w:rPr>
+          <w:rFonts w:ascii="Arial" w:hAnsi="Arial" w:cs="Arial"/>
+          <w:sz w:val="18"/>
+        </w:rPr>
+        <w:t xml:space="preserve"> Centralización de todas sus cuentas en una sola pantalla, con la libertad de elegir si desea pagar de forma separada o conjunta sus deudas del </w:t>
+      </w:r>
+      <w:r>
+        <w:rPr>
+          <w:rFonts w:ascii="Arial" w:hAnsi="Arial" w:cs="Arial"/>
+          <w:b/>
+          <w:bCs/>
+          <w:sz w:val="18"/>
+        </w:rPr>
+        <w:t>sistema contable de despensas</w:t>
+      </w:r>
+      <w:r>
+        <w:rPr>
+          <w:rFonts w:ascii="Arial" w:hAnsi="Arial" w:cs="Arial"/>
+          <w:sz w:val="18"/>
+        </w:rPr>
+        <w:t xml:space="preserve">, su </w:t>
+      </w:r>
+      <w:r>
+        <w:rPr>
+          <w:rFonts w:ascii="Arial" w:hAnsi="Arial" w:cs="Arial"/>
+          <w:b/>
+          <w:bCs/>
+          <w:sz w:val="18"/>
+        </w:rPr>
+        <w:t>agua</w:t>
+      </w:r>
+      <w:r>
+        <w:rPr>
+          <w:rFonts w:ascii="Arial" w:hAnsi="Arial" w:cs="Arial"/>
+          <w:sz w:val="18"/>
+        </w:rPr>
+        <w:t xml:space="preserve">, </w:t>
+      </w:r>
+      <w:r>
+        <w:rPr>
+          <w:rFonts w:ascii="Arial" w:hAnsi="Arial" w:cs="Arial"/>
+          <w:b/>
+          <w:bCs/>
+          <w:sz w:val="18"/>
+        </w:rPr>
+        <w:t>luz</w:t>
+      </w:r>
+      <w:r>
+        <w:rPr>
+          <w:rFonts w:ascii="Arial" w:hAnsi="Arial" w:cs="Arial"/>
+          <w:sz w:val="18"/>
+        </w:rPr>
+        <w:t xml:space="preserve"> o sus reservas de áreas comunes.</w:t>
+      </w:r>
+    </w:p>
+    <w:p>
+      <w:pPr>
+        <w:numPr>
+          <w:ilvl w:val="0"/>
+          <w:numId w:val="19"/>
+        </w:numPr>
+        <w:rPr>
+          <w:rFonts w:ascii="Arial" w:hAnsi="Arial" w:cs="Arial"/>
+          <w:sz w:val="18"/>
+        </w:rPr>
+      </w:pPr>
+      <w:r>
+        <w:rPr>
+          <w:rFonts w:ascii="Arial" w:hAnsi="Arial" w:cs="Arial"/>
+          <w:sz w:val="18"/>
+        </w:rPr>
+        <w:t xml:space="preserve">Transparencia total en el flujo de </w:t>
+      </w:r>
+      <w:r>
+        <w:rPr>
+          <w:rFonts w:ascii="Arial" w:hAnsi="Arial" w:cs="Arial"/>
+          <w:b/>
+          <w:bCs/>
+          <w:sz w:val="18"/>
+        </w:rPr>
+        <w:t>ingreso y egreso</w:t>
+      </w:r>
+      <w:r>
+        <w:rPr>
+          <w:rFonts w:ascii="Arial" w:hAnsi="Arial" w:cs="Arial"/>
+          <w:sz w:val="18"/>
+        </w:rPr>
+        <w:t xml:space="preserve"> del condominio.</w:t>
+      </w:r>
+    </w:p>
+    <w:p>
+      <w:pPr>
+        <w:numPr>
+          <w:ilvl w:val="0"/>
+          <w:numId w:val="19"/>
+        </w:numPr>
+        <w:rPr>
+          <w:rFonts w:ascii="Arial" w:hAnsi="Arial" w:cs="Arial"/>
+          <w:sz w:val="18"/>
+        </w:rPr>
+      </w:pPr>
+      <w:r>
+        <w:rPr>
+          <w:rFonts w:ascii="Arial" w:hAnsi="Arial" w:cs="Arial"/>
+          <w:sz w:val="18"/>
+        </w:rPr>
+        <w:t xml:space="preserve">Uso del módulo de </w:t>
+      </w:r>
+      <w:r>
+        <w:rPr>
+          <w:rFonts w:ascii="Arial" w:hAnsi="Arial" w:cs="Arial"/>
+          <w:b/>
+          <w:bCs/>
+          <w:sz w:val="18"/>
+        </w:rPr>
+        <w:t>agendamiento</w:t>
+      </w:r>
+      <w:r>
+        <w:rPr>
+          <w:rFonts w:ascii="Arial" w:hAnsi="Arial" w:cs="Arial"/>
+          <w:sz w:val="18"/>
+        </w:rPr>
+        <w:t xml:space="preserve"> para la reserva ágil de las áreas comunes que se van a parametrizar.</w:t>
+      </w:r>
+    </w:p>
+    <w:p>
+      <w:pPr>
+        <w:rPr>
+          <w:rFonts w:ascii="Arial" w:hAnsi="Arial" w:cs="Arial"/>
+          <w:b/>
+          <w:bCs/>
+          <w:sz w:val="18"/>
+        </w:rPr>
+      </w:pPr>
+      <w:r>
+        <w:rPr>
+          <w:rFonts w:ascii="Arial" w:hAnsi="Arial" w:cs="Arial"/>
+          <w:b/>
+          <w:bCs/>
+          <w:sz w:val="18"/>
+        </w:rPr>
+        <w:t>2. ANTECEDENTES DEL NEGOCIO</w:t>
+      </w:r>
+    </w:p>
+    <w:p>
+      <w:pPr>
+        <w:rPr>
+          <w:rFonts w:ascii="Arial" w:hAnsi="Arial" w:cs="Arial"/>
+          <w:b/>
+          <w:bCs/>
+          <w:sz w:val="18"/>
+        </w:rPr>
+      </w:pPr>
+      <w:r>
+        <w:rPr>
+          <w:rFonts w:ascii="Arial" w:hAnsi="Arial" w:cs="Arial"/>
+          <w:b/>
+          <w:bCs/>
+          <w:sz w:val="18"/>
+        </w:rPr>
+        <w:t>Situación Actual en Bolivia</w:t>
+      </w:r>
+    </w:p>
+    <w:p>
+      <w:pPr>
+        <w:numPr>
+          <w:ilvl w:val="0"/>
+          <w:numId w:val="20"/>
+        </w:numPr>
+        <w:rPr>
+          <w:rFonts w:ascii="Arial" w:hAnsi="Arial" w:cs="Arial"/>
+          <w:sz w:val="18"/>
+        </w:rPr>
+      </w:pPr>
+      <w:r>
+        <w:rPr>
+          <w:rFonts w:ascii="Arial" w:hAnsi="Arial" w:cs="Arial"/>
+          <w:sz w:val="18"/>
+        </w:rPr>
+        <w:t xml:space="preserve">La administración de la gran mayoría de los condominios residenciales se gestiona de manera tradicional, utilizando planillas de Excel locales para el </w:t>
+      </w:r>
+      <w:r>
+        <w:rPr>
+          <w:rFonts w:ascii="Arial" w:hAnsi="Arial" w:cs="Arial"/>
+          <w:b/>
+          <w:bCs/>
+          <w:sz w:val="18"/>
+        </w:rPr>
+        <w:t>sistema contable de despensas</w:t>
+      </w:r>
+      <w:r>
+        <w:rPr>
+          <w:rFonts w:ascii="Arial" w:hAnsi="Arial" w:cs="Arial"/>
+          <w:sz w:val="18"/>
+        </w:rPr>
+        <w:t>.</w:t>
+      </w:r>
+    </w:p>
+    <w:p>
+      <w:pPr>
+        <w:numPr>
+          <w:ilvl w:val="0"/>
+          <w:numId w:val="20"/>
+        </w:numPr>
+        <w:rPr>
+          <w:rFonts w:ascii="Arial" w:hAnsi="Arial" w:cs="Arial"/>
+          <w:sz w:val="18"/>
+        </w:rPr>
+      </w:pPr>
+      <w:r>
+        <w:rPr>
+          <w:rFonts w:ascii="Arial" w:hAnsi="Arial" w:cs="Arial"/>
+          <w:sz w:val="18"/>
+        </w:rPr>
+        <w:t xml:space="preserve">La comunicación de avisos y reservas de áreas comunes se realiza de manera informal en lugar de usar un sistema de </w:t>
+      </w:r>
+      <w:r>
+        <w:rPr>
+          <w:rFonts w:ascii="Arial" w:hAnsi="Arial" w:cs="Arial"/>
+          <w:b/>
+          <w:bCs/>
+          <w:sz w:val="18"/>
+        </w:rPr>
+        <w:t>agendamiento</w:t>
+      </w:r>
+      <w:r>
+        <w:rPr>
+          <w:rFonts w:ascii="Arial" w:hAnsi="Arial" w:cs="Arial"/>
+          <w:sz w:val="18"/>
+        </w:rPr>
+        <w:t>.</w:t>
+      </w:r>
+    </w:p>
+    <w:p>
+      <w:pPr>
+        <w:numPr>
+          <w:ilvl w:val="0"/>
+          <w:numId w:val="20"/>
+        </w:numPr>
+        <w:rPr>
+          <w:rFonts w:ascii="Arial" w:hAnsi="Arial" w:cs="Arial"/>
+          <w:sz w:val="18"/>
+        </w:rPr>
+      </w:pPr>
+      <w:r>
+        <w:rPr>
+          <w:rFonts w:ascii="Arial" w:hAnsi="Arial" w:cs="Arial"/>
+          <w:sz w:val="18"/>
+        </w:rPr>
+        <w:t xml:space="preserve">Los cobros se efectúan mediante depósitos manuales, obligando al administrador a verificar el </w:t>
+      </w:r>
+      <w:r>
+        <w:rPr>
+          <w:rFonts w:ascii="Arial" w:hAnsi="Arial" w:cs="Arial"/>
+          <w:b/>
+          <w:bCs/>
+          <w:sz w:val="18"/>
+        </w:rPr>
+        <w:t>ingreso y egreso</w:t>
+      </w:r>
+      <w:r>
+        <w:rPr>
+          <w:rFonts w:ascii="Arial" w:hAnsi="Arial" w:cs="Arial"/>
+          <w:sz w:val="18"/>
+        </w:rPr>
+        <w:t xml:space="preserve"> uno por uno en su extracto bancario.</w:t>
+      </w:r>
+    </w:p>
+    <w:p>
+      <w:pPr>
+        <w:numPr>
+          <w:ilvl w:val="0"/>
+          <w:numId w:val="20"/>
+        </w:numPr>
+        <w:rPr>
+          <w:rFonts w:ascii="Arial" w:hAnsi="Arial" w:cs="Arial"/>
+          <w:sz w:val="18"/>
+        </w:rPr>
+      </w:pPr>
+      <w:r>
+        <w:rPr>
+          <w:rFonts w:ascii="Arial" w:hAnsi="Arial" w:cs="Arial"/>
+          <w:sz w:val="18"/>
+        </w:rPr>
+        <w:lastRenderedPageBreak/>
+        <w:t xml:space="preserve">Adicionalmente, cada residente debe gestionar el pago de sus facturas individuales de </w:t>
+      </w:r>
+      <w:r>
+        <w:rPr>
+          <w:rFonts w:ascii="Arial" w:hAnsi="Arial" w:cs="Arial"/>
+          <w:b/>
+          <w:bCs/>
+          <w:sz w:val="18"/>
+        </w:rPr>
+        <w:t>agua</w:t>
+      </w:r>
+      <w:r>
+        <w:rPr>
+          <w:rFonts w:ascii="Arial" w:hAnsi="Arial" w:cs="Arial"/>
+          <w:sz w:val="18"/>
+        </w:rPr>
+        <w:t xml:space="preserve">, </w:t>
+      </w:r>
+      <w:r>
+        <w:rPr>
+          <w:rFonts w:ascii="Arial" w:hAnsi="Arial" w:cs="Arial"/>
+          <w:b/>
+          <w:bCs/>
+          <w:sz w:val="18"/>
+        </w:rPr>
+        <w:t>luz</w:t>
+      </w:r>
+      <w:r>
+        <w:rPr>
+          <w:rFonts w:ascii="Arial" w:hAnsi="Arial" w:cs="Arial"/>
+          <w:sz w:val="18"/>
+        </w:rPr>
+        <w:t xml:space="preserve"> y cobros del condominio de manera totalmente fragmentada, abriendo múltiples portales bancarios o haciendo filas externas, lo que consume valioso tiempo mensual.</w:t>
+      </w:r>
+    </w:p>
+    <w:p>
+      <w:pPr>
+        <w:rPr>
+          <w:rFonts w:ascii="Arial" w:hAnsi="Arial" w:cs="Arial"/>
+          <w:b/>
+          <w:bCs/>
+          <w:sz w:val="18"/>
+        </w:rPr>
+      </w:pPr>
+      <w:r>
+        <w:rPr>
+          <w:rFonts w:ascii="Arial" w:hAnsi="Arial" w:cs="Arial"/>
+          <w:b/>
+          <w:bCs/>
+          <w:sz w:val="18"/>
+        </w:rPr>
+        <w:t>Problemas Identificados</w:t>
+      </w:r>
+    </w:p>
+    <w:p>
+      <w:pPr>
+        <w:numPr>
+          <w:ilvl w:val="0"/>
+          <w:numId w:val="21"/>
+        </w:numPr>
+        <w:rPr>
+          <w:rFonts w:ascii="Arial" w:hAnsi="Arial" w:cs="Arial"/>
+          <w:sz w:val="18"/>
+        </w:rPr>
+      </w:pPr>
+      <w:r>
+        <w:rPr>
+          <w:rFonts w:ascii="Arial" w:hAnsi="Arial" w:cs="Arial"/>
+          <w:b/>
+          <w:bCs/>
+          <w:sz w:val="18"/>
+        </w:rPr>
+        <w:t>Falta de Conciliación Automática:</w:t>
+      </w:r>
+      <w:r>
+        <w:rPr>
+          <w:rFonts w:ascii="Arial" w:hAnsi="Arial" w:cs="Arial"/>
+          <w:sz w:val="18"/>
+        </w:rPr>
+        <w:t xml:space="preserve"> Los administradores pierden decenas de horas cruzando depósitos bancarios, lo que genera retrasos en el </w:t>
+      </w:r>
+      <w:r>
+        <w:rPr>
+          <w:rFonts w:ascii="Arial" w:hAnsi="Arial" w:cs="Arial"/>
+          <w:b/>
+          <w:bCs/>
+          <w:sz w:val="18"/>
+        </w:rPr>
+        <w:t>sistema contable de despensas</w:t>
+      </w:r>
+      <w:r>
+        <w:rPr>
+          <w:rFonts w:ascii="Arial" w:hAnsi="Arial" w:cs="Arial"/>
+          <w:sz w:val="18"/>
+        </w:rPr>
+        <w:t>.</w:t>
+      </w:r>
+    </w:p>
+    <w:p>
+      <w:pPr>
+        <w:numPr>
+          <w:ilvl w:val="0"/>
+          <w:numId w:val="21"/>
+        </w:numPr>
+        <w:rPr>
+          <w:rFonts w:ascii="Arial" w:hAnsi="Arial" w:cs="Arial"/>
+          <w:sz w:val="18"/>
+        </w:rPr>
+      </w:pPr>
+      <w:r>
+        <w:rPr>
+          <w:rFonts w:ascii="Arial" w:hAnsi="Arial" w:cs="Arial"/>
+          <w:b/>
+          <w:bCs/>
+          <w:sz w:val="18"/>
+        </w:rPr>
+        <w:t>Fricción y Rigidez en los Pagos Mensuales:</w:t>
+      </w:r>
+      <w:r>
+        <w:rPr>
+          <w:rFonts w:ascii="Arial" w:hAnsi="Arial" w:cs="Arial"/>
+          <w:sz w:val="18"/>
+        </w:rPr>
+        <w:t xml:space="preserve"> El copropietario experimenta </w:t>
+      </w:r>
+      <w:r>
+        <w:rPr>
+          <w:rFonts w:ascii="Arial" w:hAnsi="Arial" w:cs="Arial"/>
+          <w:sz w:val="18"/>
+        </w:rPr>
+        <w:t>una mala experiencia en el control de los pagos</w:t>
+      </w:r>
+      <w:r>
+        <w:rPr>
+          <w:rFonts w:ascii="Arial" w:hAnsi="Arial" w:cs="Arial"/>
+          <w:sz w:val="18"/>
+        </w:rPr>
+        <w:t xml:space="preserve"> al no tener un lugar único donde visualizar sus deudas y decidir de manera flexible qué pagar según su disponibilidad económica del momento (pagar la </w:t>
+      </w:r>
+      <w:r>
+        <w:rPr>
+          <w:rFonts w:ascii="Arial" w:hAnsi="Arial" w:cs="Arial"/>
+          <w:b/>
+          <w:bCs/>
+          <w:sz w:val="18"/>
+        </w:rPr>
+        <w:t>luz</w:t>
+      </w:r>
+      <w:r>
+        <w:rPr>
+          <w:rFonts w:ascii="Arial" w:hAnsi="Arial" w:cs="Arial"/>
+          <w:sz w:val="18"/>
+        </w:rPr>
+        <w:t xml:space="preserve"> hoy, el </w:t>
+      </w:r>
+      <w:r>
+        <w:rPr>
+          <w:rFonts w:ascii="Arial" w:hAnsi="Arial" w:cs="Arial"/>
+          <w:b/>
+          <w:bCs/>
+          <w:sz w:val="18"/>
+        </w:rPr>
+        <w:t>agua</w:t>
+      </w:r>
+      <w:r>
+        <w:rPr>
+          <w:rFonts w:ascii="Arial" w:hAnsi="Arial" w:cs="Arial"/>
+          <w:sz w:val="18"/>
+        </w:rPr>
+        <w:t xml:space="preserve"> mañana o la </w:t>
+      </w:r>
+      <w:r>
+        <w:rPr>
+          <w:rFonts w:ascii="Arial" w:hAnsi="Arial" w:cs="Arial"/>
+          <w:b/>
+          <w:bCs/>
+          <w:sz w:val="18"/>
+        </w:rPr>
+        <w:t>despensa</w:t>
+      </w:r>
+      <w:r>
+        <w:rPr>
+          <w:rFonts w:ascii="Arial" w:hAnsi="Arial" w:cs="Arial"/>
+          <w:sz w:val="18"/>
+        </w:rPr>
+        <w:t xml:space="preserve"> a fin de mes).</w:t>
+      </w:r>
+    </w:p>
+    <w:p>
+      <w:pPr>
+        <w:numPr>
+          <w:ilvl w:val="0"/>
+          <w:numId w:val="21"/>
+        </w:numPr>
+        <w:rPr>
+          <w:rFonts w:ascii="Arial" w:hAnsi="Arial" w:cs="Arial"/>
+          <w:sz w:val="18"/>
+        </w:rPr>
+      </w:pPr>
+      <w:r>
+        <w:rPr>
+          <w:rFonts w:ascii="Arial" w:hAnsi="Arial" w:cs="Arial"/>
+          <w:b/>
+          <w:bCs/>
+          <w:sz w:val="18"/>
+        </w:rPr>
+        <w:t>Desorden en las Áreas Comunes:</w:t>
+      </w:r>
+      <w:r>
+        <w:rPr>
+          <w:rFonts w:ascii="Arial" w:hAnsi="Arial" w:cs="Arial"/>
+          <w:sz w:val="18"/>
+        </w:rPr>
+        <w:t xml:space="preserve"> Al no contar con un flujo de </w:t>
+      </w:r>
+      <w:r>
+        <w:rPr>
+          <w:rFonts w:ascii="Arial" w:hAnsi="Arial" w:cs="Arial"/>
+          <w:b/>
+          <w:bCs/>
+          <w:sz w:val="18"/>
+        </w:rPr>
+        <w:t>agendamiento</w:t>
+      </w:r>
+      <w:r>
+        <w:rPr>
+          <w:rFonts w:ascii="Arial" w:hAnsi="Arial" w:cs="Arial"/>
+          <w:sz w:val="18"/>
+        </w:rPr>
+        <w:t xml:space="preserve"> parametrizado, se generan cruces y disputas entre vecinos por la reserva de espacios.</w:t>
+      </w:r>
+    </w:p>
+    <w:p>
+      <w:pPr>
+        <w:rPr>
+          <w:rFonts w:ascii="Arial" w:hAnsi="Arial" w:cs="Arial"/>
+          <w:b/>
+          <w:bCs/>
+          <w:sz w:val="18"/>
+        </w:rPr>
+      </w:pPr>
+      <w:r>
+        <w:rPr>
+          <w:rFonts w:ascii="Arial" w:hAnsi="Arial" w:cs="Arial"/>
+          <w:b/>
+          <w:bCs/>
+          <w:sz w:val="18"/>
+        </w:rPr>
+        <w:t>Modelo Financiero de Cobro Flexible (Flujo Económico)</w:t>
+      </w:r>
+    </w:p>
+    <w:p>
+      <w:pPr>
+        <w:numPr>
+          <w:ilvl w:val="0"/>
+          <w:numId w:val="22"/>
+        </w:numPr>
+        <w:rPr>
+          <w:rFonts w:ascii="Arial" w:hAnsi="Arial" w:cs="Arial"/>
+          <w:sz w:val="18"/>
+        </w:rPr>
+      </w:pPr>
+      <w:r>
+        <w:rPr>
+          <w:rFonts w:ascii="Arial" w:hAnsi="Arial" w:cs="Arial"/>
+          <w:sz w:val="18"/>
+        </w:rPr>
+        <w:t xml:space="preserve">El sistema genera automáticamente el Aviso de Cobranza en el </w:t>
+      </w:r>
+      <w:r>
+        <w:rPr>
+          <w:rFonts w:ascii="Arial" w:hAnsi="Arial" w:cs="Arial"/>
+          <w:b/>
+          <w:bCs/>
+          <w:sz w:val="18"/>
+        </w:rPr>
+        <w:t>sistema contable de despensas</w:t>
+      </w:r>
+      <w:r>
+        <w:rPr>
+          <w:rFonts w:ascii="Arial" w:hAnsi="Arial" w:cs="Arial"/>
+          <w:sz w:val="18"/>
+        </w:rPr>
+        <w:t xml:space="preserve"> al inicio del mes.</w:t>
+      </w:r>
+    </w:p>
+    <w:p>
+      <w:pPr>
+        <w:numPr>
+          <w:ilvl w:val="0"/>
+          <w:numId w:val="22"/>
+        </w:numPr>
+        <w:rPr>
+          <w:rFonts w:ascii="Arial" w:hAnsi="Arial" w:cs="Arial"/>
+          <w:sz w:val="18"/>
+        </w:rPr>
+      </w:pPr>
+      <w:r>
+        <w:rPr>
+          <w:rFonts w:ascii="Arial" w:hAnsi="Arial" w:cs="Arial"/>
+          <w:sz w:val="18"/>
+        </w:rPr>
+        <w:t>El residente ingresa a su Portal Web o Móvil y visualiza la lista de deudas separadas por ítems.</w:t>
+      </w:r>
+    </w:p>
+    <w:p>
+      <w:pPr>
+        <w:numPr>
+          <w:ilvl w:val="0"/>
+          <w:numId w:val="22"/>
+        </w:numPr>
+        <w:rPr>
+          <w:rFonts w:ascii="Arial" w:hAnsi="Arial" w:cs="Arial"/>
+          <w:sz w:val="18"/>
+        </w:rPr>
+      </w:pPr>
+      <w:r>
+        <w:rPr>
+          <w:rFonts w:ascii="Arial" w:hAnsi="Arial" w:cs="Arial"/>
+          <w:sz w:val="18"/>
+        </w:rPr>
+        <w:t>El usuario visualiza</w:t>
+      </w:r>
+      <w:r>
+        <w:rPr>
+          <w:rFonts w:ascii="Arial" w:hAnsi="Arial" w:cs="Arial"/>
+          <w:sz w:val="18"/>
+        </w:rPr>
+        <w:t xml:space="preserve"> sus boletas actuales de </w:t>
+      </w:r>
+      <w:r>
+        <w:rPr>
+          <w:rFonts w:ascii="Arial" w:hAnsi="Arial" w:cs="Arial"/>
+          <w:b/>
+          <w:bCs/>
+          <w:sz w:val="18"/>
+        </w:rPr>
+        <w:t>agua</w:t>
+      </w:r>
+      <w:r>
+        <w:rPr>
+          <w:rFonts w:ascii="Arial" w:hAnsi="Arial" w:cs="Arial"/>
+          <w:sz w:val="18"/>
+        </w:rPr>
+        <w:t xml:space="preserve"> o</w:t>
+      </w:r>
+      <w:r>
+        <w:rPr>
+          <w:rFonts w:ascii="Arial" w:hAnsi="Arial" w:cs="Arial"/>
+          <w:sz w:val="18"/>
+        </w:rPr>
+        <w:t xml:space="preserve"> </w:t>
+      </w:r>
+      <w:r>
+        <w:rPr>
+          <w:rFonts w:ascii="Arial" w:hAnsi="Arial" w:cs="Arial"/>
+          <w:b/>
+          <w:bCs/>
+          <w:sz w:val="18"/>
+        </w:rPr>
+        <w:t>luz</w:t>
+      </w:r>
+      <w:r>
+        <w:rPr>
+          <w:rFonts w:ascii="Arial" w:hAnsi="Arial" w:cs="Arial"/>
+          <w:sz w:val="18"/>
+        </w:rPr>
+        <w:t>, y marca mediante casillas de selección (</w:t>
+      </w:r>
+      <w:proofErr w:type="spellStart"/>
+      <w:r>
+        <w:rPr>
+          <w:rFonts w:ascii="Arial" w:hAnsi="Arial" w:cs="Arial"/>
+          <w:i/>
+          <w:iCs/>
+          <w:sz w:val="18"/>
+        </w:rPr>
+        <w:t>checkboxes</w:t>
+      </w:r>
+      <w:proofErr w:type="spellEnd"/>
+      <w:r>
+        <w:rPr>
+          <w:rFonts w:ascii="Arial" w:hAnsi="Arial" w:cs="Arial"/>
+          <w:sz w:val="18"/>
+        </w:rPr>
+        <w:t>) los conceptos específicos que desea pagar en ese instante.</w:t>
+      </w:r>
+    </w:p>
+    <w:p>
+      <w:pPr>
+        <w:numPr>
+          <w:ilvl w:val="0"/>
+          <w:numId w:val="22"/>
+        </w:numPr>
+        <w:rPr>
+          <w:rFonts w:ascii="Arial" w:hAnsi="Arial" w:cs="Arial"/>
+          <w:sz w:val="18"/>
+        </w:rPr>
+      </w:pPr>
+      <w:r>
+        <w:rPr>
+          <w:rFonts w:ascii="Arial" w:hAnsi="Arial" w:cs="Arial"/>
+          <w:sz w:val="18"/>
+        </w:rPr>
+        <w:t xml:space="preserve">El sistema procesa la selección y genera un código QR Dinámico </w:t>
+      </w:r>
+      <w:r>
+        <w:rPr>
+          <w:rFonts w:ascii="Arial" w:hAnsi="Arial" w:cs="Arial"/>
+          <w:b/>
+          <w:bCs/>
+          <w:sz w:val="18"/>
+        </w:rPr>
+        <w:t>únicamente por la suma de los ítems marcados</w:t>
+      </w:r>
+      <w:r>
+        <w:rPr>
+          <w:rFonts w:ascii="Arial" w:hAnsi="Arial" w:cs="Arial"/>
+          <w:sz w:val="18"/>
+        </w:rPr>
+        <w:t>.</w:t>
+      </w:r>
+    </w:p>
+    <w:p>
+      <w:pPr>
+        <w:numPr>
+          <w:ilvl w:val="0"/>
+          <w:numId w:val="22"/>
+        </w:numPr>
+        <w:rPr>
+          <w:rFonts w:ascii="Arial" w:hAnsi="Arial" w:cs="Arial"/>
+          <w:sz w:val="18"/>
+        </w:rPr>
+      </w:pPr>
+      <w:r>
+        <w:rPr>
+          <w:rFonts w:ascii="Arial" w:hAnsi="Arial" w:cs="Arial"/>
+          <w:sz w:val="18"/>
+        </w:rPr>
+        <w:t>El copropietario escanea y paga desde su aplicación de banca móvil de preferencia.</w:t>
+      </w:r>
+    </w:p>
+    <w:p>
+      <w:pPr>
+        <w:numPr>
+          <w:ilvl w:val="0"/>
+          <w:numId w:val="22"/>
+        </w:numPr>
+        <w:rPr>
+          <w:rFonts w:ascii="Arial" w:hAnsi="Arial" w:cs="Arial"/>
+          <w:sz w:val="18"/>
+        </w:rPr>
+      </w:pPr>
+      <w:r>
+        <w:rPr>
+          <w:rFonts w:ascii="Arial" w:hAnsi="Arial" w:cs="Arial"/>
+          <w:sz w:val="18"/>
+        </w:rPr>
+        <w:t xml:space="preserve">La pasarela procesa la transacción, dispara un </w:t>
+      </w:r>
+      <w:proofErr w:type="spellStart"/>
+      <w:r>
+        <w:rPr>
+          <w:rFonts w:ascii="Arial" w:hAnsi="Arial" w:cs="Arial"/>
+          <w:sz w:val="18"/>
+        </w:rPr>
+        <w:t>Webhook</w:t>
+      </w:r>
+      <w:proofErr w:type="spellEnd"/>
+      <w:r>
+        <w:rPr>
+          <w:rFonts w:ascii="Arial" w:hAnsi="Arial" w:cs="Arial"/>
+          <w:sz w:val="18"/>
+        </w:rPr>
+        <w:t xml:space="preserve">, </w:t>
+      </w:r>
+      <w:r>
+        <w:rPr>
+          <w:rFonts w:ascii="Arial" w:hAnsi="Arial" w:cs="Arial"/>
+          <w:b/>
+          <w:bCs/>
+          <w:sz w:val="18"/>
+        </w:rPr>
+        <w:t xml:space="preserve">actualiza en el </w:t>
+      </w:r>
+      <w:proofErr w:type="spellStart"/>
+      <w:r>
+        <w:rPr>
+          <w:rFonts w:ascii="Arial" w:hAnsi="Arial" w:cs="Arial"/>
+          <w:b/>
+          <w:bCs/>
+          <w:sz w:val="18"/>
+        </w:rPr>
+        <w:t>backend</w:t>
+      </w:r>
+      <w:proofErr w:type="spellEnd"/>
+      <w:r>
+        <w:rPr>
+          <w:rFonts w:ascii="Arial" w:hAnsi="Arial" w:cs="Arial"/>
+          <w:sz w:val="18"/>
+        </w:rPr>
+        <w:t xml:space="preserve"> el estado a "PAGADO" solo para los ítems seleccionados, asienta el </w:t>
+      </w:r>
+      <w:r>
+        <w:rPr>
+          <w:rFonts w:ascii="Arial" w:hAnsi="Arial" w:cs="Arial"/>
+          <w:b/>
+          <w:bCs/>
+          <w:sz w:val="18"/>
+        </w:rPr>
+        <w:t>ingreso y egreso</w:t>
+      </w:r>
+      <w:r>
+        <w:rPr>
+          <w:rFonts w:ascii="Arial" w:hAnsi="Arial" w:cs="Arial"/>
+          <w:sz w:val="18"/>
+        </w:rPr>
+        <w:t xml:space="preserve"> correspondiente y emite el recibo digital.</w:t>
+      </w:r>
+    </w:p>
+    <w:p>
+      <w:pPr>
+        <w:rPr>
+          <w:rFonts w:ascii="Arial" w:hAnsi="Arial" w:cs="Arial"/>
+          <w:b/>
+          <w:bCs/>
+          <w:sz w:val="18"/>
+        </w:rPr>
+      </w:pPr>
+      <w:r>
+        <w:rPr>
+          <w:rFonts w:ascii="Arial" w:hAnsi="Arial" w:cs="Arial"/>
+          <w:b/>
+          <w:bCs/>
+          <w:sz w:val="18"/>
+        </w:rPr>
+        <w:t>3. ALCANCE GENERAL Y ACTORES DEL SISTEMA</w:t>
+      </w:r>
+    </w:p>
+    <w:p>
+      <w:pPr>
+        <w:rPr>
+          <w:rFonts w:ascii="Arial" w:hAnsi="Arial" w:cs="Arial"/>
+          <w:b/>
+          <w:bCs/>
+          <w:sz w:val="18"/>
+        </w:rPr>
+      </w:pPr>
+      <w:r>
+        <w:rPr>
+          <w:rFonts w:ascii="Arial" w:hAnsi="Arial" w:cs="Arial"/>
+          <w:b/>
+          <w:bCs/>
+          <w:sz w:val="18"/>
+        </w:rPr>
+        <w:t>Actores del Sistema</w:t>
+      </w:r>
+    </w:p>
+    <w:p>
+      <w:pPr>
+        <w:numPr>
+          <w:ilvl w:val="0"/>
+          <w:numId w:val="23"/>
+        </w:numPr>
+        <w:rPr>
+          <w:rFonts w:ascii="Arial" w:hAnsi="Arial" w:cs="Arial"/>
+          <w:sz w:val="18"/>
+        </w:rPr>
+      </w:pPr>
+      <w:r>
+        <w:rPr>
+          <w:rFonts w:ascii="Arial" w:hAnsi="Arial" w:cs="Arial"/>
+          <w:b/>
+          <w:bCs/>
+          <w:sz w:val="18"/>
+        </w:rPr>
+        <w:t>Administrador General:</w:t>
+      </w:r>
+      <w:r>
+        <w:rPr>
+          <w:rFonts w:ascii="Arial" w:hAnsi="Arial" w:cs="Arial"/>
+          <w:sz w:val="18"/>
+        </w:rPr>
+        <w:t xml:space="preserve"> Personal encargado de la gestión operativa, </w:t>
+      </w:r>
+      <w:r>
+        <w:rPr>
+          <w:rFonts w:ascii="Arial" w:hAnsi="Arial" w:cs="Arial"/>
+          <w:b/>
+          <w:bCs/>
+          <w:sz w:val="18"/>
+        </w:rPr>
+        <w:t>categorizar por tipo de condominio</w:t>
+      </w:r>
+      <w:r>
+        <w:rPr>
+          <w:rFonts w:ascii="Arial" w:hAnsi="Arial" w:cs="Arial"/>
+          <w:sz w:val="18"/>
+        </w:rPr>
+        <w:t xml:space="preserve">, registrar el </w:t>
+      </w:r>
+      <w:r>
+        <w:rPr>
+          <w:rFonts w:ascii="Arial" w:hAnsi="Arial" w:cs="Arial"/>
+          <w:b/>
+          <w:bCs/>
+          <w:sz w:val="18"/>
+        </w:rPr>
+        <w:t>control para proveedores</w:t>
+      </w:r>
+      <w:r>
+        <w:rPr>
+          <w:rFonts w:ascii="Arial" w:hAnsi="Arial" w:cs="Arial"/>
+          <w:sz w:val="18"/>
+        </w:rPr>
+        <w:t xml:space="preserve">, ejecutar </w:t>
+      </w:r>
+      <w:r>
+        <w:rPr>
+          <w:rFonts w:ascii="Arial" w:hAnsi="Arial" w:cs="Arial"/>
+          <w:b/>
+          <w:bCs/>
+          <w:sz w:val="18"/>
+        </w:rPr>
+        <w:t>pagos de proveedores</w:t>
+      </w:r>
+      <w:r>
+        <w:rPr>
+          <w:rFonts w:ascii="Arial" w:hAnsi="Arial" w:cs="Arial"/>
+          <w:sz w:val="18"/>
+        </w:rPr>
+        <w:t xml:space="preserve"> y controlar el </w:t>
+      </w:r>
+      <w:r>
+        <w:rPr>
+          <w:rFonts w:ascii="Arial" w:hAnsi="Arial" w:cs="Arial"/>
+          <w:b/>
+          <w:bCs/>
+          <w:sz w:val="18"/>
+        </w:rPr>
+        <w:t>ingreso y egreso</w:t>
+      </w:r>
+      <w:r>
+        <w:rPr>
+          <w:rFonts w:ascii="Arial" w:hAnsi="Arial" w:cs="Arial"/>
+          <w:sz w:val="18"/>
+        </w:rPr>
+        <w:t xml:space="preserve"> del condominio.</w:t>
+      </w:r>
+    </w:p>
+    <w:p>
+      <w:pPr>
+        <w:numPr>
+          <w:ilvl w:val="0"/>
+          <w:numId w:val="23"/>
+        </w:numPr>
+        <w:rPr>
+          <w:rFonts w:ascii="Arial" w:hAnsi="Arial" w:cs="Arial"/>
+          <w:sz w:val="18"/>
+        </w:rPr>
+      </w:pPr>
+      <w:r>
+        <w:rPr>
+          <w:rFonts w:ascii="Arial" w:hAnsi="Arial" w:cs="Arial"/>
+          <w:b/>
+          <w:bCs/>
+          <w:sz w:val="18"/>
+        </w:rPr>
+        <w:t>Copropietario / Inquilino (Residente):</w:t>
+      </w:r>
+      <w:r>
+        <w:rPr>
+          <w:rFonts w:ascii="Arial" w:hAnsi="Arial" w:cs="Arial"/>
+          <w:sz w:val="18"/>
+        </w:rPr>
+        <w:t xml:space="preserve"> Usuario final que ingresa los montos de sus avisos de </w:t>
+      </w:r>
+      <w:r>
+        <w:rPr>
+          <w:rFonts w:ascii="Arial" w:hAnsi="Arial" w:cs="Arial"/>
+          <w:b/>
+          <w:bCs/>
+          <w:sz w:val="18"/>
+        </w:rPr>
+        <w:t>agua</w:t>
+      </w:r>
+      <w:r>
+        <w:rPr>
+          <w:rFonts w:ascii="Arial" w:hAnsi="Arial" w:cs="Arial"/>
+          <w:sz w:val="18"/>
+        </w:rPr>
+        <w:t xml:space="preserve"> y </w:t>
+      </w:r>
+      <w:r>
+        <w:rPr>
+          <w:rFonts w:ascii="Arial" w:hAnsi="Arial" w:cs="Arial"/>
+          <w:b/>
+          <w:bCs/>
+          <w:sz w:val="18"/>
+        </w:rPr>
+        <w:t>luz</w:t>
+      </w:r>
+      <w:r>
+        <w:rPr>
+          <w:rFonts w:ascii="Arial" w:hAnsi="Arial" w:cs="Arial"/>
+          <w:sz w:val="18"/>
+        </w:rPr>
+        <w:t xml:space="preserve">, consulta el </w:t>
+      </w:r>
+      <w:r>
+        <w:rPr>
+          <w:rFonts w:ascii="Arial" w:hAnsi="Arial" w:cs="Arial"/>
+          <w:b/>
+          <w:bCs/>
+          <w:sz w:val="18"/>
+        </w:rPr>
+        <w:t>sistema contable de despensas</w:t>
+      </w:r>
+      <w:r>
+        <w:rPr>
+          <w:rFonts w:ascii="Arial" w:hAnsi="Arial" w:cs="Arial"/>
+          <w:sz w:val="18"/>
+        </w:rPr>
+        <w:t xml:space="preserve">, selecciona de forma modular qué pagar mediante QR y realiza el </w:t>
+      </w:r>
+      <w:r>
+        <w:rPr>
+          <w:rFonts w:ascii="Arial" w:hAnsi="Arial" w:cs="Arial"/>
+          <w:b/>
+          <w:bCs/>
+          <w:sz w:val="18"/>
+        </w:rPr>
+        <w:t>agendamiento</w:t>
+      </w:r>
+      <w:r>
+        <w:rPr>
+          <w:rFonts w:ascii="Arial" w:hAnsi="Arial" w:cs="Arial"/>
+          <w:sz w:val="18"/>
+        </w:rPr>
+        <w:t xml:space="preserve"> de áreas comunes.</w:t>
+      </w:r>
+    </w:p>
+    <w:p>
+      <w:pPr>
+        <w:rPr>
+          <w:rFonts w:ascii="Arial" w:hAnsi="Arial" w:cs="Arial"/>
+          <w:b/>
+          <w:bCs/>
+          <w:sz w:val="18"/>
+        </w:rPr>
+      </w:pPr>
+      <w:r>
+        <w:rPr>
+          <w:rFonts w:ascii="Arial" w:hAnsi="Arial" w:cs="Arial"/>
+          <w:b/>
+          <w:bCs/>
+          <w:sz w:val="18"/>
+        </w:rPr>
+        <w:t>Alcance Funcional por Componente</w:t>
+      </w:r>
+    </w:p>
+    <w:p>
+      <w:pPr>
+        <w:numPr>
+          <w:ilvl w:val="0"/>
+          <w:numId w:val="24"/>
+        </w:numPr>
+        <w:rPr>
+          <w:rFonts w:ascii="Arial" w:hAnsi="Arial" w:cs="Arial"/>
+          <w:sz w:val="18"/>
+        </w:rPr>
+      </w:pPr>
+      <w:r>
+        <w:rPr>
+          <w:rFonts w:ascii="Arial" w:hAnsi="Arial" w:cs="Arial"/>
+          <w:b/>
+          <w:bCs/>
+          <w:sz w:val="18"/>
+        </w:rPr>
+        <w:t>Panel Administrativo (Plataforma Web):</w:t>
+      </w:r>
+      <w:r>
+        <w:rPr>
+          <w:rFonts w:ascii="Arial" w:hAnsi="Arial" w:cs="Arial"/>
+          <w:sz w:val="18"/>
+        </w:rPr>
+        <w:t xml:space="preserve"> Módulo para </w:t>
+      </w:r>
+      <w:r>
+        <w:rPr>
+          <w:rFonts w:ascii="Arial" w:hAnsi="Arial" w:cs="Arial"/>
+          <w:b/>
+          <w:bCs/>
+          <w:sz w:val="18"/>
+        </w:rPr>
+        <w:t>categorizar por tipo de condominio</w:t>
+      </w:r>
+      <w:r>
+        <w:rPr>
+          <w:rFonts w:ascii="Arial" w:hAnsi="Arial" w:cs="Arial"/>
+          <w:sz w:val="18"/>
+        </w:rPr>
+        <w:t xml:space="preserve">, motor de </w:t>
+      </w:r>
+      <w:r>
+        <w:rPr>
+          <w:rFonts w:ascii="Arial" w:hAnsi="Arial" w:cs="Arial"/>
+          <w:b/>
+          <w:bCs/>
+          <w:sz w:val="18"/>
+        </w:rPr>
+        <w:t>sistema contable de despensas</w:t>
+      </w:r>
+      <w:r>
+        <w:rPr>
+          <w:rFonts w:ascii="Arial" w:hAnsi="Arial" w:cs="Arial"/>
+          <w:sz w:val="18"/>
+        </w:rPr>
+        <w:t xml:space="preserve">, control de </w:t>
+      </w:r>
+      <w:r>
+        <w:rPr>
+          <w:rFonts w:ascii="Arial" w:hAnsi="Arial" w:cs="Arial"/>
+          <w:b/>
+          <w:bCs/>
+          <w:sz w:val="18"/>
+        </w:rPr>
+        <w:t>ingreso y egreso</w:t>
+      </w:r>
+      <w:r>
+        <w:rPr>
+          <w:rFonts w:ascii="Arial" w:hAnsi="Arial" w:cs="Arial"/>
+          <w:sz w:val="18"/>
+        </w:rPr>
+        <w:t xml:space="preserve">, gestión de </w:t>
+      </w:r>
+      <w:r>
+        <w:rPr>
+          <w:rFonts w:ascii="Arial" w:hAnsi="Arial" w:cs="Arial"/>
+          <w:b/>
+          <w:bCs/>
+          <w:sz w:val="18"/>
+        </w:rPr>
+        <w:t>control para proveedores</w:t>
+      </w:r>
+      <w:r>
+        <w:rPr>
+          <w:rFonts w:ascii="Arial" w:hAnsi="Arial" w:cs="Arial"/>
+          <w:sz w:val="18"/>
+        </w:rPr>
+        <w:t xml:space="preserve"> y parametrización del </w:t>
+      </w:r>
+      <w:r>
+        <w:rPr>
+          <w:rFonts w:ascii="Arial" w:hAnsi="Arial" w:cs="Arial"/>
+          <w:b/>
+          <w:bCs/>
+          <w:sz w:val="18"/>
+        </w:rPr>
+        <w:t>agendamiento</w:t>
+      </w:r>
+      <w:r>
+        <w:rPr>
+          <w:rFonts w:ascii="Arial" w:hAnsi="Arial" w:cs="Arial"/>
+          <w:sz w:val="18"/>
+        </w:rPr>
+        <w:t>.</w:t>
+      </w:r>
+    </w:p>
+    <w:p>
+      <w:pPr>
+        <w:numPr>
+          <w:ilvl w:val="0"/>
+          <w:numId w:val="24"/>
+        </w:numPr>
+        <w:rPr>
+          <w:rFonts w:ascii="Arial" w:hAnsi="Arial" w:cs="Arial"/>
+          <w:sz w:val="18"/>
+        </w:rPr>
+      </w:pPr>
+      <w:r>
+        <w:rPr>
+          <w:rFonts w:ascii="Arial" w:hAnsi="Arial" w:cs="Arial"/>
+          <w:b/>
+          <w:bCs/>
+          <w:sz w:val="18"/>
+        </w:rPr>
+        <w:t>Portal del Propietario (</w:t>
+      </w:r>
+      <w:r>
+        <w:rPr>
+          <w:rFonts w:ascii="Arial" w:hAnsi="Arial" w:cs="Arial"/>
+          <w:b/>
+          <w:bCs/>
+          <w:sz w:val="18"/>
+        </w:rPr>
+        <w:t>adaptable</w:t>
+      </w:r>
+      <w:r>
+        <w:rPr>
+          <w:rFonts w:ascii="Arial" w:hAnsi="Arial" w:cs="Arial"/>
+          <w:b/>
+          <w:bCs/>
+          <w:sz w:val="18"/>
+        </w:rPr>
+        <w:t xml:space="preserve"> / Web</w:t>
+      </w:r>
+      <w:r>
+        <w:rPr>
+          <w:rFonts w:ascii="Arial" w:hAnsi="Arial" w:cs="Arial"/>
+          <w:b/>
+          <w:bCs/>
+          <w:sz w:val="18"/>
+        </w:rPr>
+        <w:t xml:space="preserve"> y</w:t>
+      </w:r>
+      <w:r>
+        <w:rPr>
+          <w:rFonts w:ascii="Arial" w:hAnsi="Arial" w:cs="Arial"/>
+          <w:b/>
+          <w:bCs/>
+          <w:sz w:val="18"/>
+        </w:rPr>
+        <w:t xml:space="preserve"> Móvil):</w:t>
+      </w:r>
+      <w:r>
+        <w:rPr>
+          <w:rFonts w:ascii="Arial" w:hAnsi="Arial" w:cs="Arial"/>
+          <w:sz w:val="18"/>
+        </w:rPr>
+        <w:t xml:space="preserve"> </w:t>
+      </w:r>
+      <w:r>
+        <w:rPr>
+          <w:rFonts w:ascii="Arial" w:hAnsi="Arial" w:cs="Arial"/>
+          <w:sz w:val="18"/>
+        </w:rPr>
+        <w:t>interactivo de estado de cuenta por casillas de selec</w:t>
+      </w:r>
+      <w:r>
+        <w:rPr>
+          <w:rFonts w:ascii="Arial" w:hAnsi="Arial" w:cs="Arial"/>
+          <w:sz w:val="18"/>
+        </w:rPr>
+        <w:t>ción, listado de pagos de</w:t>
+      </w:r>
+      <w:r>
+        <w:rPr>
+          <w:rFonts w:ascii="Arial" w:hAnsi="Arial" w:cs="Arial"/>
+          <w:sz w:val="18"/>
+        </w:rPr>
+        <w:t xml:space="preserve"> </w:t>
+      </w:r>
+      <w:r>
+        <w:rPr>
+          <w:rFonts w:ascii="Arial" w:hAnsi="Arial" w:cs="Arial"/>
+          <w:b/>
+          <w:bCs/>
+          <w:sz w:val="18"/>
+        </w:rPr>
+        <w:t>agua</w:t>
+      </w:r>
+      <w:r>
+        <w:rPr>
+          <w:rFonts w:ascii="Arial" w:hAnsi="Arial" w:cs="Arial"/>
+          <w:sz w:val="18"/>
+        </w:rPr>
+        <w:t xml:space="preserve"> y </w:t>
+      </w:r>
+      <w:r>
+        <w:rPr>
+          <w:rFonts w:ascii="Arial" w:hAnsi="Arial" w:cs="Arial"/>
+          <w:b/>
+          <w:bCs/>
+          <w:sz w:val="18"/>
+        </w:rPr>
+        <w:t>luz</w:t>
+      </w:r>
+      <w:r>
+        <w:rPr>
+          <w:rFonts w:ascii="Arial" w:hAnsi="Arial" w:cs="Arial"/>
+          <w:b/>
+          <w:bCs/>
+          <w:sz w:val="18"/>
+        </w:rPr>
+        <w:t xml:space="preserve"> y por pagar</w:t>
+      </w:r>
+      <w:r>
+        <w:rPr>
+          <w:rFonts w:ascii="Arial" w:hAnsi="Arial" w:cs="Arial"/>
+          <w:sz w:val="18"/>
+        </w:rPr>
+        <w:t xml:space="preserve">, botón de pago modular por QR, acceso al </w:t>
+      </w:r>
+      <w:r>
+        <w:rPr>
+          <w:rFonts w:ascii="Arial" w:hAnsi="Arial" w:cs="Arial"/>
+          <w:b/>
+          <w:bCs/>
+          <w:sz w:val="18"/>
+        </w:rPr>
+        <w:t>agendamiento</w:t>
+      </w:r>
+      <w:r>
+        <w:rPr>
+          <w:rFonts w:ascii="Arial" w:hAnsi="Arial" w:cs="Arial"/>
+          <w:sz w:val="18"/>
+        </w:rPr>
+        <w:t xml:space="preserve"> de áreas comunes e historial de documentos.</w:t>
+      </w:r>
+    </w:p>
+    <w:p>
+      <w:pPr>
+        <w:rPr>
+          <w:rFonts w:ascii="Arial" w:hAnsi="Arial" w:cs="Arial"/>
+          <w:sz w:val="18"/>
+        </w:rPr>
+      </w:pPr>
+    </w:p>
+    <w:p>
+      <w:pPr>
+        <w:rPr>
+          <w:rFonts w:ascii="Arial" w:hAnsi="Arial" w:cs="Arial"/>
+          <w:sz w:val="18"/>
+        </w:rPr>
+      </w:pPr>
+    </w:p>
+    <w:p>
+      <w:pPr>
+        <w:rPr>
+          <w:rFonts w:ascii="Arial" w:hAnsi="Arial" w:cs="Arial"/>
+          <w:sz w:val="18"/>
+        </w:rPr>
+      </w:pPr>
+    </w:p>
+    <w:p>
+      <w:pPr>
+        <w:rPr>
+          <w:rFonts w:ascii="Arial" w:hAnsi="Arial" w:cs="Arial"/>
+          <w:b/>
+          <w:bCs/>
+          <w:sz w:val="18"/>
+        </w:rPr>
+      </w:pPr>
+      <w:r>
+        <w:rPr>
+          <w:rFonts w:ascii="Arial" w:hAnsi="Arial" w:cs="Arial"/>
+          <w:b/>
+          <w:bCs/>
+          <w:sz w:val="18"/>
+        </w:rPr>
+        <w:lastRenderedPageBreak/>
+        <w:t>4. ARQUITECTURA TECNOLÓGICA SUGERIDA</w:t>
+      </w:r>
+    </w:p>
+    <w:p>
+      <w:pPr>
+        <w:numPr>
+          <w:ilvl w:val="0"/>
+          <w:numId w:val="25"/>
+        </w:numPr>
+        <w:rPr>
+          <w:rFonts w:ascii="Arial" w:hAnsi="Arial" w:cs="Arial"/>
+          <w:sz w:val="18"/>
+        </w:rPr>
+      </w:pPr>
+      <w:proofErr w:type="spellStart"/>
+      <w:r>
+        <w:rPr>
+          <w:rFonts w:ascii="Arial" w:hAnsi="Arial" w:cs="Arial"/>
+          <w:b/>
+          <w:bCs/>
+          <w:sz w:val="18"/>
+        </w:rPr>
+        <w:t>Frontend</w:t>
+      </w:r>
+      <w:proofErr w:type="spellEnd"/>
+      <w:r>
+        <w:rPr>
+          <w:rFonts w:ascii="Arial" w:hAnsi="Arial" w:cs="Arial"/>
+          <w:b/>
+          <w:bCs/>
+          <w:sz w:val="18"/>
+        </w:rPr>
+        <w:t xml:space="preserve"> Web (Panel y Portal):</w:t>
+      </w:r>
+      <w:r>
+        <w:rPr>
+          <w:rFonts w:ascii="Arial" w:hAnsi="Arial" w:cs="Arial"/>
+          <w:sz w:val="18"/>
+        </w:rPr>
+        <w:t xml:space="preserve"> </w:t>
+      </w:r>
+      <w:r>
+        <w:rPr>
+          <w:rFonts w:ascii="Arial" w:hAnsi="Arial" w:cs="Arial"/>
+          <w:b/>
+          <w:bCs/>
+          <w:sz w:val="18"/>
+        </w:rPr>
+        <w:t>Vue.js 3</w:t>
+      </w:r>
+      <w:r>
+        <w:rPr>
+          <w:rFonts w:ascii="Arial" w:hAnsi="Arial" w:cs="Arial"/>
+          <w:sz w:val="18"/>
+        </w:rPr>
+        <w:t xml:space="preserve"> (con </w:t>
+      </w:r>
+      <w:proofErr w:type="spellStart"/>
+      <w:r>
+        <w:rPr>
+          <w:rFonts w:ascii="Arial" w:hAnsi="Arial" w:cs="Arial"/>
+          <w:sz w:val="18"/>
+        </w:rPr>
+        <w:t>Tailwind</w:t>
+      </w:r>
+      <w:proofErr w:type="spellEnd"/>
+      <w:r>
+        <w:rPr>
+          <w:rFonts w:ascii="Arial" w:hAnsi="Arial" w:cs="Arial"/>
+          <w:sz w:val="18"/>
+        </w:rPr>
+        <w:t xml:space="preserve"> CSS). Permite construir una SPA (Single Page </w:t>
+      </w:r>
+      <w:proofErr w:type="spellStart"/>
+      <w:r>
+        <w:rPr>
+          <w:rFonts w:ascii="Arial" w:hAnsi="Arial" w:cs="Arial"/>
+          <w:sz w:val="18"/>
+        </w:rPr>
+        <w:t>Application</w:t>
+      </w:r>
+      <w:proofErr w:type="spellEnd"/>
+      <w:r>
+        <w:rPr>
+          <w:rFonts w:ascii="Arial" w:hAnsi="Arial" w:cs="Arial"/>
+          <w:sz w:val="18"/>
+        </w:rPr>
+        <w:t>) rápida y responsiva, ideal para manejar de forma reactiva el marcado de casillas y actualización de montos en pantallas móviles.</w:t>
+      </w:r>
+    </w:p>
+    <w:p>
+      <w:pPr>
+        <w:numPr>
+          <w:ilvl w:val="0"/>
+          <w:numId w:val="25"/>
+        </w:numPr>
+        <w:rPr>
+          <w:rFonts w:ascii="Arial" w:hAnsi="Arial" w:cs="Arial"/>
+          <w:sz w:val="18"/>
+        </w:rPr>
+      </w:pPr>
+      <w:proofErr w:type="spellStart"/>
+      <w:r>
+        <w:rPr>
+          <w:rFonts w:ascii="Arial" w:hAnsi="Arial" w:cs="Arial"/>
+          <w:b/>
+          <w:bCs/>
+          <w:sz w:val="18"/>
+        </w:rPr>
+        <w:t>Backend</w:t>
+      </w:r>
+      <w:proofErr w:type="spellEnd"/>
+      <w:r>
+        <w:rPr>
+          <w:rFonts w:ascii="Arial" w:hAnsi="Arial" w:cs="Arial"/>
+          <w:b/>
+          <w:bCs/>
+          <w:sz w:val="18"/>
+        </w:rPr>
+        <w:t xml:space="preserve"> / API:</w:t>
+      </w:r>
+      <w:r>
+        <w:rPr>
+          <w:rFonts w:ascii="Arial" w:hAnsi="Arial" w:cs="Arial"/>
+          <w:sz w:val="18"/>
+        </w:rPr>
+        <w:t xml:space="preserve"> </w:t>
+      </w:r>
+      <w:proofErr w:type="spellStart"/>
+      <w:r>
+        <w:rPr>
+          <w:rFonts w:ascii="Arial" w:hAnsi="Arial" w:cs="Arial"/>
+          <w:b/>
+          <w:bCs/>
+          <w:sz w:val="18"/>
+        </w:rPr>
+        <w:t>Laravel</w:t>
+      </w:r>
+      <w:proofErr w:type="spellEnd"/>
+      <w:r>
+        <w:rPr>
+          <w:rFonts w:ascii="Arial" w:hAnsi="Arial" w:cs="Arial"/>
+          <w:b/>
+          <w:bCs/>
+          <w:sz w:val="18"/>
+        </w:rPr>
+        <w:t xml:space="preserve"> 12</w:t>
+      </w:r>
+      <w:r>
+        <w:rPr>
+          <w:rFonts w:ascii="Arial" w:hAnsi="Arial" w:cs="Arial"/>
+          <w:sz w:val="18"/>
+        </w:rPr>
+        <w:t xml:space="preserve"> (PHP). Proporciona un </w:t>
+      </w:r>
+      <w:proofErr w:type="spellStart"/>
+      <w:r>
+        <w:rPr>
+          <w:rFonts w:ascii="Arial" w:hAnsi="Arial" w:cs="Arial"/>
+          <w:sz w:val="18"/>
+        </w:rPr>
+        <w:t>framework</w:t>
+      </w:r>
+      <w:proofErr w:type="spellEnd"/>
+      <w:r>
+        <w:rPr>
+          <w:rFonts w:ascii="Arial" w:hAnsi="Arial" w:cs="Arial"/>
+          <w:sz w:val="18"/>
+        </w:rPr>
+        <w:t xml:space="preserve"> robusto para crear </w:t>
+      </w:r>
+      <w:proofErr w:type="spellStart"/>
+      <w:r>
+        <w:rPr>
+          <w:rFonts w:ascii="Arial" w:hAnsi="Arial" w:cs="Arial"/>
+          <w:sz w:val="18"/>
+        </w:rPr>
+        <w:t>APIs</w:t>
+      </w:r>
+      <w:proofErr w:type="spellEnd"/>
+      <w:r>
+        <w:rPr>
+          <w:rFonts w:ascii="Arial" w:hAnsi="Arial" w:cs="Arial"/>
+          <w:sz w:val="18"/>
+        </w:rPr>
+        <w:t xml:space="preserve"> seguras, procesar de forma dinámica las solicitudes de los QR con montos variables y manejar tareas programadas en segundo plano.</w:t>
+      </w:r>
+    </w:p>
+    <w:p>
+      <w:pPr>
+        <w:numPr>
+          <w:ilvl w:val="0"/>
+          <w:numId w:val="25"/>
+        </w:numPr>
+        <w:rPr>
+          <w:rFonts w:ascii="Arial" w:hAnsi="Arial" w:cs="Arial"/>
+          <w:sz w:val="18"/>
+        </w:rPr>
+      </w:pPr>
+      <w:r>
+        <w:rPr>
+          <w:rFonts w:ascii="Arial" w:hAnsi="Arial" w:cs="Arial"/>
+          <w:b/>
+          <w:bCs/>
+          <w:sz w:val="18"/>
+        </w:rPr>
+        <w:t>Base de Datos:</w:t>
+      </w:r>
+      <w:r>
+        <w:rPr>
+          <w:rFonts w:ascii="Arial" w:hAnsi="Arial" w:cs="Arial"/>
+          <w:sz w:val="18"/>
+        </w:rPr>
+        <w:t xml:space="preserve"> </w:t>
+      </w:r>
+      <w:proofErr w:type="spellStart"/>
+      <w:r>
+        <w:rPr>
+          <w:rFonts w:ascii="Arial" w:hAnsi="Arial" w:cs="Arial"/>
+          <w:b/>
+          <w:bCs/>
+          <w:sz w:val="18"/>
+        </w:rPr>
+        <w:t>PostgreSQL</w:t>
+      </w:r>
+      <w:proofErr w:type="spellEnd"/>
+      <w:r>
+        <w:rPr>
+          <w:rFonts w:ascii="Arial" w:hAnsi="Arial" w:cs="Arial"/>
+          <w:sz w:val="18"/>
+        </w:rPr>
+        <w:t xml:space="preserve">. Motor relacional de código abierto sumamente potente y seguro, ideal para garantizar la consistencia en el </w:t>
+      </w:r>
+      <w:r>
+        <w:rPr>
+          <w:rFonts w:ascii="Arial" w:hAnsi="Arial" w:cs="Arial"/>
+          <w:b/>
+          <w:bCs/>
+          <w:sz w:val="18"/>
+        </w:rPr>
+        <w:t>sistema contable de despensas</w:t>
+      </w:r>
+      <w:r>
+        <w:rPr>
+          <w:rFonts w:ascii="Arial" w:hAnsi="Arial" w:cs="Arial"/>
+          <w:sz w:val="18"/>
+        </w:rPr>
+        <w:t xml:space="preserve"> y la contabilidad interna de cobros.</w:t>
+      </w:r>
+    </w:p>
+    <w:p>
+      <w:pPr>
+        <w:numPr>
+          <w:ilvl w:val="0"/>
+          <w:numId w:val="25"/>
+        </w:numPr>
+        <w:rPr>
+          <w:rFonts w:ascii="Arial" w:hAnsi="Arial" w:cs="Arial"/>
+          <w:sz w:val="18"/>
+        </w:rPr>
+      </w:pPr>
+      <w:r>
+        <w:rPr>
+          <w:rFonts w:ascii="Arial" w:hAnsi="Arial" w:cs="Arial"/>
+          <w:b/>
+          <w:bCs/>
+          <w:sz w:val="18"/>
+        </w:rPr>
+        <w:t>Infraestructura y Despliegue:</w:t>
+      </w:r>
+      <w:r>
+        <w:rPr>
+          <w:rFonts w:ascii="Arial" w:hAnsi="Arial" w:cs="Arial"/>
+          <w:sz w:val="18"/>
+        </w:rPr>
+        <w:t xml:space="preserve"> Contenedores de </w:t>
+      </w:r>
+      <w:proofErr w:type="spellStart"/>
+      <w:r>
+        <w:rPr>
+          <w:rFonts w:ascii="Arial" w:hAnsi="Arial" w:cs="Arial"/>
+          <w:b/>
+          <w:bCs/>
+          <w:sz w:val="18"/>
+        </w:rPr>
+        <w:t>Docker</w:t>
+      </w:r>
+      <w:proofErr w:type="spellEnd"/>
+      <w:r>
+        <w:rPr>
+          <w:rFonts w:ascii="Arial" w:hAnsi="Arial" w:cs="Arial"/>
+          <w:sz w:val="18"/>
+        </w:rPr>
+        <w:t xml:space="preserve">, servidor web inverso </w:t>
+      </w:r>
+      <w:proofErr w:type="spellStart"/>
+      <w:r>
+        <w:rPr>
+          <w:rFonts w:ascii="Arial" w:hAnsi="Arial" w:cs="Arial"/>
+          <w:b/>
+          <w:bCs/>
+          <w:sz w:val="18"/>
+        </w:rPr>
+        <w:t>Nginx</w:t>
+      </w:r>
+      <w:proofErr w:type="spellEnd"/>
+      <w:r>
+        <w:rPr>
+          <w:rFonts w:ascii="Arial" w:hAnsi="Arial" w:cs="Arial"/>
+          <w:sz w:val="18"/>
+        </w:rPr>
+        <w:t xml:space="preserve"> y sistema operativo base </w:t>
+      </w:r>
+      <w:r>
+        <w:rPr>
+          <w:rFonts w:ascii="Arial" w:hAnsi="Arial" w:cs="Arial"/>
+          <w:b/>
+          <w:bCs/>
+          <w:sz w:val="18"/>
+        </w:rPr>
+        <w:t>Ubuntu Server</w:t>
+      </w:r>
+      <w:r>
+        <w:rPr>
+          <w:rFonts w:ascii="Arial" w:hAnsi="Arial" w:cs="Arial"/>
+          <w:sz w:val="18"/>
+        </w:rPr>
+        <w:t xml:space="preserve"> alojados en un servidor virtual privado (VPS).</w:t>
+      </w:r>
+    </w:p>
+    <w:p>
+      <w:pPr>
+        <w:rPr>
+          <w:rFonts w:ascii="Arial" w:hAnsi="Arial" w:cs="Arial"/>
+          <w:b/>
+          <w:bCs/>
+          <w:sz w:val="18"/>
+        </w:rPr>
+      </w:pPr>
+      <w:r>
+        <w:rPr>
+          <w:rFonts w:ascii="Arial" w:hAnsi="Arial" w:cs="Arial"/>
+          <w:b/>
+          <w:bCs/>
+          <w:sz w:val="18"/>
+        </w:rPr>
+        <w:t>5. MÓDULOS DETALLADOS Y REQUERIMIENTOS FUNCIONALES (EL PLIEGO DE DESARROLLO)</w:t>
+      </w:r>
+    </w:p>
+    <w:p>
+      <w:pPr>
+        <w:rPr>
+          <w:rFonts w:ascii="Arial" w:hAnsi="Arial" w:cs="Arial"/>
+          <w:b/>
+          <w:bCs/>
+          <w:sz w:val="18"/>
+        </w:rPr>
+      </w:pPr>
+      <w:r>
+        <w:rPr>
+          <w:rFonts w:ascii="Arial" w:hAnsi="Arial" w:cs="Arial"/>
+          <w:b/>
+          <w:bCs/>
+          <w:sz w:val="18"/>
+        </w:rPr>
+        <w:t>Módulo 1</w:t>
+      </w:r>
+      <w:r>
+        <w:rPr>
+          <w:rFonts w:ascii="Arial" w:hAnsi="Arial" w:cs="Arial"/>
+          <w:b/>
+          <w:bCs/>
+          <w:sz w:val="18"/>
+        </w:rPr>
+        <w:t xml:space="preserve"> PARAMETROS</w:t>
+      </w:r>
+      <w:r>
+        <w:rPr>
+          <w:rFonts w:ascii="Arial" w:hAnsi="Arial" w:cs="Arial"/>
+          <w:b/>
+          <w:bCs/>
+          <w:sz w:val="18"/>
+        </w:rPr>
+        <w:t>: Registro, Autenticación y Categorizar por Tipo de Condominio</w:t>
+      </w:r>
+    </w:p>
+    <w:p>
+      <w:pPr>
+        <w:numPr>
+          <w:ilvl w:val="0"/>
+          <w:numId w:val="26"/>
+        </w:numPr>
+        <w:rPr>
+          <w:rFonts w:ascii="Arial" w:hAnsi="Arial" w:cs="Arial"/>
+          <w:sz w:val="18"/>
+        </w:rPr>
+      </w:pPr>
+      <w:r>
+        <w:rPr>
+          <w:rFonts w:ascii="Arial" w:hAnsi="Arial" w:cs="Arial"/>
+          <w:b/>
+          <w:bCs/>
+          <w:sz w:val="18"/>
+        </w:rPr>
+        <w:t>RF-AUT-001:</w:t>
+      </w:r>
+      <w:r>
+        <w:rPr>
+          <w:rFonts w:ascii="Arial" w:hAnsi="Arial" w:cs="Arial"/>
+          <w:sz w:val="18"/>
+        </w:rPr>
+        <w:t xml:space="preserve"> El sistema debe permitir el inicio de sesión seguro al </w:t>
+      </w:r>
+      <w:r>
+        <w:rPr>
+          <w:rFonts w:ascii="Arial" w:hAnsi="Arial" w:cs="Arial"/>
+          <w:b/>
+          <w:bCs/>
+          <w:sz w:val="18"/>
+        </w:rPr>
+        <w:t>panel administrativo</w:t>
+      </w:r>
+      <w:r>
+        <w:rPr>
+          <w:rFonts w:ascii="Arial" w:hAnsi="Arial" w:cs="Arial"/>
+          <w:sz w:val="18"/>
+        </w:rPr>
+        <w:t xml:space="preserve"> mediante correo electrónico y contraseña encriptada.</w:t>
+      </w:r>
+    </w:p>
+    <w:p>
+      <w:pPr>
+        <w:numPr>
+          <w:ilvl w:val="0"/>
+          <w:numId w:val="26"/>
+        </w:numPr>
+        <w:rPr>
+          <w:rFonts w:ascii="Arial" w:hAnsi="Arial" w:cs="Arial"/>
+          <w:sz w:val="18"/>
+        </w:rPr>
+      </w:pPr>
+      <w:r>
+        <w:rPr>
+          <w:rFonts w:ascii="Arial" w:hAnsi="Arial" w:cs="Arial"/>
+          <w:b/>
+          <w:bCs/>
+          <w:sz w:val="18"/>
+        </w:rPr>
+        <w:t>RF-AUT-002:</w:t>
+      </w:r>
+      <w:r>
+        <w:rPr>
+          <w:rFonts w:ascii="Arial" w:hAnsi="Arial" w:cs="Arial"/>
+          <w:sz w:val="18"/>
+        </w:rPr>
+        <w:t xml:space="preserve"> El sistema debe permitir la recuperación de contraseñas</w:t>
+      </w:r>
+      <w:r>
+        <w:rPr>
+          <w:rFonts w:ascii="Arial" w:hAnsi="Arial" w:cs="Arial"/>
+          <w:sz w:val="18"/>
+        </w:rPr>
+        <w:t>.</w:t>
+      </w:r>
+      <w:r>
+        <w:rPr>
+          <w:rFonts w:ascii="Arial" w:hAnsi="Arial" w:cs="Arial"/>
+          <w:sz w:val="18"/>
+        </w:rPr>
+        <w:t xml:space="preserve"> </w:t>
+      </w:r>
+    </w:p>
+    <w:p>
+      <w:pPr>
+        <w:numPr>
+          <w:ilvl w:val="0"/>
+          <w:numId w:val="26"/>
+        </w:numPr>
+        <w:rPr>
+          <w:rFonts w:ascii="Arial" w:hAnsi="Arial" w:cs="Arial"/>
+          <w:sz w:val="18"/>
+        </w:rPr>
+      </w:pPr>
+      <w:r>
+        <w:rPr>
+          <w:rFonts w:ascii="Arial" w:hAnsi="Arial" w:cs="Arial"/>
+          <w:b/>
+          <w:bCs/>
+          <w:sz w:val="18"/>
+        </w:rPr>
+        <w:t>RF-CON-003 (Categorizar por tipo de condominio):</w:t>
+      </w:r>
+      <w:r>
+        <w:rPr>
+          <w:rFonts w:ascii="Arial" w:hAnsi="Arial" w:cs="Arial"/>
+          <w:sz w:val="18"/>
+        </w:rPr>
+        <w:t xml:space="preserve"> El sistema debe permitir al administrador parametrizar la estructura física según se requiera: Condominio Vertical </w:t>
+      </w:r>
+      <w:r>
+        <w:rPr>
+          <w:rFonts w:ascii="Arial" w:hAnsi="Arial" w:cs="Arial"/>
+          <w:sz w:val="18"/>
+        </w:rPr>
+        <w:t>(Torres, Pisos, Departamentos).</w:t>
+      </w:r>
+    </w:p>
+    <w:p>
+      <w:pPr>
+        <w:numPr>
+          <w:ilvl w:val="0"/>
+          <w:numId w:val="26"/>
+        </w:numPr>
+        <w:rPr>
+          <w:rFonts w:ascii="Arial" w:hAnsi="Arial" w:cs="Arial"/>
+          <w:sz w:val="18"/>
+        </w:rPr>
+      </w:pPr>
+      <w:r>
+        <w:rPr>
+          <w:rFonts w:ascii="Arial" w:hAnsi="Arial" w:cs="Arial"/>
+          <w:b/>
+          <w:bCs/>
+          <w:sz w:val="18"/>
+        </w:rPr>
+        <w:t>RF-CON-004:</w:t>
+      </w:r>
+      <w:r>
+        <w:rPr>
+          <w:rFonts w:ascii="Arial" w:hAnsi="Arial" w:cs="Arial"/>
+          <w:sz w:val="18"/>
+        </w:rPr>
+        <w:t xml:space="preserve"> El sistema debe permitir dar de alta, modificar y dar de baja las fichas de info</w:t>
+      </w:r>
+      <w:r>
+        <w:rPr>
+          <w:rFonts w:ascii="Arial" w:hAnsi="Arial" w:cs="Arial"/>
+          <w:sz w:val="18"/>
+        </w:rPr>
+        <w:t>rmación de los copropietarios/</w:t>
+      </w:r>
+      <w:r>
+        <w:rPr>
+          <w:rFonts w:ascii="Arial" w:hAnsi="Arial" w:cs="Arial"/>
+          <w:sz w:val="18"/>
+        </w:rPr>
+        <w:t>inquilinos asignados a cada unidad.</w:t>
+      </w:r>
+    </w:p>
+    <w:p>
+      <w:pPr>
+        <w:rPr>
+          <w:rFonts w:ascii="Arial" w:hAnsi="Arial" w:cs="Arial"/>
+          <w:b/>
+          <w:bCs/>
+          <w:sz w:val="18"/>
+        </w:rPr>
+      </w:pPr>
+      <w:r>
+        <w:rPr>
+          <w:rFonts w:ascii="Arial" w:hAnsi="Arial" w:cs="Arial"/>
+          <w:b/>
+          <w:bCs/>
+          <w:sz w:val="18"/>
+        </w:rPr>
+        <w:t>Módulo 2</w:t>
+      </w:r>
+      <w:r>
+        <w:rPr>
+          <w:rFonts w:ascii="Arial" w:hAnsi="Arial" w:cs="Arial"/>
+          <w:b/>
+          <w:bCs/>
+          <w:sz w:val="18"/>
+        </w:rPr>
+        <w:t xml:space="preserve"> PAGOS</w:t>
+      </w:r>
+      <w:r>
+        <w:rPr>
+          <w:rFonts w:ascii="Arial" w:hAnsi="Arial" w:cs="Arial"/>
+          <w:b/>
+          <w:bCs/>
+          <w:sz w:val="18"/>
+        </w:rPr>
+        <w:t>: Sistema Contable de Despensas (Ingresos)</w:t>
+      </w:r>
+      <w:r>
+        <w:rPr>
+          <w:rFonts w:ascii="Arial" w:hAnsi="Arial" w:cs="Arial"/>
+          <w:b/>
+          <w:bCs/>
+          <w:sz w:val="18"/>
+        </w:rPr>
+        <w:t xml:space="preserve"> – Pago de Servicios (Luz - Agua)</w:t>
+      </w:r>
+    </w:p>
+    <w:p>
+      <w:pPr>
+        <w:numPr>
+          <w:ilvl w:val="0"/>
+          <w:numId w:val="27"/>
+        </w:numPr>
+        <w:rPr>
+          <w:rFonts w:ascii="Arial" w:hAnsi="Arial" w:cs="Arial"/>
+          <w:sz w:val="18"/>
+        </w:rPr>
+      </w:pPr>
+      <w:r>
+        <w:rPr>
+          <w:rFonts w:ascii="Arial" w:hAnsi="Arial" w:cs="Arial"/>
+          <w:b/>
+          <w:bCs/>
+          <w:sz w:val="18"/>
+        </w:rPr>
+        <w:t>RF-EXP-001:</w:t>
+      </w:r>
+      <w:r>
+        <w:rPr>
+          <w:rFonts w:ascii="Arial" w:hAnsi="Arial" w:cs="Arial"/>
+          <w:sz w:val="18"/>
+        </w:rPr>
+        <w:t xml:space="preserve"> El sistema debe permitir al administrador configurar los montos base dentro del </w:t>
+      </w:r>
+      <w:r>
+        <w:rPr>
+          <w:rFonts w:ascii="Arial" w:hAnsi="Arial" w:cs="Arial"/>
+          <w:b/>
+          <w:bCs/>
+          <w:sz w:val="18"/>
+        </w:rPr>
+        <w:t>sistema contable de despensas</w:t>
+      </w:r>
+      <w:r>
+        <w:rPr>
+          <w:rFonts w:ascii="Arial" w:hAnsi="Arial" w:cs="Arial"/>
+          <w:sz w:val="18"/>
+        </w:rPr>
+        <w:t xml:space="preserve"> diferenciando por categorías de unidades (</w:t>
+      </w:r>
+      <w:proofErr w:type="spellStart"/>
+      <w:r>
+        <w:rPr>
+          <w:rFonts w:ascii="Arial" w:hAnsi="Arial" w:cs="Arial"/>
+          <w:sz w:val="18"/>
+        </w:rPr>
+        <w:t>Ej</w:t>
+      </w:r>
+      <w:proofErr w:type="spellEnd"/>
+      <w:r>
+        <w:rPr>
+          <w:rFonts w:ascii="Arial" w:hAnsi="Arial" w:cs="Arial"/>
+          <w:sz w:val="18"/>
+        </w:rPr>
+        <w:t>: departamentos de 1, 2 o 3 dormitorios).</w:t>
+      </w:r>
+    </w:p>
+    <w:p>
+      <w:pPr>
+        <w:numPr>
+          <w:ilvl w:val="0"/>
+          <w:numId w:val="27"/>
+        </w:numPr>
+        <w:rPr>
+          <w:rFonts w:ascii="Arial" w:hAnsi="Arial" w:cs="Arial"/>
+          <w:sz w:val="18"/>
+        </w:rPr>
+      </w:pPr>
+      <w:r>
+        <w:rPr>
+          <w:rFonts w:ascii="Arial" w:hAnsi="Arial" w:cs="Arial"/>
+          <w:b/>
+          <w:bCs/>
+          <w:sz w:val="18"/>
+        </w:rPr>
+        <w:t>RF-EXP-002</w:t>
+      </w:r>
+      <w:r>
+        <w:rPr>
+          <w:rFonts w:ascii="Arial" w:hAnsi="Arial" w:cs="Arial"/>
+          <w:b/>
+          <w:bCs/>
+          <w:sz w:val="18"/>
+        </w:rPr>
+        <w:t>:</w:t>
+      </w:r>
+      <w:r>
+        <w:rPr>
+          <w:rFonts w:ascii="Arial" w:hAnsi="Arial" w:cs="Arial"/>
+          <w:sz w:val="18"/>
+        </w:rPr>
+        <w:t xml:space="preserve"> El sistema debe generar masivamente el "Aviso de Cobranza" el primer día de cada mes, aplicando automáticamente</w:t>
+      </w:r>
+      <w:r>
+        <w:rPr>
+          <w:rFonts w:ascii="Arial" w:hAnsi="Arial" w:cs="Arial"/>
+          <w:sz w:val="18"/>
+        </w:rPr>
+        <w:t xml:space="preserve"> por correo y WhatsApp</w:t>
+      </w:r>
+      <w:r>
+        <w:rPr>
+          <w:rFonts w:ascii="Arial" w:hAnsi="Arial" w:cs="Arial"/>
+          <w:sz w:val="18"/>
+        </w:rPr>
+        <w:t xml:space="preserve"> el monto correspondiente en el </w:t>
+      </w:r>
+      <w:r>
+        <w:rPr>
+          <w:rFonts w:ascii="Arial" w:hAnsi="Arial" w:cs="Arial"/>
+          <w:b/>
+          <w:bCs/>
+          <w:sz w:val="18"/>
+        </w:rPr>
+        <w:t>sistema contable de despensas</w:t>
+      </w:r>
+      <w:r>
+        <w:rPr>
+          <w:rFonts w:ascii="Arial" w:hAnsi="Arial" w:cs="Arial"/>
+          <w:sz w:val="18"/>
+        </w:rPr>
+        <w:t>.</w:t>
+      </w:r>
+    </w:p>
+    <w:p>
+      <w:pPr>
+        <w:numPr>
+          <w:ilvl w:val="0"/>
+          <w:numId w:val="27"/>
+        </w:numPr>
+        <w:rPr>
+          <w:rFonts w:ascii="Arial" w:hAnsi="Arial" w:cs="Arial"/>
+          <w:sz w:val="18"/>
+        </w:rPr>
+      </w:pPr>
+      <w:r>
+        <w:rPr>
+          <w:rFonts w:ascii="Arial" w:hAnsi="Arial" w:cs="Arial"/>
+          <w:b/>
+          <w:bCs/>
+          <w:sz w:val="18"/>
+        </w:rPr>
+        <w:t>RF-EXP-003</w:t>
+      </w:r>
+      <w:r>
+        <w:rPr>
+          <w:rFonts w:ascii="Arial" w:hAnsi="Arial" w:cs="Arial"/>
+          <w:b/>
+          <w:bCs/>
+          <w:sz w:val="18"/>
+        </w:rPr>
+        <w:t>:</w:t>
+      </w:r>
+      <w:r>
+        <w:rPr>
+          <w:rFonts w:ascii="Arial" w:hAnsi="Arial" w:cs="Arial"/>
+          <w:sz w:val="18"/>
+        </w:rPr>
+        <w:t xml:space="preserve"> El sistema debe generar un reporte financiero en tiempo real del Estado de Morosidad, exportable a PDF y Excel.</w:t>
+      </w:r>
+    </w:p>
+    <w:p>
+      <w:pPr>
+        <w:numPr>
+          <w:ilvl w:val="0"/>
+          <w:numId w:val="28"/>
+        </w:numPr>
+        <w:rPr>
+          <w:rFonts w:ascii="Arial" w:hAnsi="Arial" w:cs="Arial"/>
+          <w:sz w:val="18"/>
+        </w:rPr>
+      </w:pPr>
+      <w:r>
+        <w:rPr>
+          <w:rFonts w:ascii="Arial" w:hAnsi="Arial" w:cs="Arial"/>
+          <w:b/>
+          <w:bCs/>
+          <w:sz w:val="18"/>
+        </w:rPr>
+        <w:t>RF-</w:t>
+      </w:r>
+      <w:r>
+        <w:rPr>
+          <w:rFonts w:ascii="Arial" w:hAnsi="Arial" w:cs="Arial"/>
+          <w:b/>
+          <w:bCs/>
+          <w:sz w:val="18"/>
+        </w:rPr>
+        <w:t>EXP-004</w:t>
+      </w:r>
+      <w:r>
+        <w:rPr>
+          <w:rFonts w:ascii="Arial" w:hAnsi="Arial" w:cs="Arial"/>
+          <w:b/>
+          <w:bCs/>
+          <w:sz w:val="18"/>
+        </w:rPr>
+        <w:t>:</w:t>
+      </w:r>
+      <w:r>
+        <w:rPr>
+          <w:rFonts w:ascii="Arial" w:hAnsi="Arial" w:cs="Arial"/>
+          <w:sz w:val="18"/>
+        </w:rPr>
+        <w:t xml:space="preserve"> El sistema debe permitir al copropietario registrar los códigos de cliente de sus servicios de </w:t>
+      </w:r>
+      <w:r>
+        <w:rPr>
+          <w:rFonts w:ascii="Arial" w:hAnsi="Arial" w:cs="Arial"/>
+          <w:b/>
+          <w:bCs/>
+          <w:sz w:val="18"/>
+        </w:rPr>
+        <w:t>agua</w:t>
+      </w:r>
+      <w:r>
+        <w:rPr>
+          <w:rFonts w:ascii="Arial" w:hAnsi="Arial" w:cs="Arial"/>
+          <w:sz w:val="18"/>
+        </w:rPr>
+        <w:t xml:space="preserve"> y </w:t>
+      </w:r>
+      <w:r>
+        <w:rPr>
+          <w:rFonts w:ascii="Arial" w:hAnsi="Arial" w:cs="Arial"/>
+          <w:b/>
+          <w:bCs/>
+          <w:sz w:val="18"/>
+        </w:rPr>
+        <w:t>luz</w:t>
+      </w:r>
+      <w:r>
+        <w:rPr>
+          <w:rFonts w:ascii="Arial" w:hAnsi="Arial" w:cs="Arial"/>
+          <w:sz w:val="18"/>
+        </w:rPr>
+        <w:t xml:space="preserve"> (CRE, DELAPAZ, </w:t>
+      </w:r>
+      <w:proofErr w:type="spellStart"/>
+      <w:r>
+        <w:rPr>
+          <w:rFonts w:ascii="Arial" w:hAnsi="Arial" w:cs="Arial"/>
+          <w:sz w:val="18"/>
+        </w:rPr>
+        <w:t>Saguapac</w:t>
+      </w:r>
+      <w:proofErr w:type="spellEnd"/>
+      <w:r>
+        <w:rPr>
+          <w:rFonts w:ascii="Arial" w:hAnsi="Arial" w:cs="Arial"/>
+          <w:sz w:val="18"/>
+        </w:rPr>
+        <w:t>, EPSAS, etc.) una sola vez en su perfil como recordatorio.</w:t>
+      </w:r>
+    </w:p>
+    <w:p>
+      <w:pPr>
+        <w:numPr>
+          <w:ilvl w:val="0"/>
+          <w:numId w:val="28"/>
+        </w:numPr>
+        <w:rPr>
+          <w:rFonts w:ascii="Arial" w:hAnsi="Arial" w:cs="Arial"/>
+          <w:sz w:val="18"/>
+        </w:rPr>
+      </w:pPr>
+      <w:r>
+        <w:rPr>
+          <w:rFonts w:ascii="Arial" w:hAnsi="Arial" w:cs="Arial"/>
+          <w:b/>
+          <w:bCs/>
+          <w:sz w:val="18"/>
+        </w:rPr>
+        <w:t>RF-EXP-00</w:t>
+      </w:r>
+      <w:r>
+        <w:rPr>
+          <w:rFonts w:ascii="Arial" w:hAnsi="Arial" w:cs="Arial"/>
+          <w:b/>
+          <w:bCs/>
+          <w:sz w:val="18"/>
+        </w:rPr>
+        <w:t xml:space="preserve"> (Consulta de Deuda):</w:t>
+      </w:r>
+      <w:r>
+        <w:rPr>
+          <w:rFonts w:ascii="Arial" w:hAnsi="Arial" w:cs="Arial"/>
+          <w:sz w:val="18"/>
+        </w:rPr>
+        <w:t xml:space="preserve"> Al ingresar a la sección de servicios básicos, el sistema utilizará el código de cliente almacenado del copropietario para consultar de forma automática —a través de la API de la pasarela de pagos— el monto exacto y el mes de la factura pendiente con la distribuidora, mostrándolo directamente en la pantalla sin necesidad de que el usuario digite montos manualmente.</w:t>
+      </w:r>
+    </w:p>
+    <w:p>
+      <w:pPr>
+        <w:numPr>
+          <w:ilvl w:val="0"/>
+          <w:numId w:val="28"/>
+        </w:numPr>
+        <w:rPr>
+          <w:rFonts w:ascii="Arial" w:hAnsi="Arial" w:cs="Arial"/>
+          <w:sz w:val="18"/>
+        </w:rPr>
+      </w:pPr>
+      <w:r>
+        <w:rPr>
+          <w:rFonts w:ascii="Arial" w:hAnsi="Arial" w:cs="Arial"/>
+          <w:b/>
+          <w:bCs/>
+          <w:sz w:val="18"/>
+        </w:rPr>
+        <w:t>RF-EXP-006</w:t>
+      </w:r>
+      <w:r>
+        <w:rPr>
+          <w:rFonts w:ascii="Arial" w:hAnsi="Arial" w:cs="Arial"/>
+          <w:b/>
+          <w:bCs/>
+          <w:sz w:val="18"/>
+        </w:rPr>
+        <w:t xml:space="preserve"> (Selección Flexible por Casillas):</w:t>
+      </w:r>
+      <w:r>
+        <w:rPr>
+          <w:rFonts w:ascii="Arial" w:hAnsi="Arial" w:cs="Arial"/>
+          <w:sz w:val="18"/>
+        </w:rPr>
+        <w:t xml:space="preserve"> El sistema debe presentar todas las obligaciones vigentes desglosadas de forma separada (Monto del </w:t>
+      </w:r>
+      <w:r>
+        <w:rPr>
+          <w:rFonts w:ascii="Arial" w:hAnsi="Arial" w:cs="Arial"/>
+          <w:b/>
+          <w:bCs/>
+          <w:sz w:val="18"/>
+        </w:rPr>
+        <w:t>sistema contable de despensas</w:t>
+      </w:r>
+      <w:r>
+        <w:rPr>
+          <w:rFonts w:ascii="Arial" w:hAnsi="Arial" w:cs="Arial"/>
+          <w:sz w:val="18"/>
+        </w:rPr>
+        <w:t xml:space="preserve">, monto de </w:t>
+      </w:r>
+      <w:r>
+        <w:rPr>
+          <w:rFonts w:ascii="Arial" w:hAnsi="Arial" w:cs="Arial"/>
+          <w:b/>
+          <w:bCs/>
+          <w:sz w:val="18"/>
+        </w:rPr>
+        <w:t>luz</w:t>
+      </w:r>
+      <w:r>
+        <w:rPr>
+          <w:rFonts w:ascii="Arial" w:hAnsi="Arial" w:cs="Arial"/>
+          <w:sz w:val="18"/>
+        </w:rPr>
+        <w:t xml:space="preserve">, monto de </w:t>
+      </w:r>
+      <w:r>
+        <w:rPr>
+          <w:rFonts w:ascii="Arial" w:hAnsi="Arial" w:cs="Arial"/>
+          <w:b/>
+          <w:bCs/>
+          <w:sz w:val="18"/>
+        </w:rPr>
+        <w:t>agua</w:t>
+      </w:r>
+      <w:r>
+        <w:rPr>
+          <w:rFonts w:ascii="Arial" w:hAnsi="Arial" w:cs="Arial"/>
+          <w:sz w:val="18"/>
+        </w:rPr>
+        <w:t>), cada una acompañada de una casilla de selección (</w:t>
+      </w:r>
+      <w:proofErr w:type="spellStart"/>
+      <w:r>
+        <w:rPr>
+          <w:rFonts w:ascii="Arial" w:hAnsi="Arial" w:cs="Arial"/>
+          <w:i/>
+          <w:iCs/>
+          <w:sz w:val="18"/>
+        </w:rPr>
+        <w:t>checkbox</w:t>
+      </w:r>
+      <w:proofErr w:type="spellEnd"/>
+      <w:r>
+        <w:rPr>
+          <w:rFonts w:ascii="Arial" w:hAnsi="Arial" w:cs="Arial"/>
+          <w:sz w:val="18"/>
+        </w:rPr>
+        <w:t>).</w:t>
+      </w:r>
+    </w:p>
+    <w:p>
+      <w:pPr>
+        <w:numPr>
+          <w:ilvl w:val="0"/>
+          <w:numId w:val="28"/>
+        </w:numPr>
+        <w:rPr>
+          <w:rFonts w:ascii="Arial" w:hAnsi="Arial" w:cs="Arial"/>
+          <w:sz w:val="18"/>
+        </w:rPr>
+      </w:pPr>
+      <w:r>
+        <w:rPr>
+          <w:rFonts w:ascii="Arial" w:hAnsi="Arial" w:cs="Arial"/>
+          <w:b/>
+          <w:bCs/>
+          <w:sz w:val="18"/>
+        </w:rPr>
+        <w:t>RF-</w:t>
+      </w:r>
+      <w:r>
+        <w:rPr>
+          <w:rFonts w:ascii="Arial" w:hAnsi="Arial" w:cs="Arial"/>
+          <w:b/>
+          <w:bCs/>
+          <w:sz w:val="18"/>
+        </w:rPr>
+        <w:t>EXP-007</w:t>
+      </w:r>
+      <w:r>
+        <w:rPr>
+          <w:rFonts w:ascii="Arial" w:hAnsi="Arial" w:cs="Arial"/>
+          <w:b/>
+          <w:bCs/>
+          <w:sz w:val="18"/>
+        </w:rPr>
+        <w:t xml:space="preserve"> (Modularidad de Pago):</w:t>
+      </w:r>
+      <w:r>
+        <w:rPr>
+          <w:rFonts w:ascii="Arial" w:hAnsi="Arial" w:cs="Arial"/>
+          <w:sz w:val="18"/>
+        </w:rPr>
+        <w:t xml:space="preserve"> El copropietario podrá seleccionar libremente qué conceptos desea pagar en la transacción actual, pudiendo marcar solo</w:t>
+      </w:r>
+      <w:r>
+        <w:rPr>
+          <w:rFonts w:ascii="Arial" w:hAnsi="Arial" w:cs="Arial"/>
+          <w:sz w:val="18"/>
+        </w:rPr>
+        <w:t xml:space="preserve"> uno, combinar </w:t>
+      </w:r>
+      <w:r>
+        <w:rPr>
+          <w:rFonts w:ascii="Arial" w:hAnsi="Arial" w:cs="Arial"/>
+          <w:sz w:val="18"/>
+        </w:rPr>
+        <w:t>o seleccionarlos todos según su conveniencia.</w:t>
+      </w:r>
+    </w:p>
+    <w:p>
+      <w:pPr>
+        <w:numPr>
+          <w:ilvl w:val="0"/>
+          <w:numId w:val="28"/>
+        </w:numPr>
+        <w:rPr>
+          <w:rFonts w:ascii="Arial" w:hAnsi="Arial" w:cs="Arial"/>
+          <w:sz w:val="18"/>
+        </w:rPr>
+      </w:pPr>
+      <w:r>
+        <w:rPr>
+          <w:rFonts w:ascii="Arial" w:hAnsi="Arial" w:cs="Arial"/>
+          <w:b/>
+          <w:bCs/>
+          <w:sz w:val="18"/>
+        </w:rPr>
+        <w:lastRenderedPageBreak/>
+        <w:t>RF-</w:t>
+      </w:r>
+      <w:r>
+        <w:rPr>
+          <w:rFonts w:ascii="Arial" w:hAnsi="Arial" w:cs="Arial"/>
+          <w:b/>
+          <w:bCs/>
+          <w:sz w:val="18"/>
+        </w:rPr>
+        <w:t>EXP-008</w:t>
+      </w:r>
+      <w:r>
+        <w:rPr>
+          <w:rFonts w:ascii="Arial" w:hAnsi="Arial" w:cs="Arial"/>
+          <w:b/>
+          <w:bCs/>
+          <w:sz w:val="18"/>
+        </w:rPr>
+        <w:t xml:space="preserve"> (Generación de QR a la Medida):</w:t>
+      </w:r>
+      <w:r>
+        <w:rPr>
+          <w:rFonts w:ascii="Arial" w:hAnsi="Arial" w:cs="Arial"/>
+          <w:sz w:val="18"/>
+        </w:rPr>
+        <w:t xml:space="preserve"> Al presionar el botón de pago, el sistema sumará </w:t>
+      </w:r>
+      <w:r>
+        <w:rPr>
+          <w:rFonts w:ascii="Arial" w:hAnsi="Arial" w:cs="Arial"/>
+          <w:b/>
+          <w:bCs/>
+          <w:sz w:val="18"/>
+        </w:rPr>
+        <w:t>únicamente los ítems que el usuario haya seleccionado de forma activa</w:t>
+      </w:r>
+      <w:r>
+        <w:rPr>
+          <w:rFonts w:ascii="Arial" w:hAnsi="Arial" w:cs="Arial"/>
+          <w:sz w:val="18"/>
+        </w:rPr>
+        <w:t xml:space="preserve"> y generará un código QR Dinámico específico por ese subtotal, permitiendo cobros y pagos totalmente separados y flexibles.</w:t>
+      </w:r>
+    </w:p>
+    <w:p>
+      <w:pPr>
+        <w:rPr>
+          <w:rFonts w:ascii="Arial" w:hAnsi="Arial" w:cs="Arial"/>
+          <w:b/>
+          <w:bCs/>
+          <w:sz w:val="18"/>
+        </w:rPr>
+      </w:pPr>
+      <w:r>
+        <w:rPr>
+          <w:rFonts w:ascii="Arial" w:hAnsi="Arial" w:cs="Arial"/>
+          <w:b/>
+          <w:bCs/>
+          <w:sz w:val="18"/>
+        </w:rPr>
+        <w:t>Módulo 3 PROVEEDORES</w:t>
+      </w:r>
+      <w:r>
+        <w:rPr>
+          <w:rFonts w:ascii="Arial" w:hAnsi="Arial" w:cs="Arial"/>
+          <w:b/>
+          <w:bCs/>
+          <w:sz w:val="18"/>
+        </w:rPr>
+        <w:t>: Control para Proveedores y Pagos de Proveedores (Egresos)</w:t>
+      </w:r>
+    </w:p>
+    <w:p>
+      <w:pPr>
+        <w:numPr>
+          <w:ilvl w:val="0"/>
+          <w:numId w:val="29"/>
+        </w:numPr>
+        <w:rPr>
+          <w:rFonts w:ascii="Arial" w:hAnsi="Arial" w:cs="Arial"/>
+          <w:sz w:val="18"/>
+        </w:rPr>
+      </w:pPr>
+      <w:r>
+        <w:rPr>
+          <w:rFonts w:ascii="Arial" w:hAnsi="Arial" w:cs="Arial"/>
+          <w:b/>
+          <w:bCs/>
+          <w:sz w:val="18"/>
+        </w:rPr>
+        <w:t>RF-PRO-001 (Control para proveedores):</w:t>
+      </w:r>
+      <w:r>
+        <w:rPr>
+          <w:rFonts w:ascii="Arial" w:hAnsi="Arial" w:cs="Arial"/>
+          <w:sz w:val="18"/>
+        </w:rPr>
+        <w:t xml:space="preserve"> El sistema debe permitir registrar, categorizar y administrar las fichas de los proveedores institucionales con sus datos de contacto, NIT y contratos vigentes (Seguridad, Limpieza, Mantenimiento).</w:t>
+      </w:r>
+    </w:p>
+    <w:p>
+      <w:pPr>
+        <w:numPr>
+          <w:ilvl w:val="0"/>
+          <w:numId w:val="29"/>
+        </w:numPr>
+        <w:rPr>
+          <w:rFonts w:ascii="Arial" w:hAnsi="Arial" w:cs="Arial"/>
+          <w:sz w:val="18"/>
+        </w:rPr>
+      </w:pPr>
+      <w:r>
+        <w:rPr>
+          <w:rFonts w:ascii="Arial" w:hAnsi="Arial" w:cs="Arial"/>
+          <w:b/>
+          <w:bCs/>
+          <w:sz w:val="18"/>
+        </w:rPr>
+        <w:t>RF-PRO-002 (Pagos de proveedores):</w:t>
+      </w:r>
+      <w:r>
+        <w:rPr>
+          <w:rFonts w:ascii="Arial" w:hAnsi="Arial" w:cs="Arial"/>
+          <w:sz w:val="18"/>
+        </w:rPr>
+        <w:t xml:space="preserve"> El sistema debe permitir registrar cada egreso efectuado, asociándolo a un proveedor e</w:t>
+      </w:r>
+      <w:r>
+        <w:rPr>
+          <w:rFonts w:ascii="Arial" w:hAnsi="Arial" w:cs="Arial"/>
+          <w:sz w:val="18"/>
+        </w:rPr>
+        <w:t xml:space="preserve">specífico, un número de </w:t>
+      </w:r>
+      <w:r>
+        <w:rPr>
+          <w:rFonts w:ascii="Arial" w:hAnsi="Arial" w:cs="Arial"/>
+          <w:sz w:val="18"/>
+        </w:rPr>
+        <w:t>recibo y adjuntando el comprobante digital de la transferencia bancaria.</w:t>
+      </w:r>
+    </w:p>
+    <w:p>
+      <w:pPr>
+        <w:numPr>
+          <w:ilvl w:val="0"/>
+          <w:numId w:val="29"/>
+        </w:numPr>
+        <w:rPr>
+          <w:rFonts w:ascii="Arial" w:hAnsi="Arial" w:cs="Arial"/>
+          <w:sz w:val="18"/>
+        </w:rPr>
+      </w:pPr>
+      <w:r>
+        <w:rPr>
+          <w:rFonts w:ascii="Arial" w:hAnsi="Arial" w:cs="Arial"/>
+          <w:b/>
+          <w:bCs/>
+          <w:sz w:val="18"/>
+        </w:rPr>
+        <w:t>RF-PRO-003 (Ingreso y egreso):</w:t>
+      </w:r>
+      <w:r>
+        <w:rPr>
+          <w:rFonts w:ascii="Arial" w:hAnsi="Arial" w:cs="Arial"/>
+          <w:sz w:val="18"/>
+        </w:rPr>
+        <w:t xml:space="preserve"> El sistema debe generar un reporte automático de flujo de caja que consolide en tiempo real todo el </w:t>
+      </w:r>
+      <w:r>
+        <w:rPr>
+          <w:rFonts w:ascii="Arial" w:hAnsi="Arial" w:cs="Arial"/>
+          <w:b/>
+          <w:bCs/>
+          <w:sz w:val="18"/>
+        </w:rPr>
+        <w:t>ingreso y egreso</w:t>
+      </w:r>
+      <w:r>
+        <w:rPr>
+          <w:rFonts w:ascii="Arial" w:hAnsi="Arial" w:cs="Arial"/>
+          <w:sz w:val="18"/>
+        </w:rPr>
+        <w:t xml:space="preserve"> del condominio, permitiendo al administrador auditar la salud financiera desde el </w:t>
+      </w:r>
+      <w:r>
+        <w:rPr>
+          <w:rFonts w:ascii="Arial" w:hAnsi="Arial" w:cs="Arial"/>
+          <w:b/>
+          <w:bCs/>
+          <w:sz w:val="18"/>
+        </w:rPr>
+        <w:t>panel administrativo</w:t>
+      </w:r>
+      <w:r>
+        <w:rPr>
+          <w:rFonts w:ascii="Arial" w:hAnsi="Arial" w:cs="Arial"/>
+          <w:sz w:val="18"/>
+        </w:rPr>
+        <w:t>.</w:t>
+      </w:r>
+    </w:p>
+    <w:p>
+      <w:pPr>
+        <w:numPr>
+          <w:ilvl w:val="0"/>
+          <w:numId w:val="29"/>
+        </w:numPr>
+        <w:rPr>
+          <w:rFonts w:ascii="Arial" w:hAnsi="Arial" w:cs="Arial"/>
+          <w:sz w:val="18"/>
+        </w:rPr>
+      </w:pPr>
+      <w:r>
+        <w:rPr>
+          <w:rFonts w:ascii="Arial" w:hAnsi="Arial" w:cs="Arial"/>
+          <w:b/>
+          <w:bCs/>
+          <w:sz w:val="18"/>
+        </w:rPr>
+        <w:t>RF-PRO-004 (Registro de Egresos Menores e Insumos):</w:t>
+      </w:r>
+      <w:r>
+        <w:rPr>
+          <w:rFonts w:ascii="Arial" w:hAnsi="Arial" w:cs="Arial"/>
+          <w:sz w:val="18"/>
+        </w:rPr>
+        <w:t xml:space="preserve"> El sistema debe permitir al administrador registrar egresos directos que no dependan necesariamente de un contrato de proveedor institucional (tales como compra de materiales de mantenimiento, insumos de limpieza, papelería o reparaciones de emergencia), permitiendo cargar una foto o PDF del recibo correspondiente para el respaldo del flujo de caja.</w:t>
+      </w:r>
+    </w:p>
+    <w:p>
+      <w:pPr>
+        <w:rPr>
+          <w:rFonts w:ascii="Arial" w:hAnsi="Arial" w:cs="Arial"/>
+          <w:b/>
+          <w:bCs/>
+          <w:sz w:val="18"/>
+        </w:rPr>
+      </w:pPr>
+      <w:r>
+        <w:rPr>
+          <w:rFonts w:ascii="Arial" w:hAnsi="Arial" w:cs="Arial"/>
+          <w:b/>
+          <w:bCs/>
+          <w:sz w:val="18"/>
+        </w:rPr>
+        <w:t>Módulo 4 RESERVAS</w:t>
+      </w:r>
+      <w:r>
+        <w:rPr>
+          <w:rFonts w:ascii="Arial" w:hAnsi="Arial" w:cs="Arial"/>
+          <w:b/>
+          <w:bCs/>
+          <w:sz w:val="18"/>
+        </w:rPr>
+        <w:t>: Agendamiento (Reservas de Áreas Comunes)</w:t>
+      </w:r>
+    </w:p>
+    <w:p>
+      <w:pPr>
+        <w:numPr>
+          <w:ilvl w:val="0"/>
+          <w:numId w:val="30"/>
+        </w:numPr>
+        <w:rPr>
+          <w:rFonts w:ascii="Arial" w:hAnsi="Arial" w:cs="Arial"/>
+          <w:sz w:val="18"/>
+        </w:rPr>
+      </w:pPr>
+      <w:r>
+        <w:rPr>
+          <w:rFonts w:ascii="Arial" w:hAnsi="Arial" w:cs="Arial"/>
+          <w:b/>
+          <w:bCs/>
+          <w:sz w:val="18"/>
+        </w:rPr>
+        <w:t>RF-AGE-001 (Parametrización):</w:t>
+      </w:r>
+      <w:r>
+        <w:rPr>
+          <w:rFonts w:ascii="Arial" w:hAnsi="Arial" w:cs="Arial"/>
+          <w:sz w:val="18"/>
+        </w:rPr>
+        <w:t xml:space="preserve"> El sistema debe permitir al administrador dar de alta y parametrizar dentro del módulo de </w:t>
+      </w:r>
+      <w:r>
+        <w:rPr>
+          <w:rFonts w:ascii="Arial" w:hAnsi="Arial" w:cs="Arial"/>
+          <w:b/>
+          <w:bCs/>
+          <w:sz w:val="18"/>
+        </w:rPr>
+        <w:t>agendamiento</w:t>
+      </w:r>
+      <w:r>
+        <w:rPr>
+          <w:rFonts w:ascii="Arial" w:hAnsi="Arial" w:cs="Arial"/>
+          <w:sz w:val="18"/>
+        </w:rPr>
+        <w:t xml:space="preserve"> todas las áreas comunes disponibles en el condominio (</w:t>
+      </w:r>
+      <w:r>
+        <w:rPr>
+          <w:rFonts w:ascii="Arial" w:hAnsi="Arial" w:cs="Arial"/>
+          <w:sz w:val="18"/>
+        </w:rPr>
+        <w:t>Churrasquerías</w:t>
+      </w:r>
+      <w:r>
+        <w:rPr>
+          <w:rFonts w:ascii="Arial" w:hAnsi="Arial" w:cs="Arial"/>
+          <w:sz w:val="18"/>
+        </w:rPr>
+        <w:t>, Salón de Eventos, Can</w:t>
+      </w:r>
+      <w:r>
+        <w:rPr>
+          <w:rFonts w:ascii="Arial" w:hAnsi="Arial" w:cs="Arial"/>
+          <w:sz w:val="18"/>
+        </w:rPr>
+        <w:t>chas)</w:t>
+      </w:r>
+      <w:r>
+        <w:rPr>
+          <w:rFonts w:ascii="Arial" w:hAnsi="Arial" w:cs="Arial"/>
+          <w:sz w:val="18"/>
+        </w:rPr>
+        <w:t>, costos de alquiler</w:t>
+      </w:r>
+      <w:r>
+        <w:rPr>
+          <w:rFonts w:ascii="Arial" w:hAnsi="Arial" w:cs="Arial"/>
+          <w:sz w:val="18"/>
+        </w:rPr>
+        <w:t>.</w:t>
+      </w:r>
+      <w:r>
+        <w:rPr>
+          <w:rFonts w:ascii="Arial" w:hAnsi="Arial" w:cs="Arial"/>
+          <w:sz w:val="18"/>
+        </w:rPr>
+        <w:t xml:space="preserve"> </w:t>
+      </w:r>
+    </w:p>
+    <w:p>
+      <w:pPr>
+        <w:numPr>
+          <w:ilvl w:val="0"/>
+          <w:numId w:val="30"/>
+        </w:numPr>
+        <w:rPr>
+          <w:rFonts w:ascii="Arial" w:hAnsi="Arial" w:cs="Arial"/>
+          <w:sz w:val="18"/>
+        </w:rPr>
+      </w:pPr>
+      <w:r>
+        <w:rPr>
+          <w:rFonts w:ascii="Arial" w:hAnsi="Arial" w:cs="Arial"/>
+          <w:b/>
+          <w:bCs/>
+          <w:sz w:val="18"/>
+        </w:rPr>
+        <w:t>RF-AGE-002 (Visualización y Reservas):</w:t>
+      </w:r>
+      <w:r>
+        <w:rPr>
+          <w:rFonts w:ascii="Arial" w:hAnsi="Arial" w:cs="Arial"/>
+          <w:sz w:val="18"/>
+        </w:rPr>
+        <w:t xml:space="preserve"> El sistema debe permitir al copropietario ingresar desde su portal móvil para ver un calendario interactivo con los días/horas disponibles y agendar de forma directa e inmediata el espacio de su elección.</w:t>
+      </w:r>
+    </w:p>
+    <w:p>
+      <w:pPr>
+        <w:numPr>
+          <w:ilvl w:val="0"/>
+          <w:numId w:val="30"/>
+        </w:numPr>
+        <w:rPr>
+          <w:rFonts w:ascii="Arial" w:hAnsi="Arial" w:cs="Arial"/>
+          <w:sz w:val="18"/>
+        </w:rPr>
+      </w:pPr>
+      <w:r>
+        <w:rPr>
+          <w:rFonts w:ascii="Arial" w:hAnsi="Arial" w:cs="Arial"/>
+          <w:b/>
+          <w:bCs/>
+          <w:sz w:val="18"/>
+        </w:rPr>
+        <w:t>RF-AGE-003 (Bloqueo Temporal y Pago Inmediato):</w:t>
+      </w:r>
+      <w:r>
+        <w:rPr>
+          <w:rFonts w:ascii="Arial" w:hAnsi="Arial" w:cs="Arial"/>
+          <w:sz w:val="18"/>
+        </w:rPr>
+        <w:t xml:space="preserve"> Al seleccionar el horario, el sistema debe bloquear el espacio temporalmente (ej. por 15 minutos) y desplegar el QR dinámico de pago de forma inmediata. Si la pasarela confirma el pago, el agendamiento pasa a estado "Confirmado"; si el tiempo expira sin registrarse el pago, el espacio se libera automáticamente en el calendario para otros usuarios.</w:t>
+      </w:r>
+    </w:p>
+    <w:p>
+      <w:pPr>
+        <w:rPr>
+          <w:rFonts w:ascii="Arial" w:hAnsi="Arial" w:cs="Arial"/>
+          <w:b/>
+          <w:bCs/>
+          <w:sz w:val="18"/>
+        </w:rPr>
+      </w:pPr>
+      <w:r>
+        <w:rPr>
+          <w:rFonts w:ascii="Arial" w:hAnsi="Arial" w:cs="Arial"/>
+          <w:b/>
+          <w:bCs/>
+          <w:sz w:val="18"/>
+        </w:rPr>
+        <w:t xml:space="preserve">Módulo </w:t>
+      </w:r>
+      <w:r>
+        <w:rPr>
+          <w:rFonts w:ascii="Arial" w:hAnsi="Arial" w:cs="Arial"/>
+          <w:b/>
+          <w:bCs/>
+          <w:sz w:val="18"/>
+        </w:rPr>
+        <w:t>5</w:t>
+      </w:r>
+      <w:r>
+        <w:rPr>
+          <w:rFonts w:ascii="Arial" w:hAnsi="Arial" w:cs="Arial"/>
+          <w:b/>
+          <w:bCs/>
+          <w:sz w:val="18"/>
+        </w:rPr>
+        <w:t xml:space="preserve"> </w:t>
+      </w:r>
+      <w:r>
+        <w:rPr>
+          <w:rFonts w:ascii="Arial" w:hAnsi="Arial" w:cs="Arial"/>
+          <w:b/>
+          <w:bCs/>
+          <w:sz w:val="18"/>
+        </w:rPr>
+        <w:t>REPORTES</w:t>
+      </w:r>
+      <w:r>
+        <w:rPr>
+          <w:rFonts w:ascii="Arial" w:hAnsi="Arial" w:cs="Arial"/>
+          <w:b/>
+          <w:bCs/>
+          <w:sz w:val="18"/>
+        </w:rPr>
+        <w:t xml:space="preserve">: </w:t>
+      </w:r>
+      <w:r>
+        <w:rPr>
+          <w:rFonts w:ascii="Arial" w:hAnsi="Arial" w:cs="Arial"/>
+          <w:b/>
+          <w:bCs/>
+          <w:sz w:val="18"/>
+        </w:rPr>
+        <w:t>Ingresos – Egresos – Pagos de servicios básico y despensas</w:t>
+      </w:r>
+    </w:p>
+    <w:p>
+      <w:pPr>
+        <w:rPr>
+          <w:rFonts w:ascii="Arial" w:hAnsi="Arial" w:cs="Arial"/>
+          <w:b/>
+          <w:bCs/>
+          <w:sz w:val="18"/>
+        </w:rPr>
+      </w:pPr>
       <w:bookmarkStart w:id="0" w:name="_GoBack"/>
       <w:bookmarkEnd w:id="0"/>
     </w:p>
     <w:p>
       <w:pPr>
-        <w:numPr>
-          <w:ilvl w:val="0"/>
-          <w:numId w:val="19"/>
-        </w:numPr>
-      </w:pPr>
-      <w:r>
-        <w:t>Acceso las 24 horas, los 7 días de la semana, a su estado de cuenta e histórico de pagos desde cualquier dispositivo.</w:t>
-      </w:r>
+        <w:rPr>
+          <w:rFonts w:ascii="Arial" w:hAnsi="Arial" w:cs="Arial"/>
+          <w:b/>
+          <w:bCs/>
+          <w:sz w:val="18"/>
+        </w:rPr>
+      </w:pPr>
     </w:p>
     <w:p>
       <w:pPr>
-        <w:numPr>
-          <w:ilvl w:val="0"/>
-          <w:numId w:val="19"/>
-        </w:numPr>
-      </w:pPr>
-      <w:r>
-        <w:rPr>
-          <w:b/>
-          <w:bCs/>
-        </w:rPr>
-        <w:t>Flexibilidad y ahorro de tiempo:</w:t>
-      </w:r>
-      <w:r>
-        <w:t xml:space="preserve"> Centralización de todas sus cuentas en una sola pantalla, con la libertad de elegir si desea pagar de forma separada o conjunta sus deudas del </w:t>
-      </w:r>
-      <w:r>
-        <w:rPr>
-          <w:b/>
-          <w:bCs/>
-        </w:rPr>
-        <w:t>sistema contable de despensas</w:t>
-      </w:r>
-      <w:r>
-        <w:t xml:space="preserve">, su </w:t>
-      </w:r>
-      <w:r>
-        <w:rPr>
-          <w:b/>
-          <w:bCs/>
-        </w:rPr>
-        <w:t>agua</w:t>
-      </w:r>
-      <w:r>
-        <w:t xml:space="preserve">, </w:t>
-      </w:r>
-      <w:r>
-        <w:rPr>
-          <w:b/>
-          <w:bCs/>
-        </w:rPr>
-        <w:t>luz</w:t>
-      </w:r>
-      <w:r>
-        <w:t xml:space="preserve"> o sus reservas de áreas comunes.</w:t>
+        <w:spacing w:before="100" w:beforeAutospacing="1" w:after="100" w:afterAutospacing="1" w:line="240" w:lineRule="auto"/>
+        <w:outlineLvl w:val="1"/>
+        <w:rPr>
+          <w:rFonts w:ascii="Arial" w:eastAsia="Times New Roman" w:hAnsi="Arial" w:cs="Arial"/>
+          <w:b/>
+          <w:bCs/>
+          <w:sz w:val="20"/>
+          <w:szCs w:val="24"/>
+        </w:rPr>
+      </w:pPr>
+      <w:r>
+        <w:rPr>
+          <w:rFonts w:ascii="Arial" w:eastAsia="Times New Roman" w:hAnsi="Arial" w:cs="Arial"/>
+          <w:b/>
+          <w:bCs/>
+          <w:sz w:val="20"/>
+          <w:szCs w:val="24"/>
+        </w:rPr>
+        <w:t>6. INFORME DE INTEGRACIÓN QR PARA COBROS</w:t>
       </w:r>
     </w:p>
     <w:p>
       <w:pPr>
-        <w:numPr>
-          <w:ilvl w:val="0"/>
-          <w:numId w:val="19"/>
-        </w:numPr>
-      </w:pPr>
-      <w:r>
-        <w:t xml:space="preserve">Transparencia total en el flujo de </w:t>
-      </w:r>
-      <w:r>
-        <w:rPr>
-          <w:b/>
-          <w:bCs/>
-        </w:rPr>
-        <w:t>ingreso y egreso</w:t>
-      </w:r>
-      <w:r>
-        <w:t xml:space="preserve"> del condominio.</w:t>
+        <w:spacing w:before="100" w:beforeAutospacing="1" w:after="100" w:afterAutospacing="1" w:line="240" w:lineRule="auto"/>
+        <w:outlineLvl w:val="2"/>
+        <w:rPr>
+          <w:rFonts w:ascii="Arial" w:eastAsia="Times New Roman" w:hAnsi="Arial" w:cs="Arial"/>
+          <w:b/>
+          <w:bCs/>
+          <w:szCs w:val="27"/>
+        </w:rPr>
+      </w:pPr>
+      <w:r>
+        <w:rPr>
+          <w:rFonts w:ascii="Arial" w:eastAsia="Times New Roman" w:hAnsi="Arial" w:cs="Arial"/>
+          <w:b/>
+          <w:bCs/>
+          <w:szCs w:val="27"/>
+        </w:rPr>
+        <w:t>6.1 Análisis Comparativo de Alternativas de Integración (Bolivia)</w:t>
       </w:r>
     </w:p>
     <w:p>
       <w:pPr>
-        <w:numPr>
-          <w:ilvl w:val="0"/>
-          <w:numId w:val="19"/>
-        </w:numPr>
-      </w:pPr>
-      <w:r>
-        <w:t xml:space="preserve">Uso del módulo de </w:t>
-      </w:r>
-      <w:r>
-        <w:rPr>
-          <w:b/>
-          <w:bCs/>
-        </w:rPr>
-        <w:t>agendamiento</w:t>
-      </w:r>
-      <w:r>
-        <w:t xml:space="preserve"> para la reserva ágil de las áreas comunes que se van a parametrizar.</w:t>
+        <w:spacing w:before="100" w:beforeAutospacing="1" w:after="100" w:afterAutospacing="1" w:line="240" w:lineRule="auto"/>
+        <w:rPr>
+          <w:rFonts w:ascii="Arial" w:eastAsia="Times New Roman" w:hAnsi="Arial" w:cs="Arial"/>
+          <w:sz w:val="20"/>
+          <w:szCs w:val="24"/>
+        </w:rPr>
+      </w:pPr>
+      <w:r>
+        <w:rPr>
+          <w:rFonts w:ascii="Arial" w:eastAsia="Times New Roman" w:hAnsi="Arial" w:cs="Arial"/>
+          <w:sz w:val="20"/>
+          <w:szCs w:val="24"/>
+        </w:rPr>
+        <w:t xml:space="preserve">Para la implementación del QR Dinámico y Flexible que permita el pago de las deudas del condominio y los montos manuales de </w:t>
+      </w:r>
+      <w:r>
+        <w:rPr>
+          <w:rFonts w:ascii="Arial" w:eastAsia="Times New Roman" w:hAnsi="Arial" w:cs="Arial"/>
+          <w:b/>
+          <w:bCs/>
+          <w:sz w:val="20"/>
+          <w:szCs w:val="24"/>
+        </w:rPr>
+        <w:t>agua</w:t>
+      </w:r>
+      <w:r>
+        <w:rPr>
+          <w:rFonts w:ascii="Arial" w:eastAsia="Times New Roman" w:hAnsi="Arial" w:cs="Arial"/>
+          <w:sz w:val="20"/>
+          <w:szCs w:val="24"/>
+        </w:rPr>
+        <w:t xml:space="preserve"> y </w:t>
+      </w:r>
+      <w:r>
+        <w:rPr>
+          <w:rFonts w:ascii="Arial" w:eastAsia="Times New Roman" w:hAnsi="Arial" w:cs="Arial"/>
+          <w:b/>
+          <w:bCs/>
+          <w:sz w:val="20"/>
+          <w:szCs w:val="24"/>
+        </w:rPr>
+        <w:t>luz</w:t>
+      </w:r>
+      <w:r>
+        <w:rPr>
+          <w:rFonts w:ascii="Arial" w:eastAsia="Times New Roman" w:hAnsi="Arial" w:cs="Arial"/>
+          <w:sz w:val="20"/>
+          <w:szCs w:val="24"/>
+        </w:rPr>
+        <w:t>, se evalúan las siguientes dos opciones tecnológicas presentes en el ecosistema financiero boliviano:</w:t>
       </w:r>
     </w:p>
     <w:p>
       <w:pPr>
-        <w:rPr>
-          <w:b/>
-          <w:bCs/>
-        </w:rPr>
-      </w:pPr>
-      <w:r>
-        <w:rPr>
-          <w:b/>
-          <w:bCs/>
-        </w:rPr>
-        <w:t>2. ANTECEDENTES DEL NEGOCIO</w:t>
-      </w:r>
+        <w:spacing w:before="100" w:beforeAutospacing="1" w:after="100" w:afterAutospacing="1" w:line="240" w:lineRule="auto"/>
+        <w:rPr>
+          <w:rFonts w:ascii="Arial" w:eastAsia="Times New Roman" w:hAnsi="Arial" w:cs="Arial"/>
+          <w:sz w:val="20"/>
+          <w:szCs w:val="24"/>
+        </w:rPr>
+      </w:pPr>
     </w:p>
     <w:p>
       <w:pPr>
-        <w:rPr>
-          <w:b/>
-          <w:bCs/>
-        </w:rPr>
-      </w:pPr>
-      <w:r>
-        <w:rPr>
-          <w:b/>
-          <w:bCs/>
-        </w:rPr>
-        <w:lastRenderedPageBreak/>
-        <w:t>Situación Actual en Bolivia</w:t>
-      </w:r>
+        <w:spacing w:before="100" w:beforeAutospacing="1" w:after="100" w:afterAutospacing="1" w:line="240" w:lineRule="auto"/>
+        <w:rPr>
+          <w:rFonts w:ascii="Arial" w:eastAsia="Times New Roman" w:hAnsi="Arial" w:cs="Arial"/>
+          <w:sz w:val="20"/>
+          <w:szCs w:val="24"/>
+        </w:rPr>
+      </w:pPr>
     </w:p>
     <w:p>
       <w:pPr>
-        <w:numPr>
-          <w:ilvl w:val="0"/>
-          <w:numId w:val="20"/>
-        </w:numPr>
-      </w:pPr>
-      <w:r>
-        <w:t xml:space="preserve">La administración de la gran mayoría de los condominios residenciales se gestiona de manera tradicional, utilizando planillas de Excel locales para el </w:t>
-      </w:r>
-      <w:r>
-        <w:rPr>
-          <w:b/>
-          <w:bCs/>
-        </w:rPr>
-        <w:t>sistema contable de despensas</w:t>
-      </w:r>
-      <w:r>
-        <w:t>.</w:t>
-      </w:r>
+        <w:spacing w:before="100" w:beforeAutospacing="1" w:after="100" w:afterAutospacing="1" w:line="240" w:lineRule="auto"/>
+        <w:rPr>
+          <w:rFonts w:ascii="Arial" w:eastAsia="Times New Roman" w:hAnsi="Arial" w:cs="Arial"/>
+          <w:sz w:val="20"/>
+          <w:szCs w:val="24"/>
+        </w:rPr>
+      </w:pPr>
     </w:p>
     <w:p>
       <w:pPr>
-        <w:numPr>
-          <w:ilvl w:val="0"/>
-          <w:numId w:val="20"/>
-        </w:numPr>
-      </w:pPr>
-      <w:r>
-        <w:t xml:space="preserve">La comunicación de avisos y reservas de áreas comunes se realiza de manera informal en lugar de usar un sistema de </w:t>
-      </w:r>
-      <w:r>
-        <w:rPr>
-          <w:b/>
-          <w:bCs/>
-        </w:rPr>
-        <w:t>agendamiento</w:t>
-      </w:r>
-      <w:r>
-        <w:t>.</w:t>
-      </w:r>
+        <w:spacing w:before="100" w:beforeAutospacing="1" w:after="100" w:afterAutospacing="1" w:line="240" w:lineRule="auto"/>
+        <w:rPr>
+          <w:rFonts w:ascii="Arial" w:eastAsia="Times New Roman" w:hAnsi="Arial" w:cs="Arial"/>
+          <w:sz w:val="20"/>
+          <w:szCs w:val="24"/>
+        </w:rPr>
+      </w:pPr>
     </w:p>
     <w:p>
       <w:pPr>
-        <w:numPr>
-          <w:ilvl w:val="0"/>
-          <w:numId w:val="20"/>
-        </w:numPr>
-      </w:pPr>
-      <w:r>
-        <w:t xml:space="preserve">Los cobros se efectúan mediante depósitos manuales, obligando al administrador a verificar el </w:t>
-      </w:r>
-      <w:r>
-        <w:rPr>
-          <w:b/>
-          <w:bCs/>
-        </w:rPr>
-        <w:t>ingreso y egreso</w:t>
-      </w:r>
-      <w:r>
-        <w:t xml:space="preserve"> uno por uno en su extracto bancario.</w:t>
-      </w:r>
+        <w:spacing w:before="100" w:beforeAutospacing="1" w:after="100" w:afterAutospacing="1" w:line="240" w:lineRule="auto"/>
+        <w:rPr>
+          <w:rFonts w:ascii="Arial" w:eastAsia="Times New Roman" w:hAnsi="Arial" w:cs="Arial"/>
+          <w:sz w:val="20"/>
+          <w:szCs w:val="24"/>
+        </w:rPr>
+      </w:pPr>
     </w:p>
     <w:p>
       <w:pPr>
-        <w:numPr>
-          <w:ilvl w:val="0"/>
-          <w:numId w:val="20"/>
-        </w:numPr>
-      </w:pPr>
-      <w:r>
-        <w:t xml:space="preserve">Adicionalmente, cada residente debe gestionar el pago de sus facturas individuales de </w:t>
-      </w:r>
-      <w:r>
-        <w:rPr>
-          <w:b/>
-          <w:bCs/>
-        </w:rPr>
-        <w:t>agua</w:t>
-      </w:r>
-      <w:r>
-        <w:t xml:space="preserve">, </w:t>
-      </w:r>
-      <w:r>
-        <w:rPr>
-          <w:b/>
-          <w:bCs/>
-        </w:rPr>
-        <w:t>luz</w:t>
-      </w:r>
-      <w:r>
-        <w:t xml:space="preserve"> y cobros del condominio de manera totalmente fragmentada, abriendo múltiples portales bancarios o haciendo filas externas, lo que consume valioso tiempo mensual.</w:t>
-      </w:r>
-    </w:p>
-    <w:p>
-      <w:pPr>
-        <w:rPr>
-          <w:b/>
-          <w:bCs/>
-        </w:rPr>
-      </w:pPr>
-      <w:r>
-        <w:rPr>
-          <w:b/>
-          <w:bCs/>
-        </w:rPr>
-        <w:t>Problemas Identificados</w:t>
-      </w:r>
-    </w:p>
-    <w:p>
-      <w:pPr>
-        <w:numPr>
-          <w:ilvl w:val="0"/>
-          <w:numId w:val="21"/>
-        </w:numPr>
-      </w:pPr>
-      <w:r>
-        <w:rPr>
-          <w:b/>
-          <w:bCs/>
-        </w:rPr>
-        <w:t>Falta de Conciliación Automática:</w:t>
-      </w:r>
-      <w:r>
-        <w:t xml:space="preserve"> Los administradores pierden decenas de horas cruzando depósitos bancarios, lo que genera retrasos en el </w:t>
-      </w:r>
-      <w:r>
-        <w:rPr>
-          <w:b/>
-          <w:bCs/>
-        </w:rPr>
-        <w:t>sistema contable de despensas</w:t>
-      </w:r>
-      <w:r>
-        <w:t>.</w:t>
-      </w:r>
-    </w:p>
-    <w:p>
-      <w:pPr>
-        <w:numPr>
-          <w:ilvl w:val="0"/>
-          <w:numId w:val="21"/>
-        </w:numPr>
-      </w:pPr>
-      <w:r>
-        <w:rPr>
-          <w:b/>
-          <w:bCs/>
-        </w:rPr>
-        <w:t>Fricción y Rigidez en los Pagos Mensuales:</w:t>
-      </w:r>
-      <w:r>
-        <w:t xml:space="preserve"> El copropietario experimenta una alta molestia al no tener un lugar único donde visualizar sus deudas y decidir de manera flexible qué pagar según su disponibilidad económica del momento (pagar la </w:t>
-      </w:r>
-      <w:r>
-        <w:rPr>
-          <w:b/>
-          <w:bCs/>
-        </w:rPr>
-        <w:t>luz</w:t>
-      </w:r>
-      <w:r>
-        <w:t xml:space="preserve"> hoy, el </w:t>
-      </w:r>
-      <w:r>
-        <w:rPr>
-          <w:b/>
-          <w:bCs/>
-        </w:rPr>
-        <w:t>agua</w:t>
-      </w:r>
-      <w:r>
-        <w:t xml:space="preserve"> mañana o la </w:t>
-      </w:r>
-      <w:r>
-        <w:rPr>
-          <w:b/>
-          <w:bCs/>
-        </w:rPr>
-        <w:t>despensa</w:t>
-      </w:r>
-      <w:r>
-        <w:t xml:space="preserve"> a fin de mes).</w:t>
-      </w:r>
-    </w:p>
-    <w:p>
-      <w:pPr>
-        <w:numPr>
-          <w:ilvl w:val="0"/>
-          <w:numId w:val="21"/>
-        </w:numPr>
-      </w:pPr>
-      <w:r>
-        <w:rPr>
-          <w:b/>
-          <w:bCs/>
-        </w:rPr>
-        <w:t>Desorden en las Áreas Comunes:</w:t>
-      </w:r>
-      <w:r>
-        <w:t xml:space="preserve"> Al no contar con un flujo de </w:t>
-      </w:r>
-      <w:r>
-        <w:rPr>
-          <w:b/>
-          <w:bCs/>
-        </w:rPr>
-        <w:t>agendamiento</w:t>
-      </w:r>
-      <w:r>
-        <w:t xml:space="preserve"> parametrizado, se generan cruces y disputas entre vecinos por la reserva de espacios.</w:t>
-      </w:r>
-    </w:p>
-    <w:p>
-      <w:pPr>
-        <w:rPr>
-          <w:b/>
-          <w:bCs/>
-        </w:rPr>
-      </w:pPr>
-      <w:r>
-        <w:rPr>
-          <w:b/>
-          <w:bCs/>
-        </w:rPr>
-        <w:t>Modelo Financiero de Cobro Flexible (Flujo Económico)</w:t>
-      </w:r>
-    </w:p>
-    <w:p>
-      <w:pPr>
-        <w:numPr>
-          <w:ilvl w:val="0"/>
-          <w:numId w:val="22"/>
-        </w:numPr>
-      </w:pPr>
-      <w:r>
-        <w:t xml:space="preserve">El sistema genera automáticamente el Aviso de Cobranza en el </w:t>
-      </w:r>
-      <w:r>
-        <w:rPr>
-          <w:b/>
-          <w:bCs/>
-        </w:rPr>
-        <w:t>sistema contable de despensas</w:t>
-      </w:r>
-      <w:r>
-        <w:t xml:space="preserve"> al inicio del mes.</w:t>
-      </w:r>
-    </w:p>
-    <w:p>
-      <w:pPr>
-        <w:numPr>
-          <w:ilvl w:val="0"/>
-          <w:numId w:val="22"/>
-        </w:numPr>
-      </w:pPr>
-      <w:r>
-        <w:t>El residente ingresa a su Portal Web o Móvil y visualiza la lista de deudas separadas por ítems.</w:t>
-      </w:r>
-    </w:p>
-    <w:p>
-      <w:pPr>
-        <w:numPr>
-          <w:ilvl w:val="0"/>
-          <w:numId w:val="22"/>
-        </w:numPr>
-      </w:pPr>
-      <w:r>
-        <w:t>El usuario visualiza</w:t>
-      </w:r>
-      <w:r>
-        <w:t xml:space="preserve"> sus boletas actuales de </w:t>
-      </w:r>
-      <w:r>
-        <w:rPr>
-          <w:b/>
-          <w:bCs/>
-        </w:rPr>
-        <w:t>agua</w:t>
-      </w:r>
-      <w:r>
-        <w:t xml:space="preserve"> o</w:t>
-      </w:r>
-      <w:r>
-        <w:t xml:space="preserve"> </w:t>
-      </w:r>
-      <w:r>
-        <w:rPr>
-          <w:b/>
-          <w:bCs/>
-        </w:rPr>
-        <w:t>luz</w:t>
-      </w:r>
-      <w:r>
-        <w:t>, y marca mediante casillas de selección (</w:t>
-      </w:r>
-      <w:proofErr w:type="spellStart"/>
-      <w:r>
-        <w:rPr>
-          <w:i/>
-          <w:iCs/>
-        </w:rPr>
-        <w:t>checkboxes</w:t>
-      </w:r>
-      <w:proofErr w:type="spellEnd"/>
-      <w:r>
-        <w:t>) los conceptos específicos que desea pagar en ese instante.</w:t>
-      </w:r>
-    </w:p>
-    <w:p>
-      <w:pPr>
-        <w:numPr>
-          <w:ilvl w:val="0"/>
-          <w:numId w:val="22"/>
-        </w:numPr>
-      </w:pPr>
-      <w:r>
-        <w:t xml:space="preserve">El sistema procesa la selección y genera un código QR Dinámico </w:t>
-      </w:r>
-      <w:r>
-        <w:rPr>
-          <w:b/>
-          <w:bCs/>
-        </w:rPr>
-        <w:t>únicamente por la suma de los ítems marcados</w:t>
-      </w:r>
-      <w:r>
-        <w:t>.</w:t>
-      </w:r>
-    </w:p>
-    <w:p>
-      <w:pPr>
-        <w:numPr>
-          <w:ilvl w:val="0"/>
-          <w:numId w:val="22"/>
-        </w:numPr>
-      </w:pPr>
-      <w:r>
-        <w:t>El copropietario escanea y paga desde su aplicación de banca móvil de preferencia.</w:t>
-      </w:r>
-    </w:p>
-    <w:p>
-      <w:pPr>
-        <w:numPr>
-          <w:ilvl w:val="0"/>
-          <w:numId w:val="22"/>
-        </w:numPr>
-      </w:pPr>
-      <w:r>
-        <w:t xml:space="preserve">La pasarela procesa la transacción, dispara un </w:t>
-      </w:r>
-      <w:proofErr w:type="spellStart"/>
-      <w:r>
-        <w:t>Webhook</w:t>
-      </w:r>
-      <w:proofErr w:type="spellEnd"/>
-      <w:r>
-        <w:t xml:space="preserve">, </w:t>
-      </w:r>
-      <w:r>
-        <w:rPr>
-          <w:b/>
-          <w:bCs/>
-        </w:rPr>
-        <w:t xml:space="preserve">actualiza en el </w:t>
-      </w:r>
-      <w:proofErr w:type="spellStart"/>
-      <w:r>
-        <w:rPr>
-          <w:b/>
-          <w:bCs/>
-        </w:rPr>
-        <w:t>backend</w:t>
-      </w:r>
-      <w:proofErr w:type="spellEnd"/>
-      <w:r>
-        <w:t xml:space="preserve"> el estado a "PAGADO" solo para los ítems seleccionados, asienta el </w:t>
-      </w:r>
-      <w:r>
-        <w:rPr>
-          <w:b/>
-          <w:bCs/>
-        </w:rPr>
-        <w:t>ingreso y egreso</w:t>
-      </w:r>
-      <w:r>
-        <w:t xml:space="preserve"> correspondiente y emite el recibo digital.</w:t>
-      </w:r>
-    </w:p>
-    <w:p>
-      <w:pPr>
-        <w:rPr>
-          <w:b/>
-          <w:bCs/>
-        </w:rPr>
-      </w:pPr>
-      <w:r>
-        <w:rPr>
-          <w:b/>
-          <w:bCs/>
-        </w:rPr>
-        <w:t>3. ALCANCE GENERAL Y ACTORES DEL SISTEMA</w:t>
-      </w:r>
-    </w:p>
-    <w:p>
-      <w:pPr>
-        <w:rPr>
-          <w:b/>
-          <w:bCs/>
-        </w:rPr>
-      </w:pPr>
-      <w:r>
-        <w:rPr>
-          <w:b/>
-          <w:bCs/>
-        </w:rPr>
-        <w:t>Actores del Sistema</w:t>
-      </w:r>
-    </w:p>
-    <w:p>
-      <w:pPr>
-        <w:numPr>
-          <w:ilvl w:val="0"/>
-          <w:numId w:val="23"/>
-        </w:numPr>
-      </w:pPr>
-      <w:r>
-        <w:rPr>
-          <w:b/>
-          <w:bCs/>
-        </w:rPr>
-        <w:lastRenderedPageBreak/>
-        <w:t>Administrador General:</w:t>
-      </w:r>
-      <w:r>
-        <w:t xml:space="preserve"> Personal encargado de la gestión operativa, </w:t>
-      </w:r>
-      <w:r>
-        <w:rPr>
-          <w:b/>
-          <w:bCs/>
-        </w:rPr>
-        <w:t>categorizar por tipo de condominio</w:t>
-      </w:r>
-      <w:r>
-        <w:t xml:space="preserve">, registrar el </w:t>
-      </w:r>
-      <w:r>
-        <w:rPr>
-          <w:b/>
-          <w:bCs/>
-        </w:rPr>
-        <w:t>control para proveedores</w:t>
-      </w:r>
-      <w:r>
-        <w:t xml:space="preserve">, ejecutar </w:t>
-      </w:r>
-      <w:r>
-        <w:rPr>
-          <w:b/>
-          <w:bCs/>
-        </w:rPr>
-        <w:t>pagos de proveedores</w:t>
-      </w:r>
-      <w:r>
-        <w:t xml:space="preserve"> y controlar el </w:t>
-      </w:r>
-      <w:r>
-        <w:rPr>
-          <w:b/>
-          <w:bCs/>
-        </w:rPr>
-        <w:t>ingreso y egreso</w:t>
-      </w:r>
-      <w:r>
-        <w:t xml:space="preserve"> del condominio.</w:t>
-      </w:r>
-    </w:p>
-    <w:p>
-      <w:pPr>
-        <w:numPr>
-          <w:ilvl w:val="0"/>
-          <w:numId w:val="23"/>
-        </w:numPr>
-      </w:pPr>
-      <w:r>
-        <w:rPr>
-          <w:b/>
-          <w:bCs/>
-        </w:rPr>
-        <w:t>Copropietario / Inquilino (Residente):</w:t>
-      </w:r>
-      <w:r>
-        <w:t xml:space="preserve"> Usuario final que ingresa los montos de sus avisos de </w:t>
-      </w:r>
-      <w:r>
-        <w:rPr>
-          <w:b/>
-          <w:bCs/>
-        </w:rPr>
-        <w:t>agua</w:t>
-      </w:r>
-      <w:r>
-        <w:t xml:space="preserve"> y </w:t>
-      </w:r>
-      <w:r>
-        <w:rPr>
-          <w:b/>
-          <w:bCs/>
-        </w:rPr>
-        <w:t>luz</w:t>
-      </w:r>
-      <w:r>
-        <w:t xml:space="preserve">, consulta el </w:t>
-      </w:r>
-      <w:r>
-        <w:rPr>
-          <w:b/>
-          <w:bCs/>
-        </w:rPr>
-        <w:t>sistema contable de despensas</w:t>
-      </w:r>
-      <w:r>
-        <w:t xml:space="preserve">, selecciona de forma modular qué pagar mediante QR y realiza el </w:t>
-      </w:r>
-      <w:r>
-        <w:rPr>
-          <w:b/>
-          <w:bCs/>
-        </w:rPr>
-        <w:t>agendamiento</w:t>
-      </w:r>
-      <w:r>
-        <w:t xml:space="preserve"> de áreas comunes.</w:t>
-      </w:r>
-    </w:p>
-    <w:p>
-      <w:pPr>
-        <w:rPr>
-          <w:b/>
-          <w:bCs/>
-        </w:rPr>
-      </w:pPr>
-      <w:r>
-        <w:rPr>
-          <w:b/>
-          <w:bCs/>
-        </w:rPr>
-        <w:t>Alcance Funcional por Componente</w:t>
-      </w:r>
-    </w:p>
-    <w:p>
-      <w:pPr>
-        <w:numPr>
-          <w:ilvl w:val="0"/>
-          <w:numId w:val="24"/>
-        </w:numPr>
-      </w:pPr>
-      <w:r>
-        <w:rPr>
-          <w:b/>
-          <w:bCs/>
-        </w:rPr>
-        <w:t>Panel Administrativo (Plataforma Web):</w:t>
-      </w:r>
-      <w:r>
-        <w:t xml:space="preserve"> Módulo para </w:t>
-      </w:r>
-      <w:r>
-        <w:rPr>
-          <w:b/>
-          <w:bCs/>
-        </w:rPr>
-        <w:t>categorizar por tipo de condominio</w:t>
-      </w:r>
-      <w:r>
-        <w:t xml:space="preserve">, motor de </w:t>
-      </w:r>
-      <w:r>
-        <w:rPr>
-          <w:b/>
-          <w:bCs/>
-        </w:rPr>
-        <w:t>sistema contable de despensas</w:t>
-      </w:r>
-      <w:r>
-        <w:t xml:space="preserve">, control de </w:t>
-      </w:r>
-      <w:r>
-        <w:rPr>
-          <w:b/>
-          <w:bCs/>
-        </w:rPr>
-        <w:t>ingreso y egreso</w:t>
-      </w:r>
-      <w:r>
-        <w:t xml:space="preserve">, gestión de </w:t>
-      </w:r>
-      <w:r>
-        <w:rPr>
-          <w:b/>
-          <w:bCs/>
-        </w:rPr>
-        <w:t>control para proveedores</w:t>
-      </w:r>
-      <w:r>
-        <w:t xml:space="preserve"> y parametrización del </w:t>
-      </w:r>
-      <w:r>
-        <w:rPr>
-          <w:b/>
-          <w:bCs/>
-        </w:rPr>
-        <w:t>agendamiento</w:t>
-      </w:r>
-      <w:r>
-        <w:t>.</w:t>
-      </w:r>
-    </w:p>
-    <w:p>
-      <w:pPr>
-        <w:numPr>
-          <w:ilvl w:val="0"/>
-          <w:numId w:val="24"/>
-        </w:numPr>
-      </w:pPr>
-      <w:r>
-        <w:rPr>
-          <w:b/>
-          <w:bCs/>
-        </w:rPr>
-        <w:t>Portal del Propietario (</w:t>
-      </w:r>
-      <w:r>
-        <w:rPr>
-          <w:b/>
-          <w:bCs/>
-        </w:rPr>
-        <w:t>adaptable</w:t>
-      </w:r>
-      <w:r>
-        <w:rPr>
-          <w:b/>
-          <w:bCs/>
-        </w:rPr>
-        <w:t xml:space="preserve"> / Web</w:t>
-      </w:r>
-      <w:r>
-        <w:rPr>
-          <w:b/>
-          <w:bCs/>
-        </w:rPr>
-        <w:t xml:space="preserve"> y</w:t>
-      </w:r>
-      <w:r>
-        <w:rPr>
-          <w:b/>
-          <w:bCs/>
-        </w:rPr>
-        <w:t xml:space="preserve"> Móvil):</w:t>
-      </w:r>
-      <w:r>
-        <w:t xml:space="preserve"> </w:t>
-      </w:r>
-      <w:r>
-        <w:t>interactivo de estado de cuenta por casillas de selec</w:t>
-      </w:r>
-      <w:r>
-        <w:t>ción, listado de pagos de</w:t>
-      </w:r>
-      <w:r>
-        <w:t xml:space="preserve"> </w:t>
-      </w:r>
-      <w:r>
-        <w:rPr>
-          <w:b/>
-          <w:bCs/>
-        </w:rPr>
-        <w:t>agua</w:t>
-      </w:r>
-      <w:r>
-        <w:t xml:space="preserve"> y </w:t>
-      </w:r>
-      <w:r>
-        <w:rPr>
-          <w:b/>
-          <w:bCs/>
-        </w:rPr>
-        <w:t>luz</w:t>
-      </w:r>
-      <w:r>
-        <w:rPr>
-          <w:b/>
-          <w:bCs/>
-        </w:rPr>
-        <w:t xml:space="preserve"> y por pagar</w:t>
-      </w:r>
-      <w:r>
-        <w:t xml:space="preserve">, botón de pago modular por QR, acceso al </w:t>
-      </w:r>
-      <w:r>
-        <w:rPr>
-          <w:b/>
-          <w:bCs/>
-        </w:rPr>
-        <w:t>agendamiento</w:t>
-      </w:r>
-      <w:r>
-        <w:t xml:space="preserve"> de áreas comunes e historial de documentos.</w:t>
-      </w:r>
-    </w:p>
-    <w:p>
-      <w:pPr>
-        <w:rPr>
-          <w:b/>
-          <w:bCs/>
-        </w:rPr>
-      </w:pPr>
-      <w:r>
-        <w:rPr>
-          <w:b/>
-          <w:bCs/>
-        </w:rPr>
-        <w:t>4. ARQUITECTURA TECNOLÓGICA SUGERIDA</w:t>
-      </w:r>
-    </w:p>
-    <w:p>
-      <w:pPr>
-        <w:numPr>
-          <w:ilvl w:val="0"/>
-          <w:numId w:val="25"/>
-        </w:numPr>
-      </w:pPr>
-      <w:proofErr w:type="spellStart"/>
-      <w:r>
-        <w:rPr>
-          <w:b/>
-          <w:bCs/>
-        </w:rPr>
-        <w:t>Frontend</w:t>
-      </w:r>
-      <w:proofErr w:type="spellEnd"/>
-      <w:r>
-        <w:rPr>
-          <w:b/>
-          <w:bCs/>
-        </w:rPr>
-        <w:t xml:space="preserve"> Web (Panel y Portal):</w:t>
-      </w:r>
-      <w:r>
-        <w:t xml:space="preserve"> </w:t>
-      </w:r>
-      <w:r>
-        <w:rPr>
-          <w:b/>
-          <w:bCs/>
-        </w:rPr>
-        <w:t>Vue.js 3</w:t>
-      </w:r>
-      <w:r>
-        <w:t xml:space="preserve"> (con </w:t>
-      </w:r>
-      <w:proofErr w:type="spellStart"/>
-      <w:r>
-        <w:t>Tailwind</w:t>
-      </w:r>
-      <w:proofErr w:type="spellEnd"/>
-      <w:r>
-        <w:t xml:space="preserve"> CSS). Permite construir una SPA (Single Page </w:t>
-      </w:r>
-      <w:proofErr w:type="spellStart"/>
-      <w:r>
-        <w:t>Application</w:t>
-      </w:r>
-      <w:proofErr w:type="spellEnd"/>
-      <w:r>
-        <w:t>) rápida y responsiva, ideal para manejar de forma reactiva el marcado de casillas y actualización de montos en pantallas móviles.</w:t>
-      </w:r>
-    </w:p>
-    <w:p>
-      <w:pPr>
-        <w:numPr>
-          <w:ilvl w:val="0"/>
-          <w:numId w:val="25"/>
-        </w:numPr>
-      </w:pPr>
-      <w:proofErr w:type="spellStart"/>
-      <w:r>
-        <w:rPr>
-          <w:b/>
-          <w:bCs/>
-        </w:rPr>
-        <w:t>Backend</w:t>
-      </w:r>
-      <w:proofErr w:type="spellEnd"/>
-      <w:r>
-        <w:rPr>
-          <w:b/>
-          <w:bCs/>
-        </w:rPr>
-        <w:t xml:space="preserve"> / API:</w:t>
-      </w:r>
-      <w:r>
-        <w:t xml:space="preserve"> </w:t>
-      </w:r>
-      <w:proofErr w:type="spellStart"/>
-      <w:r>
-        <w:rPr>
-          <w:b/>
-          <w:bCs/>
-        </w:rPr>
-        <w:t>Laravel</w:t>
-      </w:r>
-      <w:proofErr w:type="spellEnd"/>
-      <w:r>
-        <w:rPr>
-          <w:b/>
-          <w:bCs/>
-        </w:rPr>
-        <w:t xml:space="preserve"> 12</w:t>
-      </w:r>
-      <w:r>
-        <w:t xml:space="preserve"> (PHP). Proporciona un </w:t>
-      </w:r>
-      <w:proofErr w:type="spellStart"/>
-      <w:r>
-        <w:t>framework</w:t>
-      </w:r>
-      <w:proofErr w:type="spellEnd"/>
-      <w:r>
-        <w:t xml:space="preserve"> robusto para crear </w:t>
-      </w:r>
-      <w:proofErr w:type="spellStart"/>
-      <w:r>
-        <w:t>APIs</w:t>
-      </w:r>
-      <w:proofErr w:type="spellEnd"/>
-      <w:r>
-        <w:t xml:space="preserve"> seguras, procesar de forma dinámica las solicitudes de los QR con montos variables y manejar tareas programadas en segundo plano.</w:t>
-      </w:r>
-    </w:p>
-    <w:p>
-      <w:pPr>
-        <w:numPr>
-          <w:ilvl w:val="0"/>
-          <w:numId w:val="25"/>
-        </w:numPr>
-      </w:pPr>
-      <w:r>
-        <w:rPr>
-          <w:b/>
-          <w:bCs/>
-        </w:rPr>
-        <w:t>Base de Datos:</w:t>
-      </w:r>
-      <w:r>
-        <w:t xml:space="preserve"> </w:t>
-      </w:r>
-      <w:proofErr w:type="spellStart"/>
-      <w:r>
-        <w:rPr>
-          <w:b/>
-          <w:bCs/>
-        </w:rPr>
-        <w:t>PostgreSQL</w:t>
-      </w:r>
-      <w:proofErr w:type="spellEnd"/>
-      <w:r>
-        <w:t xml:space="preserve">. Motor relacional de código abierto sumamente potente y seguro, ideal para garantizar la consistencia en el </w:t>
-      </w:r>
-      <w:r>
-        <w:rPr>
-          <w:b/>
-          <w:bCs/>
-        </w:rPr>
-        <w:t>sistema contable de despensas</w:t>
-      </w:r>
-      <w:r>
-        <w:t xml:space="preserve"> y la contabilidad interna de cobros.</w:t>
-      </w:r>
-    </w:p>
-    <w:p>
-      <w:pPr>
-        <w:numPr>
-          <w:ilvl w:val="0"/>
-          <w:numId w:val="25"/>
-        </w:numPr>
-      </w:pPr>
-      <w:r>
-        <w:rPr>
-          <w:b/>
-          <w:bCs/>
-        </w:rPr>
-        <w:t>Infraestructura y Despliegue:</w:t>
-      </w:r>
-      <w:r>
-        <w:t xml:space="preserve"> Contenedores de </w:t>
-      </w:r>
-      <w:proofErr w:type="spellStart"/>
-      <w:r>
-        <w:rPr>
-          <w:b/>
-          <w:bCs/>
-        </w:rPr>
-        <w:t>Docker</w:t>
-      </w:r>
-      <w:proofErr w:type="spellEnd"/>
-      <w:r>
-        <w:t xml:space="preserve">, servidor web inverso </w:t>
-      </w:r>
-      <w:proofErr w:type="spellStart"/>
-      <w:r>
-        <w:rPr>
-          <w:b/>
-          <w:bCs/>
-        </w:rPr>
-        <w:t>Nginx</w:t>
-      </w:r>
-      <w:proofErr w:type="spellEnd"/>
-      <w:r>
-        <w:t xml:space="preserve"> y sistema operativo base </w:t>
-      </w:r>
-      <w:r>
-        <w:rPr>
-          <w:b/>
-          <w:bCs/>
-        </w:rPr>
-        <w:t>Ubuntu Server</w:t>
-      </w:r>
-      <w:r>
-        <w:t xml:space="preserve"> alojados en un servidor virtual privado (VPS).</w:t>
-      </w:r>
-    </w:p>
-    <w:p>
-      <w:pPr>
-        <w:rPr>
-          <w:b/>
-          <w:bCs/>
-        </w:rPr>
-      </w:pPr>
-      <w:r>
-        <w:rPr>
-          <w:b/>
-          <w:bCs/>
-        </w:rPr>
-        <w:t>5. MÓDULOS DETALLADOS Y REQUERIMIENTOS FUNCIONALES (EL PLIEGO DE DESARROLLO)</w:t>
-      </w:r>
-    </w:p>
-    <w:p>
-      <w:pPr>
-        <w:rPr>
-          <w:b/>
-          <w:bCs/>
-        </w:rPr>
-      </w:pPr>
-      <w:r>
-        <w:rPr>
-          <w:b/>
-          <w:bCs/>
-        </w:rPr>
-        <w:t>Módulo 1: Registro, Autenticación y Categorizar por Tipo de Condominio</w:t>
-      </w:r>
-    </w:p>
-    <w:p>
-      <w:pPr>
-        <w:numPr>
-          <w:ilvl w:val="0"/>
-          <w:numId w:val="26"/>
-        </w:numPr>
-      </w:pPr>
-      <w:r>
-        <w:rPr>
-          <w:b/>
-          <w:bCs/>
-        </w:rPr>
-        <w:t>RF-AUT-001:</w:t>
-      </w:r>
-      <w:r>
-        <w:t xml:space="preserve"> El sistema debe permitir el inicio de sesión seguro al </w:t>
-      </w:r>
-      <w:r>
-        <w:rPr>
-          <w:b/>
-          <w:bCs/>
-        </w:rPr>
-        <w:t>panel administrativo</w:t>
-      </w:r>
-      <w:r>
-        <w:t xml:space="preserve"> mediante correo electrónico y contraseña encriptada.</w:t>
-      </w:r>
-    </w:p>
-    <w:p>
-      <w:pPr>
-        <w:numPr>
-          <w:ilvl w:val="0"/>
-          <w:numId w:val="26"/>
-        </w:numPr>
-      </w:pPr>
-      <w:r>
-        <w:rPr>
-          <w:b/>
-          <w:bCs/>
-        </w:rPr>
-        <w:t>RF-AUT-002:</w:t>
-      </w:r>
-      <w:r>
-        <w:t xml:space="preserve"> El sistema debe permitir la recuperación de contraseñas</w:t>
-      </w:r>
-      <w:r>
-        <w:t>.</w:t>
-      </w:r>
-      <w:r>
-        <w:t xml:space="preserve"> </w:t>
-      </w:r>
-    </w:p>
-    <w:p>
-      <w:pPr>
-        <w:numPr>
-          <w:ilvl w:val="0"/>
-          <w:numId w:val="26"/>
-        </w:numPr>
-      </w:pPr>
-      <w:r>
-        <w:rPr>
-          <w:b/>
-          <w:bCs/>
-        </w:rPr>
-        <w:t>RF-CON-003 (Categorizar por tipo de condominio):</w:t>
-      </w:r>
-      <w:r>
-        <w:t xml:space="preserve"> El sistema debe permitir al administrador parametrizar la estructura física según se requiera: Condominio Vertical </w:t>
-      </w:r>
-      <w:r>
-        <w:t>(Torres, Pisos, Departamentos).</w:t>
-      </w:r>
-    </w:p>
-    <w:p>
-      <w:pPr>
-        <w:numPr>
-          <w:ilvl w:val="0"/>
-          <w:numId w:val="26"/>
-        </w:numPr>
-      </w:pPr>
-      <w:r>
-        <w:rPr>
-          <w:b/>
-          <w:bCs/>
-        </w:rPr>
-        <w:t>RF-CON-004:</w:t>
-      </w:r>
-      <w:r>
-        <w:t xml:space="preserve"> El sistema debe permitir dar de alta, modificar y dar de baja las fichas de info</w:t>
-      </w:r>
-      <w:r>
-        <w:t>rmación de los copropietarios/</w:t>
-      </w:r>
-      <w:r>
-        <w:t>inquilinos asignados a cada unidad.</w:t>
-      </w:r>
-    </w:p>
-    <w:p>
-      <w:pPr>
-        <w:rPr>
-          <w:b/>
-          <w:bCs/>
-        </w:rPr>
-      </w:pPr>
-      <w:r>
-        <w:rPr>
-          <w:b/>
-          <w:bCs/>
-        </w:rPr>
-        <w:t>Módulo 2: Sistema Contable de Despensas (Ingresos)</w:t>
-      </w:r>
-    </w:p>
-    <w:p>
-      <w:pPr>
-        <w:numPr>
-          <w:ilvl w:val="0"/>
-          <w:numId w:val="27"/>
-        </w:numPr>
-      </w:pPr>
-      <w:r>
-        <w:rPr>
-          <w:b/>
-          <w:bCs/>
-        </w:rPr>
-        <w:lastRenderedPageBreak/>
-        <w:t>RF-EXP-001:</w:t>
-      </w:r>
-      <w:r>
-        <w:t xml:space="preserve"> El sistema debe permitir al administrador configurar los montos base dentro del </w:t>
-      </w:r>
-      <w:r>
-        <w:rPr>
-          <w:b/>
-          <w:bCs/>
-        </w:rPr>
-        <w:t>sistema contable de despensas</w:t>
-      </w:r>
-      <w:r>
-        <w:t xml:space="preserve"> diferenciando por categorías de unidades (</w:t>
-      </w:r>
-      <w:proofErr w:type="spellStart"/>
-      <w:r>
-        <w:t>Ej</w:t>
-      </w:r>
-      <w:proofErr w:type="spellEnd"/>
-      <w:r>
-        <w:t>: departamentos de 1, 2 o 3 dormitorios).</w:t>
-      </w:r>
-    </w:p>
-    <w:p>
-      <w:pPr>
-        <w:numPr>
-          <w:ilvl w:val="0"/>
-          <w:numId w:val="27"/>
-        </w:numPr>
-      </w:pPr>
-      <w:r>
-        <w:rPr>
-          <w:b/>
-          <w:bCs/>
-        </w:rPr>
-        <w:t>RF-EXP-002</w:t>
-      </w:r>
-      <w:r>
-        <w:rPr>
-          <w:b/>
-          <w:bCs/>
-        </w:rPr>
-        <w:t>:</w:t>
-      </w:r>
-      <w:r>
-        <w:t xml:space="preserve"> El sistema debe generar masivamente el "Aviso de Cobranza" el primer día de cada mes, aplicando automáticamente</w:t>
-      </w:r>
-      <w:r>
-        <w:t xml:space="preserve"> por correo y WhatsApp</w:t>
-      </w:r>
-      <w:r>
-        <w:t xml:space="preserve"> el monto correspondiente en el </w:t>
-      </w:r>
-      <w:r>
-        <w:rPr>
-          <w:b/>
-          <w:bCs/>
-        </w:rPr>
-        <w:t>sistema contable de despensas</w:t>
-      </w:r>
-      <w:r>
-        <w:t>.</w:t>
-      </w:r>
-    </w:p>
-    <w:p>
-      <w:pPr>
-        <w:numPr>
-          <w:ilvl w:val="0"/>
-          <w:numId w:val="27"/>
-        </w:numPr>
-      </w:pPr>
-      <w:r>
-        <w:rPr>
-          <w:b/>
-          <w:bCs/>
-        </w:rPr>
-        <w:t>RF-EXP-003</w:t>
-      </w:r>
-      <w:r>
-        <w:rPr>
-          <w:b/>
-          <w:bCs/>
-        </w:rPr>
-        <w:t>:</w:t>
-      </w:r>
-      <w:r>
-        <w:t xml:space="preserve"> El sistema debe generar un reporte financiero en tiempo real del Estado de Morosidad, exportable a PDF y Excel.</w:t>
-      </w:r>
-    </w:p>
-    <w:p>
-      <w:pPr>
-        <w:rPr>
-          <w:b/>
-          <w:bCs/>
-        </w:rPr>
-      </w:pPr>
-      <w:r>
-        <w:rPr>
-          <w:b/>
-          <w:bCs/>
-        </w:rPr>
-        <w:t>Módulo 3: Interfaz de Pago Independiente de Agua, Luz y Servicios</w:t>
-      </w:r>
-    </w:p>
-    <w:p>
-      <w:pPr>
-        <w:numPr>
-          <w:ilvl w:val="0"/>
-          <w:numId w:val="28"/>
-        </w:numPr>
-      </w:pPr>
-      <w:r>
-        <w:rPr>
-          <w:b/>
-          <w:bCs/>
-        </w:rPr>
-        <w:t>RF-SER-001:</w:t>
-      </w:r>
-      <w:r>
-        <w:t xml:space="preserve"> El sistema debe permitir al copropietario registrar los códigos de cliente de sus servicios de </w:t>
-      </w:r>
-      <w:r>
-        <w:rPr>
-          <w:b/>
-          <w:bCs/>
-        </w:rPr>
-        <w:t>agua</w:t>
-      </w:r>
-      <w:r>
-        <w:t xml:space="preserve"> y </w:t>
-      </w:r>
-      <w:r>
-        <w:rPr>
-          <w:b/>
-          <w:bCs/>
-        </w:rPr>
-        <w:t>luz</w:t>
-      </w:r>
-      <w:r>
-        <w:t xml:space="preserve"> (CRE, DELAPAZ, </w:t>
-      </w:r>
-      <w:proofErr w:type="spellStart"/>
-      <w:r>
-        <w:t>Saguapac</w:t>
-      </w:r>
-      <w:proofErr w:type="spellEnd"/>
-      <w:r>
-        <w:t>, EPSAS, etc.) una sola vez en su perfil como recordatorio.</w:t>
-      </w:r>
-    </w:p>
-    <w:p>
-      <w:pPr>
-        <w:numPr>
-          <w:ilvl w:val="0"/>
-          <w:numId w:val="28"/>
-        </w:numPr>
-      </w:pPr>
-      <w:r>
-        <w:rPr>
-          <w:b/>
-          <w:bCs/>
-        </w:rPr>
-        <w:t>RF-SER-002 (</w:t>
-      </w:r>
-      <w:r>
-        <w:rPr>
-          <w:b/>
-          <w:bCs/>
-        </w:rPr>
-        <w:t>Consulta de Deuda</w:t>
-      </w:r>
-      <w:r>
-        <w:rPr>
-          <w:b/>
-          <w:bCs/>
-        </w:rPr>
-        <w:t>):</w:t>
-      </w:r>
-      <w:r>
-        <w:t xml:space="preserve"> Al ingresar a la sección de servicios básicos, el sistema utilizará el código de cliente almacenado del copropietario para consultar de forma automática —a través de la API de la pasarela de pagos— el monto exacto y el mes de la factura pendiente con la distribuidora, mostrándolo directamente en la pantalla sin necesidad de que el usuario digite montos manualmente.</w:t>
-      </w:r>
-    </w:p>
-    <w:p>
-      <w:pPr>
-        <w:numPr>
-          <w:ilvl w:val="0"/>
-          <w:numId w:val="28"/>
-        </w:numPr>
-      </w:pPr>
-      <w:r>
-        <w:rPr>
-          <w:b/>
-          <w:bCs/>
-        </w:rPr>
-        <w:t>RF-SER-003 (Selección Flexible por Casillas):</w:t>
-      </w:r>
-      <w:r>
-        <w:t xml:space="preserve"> El sistema debe presentar todas las obligaciones vigentes desglosadas de forma separada (Monto del </w:t>
-      </w:r>
-      <w:r>
-        <w:rPr>
-          <w:b/>
-          <w:bCs/>
-        </w:rPr>
-        <w:t>sistema contable de despensas</w:t>
-      </w:r>
-      <w:r>
-        <w:t xml:space="preserve">, monto de </w:t>
-      </w:r>
-      <w:r>
-        <w:rPr>
-          <w:b/>
-          <w:bCs/>
-        </w:rPr>
-        <w:t>luz</w:t>
-      </w:r>
-      <w:r>
-        <w:t xml:space="preserve">, monto de </w:t>
-      </w:r>
-      <w:r>
-        <w:rPr>
-          <w:b/>
-          <w:bCs/>
-        </w:rPr>
-        <w:t>agua</w:t>
-      </w:r>
-      <w:r>
-        <w:t>), cada una acompañada de una casilla de selección (</w:t>
-      </w:r>
-      <w:proofErr w:type="spellStart"/>
-      <w:r>
-        <w:rPr>
-          <w:i/>
-          <w:iCs/>
-        </w:rPr>
-        <w:t>checkbox</w:t>
-      </w:r>
-      <w:proofErr w:type="spellEnd"/>
-      <w:r>
-        <w:t>).</w:t>
-      </w:r>
-    </w:p>
-    <w:p>
-      <w:pPr>
-        <w:numPr>
-          <w:ilvl w:val="0"/>
-          <w:numId w:val="28"/>
-        </w:numPr>
-      </w:pPr>
-      <w:r>
-        <w:rPr>
-          <w:b/>
-          <w:bCs/>
-        </w:rPr>
-        <w:t>RF-SER-004 (Modularidad de Pago):</w:t>
-      </w:r>
-      <w:r>
-        <w:t xml:space="preserve"> El copropietario podrá seleccionar libremente qué conceptos desea pagar en la transacción actual, pudiendo marcar solo</w:t>
-      </w:r>
-      <w:r>
-        <w:t xml:space="preserve"> uno, combinar </w:t>
-      </w:r>
-      <w:r>
-        <w:t>o seleccionarlos todos según su conveniencia.</w:t>
-      </w:r>
-    </w:p>
-    <w:p>
-      <w:pPr>
-        <w:numPr>
-          <w:ilvl w:val="0"/>
-          <w:numId w:val="28"/>
-        </w:numPr>
-      </w:pPr>
-      <w:r>
-        <w:rPr>
-          <w:b/>
-          <w:bCs/>
-        </w:rPr>
-        <w:t>RF-SER-005 (Generación de QR a la Medida):</w:t>
-      </w:r>
-      <w:r>
-        <w:t xml:space="preserve"> Al presionar el botón de pago, el sistema sumará </w:t>
-      </w:r>
-      <w:r>
-        <w:rPr>
-          <w:b/>
-          <w:bCs/>
-        </w:rPr>
-        <w:t>únicamente los ítems que el usuario haya seleccionado de forma activa</w:t>
-      </w:r>
-      <w:r>
-        <w:t xml:space="preserve"> y generará un código QR Dinámico específico por ese subtotal, permitiendo cobros y pagos totalmente separados y flexibles.</w:t>
-      </w:r>
-    </w:p>
-    <w:p>
-      <w:pPr>
-        <w:rPr>
-          <w:b/>
-          <w:bCs/>
-        </w:rPr>
-      </w:pPr>
-      <w:r>
-        <w:rPr>
-          <w:b/>
-          <w:bCs/>
-        </w:rPr>
-        <w:t>Módulo 4: Control para Proveedores y Pagos de Proveedores (Egresos)</w:t>
-      </w:r>
-    </w:p>
-    <w:p>
-      <w:pPr>
-        <w:numPr>
-          <w:ilvl w:val="0"/>
-          <w:numId w:val="29"/>
-        </w:numPr>
-      </w:pPr>
-      <w:r>
-        <w:rPr>
-          <w:b/>
-          <w:bCs/>
-        </w:rPr>
-        <w:t>RF-PRO-001 (Control para proveedores):</w:t>
-      </w:r>
-      <w:r>
-        <w:t xml:space="preserve"> El sistema debe permitir registrar, categorizar y administrar las fichas de los proveedores institucionales con sus datos de contacto, NIT y contratos vigentes (Seguridad, Limpieza, Mantenimiento).</w:t>
-      </w:r>
-    </w:p>
-    <w:p>
-      <w:pPr>
-        <w:numPr>
-          <w:ilvl w:val="0"/>
-          <w:numId w:val="29"/>
-        </w:numPr>
-      </w:pPr>
-      <w:r>
-        <w:rPr>
-          <w:b/>
-          <w:bCs/>
-        </w:rPr>
-        <w:t>RF-PRO-002 (Pagos de proveedores):</w:t>
-      </w:r>
-      <w:r>
-        <w:t xml:space="preserve"> El sistema debe permitir registrar cada egreso efectuado, asociándolo a un proveedor e</w:t>
-      </w:r>
-      <w:r>
-        <w:t xml:space="preserve">specífico, un número de </w:t>
-      </w:r>
-      <w:r>
-        <w:t>recibo y adjuntando el comprobante digital de la transferencia bancaria.</w:t>
-      </w:r>
-    </w:p>
-    <w:p>
-      <w:pPr>
-        <w:numPr>
-          <w:ilvl w:val="0"/>
-          <w:numId w:val="29"/>
-        </w:numPr>
-      </w:pPr>
-      <w:r>
-        <w:rPr>
-          <w:b/>
-          <w:bCs/>
-        </w:rPr>
-        <w:t>RF-PRO-003 (Ingreso y egreso):</w:t>
-      </w:r>
-      <w:r>
-        <w:t xml:space="preserve"> El sistema debe generar un reporte automático de flujo de caja que consolide en tiempo real todo el </w:t>
-      </w:r>
-      <w:r>
-        <w:rPr>
-          <w:b/>
-          <w:bCs/>
-        </w:rPr>
-        <w:t>ingreso y egreso</w:t>
-      </w:r>
-      <w:r>
-        <w:t xml:space="preserve"> del condominio, permitiendo al administrador auditar la salud financiera desde el </w:t>
-      </w:r>
-      <w:r>
-        <w:rPr>
-          <w:b/>
-          <w:bCs/>
-        </w:rPr>
-        <w:t>panel administrativo</w:t>
-      </w:r>
-      <w:r>
-        <w:t>.</w:t>
-      </w:r>
-    </w:p>
-    <w:p>
-      <w:pPr>
-        <w:numPr>
-          <w:ilvl w:val="0"/>
-          <w:numId w:val="29"/>
-        </w:numPr>
-      </w:pPr>
-      <w:r>
-        <w:rPr>
-          <w:b/>
-          <w:bCs/>
-        </w:rPr>
-        <w:lastRenderedPageBreak/>
-        <w:t>RF-PRO-004 (Registro de Egresos Menores e Insumos):</w:t>
-      </w:r>
-      <w:r>
-        <w:t xml:space="preserve"> El sistema debe permitir al administrador registrar egresos directos que no dependan necesariamente de un contrato de proveedor institucional (tales como compra de materiales de mantenimiento, insumos de limpieza, papelería o reparaciones de emergencia), permitiendo car</w:t>
-      </w:r>
-      <w:r>
-        <w:t xml:space="preserve">gar una foto o PDF del recibo </w:t>
-      </w:r>
-      <w:r>
-        <w:t>correspondiente para el respaldo del flujo de caja.</w:t>
-      </w:r>
-    </w:p>
-    <w:p>
-      <w:pPr>
-        <w:rPr>
-          <w:b/>
-          <w:bCs/>
-        </w:rPr>
-      </w:pPr>
-    </w:p>
-    <w:p>
-      <w:pPr>
-        <w:rPr>
-          <w:b/>
-          <w:bCs/>
-        </w:rPr>
-      </w:pPr>
-      <w:r>
-        <w:rPr>
-          <w:b/>
-          <w:bCs/>
-        </w:rPr>
-        <w:t>Módulo 5: Agendamiento (Reservas de Áreas Comunes)</w:t>
-      </w:r>
-    </w:p>
-    <w:p>
-      <w:pPr>
-        <w:numPr>
-          <w:ilvl w:val="0"/>
-          <w:numId w:val="30"/>
-        </w:numPr>
-      </w:pPr>
-      <w:r>
-        <w:rPr>
-          <w:b/>
-          <w:bCs/>
-        </w:rPr>
-        <w:t>RF-AGE-001 (Parametrización):</w:t>
-      </w:r>
-      <w:r>
-        <w:t xml:space="preserve"> El sistema debe permitir al administrador dar de alta y parametrizar dentro del módulo de </w:t>
-      </w:r>
-      <w:r>
-        <w:rPr>
-          <w:b/>
-          <w:bCs/>
-        </w:rPr>
-        <w:t>agendamiento</w:t>
-      </w:r>
-      <w:r>
-        <w:t xml:space="preserve"> todas las áreas comunes disponibles en el condominio (</w:t>
-      </w:r>
-      <w:r>
-        <w:t>Churrasquerías</w:t>
-      </w:r>
-      <w:r>
-        <w:t>, Salón de Eventos, Can</w:t>
-      </w:r>
-      <w:r>
-        <w:t>chas)</w:t>
-      </w:r>
-      <w:r>
-        <w:t>, costos de alquiler</w:t>
-      </w:r>
-      <w:r>
-        <w:t>.</w:t>
-      </w:r>
-      <w:r>
-        <w:t xml:space="preserve"> </w:t>
-      </w:r>
-    </w:p>
-    <w:p>
-      <w:pPr>
-        <w:numPr>
-          <w:ilvl w:val="0"/>
-          <w:numId w:val="30"/>
-        </w:numPr>
-      </w:pPr>
-      <w:r>
-        <w:rPr>
-          <w:b/>
-          <w:bCs/>
-        </w:rPr>
-        <w:t>RF-AGE-002 (Visualiz</w:t>
-      </w:r>
-      <w:r>
-        <w:rPr>
-          <w:b/>
-          <w:bCs/>
-        </w:rPr>
-        <w:t>ación y Reservas</w:t>
-      </w:r>
-      <w:r>
-        <w:rPr>
-          <w:b/>
-          <w:bCs/>
-        </w:rPr>
-        <w:t>):</w:t>
-      </w:r>
-      <w:r>
-        <w:t xml:space="preserve"> El sistema debe permitir al copropietario ingresar desde su portal móvil para ver un calendario interactivo con los días/horas disponibles y agendar de forma directa e inmediata el espacio de su elección.</w:t>
-      </w:r>
-    </w:p>
-    <w:p>
-      <w:pPr>
-        <w:numPr>
-          <w:ilvl w:val="0"/>
-          <w:numId w:val="30"/>
-        </w:numPr>
-      </w:pPr>
-      <w:r>
-        <w:rPr>
-          <w:b/>
-          <w:bCs/>
-        </w:rPr>
-        <w:t>RF-AGE-003 (Bloqueo Temporal y Pago Inmediato):</w:t>
-      </w:r>
-      <w:r>
-        <w:t xml:space="preserve"> Al seleccionar el horario, el sistema debe bloquear el espacio temporalmente (ej. por 15 minutos) y desplegar el QR dinámico de pago de forma inmediata. Si la pasar</w:t>
-      </w:r>
-      <w:r>
-        <w:t>ela confirma el pago</w:t>
-      </w:r>
-      <w:r>
-        <w:t>, el agendamiento pasa a estado "Confirmado"; si el tiempo expira sin registrarse el pago, el espacio se libera automáticamente en el calendario para otros usuarios.</w:t>
-      </w:r>
-    </w:p>
-    <w:p>
-      <w:pPr>
-        <w:spacing w:before="100" w:beforeAutospacing="1" w:after="100" w:afterAutospacing="1" w:line="240" w:lineRule="auto"/>
-        <w:outlineLvl w:val="1"/>
-        <w:rPr>
-          <w:rFonts w:eastAsia="Times New Roman" w:cstheme="minorHAnsi"/>
-          <w:b/>
-          <w:bCs/>
-          <w:sz w:val="24"/>
-          <w:szCs w:val="24"/>
-        </w:rPr>
-      </w:pPr>
-      <w:r>
-        <w:rPr>
-          <w:rFonts w:eastAsia="Times New Roman" w:cstheme="minorHAnsi"/>
-          <w:b/>
-          <w:bCs/>
-          <w:sz w:val="24"/>
-          <w:szCs w:val="24"/>
-        </w:rPr>
-        <w:t>6. INFORME DE INTEGRACIÓN QR PARA COBROS</w:t>
-      </w:r>
-    </w:p>
-    <w:p>
-      <w:pPr>
-        <w:spacing w:before="100" w:beforeAutospacing="1" w:after="100" w:afterAutospacing="1" w:line="240" w:lineRule="auto"/>
-        <w:outlineLvl w:val="2"/>
-        <w:rPr>
-          <w:rFonts w:ascii="Times New Roman" w:eastAsia="Times New Roman" w:hAnsi="Times New Roman" w:cs="Times New Roman"/>
-          <w:b/>
-          <w:bCs/>
-          <w:sz w:val="27"/>
-          <w:szCs w:val="27"/>
-        </w:rPr>
-      </w:pPr>
-      <w:r>
-        <w:rPr>
-          <w:rFonts w:ascii="Times New Roman" w:eastAsia="Times New Roman" w:hAnsi="Times New Roman" w:cs="Times New Roman"/>
-          <w:b/>
-          <w:bCs/>
-          <w:sz w:val="27"/>
-          <w:szCs w:val="27"/>
-        </w:rPr>
-        <w:t>6.1 Análisis Comparativo de Alternativas de Integración (Bolivia)</w:t>
-      </w:r>
-    </w:p>
-    <w:p>
-      <w:pPr>
-        <w:spacing w:before="100" w:beforeAutospacing="1" w:after="100" w:afterAutospacing="1" w:line="240" w:lineRule="auto"/>
-        <w:rPr>
-          <w:rFonts w:ascii="Times New Roman" w:eastAsia="Times New Roman" w:hAnsi="Times New Roman" w:cs="Times New Roman"/>
-          <w:sz w:val="24"/>
-          <w:szCs w:val="24"/>
-        </w:rPr>
-      </w:pPr>
-      <w:r>
-        <w:rPr>
-          <w:rFonts w:ascii="Times New Roman" w:eastAsia="Times New Roman" w:hAnsi="Times New Roman" w:cs="Times New Roman"/>
-          <w:sz w:val="24"/>
-          <w:szCs w:val="24"/>
-        </w:rPr>
-        <w:t xml:space="preserve">Para la implementación del QR Dinámico y Flexible que permita el pago de las deudas del condominio y los montos manuales de </w:t>
-      </w:r>
-      <w:r>
-        <w:rPr>
-          <w:rFonts w:ascii="Times New Roman" w:eastAsia="Times New Roman" w:hAnsi="Times New Roman" w:cs="Times New Roman"/>
-          <w:b/>
-          <w:bCs/>
-          <w:sz w:val="24"/>
-          <w:szCs w:val="24"/>
-        </w:rPr>
-        <w:t>agua</w:t>
-      </w:r>
-      <w:r>
-        <w:rPr>
-          <w:rFonts w:ascii="Times New Roman" w:eastAsia="Times New Roman" w:hAnsi="Times New Roman" w:cs="Times New Roman"/>
-          <w:sz w:val="24"/>
-          <w:szCs w:val="24"/>
-        </w:rPr>
-        <w:t xml:space="preserve"> y </w:t>
-      </w:r>
-      <w:r>
-        <w:rPr>
-          <w:rFonts w:ascii="Times New Roman" w:eastAsia="Times New Roman" w:hAnsi="Times New Roman" w:cs="Times New Roman"/>
-          <w:b/>
-          <w:bCs/>
-          <w:sz w:val="24"/>
-          <w:szCs w:val="24"/>
-        </w:rPr>
-        <w:t>luz</w:t>
-      </w:r>
-      <w:r>
-        <w:rPr>
-          <w:rFonts w:ascii="Times New Roman" w:eastAsia="Times New Roman" w:hAnsi="Times New Roman" w:cs="Times New Roman"/>
-          <w:sz w:val="24"/>
-          <w:szCs w:val="24"/>
-        </w:rPr>
-        <w:t>, se evalúan las siguientes dos opciones tecnológicas presentes en el ecosistema financiero boliviano:</w:t>
-      </w:r>
-    </w:p>
-    <w:p>
-      <w:pPr>
         <w:spacing w:beforeAutospacing="1" w:after="100" w:afterAutospacing="1" w:line="240" w:lineRule="auto"/>
         <w:rPr>
-          <w:rFonts w:ascii="Times New Roman" w:eastAsia="Times New Roman" w:hAnsi="Times New Roman" w:cs="Times New Roman"/>
-          <w:b/>
-          <w:bCs/>
-          <w:sz w:val="24"/>
+          <w:rFonts w:ascii="Arial" w:eastAsia="Times New Roman" w:hAnsi="Arial" w:cs="Arial"/>
+          <w:b/>
+          <w:bCs/>
+          <w:sz w:val="20"/>
           <w:szCs w:val="24"/>
           <w:lang w:val="es-ES"/>
         </w:rPr>
       </w:pPr>
       <w:r>
         <w:rPr>
-          <w:rFonts w:ascii="Times New Roman" w:eastAsia="Times New Roman" w:hAnsi="Times New Roman" w:cs="Times New Roman"/>
-          <w:b/>
-          <w:bCs/>
-          <w:sz w:val="24"/>
+          <w:rFonts w:ascii="Arial" w:eastAsia="Times New Roman" w:hAnsi="Arial" w:cs="Arial"/>
+          <w:b/>
+          <w:bCs/>
+          <w:sz w:val="20"/>
           <w:szCs w:val="24"/>
           <w:lang w:val="es-ES"/>
         </w:rPr>
@@ -2188,131 +3567,91 @@
     </w:p>
     <w:tbl>
       <w:tblPr>
+        <w:tblStyle w:val="Tablaconcuadrcula"/>
         <w:tblW w:w="0" w:type="auto"/>
-        <w:tblCellSpacing w:w="15" w:type="dxa"/>
-        <w:tblCellMar>
-          <w:top w:w="15" w:type="dxa"/>
-          <w:left w:w="15" w:type="dxa"/>
-          <w:bottom w:w="15" w:type="dxa"/>
-          <w:right w:w="15" w:type="dxa"/>
-        </w:tblCellMar>
         <w:tblLook w:val="04A0" w:firstRow="1" w:lastRow="0" w:firstColumn="1" w:lastColumn="0" w:noHBand="0" w:noVBand="1"/>
       </w:tblPr>
       <w:tblGrid>
-        <w:gridCol w:w="1890"/>
-        <w:gridCol w:w="3539"/>
-        <w:gridCol w:w="3534"/>
+        <w:gridCol w:w="2242"/>
+        <w:gridCol w:w="2242"/>
+        <w:gridCol w:w="2242"/>
+        <w:gridCol w:w="2243"/>
       </w:tblGrid>
       <w:tr>
-        <w:trPr>
-          <w:tblHeader/>
-          <w:tblCellSpacing w:w="15" w:type="dxa"/>
-        </w:trPr>
         <w:tc>
           <w:tcPr>
-            <w:tcW w:w="0" w:type="auto"/>
-            <w:tcBorders>
-              <w:top w:val="single" w:sz="6" w:space="0" w:color="C4C7C5"/>
-              <w:left w:val="single" w:sz="6" w:space="0" w:color="C4C7C5"/>
-              <w:bottom w:val="single" w:sz="6" w:space="0" w:color="C4C7C5"/>
-              <w:right w:val="single" w:sz="6" w:space="0" w:color="C4C7C5"/>
-            </w:tcBorders>
-            <w:tcMar>
-              <w:top w:w="120" w:type="dxa"/>
-              <w:left w:w="180" w:type="dxa"/>
-              <w:bottom w:w="120" w:type="dxa"/>
-              <w:right w:w="180" w:type="dxa"/>
-            </w:tcMar>
-            <w:vAlign w:val="center"/>
-            <w:hideMark/>
+            <w:tcW w:w="2242" w:type="dxa"/>
           </w:tcPr>
           <w:p>
             <w:pPr>
-              <w:spacing w:beforeAutospacing="1" w:after="100" w:afterAutospacing="1" w:line="240" w:lineRule="auto"/>
+              <w:spacing w:beforeAutospacing="1" w:after="100" w:afterAutospacing="1"/>
+              <w:jc w:val="center"/>
               <w:rPr>
-                <w:rFonts w:ascii="Times New Roman" w:eastAsia="Times New Roman" w:hAnsi="Times New Roman" w:cs="Times New Roman"/>
+                <w:rFonts w:ascii="Arial" w:eastAsia="Times New Roman" w:hAnsi="Arial" w:cs="Arial"/>
                 <w:b/>
                 <w:bCs/>
-                <w:sz w:val="24"/>
+                <w:sz w:val="20"/>
                 <w:szCs w:val="24"/>
-                <w:lang w:val="en-US"/>
               </w:rPr>
             </w:pPr>
-            <w:proofErr w:type="spellStart"/>
             <w:r>
               <w:rPr>
-                <w:rFonts w:ascii="Times New Roman" w:eastAsia="Times New Roman" w:hAnsi="Times New Roman" w:cs="Times New Roman"/>
+                <w:rFonts w:ascii="Arial" w:eastAsia="Times New Roman" w:hAnsi="Arial" w:cs="Arial"/>
                 <w:b/>
                 <w:bCs/>
-                <w:sz w:val="24"/>
+                <w:sz w:val="20"/>
                 <w:szCs w:val="24"/>
-                <w:lang w:val="en-US"/>
               </w:rPr>
-              <w:t>Alternativa</w:t>
+              <w:t>Alternativa de Integración</w:t>
             </w:r>
-            <w:proofErr w:type="spellEnd"/>
+          </w:p>
+          <w:p>
+            <w:pPr>
+              <w:spacing w:beforeAutospacing="1" w:after="100" w:afterAutospacing="1"/>
+              <w:rPr>
+                <w:rFonts w:ascii="Arial" w:eastAsia="Times New Roman" w:hAnsi="Arial" w:cs="Arial"/>
+                <w:b/>
+                <w:bCs/>
+                <w:sz w:val="20"/>
+                <w:szCs w:val="24"/>
+                <w:lang w:val="es-ES"/>
+              </w:rPr>
+            </w:pPr>
             <w:r>
               <w:rPr>
-                <w:rFonts w:ascii="Times New Roman" w:eastAsia="Times New Roman" w:hAnsi="Times New Roman" w:cs="Times New Roman"/>
+                <w:rFonts w:ascii="Arial" w:eastAsia="Times New Roman" w:hAnsi="Arial" w:cs="Arial"/>
                 <w:b/>
                 <w:bCs/>
-                <w:sz w:val="24"/>
+                <w:sz w:val="20"/>
                 <w:szCs w:val="24"/>
-                <w:lang w:val="en-US"/>
+                <w:lang w:val="es-ES"/>
               </w:rPr>
-              <w:t xml:space="preserve"> de </w:t>
+              <w:t>Pasarelas de Pago</w:t>
             </w:r>
-            <w:proofErr w:type="spellStart"/>
-            <w:r>
-              <w:rPr>
-                <w:rFonts w:ascii="Times New Roman" w:eastAsia="Times New Roman" w:hAnsi="Times New Roman" w:cs="Times New Roman"/>
-                <w:b/>
-                <w:bCs/>
-                <w:sz w:val="24"/>
-                <w:szCs w:val="24"/>
-                <w:lang w:val="en-US"/>
-              </w:rPr>
-              <w:t>Integración</w:t>
-            </w:r>
-            <w:proofErr w:type="spellEnd"/>
           </w:p>
         </w:tc>
         <w:tc>
           <w:tcPr>
-            <w:tcW w:w="0" w:type="auto"/>
-            <w:tcBorders>
-              <w:top w:val="single" w:sz="6" w:space="0" w:color="C4C7C5"/>
-              <w:left w:val="single" w:sz="6" w:space="0" w:color="C4C7C5"/>
-              <w:bottom w:val="single" w:sz="6" w:space="0" w:color="C4C7C5"/>
-              <w:right w:val="single" w:sz="6" w:space="0" w:color="C4C7C5"/>
-            </w:tcBorders>
-            <w:tcMar>
-              <w:top w:w="120" w:type="dxa"/>
-              <w:left w:w="180" w:type="dxa"/>
-              <w:bottom w:w="120" w:type="dxa"/>
-              <w:right w:w="180" w:type="dxa"/>
-            </w:tcMar>
-            <w:vAlign w:val="center"/>
-            <w:hideMark/>
+            <w:tcW w:w="2242" w:type="dxa"/>
           </w:tcPr>
           <w:p>
             <w:pPr>
-              <w:spacing w:beforeAutospacing="1" w:after="100" w:afterAutospacing="1" w:line="240" w:lineRule="auto"/>
+              <w:spacing w:beforeAutospacing="1" w:after="100" w:afterAutospacing="1"/>
               <w:rPr>
-                <w:rFonts w:ascii="Times New Roman" w:eastAsia="Times New Roman" w:hAnsi="Times New Roman" w:cs="Times New Roman"/>
+                <w:rFonts w:ascii="Arial" w:eastAsia="Times New Roman" w:hAnsi="Arial" w:cs="Arial"/>
                 <w:b/>
                 <w:bCs/>
-                <w:sz w:val="24"/>
+                <w:sz w:val="20"/>
                 <w:szCs w:val="24"/>
-                <w:lang w:val="en-US"/>
+                <w:lang w:val="es-ES"/>
               </w:rPr>
             </w:pPr>
             <w:r>
               <w:rPr>
-                <w:rFonts w:ascii="Times New Roman" w:eastAsia="Times New Roman" w:hAnsi="Times New Roman" w:cs="Times New Roman"/>
+                <w:rFonts w:ascii="Arial" w:eastAsia="Times New Roman" w:hAnsi="Arial" w:cs="Arial"/>
                 <w:b/>
                 <w:bCs/>
-                <w:sz w:val="24"/>
+                <w:sz w:val="20"/>
                 <w:szCs w:val="24"/>
                 <w:lang w:val="en-US"/>
               </w:rPr>
@@ -2321,10 +3660,10 @@
             <w:proofErr w:type="spellStart"/>
             <w:r>
               <w:rPr>
-                <w:rFonts w:ascii="Times New Roman" w:eastAsia="Times New Roman" w:hAnsi="Times New Roman" w:cs="Times New Roman"/>
+                <w:rFonts w:ascii="Arial" w:eastAsia="Times New Roman" w:hAnsi="Arial" w:cs="Arial"/>
                 <w:b/>
                 <w:bCs/>
-                <w:sz w:val="24"/>
+                <w:sz w:val="20"/>
                 <w:szCs w:val="24"/>
                 <w:lang w:val="en-US"/>
               </w:rPr>
@@ -2333,10 +3672,10 @@
             <w:proofErr w:type="spellEnd"/>
             <w:r>
               <w:rPr>
-                <w:rFonts w:ascii="Times New Roman" w:eastAsia="Times New Roman" w:hAnsi="Times New Roman" w:cs="Times New Roman"/>
+                <w:rFonts w:ascii="Arial" w:eastAsia="Times New Roman" w:hAnsi="Arial" w:cs="Arial"/>
                 <w:b/>
                 <w:bCs/>
-                <w:sz w:val="24"/>
+                <w:sz w:val="20"/>
                 <w:szCs w:val="24"/>
                 <w:lang w:val="en-US"/>
               </w:rPr>
@@ -2346,40 +3685,26 @@
         </w:tc>
         <w:tc>
           <w:tcPr>
-            <w:tcW w:w="0" w:type="auto"/>
-            <w:tcBorders>
-              <w:top w:val="single" w:sz="6" w:space="0" w:color="C4C7C5"/>
-              <w:left w:val="single" w:sz="6" w:space="0" w:color="C4C7C5"/>
-              <w:bottom w:val="single" w:sz="6" w:space="0" w:color="C4C7C5"/>
-              <w:right w:val="single" w:sz="6" w:space="0" w:color="C4C7C5"/>
-            </w:tcBorders>
-            <w:tcMar>
-              <w:top w:w="120" w:type="dxa"/>
-              <w:left w:w="180" w:type="dxa"/>
-              <w:bottom w:w="120" w:type="dxa"/>
-              <w:right w:w="180" w:type="dxa"/>
-            </w:tcMar>
-            <w:vAlign w:val="center"/>
-            <w:hideMark/>
+            <w:tcW w:w="2242" w:type="dxa"/>
           </w:tcPr>
           <w:p>
             <w:pPr>
-              <w:spacing w:beforeAutospacing="1" w:after="100" w:afterAutospacing="1" w:line="240" w:lineRule="auto"/>
+              <w:spacing w:beforeAutospacing="1" w:after="100" w:afterAutospacing="1"/>
               <w:rPr>
-                <w:rFonts w:ascii="Times New Roman" w:eastAsia="Times New Roman" w:hAnsi="Times New Roman" w:cs="Times New Roman"/>
+                <w:rFonts w:ascii="Arial" w:eastAsia="Times New Roman" w:hAnsi="Arial" w:cs="Arial"/>
                 <w:b/>
                 <w:bCs/>
-                <w:sz w:val="24"/>
+                <w:sz w:val="20"/>
                 <w:szCs w:val="24"/>
-                <w:lang w:val="en-US"/>
+                <w:lang w:val="es-ES"/>
               </w:rPr>
             </w:pPr>
             <w:r>
               <w:rPr>
-                <w:rFonts w:ascii="Times New Roman" w:eastAsia="Times New Roman" w:hAnsi="Times New Roman" w:cs="Times New Roman"/>
+                <w:rFonts w:ascii="Arial" w:eastAsia="Times New Roman" w:hAnsi="Arial" w:cs="Arial"/>
                 <w:b/>
                 <w:bCs/>
-                <w:sz w:val="24"/>
+                <w:sz w:val="20"/>
                 <w:szCs w:val="24"/>
                 <w:lang w:val="en-US"/>
               </w:rPr>
@@ -2388,10 +3713,10 @@
             <w:proofErr w:type="spellStart"/>
             <w:r>
               <w:rPr>
-                <w:rFonts w:ascii="Times New Roman" w:eastAsia="Times New Roman" w:hAnsi="Times New Roman" w:cs="Times New Roman"/>
+                <w:rFonts w:ascii="Arial" w:eastAsia="Times New Roman" w:hAnsi="Arial" w:cs="Arial"/>
                 <w:b/>
                 <w:bCs/>
-                <w:sz w:val="24"/>
+                <w:sz w:val="20"/>
                 <w:szCs w:val="24"/>
                 <w:lang w:val="en-US"/>
               </w:rPr>
@@ -2400,10 +3725,10 @@
             <w:proofErr w:type="spellEnd"/>
             <w:r>
               <w:rPr>
-                <w:rFonts w:ascii="Times New Roman" w:eastAsia="Times New Roman" w:hAnsi="Times New Roman" w:cs="Times New Roman"/>
+                <w:rFonts w:ascii="Arial" w:eastAsia="Times New Roman" w:hAnsi="Arial" w:cs="Arial"/>
                 <w:b/>
                 <w:bCs/>
-                <w:sz w:val="24"/>
+                <w:sz w:val="20"/>
                 <w:szCs w:val="24"/>
                 <w:lang w:val="en-US"/>
               </w:rPr>
@@ -2411,110 +3736,61 @@
             </w:r>
           </w:p>
         </w:tc>
-      </w:tr>
-      <w:tr>
-        <w:trPr>
-          <w:tblCellSpacing w:w="15" w:type="dxa"/>
-        </w:trPr>
         <w:tc>
           <w:tcPr>
-            <w:tcW w:w="0" w:type="auto"/>
-            <w:tcBorders>
-              <w:top w:val="single" w:sz="6" w:space="0" w:color="C4C7C5"/>
-              <w:left w:val="single" w:sz="6" w:space="0" w:color="C4C7C5"/>
-              <w:bottom w:val="single" w:sz="6" w:space="0" w:color="C4C7C5"/>
-              <w:right w:val="single" w:sz="6" w:space="0" w:color="C4C7C5"/>
-            </w:tcBorders>
-            <w:tcMar>
-              <w:top w:w="120" w:type="dxa"/>
-              <w:left w:w="180" w:type="dxa"/>
-              <w:bottom w:w="120" w:type="dxa"/>
-              <w:right w:w="180" w:type="dxa"/>
-            </w:tcMar>
-            <w:vAlign w:val="center"/>
-            <w:hideMark/>
+            <w:tcW w:w="2243" w:type="dxa"/>
           </w:tcPr>
           <w:p>
             <w:pPr>
-              <w:spacing w:beforeAutospacing="1" w:after="100" w:afterAutospacing="1" w:line="240" w:lineRule="auto"/>
+              <w:spacing w:beforeAutospacing="1" w:after="100" w:afterAutospacing="1"/>
               <w:rPr>
-                <w:rFonts w:ascii="Times New Roman" w:eastAsia="Times New Roman" w:hAnsi="Times New Roman" w:cs="Times New Roman"/>
+                <w:rFonts w:ascii="Arial" w:eastAsia="Times New Roman" w:hAnsi="Arial" w:cs="Arial"/>
                 <w:b/>
                 <w:bCs/>
-                <w:sz w:val="24"/>
+                <w:sz w:val="20"/>
                 <w:szCs w:val="24"/>
                 <w:lang w:val="es-ES"/>
               </w:rPr>
             </w:pPr>
             <w:r>
               <w:rPr>
-                <w:rFonts w:ascii="Times New Roman" w:eastAsia="Times New Roman" w:hAnsi="Times New Roman" w:cs="Times New Roman"/>
+                <w:rFonts w:ascii="Arial" w:eastAsia="Times New Roman" w:hAnsi="Arial" w:cs="Arial"/>
                 <w:b/>
                 <w:bCs/>
-                <w:sz w:val="24"/>
+                <w:sz w:val="20"/>
                 <w:szCs w:val="24"/>
                 <w:lang w:val="es-ES"/>
               </w:rPr>
-              <w:t xml:space="preserve">Pasarelas de Pago </w:t>
+              <w:t>PAGO DE SERVICIOS BASICOS (LUZ - AGUA)</w:t>
             </w:r>
-            <w:proofErr w:type="spellStart"/>
-            <w:r>
+          </w:p>
+        </w:tc>
+      </w:tr>
+      <w:tr>
+        <w:tc>
+          <w:tcPr>
+            <w:tcW w:w="2242" w:type="dxa"/>
+          </w:tcPr>
+          <w:p>
+            <w:pPr>
+              <w:spacing w:beforeAutospacing="1" w:after="100" w:afterAutospacing="1"/>
               <w:rPr>
-                <w:rFonts w:ascii="Times New Roman" w:eastAsia="Times New Roman" w:hAnsi="Times New Roman" w:cs="Times New Roman"/>
+                <w:rFonts w:ascii="Arial" w:eastAsia="Times New Roman" w:hAnsi="Arial" w:cs="Arial"/>
                 <w:b/>
                 <w:bCs/>
-                <w:sz w:val="24"/>
-                <w:szCs w:val="24"/>
-                <w:lang w:val="es-ES"/>
-              </w:rPr>
-              <w:t>Agregadoras</w:t>
-            </w:r>
-            <w:proofErr w:type="spellEnd"/>
-          </w:p>
-          <w:p>
-            <w:pPr>
-              <w:spacing w:beforeAutospacing="1" w:after="100" w:afterAutospacing="1" w:line="240" w:lineRule="auto"/>
-              <w:rPr>
-                <w:rFonts w:ascii="Times New Roman" w:eastAsia="Times New Roman" w:hAnsi="Times New Roman" w:cs="Times New Roman"/>
-                <w:b/>
-                <w:bCs/>
-                <w:sz w:val="24"/>
+                <w:sz w:val="20"/>
                 <w:szCs w:val="24"/>
                 <w:lang w:val="es-ES"/>
               </w:rPr>
             </w:pPr>
             <w:r>
               <w:rPr>
-                <w:rFonts w:ascii="Times New Roman" w:eastAsia="Times New Roman" w:hAnsi="Times New Roman" w:cs="Times New Roman"/>
-                <w:b/>
-                <w:bCs/>
-                <w:sz w:val="24"/>
-                <w:szCs w:val="24"/>
-                <w:lang w:val="es-ES"/>
-              </w:rPr>
-              <w:br/>
-            </w:r>
-          </w:p>
-          <w:p>
-            <w:pPr>
-              <w:spacing w:beforeAutospacing="1" w:after="100" w:afterAutospacing="1" w:line="240" w:lineRule="auto"/>
-              <w:rPr>
-                <w:rFonts w:ascii="Times New Roman" w:eastAsia="Times New Roman" w:hAnsi="Times New Roman" w:cs="Times New Roman"/>
-                <w:b/>
-                <w:bCs/>
-                <w:sz w:val="24"/>
-                <w:szCs w:val="24"/>
-                <w:lang w:val="es-ES"/>
-              </w:rPr>
-            </w:pPr>
-            <w:r>
-              <w:rPr>
-                <w:rFonts w:ascii="Times New Roman" w:eastAsia="Times New Roman" w:hAnsi="Times New Roman" w:cs="Times New Roman"/>
+                <w:rFonts w:ascii="Arial" w:eastAsia="Times New Roman" w:hAnsi="Arial" w:cs="Arial"/>
                 <w:b/>
                 <w:bCs/>
                 <w:i/>
                 <w:iCs/>
-                <w:sz w:val="24"/>
+                <w:sz w:val="20"/>
                 <w:szCs w:val="24"/>
                 <w:lang w:val="es-ES"/>
               </w:rPr>
@@ -2523,12 +3799,12 @@
             <w:proofErr w:type="spellStart"/>
             <w:r>
               <w:rPr>
-                <w:rFonts w:ascii="Times New Roman" w:eastAsia="Times New Roman" w:hAnsi="Times New Roman" w:cs="Times New Roman"/>
+                <w:rFonts w:ascii="Arial" w:eastAsia="Times New Roman" w:hAnsi="Arial" w:cs="Arial"/>
                 <w:b/>
                 <w:bCs/>
                 <w:i/>
                 <w:iCs/>
-                <w:sz w:val="24"/>
+                <w:sz w:val="20"/>
                 <w:szCs w:val="24"/>
                 <w:lang w:val="es-ES"/>
               </w:rPr>
@@ -2537,199 +3813,517 @@
             <w:proofErr w:type="spellEnd"/>
             <w:r>
               <w:rPr>
-                <w:rFonts w:ascii="Times New Roman" w:eastAsia="Times New Roman" w:hAnsi="Times New Roman" w:cs="Times New Roman"/>
+                <w:rFonts w:ascii="Arial" w:eastAsia="Times New Roman" w:hAnsi="Arial" w:cs="Arial"/>
                 <w:b/>
                 <w:bCs/>
                 <w:i/>
                 <w:iCs/>
-                <w:sz w:val="24"/>
+                <w:sz w:val="20"/>
                 <w:szCs w:val="24"/>
                 <w:lang w:val="es-ES"/>
               </w:rPr>
-              <w:t>: Libélula</w:t>
-            </w:r>
-            <w:r>
-              <w:rPr>
-                <w:rFonts w:ascii="Times New Roman" w:eastAsia="Times New Roman" w:hAnsi="Times New Roman" w:cs="Times New Roman"/>
-                <w:b/>
-                <w:bCs/>
-                <w:i/>
-                <w:iCs/>
-                <w:sz w:val="24"/>
-                <w:szCs w:val="24"/>
-                <w:lang w:val="es-ES"/>
-              </w:rPr>
-              <w:t>)</w:t>
+              <w:t>: Libélula)</w:t>
             </w:r>
           </w:p>
         </w:tc>
         <w:tc>
           <w:tcPr>
-            <w:tcW w:w="0" w:type="auto"/>
-            <w:tcBorders>
-              <w:top w:val="single" w:sz="6" w:space="0" w:color="C4C7C5"/>
-              <w:left w:val="single" w:sz="6" w:space="0" w:color="C4C7C5"/>
-              <w:bottom w:val="single" w:sz="6" w:space="0" w:color="C4C7C5"/>
-              <w:right w:val="single" w:sz="6" w:space="0" w:color="C4C7C5"/>
-            </w:tcBorders>
-            <w:tcMar>
-              <w:top w:w="120" w:type="dxa"/>
-              <w:left w:w="180" w:type="dxa"/>
-              <w:bottom w:w="120" w:type="dxa"/>
-              <w:right w:w="180" w:type="dxa"/>
-            </w:tcMar>
+            <w:tcW w:w="2242" w:type="dxa"/>
             <w:vAlign w:val="center"/>
-            <w:hideMark/>
           </w:tcPr>
           <w:p>
             <w:pPr>
               <w:pStyle w:val="NormalWeb"/>
               <w:rPr>
+                <w:rFonts w:ascii="Arial" w:hAnsi="Arial" w:cs="Arial"/>
+                <w:sz w:val="20"/>
                 <w:lang w:val="es-ES"/>
               </w:rPr>
             </w:pPr>
-            <w:proofErr w:type="gramStart"/>
             <w:r>
               <w:rPr>
-                <w:rFonts w:hAnsi="Symbol"/>
+                <w:rFonts w:ascii="Arial" w:hAnsi="Arial" w:cs="Arial"/>
+                <w:sz w:val="20"/>
+                <w:lang w:val="es-ES"/>
               </w:rPr>
-              <w:t></w:t>
+              <w:t>Permite consultar en tiempo real las deudas de servicios básicos del usuario y, al recibir el pago mediante el QR unificado, la pasarela deriva automáticamente el dinero de agua y luz a la empresa pública distribuidora y las expensas a la cuenta del condominio.</w:t>
             </w:r>
             <w:r>
               <w:rPr>
+                <w:rFonts w:ascii="Arial" w:hAnsi="Arial" w:cs="Arial"/>
+                <w:sz w:val="20"/>
                 <w:lang w:val="es-ES"/>
               </w:rPr>
-              <w:t xml:space="preserve">  </w:t>
+              <w:t xml:space="preserve"> </w:t>
             </w:r>
             <w:r>
               <w:rPr>
+                <w:rFonts w:ascii="Arial" w:hAnsi="Arial" w:cs="Arial"/>
                 <w:b/>
                 <w:bCs/>
+                <w:sz w:val="20"/>
                 <w:lang w:val="es-ES"/>
               </w:rPr>
-              <w:t>Dispersión</w:t>
-            </w:r>
-            <w:proofErr w:type="gramEnd"/>
-            <w:r>
-              <w:rPr>
-                <w:b/>
-                <w:bCs/>
-                <w:lang w:val="es-ES"/>
-              </w:rPr>
-              <w:t xml:space="preserve"> Inteligente y Consulta Integrada:</w:t>
+              <w:t>Costo Inicial Cero:</w:t>
             </w:r>
             <w:r>
               <w:rPr>
-                <w:lang w:val="es-ES"/>
-              </w:rPr>
-              <w:t xml:space="preserve"> Permite consultar en tiempo real las deudas de servicios básicos del usuario y, al recibir el pago mediante el QR unificado, la pasarela deriva automáticamente el dinero de </w:t>
-            </w:r>
-            <w:r>
-              <w:rPr>
-                <w:lang w:val="es-ES"/>
-              </w:rPr>
-              <w:lastRenderedPageBreak/>
-              <w:t>agua y luz a la empresa pública distribuidora y las expensas a la cuenta del condominio.</w:t>
-            </w:r>
-          </w:p>
-          <w:p>
-            <w:pPr>
-              <w:pStyle w:val="NormalWeb"/>
-              <w:rPr>
-                <w:lang w:val="es-ES"/>
-              </w:rPr>
-            </w:pPr>
-            <w:proofErr w:type="gramStart"/>
-            <w:r>
-              <w:rPr>
-                <w:rFonts w:hAnsi="Symbol"/>
-              </w:rPr>
-              <w:t></w:t>
-            </w:r>
-            <w:r>
-              <w:rPr>
-                <w:lang w:val="es-ES"/>
-              </w:rPr>
-              <w:t xml:space="preserve">  </w:t>
-            </w:r>
-            <w:r>
-              <w:rPr>
-                <w:b/>
-                <w:bCs/>
-                <w:lang w:val="es-ES"/>
-              </w:rPr>
-              <w:t>Costo</w:t>
-            </w:r>
-            <w:proofErr w:type="gramEnd"/>
-            <w:r>
-              <w:rPr>
-                <w:b/>
-                <w:bCs/>
-                <w:lang w:val="es-ES"/>
-              </w:rPr>
-              <w:t xml:space="preserve"> Inicial Cero:</w:t>
-            </w:r>
-            <w:r>
-              <w:rPr>
+                <w:rFonts w:ascii="Arial" w:hAnsi="Arial" w:cs="Arial"/>
+                <w:sz w:val="20"/>
                 <w:lang w:val="es-ES"/>
               </w:rPr>
               <w:t xml:space="preserve"> No cobran por concepto de afiliación ni mantenimiento mensual (Bs. 0). </w:t>
             </w:r>
           </w:p>
+        </w:tc>
+        <w:tc>
+          <w:tcPr>
+            <w:tcW w:w="2242" w:type="dxa"/>
+          </w:tcPr>
           <w:p>
             <w:pPr>
-              <w:pStyle w:val="NormalWeb"/>
+              <w:spacing w:beforeAutospacing="1" w:after="100" w:afterAutospacing="1"/>
               <w:rPr>
+                <w:rFonts w:ascii="Arial" w:eastAsia="Times New Roman" w:hAnsi="Arial" w:cs="Arial"/>
+                <w:b/>
+                <w:bCs/>
+                <w:sz w:val="20"/>
+                <w:szCs w:val="24"/>
                 <w:lang w:val="es-ES"/>
               </w:rPr>
             </w:pPr>
-            <w:proofErr w:type="gramStart"/>
             <w:r>
               <w:rPr>
-                <w:rFonts w:hAnsi="Symbol"/>
+                <w:rFonts w:ascii="Arial" w:eastAsia="Times New Roman" w:hAnsi="Arial" w:cs="Arial"/>
+                <w:bCs/>
+                <w:sz w:val="20"/>
+                <w:szCs w:val="24"/>
+                <w:lang w:val="es-ES"/>
               </w:rPr>
-              <w:t></w:t>
+              <w:t>Comisión por Transacción: Cobran entre el 2.0% y 3.0% por cada pago exitoso (en el caso de Libélula es del 2.5%). Tiempo de Depósito: Los</w:t>
             </w:r>
             <w:r>
               <w:rPr>
+                <w:rFonts w:ascii="Arial" w:eastAsia="Times New Roman" w:hAnsi="Arial" w:cs="Arial"/>
+                <w:bCs/>
+                <w:sz w:val="20"/>
+                <w:szCs w:val="24"/>
                 <w:lang w:val="es-ES"/>
               </w:rPr>
-              <w:t xml:space="preserve">  </w:t>
-            </w:r>
-            <w:proofErr w:type="spellStart"/>
-            <w:r>
-              <w:rPr>
-                <w:b/>
-                <w:bCs/>
-                <w:lang w:val="es-ES"/>
-              </w:rPr>
-              <w:t>Multicanalidad</w:t>
-            </w:r>
-            <w:proofErr w:type="spellEnd"/>
-            <w:proofErr w:type="gramEnd"/>
-            <w:r>
-              <w:rPr>
-                <w:b/>
-                <w:bCs/>
-                <w:lang w:val="es-ES"/>
-              </w:rPr>
-              <w:t xml:space="preserve"> Interoperable:</w:t>
+              <w:t xml:space="preserve"> </w:t>
             </w:r>
             <w:r>
               <w:rPr>
+                <w:rFonts w:ascii="Arial" w:eastAsia="Times New Roman" w:hAnsi="Arial" w:cs="Arial"/>
+                <w:bCs/>
+                <w:sz w:val="20"/>
+                <w:szCs w:val="24"/>
                 <w:lang w:val="es-ES"/>
               </w:rPr>
-              <w:t xml:space="preserve"> Procesa pagos desde cualquier app bancaria (QR Simple), tarjetas y billeteras móviles.</w:t>
+              <w:t>fondos del condominio tardan entre 24 y 48 horas hábiles en abonarse a su cuenta bancaria.</w:t>
             </w:r>
           </w:p>
+        </w:tc>
+        <w:tc>
+          <w:tcPr>
+            <w:tcW w:w="2243" w:type="dxa"/>
+          </w:tcPr>
           <w:p>
             <w:pPr>
-              <w:spacing w:beforeAutospacing="1" w:after="100" w:afterAutospacing="1" w:line="240" w:lineRule="auto"/>
+              <w:spacing w:beforeAutospacing="1" w:after="100" w:afterAutospacing="1"/>
+              <w:jc w:val="center"/>
               <w:rPr>
-                <w:rFonts w:ascii="Times New Roman" w:eastAsia="Times New Roman" w:hAnsi="Times New Roman" w:cs="Times New Roman"/>
+                <w:rFonts w:ascii="Arial" w:eastAsia="Times New Roman" w:hAnsi="Arial" w:cs="Arial"/>
                 <w:b/>
                 <w:bCs/>
-                <w:sz w:val="24"/>
+                <w:sz w:val="20"/>
+                <w:szCs w:val="24"/>
+                <w:lang w:val="es-ES"/>
+              </w:rPr>
+            </w:pPr>
+            <w:r>
+              <w:rPr>
+                <w:rFonts w:ascii="Arial" w:eastAsia="Times New Roman" w:hAnsi="Arial" w:cs="Arial"/>
+                <w:b/>
+                <w:bCs/>
+                <w:sz w:val="20"/>
+                <w:szCs w:val="24"/>
+                <w:lang w:val="es-ES"/>
+              </w:rPr>
+              <w:t>SI</w:t>
+            </w:r>
+          </w:p>
+        </w:tc>
+      </w:tr>
+      <w:tr>
+        <w:tc>
+          <w:tcPr>
+            <w:tcW w:w="2242" w:type="dxa"/>
+          </w:tcPr>
+          <w:p>
+            <w:pPr>
+              <w:spacing w:beforeAutospacing="1" w:after="100" w:afterAutospacing="1"/>
+              <w:rPr>
+                <w:rFonts w:ascii="Arial" w:eastAsia="Times New Roman" w:hAnsi="Arial" w:cs="Arial"/>
+                <w:b/>
+                <w:bCs/>
+                <w:sz w:val="20"/>
+                <w:szCs w:val="24"/>
+                <w:lang w:val="es-ES"/>
+              </w:rPr>
+            </w:pPr>
+            <w:r>
+              <w:rPr>
+                <w:rFonts w:ascii="Arial" w:eastAsia="Times New Roman" w:hAnsi="Arial" w:cs="Arial"/>
+                <w:b/>
+                <w:bCs/>
+                <w:sz w:val="20"/>
+                <w:szCs w:val="24"/>
+                <w:lang w:val="es-ES"/>
+              </w:rPr>
+              <w:t>ECONOMICO</w:t>
+            </w:r>
+          </w:p>
+        </w:tc>
+        <w:tc>
+          <w:tcPr>
+            <w:tcW w:w="2242" w:type="dxa"/>
+          </w:tcPr>
+          <w:p>
+            <w:pPr>
+              <w:spacing w:beforeAutospacing="1" w:after="100" w:afterAutospacing="1"/>
+              <w:rPr>
+                <w:rFonts w:ascii="Arial" w:eastAsia="Times New Roman" w:hAnsi="Arial" w:cs="Arial"/>
+                <w:bCs/>
+                <w:sz w:val="20"/>
+                <w:szCs w:val="24"/>
+                <w:lang w:val="es-ES"/>
+              </w:rPr>
+            </w:pPr>
+            <w:r>
+              <w:rPr>
+                <w:rFonts w:ascii="Arial" w:eastAsia="Times New Roman" w:hAnsi="Arial" w:cs="Arial"/>
+                <w:bCs/>
+                <w:sz w:val="20"/>
+                <w:szCs w:val="24"/>
+                <w:lang w:val="es-ES"/>
+              </w:rPr>
+              <w:t>Comisión: 0% por uso de integración de servicio API, por transacciones</w:t>
+            </w:r>
+          </w:p>
+        </w:tc>
+        <w:tc>
+          <w:tcPr>
+            <w:tcW w:w="2242" w:type="dxa"/>
+          </w:tcPr>
+          <w:p>
+            <w:pPr>
+              <w:spacing w:beforeAutospacing="1" w:after="100" w:afterAutospacing="1"/>
+              <w:rPr>
+                <w:rFonts w:ascii="Arial" w:eastAsia="Times New Roman" w:hAnsi="Arial" w:cs="Arial"/>
+                <w:bCs/>
+                <w:sz w:val="20"/>
+                <w:szCs w:val="24"/>
+                <w:lang w:val="es-ES"/>
+              </w:rPr>
+            </w:pPr>
+            <w:r>
+              <w:rPr>
+                <w:rFonts w:ascii="Arial" w:eastAsia="Times New Roman" w:hAnsi="Arial" w:cs="Arial"/>
+                <w:bCs/>
+                <w:sz w:val="20"/>
+                <w:szCs w:val="24"/>
+                <w:lang w:val="es-ES"/>
+              </w:rPr>
+              <w:t xml:space="preserve">Tener cuenta Personal/Jurídica </w:t>
+            </w:r>
+          </w:p>
+        </w:tc>
+        <w:tc>
+          <w:tcPr>
+            <w:tcW w:w="2243" w:type="dxa"/>
+          </w:tcPr>
+          <w:p>
+            <w:pPr>
+              <w:spacing w:beforeAutospacing="1" w:after="100" w:afterAutospacing="1"/>
+              <w:jc w:val="center"/>
+              <w:rPr>
+                <w:rFonts w:ascii="Arial" w:eastAsia="Times New Roman" w:hAnsi="Arial" w:cs="Arial"/>
+                <w:b/>
+                <w:bCs/>
+                <w:sz w:val="20"/>
+                <w:szCs w:val="24"/>
+                <w:lang w:val="es-ES"/>
+              </w:rPr>
+            </w:pPr>
+            <w:r>
+              <w:rPr>
+                <w:rFonts w:ascii="Arial" w:eastAsia="Times New Roman" w:hAnsi="Arial" w:cs="Arial"/>
+                <w:b/>
+                <w:bCs/>
+                <w:sz w:val="20"/>
+                <w:szCs w:val="24"/>
+                <w:lang w:val="es-ES"/>
+              </w:rPr>
+              <w:t>NO</w:t>
+            </w:r>
+          </w:p>
+        </w:tc>
+      </w:tr>
+      <w:tr>
+        <w:tc>
+          <w:tcPr>
+            <w:tcW w:w="2242" w:type="dxa"/>
+          </w:tcPr>
+          <w:p>
+            <w:pPr>
+              <w:spacing w:beforeAutospacing="1" w:after="100" w:afterAutospacing="1"/>
+              <w:rPr>
+                <w:rFonts w:ascii="Arial" w:eastAsia="Times New Roman" w:hAnsi="Arial" w:cs="Arial"/>
+                <w:b/>
+                <w:bCs/>
+                <w:sz w:val="20"/>
+                <w:szCs w:val="24"/>
+                <w:lang w:val="es-ES"/>
+              </w:rPr>
+            </w:pPr>
+            <w:r>
+              <w:rPr>
+                <w:rFonts w:ascii="Arial" w:eastAsia="Times New Roman" w:hAnsi="Arial" w:cs="Arial"/>
+                <w:b/>
+                <w:bCs/>
+                <w:sz w:val="20"/>
+                <w:szCs w:val="24"/>
+                <w:lang w:val="es-ES"/>
+              </w:rPr>
+              <w:t>BNB</w:t>
+            </w:r>
+          </w:p>
+        </w:tc>
+        <w:tc>
+          <w:tcPr>
+            <w:tcW w:w="2242" w:type="dxa"/>
+          </w:tcPr>
+          <w:p>
+            <w:pPr>
+              <w:spacing w:beforeAutospacing="1" w:after="100" w:afterAutospacing="1"/>
+              <w:rPr>
+                <w:rFonts w:ascii="Arial" w:eastAsia="Times New Roman" w:hAnsi="Arial" w:cs="Arial"/>
+                <w:bCs/>
+                <w:sz w:val="20"/>
+                <w:szCs w:val="24"/>
+                <w:lang w:val="es-ES"/>
+              </w:rPr>
+            </w:pPr>
+            <w:r>
+              <w:rPr>
+                <w:rFonts w:ascii="Arial" w:eastAsia="Times New Roman" w:hAnsi="Arial" w:cs="Arial"/>
+                <w:bCs/>
+                <w:sz w:val="20"/>
+                <w:szCs w:val="24"/>
+                <w:lang w:val="es-ES"/>
+              </w:rPr>
+              <w:t>Comisión: 0% por uso de integración de servicio API, por transacciones</w:t>
+            </w:r>
+          </w:p>
+        </w:tc>
+        <w:tc>
+          <w:tcPr>
+            <w:tcW w:w="2242" w:type="dxa"/>
+          </w:tcPr>
+          <w:p>
+            <w:pPr>
+              <w:spacing w:beforeAutospacing="1" w:after="100" w:afterAutospacing="1"/>
+              <w:rPr>
+                <w:rFonts w:ascii="Arial" w:eastAsia="Times New Roman" w:hAnsi="Arial" w:cs="Arial"/>
+                <w:bCs/>
+                <w:sz w:val="20"/>
+                <w:szCs w:val="24"/>
+                <w:lang w:val="es-ES"/>
+              </w:rPr>
+            </w:pPr>
+            <w:r>
+              <w:rPr>
+                <w:rFonts w:ascii="Arial" w:eastAsia="Times New Roman" w:hAnsi="Arial" w:cs="Arial"/>
+                <w:bCs/>
+                <w:sz w:val="20"/>
+                <w:szCs w:val="24"/>
+                <w:lang w:val="es-ES"/>
+              </w:rPr>
+              <w:t xml:space="preserve">Tener cuenta Personal/Jurídica </w:t>
+            </w:r>
+          </w:p>
+        </w:tc>
+        <w:tc>
+          <w:tcPr>
+            <w:tcW w:w="2243" w:type="dxa"/>
+          </w:tcPr>
+          <w:p>
+            <w:pPr>
+              <w:spacing w:beforeAutospacing="1" w:after="100" w:afterAutospacing="1"/>
+              <w:jc w:val="center"/>
+              <w:rPr>
+                <w:rFonts w:ascii="Arial" w:eastAsia="Times New Roman" w:hAnsi="Arial" w:cs="Arial"/>
+                <w:b/>
+                <w:bCs/>
+                <w:sz w:val="20"/>
+                <w:szCs w:val="24"/>
+                <w:lang w:val="es-ES"/>
+              </w:rPr>
+            </w:pPr>
+            <w:r>
+              <w:rPr>
+                <w:rFonts w:ascii="Arial" w:eastAsia="Times New Roman" w:hAnsi="Arial" w:cs="Arial"/>
+                <w:b/>
+                <w:bCs/>
+                <w:sz w:val="20"/>
+                <w:szCs w:val="24"/>
+                <w:lang w:val="es-ES"/>
+              </w:rPr>
+              <w:t>NO</w:t>
+            </w:r>
+          </w:p>
+        </w:tc>
+      </w:tr>
+      <w:tr>
+        <w:tc>
+          <w:tcPr>
+            <w:tcW w:w="2242" w:type="dxa"/>
+          </w:tcPr>
+          <w:p>
+            <w:pPr>
+              <w:spacing w:beforeAutospacing="1" w:after="100" w:afterAutospacing="1"/>
+              <w:rPr>
+                <w:rFonts w:ascii="Arial" w:eastAsia="Times New Roman" w:hAnsi="Arial" w:cs="Arial"/>
+                <w:b/>
+                <w:bCs/>
+                <w:sz w:val="20"/>
+                <w:szCs w:val="24"/>
+                <w:lang w:val="es-ES"/>
+              </w:rPr>
+            </w:pPr>
+            <w:r>
+              <w:rPr>
+                <w:rFonts w:ascii="Arial" w:eastAsia="Times New Roman" w:hAnsi="Arial" w:cs="Arial"/>
+                <w:b/>
+                <w:bCs/>
+                <w:sz w:val="20"/>
+                <w:szCs w:val="24"/>
+                <w:lang w:val="es-ES"/>
+              </w:rPr>
+              <w:t>BISA</w:t>
+            </w:r>
+          </w:p>
+        </w:tc>
+        <w:tc>
+          <w:tcPr>
+            <w:tcW w:w="2242" w:type="dxa"/>
+          </w:tcPr>
+          <w:p>
+            <w:pPr>
+              <w:spacing w:beforeAutospacing="1" w:after="100" w:afterAutospacing="1"/>
+              <w:rPr>
+                <w:rFonts w:ascii="Arial" w:eastAsia="Times New Roman" w:hAnsi="Arial" w:cs="Arial"/>
+                <w:b/>
+                <w:bCs/>
+                <w:sz w:val="20"/>
+                <w:szCs w:val="24"/>
+                <w:lang w:val="es-ES"/>
+              </w:rPr>
+            </w:pPr>
+            <w:r>
+              <w:rPr>
+                <w:rFonts w:ascii="Arial" w:eastAsia="Times New Roman" w:hAnsi="Arial" w:cs="Arial"/>
+                <w:bCs/>
+                <w:sz w:val="20"/>
+                <w:szCs w:val="24"/>
+                <w:lang w:val="es-ES"/>
+              </w:rPr>
+              <w:t>Comisión: 0% por uso de integración de servicio API, por transacciones</w:t>
+            </w:r>
+          </w:p>
+        </w:tc>
+        <w:tc>
+          <w:tcPr>
+            <w:tcW w:w="2242" w:type="dxa"/>
+          </w:tcPr>
+          <w:p>
+            <w:pPr>
+              <w:spacing w:beforeAutospacing="1" w:after="100" w:afterAutospacing="1"/>
+              <w:rPr>
+                <w:rFonts w:ascii="Arial" w:eastAsia="Times New Roman" w:hAnsi="Arial" w:cs="Arial"/>
+                <w:bCs/>
+                <w:sz w:val="20"/>
+                <w:szCs w:val="24"/>
+                <w:lang w:val="es-ES"/>
+              </w:rPr>
+            </w:pPr>
+            <w:r>
+              <w:rPr>
+                <w:rFonts w:ascii="Arial" w:eastAsia="Times New Roman" w:hAnsi="Arial" w:cs="Arial"/>
+                <w:bCs/>
+                <w:sz w:val="20"/>
+                <w:szCs w:val="24"/>
+                <w:lang w:val="es-ES"/>
+              </w:rPr>
+              <w:t>Tener cuenta Personal/Jurídica</w:t>
+            </w:r>
+            <w:r>
+              <w:rPr>
+                <w:rFonts w:ascii="Arial" w:eastAsia="Times New Roman" w:hAnsi="Arial" w:cs="Arial"/>
+                <w:bCs/>
+                <w:sz w:val="20"/>
+                <w:szCs w:val="24"/>
+                <w:lang w:val="es-ES"/>
+              </w:rPr>
+              <w:t>. Pendiente en saber comisión de  pago de servicios básicos</w:t>
+            </w:r>
+          </w:p>
+        </w:tc>
+        <w:tc>
+          <w:tcPr>
+            <w:tcW w:w="2243" w:type="dxa"/>
+          </w:tcPr>
+          <w:p>
+            <w:pPr>
+              <w:spacing w:beforeAutospacing="1" w:after="100" w:afterAutospacing="1"/>
+              <w:jc w:val="center"/>
+              <w:rPr>
+                <w:rFonts w:ascii="Arial" w:eastAsia="Times New Roman" w:hAnsi="Arial" w:cs="Arial"/>
+                <w:b/>
+                <w:bCs/>
+                <w:sz w:val="20"/>
+                <w:szCs w:val="24"/>
+                <w:lang w:val="es-ES"/>
+              </w:rPr>
+            </w:pPr>
+            <w:r>
+              <w:rPr>
+                <w:rFonts w:ascii="Arial" w:eastAsia="Times New Roman" w:hAnsi="Arial" w:cs="Arial"/>
+                <w:b/>
+                <w:bCs/>
+                <w:sz w:val="20"/>
+                <w:szCs w:val="24"/>
+                <w:lang w:val="es-ES"/>
+              </w:rPr>
+              <w:t>SI</w:t>
+            </w:r>
+          </w:p>
+        </w:tc>
+      </w:tr>
+      <w:tr>
+        <w:tc>
+          <w:tcPr>
+            <w:tcW w:w="2242" w:type="dxa"/>
+          </w:tcPr>
+          <w:p>
+            <w:pPr>
+              <w:spacing w:beforeAutospacing="1" w:after="100" w:afterAutospacing="1"/>
+              <w:rPr>
+                <w:rFonts w:ascii="Arial" w:eastAsia="Times New Roman" w:hAnsi="Arial" w:cs="Arial"/>
+                <w:b/>
+                <w:bCs/>
+                <w:sz w:val="20"/>
                 <w:szCs w:val="24"/>
                 <w:lang w:val="es-ES"/>
               </w:rPr>
@@ -2738,377 +4332,57 @@
         </w:tc>
         <w:tc>
           <w:tcPr>
-            <w:tcW w:w="0" w:type="auto"/>
-            <w:tcBorders>
-              <w:top w:val="single" w:sz="6" w:space="0" w:color="C4C7C5"/>
-              <w:left w:val="single" w:sz="6" w:space="0" w:color="C4C7C5"/>
-              <w:bottom w:val="single" w:sz="6" w:space="0" w:color="C4C7C5"/>
-              <w:right w:val="single" w:sz="6" w:space="0" w:color="C4C7C5"/>
-            </w:tcBorders>
-            <w:tcMar>
-              <w:top w:w="120" w:type="dxa"/>
-              <w:left w:w="180" w:type="dxa"/>
-              <w:bottom w:w="120" w:type="dxa"/>
-              <w:right w:w="180" w:type="dxa"/>
-            </w:tcMar>
-            <w:vAlign w:val="center"/>
-            <w:hideMark/>
+            <w:tcW w:w="2242" w:type="dxa"/>
           </w:tcPr>
           <w:p>
             <w:pPr>
-              <w:spacing w:beforeAutospacing="1" w:after="100" w:afterAutospacing="1" w:line="240" w:lineRule="auto"/>
+              <w:spacing w:beforeAutospacing="1" w:after="100" w:afterAutospacing="1"/>
               <w:rPr>
-                <w:rFonts w:ascii="Times New Roman" w:eastAsia="Times New Roman" w:hAnsi="Times New Roman" w:cs="Times New Roman"/>
+                <w:rFonts w:ascii="Arial" w:eastAsia="Times New Roman" w:hAnsi="Arial" w:cs="Arial"/>
                 <w:b/>
                 <w:bCs/>
-                <w:sz w:val="24"/>
+                <w:sz w:val="20"/>
                 <w:szCs w:val="24"/>
                 <w:lang w:val="es-ES"/>
               </w:rPr>
             </w:pPr>
-            <w:r>
-              <w:rPr>
-                <w:rFonts w:ascii="Times New Roman" w:eastAsia="Times New Roman" w:hAnsi="Times New Roman" w:cs="Times New Roman"/>
-                <w:b/>
-                <w:bCs/>
-                <w:sz w:val="24"/>
-                <w:szCs w:val="24"/>
-                <w:lang w:val="es-ES"/>
-              </w:rPr>
-              <w:lastRenderedPageBreak/>
-              <w:t>Comisión por Transacción: Cobran entre el 2.0% y 3.0% por cada pago exitoso (en el caso de Libélula es del 2.5%).</w:t>
-            </w:r>
-            <w:r>
-              <w:rPr>
-                <w:rFonts w:ascii="Times New Roman" w:eastAsia="Times New Roman" w:hAnsi="Times New Roman" w:cs="Times New Roman"/>
-                <w:b/>
-                <w:bCs/>
-                <w:sz w:val="24"/>
-                <w:szCs w:val="24"/>
-                <w:lang w:val="es-ES"/>
-              </w:rPr>
-              <w:t xml:space="preserve"> </w:t>
-            </w:r>
-            <w:r>
-              <w:rPr>
-                <w:rFonts w:ascii="Times New Roman" w:eastAsia="Times New Roman" w:hAnsi="Times New Roman" w:cs="Times New Roman"/>
-                <w:b/>
-                <w:bCs/>
-                <w:sz w:val="24"/>
-                <w:szCs w:val="24"/>
-                <w:lang w:val="es-ES"/>
-              </w:rPr>
-              <w:t xml:space="preserve">Tiempo de Depósito: Los fondos del condominio tardan entre 24 y 48 horas hábiles en </w:t>
-            </w:r>
-            <w:r>
-              <w:rPr>
-                <w:rFonts w:ascii="Times New Roman" w:eastAsia="Times New Roman" w:hAnsi="Times New Roman" w:cs="Times New Roman"/>
-                <w:b/>
-                <w:bCs/>
-                <w:sz w:val="24"/>
-                <w:szCs w:val="24"/>
-                <w:lang w:val="es-ES"/>
-              </w:rPr>
-              <w:lastRenderedPageBreak/>
-              <w:t xml:space="preserve">abonarse a su cuenta bancaria. </w:t>
-            </w:r>
           </w:p>
         </w:tc>
-      </w:tr>
-      <w:tr>
-        <w:trPr>
-          <w:tblCellSpacing w:w="15" w:type="dxa"/>
-        </w:trPr>
         <w:tc>
           <w:tcPr>
-            <w:tcW w:w="0" w:type="auto"/>
-            <w:tcBorders>
-              <w:top w:val="single" w:sz="6" w:space="0" w:color="C4C7C5"/>
-              <w:left w:val="single" w:sz="6" w:space="0" w:color="C4C7C5"/>
-              <w:bottom w:val="single" w:sz="6" w:space="0" w:color="C4C7C5"/>
-              <w:right w:val="single" w:sz="6" w:space="0" w:color="C4C7C5"/>
-            </w:tcBorders>
-            <w:tcMar>
-              <w:top w:w="120" w:type="dxa"/>
-              <w:left w:w="180" w:type="dxa"/>
-              <w:bottom w:w="120" w:type="dxa"/>
-              <w:right w:w="180" w:type="dxa"/>
-            </w:tcMar>
-            <w:vAlign w:val="center"/>
-            <w:hideMark/>
+            <w:tcW w:w="2242" w:type="dxa"/>
           </w:tcPr>
           <w:p>
             <w:pPr>
-              <w:spacing w:beforeAutospacing="1" w:after="100" w:afterAutospacing="1" w:line="240" w:lineRule="auto"/>
+              <w:spacing w:beforeAutospacing="1" w:after="100" w:afterAutospacing="1"/>
               <w:rPr>
-                <w:rFonts w:ascii="Times New Roman" w:eastAsia="Times New Roman" w:hAnsi="Times New Roman" w:cs="Times New Roman"/>
+                <w:rFonts w:ascii="Arial" w:eastAsia="Times New Roman" w:hAnsi="Arial" w:cs="Arial"/>
                 <w:b/>
                 <w:bCs/>
-                <w:sz w:val="24"/>
+                <w:sz w:val="20"/>
                 <w:szCs w:val="24"/>
                 <w:lang w:val="es-ES"/>
               </w:rPr>
             </w:pPr>
-            <w:r>
+          </w:p>
+        </w:tc>
+        <w:tc>
+          <w:tcPr>
+            <w:tcW w:w="2243" w:type="dxa"/>
+          </w:tcPr>
+          <w:p>
+            <w:pPr>
+              <w:spacing w:beforeAutospacing="1" w:after="100" w:afterAutospacing="1"/>
+              <w:jc w:val="center"/>
               <w:rPr>
-                <w:rFonts w:ascii="Times New Roman" w:eastAsia="Times New Roman" w:hAnsi="Times New Roman" w:cs="Times New Roman"/>
+                <w:rFonts w:ascii="Arial" w:eastAsia="Times New Roman" w:hAnsi="Arial" w:cs="Arial"/>
                 <w:b/>
                 <w:bCs/>
-                <w:sz w:val="24"/>
-                <w:szCs w:val="24"/>
-                <w:lang w:val="es-ES"/>
-              </w:rPr>
-              <w:t>API Directa de Entidades Financieras</w:t>
-            </w:r>
-          </w:p>
-          <w:p>
-            <w:pPr>
-              <w:spacing w:beforeAutospacing="1" w:after="100" w:afterAutospacing="1" w:line="240" w:lineRule="auto"/>
-              <w:rPr>
-                <w:rFonts w:ascii="Times New Roman" w:eastAsia="Times New Roman" w:hAnsi="Times New Roman" w:cs="Times New Roman"/>
-                <w:b/>
-                <w:bCs/>
-                <w:sz w:val="24"/>
+                <w:sz w:val="20"/>
                 <w:szCs w:val="24"/>
                 <w:lang w:val="es-ES"/>
               </w:rPr>
             </w:pPr>
-            <w:r>
-              <w:rPr>
-                <w:rFonts w:ascii="Times New Roman" w:eastAsia="Times New Roman" w:hAnsi="Times New Roman" w:cs="Times New Roman"/>
-                <w:b/>
-                <w:bCs/>
-                <w:sz w:val="24"/>
-                <w:szCs w:val="24"/>
-                <w:lang w:val="es-ES"/>
-              </w:rPr>
-              <w:br/>
-            </w:r>
-          </w:p>
-          <w:p>
-            <w:pPr>
-              <w:spacing w:beforeAutospacing="1" w:after="100" w:afterAutospacing="1" w:line="240" w:lineRule="auto"/>
-              <w:rPr>
-                <w:rFonts w:ascii="Times New Roman" w:eastAsia="Times New Roman" w:hAnsi="Times New Roman" w:cs="Times New Roman"/>
-                <w:b/>
-                <w:bCs/>
-                <w:sz w:val="24"/>
-                <w:szCs w:val="24"/>
-                <w:lang w:val="es-ES"/>
-              </w:rPr>
-            </w:pPr>
-            <w:r>
-              <w:rPr>
-                <w:rFonts w:ascii="Times New Roman" w:eastAsia="Times New Roman" w:hAnsi="Times New Roman" w:cs="Times New Roman"/>
-                <w:b/>
-                <w:bCs/>
-                <w:i/>
-                <w:iCs/>
-                <w:sz w:val="24"/>
-                <w:szCs w:val="24"/>
-                <w:lang w:val="es-ES"/>
-              </w:rPr>
-              <w:t>(</w:t>
-            </w:r>
-            <w:proofErr w:type="spellStart"/>
-            <w:r>
-              <w:rPr>
-                <w:rFonts w:ascii="Times New Roman" w:eastAsia="Times New Roman" w:hAnsi="Times New Roman" w:cs="Times New Roman"/>
-                <w:b/>
-                <w:bCs/>
-                <w:i/>
-                <w:iCs/>
-                <w:sz w:val="24"/>
-                <w:szCs w:val="24"/>
-                <w:lang w:val="es-ES"/>
-              </w:rPr>
-              <w:t>Ej</w:t>
-            </w:r>
-            <w:proofErr w:type="spellEnd"/>
-            <w:r>
-              <w:rPr>
-                <w:rFonts w:ascii="Times New Roman" w:eastAsia="Times New Roman" w:hAnsi="Times New Roman" w:cs="Times New Roman"/>
-                <w:b/>
-                <w:bCs/>
-                <w:i/>
-                <w:iCs/>
-                <w:sz w:val="24"/>
-                <w:szCs w:val="24"/>
-                <w:lang w:val="es-ES"/>
-              </w:rPr>
-              <w:t xml:space="preserve">: </w:t>
-            </w:r>
-            <w:r>
-              <w:rPr>
-                <w:rFonts w:ascii="Times New Roman" w:eastAsia="Times New Roman" w:hAnsi="Times New Roman" w:cs="Times New Roman"/>
-                <w:b/>
-                <w:bCs/>
-                <w:i/>
-                <w:iCs/>
-                <w:sz w:val="24"/>
-                <w:szCs w:val="24"/>
-                <w:lang w:val="es-ES"/>
-              </w:rPr>
-              <w:t xml:space="preserve">BNB API </w:t>
-            </w:r>
-            <w:proofErr w:type="spellStart"/>
-            <w:r>
-              <w:rPr>
-                <w:rFonts w:ascii="Times New Roman" w:eastAsia="Times New Roman" w:hAnsi="Times New Roman" w:cs="Times New Roman"/>
-                <w:b/>
-                <w:bCs/>
-                <w:i/>
-                <w:iCs/>
-                <w:sz w:val="24"/>
-                <w:szCs w:val="24"/>
-                <w:lang w:val="es-ES"/>
-              </w:rPr>
-              <w:t>Market</w:t>
-            </w:r>
-            <w:proofErr w:type="spellEnd"/>
-            <w:r>
-              <w:rPr>
-                <w:rFonts w:ascii="Times New Roman" w:eastAsia="Times New Roman" w:hAnsi="Times New Roman" w:cs="Times New Roman"/>
-                <w:b/>
-                <w:bCs/>
-                <w:i/>
-                <w:iCs/>
-                <w:sz w:val="24"/>
-                <w:szCs w:val="24"/>
-                <w:lang w:val="es-ES"/>
-              </w:rPr>
-              <w:t>)</w:t>
-            </w:r>
-          </w:p>
-        </w:tc>
-        <w:tc>
-          <w:tcPr>
-            <w:tcW w:w="0" w:type="auto"/>
-            <w:tcBorders>
-              <w:top w:val="single" w:sz="6" w:space="0" w:color="C4C7C5"/>
-              <w:left w:val="single" w:sz="6" w:space="0" w:color="C4C7C5"/>
-              <w:bottom w:val="single" w:sz="6" w:space="0" w:color="C4C7C5"/>
-              <w:right w:val="single" w:sz="6" w:space="0" w:color="C4C7C5"/>
-            </w:tcBorders>
-            <w:tcMar>
-              <w:top w:w="120" w:type="dxa"/>
-              <w:left w:w="180" w:type="dxa"/>
-              <w:bottom w:w="120" w:type="dxa"/>
-              <w:right w:w="180" w:type="dxa"/>
-            </w:tcMar>
-            <w:vAlign w:val="center"/>
-            <w:hideMark/>
-          </w:tcPr>
-          <w:p>
-            <w:pPr>
-              <w:spacing w:beforeAutospacing="1" w:after="100" w:afterAutospacing="1" w:line="240" w:lineRule="auto"/>
-              <w:rPr>
-                <w:rFonts w:ascii="Times New Roman" w:eastAsia="Times New Roman" w:hAnsi="Times New Roman" w:cs="Times New Roman"/>
-                <w:b/>
-                <w:bCs/>
-                <w:sz w:val="24"/>
-                <w:szCs w:val="24"/>
-                <w:lang w:val="es-ES"/>
-              </w:rPr>
-            </w:pPr>
-            <w:r>
-              <w:rPr>
-                <w:rFonts w:ascii="Times New Roman" w:eastAsia="Times New Roman" w:hAnsi="Times New Roman" w:cs="Times New Roman"/>
-                <w:b/>
-                <w:bCs/>
-                <w:sz w:val="24"/>
-                <w:szCs w:val="24"/>
-                <w:lang w:val="es-ES"/>
-              </w:rPr>
-              <w:t>Comisiones Mínimas: El costo por transacción es muy bajo (entre 0.5% y 1.2%), ideal si el volumen de dinero del condominio es elevado.</w:t>
-            </w:r>
-            <w:r>
-              <w:rPr>
-                <w:rFonts w:ascii="Times New Roman" w:eastAsia="Times New Roman" w:hAnsi="Times New Roman" w:cs="Times New Roman"/>
-                <w:b/>
-                <w:bCs/>
-                <w:sz w:val="24"/>
-                <w:szCs w:val="24"/>
-                <w:lang w:val="es-ES"/>
-              </w:rPr>
-              <w:t xml:space="preserve"> </w:t>
-            </w:r>
-            <w:r>
-              <w:rPr>
-                <w:rFonts w:ascii="Times New Roman" w:eastAsia="Times New Roman" w:hAnsi="Times New Roman" w:cs="Times New Roman"/>
-                <w:b/>
-                <w:bCs/>
-                <w:sz w:val="24"/>
-                <w:szCs w:val="24"/>
-                <w:lang w:val="es-ES"/>
-              </w:rPr>
-              <w:t xml:space="preserve">Depósito Inmediato: El dinero ingresa a la cuenta del condominio al segundo en que el copropietario escanea el QR. </w:t>
-            </w:r>
-          </w:p>
-        </w:tc>
-        <w:tc>
-          <w:tcPr>
-            <w:tcW w:w="0" w:type="auto"/>
-            <w:tcBorders>
-              <w:top w:val="single" w:sz="6" w:space="0" w:color="C4C7C5"/>
-              <w:left w:val="single" w:sz="6" w:space="0" w:color="C4C7C5"/>
-              <w:bottom w:val="single" w:sz="6" w:space="0" w:color="C4C7C5"/>
-              <w:right w:val="single" w:sz="6" w:space="0" w:color="C4C7C5"/>
-            </w:tcBorders>
-            <w:tcMar>
-              <w:top w:w="120" w:type="dxa"/>
-              <w:left w:w="180" w:type="dxa"/>
-              <w:bottom w:w="120" w:type="dxa"/>
-              <w:right w:w="180" w:type="dxa"/>
-            </w:tcMar>
-            <w:vAlign w:val="center"/>
-            <w:hideMark/>
-          </w:tcPr>
-          <w:p>
-            <w:pPr>
-              <w:spacing w:beforeAutospacing="1" w:after="100" w:afterAutospacing="1" w:line="240" w:lineRule="auto"/>
-              <w:rPr>
-                <w:rFonts w:ascii="Times New Roman" w:eastAsia="Times New Roman" w:hAnsi="Times New Roman" w:cs="Times New Roman"/>
-                <w:b/>
-                <w:bCs/>
-                <w:sz w:val="24"/>
-                <w:szCs w:val="24"/>
-                <w:lang w:val="es-ES"/>
-              </w:rPr>
-            </w:pPr>
-            <w:r>
-              <w:rPr>
-                <w:rFonts w:ascii="Times New Roman" w:eastAsia="Times New Roman" w:hAnsi="Times New Roman" w:cs="Times New Roman"/>
-                <w:b/>
-                <w:bCs/>
-                <w:sz w:val="24"/>
-                <w:szCs w:val="24"/>
-                <w:lang w:val="es-ES"/>
-              </w:rPr>
-              <w:t>Alta Complejidad: El banco solo recauda para el condominio. No reenvía el dinero de agua y luz a las distribuidoras; el sistema tendría que hacerlo manualmente, lo que es complejo y riesgoso.</w:t>
-            </w:r>
-            <w:r>
-              <w:rPr>
-                <w:rFonts w:ascii="Times New Roman" w:eastAsia="Times New Roman" w:hAnsi="Times New Roman" w:cs="Times New Roman"/>
-                <w:b/>
-                <w:bCs/>
-                <w:sz w:val="24"/>
-                <w:szCs w:val="24"/>
-                <w:lang w:val="es-ES"/>
-              </w:rPr>
-              <w:t xml:space="preserve"> </w:t>
-            </w:r>
-            <w:r>
-              <w:rPr>
-                <w:rFonts w:ascii="Times New Roman" w:eastAsia="Times New Roman" w:hAnsi="Times New Roman" w:cs="Times New Roman"/>
-                <w:b/>
-                <w:bCs/>
-                <w:sz w:val="24"/>
-                <w:szCs w:val="24"/>
-                <w:lang w:val="es-ES"/>
-              </w:rPr>
-              <w:t xml:space="preserve">Carga Burocrática y Costos: Exigen personería jurídica legalizada y costos de apertura de canal que van desde Bs. 700 hasta Bs. 3.500. </w:t>
-            </w:r>
           </w:p>
         </w:tc>
       </w:tr>
@@ -3117,125 +4391,121 @@
       <w:pPr>
         <w:spacing w:beforeAutospacing="1" w:after="100" w:afterAutospacing="1" w:line="240" w:lineRule="auto"/>
         <w:rPr>
-          <w:rFonts w:ascii="Times New Roman" w:eastAsia="Times New Roman" w:hAnsi="Times New Roman" w:cs="Times New Roman"/>
-          <w:b/>
-          <w:bCs/>
-          <w:sz w:val="24"/>
+          <w:rFonts w:ascii="Arial" w:eastAsia="Times New Roman" w:hAnsi="Arial" w:cs="Arial"/>
+          <w:sz w:val="20"/>
           <w:szCs w:val="24"/>
-          <w:lang w:val="es-ES"/>
-        </w:rPr>
-      </w:pPr>
+        </w:rPr>
+      </w:pPr>
+      <w:r>
+        <w:rPr>
+          <w:rFonts w:ascii="Arial" w:eastAsia="Times New Roman" w:hAnsi="Arial" w:cs="Arial"/>
+          <w:b/>
+          <w:bCs/>
+          <w:sz w:val="20"/>
+          <w:szCs w:val="24"/>
+        </w:rPr>
+        <w:t>Nota de Discovery (Recomendación de Ingeniería):</w:t>
+      </w:r>
+      <w:r>
+        <w:rPr>
+          <w:rFonts w:ascii="Arial" w:eastAsia="Times New Roman" w:hAnsi="Arial" w:cs="Arial"/>
+          <w:sz w:val="20"/>
+          <w:szCs w:val="24"/>
+        </w:rPr>
+        <w:t xml:space="preserve"> Evaluando ambas opciones, la alternativa que más favorece al proyecto inicialmente es la de </w:t>
+      </w:r>
+      <w:r>
+        <w:rPr>
+          <w:rFonts w:ascii="Arial" w:eastAsia="Times New Roman" w:hAnsi="Arial" w:cs="Arial"/>
+          <w:b/>
+          <w:bCs/>
+          <w:sz w:val="20"/>
+          <w:szCs w:val="24"/>
+        </w:rPr>
+        <w:t>Libélula</w:t>
+      </w:r>
+      <w:r>
+        <w:rPr>
+          <w:rFonts w:ascii="Arial" w:eastAsia="Times New Roman" w:hAnsi="Arial" w:cs="Arial"/>
+          <w:sz w:val="20"/>
+          <w:szCs w:val="24"/>
+        </w:rPr>
+        <w:t xml:space="preserve">. Aunque la comisión por transacción es un poco más alta, es la única vía viable en Bolivia que soluciona de forma nativa la "Dispersión Inteligente". Al encargarse ellos de </w:t>
+      </w:r>
+      <w:proofErr w:type="spellStart"/>
+      <w:r>
+        <w:rPr>
+          <w:rFonts w:ascii="Arial" w:eastAsia="Times New Roman" w:hAnsi="Arial" w:cs="Arial"/>
+          <w:sz w:val="20"/>
+          <w:szCs w:val="24"/>
+        </w:rPr>
+        <w:t>enrutar</w:t>
+      </w:r>
+      <w:proofErr w:type="spellEnd"/>
+      <w:r>
+        <w:rPr>
+          <w:rFonts w:ascii="Arial" w:eastAsia="Times New Roman" w:hAnsi="Arial" w:cs="Arial"/>
+          <w:sz w:val="20"/>
+          <w:szCs w:val="24"/>
+        </w:rPr>
+        <w:t xml:space="preserve"> los fondos manuales que el usuario digite para agua y luz hacia las empresas distribuidoras, liberan a nuestro </w:t>
+      </w:r>
+      <w:proofErr w:type="spellStart"/>
+      <w:r>
+        <w:rPr>
+          <w:rFonts w:ascii="Arial" w:eastAsia="Times New Roman" w:hAnsi="Arial" w:cs="Arial"/>
+          <w:sz w:val="20"/>
+          <w:szCs w:val="24"/>
+        </w:rPr>
+        <w:t>backend</w:t>
+      </w:r>
+      <w:proofErr w:type="spellEnd"/>
+      <w:r>
+        <w:rPr>
+          <w:rFonts w:ascii="Arial" w:eastAsia="Times New Roman" w:hAnsi="Arial" w:cs="Arial"/>
+          <w:sz w:val="20"/>
+          <w:szCs w:val="24"/>
+        </w:rPr>
+        <w:t xml:space="preserve"> en </w:t>
+      </w:r>
+      <w:proofErr w:type="spellStart"/>
+      <w:r>
+        <w:rPr>
+          <w:rFonts w:ascii="Arial" w:eastAsia="Times New Roman" w:hAnsi="Arial" w:cs="Arial"/>
+          <w:sz w:val="20"/>
+          <w:szCs w:val="24"/>
+        </w:rPr>
+        <w:t>Laravel</w:t>
+      </w:r>
+      <w:proofErr w:type="spellEnd"/>
+      <w:r>
+        <w:rPr>
+          <w:rFonts w:ascii="Arial" w:eastAsia="Times New Roman" w:hAnsi="Arial" w:cs="Arial"/>
+          <w:sz w:val="20"/>
+          <w:szCs w:val="24"/>
+        </w:rPr>
+        <w:t xml:space="preserve"> de tener que gestionar interfaces bancarias complejas y riesgosas.</w:t>
+      </w:r>
     </w:p>
     <w:p>
       <w:pPr>
-        <w:spacing w:beforeAutospacing="1" w:after="100" w:afterAutospacing="1" w:line="240" w:lineRule="auto"/>
-        <w:rPr>
-          <w:rFonts w:ascii="Times New Roman" w:eastAsia="Times New Roman" w:hAnsi="Times New Roman" w:cs="Times New Roman"/>
-          <w:sz w:val="24"/>
-          <w:szCs w:val="24"/>
-        </w:rPr>
-      </w:pPr>
-      <w:r>
-        <w:rPr>
-          <w:rFonts w:ascii="Times New Roman" w:eastAsia="Times New Roman" w:hAnsi="Times New Roman" w:cs="Times New Roman"/>
-          <w:b/>
-          <w:bCs/>
-          <w:sz w:val="24"/>
-          <w:szCs w:val="24"/>
-        </w:rPr>
-        <w:t>Nota de Discovery (Recomendación de Ingeniería):</w:t>
-      </w:r>
-      <w:r>
-        <w:rPr>
-          <w:rFonts w:ascii="Times New Roman" w:eastAsia="Times New Roman" w:hAnsi="Times New Roman" w:cs="Times New Roman"/>
-          <w:sz w:val="24"/>
-          <w:szCs w:val="24"/>
-        </w:rPr>
-        <w:t xml:space="preserve"> Evaluando ambas opciones, la alternativa que más favorece al proyecto inicialmente es la de </w:t>
-      </w:r>
-      <w:r>
-        <w:rPr>
-          <w:rFonts w:ascii="Times New Roman" w:eastAsia="Times New Roman" w:hAnsi="Times New Roman" w:cs="Times New Roman"/>
-          <w:b/>
-          <w:bCs/>
-          <w:sz w:val="24"/>
-          <w:szCs w:val="24"/>
-        </w:rPr>
-        <w:t xml:space="preserve">Pasarelas de Pago </w:t>
-      </w:r>
-      <w:proofErr w:type="spellStart"/>
-      <w:r>
-        <w:rPr>
-          <w:rFonts w:ascii="Times New Roman" w:eastAsia="Times New Roman" w:hAnsi="Times New Roman" w:cs="Times New Roman"/>
-          <w:b/>
-          <w:bCs/>
-          <w:sz w:val="24"/>
-          <w:szCs w:val="24"/>
-        </w:rPr>
-        <w:t>Agregadoras</w:t>
-      </w:r>
-      <w:proofErr w:type="spellEnd"/>
-      <w:r>
-        <w:rPr>
-          <w:rFonts w:ascii="Times New Roman" w:eastAsia="Times New Roman" w:hAnsi="Times New Roman" w:cs="Times New Roman"/>
-          <w:sz w:val="24"/>
-          <w:szCs w:val="24"/>
-        </w:rPr>
-        <w:t xml:space="preserve">. Aunque la comisión por transacción es un poco más alta, es la única vía viable en Bolivia que soluciona de forma nativa la "Dispersión Inteligente". Al encargarse ellos de </w:t>
-      </w:r>
-      <w:proofErr w:type="spellStart"/>
-      <w:r>
-        <w:rPr>
-          <w:rFonts w:ascii="Times New Roman" w:eastAsia="Times New Roman" w:hAnsi="Times New Roman" w:cs="Times New Roman"/>
-          <w:sz w:val="24"/>
-          <w:szCs w:val="24"/>
-        </w:rPr>
-        <w:t>enrutar</w:t>
-      </w:r>
-      <w:proofErr w:type="spellEnd"/>
-      <w:r>
-        <w:rPr>
-          <w:rFonts w:ascii="Times New Roman" w:eastAsia="Times New Roman" w:hAnsi="Times New Roman" w:cs="Times New Roman"/>
-          <w:sz w:val="24"/>
-          <w:szCs w:val="24"/>
-        </w:rPr>
-        <w:t xml:space="preserve"> los fondos manuales que el usuario digite para agua y luz hacia las empresas distribuidoras, liberan a nuestro </w:t>
-      </w:r>
-      <w:proofErr w:type="spellStart"/>
-      <w:r>
-        <w:rPr>
-          <w:rFonts w:ascii="Times New Roman" w:eastAsia="Times New Roman" w:hAnsi="Times New Roman" w:cs="Times New Roman"/>
-          <w:sz w:val="24"/>
-          <w:szCs w:val="24"/>
-        </w:rPr>
-        <w:t>backend</w:t>
-      </w:r>
-      <w:proofErr w:type="spellEnd"/>
-      <w:r>
-        <w:rPr>
-          <w:rFonts w:ascii="Times New Roman" w:eastAsia="Times New Roman" w:hAnsi="Times New Roman" w:cs="Times New Roman"/>
-          <w:sz w:val="24"/>
-          <w:szCs w:val="24"/>
-        </w:rPr>
-        <w:t xml:space="preserve"> en </w:t>
-      </w:r>
-      <w:proofErr w:type="spellStart"/>
-      <w:r>
-        <w:rPr>
-          <w:rFonts w:ascii="Times New Roman" w:eastAsia="Times New Roman" w:hAnsi="Times New Roman" w:cs="Times New Roman"/>
-          <w:sz w:val="24"/>
-          <w:szCs w:val="24"/>
-        </w:rPr>
-        <w:t>Laravel</w:t>
-      </w:r>
-      <w:proofErr w:type="spellEnd"/>
-      <w:r>
-        <w:rPr>
-          <w:rFonts w:ascii="Times New Roman" w:eastAsia="Times New Roman" w:hAnsi="Times New Roman" w:cs="Times New Roman"/>
-          <w:sz w:val="24"/>
-          <w:szCs w:val="24"/>
-        </w:rPr>
-        <w:t xml:space="preserve"> de tener que gestionar interfaces bancarias complejas y riesgosas.</w:t>
+        <w:spacing w:before="100" w:beforeAutospacing="1" w:after="100" w:afterAutospacing="1" w:line="240" w:lineRule="auto"/>
+        <w:outlineLvl w:val="2"/>
+        <w:rPr>
+          <w:rFonts w:ascii="Arial" w:eastAsia="Times New Roman" w:hAnsi="Arial" w:cs="Arial"/>
+          <w:b/>
+          <w:bCs/>
+          <w:szCs w:val="27"/>
+        </w:rPr>
+      </w:pPr>
+      <w:r>
+        <w:rPr>
+          <w:rFonts w:ascii="Arial" w:eastAsia="Times New Roman" w:hAnsi="Arial" w:cs="Arial"/>
+          <w:b/>
+          <w:bCs/>
+          <w:szCs w:val="27"/>
+        </w:rPr>
+        <w:t>6.2 Requisitos Técnicos de Implementación</w:t>
       </w:r>
     </w:p>
     <w:p>
@@ -3243,47 +4513,22 @@
         <w:spacing w:before="100" w:beforeAutospacing="1" w:after="100" w:afterAutospacing="1" w:line="240" w:lineRule="auto"/>
         <w:outlineLvl w:val="2"/>
         <w:rPr>
-          <w:rFonts w:ascii="Times New Roman" w:eastAsia="Times New Roman" w:hAnsi="Times New Roman" w:cs="Times New Roman"/>
-          <w:b/>
-          <w:bCs/>
-          <w:sz w:val="27"/>
-          <w:szCs w:val="27"/>
-        </w:rPr>
-      </w:pPr>
-      <w:r>
-        <w:rPr>
-          <w:rFonts w:ascii="Times New Roman" w:eastAsia="Times New Roman" w:hAnsi="Times New Roman" w:cs="Times New Roman"/>
-          <w:b/>
-          <w:bCs/>
-          <w:sz w:val="27"/>
-          <w:szCs w:val="27"/>
-        </w:rPr>
-        <w:lastRenderedPageBreak/>
-        <w:t>6.2 Requisitos Técnicos de Implementación</w:t>
-      </w:r>
-    </w:p>
-    <w:p>
-      <w:pPr>
-        <w:spacing w:before="100" w:beforeAutospacing="1" w:after="100" w:afterAutospacing="1" w:line="240" w:lineRule="auto"/>
-        <w:outlineLvl w:val="2"/>
-        <w:rPr>
-          <w:rFonts w:ascii="Times New Roman" w:eastAsia="Times New Roman" w:hAnsi="Times New Roman" w:cs="Times New Roman"/>
-          <w:b/>
-          <w:bCs/>
-          <w:sz w:val="27"/>
+          <w:rFonts w:ascii="Arial" w:eastAsia="Times New Roman" w:hAnsi="Arial" w:cs="Arial"/>
+          <w:b/>
+          <w:bCs/>
           <w:szCs w:val="27"/>
           <w:lang w:val="es-ES"/>
         </w:rPr>
       </w:pPr>
       <w:r>
         <w:rPr>
-          <w:rFonts w:ascii="Times New Roman" w:eastAsia="Times New Roman" w:hAnsi="Times New Roman" w:cs="Times New Roman"/>
-          <w:b/>
-          <w:bCs/>
-          <w:sz w:val="27"/>
+          <w:rFonts w:ascii="Arial" w:eastAsia="Times New Roman" w:hAnsi="Arial" w:cs="Arial"/>
+          <w:b/>
+          <w:bCs/>
           <w:szCs w:val="27"/>
           <w:lang w:val="es-ES"/>
         </w:rPr>
+        <w:lastRenderedPageBreak/>
         <w:t>1. Generación del QR Modular basado en Consultas en Tiempo Real</w:t>
       </w:r>
     </w:p>
@@ -3296,19 +4541,17 @@
         <w:spacing w:before="100" w:beforeAutospacing="1" w:after="100" w:afterAutospacing="1" w:line="240" w:lineRule="auto"/>
         <w:outlineLvl w:val="2"/>
         <w:rPr>
-          <w:rFonts w:ascii="Times New Roman" w:eastAsia="Times New Roman" w:hAnsi="Times New Roman" w:cs="Times New Roman"/>
-          <w:bCs/>
-          <w:sz w:val="27"/>
+          <w:rFonts w:ascii="Arial" w:eastAsia="Times New Roman" w:hAnsi="Arial" w:cs="Arial"/>
+          <w:bCs/>
           <w:szCs w:val="27"/>
           <w:lang w:val="es-ES"/>
         </w:rPr>
       </w:pPr>
       <w:r>
         <w:rPr>
-          <w:rFonts w:ascii="Times New Roman" w:eastAsia="Times New Roman" w:hAnsi="Times New Roman" w:cs="Times New Roman"/>
-          <w:b/>
-          <w:bCs/>
-          <w:sz w:val="27"/>
+          <w:rFonts w:ascii="Arial" w:eastAsia="Times New Roman" w:hAnsi="Arial" w:cs="Arial"/>
+          <w:b/>
+          <w:bCs/>
           <w:szCs w:val="27"/>
           <w:lang w:val="es-ES"/>
         </w:rPr>
@@ -3316,9 +4559,8 @@
       </w:r>
       <w:r>
         <w:rPr>
-          <w:rFonts w:ascii="Times New Roman" w:eastAsia="Times New Roman" w:hAnsi="Times New Roman" w:cs="Times New Roman"/>
-          <w:bCs/>
-          <w:sz w:val="27"/>
+          <w:rFonts w:ascii="Arial" w:eastAsia="Times New Roman" w:hAnsi="Arial" w:cs="Arial"/>
+          <w:bCs/>
           <w:szCs w:val="27"/>
           <w:lang w:val="es-ES"/>
         </w:rPr>
@@ -3327,9 +4569,8 @@
       <w:proofErr w:type="spellStart"/>
       <w:r>
         <w:rPr>
-          <w:rFonts w:ascii="Times New Roman" w:eastAsia="Times New Roman" w:hAnsi="Times New Roman" w:cs="Times New Roman"/>
-          <w:bCs/>
-          <w:sz w:val="27"/>
+          <w:rFonts w:ascii="Arial" w:eastAsia="Times New Roman" w:hAnsi="Arial" w:cs="Arial"/>
+          <w:bCs/>
           <w:szCs w:val="27"/>
           <w:lang w:val="es-ES"/>
         </w:rPr>
@@ -3338,9 +4579,8 @@
       <w:proofErr w:type="spellEnd"/>
       <w:r>
         <w:rPr>
-          <w:rFonts w:ascii="Times New Roman" w:eastAsia="Times New Roman" w:hAnsi="Times New Roman" w:cs="Times New Roman"/>
-          <w:bCs/>
-          <w:sz w:val="27"/>
+          <w:rFonts w:ascii="Arial" w:eastAsia="Times New Roman" w:hAnsi="Arial" w:cs="Arial"/>
+          <w:bCs/>
           <w:szCs w:val="27"/>
           <w:lang w:val="es-ES"/>
         </w:rPr>
@@ -3356,19 +4596,17 @@
         <w:spacing w:before="100" w:beforeAutospacing="1" w:after="100" w:afterAutospacing="1" w:line="240" w:lineRule="auto"/>
         <w:outlineLvl w:val="2"/>
         <w:rPr>
-          <w:rFonts w:ascii="Times New Roman" w:eastAsia="Times New Roman" w:hAnsi="Times New Roman" w:cs="Times New Roman"/>
-          <w:bCs/>
-          <w:sz w:val="27"/>
+          <w:rFonts w:ascii="Arial" w:eastAsia="Times New Roman" w:hAnsi="Arial" w:cs="Arial"/>
+          <w:bCs/>
           <w:szCs w:val="27"/>
           <w:lang w:val="es-ES"/>
         </w:rPr>
       </w:pPr>
       <w:r>
         <w:rPr>
-          <w:rFonts w:ascii="Times New Roman" w:eastAsia="Times New Roman" w:hAnsi="Times New Roman" w:cs="Times New Roman"/>
-          <w:b/>
-          <w:bCs/>
-          <w:sz w:val="27"/>
+          <w:rFonts w:ascii="Arial" w:eastAsia="Times New Roman" w:hAnsi="Arial" w:cs="Arial"/>
+          <w:b/>
+          <w:bCs/>
           <w:szCs w:val="27"/>
           <w:lang w:val="es-ES"/>
         </w:rPr>
@@ -3376,31 +4614,26 @@
       </w:r>
       <w:r>
         <w:rPr>
-          <w:rFonts w:ascii="Times New Roman" w:eastAsia="Times New Roman" w:hAnsi="Times New Roman" w:cs="Times New Roman"/>
-          <w:bCs/>
-          <w:sz w:val="27"/>
+          <w:rFonts w:ascii="Arial" w:eastAsia="Times New Roman" w:hAnsi="Arial" w:cs="Arial"/>
+          <w:bCs/>
           <w:szCs w:val="27"/>
           <w:lang w:val="es-ES"/>
         </w:rPr>
         <w:t xml:space="preserve"> La lógica de programación estará desacoplada del proveedor de pagos, asegurando </w:t>
       </w:r>
-      <w:proofErr w:type="gramStart"/>
-      <w:r>
-        <w:rPr>
-          <w:rFonts w:ascii="Times New Roman" w:eastAsia="Times New Roman" w:hAnsi="Times New Roman" w:cs="Times New Roman"/>
-          <w:bCs/>
-          <w:sz w:val="27"/>
+      <w:r>
+        <w:rPr>
+          <w:rFonts w:ascii="Arial" w:eastAsia="Times New Roman" w:hAnsi="Arial" w:cs="Arial"/>
+          <w:bCs/>
           <w:szCs w:val="27"/>
           <w:lang w:val="es-ES"/>
         </w:rPr>
-        <w:t>que</w:t>
-      </w:r>
-      <w:proofErr w:type="gramEnd"/>
-      <w:r>
-        <w:rPr>
-          <w:rFonts w:ascii="Times New Roman" w:eastAsia="Times New Roman" w:hAnsi="Times New Roman" w:cs="Times New Roman"/>
-          <w:bCs/>
-          <w:sz w:val="27"/>
+        <w:t>que,</w:t>
+      </w:r>
+      <w:r>
+        <w:rPr>
+          <w:rFonts w:ascii="Arial" w:eastAsia="Times New Roman" w:hAnsi="Arial" w:cs="Arial"/>
+          <w:bCs/>
           <w:szCs w:val="27"/>
           <w:lang w:val="es-ES"/>
         </w:rPr>
@@ -3411,20 +4644,20 @@
       <w:pPr>
         <w:spacing w:before="100" w:beforeAutospacing="1" w:after="100" w:afterAutospacing="1" w:line="240" w:lineRule="auto"/>
         <w:rPr>
-          <w:rFonts w:ascii="Times New Roman" w:eastAsia="Times New Roman" w:hAnsi="Times New Roman" w:cs="Times New Roman"/>
-          <w:b/>
-          <w:bCs/>
-          <w:sz w:val="24"/>
+          <w:rFonts w:ascii="Arial" w:eastAsia="Times New Roman" w:hAnsi="Arial" w:cs="Arial"/>
+          <w:b/>
+          <w:bCs/>
+          <w:sz w:val="20"/>
           <w:szCs w:val="24"/>
           <w:lang w:val="es-ES"/>
         </w:rPr>
       </w:pPr>
       <w:r>
         <w:rPr>
-          <w:rFonts w:ascii="Times New Roman" w:eastAsia="Times New Roman" w:hAnsi="Times New Roman" w:cs="Times New Roman"/>
-          <w:b/>
-          <w:bCs/>
-          <w:sz w:val="24"/>
+          <w:rFonts w:ascii="Arial" w:eastAsia="Times New Roman" w:hAnsi="Arial" w:cs="Arial"/>
+          <w:b/>
+          <w:bCs/>
+          <w:sz w:val="20"/>
           <w:szCs w:val="24"/>
           <w:lang w:val="es-ES"/>
         </w:rPr>
@@ -3435,16 +4668,16 @@
       <w:pPr>
         <w:spacing w:before="100" w:beforeAutospacing="1" w:after="100" w:afterAutospacing="1" w:line="240" w:lineRule="auto"/>
         <w:rPr>
-          <w:rFonts w:ascii="Times New Roman" w:eastAsia="Times New Roman" w:hAnsi="Times New Roman" w:cs="Times New Roman"/>
-          <w:sz w:val="24"/>
+          <w:rFonts w:ascii="Arial" w:eastAsia="Times New Roman" w:hAnsi="Arial" w:cs="Arial"/>
+          <w:sz w:val="20"/>
           <w:szCs w:val="24"/>
           <w:lang w:val="es-ES"/>
         </w:rPr>
       </w:pPr>
       <w:r>
         <w:rPr>
-          <w:rFonts w:ascii="Times New Roman" w:eastAsia="Times New Roman" w:hAnsi="Times New Roman" w:cs="Times New Roman"/>
-          <w:sz w:val="24"/>
+          <w:rFonts w:ascii="Arial" w:eastAsia="Times New Roman" w:hAnsi="Arial" w:cs="Arial"/>
+          <w:sz w:val="20"/>
           <w:szCs w:val="24"/>
           <w:lang w:val="es-ES"/>
         </w:rPr>
@@ -3455,20 +4688,20 @@
       <w:pPr>
         <w:spacing w:before="100" w:beforeAutospacing="1" w:after="100" w:afterAutospacing="1" w:line="240" w:lineRule="auto"/>
         <w:rPr>
-          <w:rFonts w:ascii="Times New Roman" w:eastAsia="Times New Roman" w:hAnsi="Times New Roman" w:cs="Times New Roman"/>
-          <w:b/>
-          <w:bCs/>
-          <w:sz w:val="24"/>
+          <w:rFonts w:ascii="Arial" w:eastAsia="Times New Roman" w:hAnsi="Arial" w:cs="Arial"/>
+          <w:b/>
+          <w:bCs/>
+          <w:sz w:val="20"/>
           <w:szCs w:val="24"/>
           <w:lang w:val="es-ES"/>
         </w:rPr>
       </w:pPr>
       <w:r>
         <w:rPr>
-          <w:rFonts w:ascii="Times New Roman" w:eastAsia="Times New Roman" w:hAnsi="Times New Roman" w:cs="Times New Roman"/>
-          <w:b/>
-          <w:bCs/>
-          <w:sz w:val="24"/>
+          <w:rFonts w:ascii="Arial" w:eastAsia="Times New Roman" w:hAnsi="Arial" w:cs="Arial"/>
+          <w:b/>
+          <w:bCs/>
+          <w:sz w:val="20"/>
           <w:szCs w:val="24"/>
           <w:lang w:val="es-ES"/>
         </w:rPr>
@@ -3483,18 +4716,18 @@
         </w:numPr>
         <w:spacing w:before="100" w:beforeAutospacing="1" w:after="100" w:afterAutospacing="1" w:line="240" w:lineRule="auto"/>
         <w:rPr>
-          <w:rFonts w:ascii="Times New Roman" w:eastAsia="Times New Roman" w:hAnsi="Times New Roman" w:cs="Times New Roman"/>
-          <w:sz w:val="24"/>
+          <w:rFonts w:ascii="Arial" w:eastAsia="Times New Roman" w:hAnsi="Arial" w:cs="Arial"/>
+          <w:sz w:val="20"/>
           <w:szCs w:val="24"/>
           <w:lang w:val="es-ES"/>
         </w:rPr>
       </w:pPr>
       <w:r>
         <w:rPr>
-          <w:rFonts w:ascii="Times New Roman" w:eastAsia="Times New Roman" w:hAnsi="Times New Roman" w:cs="Times New Roman"/>
-          <w:b/>
-          <w:bCs/>
-          <w:sz w:val="24"/>
+          <w:rFonts w:ascii="Arial" w:eastAsia="Times New Roman" w:hAnsi="Arial" w:cs="Arial"/>
+          <w:b/>
+          <w:bCs/>
+          <w:sz w:val="20"/>
           <w:szCs w:val="24"/>
           <w:lang w:val="es-ES"/>
         </w:rPr>
@@ -3502,8 +4735,8 @@
       </w:r>
       <w:r>
         <w:rPr>
-          <w:rFonts w:ascii="Times New Roman" w:eastAsia="Times New Roman" w:hAnsi="Times New Roman" w:cs="Times New Roman"/>
-          <w:sz w:val="24"/>
+          <w:rFonts w:ascii="Arial" w:eastAsia="Times New Roman" w:hAnsi="Arial" w:cs="Arial"/>
+          <w:sz w:val="20"/>
           <w:szCs w:val="24"/>
           <w:lang w:val="es-ES"/>
         </w:rPr>
@@ -3518,18 +4751,18 @@
         </w:numPr>
         <w:spacing w:before="100" w:beforeAutospacing="1" w:after="100" w:afterAutospacing="1" w:line="240" w:lineRule="auto"/>
         <w:rPr>
-          <w:rFonts w:ascii="Times New Roman" w:eastAsia="Times New Roman" w:hAnsi="Times New Roman" w:cs="Times New Roman"/>
-          <w:sz w:val="24"/>
+          <w:rFonts w:ascii="Arial" w:eastAsia="Times New Roman" w:hAnsi="Arial" w:cs="Arial"/>
+          <w:sz w:val="20"/>
           <w:szCs w:val="24"/>
           <w:lang w:val="es-ES"/>
         </w:rPr>
       </w:pPr>
       <w:r>
         <w:rPr>
-          <w:rFonts w:ascii="Times New Roman" w:eastAsia="Times New Roman" w:hAnsi="Times New Roman" w:cs="Times New Roman"/>
-          <w:b/>
-          <w:bCs/>
-          <w:sz w:val="24"/>
+          <w:rFonts w:ascii="Arial" w:eastAsia="Times New Roman" w:hAnsi="Arial" w:cs="Arial"/>
+          <w:b/>
+          <w:bCs/>
+          <w:sz w:val="20"/>
           <w:szCs w:val="24"/>
           <w:lang w:val="es-ES"/>
         </w:rPr>
@@ -3537,8 +4770,8 @@
       </w:r>
       <w:r>
         <w:rPr>
-          <w:rFonts w:ascii="Times New Roman" w:eastAsia="Times New Roman" w:hAnsi="Times New Roman" w:cs="Times New Roman"/>
-          <w:sz w:val="24"/>
+          <w:rFonts w:ascii="Arial" w:eastAsia="Times New Roman" w:hAnsi="Arial" w:cs="Arial"/>
+          <w:sz w:val="20"/>
           <w:szCs w:val="24"/>
           <w:lang w:val="es-ES"/>
         </w:rPr>
@@ -3549,20 +4782,20 @@
       <w:pPr>
         <w:spacing w:before="100" w:beforeAutospacing="1" w:after="100" w:afterAutospacing="1" w:line="240" w:lineRule="auto"/>
         <w:rPr>
-          <w:rFonts w:ascii="Times New Roman" w:eastAsia="Times New Roman" w:hAnsi="Times New Roman" w:cs="Times New Roman"/>
-          <w:b/>
-          <w:bCs/>
-          <w:sz w:val="24"/>
+          <w:rFonts w:ascii="Arial" w:eastAsia="Times New Roman" w:hAnsi="Arial" w:cs="Arial"/>
+          <w:b/>
+          <w:bCs/>
+          <w:sz w:val="20"/>
           <w:szCs w:val="24"/>
           <w:lang w:val="es-ES"/>
         </w:rPr>
       </w:pPr>
       <w:r>
         <w:rPr>
-          <w:rFonts w:ascii="Times New Roman" w:eastAsia="Times New Roman" w:hAnsi="Times New Roman" w:cs="Times New Roman"/>
-          <w:b/>
-          <w:bCs/>
-          <w:sz w:val="24"/>
+          <w:rFonts w:ascii="Arial" w:eastAsia="Times New Roman" w:hAnsi="Arial" w:cs="Arial"/>
+          <w:b/>
+          <w:bCs/>
+          <w:sz w:val="20"/>
           <w:szCs w:val="24"/>
           <w:lang w:val="es-ES"/>
         </w:rPr>
@@ -3577,18 +4810,18 @@
         </w:numPr>
         <w:spacing w:before="100" w:beforeAutospacing="1" w:after="100" w:afterAutospacing="1" w:line="240" w:lineRule="auto"/>
         <w:rPr>
-          <w:rFonts w:ascii="Times New Roman" w:eastAsia="Times New Roman" w:hAnsi="Times New Roman" w:cs="Times New Roman"/>
-          <w:sz w:val="24"/>
+          <w:rFonts w:ascii="Arial" w:eastAsia="Times New Roman" w:hAnsi="Arial" w:cs="Arial"/>
+          <w:sz w:val="20"/>
           <w:szCs w:val="24"/>
           <w:lang w:val="es-ES"/>
         </w:rPr>
       </w:pPr>
       <w:r>
         <w:rPr>
-          <w:rFonts w:ascii="Times New Roman" w:eastAsia="Times New Roman" w:hAnsi="Times New Roman" w:cs="Times New Roman"/>
-          <w:b/>
-          <w:bCs/>
-          <w:sz w:val="24"/>
+          <w:rFonts w:ascii="Arial" w:eastAsia="Times New Roman" w:hAnsi="Arial" w:cs="Arial"/>
+          <w:b/>
+          <w:bCs/>
+          <w:sz w:val="20"/>
           <w:szCs w:val="24"/>
           <w:lang w:val="es-ES"/>
         </w:rPr>
@@ -3596,8 +4829,8 @@
       </w:r>
       <w:r>
         <w:rPr>
-          <w:rFonts w:ascii="Times New Roman" w:eastAsia="Times New Roman" w:hAnsi="Times New Roman" w:cs="Times New Roman"/>
-          <w:sz w:val="24"/>
+          <w:rFonts w:ascii="Arial" w:eastAsia="Times New Roman" w:hAnsi="Arial" w:cs="Arial"/>
+          <w:sz w:val="20"/>
           <w:szCs w:val="24"/>
           <w:lang w:val="es-ES"/>
         </w:rPr>
@@ -3606,8 +4839,8 @@
       <w:proofErr w:type="spellStart"/>
       <w:r>
         <w:rPr>
-          <w:rFonts w:ascii="Times New Roman" w:eastAsia="Times New Roman" w:hAnsi="Times New Roman" w:cs="Times New Roman"/>
-          <w:sz w:val="24"/>
+          <w:rFonts w:ascii="Arial" w:eastAsia="Times New Roman" w:hAnsi="Arial" w:cs="Arial"/>
+          <w:sz w:val="20"/>
           <w:szCs w:val="24"/>
           <w:lang w:val="es-ES"/>
         </w:rPr>
@@ -3616,8 +4849,8 @@
       <w:proofErr w:type="spellEnd"/>
       <w:r>
         <w:rPr>
-          <w:rFonts w:ascii="Times New Roman" w:eastAsia="Times New Roman" w:hAnsi="Times New Roman" w:cs="Times New Roman"/>
-          <w:sz w:val="24"/>
+          <w:rFonts w:ascii="Arial" w:eastAsia="Times New Roman" w:hAnsi="Arial" w:cs="Arial"/>
+          <w:sz w:val="20"/>
           <w:szCs w:val="24"/>
           <w:lang w:val="es-ES"/>
         </w:rPr>
@@ -3625,10 +4858,10 @@
       </w:r>
       <w:r>
         <w:rPr>
-          <w:rFonts w:ascii="Times New Roman" w:eastAsia="Times New Roman" w:hAnsi="Times New Roman" w:cs="Times New Roman"/>
-          <w:b/>
-          <w:bCs/>
-          <w:sz w:val="24"/>
+          <w:rFonts w:ascii="Arial" w:eastAsia="Times New Roman" w:hAnsi="Arial" w:cs="Arial"/>
+          <w:b/>
+          <w:bCs/>
+          <w:sz w:val="20"/>
           <w:szCs w:val="24"/>
           <w:lang w:val="es-ES"/>
         </w:rPr>
@@ -3636,8 +4869,8 @@
       </w:r>
       <w:r>
         <w:rPr>
-          <w:rFonts w:ascii="Times New Roman" w:eastAsia="Times New Roman" w:hAnsi="Times New Roman" w:cs="Times New Roman"/>
-          <w:sz w:val="24"/>
+          <w:rFonts w:ascii="Arial" w:eastAsia="Times New Roman" w:hAnsi="Arial" w:cs="Arial"/>
+          <w:sz w:val="20"/>
           <w:szCs w:val="24"/>
           <w:lang w:val="es-ES"/>
         </w:rPr>
@@ -3652,18 +4885,18 @@
         </w:numPr>
         <w:spacing w:before="100" w:beforeAutospacing="1" w:after="100" w:afterAutospacing="1" w:line="240" w:lineRule="auto"/>
         <w:rPr>
-          <w:rFonts w:ascii="Times New Roman" w:eastAsia="Times New Roman" w:hAnsi="Times New Roman" w:cs="Times New Roman"/>
-          <w:sz w:val="24"/>
+          <w:rFonts w:ascii="Arial" w:eastAsia="Times New Roman" w:hAnsi="Arial" w:cs="Arial"/>
+          <w:sz w:val="20"/>
           <w:szCs w:val="24"/>
           <w:lang w:val="es-ES"/>
         </w:rPr>
       </w:pPr>
       <w:r>
         <w:rPr>
-          <w:rFonts w:ascii="Times New Roman" w:eastAsia="Times New Roman" w:hAnsi="Times New Roman" w:cs="Times New Roman"/>
-          <w:b/>
-          <w:bCs/>
-          <w:sz w:val="24"/>
+          <w:rFonts w:ascii="Arial" w:eastAsia="Times New Roman" w:hAnsi="Arial" w:cs="Arial"/>
+          <w:b/>
+          <w:bCs/>
+          <w:sz w:val="20"/>
           <w:szCs w:val="24"/>
           <w:lang w:val="es-ES"/>
         </w:rPr>
@@ -3671,8 +4904,8 @@
       </w:r>
       <w:r>
         <w:rPr>
-          <w:rFonts w:ascii="Times New Roman" w:eastAsia="Times New Roman" w:hAnsi="Times New Roman" w:cs="Times New Roman"/>
-          <w:sz w:val="24"/>
+          <w:rFonts w:ascii="Arial" w:eastAsia="Times New Roman" w:hAnsi="Arial" w:cs="Arial"/>
+          <w:sz w:val="20"/>
           <w:szCs w:val="24"/>
           <w:lang w:val="es-ES"/>
         </w:rPr>
@@ -3683,20 +4916,20 @@
       <w:pPr>
         <w:spacing w:before="100" w:beforeAutospacing="1" w:after="100" w:afterAutospacing="1" w:line="240" w:lineRule="auto"/>
         <w:rPr>
-          <w:rFonts w:ascii="Times New Roman" w:eastAsia="Times New Roman" w:hAnsi="Times New Roman" w:cs="Times New Roman"/>
-          <w:b/>
-          <w:bCs/>
-          <w:sz w:val="24"/>
+          <w:rFonts w:ascii="Arial" w:eastAsia="Times New Roman" w:hAnsi="Arial" w:cs="Arial"/>
+          <w:b/>
+          <w:bCs/>
+          <w:sz w:val="20"/>
           <w:szCs w:val="24"/>
           <w:lang w:val="es-ES"/>
         </w:rPr>
       </w:pPr>
       <w:r>
         <w:rPr>
-          <w:rFonts w:ascii="Times New Roman" w:eastAsia="Times New Roman" w:hAnsi="Times New Roman" w:cs="Times New Roman"/>
-          <w:b/>
-          <w:bCs/>
-          <w:sz w:val="24"/>
+          <w:rFonts w:ascii="Arial" w:eastAsia="Times New Roman" w:hAnsi="Arial" w:cs="Arial"/>
+          <w:b/>
+          <w:bCs/>
+          <w:sz w:val="20"/>
           <w:szCs w:val="24"/>
           <w:lang w:val="es-ES"/>
         </w:rPr>
@@ -3711,18 +4944,18 @@
         </w:numPr>
         <w:spacing w:before="100" w:beforeAutospacing="1" w:after="100" w:afterAutospacing="1" w:line="240" w:lineRule="auto"/>
         <w:rPr>
-          <w:rFonts w:ascii="Times New Roman" w:eastAsia="Times New Roman" w:hAnsi="Times New Roman" w:cs="Times New Roman"/>
-          <w:sz w:val="24"/>
+          <w:rFonts w:ascii="Arial" w:eastAsia="Times New Roman" w:hAnsi="Arial" w:cs="Arial"/>
+          <w:sz w:val="20"/>
           <w:szCs w:val="24"/>
           <w:lang w:val="es-ES"/>
         </w:rPr>
       </w:pPr>
       <w:r>
         <w:rPr>
-          <w:rFonts w:ascii="Times New Roman" w:eastAsia="Times New Roman" w:hAnsi="Times New Roman" w:cs="Times New Roman"/>
-          <w:b/>
-          <w:bCs/>
-          <w:sz w:val="24"/>
+          <w:rFonts w:ascii="Arial" w:eastAsia="Times New Roman" w:hAnsi="Arial" w:cs="Arial"/>
+          <w:b/>
+          <w:bCs/>
+          <w:sz w:val="20"/>
           <w:szCs w:val="24"/>
           <w:lang w:val="es-ES"/>
         </w:rPr>
@@ -3730,8 +4963,8 @@
       </w:r>
       <w:r>
         <w:rPr>
-          <w:rFonts w:ascii="Times New Roman" w:eastAsia="Times New Roman" w:hAnsi="Times New Roman" w:cs="Times New Roman"/>
-          <w:sz w:val="24"/>
+          <w:rFonts w:ascii="Arial" w:eastAsia="Times New Roman" w:hAnsi="Arial" w:cs="Arial"/>
+          <w:sz w:val="20"/>
           <w:szCs w:val="24"/>
           <w:lang w:val="es-ES"/>
         </w:rPr>
@@ -3746,18 +4979,18 @@
         </w:numPr>
         <w:spacing w:before="100" w:beforeAutospacing="1" w:after="100" w:afterAutospacing="1" w:line="240" w:lineRule="auto"/>
         <w:rPr>
-          <w:rFonts w:ascii="Times New Roman" w:eastAsia="Times New Roman" w:hAnsi="Times New Roman" w:cs="Times New Roman"/>
-          <w:sz w:val="24"/>
+          <w:rFonts w:ascii="Arial" w:eastAsia="Times New Roman" w:hAnsi="Arial" w:cs="Arial"/>
+          <w:sz w:val="20"/>
           <w:szCs w:val="24"/>
           <w:lang w:val="es-ES"/>
         </w:rPr>
       </w:pPr>
       <w:r>
         <w:rPr>
-          <w:rFonts w:ascii="Times New Roman" w:eastAsia="Times New Roman" w:hAnsi="Times New Roman" w:cs="Times New Roman"/>
-          <w:b/>
-          <w:bCs/>
-          <w:sz w:val="24"/>
+          <w:rFonts w:ascii="Arial" w:eastAsia="Times New Roman" w:hAnsi="Arial" w:cs="Arial"/>
+          <w:b/>
+          <w:bCs/>
+          <w:sz w:val="20"/>
           <w:szCs w:val="24"/>
           <w:lang w:val="es-ES"/>
         </w:rPr>
@@ -3765,8 +4998,8 @@
       </w:r>
       <w:r>
         <w:rPr>
-          <w:rFonts w:ascii="Times New Roman" w:eastAsia="Times New Roman" w:hAnsi="Times New Roman" w:cs="Times New Roman"/>
-          <w:sz w:val="24"/>
+          <w:rFonts w:ascii="Arial" w:eastAsia="Times New Roman" w:hAnsi="Arial" w:cs="Arial"/>
+          <w:sz w:val="20"/>
           <w:szCs w:val="24"/>
           <w:lang w:val="es-ES"/>
         </w:rPr>
@@ -3781,28 +5014,27 @@
         </w:numPr>
         <w:spacing w:before="100" w:beforeAutospacing="1" w:after="100" w:afterAutospacing="1" w:line="240" w:lineRule="auto"/>
         <w:rPr>
-          <w:rFonts w:ascii="Times New Roman" w:eastAsia="Times New Roman" w:hAnsi="Times New Roman" w:cs="Times New Roman"/>
-          <w:sz w:val="24"/>
+          <w:rFonts w:ascii="Arial" w:eastAsia="Times New Roman" w:hAnsi="Arial" w:cs="Arial"/>
+          <w:sz w:val="20"/>
           <w:szCs w:val="24"/>
           <w:lang w:val="es-ES"/>
         </w:rPr>
       </w:pPr>
       <w:r>
         <w:rPr>
-          <w:rFonts w:ascii="Times New Roman" w:eastAsia="Times New Roman" w:hAnsi="Times New Roman" w:cs="Times New Roman"/>
-          <w:sz w:val="24"/>
+          <w:rFonts w:ascii="Arial" w:eastAsia="Times New Roman" w:hAnsi="Arial" w:cs="Arial"/>
+          <w:sz w:val="20"/>
           <w:szCs w:val="24"/>
           <w:lang w:val="es-ES"/>
         </w:rPr>
-        <w:lastRenderedPageBreak/>
         <w:t xml:space="preserve">Cambiará el estado a </w:t>
       </w:r>
       <w:r>
         <w:rPr>
-          <w:rFonts w:ascii="Times New Roman" w:eastAsia="Times New Roman" w:hAnsi="Times New Roman" w:cs="Times New Roman"/>
-          <w:b/>
-          <w:bCs/>
-          <w:sz w:val="24"/>
+          <w:rFonts w:ascii="Arial" w:eastAsia="Times New Roman" w:hAnsi="Arial" w:cs="Arial"/>
+          <w:b/>
+          <w:bCs/>
+          <w:sz w:val="20"/>
           <w:szCs w:val="24"/>
           <w:lang w:val="es-ES"/>
         </w:rPr>
@@ -3810,8 +5042,8 @@
       </w:r>
       <w:r>
         <w:rPr>
-          <w:rFonts w:ascii="Times New Roman" w:eastAsia="Times New Roman" w:hAnsi="Times New Roman" w:cs="Times New Roman"/>
-          <w:sz w:val="24"/>
+          <w:rFonts w:ascii="Arial" w:eastAsia="Times New Roman" w:hAnsi="Arial" w:cs="Arial"/>
+          <w:sz w:val="20"/>
           <w:szCs w:val="24"/>
           <w:lang w:val="es-ES"/>
         </w:rPr>
@@ -3826,16 +5058,16 @@
         </w:numPr>
         <w:spacing w:before="100" w:beforeAutospacing="1" w:after="100" w:afterAutospacing="1" w:line="240" w:lineRule="auto"/>
         <w:rPr>
-          <w:rFonts w:ascii="Times New Roman" w:eastAsia="Times New Roman" w:hAnsi="Times New Roman" w:cs="Times New Roman"/>
-          <w:sz w:val="24"/>
+          <w:rFonts w:ascii="Arial" w:eastAsia="Times New Roman" w:hAnsi="Arial" w:cs="Arial"/>
+          <w:sz w:val="20"/>
           <w:szCs w:val="24"/>
           <w:lang w:val="es-ES"/>
         </w:rPr>
       </w:pPr>
       <w:r>
         <w:rPr>
-          <w:rFonts w:ascii="Times New Roman" w:eastAsia="Times New Roman" w:hAnsi="Times New Roman" w:cs="Times New Roman"/>
-          <w:sz w:val="24"/>
+          <w:rFonts w:ascii="Arial" w:eastAsia="Times New Roman" w:hAnsi="Arial" w:cs="Arial"/>
+          <w:sz w:val="20"/>
           <w:szCs w:val="24"/>
           <w:lang w:val="es-ES"/>
         </w:rPr>
@@ -3843,10 +5075,10 @@
       </w:r>
       <w:r>
         <w:rPr>
-          <w:rFonts w:ascii="Times New Roman" w:eastAsia="Times New Roman" w:hAnsi="Times New Roman" w:cs="Times New Roman"/>
-          <w:b/>
-          <w:bCs/>
-          <w:sz w:val="24"/>
+          <w:rFonts w:ascii="Arial" w:eastAsia="Times New Roman" w:hAnsi="Arial" w:cs="Arial"/>
+          <w:b/>
+          <w:bCs/>
+          <w:sz w:val="20"/>
           <w:szCs w:val="24"/>
           <w:lang w:val="es-ES"/>
         </w:rPr>
@@ -3854,8 +5086,8 @@
       </w:r>
       <w:r>
         <w:rPr>
-          <w:rFonts w:ascii="Times New Roman" w:eastAsia="Times New Roman" w:hAnsi="Times New Roman" w:cs="Times New Roman"/>
-          <w:sz w:val="24"/>
+          <w:rFonts w:ascii="Arial" w:eastAsia="Times New Roman" w:hAnsi="Arial" w:cs="Arial"/>
+          <w:sz w:val="20"/>
           <w:szCs w:val="24"/>
           <w:lang w:val="es-ES"/>
         </w:rPr>
@@ -3870,16 +5102,16 @@
         </w:numPr>
         <w:spacing w:before="100" w:beforeAutospacing="1" w:after="100" w:afterAutospacing="1" w:line="240" w:lineRule="auto"/>
         <w:rPr>
-          <w:rFonts w:ascii="Times New Roman" w:eastAsia="Times New Roman" w:hAnsi="Times New Roman" w:cs="Times New Roman"/>
-          <w:sz w:val="24"/>
+          <w:rFonts w:ascii="Arial" w:eastAsia="Times New Roman" w:hAnsi="Arial" w:cs="Arial"/>
+          <w:sz w:val="20"/>
           <w:szCs w:val="24"/>
           <w:lang w:val="es-ES"/>
         </w:rPr>
       </w:pPr>
       <w:r>
         <w:rPr>
-          <w:rFonts w:ascii="Times New Roman" w:eastAsia="Times New Roman" w:hAnsi="Times New Roman" w:cs="Times New Roman"/>
-          <w:sz w:val="24"/>
+          <w:rFonts w:ascii="Arial" w:eastAsia="Times New Roman" w:hAnsi="Arial" w:cs="Arial"/>
+          <w:sz w:val="20"/>
           <w:szCs w:val="24"/>
           <w:lang w:val="es-ES"/>
         </w:rPr>
@@ -3890,60 +5122,57 @@
       <w:pPr>
         <w:spacing w:before="100" w:beforeAutospacing="1" w:after="100" w:afterAutospacing="1" w:line="240" w:lineRule="auto"/>
         <w:rPr>
-          <w:rFonts w:ascii="Times New Roman" w:eastAsia="Times New Roman" w:hAnsi="Times New Roman" w:cs="Times New Roman"/>
-          <w:sz w:val="24"/>
-          <w:szCs w:val="24"/>
-          <w:lang w:val="es-ES"/>
-        </w:rPr>
-      </w:pPr>
+          <w:rFonts w:ascii="Arial" w:hAnsi="Arial" w:cs="Arial"/>
+          <w:b/>
+          <w:sz w:val="20"/>
+        </w:rPr>
+      </w:pPr>
+      <w:r>
+        <w:rPr>
+          <w:rFonts w:ascii="Arial" w:hAnsi="Arial" w:cs="Arial"/>
+          <w:b/>
+          <w:sz w:val="20"/>
+        </w:rPr>
+        <w:t>7. ANEXO DE DISEÑO DE INTERFACES VISUALES (MOCKUPS)</w:t>
+      </w:r>
     </w:p>
     <w:p>
       <w:pPr>
         <w:spacing w:before="100" w:beforeAutospacing="1" w:after="100" w:afterAutospacing="1" w:line="240" w:lineRule="auto"/>
         <w:rPr>
-          <w:rFonts w:cstheme="minorHAnsi"/>
-          <w:b/>
-          <w:sz w:val="24"/>
-        </w:rPr>
-      </w:pPr>
-      <w:r>
-        <w:rPr>
-          <w:rFonts w:cstheme="minorHAnsi"/>
-          <w:b/>
-          <w:sz w:val="24"/>
-        </w:rPr>
-        <w:t>7. ANEXO DE DISEÑO DE INTERFACES VISUALES (MOCKUPS)</w:t>
+          <w:rFonts w:ascii="Arial" w:eastAsia="Times New Roman" w:hAnsi="Arial" w:cs="Arial"/>
+          <w:b/>
+          <w:szCs w:val="24"/>
+        </w:rPr>
+      </w:pPr>
+      <w:r>
+        <w:rPr>
+          <w:rFonts w:ascii="Arial" w:hAnsi="Arial" w:cs="Arial"/>
+          <w:sz w:val="18"/>
+        </w:rPr>
+        <w:t>A continuación, se presentan los prototipos de alta fidelidad en escala de grises que validan la distribución de la interfaz y la usabilidad de escritorio para las principales interacciones del sistema.</w:t>
       </w:r>
     </w:p>
     <w:p>
       <w:pPr>
-        <w:spacing w:before="100" w:beforeAutospacing="1" w:after="100" w:afterAutospacing="1" w:line="240" w:lineRule="auto"/>
-        <w:rPr>
-          <w:rFonts w:eastAsia="Times New Roman" w:cstheme="minorHAnsi"/>
-          <w:b/>
-          <w:sz w:val="28"/>
-          <w:szCs w:val="24"/>
-        </w:rPr>
-      </w:pPr>
-      <w:r>
-        <w:t>A continuación, se presentan los prototipos de alta fidelidad en escala de grises que validan la distribución de la interfaz y la usabilidad de escritorio para las principales interacciones del sistema.</w:t>
-      </w:r>
-    </w:p>
-    <w:p>
-      <w:pPr>
         <w:keepNext/>
-      </w:pPr>
-      <w:r>
-        <w:rPr>
-          <w:rFonts w:ascii="Times New Roman" w:hAnsi="Times New Roman" w:cs="Times New Roman"/>
+        <w:rPr>
+          <w:rFonts w:ascii="Arial" w:hAnsi="Arial" w:cs="Arial"/>
+          <w:sz w:val="18"/>
+        </w:rPr>
+      </w:pPr>
+      <w:r>
+        <w:rPr>
+          <w:rFonts w:ascii="Arial" w:hAnsi="Arial" w:cs="Arial"/>
           <w:b/>
           <w:noProof/>
-          <w:sz w:val="24"/>
+          <w:sz w:val="20"/>
           <w:szCs w:val="24"/>
           <w:lang w:val="en-US"/>
         </w:rPr>
+        <w:lastRenderedPageBreak/>
         <w:drawing>
-          <wp:inline distT="0" distB="0" distL="0" distR="0">
+          <wp:inline distT="0" distB="0" distL="0" distR="0" wp14:anchorId="12ED9B6B" wp14:editId="40701756">
             <wp:extent cx="5701665" cy="4561205"/>
             <wp:effectExtent l="0" t="0" r="0" b="0"/>
             <wp:docPr id="1" name="Imagen 1"/>
@@ -3989,47 +5218,80 @@
       <w:pPr>
         <w:pStyle w:val="Descripcin"/>
         <w:jc w:val="center"/>
-      </w:pPr>
-      <w:r>
+        <w:rPr>
+          <w:rFonts w:ascii="Arial" w:hAnsi="Arial" w:cs="Arial"/>
+          <w:sz w:val="14"/>
+        </w:rPr>
+      </w:pPr>
+      <w:r>
+        <w:rPr>
+          <w:rFonts w:ascii="Arial" w:hAnsi="Arial" w:cs="Arial"/>
+          <w:sz w:val="14"/>
+        </w:rPr>
         <w:t xml:space="preserve">Figure </w:t>
       </w:r>
       <w:r>
+        <w:rPr>
+          <w:rFonts w:ascii="Arial" w:hAnsi="Arial" w:cs="Arial"/>
+          <w:sz w:val="14"/>
+        </w:rPr>
         <w:fldChar w:fldCharType="begin"/>
       </w:r>
       <w:r>
+        <w:rPr>
+          <w:rFonts w:ascii="Arial" w:hAnsi="Arial" w:cs="Arial"/>
+          <w:sz w:val="14"/>
+        </w:rPr>
         <w:instrText xml:space="preserve"> SEQ Figure \* ARABIC </w:instrText>
       </w:r>
       <w:r>
+        <w:rPr>
+          <w:rFonts w:ascii="Arial" w:hAnsi="Arial" w:cs="Arial"/>
+          <w:sz w:val="14"/>
+        </w:rPr>
         <w:fldChar w:fldCharType="separate"/>
       </w:r>
       <w:r>
         <w:rPr>
+          <w:rFonts w:ascii="Arial" w:hAnsi="Arial" w:cs="Arial"/>
           <w:noProof/>
+          <w:sz w:val="14"/>
         </w:rPr>
         <w:t>1</w:t>
       </w:r>
       <w:r>
+        <w:rPr>
+          <w:rFonts w:ascii="Arial" w:hAnsi="Arial" w:cs="Arial"/>
+          <w:sz w:val="14"/>
+        </w:rPr>
         <w:fldChar w:fldCharType="end"/>
       </w:r>
       <w:r>
-        <w:t>. -  Selección de des</w:t>
-      </w:r>
-      <w:r>
-        <w:t>pensas</w:t>
+        <w:rPr>
+          <w:rFonts w:ascii="Arial" w:hAnsi="Arial" w:cs="Arial"/>
+          <w:sz w:val="14"/>
+        </w:rPr>
+        <w:t>. -  Selección de despensas</w:t>
       </w:r>
     </w:p>
     <w:p>
       <w:pPr>
         <w:keepNext/>
-      </w:pPr>
-      <w:r>
-        <w:rPr>
+        <w:rPr>
+          <w:rFonts w:ascii="Arial" w:hAnsi="Arial" w:cs="Arial"/>
+          <w:sz w:val="18"/>
+        </w:rPr>
+      </w:pPr>
+      <w:r>
+        <w:rPr>
+          <w:rFonts w:ascii="Arial" w:hAnsi="Arial" w:cs="Arial"/>
           <w:noProof/>
+          <w:sz w:val="18"/>
           <w:lang w:val="en-US"/>
         </w:rPr>
         <w:lastRenderedPageBreak/>
         <w:drawing>
-          <wp:inline distT="0" distB="0" distL="0" distR="0">
+          <wp:inline distT="0" distB="0" distL="0" distR="0" wp14:anchorId="273C1250" wp14:editId="46975942">
             <wp:extent cx="5701665" cy="6249670"/>
             <wp:effectExtent l="0" t="0" r="0" b="0"/>
             <wp:docPr id="2" name="Imagen 2"/>
@@ -4075,47 +5337,80 @@
       <w:pPr>
         <w:pStyle w:val="Descripcin"/>
         <w:jc w:val="center"/>
-      </w:pPr>
-      <w:r>
+        <w:rPr>
+          <w:rFonts w:ascii="Arial" w:hAnsi="Arial" w:cs="Arial"/>
+          <w:sz w:val="14"/>
+        </w:rPr>
+      </w:pPr>
+      <w:r>
+        <w:rPr>
+          <w:rFonts w:ascii="Arial" w:hAnsi="Arial" w:cs="Arial"/>
+          <w:sz w:val="14"/>
+        </w:rPr>
         <w:t xml:space="preserve">Figure </w:t>
       </w:r>
       <w:r>
+        <w:rPr>
+          <w:rFonts w:ascii="Arial" w:hAnsi="Arial" w:cs="Arial"/>
+          <w:sz w:val="14"/>
+        </w:rPr>
         <w:fldChar w:fldCharType="begin"/>
       </w:r>
       <w:r>
+        <w:rPr>
+          <w:rFonts w:ascii="Arial" w:hAnsi="Arial" w:cs="Arial"/>
+          <w:sz w:val="14"/>
+        </w:rPr>
         <w:instrText xml:space="preserve"> SEQ Figure \* ARABIC </w:instrText>
       </w:r>
       <w:r>
+        <w:rPr>
+          <w:rFonts w:ascii="Arial" w:hAnsi="Arial" w:cs="Arial"/>
+          <w:sz w:val="14"/>
+        </w:rPr>
         <w:fldChar w:fldCharType="separate"/>
       </w:r>
       <w:r>
         <w:rPr>
+          <w:rFonts w:ascii="Arial" w:hAnsi="Arial" w:cs="Arial"/>
           <w:noProof/>
+          <w:sz w:val="14"/>
         </w:rPr>
         <w:t>2</w:t>
       </w:r>
       <w:r>
+        <w:rPr>
+          <w:rFonts w:ascii="Arial" w:hAnsi="Arial" w:cs="Arial"/>
+          <w:sz w:val="14"/>
+        </w:rPr>
         <w:fldChar w:fldCharType="end"/>
       </w:r>
       <w:r>
-        <w:t xml:space="preserve"> </w:t>
-      </w:r>
-      <w:r>
-        <w:t>Catálogo de Servicios Básicos</w:t>
+        <w:rPr>
+          <w:rFonts w:ascii="Arial" w:hAnsi="Arial" w:cs="Arial"/>
+          <w:sz w:val="14"/>
+        </w:rPr>
+        <w:t xml:space="preserve"> Catálogo de Servicios Básicos</w:t>
       </w:r>
     </w:p>
     <w:p>
       <w:pPr>
         <w:keepNext/>
-      </w:pPr>
-      <w:r>
-        <w:rPr>
+        <w:rPr>
+          <w:rFonts w:ascii="Arial" w:hAnsi="Arial" w:cs="Arial"/>
+          <w:sz w:val="18"/>
+        </w:rPr>
+      </w:pPr>
+      <w:r>
+        <w:rPr>
+          <w:rFonts w:ascii="Arial" w:hAnsi="Arial" w:cs="Arial"/>
           <w:noProof/>
+          <w:sz w:val="18"/>
           <w:lang w:val="en-US"/>
         </w:rPr>
         <w:lastRenderedPageBreak/>
         <w:drawing>
-          <wp:inline distT="0" distB="0" distL="0" distR="0">
+          <wp:inline distT="0" distB="0" distL="0" distR="0" wp14:anchorId="37481CC8" wp14:editId="6484FC65">
             <wp:extent cx="5701665" cy="4561205"/>
             <wp:effectExtent l="0" t="0" r="0" b="0"/>
             <wp:docPr id="3" name="Imagen 3"/>
@@ -4161,47 +5456,87 @@
       <w:pPr>
         <w:pStyle w:val="Descripcin"/>
         <w:jc w:val="center"/>
-      </w:pPr>
-      <w:r>
+        <w:rPr>
+          <w:rFonts w:ascii="Arial" w:hAnsi="Arial" w:cs="Arial"/>
+          <w:sz w:val="14"/>
+        </w:rPr>
+      </w:pPr>
+      <w:r>
+        <w:rPr>
+          <w:rFonts w:ascii="Arial" w:hAnsi="Arial" w:cs="Arial"/>
+          <w:sz w:val="14"/>
+        </w:rPr>
         <w:t xml:space="preserve">Figure </w:t>
       </w:r>
       <w:r>
+        <w:rPr>
+          <w:rFonts w:ascii="Arial" w:hAnsi="Arial" w:cs="Arial"/>
+          <w:sz w:val="14"/>
+        </w:rPr>
         <w:fldChar w:fldCharType="begin"/>
       </w:r>
       <w:r>
+        <w:rPr>
+          <w:rFonts w:ascii="Arial" w:hAnsi="Arial" w:cs="Arial"/>
+          <w:sz w:val="14"/>
+        </w:rPr>
         <w:instrText xml:space="preserve"> SEQ Figure \* ARABIC </w:instrText>
       </w:r>
       <w:r>
+        <w:rPr>
+          <w:rFonts w:ascii="Arial" w:hAnsi="Arial" w:cs="Arial"/>
+          <w:sz w:val="14"/>
+        </w:rPr>
         <w:fldChar w:fldCharType="separate"/>
       </w:r>
       <w:r>
         <w:rPr>
+          <w:rFonts w:ascii="Arial" w:hAnsi="Arial" w:cs="Arial"/>
           <w:noProof/>
+          <w:sz w:val="14"/>
         </w:rPr>
         <w:t>3</w:t>
       </w:r>
       <w:r>
+        <w:rPr>
+          <w:rFonts w:ascii="Arial" w:hAnsi="Arial" w:cs="Arial"/>
+          <w:sz w:val="14"/>
+        </w:rPr>
         <w:fldChar w:fldCharType="end"/>
       </w:r>
       <w:r>
+        <w:rPr>
+          <w:rFonts w:ascii="Arial" w:hAnsi="Arial" w:cs="Arial"/>
+          <w:sz w:val="14"/>
+        </w:rPr>
         <w:t xml:space="preserve"> </w:t>
       </w:r>
       <w:r>
+        <w:rPr>
+          <w:rFonts w:ascii="Arial" w:hAnsi="Arial" w:cs="Arial"/>
+          <w:sz w:val="14"/>
+        </w:rPr>
         <w:t>Interfaz de Consulta Automática y Pago Unificado de Servicios Básicos</w:t>
       </w:r>
     </w:p>
     <w:p>
       <w:pPr>
         <w:keepNext/>
-      </w:pPr>
-      <w:r>
-        <w:rPr>
+        <w:rPr>
+          <w:rFonts w:ascii="Arial" w:hAnsi="Arial" w:cs="Arial"/>
+          <w:sz w:val="18"/>
+        </w:rPr>
+      </w:pPr>
+      <w:r>
+        <w:rPr>
+          <w:rFonts w:ascii="Arial" w:hAnsi="Arial" w:cs="Arial"/>
           <w:noProof/>
+          <w:sz w:val="18"/>
           <w:lang w:val="en-US"/>
         </w:rPr>
         <w:lastRenderedPageBreak/>
         <w:drawing>
-          <wp:inline distT="0" distB="0" distL="0" distR="0">
+          <wp:inline distT="0" distB="0" distL="0" distR="0" wp14:anchorId="5CD3A36E" wp14:editId="3E318CA7">
             <wp:extent cx="5701665" cy="4561205"/>
             <wp:effectExtent l="0" t="0" r="0" b="0"/>
             <wp:docPr id="4" name="Imagen 4"/>
@@ -4247,46 +5582,79 @@
       <w:pPr>
         <w:pStyle w:val="Descripcin"/>
         <w:jc w:val="center"/>
-      </w:pPr>
-      <w:r>
+        <w:rPr>
+          <w:rFonts w:ascii="Arial" w:hAnsi="Arial" w:cs="Arial"/>
+          <w:sz w:val="14"/>
+        </w:rPr>
+      </w:pPr>
+      <w:r>
+        <w:rPr>
+          <w:rFonts w:ascii="Arial" w:hAnsi="Arial" w:cs="Arial"/>
+          <w:sz w:val="14"/>
+        </w:rPr>
         <w:t xml:space="preserve">Figure </w:t>
       </w:r>
       <w:r>
+        <w:rPr>
+          <w:rFonts w:ascii="Arial" w:hAnsi="Arial" w:cs="Arial"/>
+          <w:sz w:val="14"/>
+        </w:rPr>
         <w:fldChar w:fldCharType="begin"/>
       </w:r>
       <w:r>
+        <w:rPr>
+          <w:rFonts w:ascii="Arial" w:hAnsi="Arial" w:cs="Arial"/>
+          <w:sz w:val="14"/>
+        </w:rPr>
         <w:instrText xml:space="preserve"> SEQ Figure \* ARABIC </w:instrText>
       </w:r>
       <w:r>
+        <w:rPr>
+          <w:rFonts w:ascii="Arial" w:hAnsi="Arial" w:cs="Arial"/>
+          <w:sz w:val="14"/>
+        </w:rPr>
         <w:fldChar w:fldCharType="separate"/>
       </w:r>
       <w:r>
         <w:rPr>
+          <w:rFonts w:ascii="Arial" w:hAnsi="Arial" w:cs="Arial"/>
           <w:noProof/>
+          <w:sz w:val="14"/>
         </w:rPr>
         <w:t>4</w:t>
       </w:r>
       <w:r>
+        <w:rPr>
+          <w:rFonts w:ascii="Arial" w:hAnsi="Arial" w:cs="Arial"/>
+          <w:sz w:val="14"/>
+        </w:rPr>
         <w:fldChar w:fldCharType="end"/>
       </w:r>
       <w:r>
-        <w:t xml:space="preserve"> </w:t>
-      </w:r>
-      <w:r>
-        <w:t>Calendario de Agendamiento</w:t>
+        <w:rPr>
+          <w:rFonts w:ascii="Arial" w:hAnsi="Arial" w:cs="Arial"/>
+          <w:sz w:val="14"/>
+        </w:rPr>
+        <w:t xml:space="preserve"> Calendario de Agendamiento</w:t>
       </w:r>
     </w:p>
     <w:p>
       <w:pPr>
         <w:keepNext/>
-      </w:pPr>
-      <w:r>
-        <w:rPr>
+        <w:rPr>
+          <w:rFonts w:ascii="Arial" w:hAnsi="Arial" w:cs="Arial"/>
+          <w:sz w:val="18"/>
+        </w:rPr>
+      </w:pPr>
+      <w:r>
+        <w:rPr>
+          <w:rFonts w:ascii="Arial" w:hAnsi="Arial" w:cs="Arial"/>
           <w:noProof/>
+          <w:sz w:val="18"/>
           <w:lang w:val="en-US"/>
         </w:rPr>
         <w:drawing>
-          <wp:inline distT="0" distB="0" distL="0" distR="0">
+          <wp:inline distT="0" distB="0" distL="0" distR="0" wp14:anchorId="0DEDA668" wp14:editId="71159F0C">
             <wp:extent cx="5701665" cy="2948940"/>
             <wp:effectExtent l="0" t="0" r="0" b="3810"/>
             <wp:docPr id="5" name="Imagen 5"/>
@@ -4333,44 +5701,78 @@
         <w:pStyle w:val="Descripcin"/>
         <w:jc w:val="center"/>
         <w:rPr>
+          <w:rFonts w:ascii="Arial" w:hAnsi="Arial" w:cs="Arial"/>
           <w:noProof/>
-        </w:rPr>
-      </w:pPr>
-      <w:r>
+          <w:sz w:val="14"/>
+        </w:rPr>
+      </w:pPr>
+      <w:r>
+        <w:rPr>
+          <w:rFonts w:ascii="Arial" w:hAnsi="Arial" w:cs="Arial"/>
+          <w:sz w:val="14"/>
+        </w:rPr>
         <w:t xml:space="preserve">Figure </w:t>
       </w:r>
       <w:r>
+        <w:rPr>
+          <w:rFonts w:ascii="Arial" w:hAnsi="Arial" w:cs="Arial"/>
+          <w:sz w:val="14"/>
+        </w:rPr>
         <w:fldChar w:fldCharType="begin"/>
       </w:r>
       <w:r>
+        <w:rPr>
+          <w:rFonts w:ascii="Arial" w:hAnsi="Arial" w:cs="Arial"/>
+          <w:sz w:val="14"/>
+        </w:rPr>
         <w:instrText xml:space="preserve"> SEQ Figure \* ARABIC </w:instrText>
       </w:r>
       <w:r>
+        <w:rPr>
+          <w:rFonts w:ascii="Arial" w:hAnsi="Arial" w:cs="Arial"/>
+          <w:sz w:val="14"/>
+        </w:rPr>
         <w:fldChar w:fldCharType="separate"/>
       </w:r>
       <w:r>
         <w:rPr>
+          <w:rFonts w:ascii="Arial" w:hAnsi="Arial" w:cs="Arial"/>
           <w:noProof/>
+          <w:sz w:val="14"/>
         </w:rPr>
         <w:t>5</w:t>
       </w:r>
       <w:r>
+        <w:rPr>
+          <w:rFonts w:ascii="Arial" w:hAnsi="Arial" w:cs="Arial"/>
+          <w:sz w:val="14"/>
+        </w:rPr>
         <w:fldChar w:fldCharType="end"/>
       </w:r>
       <w:r>
-        <w:t xml:space="preserve"> Parametrización de</w:t>
-      </w:r>
-      <w:r>
-        <w:t xml:space="preserve"> Reserva</w:t>
-      </w:r>
-      <w:r>
-        <w:rPr>
+        <w:rPr>
+          <w:rFonts w:ascii="Arial" w:hAnsi="Arial" w:cs="Arial"/>
+          <w:sz w:val="14"/>
+        </w:rPr>
+        <w:t xml:space="preserve"> Parametrización de Reserva</w:t>
+      </w:r>
+      <w:r>
+        <w:rPr>
+          <w:rFonts w:ascii="Arial" w:hAnsi="Arial" w:cs="Arial"/>
           <w:noProof/>
+          <w:sz w:val="14"/>
         </w:rPr>
         <w:t xml:space="preserve"> area común</w:t>
       </w:r>
     </w:p>
-    <w:p/>
+    <w:p>
+      <w:pPr>
+        <w:rPr>
+          <w:rFonts w:ascii="Arial" w:hAnsi="Arial" w:cs="Arial"/>
+          <w:sz w:val="18"/>
+        </w:rPr>
+      </w:pPr>
+    </w:p>
     <w:sectPr>
       <w:pgSz w:w="12240" w:h="15840"/>
       <w:pgMar w:top="1417" w:right="1701" w:bottom="1417" w:left="1560" w:header="708" w:footer="708" w:gutter="0"/>
@@ -4382,7 +5784,7 @@
 </file>
 
 <file path=word/numbering.xml><?xml version="1.0" encoding="utf-8"?>
-<w:numbering xmlns:wpc="http://schemas.microsoft.com/office/word/2010/wordprocessingCanvas" xmlns:cx="http://schemas.microsoft.com/office/drawing/2014/chartex" xmlns:cx1="http://schemas.microsoft.com/office/drawing/2015/9/8/chartex" xmlns:mc="http://schemas.openxmlformats.org/markup-compatibility/2006" xmlns:o="urn:schemas-microsoft-com:office:office" xmlns:r="http://schemas.openxmlformats.org/officeDocument/2006/relationships" xmlns:m="http://schemas.openxmlformats.org/officeDocument/2006/math" xmlns:v="urn:schemas-microsoft-com:vml" xmlns:wp14="http://schemas.microsoft.com/office/word/2010/wordprocessingDrawing" xmlns:wp="http://schemas.openxmlformats.org/drawingml/2006/wordprocessingDrawing" xmlns:w10="urn:schemas-microsoft-com:office:word" xmlns:w="http://schemas.openxmlformats.org/wordprocessingml/2006/main" xmlns:w14="http://schemas.microsoft.com/office/word/2010/wordml" xmlns:w15="http://schemas.microsoft.com/office/word/2012/wordml" xmlns:w16se="http://schemas.microsoft.com/office/word/2015/wordml/symex" xmlns:wpg="http://schemas.microsoft.com/office/word/2010/wordprocessingGroup" xmlns:wpi="http://schemas.microsoft.com/office/word/2010/wordprocessingInk" xmlns:wne="http://schemas.microsoft.com/office/word/2006/wordml" xmlns:wps="http://schemas.microsoft.com/office/word/2010/wordprocessingShape" mc:Ignorable="w14 w15 w16se wp14">
+<w:numbering xmlns:wpc="http://schemas.microsoft.com/office/word/2010/wordprocessingCanvas" xmlns:cx="http://schemas.microsoft.com/office/drawing/2014/chartex" xmlns:mc="http://schemas.openxmlformats.org/markup-compatibility/2006" xmlns:o="urn:schemas-microsoft-com:office:office" xmlns:r="http://schemas.openxmlformats.org/officeDocument/2006/relationships" xmlns:m="http://schemas.openxmlformats.org/officeDocument/2006/math" xmlns:v="urn:schemas-microsoft-com:vml" xmlns:wp14="http://schemas.microsoft.com/office/word/2010/wordprocessingDrawing" xmlns:wp="http://schemas.openxmlformats.org/drawingml/2006/wordprocessingDrawing" xmlns:w10="urn:schemas-microsoft-com:office:word" xmlns:w="http://schemas.openxmlformats.org/wordprocessingml/2006/main" xmlns:w14="http://schemas.microsoft.com/office/word/2010/wordml" xmlns:w15="http://schemas.microsoft.com/office/word/2012/wordml" xmlns:w16se="http://schemas.microsoft.com/office/word/2015/wordml/symex" xmlns:wpg="http://schemas.microsoft.com/office/word/2010/wordprocessingGroup" xmlns:wpi="http://schemas.microsoft.com/office/word/2010/wordprocessingInk" xmlns:wne="http://schemas.microsoft.com/office/word/2006/wordml" xmlns:wps="http://schemas.microsoft.com/office/word/2010/wordprocessingShape" mc:Ignorable="w14 w15 w16se wp14">
   <w:abstractNum w:abstractNumId="0" w15:restartNumberingAfterBreak="0">
     <w:nsid w:val="02802A4A"/>
     <w:multiLevelType w:val="multilevel"/>
@@ -6615,6 +8017,92 @@
     </w:lvl>
   </w:abstractNum>
   <w:abstractNum w:abstractNumId="15" w15:restartNumberingAfterBreak="0">
+    <w:nsid w:val="44E017F0"/>
+    <w:multiLevelType w:val="hybridMultilevel"/>
+    <w:tmpl w:val="0E2C0708"/>
+    <w:lvl w:ilvl="0" w:tplc="0409000F">
+      <w:start w:val="1"/>
+      <w:numFmt w:val="decimal"/>
+      <w:lvlText w:val="%1."/>
+      <w:lvlJc w:val="left"/>
+      <w:pPr>
+        <w:ind w:left="720" w:hanging="360"/>
+      </w:pPr>
+    </w:lvl>
+    <w:lvl w:ilvl="1" w:tplc="04090019" w:tentative="1">
+      <w:start w:val="1"/>
+      <w:numFmt w:val="lowerLetter"/>
+      <w:lvlText w:val="%2."/>
+      <w:lvlJc w:val="left"/>
+      <w:pPr>
+        <w:ind w:left="1440" w:hanging="360"/>
+      </w:pPr>
+    </w:lvl>
+    <w:lvl w:ilvl="2" w:tplc="0409001B" w:tentative="1">
+      <w:start w:val="1"/>
+      <w:numFmt w:val="lowerRoman"/>
+      <w:lvlText w:val="%3."/>
+      <w:lvlJc w:val="right"/>
+      <w:pPr>
+        <w:ind w:left="2160" w:hanging="180"/>
+      </w:pPr>
+    </w:lvl>
+    <w:lvl w:ilvl="3" w:tplc="0409000F" w:tentative="1">
+      <w:start w:val="1"/>
+      <w:numFmt w:val="decimal"/>
+      <w:lvlText w:val="%4."/>
+      <w:lvlJc w:val="left"/>
+      <w:pPr>
+        <w:ind w:left="2880" w:hanging="360"/>
+      </w:pPr>
+    </w:lvl>
+    <w:lvl w:ilvl="4" w:tplc="04090019" w:tentative="1">
+      <w:start w:val="1"/>
+      <w:numFmt w:val="lowerLetter"/>
+      <w:lvlText w:val="%5."/>
+      <w:lvlJc w:val="left"/>
+      <w:pPr>
+        <w:ind w:left="3600" w:hanging="360"/>
+      </w:pPr>
+    </w:lvl>
+    <w:lvl w:ilvl="5" w:tplc="0409001B" w:tentative="1">
+      <w:start w:val="1"/>
+      <w:numFmt w:val="lowerRoman"/>
+      <w:lvlText w:val="%6."/>
+      <w:lvlJc w:val="right"/>
+      <w:pPr>
+        <w:ind w:left="4320" w:hanging="180"/>
+      </w:pPr>
+    </w:lvl>
+    <w:lvl w:ilvl="6" w:tplc="0409000F" w:tentative="1">
+      <w:start w:val="1"/>
+      <w:numFmt w:val="decimal"/>
+      <w:lvlText w:val="%7."/>
+      <w:lvlJc w:val="left"/>
+      <w:pPr>
+        <w:ind w:left="5040" w:hanging="360"/>
+      </w:pPr>
+    </w:lvl>
+    <w:lvl w:ilvl="7" w:tplc="04090019" w:tentative="1">
+      <w:start w:val="1"/>
+      <w:numFmt w:val="lowerLetter"/>
+      <w:lvlText w:val="%8."/>
+      <w:lvlJc w:val="left"/>
+      <w:pPr>
+        <w:ind w:left="5760" w:hanging="360"/>
+      </w:pPr>
+    </w:lvl>
+    <w:lvl w:ilvl="8" w:tplc="0409001B" w:tentative="1">
+      <w:start w:val="1"/>
+      <w:numFmt w:val="lowerRoman"/>
+      <w:lvlText w:val="%9."/>
+      <w:lvlJc w:val="right"/>
+      <w:pPr>
+        <w:ind w:left="6480" w:hanging="180"/>
+      </w:pPr>
+    </w:lvl>
+  </w:abstractNum>
+  <w:abstractNum w:abstractNumId="16" w15:restartNumberingAfterBreak="0">
     <w:nsid w:val="45947A0B"/>
     <w:multiLevelType w:val="multilevel"/>
     <w:tmpl w:val="A5E25D90"/>
@@ -6763,7 +8251,7 @@
       </w:rPr>
     </w:lvl>
   </w:abstractNum>
-  <w:abstractNum w:abstractNumId="16" w15:restartNumberingAfterBreak="0">
+  <w:abstractNum w:abstractNumId="17" w15:restartNumberingAfterBreak="0">
     <w:nsid w:val="513071BB"/>
     <w:multiLevelType w:val="multilevel"/>
     <w:tmpl w:val="E9CCB38A"/>
@@ -6912,7 +8400,7 @@
       </w:rPr>
     </w:lvl>
   </w:abstractNum>
-  <w:abstractNum w:abstractNumId="17" w15:restartNumberingAfterBreak="0">
+  <w:abstractNum w:abstractNumId="18" w15:restartNumberingAfterBreak="0">
     <w:nsid w:val="58B678B2"/>
     <w:multiLevelType w:val="multilevel"/>
     <w:tmpl w:val="4E8011C4"/>
@@ -7061,7 +8549,7 @@
       </w:rPr>
     </w:lvl>
   </w:abstractNum>
-  <w:abstractNum w:abstractNumId="18" w15:restartNumberingAfterBreak="0">
+  <w:abstractNum w:abstractNumId="19" w15:restartNumberingAfterBreak="0">
     <w:nsid w:val="59752BAD"/>
     <w:multiLevelType w:val="multilevel"/>
     <w:tmpl w:val="95901D1A"/>
@@ -7210,7 +8698,7 @@
       </w:rPr>
     </w:lvl>
   </w:abstractNum>
-  <w:abstractNum w:abstractNumId="19" w15:restartNumberingAfterBreak="0">
+  <w:abstractNum w:abstractNumId="20" w15:restartNumberingAfterBreak="0">
     <w:nsid w:val="59BD6387"/>
     <w:multiLevelType w:val="multilevel"/>
     <w:tmpl w:val="15745FD8"/>
@@ -7359,7 +8847,7 @@
       </w:rPr>
     </w:lvl>
   </w:abstractNum>
-  <w:abstractNum w:abstractNumId="20" w15:restartNumberingAfterBreak="0">
+  <w:abstractNum w:abstractNumId="21" w15:restartNumberingAfterBreak="0">
     <w:nsid w:val="5A454DE4"/>
     <w:multiLevelType w:val="multilevel"/>
     <w:tmpl w:val="F02EA0BA"/>
@@ -7508,7 +8996,7 @@
       </w:rPr>
     </w:lvl>
   </w:abstractNum>
-  <w:abstractNum w:abstractNumId="21" w15:restartNumberingAfterBreak="0">
+  <w:abstractNum w:abstractNumId="22" w15:restartNumberingAfterBreak="0">
     <w:nsid w:val="5ABE05E0"/>
     <w:multiLevelType w:val="multilevel"/>
     <w:tmpl w:val="2E805F38"/>
@@ -7657,7 +9145,7 @@
       </w:rPr>
     </w:lvl>
   </w:abstractNum>
-  <w:abstractNum w:abstractNumId="22" w15:restartNumberingAfterBreak="0">
+  <w:abstractNum w:abstractNumId="23" w15:restartNumberingAfterBreak="0">
     <w:nsid w:val="5D1704B2"/>
     <w:multiLevelType w:val="multilevel"/>
     <w:tmpl w:val="9752C286"/>
@@ -7806,7 +9294,7 @@
       </w:rPr>
     </w:lvl>
   </w:abstractNum>
-  <w:abstractNum w:abstractNumId="23" w15:restartNumberingAfterBreak="0">
+  <w:abstractNum w:abstractNumId="24" w15:restartNumberingAfterBreak="0">
     <w:nsid w:val="5DA71912"/>
     <w:multiLevelType w:val="multilevel"/>
     <w:tmpl w:val="FC6ED462"/>
@@ -7955,7 +9443,7 @@
       </w:rPr>
     </w:lvl>
   </w:abstractNum>
-  <w:abstractNum w:abstractNumId="24" w15:restartNumberingAfterBreak="0">
+  <w:abstractNum w:abstractNumId="25" w15:restartNumberingAfterBreak="0">
     <w:nsid w:val="6D743CF7"/>
     <w:multiLevelType w:val="multilevel"/>
     <w:tmpl w:val="0A862EE8"/>
@@ -8068,7 +9556,7 @@
       </w:pPr>
     </w:lvl>
   </w:abstractNum>
-  <w:abstractNum w:abstractNumId="25" w15:restartNumberingAfterBreak="0">
+  <w:abstractNum w:abstractNumId="26" w15:restartNumberingAfterBreak="0">
     <w:nsid w:val="6F5319C9"/>
     <w:multiLevelType w:val="multilevel"/>
     <w:tmpl w:val="E2B4B9D0"/>
@@ -8217,7 +9705,7 @@
       </w:rPr>
     </w:lvl>
   </w:abstractNum>
-  <w:abstractNum w:abstractNumId="26" w15:restartNumberingAfterBreak="0">
+  <w:abstractNum w:abstractNumId="27" w15:restartNumberingAfterBreak="0">
     <w:nsid w:val="6F8750D8"/>
     <w:multiLevelType w:val="multilevel"/>
     <w:tmpl w:val="4F62FAB0"/>
@@ -8366,7 +9854,7 @@
       </w:rPr>
     </w:lvl>
   </w:abstractNum>
-  <w:abstractNum w:abstractNumId="27" w15:restartNumberingAfterBreak="0">
+  <w:abstractNum w:abstractNumId="28" w15:restartNumberingAfterBreak="0">
     <w:nsid w:val="710522D6"/>
     <w:multiLevelType w:val="multilevel"/>
     <w:tmpl w:val="25EC269E"/>
@@ -8479,7 +9967,7 @@
       </w:pPr>
     </w:lvl>
   </w:abstractNum>
-  <w:abstractNum w:abstractNumId="28" w15:restartNumberingAfterBreak="0">
+  <w:abstractNum w:abstractNumId="29" w15:restartNumberingAfterBreak="0">
     <w:nsid w:val="73EA23BC"/>
     <w:multiLevelType w:val="multilevel"/>
     <w:tmpl w:val="5E987294"/>
@@ -8628,7 +10116,7 @@
       </w:rPr>
     </w:lvl>
   </w:abstractNum>
-  <w:abstractNum w:abstractNumId="29" w15:restartNumberingAfterBreak="0">
+  <w:abstractNum w:abstractNumId="30" w15:restartNumberingAfterBreak="0">
     <w:nsid w:val="746344B2"/>
     <w:multiLevelType w:val="multilevel"/>
     <w:tmpl w:val="4022E326"/>
@@ -8777,7 +10265,7 @@
       </w:rPr>
     </w:lvl>
   </w:abstractNum>
-  <w:abstractNum w:abstractNumId="30" w15:restartNumberingAfterBreak="0">
+  <w:abstractNum w:abstractNumId="31" w15:restartNumberingAfterBreak="0">
     <w:nsid w:val="76E16548"/>
     <w:multiLevelType w:val="multilevel"/>
     <w:tmpl w:val="8198025C"/>
@@ -8926,7 +10414,7 @@
       </w:rPr>
     </w:lvl>
   </w:abstractNum>
-  <w:abstractNum w:abstractNumId="31" w15:restartNumberingAfterBreak="0">
+  <w:abstractNum w:abstractNumId="32" w15:restartNumberingAfterBreak="0">
     <w:nsid w:val="7A6829F3"/>
     <w:multiLevelType w:val="multilevel"/>
     <w:tmpl w:val="1BCA8598"/>
@@ -9075,7 +10563,7 @@
       </w:rPr>
     </w:lvl>
   </w:abstractNum>
-  <w:abstractNum w:abstractNumId="32" w15:restartNumberingAfterBreak="0">
+  <w:abstractNum w:abstractNumId="33" w15:restartNumberingAfterBreak="0">
     <w:nsid w:val="7AC81867"/>
     <w:multiLevelType w:val="multilevel"/>
     <w:tmpl w:val="9A4CBEC0"/>
@@ -9224,7 +10712,7 @@
       </w:rPr>
     </w:lvl>
   </w:abstractNum>
-  <w:abstractNum w:abstractNumId="33" w15:restartNumberingAfterBreak="0">
+  <w:abstractNum w:abstractNumId="34" w15:restartNumberingAfterBreak="0">
     <w:nsid w:val="7B525E6E"/>
     <w:multiLevelType w:val="multilevel"/>
     <w:tmpl w:val="E5C40DF8"/>
@@ -9373,7 +10861,7 @@
       </w:rPr>
     </w:lvl>
   </w:abstractNum>
-  <w:abstractNum w:abstractNumId="34" w15:restartNumberingAfterBreak="0">
+  <w:abstractNum w:abstractNumId="35" w15:restartNumberingAfterBreak="0">
     <w:nsid w:val="7D7016D0"/>
     <w:multiLevelType w:val="multilevel"/>
     <w:tmpl w:val="D21E6C42"/>
@@ -9526,40 +11014,40 @@
     <w:abstractNumId w:val="7"/>
   </w:num>
   <w:num w:numId="2">
-    <w:abstractNumId w:val="21"/>
+    <w:abstractNumId w:val="22"/>
   </w:num>
   <w:num w:numId="3">
     <w:abstractNumId w:val="8"/>
   </w:num>
   <w:num w:numId="4">
-    <w:abstractNumId w:val="25"/>
+    <w:abstractNumId w:val="26"/>
   </w:num>
   <w:num w:numId="5">
-    <w:abstractNumId w:val="33"/>
+    <w:abstractNumId w:val="34"/>
   </w:num>
   <w:num w:numId="6">
     <w:abstractNumId w:val="6"/>
   </w:num>
   <w:num w:numId="7">
-    <w:abstractNumId w:val="27"/>
+    <w:abstractNumId w:val="28"/>
   </w:num>
   <w:num w:numId="8">
-    <w:abstractNumId w:val="31"/>
+    <w:abstractNumId w:val="32"/>
   </w:num>
   <w:num w:numId="9">
-    <w:abstractNumId w:val="16"/>
+    <w:abstractNumId w:val="17"/>
   </w:num>
   <w:num w:numId="10">
     <w:abstractNumId w:val="3"/>
   </w:num>
   <w:num w:numId="11">
-    <w:abstractNumId w:val="34"/>
+    <w:abstractNumId w:val="35"/>
   </w:num>
   <w:num w:numId="12">
     <w:abstractNumId w:val="14"/>
   </w:num>
   <w:num w:numId="13">
-    <w:abstractNumId w:val="20"/>
+    <w:abstractNumId w:val="21"/>
   </w:num>
   <w:num w:numId="14">
     <w:abstractNumId w:val="12"/>
@@ -9568,13 +11056,13 @@
     <w:abstractNumId w:val="9"/>
   </w:num>
   <w:num w:numId="16">
-    <w:abstractNumId w:val="17"/>
+    <w:abstractNumId w:val="18"/>
   </w:num>
   <w:num w:numId="17">
-    <w:abstractNumId w:val="26"/>
+    <w:abstractNumId w:val="27"/>
   </w:num>
   <w:num w:numId="18">
-    <w:abstractNumId w:val="22"/>
+    <w:abstractNumId w:val="23"/>
   </w:num>
   <w:num w:numId="19">
     <w:abstractNumId w:val="1"/>
@@ -9583,10 +11071,10 @@
     <w:abstractNumId w:val="10"/>
   </w:num>
   <w:num w:numId="21">
-    <w:abstractNumId w:val="30"/>
+    <w:abstractNumId w:val="31"/>
   </w:num>
   <w:num w:numId="22">
-    <w:abstractNumId w:val="24"/>
+    <w:abstractNumId w:val="25"/>
   </w:num>
   <w:num w:numId="23">
     <w:abstractNumId w:val="0"/>
@@ -9595,37 +11083,40 @@
     <w:abstractNumId w:val="11"/>
   </w:num>
   <w:num w:numId="25">
-    <w:abstractNumId w:val="29"/>
+    <w:abstractNumId w:val="30"/>
   </w:num>
   <w:num w:numId="26">
-    <w:abstractNumId w:val="18"/>
+    <w:abstractNumId w:val="19"/>
   </w:num>
   <w:num w:numId="27">
-    <w:abstractNumId w:val="28"/>
+    <w:abstractNumId w:val="29"/>
   </w:num>
   <w:num w:numId="28">
     <w:abstractNumId w:val="2"/>
   </w:num>
   <w:num w:numId="29">
-    <w:abstractNumId w:val="32"/>
+    <w:abstractNumId w:val="33"/>
   </w:num>
   <w:num w:numId="30">
     <w:abstractNumId w:val="13"/>
   </w:num>
   <w:num w:numId="31">
-    <w:abstractNumId w:val="19"/>
+    <w:abstractNumId w:val="20"/>
   </w:num>
   <w:num w:numId="32">
-    <w:abstractNumId w:val="15"/>
+    <w:abstractNumId w:val="16"/>
   </w:num>
   <w:num w:numId="33">
-    <w:abstractNumId w:val="23"/>
+    <w:abstractNumId w:val="24"/>
   </w:num>
   <w:num w:numId="34">
     <w:abstractNumId w:val="4"/>
   </w:num>
   <w:num w:numId="35">
     <w:abstractNumId w:val="5"/>
+  </w:num>
+  <w:num w:numId="36">
+    <w:abstractNumId w:val="15"/>
   </w:num>
 </w:numbering>
 </file>
@@ -10135,6 +11626,7 @@
   <w:style w:type="character" w:default="1" w:styleId="Fuentedeprrafopredeter">
     <w:name w:val="Default Paragraph Font"/>
     <w:uiPriority w:val="1"/>
+    <w:semiHidden/>
     <w:unhideWhenUsed/>
   </w:style>
   <w:style w:type="table" w:default="1" w:styleId="Tablanormal">
@@ -10271,7 +11763,6 @@
     <w:name w:val="Normal (Web)"/>
     <w:basedOn w:val="Normal"/>
     <w:uiPriority w:val="99"/>
-    <w:semiHidden/>
     <w:unhideWhenUsed/>
     <w:rsid w:val="00A6378F"/>
     <w:pPr>
@@ -10326,6 +11817,25 @@
       <w:color w:val="2E74B5" w:themeColor="accent1" w:themeShade="BF"/>
       <w:lang w:val="es-BO"/>
     </w:rPr>
+  </w:style>
+  <w:style w:type="table" w:styleId="Tablaconcuadrcula">
+    <w:name w:val="Table Grid"/>
+    <w:basedOn w:val="Tablanormal"/>
+    <w:uiPriority w:val="39"/>
+    <w:rsid w:val="0090003D"/>
+    <w:pPr>
+      <w:spacing w:after="0" w:line="240" w:lineRule="auto"/>
+    </w:pPr>
+    <w:tblPr>
+      <w:tblBorders>
+        <w:top w:val="single" w:sz="4" w:space="0" w:color="auto"/>
+        <w:left w:val="single" w:sz="4" w:space="0" w:color="auto"/>
+        <w:bottom w:val="single" w:sz="4" w:space="0" w:color="auto"/>
+        <w:right w:val="single" w:sz="4" w:space="0" w:color="auto"/>
+        <w:insideH w:val="single" w:sz="4" w:space="0" w:color="auto"/>
+        <w:insideV w:val="single" w:sz="4" w:space="0" w:color="auto"/>
+      </w:tblBorders>
+    </w:tblPr>
   </w:style>
 </w:styles>
 </file>

--- a/PLIEGO TÉCNICO FUNCIONAL Y DISCOVERY.docx
+++ b/PLIEGO TÉCNICO FUNCIONAL Y DISCOVERY.docx
@@ -1,6 +1,6 @@
 
 <file path=word/document.xml><?xml version="1.0" encoding="utf-8"?>
-<w:document xmlns:wpc="http://schemas.microsoft.com/office/word/2010/wordprocessingCanvas" xmlns:cx="http://schemas.microsoft.com/office/drawing/2014/chartex" xmlns:mc="http://schemas.openxmlformats.org/markup-compatibility/2006" xmlns:o="urn:schemas-microsoft-com:office:office" xmlns:r="http://schemas.openxmlformats.org/officeDocument/2006/relationships" xmlns:m="http://schemas.openxmlformats.org/officeDocument/2006/math" xmlns:v="urn:schemas-microsoft-com:vml" xmlns:wp14="http://schemas.microsoft.com/office/word/2010/wordprocessingDrawing" xmlns:wp="http://schemas.openxmlformats.org/drawingml/2006/wordprocessingDrawing" xmlns:w10="urn:schemas-microsoft-com:office:word" xmlns:w="http://schemas.openxmlformats.org/wordprocessingml/2006/main" xmlns:w14="http://schemas.microsoft.com/office/word/2010/wordml" xmlns:w15="http://schemas.microsoft.com/office/word/2012/wordml" xmlns:w16se="http://schemas.microsoft.com/office/word/2015/wordml/symex" xmlns:wpg="http://schemas.microsoft.com/office/word/2010/wordprocessingGroup" xmlns:wpi="http://schemas.microsoft.com/office/word/2010/wordprocessingInk" xmlns:wne="http://schemas.microsoft.com/office/word/2006/wordml" xmlns:wps="http://schemas.microsoft.com/office/word/2010/wordprocessingShape" mc:Ignorable="w14 w15 w16se wp14">
+<w:document xmlns:wpc="http://schemas.microsoft.com/office/word/2010/wordprocessingCanvas" xmlns:cx="http://schemas.microsoft.com/office/drawing/2014/chartex" xmlns:cx1="http://schemas.microsoft.com/office/drawing/2015/9/8/chartex" xmlns:mc="http://schemas.openxmlformats.org/markup-compatibility/2006" xmlns:o="urn:schemas-microsoft-com:office:office" xmlns:r="http://schemas.openxmlformats.org/officeDocument/2006/relationships" xmlns:m="http://schemas.openxmlformats.org/officeDocument/2006/math" xmlns:v="urn:schemas-microsoft-com:vml" xmlns:wp14="http://schemas.microsoft.com/office/word/2010/wordprocessingDrawing" xmlns:wp="http://schemas.openxmlformats.org/drawingml/2006/wordprocessingDrawing" xmlns:w10="urn:schemas-microsoft-com:office:word" xmlns:w="http://schemas.openxmlformats.org/wordprocessingml/2006/main" xmlns:w14="http://schemas.microsoft.com/office/word/2010/wordml" xmlns:w15="http://schemas.microsoft.com/office/word/2012/wordml" xmlns:w16se="http://schemas.microsoft.com/office/word/2015/wordml/symex" xmlns:wpg="http://schemas.microsoft.com/office/word/2010/wordprocessingGroup" xmlns:wpi="http://schemas.microsoft.com/office/word/2010/wordprocessingInk" xmlns:wne="http://schemas.microsoft.com/office/word/2006/wordml" xmlns:wps="http://schemas.microsoft.com/office/word/2010/wordprocessingShape" mc:Ignorable="w14 w15 w16se wp14">
   <w:body>
     <w:p>
       <w:pPr>
@@ -1569,80 +1569,16 @@
           <w:rFonts w:ascii="Arial" w:hAnsi="Arial" w:cs="Arial"/>
           <w:sz w:val="18"/>
         </w:rPr>
-        <w:t xml:space="preserve"> Módulo para </w:t>
-      </w:r>
-      <w:r>
-        <w:rPr>
-          <w:rFonts w:ascii="Arial" w:hAnsi="Arial" w:cs="Arial"/>
-          <w:b/>
-          <w:bCs/>
-          <w:sz w:val="18"/>
-        </w:rPr>
-        <w:t>categorizar por tipo de condominio</w:t>
-      </w:r>
-      <w:r>
-        <w:rPr>
-          <w:rFonts w:ascii="Arial" w:hAnsi="Arial" w:cs="Arial"/>
-          <w:sz w:val="18"/>
-        </w:rPr>
-        <w:t xml:space="preserve">, motor de </w:t>
-      </w:r>
-      <w:r>
-        <w:rPr>
-          <w:rFonts w:ascii="Arial" w:hAnsi="Arial" w:cs="Arial"/>
-          <w:b/>
-          <w:bCs/>
-          <w:sz w:val="18"/>
-        </w:rPr>
-        <w:t>sistema contable de despensas</w:t>
-      </w:r>
-      <w:r>
-        <w:rPr>
-          <w:rFonts w:ascii="Arial" w:hAnsi="Arial" w:cs="Arial"/>
-          <w:sz w:val="18"/>
-        </w:rPr>
-        <w:t xml:space="preserve">, control de </w:t>
-      </w:r>
-      <w:r>
-        <w:rPr>
-          <w:rFonts w:ascii="Arial" w:hAnsi="Arial" w:cs="Arial"/>
-          <w:b/>
-          <w:bCs/>
-          <w:sz w:val="18"/>
-        </w:rPr>
-        <w:t>ingreso y egreso</w:t>
-      </w:r>
-      <w:r>
-        <w:rPr>
-          <w:rFonts w:ascii="Arial" w:hAnsi="Arial" w:cs="Arial"/>
-          <w:sz w:val="18"/>
-        </w:rPr>
-        <w:t xml:space="preserve">, gestión de </w:t>
-      </w:r>
-      <w:r>
-        <w:rPr>
-          <w:rFonts w:ascii="Arial" w:hAnsi="Arial" w:cs="Arial"/>
-          <w:b/>
-          <w:bCs/>
-          <w:sz w:val="18"/>
-        </w:rPr>
-        <w:t>control para proveedores</w:t>
-      </w:r>
-      <w:r>
-        <w:rPr>
-          <w:rFonts w:ascii="Arial" w:hAnsi="Arial" w:cs="Arial"/>
-          <w:sz w:val="18"/>
-        </w:rPr>
-        <w:t xml:space="preserve"> y parametrización del </w:t>
-      </w:r>
-      <w:r>
-        <w:rPr>
-          <w:rFonts w:ascii="Arial" w:hAnsi="Arial" w:cs="Arial"/>
-          <w:b/>
-          <w:bCs/>
-          <w:sz w:val="18"/>
-        </w:rPr>
-        <w:t>agendamiento</w:t>
+        <w:t xml:space="preserve"> Módulo para categorizar por tipo de condominio, motor de sistema contable de despensas, control de ingreso y egreso, gestión de control para proveedores, parametrización del agendamiento </w:t>
+      </w:r>
+      <w:r>
+        <w:rPr>
+          <w:rFonts w:ascii="Arial" w:hAnsi="Arial" w:cs="Arial"/>
+          <w:b/>
+          <w:bCs/>
+          <w:sz w:val="18"/>
+        </w:rPr>
+        <w:t>y motor de reportes financieros y auditoría</w:t>
       </w:r>
       <w:r>
         <w:rPr>
@@ -1840,6 +1776,70 @@
     </w:p>
     <w:p>
       <w:pPr>
+        <w:jc w:val="center"/>
+        <w:rPr>
+          <w:rFonts w:ascii="Arial" w:hAnsi="Arial" w:cs="Arial"/>
+          <w:b/>
+          <w:bCs/>
+          <w:sz w:val="18"/>
+        </w:rPr>
+      </w:pPr>
+      <w:bookmarkStart w:id="0" w:name="_GoBack"/>
+      <w:r>
+        <w:rPr>
+          <w:rFonts w:ascii="Arial" w:hAnsi="Arial" w:cs="Arial"/>
+          <w:b/>
+          <w:bCs/>
+          <w:noProof/>
+          <w:sz w:val="18"/>
+          <w:lang w:val="en-US"/>
+        </w:rPr>
+        <w:drawing>
+          <wp:inline distT="0" distB="0" distL="0" distR="0">
+            <wp:extent cx="5701665" cy="3110230"/>
+            <wp:effectExtent l="0" t="0" r="0" b="0"/>
+            <wp:docPr id="6" name="Imagen 6"/>
+            <wp:cNvGraphicFramePr>
+              <a:graphicFrameLocks xmlns:a="http://schemas.openxmlformats.org/drawingml/2006/main" noChangeAspect="1"/>
+            </wp:cNvGraphicFramePr>
+            <a:graphic xmlns:a="http://schemas.openxmlformats.org/drawingml/2006/main">
+              <a:graphicData uri="http://schemas.openxmlformats.org/drawingml/2006/picture">
+                <pic:pic xmlns:pic="http://schemas.openxmlformats.org/drawingml/2006/picture">
+                  <pic:nvPicPr>
+                    <pic:cNvPr id="6" name="Gemini_Generated_Image_9em6ef9em6ef9em6.png"/>
+                    <pic:cNvPicPr/>
+                  </pic:nvPicPr>
+                  <pic:blipFill>
+                    <a:blip r:embed="rId5" cstate="print">
+                      <a:extLst>
+                        <a:ext uri="{28A0092B-C50C-407E-A947-70E740481C1C}">
+                          <a14:useLocalDpi xmlns:a14="http://schemas.microsoft.com/office/drawing/2010/main" val="0"/>
+                        </a:ext>
+                      </a:extLst>
+                    </a:blip>
+                    <a:stretch>
+                      <a:fillRect/>
+                    </a:stretch>
+                  </pic:blipFill>
+                  <pic:spPr>
+                    <a:xfrm>
+                      <a:off x="0" y="0"/>
+                      <a:ext cx="5701665" cy="3110230"/>
+                    </a:xfrm>
+                    <a:prstGeom prst="rect">
+                      <a:avLst/>
+                    </a:prstGeom>
+                  </pic:spPr>
+                </pic:pic>
+              </a:graphicData>
+            </a:graphic>
+          </wp:inline>
+        </w:drawing>
+      </w:r>
+      <w:bookmarkEnd w:id="0"/>
+    </w:p>
+    <w:p>
+      <w:pPr>
         <w:numPr>
           <w:ilvl w:val="0"/>
           <w:numId w:val="25"/>
@@ -2448,6 +2448,7 @@
           <w:bCs/>
           <w:sz w:val="18"/>
         </w:rPr>
+        <w:lastRenderedPageBreak/>
         <w:t>RF-EXP-001:</w:t>
       </w:r>
       <w:r>
@@ -2906,7 +2907,6 @@
           <w:bCs/>
           <w:sz w:val="18"/>
         </w:rPr>
-        <w:lastRenderedPageBreak/>
         <w:t>RF-</w:t>
       </w:r>
       <w:r>
@@ -3297,6 +3297,7 @@
           <w:bCs/>
           <w:sz w:val="18"/>
         </w:rPr>
+        <w:lastRenderedPageBreak/>
         <w:t>RF-AGE-003 (Bloqueo Temporal y Pago Inmediato):</w:t>
       </w:r>
       <w:r>
@@ -3375,13 +3376,18 @@
       <w:pPr>
         <w:rPr>
           <w:rFonts w:ascii="Arial" w:hAnsi="Arial" w:cs="Arial"/>
-          <w:b/>
-          <w:bCs/>
-          <w:sz w:val="18"/>
-        </w:rPr>
-      </w:pPr>
-      <w:bookmarkStart w:id="0" w:name="_GoBack"/>
-      <w:bookmarkEnd w:id="0"/>
+          <w:bCs/>
+          <w:sz w:val="18"/>
+        </w:rPr>
+      </w:pPr>
+      <w:r>
+        <w:rPr>
+          <w:rFonts w:ascii="Arial" w:hAnsi="Arial" w:cs="Arial"/>
+          <w:bCs/>
+          <w:sz w:val="18"/>
+        </w:rPr>
+        <w:t>El sistema proveerá un motor de reportes dinámicos dentro del panel administrativo con el objetivo de consolidar todos los movimientos financieros del condominio, eliminando el procesamiento manual de datos al cierre de mes. Las consultas permitirán filtrar la información por rango de fechas, condominio o bloques, ofreciendo la opción de exportación inmediata en formatos PDF (para asambleas y rendición de cuentas) y Excel/CSV (para auditorías contables).</w:t>
+      </w:r>
     </w:p>
     <w:p>
       <w:pPr>
@@ -3389,9 +3395,676 @@
           <w:rFonts w:ascii="Arial" w:hAnsi="Arial" w:cs="Arial"/>
           <w:b/>
           <w:bCs/>
-          <w:sz w:val="18"/>
-        </w:rPr>
-      </w:pPr>
+          <w:sz w:val="20"/>
+        </w:rPr>
+      </w:pPr>
+      <w:r>
+        <w:rPr>
+          <w:rFonts w:ascii="Arial" w:hAnsi="Arial" w:cs="Arial"/>
+          <w:b/>
+          <w:bCs/>
+          <w:sz w:val="20"/>
+        </w:rPr>
+        <w:t>Especificación de Reportes del Sistema</w:t>
+      </w:r>
+    </w:p>
+    <w:p>
+      <w:pPr>
+        <w:rPr>
+          <w:rFonts w:ascii="Arial" w:hAnsi="Arial" w:cs="Arial"/>
+          <w:b/>
+          <w:bCs/>
+          <w:sz w:val="20"/>
+          <w:lang w:val="es-ES"/>
+        </w:rPr>
+      </w:pPr>
+      <w:r>
+        <w:rPr>
+          <w:rFonts w:ascii="Arial" w:hAnsi="Arial" w:cs="Arial"/>
+          <w:b/>
+          <w:bCs/>
+          <w:sz w:val="20"/>
+          <w:lang w:val="es-ES"/>
+        </w:rPr>
+        <w:t>1. Reporte de Ingresos y Egresos (Flujo de Caja)</w:t>
+      </w:r>
+    </w:p>
+    <w:p>
+      <w:pPr>
+        <w:numPr>
+          <w:ilvl w:val="0"/>
+          <w:numId w:val="37"/>
+        </w:numPr>
+        <w:rPr>
+          <w:rFonts w:ascii="Arial" w:hAnsi="Arial" w:cs="Arial"/>
+          <w:bCs/>
+          <w:sz w:val="20"/>
+          <w:lang w:val="es-ES"/>
+        </w:rPr>
+      </w:pPr>
+      <w:r>
+        <w:rPr>
+          <w:rFonts w:ascii="Arial" w:hAnsi="Arial" w:cs="Arial"/>
+          <w:b/>
+          <w:bCs/>
+          <w:sz w:val="20"/>
+          <w:lang w:val="es-ES"/>
+        </w:rPr>
+        <w:t xml:space="preserve">Objetivo: </w:t>
+      </w:r>
+      <w:r>
+        <w:rPr>
+          <w:rFonts w:ascii="Arial" w:hAnsi="Arial" w:cs="Arial"/>
+          <w:bCs/>
+          <w:sz w:val="20"/>
+          <w:lang w:val="es-ES"/>
+        </w:rPr>
+        <w:t>Visualizar la salud financiera general y la liquidez del condominio en tiempo real.</w:t>
+      </w:r>
+    </w:p>
+    <w:p>
+      <w:pPr>
+        <w:numPr>
+          <w:ilvl w:val="0"/>
+          <w:numId w:val="37"/>
+        </w:numPr>
+        <w:rPr>
+          <w:rFonts w:ascii="Arial" w:hAnsi="Arial" w:cs="Arial"/>
+          <w:bCs/>
+          <w:sz w:val="20"/>
+          <w:lang w:val="es-ES"/>
+        </w:rPr>
+      </w:pPr>
+      <w:r>
+        <w:rPr>
+          <w:rFonts w:ascii="Arial" w:hAnsi="Arial" w:cs="Arial"/>
+          <w:b/>
+          <w:bCs/>
+          <w:sz w:val="20"/>
+          <w:lang w:val="es-ES"/>
+        </w:rPr>
+        <w:t xml:space="preserve">Componentes: </w:t>
+      </w:r>
+      <w:r>
+        <w:rPr>
+          <w:rFonts w:ascii="Arial" w:hAnsi="Arial" w:cs="Arial"/>
+          <w:bCs/>
+          <w:sz w:val="20"/>
+          <w:lang w:val="es-ES"/>
+        </w:rPr>
+        <w:t>Comparativa visual mensual entre todo el dinero recaudado y los gastos ejecutados.</w:t>
+      </w:r>
+    </w:p>
+    <w:p>
+      <w:pPr>
+        <w:numPr>
+          <w:ilvl w:val="1"/>
+          <w:numId w:val="38"/>
+        </w:numPr>
+        <w:rPr>
+          <w:rFonts w:ascii="Arial" w:hAnsi="Arial" w:cs="Arial"/>
+          <w:bCs/>
+          <w:sz w:val="20"/>
+          <w:lang w:val="es-ES"/>
+        </w:rPr>
+      </w:pPr>
+      <w:r>
+        <w:rPr>
+          <w:rFonts w:ascii="Arial" w:hAnsi="Arial" w:cs="Arial"/>
+          <w:bCs/>
+          <w:sz w:val="20"/>
+          <w:lang w:val="es-ES"/>
+        </w:rPr>
+        <w:t>Desglose automático de ingresos ordenados por concepto (recaudación de "despensas", cuotas extraordinarias y reservas de áreas comunes).</w:t>
+      </w:r>
+    </w:p>
+    <w:p>
+      <w:pPr>
+        <w:numPr>
+          <w:ilvl w:val="1"/>
+          <w:numId w:val="38"/>
+        </w:numPr>
+        <w:rPr>
+          <w:rFonts w:ascii="Arial" w:hAnsi="Arial" w:cs="Arial"/>
+          <w:bCs/>
+          <w:sz w:val="20"/>
+          <w:lang w:val="es-ES"/>
+        </w:rPr>
+      </w:pPr>
+      <w:r>
+        <w:rPr>
+          <w:rFonts w:ascii="Arial" w:hAnsi="Arial" w:cs="Arial"/>
+          <w:bCs/>
+          <w:sz w:val="20"/>
+          <w:lang w:val="es-ES"/>
+        </w:rPr>
+        <w:t>Registro cronológico de los egresos autorizados y facturas liquidadas a los proveedores de servicios del condominio.</w:t>
+      </w:r>
+    </w:p>
+    <w:p>
+      <w:pPr>
+        <w:pStyle w:val="Ttulo5"/>
+        <w:rPr>
+          <w:rFonts w:ascii="Arial" w:hAnsi="Arial" w:cs="Arial"/>
+          <w:b/>
+          <w:color w:val="auto"/>
+          <w:sz w:val="20"/>
+          <w:szCs w:val="18"/>
+          <w:lang w:val="es-ES"/>
+        </w:rPr>
+      </w:pPr>
+      <w:r>
+        <w:rPr>
+          <w:rFonts w:ascii="Arial" w:hAnsi="Arial" w:cs="Arial"/>
+          <w:b/>
+          <w:color w:val="auto"/>
+          <w:sz w:val="20"/>
+          <w:szCs w:val="18"/>
+        </w:rPr>
+        <w:t>2. Reporte Contable de Pagos de Servicios Básicos (Agua y Luz)</w:t>
+      </w:r>
+    </w:p>
+    <w:p>
+      <w:pPr>
+        <w:pStyle w:val="NormalWeb"/>
+        <w:numPr>
+          <w:ilvl w:val="0"/>
+          <w:numId w:val="40"/>
+        </w:numPr>
+        <w:spacing w:line="276" w:lineRule="auto"/>
+        <w:rPr>
+          <w:rFonts w:ascii="Arial" w:hAnsi="Arial" w:cs="Arial"/>
+          <w:sz w:val="20"/>
+          <w:szCs w:val="18"/>
+          <w:lang w:val="es-ES"/>
+        </w:rPr>
+      </w:pPr>
+      <w:r>
+        <w:rPr>
+          <w:rFonts w:ascii="Arial" w:hAnsi="Arial" w:cs="Arial"/>
+          <w:b/>
+          <w:bCs/>
+          <w:sz w:val="20"/>
+          <w:szCs w:val="18"/>
+          <w:lang w:val="es-ES"/>
+        </w:rPr>
+        <w:t>Objetivo:</w:t>
+      </w:r>
+      <w:r>
+        <w:rPr>
+          <w:rFonts w:ascii="Arial" w:hAnsi="Arial" w:cs="Arial"/>
+          <w:sz w:val="20"/>
+          <w:szCs w:val="18"/>
+          <w:lang w:val="es-ES"/>
+        </w:rPr>
+        <w:t xml:space="preserve"> Cruzar los montos consultados y pagados de manera automatizada contra las facturas globales del condominio para evitar descuadres.</w:t>
+      </w:r>
+    </w:p>
+    <w:p>
+      <w:pPr>
+        <w:pStyle w:val="NormalWeb"/>
+        <w:numPr>
+          <w:ilvl w:val="0"/>
+          <w:numId w:val="40"/>
+        </w:numPr>
+        <w:spacing w:line="276" w:lineRule="auto"/>
+        <w:rPr>
+          <w:rFonts w:ascii="Arial" w:hAnsi="Arial" w:cs="Arial"/>
+          <w:sz w:val="20"/>
+          <w:szCs w:val="18"/>
+        </w:rPr>
+      </w:pPr>
+      <w:r>
+        <w:rPr>
+          <w:rFonts w:ascii="Arial" w:hAnsi="Arial" w:cs="Arial"/>
+          <w:b/>
+          <w:bCs/>
+          <w:sz w:val="20"/>
+          <w:szCs w:val="18"/>
+          <w:lang w:val="es-BO"/>
+        </w:rPr>
+        <w:t>Componentes</w:t>
+      </w:r>
+      <w:r>
+        <w:rPr>
+          <w:rFonts w:ascii="Arial" w:hAnsi="Arial" w:cs="Arial"/>
+          <w:b/>
+          <w:bCs/>
+          <w:sz w:val="20"/>
+          <w:szCs w:val="18"/>
+        </w:rPr>
+        <w:t>:</w:t>
+      </w:r>
+    </w:p>
+    <w:p>
+      <w:pPr>
+        <w:pStyle w:val="NormalWeb"/>
+        <w:numPr>
+          <w:ilvl w:val="1"/>
+          <w:numId w:val="40"/>
+        </w:numPr>
+        <w:spacing w:line="276" w:lineRule="auto"/>
+        <w:rPr>
+          <w:rFonts w:ascii="Arial" w:hAnsi="Arial" w:cs="Arial"/>
+          <w:sz w:val="20"/>
+          <w:szCs w:val="18"/>
+          <w:lang w:val="es-ES"/>
+        </w:rPr>
+      </w:pPr>
+      <w:r>
+        <w:rPr>
+          <w:rFonts w:ascii="Arial" w:hAnsi="Arial" w:cs="Arial"/>
+          <w:sz w:val="20"/>
+          <w:szCs w:val="18"/>
+          <w:lang w:val="es-ES"/>
+        </w:rPr>
+        <w:t>Vista consolidada del total recaudado en el mes por concepto de consumo de agua y luz.</w:t>
+      </w:r>
+    </w:p>
+    <w:p>
+      <w:pPr>
+        <w:pStyle w:val="NormalWeb"/>
+        <w:numPr>
+          <w:ilvl w:val="1"/>
+          <w:numId w:val="40"/>
+        </w:numPr>
+        <w:spacing w:line="276" w:lineRule="auto"/>
+        <w:rPr>
+          <w:rFonts w:ascii="Arial" w:hAnsi="Arial" w:cs="Arial"/>
+          <w:sz w:val="20"/>
+          <w:szCs w:val="18"/>
+          <w:lang w:val="es-ES"/>
+        </w:rPr>
+      </w:pPr>
+      <w:r>
+        <w:rPr>
+          <w:rFonts w:ascii="Arial" w:hAnsi="Arial" w:cs="Arial"/>
+          <w:sz w:val="20"/>
+          <w:szCs w:val="18"/>
+          <w:lang w:val="es-ES"/>
+        </w:rPr>
+        <w:t xml:space="preserve">Listado de códigos de cliente con sus respectivos montos conciliados automáticamente a través del </w:t>
+      </w:r>
+      <w:proofErr w:type="spellStart"/>
+      <w:r>
+        <w:rPr>
+          <w:rFonts w:ascii="Arial" w:hAnsi="Arial" w:cs="Arial"/>
+          <w:sz w:val="20"/>
+          <w:szCs w:val="18"/>
+          <w:lang w:val="es-ES"/>
+        </w:rPr>
+        <w:t>Webhook</w:t>
+      </w:r>
+      <w:proofErr w:type="spellEnd"/>
+      <w:r>
+        <w:rPr>
+          <w:rFonts w:ascii="Arial" w:hAnsi="Arial" w:cs="Arial"/>
+          <w:sz w:val="20"/>
+          <w:szCs w:val="18"/>
+          <w:lang w:val="es-ES"/>
+        </w:rPr>
+        <w:t xml:space="preserve"> de la pasarela.</w:t>
+      </w:r>
+    </w:p>
+    <w:p>
+      <w:pPr>
+        <w:pStyle w:val="NormalWeb"/>
+        <w:numPr>
+          <w:ilvl w:val="1"/>
+          <w:numId w:val="40"/>
+        </w:numPr>
+        <w:spacing w:line="276" w:lineRule="auto"/>
+        <w:rPr>
+          <w:rFonts w:ascii="Arial" w:hAnsi="Arial" w:cs="Arial"/>
+          <w:sz w:val="20"/>
+          <w:szCs w:val="18"/>
+          <w:lang w:val="es-ES"/>
+        </w:rPr>
+      </w:pPr>
+      <w:r>
+        <w:rPr>
+          <w:rFonts w:ascii="Arial" w:hAnsi="Arial" w:cs="Arial"/>
+          <w:sz w:val="20"/>
+          <w:szCs w:val="18"/>
+          <w:lang w:val="es-ES"/>
+        </w:rPr>
+        <w:t xml:space="preserve">Indicador de saldo que le permite conocer con precisión al administrador cuánto dinero exacto debe transferir de la cuenta recaudadora hacia cada cooperativa o empresa distribuidora pública (CRE, </w:t>
+      </w:r>
+      <w:proofErr w:type="spellStart"/>
+      <w:r>
+        <w:rPr>
+          <w:rFonts w:ascii="Arial" w:hAnsi="Arial" w:cs="Arial"/>
+          <w:sz w:val="20"/>
+          <w:szCs w:val="18"/>
+          <w:lang w:val="es-ES"/>
+        </w:rPr>
+        <w:t>Saguapac</w:t>
+      </w:r>
+      <w:proofErr w:type="spellEnd"/>
+      <w:r>
+        <w:rPr>
+          <w:rFonts w:ascii="Arial" w:hAnsi="Arial" w:cs="Arial"/>
+          <w:sz w:val="20"/>
+          <w:szCs w:val="18"/>
+          <w:lang w:val="es-ES"/>
+        </w:rPr>
+        <w:t>, etc.).</w:t>
+      </w:r>
+    </w:p>
+    <w:p>
+      <w:pPr>
+        <w:pStyle w:val="Ttulo5"/>
+        <w:spacing w:line="276" w:lineRule="auto"/>
+        <w:rPr>
+          <w:rFonts w:ascii="Arial" w:hAnsi="Arial" w:cs="Arial"/>
+          <w:b/>
+          <w:color w:val="auto"/>
+          <w:sz w:val="20"/>
+          <w:szCs w:val="18"/>
+          <w:lang w:val="es-ES"/>
+        </w:rPr>
+      </w:pPr>
+      <w:r>
+        <w:rPr>
+          <w:rFonts w:ascii="Arial" w:hAnsi="Arial" w:cs="Arial"/>
+          <w:b/>
+          <w:color w:val="auto"/>
+          <w:sz w:val="20"/>
+          <w:szCs w:val="18"/>
+        </w:rPr>
+        <w:t>3. Reporte de "Despensas" y Saldos Pendientes (Morosidad)</w:t>
+      </w:r>
+    </w:p>
+    <w:p>
+      <w:pPr>
+        <w:pStyle w:val="NormalWeb"/>
+        <w:numPr>
+          <w:ilvl w:val="0"/>
+          <w:numId w:val="41"/>
+        </w:numPr>
+        <w:spacing w:line="276" w:lineRule="auto"/>
+        <w:rPr>
+          <w:rFonts w:ascii="Arial" w:hAnsi="Arial" w:cs="Arial"/>
+          <w:sz w:val="18"/>
+          <w:szCs w:val="18"/>
+          <w:lang w:val="es-ES"/>
+        </w:rPr>
+      </w:pPr>
+      <w:r>
+        <w:rPr>
+          <w:rFonts w:ascii="Arial" w:hAnsi="Arial" w:cs="Arial"/>
+          <w:b/>
+          <w:bCs/>
+          <w:sz w:val="18"/>
+          <w:szCs w:val="18"/>
+          <w:lang w:val="es-ES"/>
+        </w:rPr>
+        <w:t>Objetivo:</w:t>
+      </w:r>
+      <w:r>
+        <w:rPr>
+          <w:rFonts w:ascii="Arial" w:hAnsi="Arial" w:cs="Arial"/>
+          <w:sz w:val="18"/>
+          <w:szCs w:val="18"/>
+          <w:lang w:val="es-ES"/>
+        </w:rPr>
+        <w:t xml:space="preserve"> Identificar de forma inmediata el estado de cuenta y qué copropietarios presentan deudas acumuladas en sus obligaciones mensuales.</w:t>
+      </w:r>
+    </w:p>
+    <w:p>
+      <w:pPr>
+        <w:pStyle w:val="NormalWeb"/>
+        <w:numPr>
+          <w:ilvl w:val="0"/>
+          <w:numId w:val="41"/>
+        </w:numPr>
+        <w:spacing w:line="276" w:lineRule="auto"/>
+        <w:rPr>
+          <w:rFonts w:ascii="Arial" w:hAnsi="Arial" w:cs="Arial"/>
+          <w:sz w:val="18"/>
+          <w:szCs w:val="18"/>
+        </w:rPr>
+      </w:pPr>
+      <w:r>
+        <w:rPr>
+          <w:rFonts w:ascii="Arial" w:hAnsi="Arial" w:cs="Arial"/>
+          <w:b/>
+          <w:bCs/>
+          <w:sz w:val="18"/>
+          <w:szCs w:val="18"/>
+          <w:lang w:val="es-BO"/>
+        </w:rPr>
+        <w:t>Componentes</w:t>
+      </w:r>
+      <w:r>
+        <w:rPr>
+          <w:rFonts w:ascii="Arial" w:hAnsi="Arial" w:cs="Arial"/>
+          <w:b/>
+          <w:bCs/>
+          <w:sz w:val="18"/>
+          <w:szCs w:val="18"/>
+        </w:rPr>
+        <w:t>:</w:t>
+      </w:r>
+    </w:p>
+    <w:p>
+      <w:pPr>
+        <w:pStyle w:val="NormalWeb"/>
+        <w:numPr>
+          <w:ilvl w:val="1"/>
+          <w:numId w:val="41"/>
+        </w:numPr>
+        <w:spacing w:line="276" w:lineRule="auto"/>
+        <w:rPr>
+          <w:rFonts w:ascii="Arial" w:hAnsi="Arial" w:cs="Arial"/>
+          <w:sz w:val="18"/>
+          <w:szCs w:val="18"/>
+          <w:lang w:val="es-ES"/>
+        </w:rPr>
+      </w:pPr>
+      <w:r>
+        <w:rPr>
+          <w:rFonts w:ascii="Arial" w:hAnsi="Arial" w:cs="Arial"/>
+          <w:sz w:val="18"/>
+          <w:szCs w:val="18"/>
+          <w:lang w:val="es-ES"/>
+        </w:rPr>
+        <w:t>Tabla dinámica indexada por número de departamento, bloque y nombre del propietario.</w:t>
+      </w:r>
+    </w:p>
+    <w:p>
+      <w:pPr>
+        <w:pStyle w:val="NormalWeb"/>
+        <w:numPr>
+          <w:ilvl w:val="1"/>
+          <w:numId w:val="41"/>
+        </w:numPr>
+        <w:spacing w:line="276" w:lineRule="auto"/>
+        <w:rPr>
+          <w:rFonts w:ascii="Arial" w:hAnsi="Arial" w:cs="Arial"/>
+          <w:sz w:val="18"/>
+          <w:szCs w:val="18"/>
+          <w:lang w:val="es-ES"/>
+        </w:rPr>
+      </w:pPr>
+      <w:r>
+        <w:rPr>
+          <w:rFonts w:ascii="Arial" w:hAnsi="Arial" w:cs="Arial"/>
+          <w:sz w:val="18"/>
+          <w:szCs w:val="18"/>
+          <w:lang w:val="es-ES"/>
+        </w:rPr>
+        <w:t>Clasificación visual de la antigüedad de la deuda de las "despensas" (saldos vencidos a 30, 60 o más de 90 días) con cálculo automático de intereses por mora parametrizados.</w:t>
+      </w:r>
+    </w:p>
+    <w:p>
+      <w:pPr>
+        <w:pStyle w:val="NormalWeb"/>
+        <w:numPr>
+          <w:ilvl w:val="1"/>
+          <w:numId w:val="41"/>
+        </w:numPr>
+        <w:spacing w:line="276" w:lineRule="auto"/>
+        <w:rPr>
+          <w:rFonts w:ascii="Arial" w:hAnsi="Arial" w:cs="Arial"/>
+          <w:sz w:val="18"/>
+          <w:szCs w:val="18"/>
+          <w:lang w:val="es-ES"/>
+        </w:rPr>
+      </w:pPr>
+      <w:r>
+        <w:rPr>
+          <w:rFonts w:ascii="Arial" w:hAnsi="Arial" w:cs="Arial"/>
+          <w:sz w:val="18"/>
+          <w:szCs w:val="18"/>
+          <w:lang w:val="es-ES"/>
+        </w:rPr>
+        <w:t>Acceso rápido para descargar la "Boleta de despensas" individual en formato PDF, lista para ser enviada como recordatorio formal de cobro.</w:t>
+      </w:r>
+    </w:p>
+    <w:p>
+      <w:pPr>
+        <w:pStyle w:val="Ttulo5"/>
+        <w:spacing w:line="276" w:lineRule="auto"/>
+        <w:rPr>
+          <w:rFonts w:ascii="Arial" w:hAnsi="Arial" w:cs="Arial"/>
+          <w:b/>
+          <w:color w:val="auto"/>
+          <w:sz w:val="20"/>
+          <w:szCs w:val="18"/>
+          <w:lang w:val="es-ES"/>
+        </w:rPr>
+      </w:pPr>
+      <w:r>
+        <w:rPr>
+          <w:rFonts w:ascii="Arial" w:hAnsi="Arial" w:cs="Arial"/>
+          <w:b/>
+          <w:color w:val="auto"/>
+          <w:sz w:val="20"/>
+          <w:szCs w:val="18"/>
+        </w:rPr>
+        <w:lastRenderedPageBreak/>
+        <w:t>4. Historial de Transacciones (Auditoría de Pasarela QR)</w:t>
+      </w:r>
+    </w:p>
+    <w:p>
+      <w:pPr>
+        <w:pStyle w:val="NormalWeb"/>
+        <w:numPr>
+          <w:ilvl w:val="0"/>
+          <w:numId w:val="42"/>
+        </w:numPr>
+        <w:spacing w:line="276" w:lineRule="auto"/>
+        <w:rPr>
+          <w:rFonts w:ascii="Arial" w:hAnsi="Arial" w:cs="Arial"/>
+          <w:sz w:val="18"/>
+          <w:szCs w:val="18"/>
+          <w:lang w:val="es-ES"/>
+        </w:rPr>
+      </w:pPr>
+      <w:r>
+        <w:rPr>
+          <w:rFonts w:ascii="Arial" w:hAnsi="Arial" w:cs="Arial"/>
+          <w:b/>
+          <w:bCs/>
+          <w:sz w:val="18"/>
+          <w:szCs w:val="18"/>
+          <w:lang w:val="es-ES"/>
+        </w:rPr>
+        <w:t>Objetivo:</w:t>
+      </w:r>
+      <w:r>
+        <w:rPr>
+          <w:rFonts w:ascii="Arial" w:hAnsi="Arial" w:cs="Arial"/>
+          <w:sz w:val="18"/>
+          <w:szCs w:val="18"/>
+          <w:lang w:val="es-ES"/>
+        </w:rPr>
+        <w:t xml:space="preserve"> Respaldar tecnológicamente cada movimiento que ingresa al sistema a través del ecosistema digital de cobros.</w:t>
+      </w:r>
+    </w:p>
+    <w:p>
+      <w:pPr>
+        <w:pStyle w:val="NormalWeb"/>
+        <w:numPr>
+          <w:ilvl w:val="0"/>
+          <w:numId w:val="42"/>
+        </w:numPr>
+        <w:spacing w:line="276" w:lineRule="auto"/>
+        <w:rPr>
+          <w:rFonts w:ascii="Arial" w:hAnsi="Arial" w:cs="Arial"/>
+          <w:sz w:val="18"/>
+          <w:szCs w:val="18"/>
+        </w:rPr>
+      </w:pPr>
+      <w:r>
+        <w:rPr>
+          <w:rFonts w:ascii="Arial" w:hAnsi="Arial" w:cs="Arial"/>
+          <w:b/>
+          <w:bCs/>
+          <w:sz w:val="18"/>
+          <w:szCs w:val="18"/>
+          <w:lang w:val="es-BO"/>
+        </w:rPr>
+        <w:t>Componentes</w:t>
+      </w:r>
+      <w:r>
+        <w:rPr>
+          <w:rFonts w:ascii="Arial" w:hAnsi="Arial" w:cs="Arial"/>
+          <w:b/>
+          <w:bCs/>
+          <w:sz w:val="18"/>
+          <w:szCs w:val="18"/>
+        </w:rPr>
+        <w:t>:</w:t>
+      </w:r>
+    </w:p>
+    <w:p>
+      <w:pPr>
+        <w:pStyle w:val="NormalWeb"/>
+        <w:numPr>
+          <w:ilvl w:val="1"/>
+          <w:numId w:val="42"/>
+        </w:numPr>
+        <w:spacing w:line="276" w:lineRule="auto"/>
+        <w:rPr>
+          <w:rFonts w:ascii="Arial" w:hAnsi="Arial" w:cs="Arial"/>
+          <w:sz w:val="18"/>
+          <w:szCs w:val="18"/>
+          <w:lang w:val="es-ES"/>
+        </w:rPr>
+      </w:pPr>
+      <w:r>
+        <w:rPr>
+          <w:rFonts w:ascii="Arial" w:hAnsi="Arial" w:cs="Arial"/>
+          <w:sz w:val="18"/>
+          <w:szCs w:val="18"/>
+          <w:lang w:val="es-ES"/>
+        </w:rPr>
+        <w:t>Registro detallado e inalterable de cada notificación de pago recibida de la pasarela.</w:t>
+      </w:r>
+    </w:p>
+    <w:p>
+      <w:pPr>
+        <w:pStyle w:val="NormalWeb"/>
+        <w:numPr>
+          <w:ilvl w:val="1"/>
+          <w:numId w:val="42"/>
+        </w:numPr>
+        <w:spacing w:line="276" w:lineRule="auto"/>
+        <w:rPr>
+          <w:lang w:val="es-ES"/>
+        </w:rPr>
+      </w:pPr>
+      <w:r>
+        <w:rPr>
+          <w:rFonts w:ascii="Arial" w:hAnsi="Arial" w:cs="Arial"/>
+          <w:sz w:val="18"/>
+          <w:szCs w:val="18"/>
+          <w:lang w:val="es-ES"/>
+        </w:rPr>
+        <w:t>Campos obligatorios de auditoría: ID de transacción bancaria, fecha/hora exacta del depósito, monto total liquidado, e identificador del código QR que originó la transacción.</w:t>
+      </w:r>
     </w:p>
     <w:p>
       <w:pPr>
@@ -3981,6 +4654,7 @@
                 <w:szCs w:val="24"/>
                 <w:lang w:val="es-ES"/>
               </w:rPr>
+              <w:lastRenderedPageBreak/>
               <w:t>ECONOMICO</w:t>
             </w:r>
           </w:p>
@@ -4266,17 +4940,7 @@
                 <w:szCs w:val="24"/>
                 <w:lang w:val="es-ES"/>
               </w:rPr>
-              <w:t>Tener cuenta Personal/Jurídica</w:t>
-            </w:r>
-            <w:r>
-              <w:rPr>
-                <w:rFonts w:ascii="Arial" w:eastAsia="Times New Roman" w:hAnsi="Arial" w:cs="Arial"/>
-                <w:bCs/>
-                <w:sz w:val="20"/>
-                <w:szCs w:val="24"/>
-                <w:lang w:val="es-ES"/>
-              </w:rPr>
-              <w:t>. Pendiente en saber comisión de  pago de servicios básicos</w:t>
+              <w:t>Tener cuenta Personal/Jurídica. Pendiente en saber comisión de  pago de servicios básicos</w:t>
             </w:r>
           </w:p>
         </w:tc>
@@ -4528,7 +5192,6 @@
           <w:szCs w:val="27"/>
           <w:lang w:val="es-ES"/>
         </w:rPr>
-        <w:lastRenderedPageBreak/>
         <w:t>1. Generación del QR Modular basado en Consultas en Tiempo Real</w:t>
       </w:r>
     </w:p>
@@ -4584,7 +5247,43 @@
           <w:szCs w:val="27"/>
           <w:lang w:val="es-ES"/>
         </w:rPr>
-        <w:t>: expensa ordinaria del condominio + la factura real de luz obtenida por consulta automática a la distribuidora). El valor del QR será la suma exacta verificada de dicha selección.</w:t>
+        <w:t xml:space="preserve">: </w:t>
+      </w:r>
+      <w:r>
+        <w:rPr>
+          <w:rFonts w:ascii="Arial" w:eastAsia="Times New Roman" w:hAnsi="Arial" w:cs="Arial"/>
+          <w:bCs/>
+          <w:szCs w:val="27"/>
+          <w:lang w:val="es-ES"/>
+        </w:rPr>
+        <w:t>despensas del condominio, o</w:t>
+      </w:r>
+      <w:r>
+        <w:rPr>
+          <w:rFonts w:ascii="Arial" w:eastAsia="Times New Roman" w:hAnsi="Arial" w:cs="Arial"/>
+          <w:bCs/>
+          <w:szCs w:val="27"/>
+          <w:lang w:val="es-ES"/>
+        </w:rPr>
+        <w:t xml:space="preserve"> la factura real de luz</w:t>
+      </w:r>
+      <w:r>
+        <w:rPr>
+          <w:rFonts w:ascii="Arial" w:eastAsia="Times New Roman" w:hAnsi="Arial" w:cs="Arial"/>
+          <w:bCs/>
+          <w:szCs w:val="27"/>
+          <w:lang w:val="es-ES"/>
+        </w:rPr>
+        <w:t xml:space="preserve"> o agua</w:t>
+      </w:r>
+      <w:r>
+        <w:rPr>
+          <w:rFonts w:ascii="Arial" w:eastAsia="Times New Roman" w:hAnsi="Arial" w:cs="Arial"/>
+          <w:bCs/>
+          <w:szCs w:val="27"/>
+          <w:lang w:val="es-ES"/>
+        </w:rPr>
+        <w:t xml:space="preserve"> obtenida por consulta automática a la distribuidora). El valor del QR será la suma exacta verificada de dicha selección.</w:t>
       </w:r>
     </w:p>
     <w:p>
@@ -4661,144 +5360,6 @@
           <w:szCs w:val="24"/>
           <w:lang w:val="es-ES"/>
         </w:rPr>
-        <w:t>6.3 Reglas de Negocio para el Funcionamiento del QR</w:t>
-      </w:r>
-    </w:p>
-    <w:p>
-      <w:pPr>
-        <w:spacing w:before="100" w:beforeAutospacing="1" w:after="100" w:afterAutospacing="1" w:line="240" w:lineRule="auto"/>
-        <w:rPr>
-          <w:rFonts w:ascii="Arial" w:eastAsia="Times New Roman" w:hAnsi="Arial" w:cs="Arial"/>
-          <w:sz w:val="20"/>
-          <w:szCs w:val="24"/>
-          <w:lang w:val="es-ES"/>
-        </w:rPr>
-      </w:pPr>
-      <w:r>
-        <w:rPr>
-          <w:rFonts w:ascii="Arial" w:eastAsia="Times New Roman" w:hAnsi="Arial" w:cs="Arial"/>
-          <w:sz w:val="20"/>
-          <w:szCs w:val="24"/>
-          <w:lang w:val="es-ES"/>
-        </w:rPr>
-        <w:t>Para que el sistema de cobros funcione de forma correcta, fluida y segura, se establecen las siguientes tres reglas básicas de desarrollo:</w:t>
-      </w:r>
-    </w:p>
-    <w:p>
-      <w:pPr>
-        <w:spacing w:before="100" w:beforeAutospacing="1" w:after="100" w:afterAutospacing="1" w:line="240" w:lineRule="auto"/>
-        <w:rPr>
-          <w:rFonts w:ascii="Arial" w:eastAsia="Times New Roman" w:hAnsi="Arial" w:cs="Arial"/>
-          <w:b/>
-          <w:bCs/>
-          <w:sz w:val="20"/>
-          <w:szCs w:val="24"/>
-          <w:lang w:val="es-ES"/>
-        </w:rPr>
-      </w:pPr>
-      <w:r>
-        <w:rPr>
-          <w:rFonts w:ascii="Arial" w:eastAsia="Times New Roman" w:hAnsi="Arial" w:cs="Arial"/>
-          <w:b/>
-          <w:bCs/>
-          <w:sz w:val="20"/>
-          <w:szCs w:val="24"/>
-          <w:lang w:val="es-ES"/>
-        </w:rPr>
-        <w:t>1. Generación del QR a la Medida</w:t>
-      </w:r>
-    </w:p>
-    <w:p>
-      <w:pPr>
-        <w:numPr>
-          <w:ilvl w:val="0"/>
-          <w:numId w:val="32"/>
-        </w:numPr>
-        <w:spacing w:before="100" w:beforeAutospacing="1" w:after="100" w:afterAutospacing="1" w:line="240" w:lineRule="auto"/>
-        <w:rPr>
-          <w:rFonts w:ascii="Arial" w:eastAsia="Times New Roman" w:hAnsi="Arial" w:cs="Arial"/>
-          <w:sz w:val="20"/>
-          <w:szCs w:val="24"/>
-          <w:lang w:val="es-ES"/>
-        </w:rPr>
-      </w:pPr>
-      <w:r>
-        <w:rPr>
-          <w:rFonts w:ascii="Arial" w:eastAsia="Times New Roman" w:hAnsi="Arial" w:cs="Arial"/>
-          <w:b/>
-          <w:bCs/>
-          <w:sz w:val="20"/>
-          <w:szCs w:val="24"/>
-          <w:lang w:val="es-ES"/>
-        </w:rPr>
-        <w:t>Suma de conceptos:</w:t>
-      </w:r>
-      <w:r>
-        <w:rPr>
-          <w:rFonts w:ascii="Arial" w:eastAsia="Times New Roman" w:hAnsi="Arial" w:cs="Arial"/>
-          <w:sz w:val="20"/>
-          <w:szCs w:val="24"/>
-          <w:lang w:val="es-ES"/>
-        </w:rPr>
-        <w:t xml:space="preserve"> El código QR se creará únicamente cuando el vecino marque en la pantalla las casillas de lo que desea pagar (por ejemplo: expensa del mes + luz). El monto final del QR será la suma exacta de los ítems que seleccionó. </w:t>
-      </w:r>
-    </w:p>
-    <w:p>
-      <w:pPr>
-        <w:numPr>
-          <w:ilvl w:val="0"/>
-          <w:numId w:val="32"/>
-        </w:numPr>
-        <w:spacing w:before="100" w:beforeAutospacing="1" w:after="100" w:afterAutospacing="1" w:line="240" w:lineRule="auto"/>
-        <w:rPr>
-          <w:rFonts w:ascii="Arial" w:eastAsia="Times New Roman" w:hAnsi="Arial" w:cs="Arial"/>
-          <w:sz w:val="20"/>
-          <w:szCs w:val="24"/>
-          <w:lang w:val="es-ES"/>
-        </w:rPr>
-      </w:pPr>
-      <w:r>
-        <w:rPr>
-          <w:rFonts w:ascii="Arial" w:eastAsia="Times New Roman" w:hAnsi="Arial" w:cs="Arial"/>
-          <w:b/>
-          <w:bCs/>
-          <w:sz w:val="20"/>
-          <w:szCs w:val="24"/>
-          <w:lang w:val="es-ES"/>
-        </w:rPr>
-        <w:t>Estructura adaptable:</w:t>
-      </w:r>
-      <w:r>
-        <w:rPr>
-          <w:rFonts w:ascii="Arial" w:eastAsia="Times New Roman" w:hAnsi="Arial" w:cs="Arial"/>
-          <w:sz w:val="20"/>
-          <w:szCs w:val="24"/>
-          <w:lang w:val="es-ES"/>
-        </w:rPr>
-        <w:t xml:space="preserve"> El software estará diseñado para que, si en el futuro el condominio decide cambiar de banco o de proveedor de pagos, el cambio se realice internamente sin alterar las deudas de los vecinos ni la estructura general del sistema. </w:t>
-      </w:r>
-    </w:p>
-    <w:p>
-      <w:pPr>
-        <w:spacing w:before="100" w:beforeAutospacing="1" w:after="100" w:afterAutospacing="1" w:line="240" w:lineRule="auto"/>
-        <w:rPr>
-          <w:rFonts w:ascii="Arial" w:eastAsia="Times New Roman" w:hAnsi="Arial" w:cs="Arial"/>
-          <w:b/>
-          <w:bCs/>
-          <w:sz w:val="20"/>
-          <w:szCs w:val="24"/>
-          <w:lang w:val="es-ES"/>
-        </w:rPr>
-      </w:pPr>
-      <w:r>
-        <w:rPr>
-          <w:rFonts w:ascii="Arial" w:eastAsia="Times New Roman" w:hAnsi="Arial" w:cs="Arial"/>
-          <w:b/>
-          <w:bCs/>
-          <w:sz w:val="20"/>
-          <w:szCs w:val="24"/>
-          <w:lang w:val="es-ES"/>
-        </w:rPr>
         <w:t>2. Control de Tiempos y Seguridad (Vencimiento del QR)</w:t>
       </w:r>
     </w:p>
@@ -5071,6 +5632,7 @@
           <w:szCs w:val="24"/>
           <w:lang w:val="es-ES"/>
         </w:rPr>
+        <w:lastRenderedPageBreak/>
         <w:t xml:space="preserve">Registrará el dinero automáticamente en el reporte de </w:t>
       </w:r>
       <w:r>
@@ -5170,7 +5732,6 @@
           <w:szCs w:val="24"/>
           <w:lang w:val="en-US"/>
         </w:rPr>
-        <w:lastRenderedPageBreak/>
         <w:drawing>
           <wp:inline distT="0" distB="0" distL="0" distR="0" wp14:anchorId="12ED9B6B" wp14:editId="40701756">
             <wp:extent cx="5701665" cy="4561205"/>
@@ -5187,7 +5748,7 @@
                     <pic:cNvPicPr/>
                   </pic:nvPicPr>
                   <pic:blipFill>
-                    <a:blip r:embed="rId5">
+                    <a:blip r:embed="rId6">
                       <a:extLst>
                         <a:ext uri="{28A0092B-C50C-407E-A947-70E740481C1C}">
                           <a14:useLocalDpi xmlns:a14="http://schemas.microsoft.com/office/drawing/2010/main" val="0"/>
@@ -5306,7 +5867,7 @@
                     <pic:cNvPicPr/>
                   </pic:nvPicPr>
                   <pic:blipFill>
-                    <a:blip r:embed="rId6">
+                    <a:blip r:embed="rId7">
                       <a:extLst>
                         <a:ext uri="{28A0092B-C50C-407E-A947-70E740481C1C}">
                           <a14:useLocalDpi xmlns:a14="http://schemas.microsoft.com/office/drawing/2010/main" val="0"/>
@@ -5425,7 +5986,7 @@
                     <pic:cNvPicPr/>
                   </pic:nvPicPr>
                   <pic:blipFill>
-                    <a:blip r:embed="rId7">
+                    <a:blip r:embed="rId8">
                       <a:extLst>
                         <a:ext uri="{28A0092B-C50C-407E-A947-70E740481C1C}">
                           <a14:useLocalDpi xmlns:a14="http://schemas.microsoft.com/office/drawing/2010/main" val="0"/>
@@ -5551,7 +6112,7 @@
                     <pic:cNvPicPr/>
                   </pic:nvPicPr>
                   <pic:blipFill>
-                    <a:blip r:embed="rId8" cstate="print">
+                    <a:blip r:embed="rId9" cstate="print">
                       <a:extLst>
                         <a:ext uri="{28A0092B-C50C-407E-A947-70E740481C1C}">
                           <a14:useLocalDpi xmlns:a14="http://schemas.microsoft.com/office/drawing/2010/main" val="0"/>
@@ -5669,7 +6230,7 @@
                     <pic:cNvPicPr/>
                   </pic:nvPicPr>
                   <pic:blipFill>
-                    <a:blip r:embed="rId9" cstate="print">
+                    <a:blip r:embed="rId10" cstate="print">
                       <a:extLst>
                         <a:ext uri="{28A0092B-C50C-407E-A947-70E740481C1C}">
                           <a14:useLocalDpi xmlns:a14="http://schemas.microsoft.com/office/drawing/2010/main" val="0"/>
@@ -5784,7 +6345,7 @@
 </file>
 
 <file path=word/numbering.xml><?xml version="1.0" encoding="utf-8"?>
-<w:numbering xmlns:wpc="http://schemas.microsoft.com/office/word/2010/wordprocessingCanvas" xmlns:cx="http://schemas.microsoft.com/office/drawing/2014/chartex" xmlns:mc="http://schemas.openxmlformats.org/markup-compatibility/2006" xmlns:o="urn:schemas-microsoft-com:office:office" xmlns:r="http://schemas.openxmlformats.org/officeDocument/2006/relationships" xmlns:m="http://schemas.openxmlformats.org/officeDocument/2006/math" xmlns:v="urn:schemas-microsoft-com:vml" xmlns:wp14="http://schemas.microsoft.com/office/word/2010/wordprocessingDrawing" xmlns:wp="http://schemas.openxmlformats.org/drawingml/2006/wordprocessingDrawing" xmlns:w10="urn:schemas-microsoft-com:office:word" xmlns:w="http://schemas.openxmlformats.org/wordprocessingml/2006/main" xmlns:w14="http://schemas.microsoft.com/office/word/2010/wordml" xmlns:w15="http://schemas.microsoft.com/office/word/2012/wordml" xmlns:w16se="http://schemas.microsoft.com/office/word/2015/wordml/symex" xmlns:wpg="http://schemas.microsoft.com/office/word/2010/wordprocessingGroup" xmlns:wpi="http://schemas.microsoft.com/office/word/2010/wordprocessingInk" xmlns:wne="http://schemas.microsoft.com/office/word/2006/wordml" xmlns:wps="http://schemas.microsoft.com/office/word/2010/wordprocessingShape" mc:Ignorable="w14 w15 w16se wp14">
+<w:numbering xmlns:wpc="http://schemas.microsoft.com/office/word/2010/wordprocessingCanvas" xmlns:cx="http://schemas.microsoft.com/office/drawing/2014/chartex" xmlns:cx1="http://schemas.microsoft.com/office/drawing/2015/9/8/chartex" xmlns:mc="http://schemas.openxmlformats.org/markup-compatibility/2006" xmlns:o="urn:schemas-microsoft-com:office:office" xmlns:r="http://schemas.openxmlformats.org/officeDocument/2006/relationships" xmlns:m="http://schemas.openxmlformats.org/officeDocument/2006/math" xmlns:v="urn:schemas-microsoft-com:vml" xmlns:wp14="http://schemas.microsoft.com/office/word/2010/wordprocessingDrawing" xmlns:wp="http://schemas.openxmlformats.org/drawingml/2006/wordprocessingDrawing" xmlns:w10="urn:schemas-microsoft-com:office:word" xmlns:w="http://schemas.openxmlformats.org/wordprocessingml/2006/main" xmlns:w14="http://schemas.microsoft.com/office/word/2010/wordml" xmlns:w15="http://schemas.microsoft.com/office/word/2012/wordml" xmlns:w16se="http://schemas.microsoft.com/office/word/2015/wordml/symex" xmlns:wpg="http://schemas.microsoft.com/office/word/2010/wordprocessingGroup" xmlns:wpi="http://schemas.microsoft.com/office/word/2010/wordprocessingInk" xmlns:wne="http://schemas.microsoft.com/office/word/2006/wordml" xmlns:wps="http://schemas.microsoft.com/office/word/2010/wordprocessingShape" mc:Ignorable="w14 w15 w16se wp14">
   <w:abstractNum w:abstractNumId="0" w15:restartNumberingAfterBreak="0">
     <w:nsid w:val="02802A4A"/>
     <w:multiLevelType w:val="multilevel"/>
@@ -5935,6 +6496,155 @@
     </w:lvl>
   </w:abstractNum>
   <w:abstractNum w:abstractNumId="1" w15:restartNumberingAfterBreak="0">
+    <w:nsid w:val="03114C84"/>
+    <w:multiLevelType w:val="multilevel"/>
+    <w:tmpl w:val="4124615C"/>
+    <w:lvl w:ilvl="0">
+      <w:start w:val="1"/>
+      <w:numFmt w:val="bullet"/>
+      <w:lvlText w:val=""/>
+      <w:lvlJc w:val="left"/>
+      <w:pPr>
+        <w:tabs>
+          <w:tab w:val="num" w:pos="720"/>
+        </w:tabs>
+        <w:ind w:left="720" w:hanging="360"/>
+      </w:pPr>
+      <w:rPr>
+        <w:rFonts w:ascii="Symbol" w:hAnsi="Symbol" w:hint="default"/>
+        <w:sz w:val="20"/>
+      </w:rPr>
+    </w:lvl>
+    <w:lvl w:ilvl="1">
+      <w:start w:val="1"/>
+      <w:numFmt w:val="bullet"/>
+      <w:lvlText w:val="o"/>
+      <w:lvlJc w:val="left"/>
+      <w:pPr>
+        <w:tabs>
+          <w:tab w:val="num" w:pos="1440"/>
+        </w:tabs>
+        <w:ind w:left="1440" w:hanging="360"/>
+      </w:pPr>
+      <w:rPr>
+        <w:rFonts w:ascii="Courier New" w:hAnsi="Courier New" w:hint="default"/>
+        <w:sz w:val="20"/>
+      </w:rPr>
+    </w:lvl>
+    <w:lvl w:ilvl="2" w:tentative="1">
+      <w:start w:val="1"/>
+      <w:numFmt w:val="bullet"/>
+      <w:lvlText w:val=""/>
+      <w:lvlJc w:val="left"/>
+      <w:pPr>
+        <w:tabs>
+          <w:tab w:val="num" w:pos="2160"/>
+        </w:tabs>
+        <w:ind w:left="2160" w:hanging="360"/>
+      </w:pPr>
+      <w:rPr>
+        <w:rFonts w:ascii="Wingdings" w:hAnsi="Wingdings" w:hint="default"/>
+        <w:sz w:val="20"/>
+      </w:rPr>
+    </w:lvl>
+    <w:lvl w:ilvl="3" w:tentative="1">
+      <w:start w:val="1"/>
+      <w:numFmt w:val="bullet"/>
+      <w:lvlText w:val=""/>
+      <w:lvlJc w:val="left"/>
+      <w:pPr>
+        <w:tabs>
+          <w:tab w:val="num" w:pos="2880"/>
+        </w:tabs>
+        <w:ind w:left="2880" w:hanging="360"/>
+      </w:pPr>
+      <w:rPr>
+        <w:rFonts w:ascii="Wingdings" w:hAnsi="Wingdings" w:hint="default"/>
+        <w:sz w:val="20"/>
+      </w:rPr>
+    </w:lvl>
+    <w:lvl w:ilvl="4" w:tentative="1">
+      <w:start w:val="1"/>
+      <w:numFmt w:val="bullet"/>
+      <w:lvlText w:val=""/>
+      <w:lvlJc w:val="left"/>
+      <w:pPr>
+        <w:tabs>
+          <w:tab w:val="num" w:pos="3600"/>
+        </w:tabs>
+        <w:ind w:left="3600" w:hanging="360"/>
+      </w:pPr>
+      <w:rPr>
+        <w:rFonts w:ascii="Wingdings" w:hAnsi="Wingdings" w:hint="default"/>
+        <w:sz w:val="20"/>
+      </w:rPr>
+    </w:lvl>
+    <w:lvl w:ilvl="5" w:tentative="1">
+      <w:start w:val="1"/>
+      <w:numFmt w:val="bullet"/>
+      <w:lvlText w:val=""/>
+      <w:lvlJc w:val="left"/>
+      <w:pPr>
+        <w:tabs>
+          <w:tab w:val="num" w:pos="4320"/>
+        </w:tabs>
+        <w:ind w:left="4320" w:hanging="360"/>
+      </w:pPr>
+      <w:rPr>
+        <w:rFonts w:ascii="Wingdings" w:hAnsi="Wingdings" w:hint="default"/>
+        <w:sz w:val="20"/>
+      </w:rPr>
+    </w:lvl>
+    <w:lvl w:ilvl="6" w:tentative="1">
+      <w:start w:val="1"/>
+      <w:numFmt w:val="bullet"/>
+      <w:lvlText w:val=""/>
+      <w:lvlJc w:val="left"/>
+      <w:pPr>
+        <w:tabs>
+          <w:tab w:val="num" w:pos="5040"/>
+        </w:tabs>
+        <w:ind w:left="5040" w:hanging="360"/>
+      </w:pPr>
+      <w:rPr>
+        <w:rFonts w:ascii="Wingdings" w:hAnsi="Wingdings" w:hint="default"/>
+        <w:sz w:val="20"/>
+      </w:rPr>
+    </w:lvl>
+    <w:lvl w:ilvl="7" w:tentative="1">
+      <w:start w:val="1"/>
+      <w:numFmt w:val="bullet"/>
+      <w:lvlText w:val=""/>
+      <w:lvlJc w:val="left"/>
+      <w:pPr>
+        <w:tabs>
+          <w:tab w:val="num" w:pos="5760"/>
+        </w:tabs>
+        <w:ind w:left="5760" w:hanging="360"/>
+      </w:pPr>
+      <w:rPr>
+        <w:rFonts w:ascii="Wingdings" w:hAnsi="Wingdings" w:hint="default"/>
+        <w:sz w:val="20"/>
+      </w:rPr>
+    </w:lvl>
+    <w:lvl w:ilvl="8" w:tentative="1">
+      <w:start w:val="1"/>
+      <w:numFmt w:val="bullet"/>
+      <w:lvlText w:val=""/>
+      <w:lvlJc w:val="left"/>
+      <w:pPr>
+        <w:tabs>
+          <w:tab w:val="num" w:pos="6480"/>
+        </w:tabs>
+        <w:ind w:left="6480" w:hanging="360"/>
+      </w:pPr>
+      <w:rPr>
+        <w:rFonts w:ascii="Wingdings" w:hAnsi="Wingdings" w:hint="default"/>
+        <w:sz w:val="20"/>
+      </w:rPr>
+    </w:lvl>
+  </w:abstractNum>
+  <w:abstractNum w:abstractNumId="2" w15:restartNumberingAfterBreak="0">
     <w:nsid w:val="04AB5540"/>
     <w:multiLevelType w:val="multilevel"/>
     <w:tmpl w:val="800816F0"/>
@@ -6083,7 +6793,156 @@
       </w:rPr>
     </w:lvl>
   </w:abstractNum>
-  <w:abstractNum w:abstractNumId="2" w15:restartNumberingAfterBreak="0">
+  <w:abstractNum w:abstractNumId="3" w15:restartNumberingAfterBreak="0">
+    <w:nsid w:val="0AE94538"/>
+    <w:multiLevelType w:val="multilevel"/>
+    <w:tmpl w:val="694C2AD0"/>
+    <w:lvl w:ilvl="0">
+      <w:start w:val="1"/>
+      <w:numFmt w:val="bullet"/>
+      <w:lvlText w:val=""/>
+      <w:lvlJc w:val="left"/>
+      <w:pPr>
+        <w:tabs>
+          <w:tab w:val="num" w:pos="720"/>
+        </w:tabs>
+        <w:ind w:left="720" w:hanging="360"/>
+      </w:pPr>
+      <w:rPr>
+        <w:rFonts w:ascii="Symbol" w:hAnsi="Symbol" w:hint="default"/>
+        <w:sz w:val="20"/>
+      </w:rPr>
+    </w:lvl>
+    <w:lvl w:ilvl="1">
+      <w:start w:val="1"/>
+      <w:numFmt w:val="bullet"/>
+      <w:lvlText w:val=""/>
+      <w:lvlJc w:val="left"/>
+      <w:pPr>
+        <w:tabs>
+          <w:tab w:val="num" w:pos="1440"/>
+        </w:tabs>
+        <w:ind w:left="1440" w:hanging="360"/>
+      </w:pPr>
+      <w:rPr>
+        <w:rFonts w:ascii="Symbol" w:hAnsi="Symbol" w:hint="default"/>
+        <w:sz w:val="20"/>
+      </w:rPr>
+    </w:lvl>
+    <w:lvl w:ilvl="2" w:tentative="1">
+      <w:start w:val="1"/>
+      <w:numFmt w:val="bullet"/>
+      <w:lvlText w:val=""/>
+      <w:lvlJc w:val="left"/>
+      <w:pPr>
+        <w:tabs>
+          <w:tab w:val="num" w:pos="2160"/>
+        </w:tabs>
+        <w:ind w:left="2160" w:hanging="360"/>
+      </w:pPr>
+      <w:rPr>
+        <w:rFonts w:ascii="Wingdings" w:hAnsi="Wingdings" w:hint="default"/>
+        <w:sz w:val="20"/>
+      </w:rPr>
+    </w:lvl>
+    <w:lvl w:ilvl="3" w:tentative="1">
+      <w:start w:val="1"/>
+      <w:numFmt w:val="bullet"/>
+      <w:lvlText w:val=""/>
+      <w:lvlJc w:val="left"/>
+      <w:pPr>
+        <w:tabs>
+          <w:tab w:val="num" w:pos="2880"/>
+        </w:tabs>
+        <w:ind w:left="2880" w:hanging="360"/>
+      </w:pPr>
+      <w:rPr>
+        <w:rFonts w:ascii="Wingdings" w:hAnsi="Wingdings" w:hint="default"/>
+        <w:sz w:val="20"/>
+      </w:rPr>
+    </w:lvl>
+    <w:lvl w:ilvl="4" w:tentative="1">
+      <w:start w:val="1"/>
+      <w:numFmt w:val="bullet"/>
+      <w:lvlText w:val=""/>
+      <w:lvlJc w:val="left"/>
+      <w:pPr>
+        <w:tabs>
+          <w:tab w:val="num" w:pos="3600"/>
+        </w:tabs>
+        <w:ind w:left="3600" w:hanging="360"/>
+      </w:pPr>
+      <w:rPr>
+        <w:rFonts w:ascii="Wingdings" w:hAnsi="Wingdings" w:hint="default"/>
+        <w:sz w:val="20"/>
+      </w:rPr>
+    </w:lvl>
+    <w:lvl w:ilvl="5" w:tentative="1">
+      <w:start w:val="1"/>
+      <w:numFmt w:val="bullet"/>
+      <w:lvlText w:val=""/>
+      <w:lvlJc w:val="left"/>
+      <w:pPr>
+        <w:tabs>
+          <w:tab w:val="num" w:pos="4320"/>
+        </w:tabs>
+        <w:ind w:left="4320" w:hanging="360"/>
+      </w:pPr>
+      <w:rPr>
+        <w:rFonts w:ascii="Wingdings" w:hAnsi="Wingdings" w:hint="default"/>
+        <w:sz w:val="20"/>
+      </w:rPr>
+    </w:lvl>
+    <w:lvl w:ilvl="6" w:tentative="1">
+      <w:start w:val="1"/>
+      <w:numFmt w:val="bullet"/>
+      <w:lvlText w:val=""/>
+      <w:lvlJc w:val="left"/>
+      <w:pPr>
+        <w:tabs>
+          <w:tab w:val="num" w:pos="5040"/>
+        </w:tabs>
+        <w:ind w:left="5040" w:hanging="360"/>
+      </w:pPr>
+      <w:rPr>
+        <w:rFonts w:ascii="Wingdings" w:hAnsi="Wingdings" w:hint="default"/>
+        <w:sz w:val="20"/>
+      </w:rPr>
+    </w:lvl>
+    <w:lvl w:ilvl="7" w:tentative="1">
+      <w:start w:val="1"/>
+      <w:numFmt w:val="bullet"/>
+      <w:lvlText w:val=""/>
+      <w:lvlJc w:val="left"/>
+      <w:pPr>
+        <w:tabs>
+          <w:tab w:val="num" w:pos="5760"/>
+        </w:tabs>
+        <w:ind w:left="5760" w:hanging="360"/>
+      </w:pPr>
+      <w:rPr>
+        <w:rFonts w:ascii="Wingdings" w:hAnsi="Wingdings" w:hint="default"/>
+        <w:sz w:val="20"/>
+      </w:rPr>
+    </w:lvl>
+    <w:lvl w:ilvl="8" w:tentative="1">
+      <w:start w:val="1"/>
+      <w:numFmt w:val="bullet"/>
+      <w:lvlText w:val=""/>
+      <w:lvlJc w:val="left"/>
+      <w:pPr>
+        <w:tabs>
+          <w:tab w:val="num" w:pos="6480"/>
+        </w:tabs>
+        <w:ind w:left="6480" w:hanging="360"/>
+      </w:pPr>
+      <w:rPr>
+        <w:rFonts w:ascii="Wingdings" w:hAnsi="Wingdings" w:hint="default"/>
+        <w:sz w:val="20"/>
+      </w:rPr>
+    </w:lvl>
+  </w:abstractNum>
+  <w:abstractNum w:abstractNumId="4" w15:restartNumberingAfterBreak="0">
     <w:nsid w:val="12602707"/>
     <w:multiLevelType w:val="multilevel"/>
     <w:tmpl w:val="EBBAFCEE"/>
@@ -6232,7 +7091,7 @@
       </w:rPr>
     </w:lvl>
   </w:abstractNum>
-  <w:abstractNum w:abstractNumId="3" w15:restartNumberingAfterBreak="0">
+  <w:abstractNum w:abstractNumId="5" w15:restartNumberingAfterBreak="0">
     <w:nsid w:val="14C45D02"/>
     <w:multiLevelType w:val="multilevel"/>
     <w:tmpl w:val="DF8ED850"/>
@@ -6381,7 +7240,156 @@
       </w:rPr>
     </w:lvl>
   </w:abstractNum>
-  <w:abstractNum w:abstractNumId="4" w15:restartNumberingAfterBreak="0">
+  <w:abstractNum w:abstractNumId="6" w15:restartNumberingAfterBreak="0">
+    <w:nsid w:val="16087446"/>
+    <w:multiLevelType w:val="multilevel"/>
+    <w:tmpl w:val="040C8E38"/>
+    <w:lvl w:ilvl="0">
+      <w:start w:val="1"/>
+      <w:numFmt w:val="bullet"/>
+      <w:lvlText w:val=""/>
+      <w:lvlJc w:val="left"/>
+      <w:pPr>
+        <w:tabs>
+          <w:tab w:val="num" w:pos="720"/>
+        </w:tabs>
+        <w:ind w:left="720" w:hanging="360"/>
+      </w:pPr>
+      <w:rPr>
+        <w:rFonts w:ascii="Symbol" w:hAnsi="Symbol" w:hint="default"/>
+        <w:sz w:val="20"/>
+      </w:rPr>
+    </w:lvl>
+    <w:lvl w:ilvl="1">
+      <w:start w:val="1"/>
+      <w:numFmt w:val="bullet"/>
+      <w:lvlText w:val=""/>
+      <w:lvlJc w:val="left"/>
+      <w:pPr>
+        <w:tabs>
+          <w:tab w:val="num" w:pos="1440"/>
+        </w:tabs>
+        <w:ind w:left="1440" w:hanging="360"/>
+      </w:pPr>
+      <w:rPr>
+        <w:rFonts w:ascii="Symbol" w:hAnsi="Symbol" w:hint="default"/>
+        <w:sz w:val="20"/>
+      </w:rPr>
+    </w:lvl>
+    <w:lvl w:ilvl="2" w:tentative="1">
+      <w:start w:val="1"/>
+      <w:numFmt w:val="bullet"/>
+      <w:lvlText w:val=""/>
+      <w:lvlJc w:val="left"/>
+      <w:pPr>
+        <w:tabs>
+          <w:tab w:val="num" w:pos="2160"/>
+        </w:tabs>
+        <w:ind w:left="2160" w:hanging="360"/>
+      </w:pPr>
+      <w:rPr>
+        <w:rFonts w:ascii="Wingdings" w:hAnsi="Wingdings" w:hint="default"/>
+        <w:sz w:val="20"/>
+      </w:rPr>
+    </w:lvl>
+    <w:lvl w:ilvl="3" w:tentative="1">
+      <w:start w:val="1"/>
+      <w:numFmt w:val="bullet"/>
+      <w:lvlText w:val=""/>
+      <w:lvlJc w:val="left"/>
+      <w:pPr>
+        <w:tabs>
+          <w:tab w:val="num" w:pos="2880"/>
+        </w:tabs>
+        <w:ind w:left="2880" w:hanging="360"/>
+      </w:pPr>
+      <w:rPr>
+        <w:rFonts w:ascii="Wingdings" w:hAnsi="Wingdings" w:hint="default"/>
+        <w:sz w:val="20"/>
+      </w:rPr>
+    </w:lvl>
+    <w:lvl w:ilvl="4" w:tentative="1">
+      <w:start w:val="1"/>
+      <w:numFmt w:val="bullet"/>
+      <w:lvlText w:val=""/>
+      <w:lvlJc w:val="left"/>
+      <w:pPr>
+        <w:tabs>
+          <w:tab w:val="num" w:pos="3600"/>
+        </w:tabs>
+        <w:ind w:left="3600" w:hanging="360"/>
+      </w:pPr>
+      <w:rPr>
+        <w:rFonts w:ascii="Wingdings" w:hAnsi="Wingdings" w:hint="default"/>
+        <w:sz w:val="20"/>
+      </w:rPr>
+    </w:lvl>
+    <w:lvl w:ilvl="5" w:tentative="1">
+      <w:start w:val="1"/>
+      <w:numFmt w:val="bullet"/>
+      <w:lvlText w:val=""/>
+      <w:lvlJc w:val="left"/>
+      <w:pPr>
+        <w:tabs>
+          <w:tab w:val="num" w:pos="4320"/>
+        </w:tabs>
+        <w:ind w:left="4320" w:hanging="360"/>
+      </w:pPr>
+      <w:rPr>
+        <w:rFonts w:ascii="Wingdings" w:hAnsi="Wingdings" w:hint="default"/>
+        <w:sz w:val="20"/>
+      </w:rPr>
+    </w:lvl>
+    <w:lvl w:ilvl="6" w:tentative="1">
+      <w:start w:val="1"/>
+      <w:numFmt w:val="bullet"/>
+      <w:lvlText w:val=""/>
+      <w:lvlJc w:val="left"/>
+      <w:pPr>
+        <w:tabs>
+          <w:tab w:val="num" w:pos="5040"/>
+        </w:tabs>
+        <w:ind w:left="5040" w:hanging="360"/>
+      </w:pPr>
+      <w:rPr>
+        <w:rFonts w:ascii="Wingdings" w:hAnsi="Wingdings" w:hint="default"/>
+        <w:sz w:val="20"/>
+      </w:rPr>
+    </w:lvl>
+    <w:lvl w:ilvl="7" w:tentative="1">
+      <w:start w:val="1"/>
+      <w:numFmt w:val="bullet"/>
+      <w:lvlText w:val=""/>
+      <w:lvlJc w:val="left"/>
+      <w:pPr>
+        <w:tabs>
+          <w:tab w:val="num" w:pos="5760"/>
+        </w:tabs>
+        <w:ind w:left="5760" w:hanging="360"/>
+      </w:pPr>
+      <w:rPr>
+        <w:rFonts w:ascii="Wingdings" w:hAnsi="Wingdings" w:hint="default"/>
+        <w:sz w:val="20"/>
+      </w:rPr>
+    </w:lvl>
+    <w:lvl w:ilvl="8" w:tentative="1">
+      <w:start w:val="1"/>
+      <w:numFmt w:val="bullet"/>
+      <w:lvlText w:val=""/>
+      <w:lvlJc w:val="left"/>
+      <w:pPr>
+        <w:tabs>
+          <w:tab w:val="num" w:pos="6480"/>
+        </w:tabs>
+        <w:ind w:left="6480" w:hanging="360"/>
+      </w:pPr>
+      <w:rPr>
+        <w:rFonts w:ascii="Wingdings" w:hAnsi="Wingdings" w:hint="default"/>
+        <w:sz w:val="20"/>
+      </w:rPr>
+    </w:lvl>
+  </w:abstractNum>
+  <w:abstractNum w:abstractNumId="7" w15:restartNumberingAfterBreak="0">
     <w:nsid w:val="16206DE3"/>
     <w:multiLevelType w:val="multilevel"/>
     <w:tmpl w:val="F12A57E2"/>
@@ -6526,7 +7534,7 @@
       </w:rPr>
     </w:lvl>
   </w:abstractNum>
-  <w:abstractNum w:abstractNumId="5" w15:restartNumberingAfterBreak="0">
+  <w:abstractNum w:abstractNumId="8" w15:restartNumberingAfterBreak="0">
     <w:nsid w:val="17334643"/>
     <w:multiLevelType w:val="multilevel"/>
     <w:tmpl w:val="7CECC5C2"/>
@@ -6675,7 +7683,156 @@
       </w:rPr>
     </w:lvl>
   </w:abstractNum>
-  <w:abstractNum w:abstractNumId="6" w15:restartNumberingAfterBreak="0">
+  <w:abstractNum w:abstractNumId="9" w15:restartNumberingAfterBreak="0">
+    <w:nsid w:val="17AB20FA"/>
+    <w:multiLevelType w:val="multilevel"/>
+    <w:tmpl w:val="04BAAD72"/>
+    <w:lvl w:ilvl="0">
+      <w:start w:val="1"/>
+      <w:numFmt w:val="bullet"/>
+      <w:lvlText w:val=""/>
+      <w:lvlJc w:val="left"/>
+      <w:pPr>
+        <w:tabs>
+          <w:tab w:val="num" w:pos="720"/>
+        </w:tabs>
+        <w:ind w:left="720" w:hanging="360"/>
+      </w:pPr>
+      <w:rPr>
+        <w:rFonts w:ascii="Symbol" w:hAnsi="Symbol" w:hint="default"/>
+        <w:sz w:val="20"/>
+      </w:rPr>
+    </w:lvl>
+    <w:lvl w:ilvl="1">
+      <w:start w:val="1"/>
+      <w:numFmt w:val="bullet"/>
+      <w:lvlText w:val=""/>
+      <w:lvlJc w:val="left"/>
+      <w:pPr>
+        <w:tabs>
+          <w:tab w:val="num" w:pos="1495"/>
+        </w:tabs>
+        <w:ind w:left="1495" w:hanging="360"/>
+      </w:pPr>
+      <w:rPr>
+        <w:rFonts w:ascii="Symbol" w:hAnsi="Symbol" w:hint="default"/>
+        <w:sz w:val="20"/>
+      </w:rPr>
+    </w:lvl>
+    <w:lvl w:ilvl="2" w:tentative="1">
+      <w:start w:val="1"/>
+      <w:numFmt w:val="bullet"/>
+      <w:lvlText w:val=""/>
+      <w:lvlJc w:val="left"/>
+      <w:pPr>
+        <w:tabs>
+          <w:tab w:val="num" w:pos="2160"/>
+        </w:tabs>
+        <w:ind w:left="2160" w:hanging="360"/>
+      </w:pPr>
+      <w:rPr>
+        <w:rFonts w:ascii="Wingdings" w:hAnsi="Wingdings" w:hint="default"/>
+        <w:sz w:val="20"/>
+      </w:rPr>
+    </w:lvl>
+    <w:lvl w:ilvl="3" w:tentative="1">
+      <w:start w:val="1"/>
+      <w:numFmt w:val="bullet"/>
+      <w:lvlText w:val=""/>
+      <w:lvlJc w:val="left"/>
+      <w:pPr>
+        <w:tabs>
+          <w:tab w:val="num" w:pos="2880"/>
+        </w:tabs>
+        <w:ind w:left="2880" w:hanging="360"/>
+      </w:pPr>
+      <w:rPr>
+        <w:rFonts w:ascii="Wingdings" w:hAnsi="Wingdings" w:hint="default"/>
+        <w:sz w:val="20"/>
+      </w:rPr>
+    </w:lvl>
+    <w:lvl w:ilvl="4" w:tentative="1">
+      <w:start w:val="1"/>
+      <w:numFmt w:val="bullet"/>
+      <w:lvlText w:val=""/>
+      <w:lvlJc w:val="left"/>
+      <w:pPr>
+        <w:tabs>
+          <w:tab w:val="num" w:pos="3600"/>
+        </w:tabs>
+        <w:ind w:left="3600" w:hanging="360"/>
+      </w:pPr>
+      <w:rPr>
+        <w:rFonts w:ascii="Wingdings" w:hAnsi="Wingdings" w:hint="default"/>
+        <w:sz w:val="20"/>
+      </w:rPr>
+    </w:lvl>
+    <w:lvl w:ilvl="5" w:tentative="1">
+      <w:start w:val="1"/>
+      <w:numFmt w:val="bullet"/>
+      <w:lvlText w:val=""/>
+      <w:lvlJc w:val="left"/>
+      <w:pPr>
+        <w:tabs>
+          <w:tab w:val="num" w:pos="4320"/>
+        </w:tabs>
+        <w:ind w:left="4320" w:hanging="360"/>
+      </w:pPr>
+      <w:rPr>
+        <w:rFonts w:ascii="Wingdings" w:hAnsi="Wingdings" w:hint="default"/>
+        <w:sz w:val="20"/>
+      </w:rPr>
+    </w:lvl>
+    <w:lvl w:ilvl="6" w:tentative="1">
+      <w:start w:val="1"/>
+      <w:numFmt w:val="bullet"/>
+      <w:lvlText w:val=""/>
+      <w:lvlJc w:val="left"/>
+      <w:pPr>
+        <w:tabs>
+          <w:tab w:val="num" w:pos="5040"/>
+        </w:tabs>
+        <w:ind w:left="5040" w:hanging="360"/>
+      </w:pPr>
+      <w:rPr>
+        <w:rFonts w:ascii="Wingdings" w:hAnsi="Wingdings" w:hint="default"/>
+        <w:sz w:val="20"/>
+      </w:rPr>
+    </w:lvl>
+    <w:lvl w:ilvl="7" w:tentative="1">
+      <w:start w:val="1"/>
+      <w:numFmt w:val="bullet"/>
+      <w:lvlText w:val=""/>
+      <w:lvlJc w:val="left"/>
+      <w:pPr>
+        <w:tabs>
+          <w:tab w:val="num" w:pos="5760"/>
+        </w:tabs>
+        <w:ind w:left="5760" w:hanging="360"/>
+      </w:pPr>
+      <w:rPr>
+        <w:rFonts w:ascii="Wingdings" w:hAnsi="Wingdings" w:hint="default"/>
+        <w:sz w:val="20"/>
+      </w:rPr>
+    </w:lvl>
+    <w:lvl w:ilvl="8" w:tentative="1">
+      <w:start w:val="1"/>
+      <w:numFmt w:val="bullet"/>
+      <w:lvlText w:val=""/>
+      <w:lvlJc w:val="left"/>
+      <w:pPr>
+        <w:tabs>
+          <w:tab w:val="num" w:pos="6480"/>
+        </w:tabs>
+        <w:ind w:left="6480" w:hanging="360"/>
+      </w:pPr>
+      <w:rPr>
+        <w:rFonts w:ascii="Wingdings" w:hAnsi="Wingdings" w:hint="default"/>
+        <w:sz w:val="20"/>
+      </w:rPr>
+    </w:lvl>
+  </w:abstractNum>
+  <w:abstractNum w:abstractNumId="10" w15:restartNumberingAfterBreak="0">
     <w:nsid w:val="18146BE4"/>
     <w:multiLevelType w:val="multilevel"/>
     <w:tmpl w:val="D0EC78AC"/>
@@ -6824,7 +7981,7 @@
       </w:rPr>
     </w:lvl>
   </w:abstractNum>
-  <w:abstractNum w:abstractNumId="7" w15:restartNumberingAfterBreak="0">
+  <w:abstractNum w:abstractNumId="11" w15:restartNumberingAfterBreak="0">
     <w:nsid w:val="254D45CE"/>
     <w:multiLevelType w:val="multilevel"/>
     <w:tmpl w:val="66EE3E26"/>
@@ -6973,7 +8130,7 @@
       </w:rPr>
     </w:lvl>
   </w:abstractNum>
-  <w:abstractNum w:abstractNumId="8" w15:restartNumberingAfterBreak="0">
+  <w:abstractNum w:abstractNumId="12" w15:restartNumberingAfterBreak="0">
     <w:nsid w:val="2C090D2C"/>
     <w:multiLevelType w:val="multilevel"/>
     <w:tmpl w:val="FA46E6B8"/>
@@ -7122,7 +8279,7 @@
       </w:rPr>
     </w:lvl>
   </w:abstractNum>
-  <w:abstractNum w:abstractNumId="9" w15:restartNumberingAfterBreak="0">
+  <w:abstractNum w:abstractNumId="13" w15:restartNumberingAfterBreak="0">
     <w:nsid w:val="2E6F0828"/>
     <w:multiLevelType w:val="multilevel"/>
     <w:tmpl w:val="42D8B5B6"/>
@@ -7271,7 +8428,7 @@
       </w:rPr>
     </w:lvl>
   </w:abstractNum>
-  <w:abstractNum w:abstractNumId="10" w15:restartNumberingAfterBreak="0">
+  <w:abstractNum w:abstractNumId="14" w15:restartNumberingAfterBreak="0">
     <w:nsid w:val="31E26B33"/>
     <w:multiLevelType w:val="multilevel"/>
     <w:tmpl w:val="919C86C6"/>
@@ -7420,7 +8577,7 @@
       </w:rPr>
     </w:lvl>
   </w:abstractNum>
-  <w:abstractNum w:abstractNumId="11" w15:restartNumberingAfterBreak="0">
+  <w:abstractNum w:abstractNumId="15" w15:restartNumberingAfterBreak="0">
     <w:nsid w:val="37847B96"/>
     <w:multiLevelType w:val="multilevel"/>
     <w:tmpl w:val="FB86CC52"/>
@@ -7569,7 +8726,7 @@
       </w:rPr>
     </w:lvl>
   </w:abstractNum>
-  <w:abstractNum w:abstractNumId="12" w15:restartNumberingAfterBreak="0">
+  <w:abstractNum w:abstractNumId="16" w15:restartNumberingAfterBreak="0">
     <w:nsid w:val="37B562A4"/>
     <w:multiLevelType w:val="multilevel"/>
     <w:tmpl w:val="F23C9742"/>
@@ -7718,7 +8875,156 @@
       </w:rPr>
     </w:lvl>
   </w:abstractNum>
-  <w:abstractNum w:abstractNumId="13" w15:restartNumberingAfterBreak="0">
+  <w:abstractNum w:abstractNumId="17" w15:restartNumberingAfterBreak="0">
+    <w:nsid w:val="380B4039"/>
+    <w:multiLevelType w:val="multilevel"/>
+    <w:tmpl w:val="16448EF0"/>
+    <w:lvl w:ilvl="0">
+      <w:start w:val="1"/>
+      <w:numFmt w:val="bullet"/>
+      <w:lvlText w:val=""/>
+      <w:lvlJc w:val="left"/>
+      <w:pPr>
+        <w:tabs>
+          <w:tab w:val="num" w:pos="720"/>
+        </w:tabs>
+        <w:ind w:left="720" w:hanging="360"/>
+      </w:pPr>
+      <w:rPr>
+        <w:rFonts w:ascii="Symbol" w:hAnsi="Symbol" w:hint="default"/>
+        <w:sz w:val="20"/>
+      </w:rPr>
+    </w:lvl>
+    <w:lvl w:ilvl="1">
+      <w:start w:val="1"/>
+      <w:numFmt w:val="bullet"/>
+      <w:lvlText w:val="o"/>
+      <w:lvlJc w:val="left"/>
+      <w:pPr>
+        <w:tabs>
+          <w:tab w:val="num" w:pos="1440"/>
+        </w:tabs>
+        <w:ind w:left="1440" w:hanging="360"/>
+      </w:pPr>
+      <w:rPr>
+        <w:rFonts w:ascii="Courier New" w:hAnsi="Courier New" w:hint="default"/>
+        <w:sz w:val="20"/>
+      </w:rPr>
+    </w:lvl>
+    <w:lvl w:ilvl="2" w:tentative="1">
+      <w:start w:val="1"/>
+      <w:numFmt w:val="bullet"/>
+      <w:lvlText w:val=""/>
+      <w:lvlJc w:val="left"/>
+      <w:pPr>
+        <w:tabs>
+          <w:tab w:val="num" w:pos="2160"/>
+        </w:tabs>
+        <w:ind w:left="2160" w:hanging="360"/>
+      </w:pPr>
+      <w:rPr>
+        <w:rFonts w:ascii="Wingdings" w:hAnsi="Wingdings" w:hint="default"/>
+        <w:sz w:val="20"/>
+      </w:rPr>
+    </w:lvl>
+    <w:lvl w:ilvl="3" w:tentative="1">
+      <w:start w:val="1"/>
+      <w:numFmt w:val="bullet"/>
+      <w:lvlText w:val=""/>
+      <w:lvlJc w:val="left"/>
+      <w:pPr>
+        <w:tabs>
+          <w:tab w:val="num" w:pos="2880"/>
+        </w:tabs>
+        <w:ind w:left="2880" w:hanging="360"/>
+      </w:pPr>
+      <w:rPr>
+        <w:rFonts w:ascii="Wingdings" w:hAnsi="Wingdings" w:hint="default"/>
+        <w:sz w:val="20"/>
+      </w:rPr>
+    </w:lvl>
+    <w:lvl w:ilvl="4" w:tentative="1">
+      <w:start w:val="1"/>
+      <w:numFmt w:val="bullet"/>
+      <w:lvlText w:val=""/>
+      <w:lvlJc w:val="left"/>
+      <w:pPr>
+        <w:tabs>
+          <w:tab w:val="num" w:pos="3600"/>
+        </w:tabs>
+        <w:ind w:left="3600" w:hanging="360"/>
+      </w:pPr>
+      <w:rPr>
+        <w:rFonts w:ascii="Wingdings" w:hAnsi="Wingdings" w:hint="default"/>
+        <w:sz w:val="20"/>
+      </w:rPr>
+    </w:lvl>
+    <w:lvl w:ilvl="5" w:tentative="1">
+      <w:start w:val="1"/>
+      <w:numFmt w:val="bullet"/>
+      <w:lvlText w:val=""/>
+      <w:lvlJc w:val="left"/>
+      <w:pPr>
+        <w:tabs>
+          <w:tab w:val="num" w:pos="4320"/>
+        </w:tabs>
+        <w:ind w:left="4320" w:hanging="360"/>
+      </w:pPr>
+      <w:rPr>
+        <w:rFonts w:ascii="Wingdings" w:hAnsi="Wingdings" w:hint="default"/>
+        <w:sz w:val="20"/>
+      </w:rPr>
+    </w:lvl>
+    <w:lvl w:ilvl="6" w:tentative="1">
+      <w:start w:val="1"/>
+      <w:numFmt w:val="bullet"/>
+      <w:lvlText w:val=""/>
+      <w:lvlJc w:val="left"/>
+      <w:pPr>
+        <w:tabs>
+          <w:tab w:val="num" w:pos="5040"/>
+        </w:tabs>
+        <w:ind w:left="5040" w:hanging="360"/>
+      </w:pPr>
+      <w:rPr>
+        <w:rFonts w:ascii="Wingdings" w:hAnsi="Wingdings" w:hint="default"/>
+        <w:sz w:val="20"/>
+      </w:rPr>
+    </w:lvl>
+    <w:lvl w:ilvl="7" w:tentative="1">
+      <w:start w:val="1"/>
+      <w:numFmt w:val="bullet"/>
+      <w:lvlText w:val=""/>
+      <w:lvlJc w:val="left"/>
+      <w:pPr>
+        <w:tabs>
+          <w:tab w:val="num" w:pos="5760"/>
+        </w:tabs>
+        <w:ind w:left="5760" w:hanging="360"/>
+      </w:pPr>
+      <w:rPr>
+        <w:rFonts w:ascii="Wingdings" w:hAnsi="Wingdings" w:hint="default"/>
+        <w:sz w:val="20"/>
+      </w:rPr>
+    </w:lvl>
+    <w:lvl w:ilvl="8" w:tentative="1">
+      <w:start w:val="1"/>
+      <w:numFmt w:val="bullet"/>
+      <w:lvlText w:val=""/>
+      <w:lvlJc w:val="left"/>
+      <w:pPr>
+        <w:tabs>
+          <w:tab w:val="num" w:pos="6480"/>
+        </w:tabs>
+        <w:ind w:left="6480" w:hanging="360"/>
+      </w:pPr>
+      <w:rPr>
+        <w:rFonts w:ascii="Wingdings" w:hAnsi="Wingdings" w:hint="default"/>
+        <w:sz w:val="20"/>
+      </w:rPr>
+    </w:lvl>
+  </w:abstractNum>
+  <w:abstractNum w:abstractNumId="18" w15:restartNumberingAfterBreak="0">
     <w:nsid w:val="3E0C02E9"/>
     <w:multiLevelType w:val="multilevel"/>
     <w:tmpl w:val="B8AE6048"/>
@@ -7867,7 +9173,7 @@
       </w:rPr>
     </w:lvl>
   </w:abstractNum>
-  <w:abstractNum w:abstractNumId="14" w15:restartNumberingAfterBreak="0">
+  <w:abstractNum w:abstractNumId="19" w15:restartNumberingAfterBreak="0">
     <w:nsid w:val="42C545CB"/>
     <w:multiLevelType w:val="multilevel"/>
     <w:tmpl w:val="7C369A02"/>
@@ -8016,7 +9322,7 @@
       </w:rPr>
     </w:lvl>
   </w:abstractNum>
-  <w:abstractNum w:abstractNumId="15" w15:restartNumberingAfterBreak="0">
+  <w:abstractNum w:abstractNumId="20" w15:restartNumberingAfterBreak="0">
     <w:nsid w:val="44E017F0"/>
     <w:multiLevelType w:val="hybridMultilevel"/>
     <w:tmpl w:val="0E2C0708"/>
@@ -8102,7 +9408,7 @@
       </w:pPr>
     </w:lvl>
   </w:abstractNum>
-  <w:abstractNum w:abstractNumId="16" w15:restartNumberingAfterBreak="0">
+  <w:abstractNum w:abstractNumId="21" w15:restartNumberingAfterBreak="0">
     <w:nsid w:val="45947A0B"/>
     <w:multiLevelType w:val="multilevel"/>
     <w:tmpl w:val="A5E25D90"/>
@@ -8251,7 +9557,7 @@
       </w:rPr>
     </w:lvl>
   </w:abstractNum>
-  <w:abstractNum w:abstractNumId="17" w15:restartNumberingAfterBreak="0">
+  <w:abstractNum w:abstractNumId="22" w15:restartNumberingAfterBreak="0">
     <w:nsid w:val="513071BB"/>
     <w:multiLevelType w:val="multilevel"/>
     <w:tmpl w:val="E9CCB38A"/>
@@ -8400,7 +9706,7 @@
       </w:rPr>
     </w:lvl>
   </w:abstractNum>
-  <w:abstractNum w:abstractNumId="18" w15:restartNumberingAfterBreak="0">
+  <w:abstractNum w:abstractNumId="23" w15:restartNumberingAfterBreak="0">
     <w:nsid w:val="58B678B2"/>
     <w:multiLevelType w:val="multilevel"/>
     <w:tmpl w:val="4E8011C4"/>
@@ -8549,7 +9855,7 @@
       </w:rPr>
     </w:lvl>
   </w:abstractNum>
-  <w:abstractNum w:abstractNumId="19" w15:restartNumberingAfterBreak="0">
+  <w:abstractNum w:abstractNumId="24" w15:restartNumberingAfterBreak="0">
     <w:nsid w:val="59752BAD"/>
     <w:multiLevelType w:val="multilevel"/>
     <w:tmpl w:val="95901D1A"/>
@@ -8698,7 +10004,7 @@
       </w:rPr>
     </w:lvl>
   </w:abstractNum>
-  <w:abstractNum w:abstractNumId="20" w15:restartNumberingAfterBreak="0">
+  <w:abstractNum w:abstractNumId="25" w15:restartNumberingAfterBreak="0">
     <w:nsid w:val="59BD6387"/>
     <w:multiLevelType w:val="multilevel"/>
     <w:tmpl w:val="15745FD8"/>
@@ -8847,7 +10153,7 @@
       </w:rPr>
     </w:lvl>
   </w:abstractNum>
-  <w:abstractNum w:abstractNumId="21" w15:restartNumberingAfterBreak="0">
+  <w:abstractNum w:abstractNumId="26" w15:restartNumberingAfterBreak="0">
     <w:nsid w:val="5A454DE4"/>
     <w:multiLevelType w:val="multilevel"/>
     <w:tmpl w:val="F02EA0BA"/>
@@ -8996,7 +10302,7 @@
       </w:rPr>
     </w:lvl>
   </w:abstractNum>
-  <w:abstractNum w:abstractNumId="22" w15:restartNumberingAfterBreak="0">
+  <w:abstractNum w:abstractNumId="27" w15:restartNumberingAfterBreak="0">
     <w:nsid w:val="5ABE05E0"/>
     <w:multiLevelType w:val="multilevel"/>
     <w:tmpl w:val="2E805F38"/>
@@ -9145,7 +10451,7 @@
       </w:rPr>
     </w:lvl>
   </w:abstractNum>
-  <w:abstractNum w:abstractNumId="23" w15:restartNumberingAfterBreak="0">
+  <w:abstractNum w:abstractNumId="28" w15:restartNumberingAfterBreak="0">
     <w:nsid w:val="5D1704B2"/>
     <w:multiLevelType w:val="multilevel"/>
     <w:tmpl w:val="9752C286"/>
@@ -9294,7 +10600,7 @@
       </w:rPr>
     </w:lvl>
   </w:abstractNum>
-  <w:abstractNum w:abstractNumId="24" w15:restartNumberingAfterBreak="0">
+  <w:abstractNum w:abstractNumId="29" w15:restartNumberingAfterBreak="0">
     <w:nsid w:val="5DA71912"/>
     <w:multiLevelType w:val="multilevel"/>
     <w:tmpl w:val="FC6ED462"/>
@@ -9443,7 +10749,120 @@
       </w:rPr>
     </w:lvl>
   </w:abstractNum>
-  <w:abstractNum w:abstractNumId="25" w15:restartNumberingAfterBreak="0">
+  <w:abstractNum w:abstractNumId="30" w15:restartNumberingAfterBreak="0">
+    <w:nsid w:val="6CD907C4"/>
+    <w:multiLevelType w:val="hybridMultilevel"/>
+    <w:tmpl w:val="AC98EA04"/>
+    <w:lvl w:ilvl="0" w:tplc="04090001">
+      <w:start w:val="1"/>
+      <w:numFmt w:val="bullet"/>
+      <w:lvlText w:val=""/>
+      <w:lvlJc w:val="left"/>
+      <w:pPr>
+        <w:ind w:left="720" w:hanging="360"/>
+      </w:pPr>
+      <w:rPr>
+        <w:rFonts w:ascii="Symbol" w:hAnsi="Symbol" w:hint="default"/>
+      </w:rPr>
+    </w:lvl>
+    <w:lvl w:ilvl="1" w:tplc="04090001">
+      <w:start w:val="1"/>
+      <w:numFmt w:val="bullet"/>
+      <w:lvlText w:val=""/>
+      <w:lvlJc w:val="left"/>
+      <w:pPr>
+        <w:ind w:left="1440" w:hanging="360"/>
+      </w:pPr>
+      <w:rPr>
+        <w:rFonts w:ascii="Symbol" w:hAnsi="Symbol" w:hint="default"/>
+      </w:rPr>
+    </w:lvl>
+    <w:lvl w:ilvl="2" w:tplc="04090005" w:tentative="1">
+      <w:start w:val="1"/>
+      <w:numFmt w:val="bullet"/>
+      <w:lvlText w:val=""/>
+      <w:lvlJc w:val="left"/>
+      <w:pPr>
+        <w:ind w:left="2160" w:hanging="360"/>
+      </w:pPr>
+      <w:rPr>
+        <w:rFonts w:ascii="Wingdings" w:hAnsi="Wingdings" w:hint="default"/>
+      </w:rPr>
+    </w:lvl>
+    <w:lvl w:ilvl="3" w:tplc="04090001" w:tentative="1">
+      <w:start w:val="1"/>
+      <w:numFmt w:val="bullet"/>
+      <w:lvlText w:val=""/>
+      <w:lvlJc w:val="left"/>
+      <w:pPr>
+        <w:ind w:left="2880" w:hanging="360"/>
+      </w:pPr>
+      <w:rPr>
+        <w:rFonts w:ascii="Symbol" w:hAnsi="Symbol" w:hint="default"/>
+      </w:rPr>
+    </w:lvl>
+    <w:lvl w:ilvl="4" w:tplc="04090003" w:tentative="1">
+      <w:start w:val="1"/>
+      <w:numFmt w:val="bullet"/>
+      <w:lvlText w:val="o"/>
+      <w:lvlJc w:val="left"/>
+      <w:pPr>
+        <w:ind w:left="3600" w:hanging="360"/>
+      </w:pPr>
+      <w:rPr>
+        <w:rFonts w:ascii="Courier New" w:hAnsi="Courier New" w:cs="Courier New" w:hint="default"/>
+      </w:rPr>
+    </w:lvl>
+    <w:lvl w:ilvl="5" w:tplc="04090005" w:tentative="1">
+      <w:start w:val="1"/>
+      <w:numFmt w:val="bullet"/>
+      <w:lvlText w:val=""/>
+      <w:lvlJc w:val="left"/>
+      <w:pPr>
+        <w:ind w:left="4320" w:hanging="360"/>
+      </w:pPr>
+      <w:rPr>
+        <w:rFonts w:ascii="Wingdings" w:hAnsi="Wingdings" w:hint="default"/>
+      </w:rPr>
+    </w:lvl>
+    <w:lvl w:ilvl="6" w:tplc="04090001" w:tentative="1">
+      <w:start w:val="1"/>
+      <w:numFmt w:val="bullet"/>
+      <w:lvlText w:val=""/>
+      <w:lvlJc w:val="left"/>
+      <w:pPr>
+        <w:ind w:left="5040" w:hanging="360"/>
+      </w:pPr>
+      <w:rPr>
+        <w:rFonts w:ascii="Symbol" w:hAnsi="Symbol" w:hint="default"/>
+      </w:rPr>
+    </w:lvl>
+    <w:lvl w:ilvl="7" w:tplc="04090003" w:tentative="1">
+      <w:start w:val="1"/>
+      <w:numFmt w:val="bullet"/>
+      <w:lvlText w:val="o"/>
+      <w:lvlJc w:val="left"/>
+      <w:pPr>
+        <w:ind w:left="5760" w:hanging="360"/>
+      </w:pPr>
+      <w:rPr>
+        <w:rFonts w:ascii="Courier New" w:hAnsi="Courier New" w:cs="Courier New" w:hint="default"/>
+      </w:rPr>
+    </w:lvl>
+    <w:lvl w:ilvl="8" w:tplc="04090005" w:tentative="1">
+      <w:start w:val="1"/>
+      <w:numFmt w:val="bullet"/>
+      <w:lvlText w:val=""/>
+      <w:lvlJc w:val="left"/>
+      <w:pPr>
+        <w:ind w:left="6480" w:hanging="360"/>
+      </w:pPr>
+      <w:rPr>
+        <w:rFonts w:ascii="Wingdings" w:hAnsi="Wingdings" w:hint="default"/>
+      </w:rPr>
+    </w:lvl>
+  </w:abstractNum>
+  <w:abstractNum w:abstractNumId="31" w15:restartNumberingAfterBreak="0">
     <w:nsid w:val="6D743CF7"/>
     <w:multiLevelType w:val="multilevel"/>
     <w:tmpl w:val="0A862EE8"/>
@@ -9556,7 +10975,7 @@
       </w:pPr>
     </w:lvl>
   </w:abstractNum>
-  <w:abstractNum w:abstractNumId="26" w15:restartNumberingAfterBreak="0">
+  <w:abstractNum w:abstractNumId="32" w15:restartNumberingAfterBreak="0">
     <w:nsid w:val="6F5319C9"/>
     <w:multiLevelType w:val="multilevel"/>
     <w:tmpl w:val="E2B4B9D0"/>
@@ -9705,7 +11124,7 @@
       </w:rPr>
     </w:lvl>
   </w:abstractNum>
-  <w:abstractNum w:abstractNumId="27" w15:restartNumberingAfterBreak="0">
+  <w:abstractNum w:abstractNumId="33" w15:restartNumberingAfterBreak="0">
     <w:nsid w:val="6F8750D8"/>
     <w:multiLevelType w:val="multilevel"/>
     <w:tmpl w:val="4F62FAB0"/>
@@ -9854,7 +11273,7 @@
       </w:rPr>
     </w:lvl>
   </w:abstractNum>
-  <w:abstractNum w:abstractNumId="28" w15:restartNumberingAfterBreak="0">
+  <w:abstractNum w:abstractNumId="34" w15:restartNumberingAfterBreak="0">
     <w:nsid w:val="710522D6"/>
     <w:multiLevelType w:val="multilevel"/>
     <w:tmpl w:val="25EC269E"/>
@@ -9967,7 +11386,7 @@
       </w:pPr>
     </w:lvl>
   </w:abstractNum>
-  <w:abstractNum w:abstractNumId="29" w15:restartNumberingAfterBreak="0">
+  <w:abstractNum w:abstractNumId="35" w15:restartNumberingAfterBreak="0">
     <w:nsid w:val="73EA23BC"/>
     <w:multiLevelType w:val="multilevel"/>
     <w:tmpl w:val="5E987294"/>
@@ -10116,7 +11535,7 @@
       </w:rPr>
     </w:lvl>
   </w:abstractNum>
-  <w:abstractNum w:abstractNumId="30" w15:restartNumberingAfterBreak="0">
+  <w:abstractNum w:abstractNumId="36" w15:restartNumberingAfterBreak="0">
     <w:nsid w:val="746344B2"/>
     <w:multiLevelType w:val="multilevel"/>
     <w:tmpl w:val="4022E326"/>
@@ -10265,7 +11684,7 @@
       </w:rPr>
     </w:lvl>
   </w:abstractNum>
-  <w:abstractNum w:abstractNumId="31" w15:restartNumberingAfterBreak="0">
+  <w:abstractNum w:abstractNumId="37" w15:restartNumberingAfterBreak="0">
     <w:nsid w:val="76E16548"/>
     <w:multiLevelType w:val="multilevel"/>
     <w:tmpl w:val="8198025C"/>
@@ -10414,7 +11833,7 @@
       </w:rPr>
     </w:lvl>
   </w:abstractNum>
-  <w:abstractNum w:abstractNumId="32" w15:restartNumberingAfterBreak="0">
+  <w:abstractNum w:abstractNumId="38" w15:restartNumberingAfterBreak="0">
     <w:nsid w:val="7A6829F3"/>
     <w:multiLevelType w:val="multilevel"/>
     <w:tmpl w:val="1BCA8598"/>
@@ -10563,7 +11982,7 @@
       </w:rPr>
     </w:lvl>
   </w:abstractNum>
-  <w:abstractNum w:abstractNumId="33" w15:restartNumberingAfterBreak="0">
+  <w:abstractNum w:abstractNumId="39" w15:restartNumberingAfterBreak="0">
     <w:nsid w:val="7AC81867"/>
     <w:multiLevelType w:val="multilevel"/>
     <w:tmpl w:val="9A4CBEC0"/>
@@ -10712,7 +12131,7 @@
       </w:rPr>
     </w:lvl>
   </w:abstractNum>
-  <w:abstractNum w:abstractNumId="34" w15:restartNumberingAfterBreak="0">
+  <w:abstractNum w:abstractNumId="40" w15:restartNumberingAfterBreak="0">
     <w:nsid w:val="7B525E6E"/>
     <w:multiLevelType w:val="multilevel"/>
     <w:tmpl w:val="E5C40DF8"/>
@@ -10861,7 +12280,7 @@
       </w:rPr>
     </w:lvl>
   </w:abstractNum>
-  <w:abstractNum w:abstractNumId="35" w15:restartNumberingAfterBreak="0">
+  <w:abstractNum w:abstractNumId="41" w15:restartNumberingAfterBreak="0">
     <w:nsid w:val="7D7016D0"/>
     <w:multiLevelType w:val="multilevel"/>
     <w:tmpl w:val="D21E6C42"/>
@@ -11011,112 +12430,130 @@
     </w:lvl>
   </w:abstractNum>
   <w:num w:numId="1">
-    <w:abstractNumId w:val="7"/>
+    <w:abstractNumId w:val="11"/>
   </w:num>
   <w:num w:numId="2">
+    <w:abstractNumId w:val="27"/>
+  </w:num>
+  <w:num w:numId="3">
+    <w:abstractNumId w:val="12"/>
+  </w:num>
+  <w:num w:numId="4">
+    <w:abstractNumId w:val="32"/>
+  </w:num>
+  <w:num w:numId="5">
+    <w:abstractNumId w:val="40"/>
+  </w:num>
+  <w:num w:numId="6">
+    <w:abstractNumId w:val="10"/>
+  </w:num>
+  <w:num w:numId="7">
+    <w:abstractNumId w:val="34"/>
+  </w:num>
+  <w:num w:numId="8">
+    <w:abstractNumId w:val="38"/>
+  </w:num>
+  <w:num w:numId="9">
     <w:abstractNumId w:val="22"/>
   </w:num>
-  <w:num w:numId="3">
-    <w:abstractNumId w:val="8"/>
+  <w:num w:numId="10">
+    <w:abstractNumId w:val="5"/>
   </w:num>
-  <w:num w:numId="4">
+  <w:num w:numId="11">
+    <w:abstractNumId w:val="41"/>
+  </w:num>
+  <w:num w:numId="12">
+    <w:abstractNumId w:val="19"/>
+  </w:num>
+  <w:num w:numId="13">
     <w:abstractNumId w:val="26"/>
   </w:num>
-  <w:num w:numId="5">
-    <w:abstractNumId w:val="34"/>
+  <w:num w:numId="14">
+    <w:abstractNumId w:val="16"/>
   </w:num>
-  <w:num w:numId="6">
-    <w:abstractNumId w:val="6"/>
+  <w:num w:numId="15">
+    <w:abstractNumId w:val="13"/>
   </w:num>
-  <w:num w:numId="7">
+  <w:num w:numId="16">
+    <w:abstractNumId w:val="23"/>
+  </w:num>
+  <w:num w:numId="17">
+    <w:abstractNumId w:val="33"/>
+  </w:num>
+  <w:num w:numId="18">
     <w:abstractNumId w:val="28"/>
   </w:num>
-  <w:num w:numId="8">
-    <w:abstractNumId w:val="32"/>
+  <w:num w:numId="19">
+    <w:abstractNumId w:val="2"/>
   </w:num>
-  <w:num w:numId="9">
-    <w:abstractNumId w:val="17"/>
-  </w:num>
-  <w:num w:numId="10">
-    <w:abstractNumId w:val="3"/>
-  </w:num>
-  <w:num w:numId="11">
-    <w:abstractNumId w:val="35"/>
-  </w:num>
-  <w:num w:numId="12">
+  <w:num w:numId="20">
     <w:abstractNumId w:val="14"/>
   </w:num>
-  <w:num w:numId="13">
-    <w:abstractNumId w:val="21"/>
-  </w:num>
-  <w:num w:numId="14">
-    <w:abstractNumId w:val="12"/>
-  </w:num>
-  <w:num w:numId="15">
-    <w:abstractNumId w:val="9"/>
-  </w:num>
-  <w:num w:numId="16">
-    <w:abstractNumId w:val="18"/>
-  </w:num>
-  <w:num w:numId="17">
-    <w:abstractNumId w:val="27"/>
-  </w:num>
-  <w:num w:numId="18">
-    <w:abstractNumId w:val="23"/>
-  </w:num>
-  <w:num w:numId="19">
-    <w:abstractNumId w:val="1"/>
-  </w:num>
-  <w:num w:numId="20">
-    <w:abstractNumId w:val="10"/>
-  </w:num>
   <w:num w:numId="21">
-    <w:abstractNumId w:val="31"/>
+    <w:abstractNumId w:val="37"/>
   </w:num>
   <w:num w:numId="22">
-    <w:abstractNumId w:val="25"/>
+    <w:abstractNumId w:val="31"/>
   </w:num>
   <w:num w:numId="23">
     <w:abstractNumId w:val="0"/>
   </w:num>
   <w:num w:numId="24">
-    <w:abstractNumId w:val="11"/>
+    <w:abstractNumId w:val="15"/>
   </w:num>
   <w:num w:numId="25">
+    <w:abstractNumId w:val="36"/>
+  </w:num>
+  <w:num w:numId="26">
+    <w:abstractNumId w:val="24"/>
+  </w:num>
+  <w:num w:numId="27">
+    <w:abstractNumId w:val="35"/>
+  </w:num>
+  <w:num w:numId="28">
+    <w:abstractNumId w:val="4"/>
+  </w:num>
+  <w:num w:numId="29">
+    <w:abstractNumId w:val="39"/>
+  </w:num>
+  <w:num w:numId="30">
+    <w:abstractNumId w:val="18"/>
+  </w:num>
+  <w:num w:numId="31">
+    <w:abstractNumId w:val="25"/>
+  </w:num>
+  <w:num w:numId="32">
+    <w:abstractNumId w:val="21"/>
+  </w:num>
+  <w:num w:numId="33">
+    <w:abstractNumId w:val="29"/>
+  </w:num>
+  <w:num w:numId="34">
+    <w:abstractNumId w:val="7"/>
+  </w:num>
+  <w:num w:numId="35">
+    <w:abstractNumId w:val="8"/>
+  </w:num>
+  <w:num w:numId="36">
+    <w:abstractNumId w:val="20"/>
+  </w:num>
+  <w:num w:numId="37">
+    <w:abstractNumId w:val="17"/>
+  </w:num>
+  <w:num w:numId="38">
+    <w:abstractNumId w:val="3"/>
+  </w:num>
+  <w:num w:numId="39">
+    <w:abstractNumId w:val="1"/>
+  </w:num>
+  <w:num w:numId="40">
     <w:abstractNumId w:val="30"/>
   </w:num>
-  <w:num w:numId="26">
-    <w:abstractNumId w:val="19"/>
+  <w:num w:numId="41">
+    <w:abstractNumId w:val="9"/>
   </w:num>
-  <w:num w:numId="27">
-    <w:abstractNumId w:val="29"/>
-  </w:num>
-  <w:num w:numId="28">
-    <w:abstractNumId w:val="2"/>
-  </w:num>
-  <w:num w:numId="29">
-    <w:abstractNumId w:val="33"/>
-  </w:num>
-  <w:num w:numId="30">
-    <w:abstractNumId w:val="13"/>
-  </w:num>
-  <w:num w:numId="31">
-    <w:abstractNumId w:val="20"/>
-  </w:num>
-  <w:num w:numId="32">
-    <w:abstractNumId w:val="16"/>
-  </w:num>
-  <w:num w:numId="33">
-    <w:abstractNumId w:val="24"/>
-  </w:num>
-  <w:num w:numId="34">
-    <w:abstractNumId w:val="4"/>
-  </w:num>
-  <w:num w:numId="35">
-    <w:abstractNumId w:val="5"/>
-  </w:num>
-  <w:num w:numId="36">
-    <w:abstractNumId w:val="15"/>
+  <w:num w:numId="42">
+    <w:abstractNumId w:val="6"/>
   </w:num>
 </w:numbering>
 </file>

--- a/PLIEGO TÉCNICO FUNCIONAL Y DISCOVERY.docx
+++ b/PLIEGO TÉCNICO FUNCIONAL Y DISCOVERY.docx
@@ -1784,7 +1784,6 @@
           <w:sz w:val="18"/>
         </w:rPr>
       </w:pPr>
-      <w:bookmarkStart w:id="0" w:name="_GoBack"/>
       <w:r>
         <w:rPr>
           <w:rFonts w:ascii="Arial" w:hAnsi="Arial" w:cs="Arial"/>
@@ -1796,8 +1795,8 @@
         </w:rPr>
         <w:drawing>
           <wp:inline distT="0" distB="0" distL="0" distR="0">
-            <wp:extent cx="5701665" cy="3110230"/>
-            <wp:effectExtent l="0" t="0" r="0" b="0"/>
+            <wp:extent cx="4532621" cy="6381750"/>
+            <wp:effectExtent l="0" t="0" r="1905" b="0"/>
             <wp:docPr id="6" name="Imagen 6"/>
             <wp:cNvGraphicFramePr>
               <a:graphicFrameLocks xmlns:a="http://schemas.openxmlformats.org/drawingml/2006/main" noChangeAspect="1"/>
@@ -1824,7 +1823,7 @@
                   <pic:spPr>
                     <a:xfrm>
                       <a:off x="0" y="0"/>
-                      <a:ext cx="5701665" cy="3110230"/>
+                      <a:ext cx="4538399" cy="6389885"/>
                     </a:xfrm>
                     <a:prstGeom prst="rect">
                       <a:avLst/>
@@ -1836,7 +1835,6 @@
           </wp:inline>
         </w:drawing>
       </w:r>
-      <w:bookmarkEnd w:id="0"/>
     </w:p>
     <w:p>
       <w:pPr>
@@ -2020,7 +2018,16 @@
           <w:rFonts w:ascii="Arial" w:hAnsi="Arial" w:cs="Arial"/>
           <w:sz w:val="18"/>
         </w:rPr>
-        <w:t xml:space="preserve"> seguras, procesar de forma dinámica las solicitudes de los QR con montos variables y manejar tareas programadas en segundo plano.</w:t>
+        <w:t xml:space="preserve"> seguras, procesar de forma dinámica las solicitudes de los QR con montos variables y manejar tarea</w:t>
+      </w:r>
+      <w:bookmarkStart w:id="0" w:name="_GoBack"/>
+      <w:bookmarkEnd w:id="0"/>
+      <w:r>
+        <w:rPr>
+          <w:rFonts w:ascii="Arial" w:hAnsi="Arial" w:cs="Arial"/>
+          <w:sz w:val="18"/>
+        </w:rPr>
+        <w:t>s programadas en segundo plano.</w:t>
       </w:r>
     </w:p>
     <w:p>
@@ -2041,6 +2048,7 @@
           <w:bCs/>
           <w:sz w:val="18"/>
         </w:rPr>
+        <w:lastRenderedPageBreak/>
         <w:t>Base de Datos:</w:t>
       </w:r>
       <w:r>
@@ -2448,7 +2456,6 @@
           <w:bCs/>
           <w:sz w:val="18"/>
         </w:rPr>
-        <w:lastRenderedPageBreak/>
         <w:t>RF-EXP-001:</w:t>
       </w:r>
       <w:r>
@@ -3025,6 +3032,7 @@
           <w:bCs/>
           <w:sz w:val="18"/>
         </w:rPr>
+        <w:lastRenderedPageBreak/>
         <w:t>RF-PRO-002 (Pagos de proveedores):</w:t>
       </w:r>
       <w:r>
@@ -3297,7 +3305,6 @@
           <w:bCs/>
           <w:sz w:val="18"/>
         </w:rPr>
-        <w:lastRenderedPageBreak/>
         <w:t>RF-AGE-003 (Bloqueo Temporal y Pago Inmediato):</w:t>
       </w:r>
       <w:r>
@@ -3658,6 +3665,7 @@
           <w:szCs w:val="18"/>
           <w:lang w:val="es-ES"/>
         </w:rPr>
+        <w:lastRenderedPageBreak/>
         <w:t>Vista consolidada del total recaudado en el mes por concepto de consumo de agua y luz.</w:t>
       </w:r>
     </w:p>
@@ -3943,7 +3951,6 @@
           <w:sz w:val="20"/>
           <w:szCs w:val="18"/>
         </w:rPr>
-        <w:lastRenderedPageBreak/>
         <w:t>4. Historial de Transacciones (Auditoría de Pasarela QR)</w:t>
       </w:r>
     </w:p>
@@ -4275,6 +4282,7 @@
                 <w:sz w:val="20"/>
                 <w:szCs w:val="24"/>
               </w:rPr>
+              <w:lastRenderedPageBreak/>
               <w:t>Alternativa de Integración</w:t>
             </w:r>
           </w:p>
@@ -4654,7 +4662,6 @@
                 <w:szCs w:val="24"/>
                 <w:lang w:val="es-ES"/>
               </w:rPr>
-              <w:lastRenderedPageBreak/>
               <w:t>ECONOMICO</w:t>
             </w:r>
           </w:p>
@@ -5336,7 +5343,17 @@
           <w:szCs w:val="27"/>
           <w:lang w:val="es-ES"/>
         </w:rPr>
-        <w:t xml:space="preserve"> si en el futuro se decide migrar a otra pasarela o API directa bancaria, el cambio no afecte la integridad del sistema de deudas ni la base de datos. </w:t>
+        <w:t xml:space="preserve"> si en el futuro se decide migrar a otra </w:t>
+      </w:r>
+      <w:r>
+        <w:rPr>
+          <w:rFonts w:ascii="Arial" w:eastAsia="Times New Roman" w:hAnsi="Arial" w:cs="Arial"/>
+          <w:bCs/>
+          <w:szCs w:val="27"/>
+          <w:lang w:val="es-ES"/>
+        </w:rPr>
+        <w:lastRenderedPageBreak/>
+        <w:t xml:space="preserve">pasarela o API directa bancaria, el cambio no afecte la integridad del sistema de deudas ni la base de datos. </w:t>
       </w:r>
     </w:p>
     <w:p>
@@ -5632,7 +5649,6 @@
           <w:szCs w:val="24"/>
           <w:lang w:val="es-ES"/>
         </w:rPr>
-        <w:lastRenderedPageBreak/>
         <w:t xml:space="preserve">Registrará el dinero automáticamente en el reporte de </w:t>
       </w:r>
       <w:r>
@@ -5732,6 +5748,7 @@
           <w:szCs w:val="24"/>
           <w:lang w:val="en-US"/>
         </w:rPr>
+        <w:lastRenderedPageBreak/>
         <w:drawing>
           <wp:inline distT="0" distB="0" distL="0" distR="0" wp14:anchorId="12ED9B6B" wp14:editId="40701756">
             <wp:extent cx="5701665" cy="4561205"/>
